--- a/Documentos/Taller 3- JavierAmaya_CamilaCaraballo_LauraRivera.docx
+++ b/Documentos/Taller 3- JavierAmaya_CamilaCaraballo_LauraRivera.docx
@@ -2,203 +2,33 @@
 <file path=word/document.xml><?xml version="1.0" encoding="utf-8"?>
 <w:document xmlns:wpc="http://schemas.microsoft.com/office/word/2010/wordprocessingCanvas" xmlns:cx="http://schemas.microsoft.com/office/drawing/2014/chartex" xmlns:cx1="http://schemas.microsoft.com/office/drawing/2015/9/8/chartex" xmlns:cx2="http://schemas.microsoft.com/office/drawing/2015/10/21/chartex" xmlns:cx3="http://schemas.microsoft.com/office/drawing/2016/5/9/chartex" xmlns:cx4="http://schemas.microsoft.com/office/drawing/2016/5/10/chartex" xmlns:cx5="http://schemas.microsoft.com/office/drawing/2016/5/11/chartex" xmlns:cx6="http://schemas.microsoft.com/office/drawing/2016/5/12/chartex" xmlns:cx7="http://schemas.microsoft.com/office/drawing/2016/5/13/chartex" xmlns:cx8="http://schemas.microsoft.com/office/drawing/2016/5/14/chartex" xmlns:mc="http://schemas.openxmlformats.org/markup-compatibility/2006" xmlns:aink="http://schemas.microsoft.com/office/drawing/2016/ink" xmlns:am3d="http://schemas.microsoft.com/office/drawing/2017/model3d" xmlns:o="urn:schemas-microsoft-com:office:office" xmlns:r="http://schemas.openxmlformats.org/officeDocument/2006/relationships" xmlns:m="http://schemas.openxmlformats.org/officeDocument/2006/math" xmlns:v="urn:schemas-microsoft-com:vml" xmlns:wp14="http://schemas.microsoft.com/office/word/2010/wordprocessingDrawing" xmlns:wp="http://schemas.openxmlformats.org/drawingml/2006/wordprocessingDrawing" xmlns:w10="urn:schemas-microsoft-com:office:word" xmlns:w="http://schemas.openxmlformats.org/wordprocessingml/2006/main" xmlns:w14="http://schemas.microsoft.com/office/word/2010/wordml" xmlns:w15="http://schemas.microsoft.com/office/word/2012/wordml" xmlns:w16cex="http://schemas.microsoft.com/office/word/2018/wordml/cex" xmlns:w16cid="http://schemas.microsoft.com/office/word/2016/wordml/cid" xmlns:w16="http://schemas.microsoft.com/office/word/2018/wordml" xmlns:w16sdtdh="http://schemas.microsoft.com/office/word/2020/wordml/sdtdatahash" xmlns:w16se="http://schemas.microsoft.com/office/word/2015/wordml/symex" xmlns:wpg="http://schemas.microsoft.com/office/word/2010/wordprocessingGroup" xmlns:wpi="http://schemas.microsoft.com/office/word/2010/wordprocessingInk" xmlns:wne="http://schemas.microsoft.com/office/word/2006/wordml" xmlns:wps="http://schemas.microsoft.com/office/word/2010/wordprocessingShape" mc:Ignorable="w14 w15 w16se w16cid w16 w16cex w16sdtdh wp14">
   <w:body>
-    <w:p>
-      <w:pPr>
-        <w:rPr>
-          <w:rFonts w:ascii="Times New Roman" w:hAnsi="Times New Roman" w:cs="Times New Roman"/>
-          <w:b/>
-          <w:bCs/>
-          <w:sz w:val="24"/>
-          <w:szCs w:val="24"/>
-        </w:rPr>
-      </w:pPr>
-    </w:p>
-    <w:p>
-      <w:pPr>
-        <w:rPr>
-          <w:rFonts w:ascii="Times New Roman" w:hAnsi="Times New Roman" w:cs="Times New Roman"/>
-          <w:b/>
-          <w:bCs/>
-          <w:sz w:val="24"/>
-          <w:szCs w:val="24"/>
-        </w:rPr>
-      </w:pPr>
-    </w:p>
-    <w:p>
-      <w:pPr>
-        <w:jc w:val="center"/>
-        <w:rPr>
-          <w:rFonts w:ascii="Times New Roman" w:hAnsi="Times New Roman" w:cs="Times New Roman"/>
-          <w:b/>
-          <w:bCs/>
-          <w:sz w:val="24"/>
-          <w:szCs w:val="24"/>
-        </w:rPr>
-      </w:pPr>
-    </w:p>
-    <w:p>
-      <w:pPr>
-        <w:jc w:val="center"/>
-        <w:rPr>
-          <w:rFonts w:ascii="Times New Roman" w:hAnsi="Times New Roman" w:cs="Times New Roman"/>
-          <w:b/>
-          <w:bCs/>
-          <w:sz w:val="24"/>
-          <w:szCs w:val="24"/>
-        </w:rPr>
-      </w:pPr>
-      <w:r>
-        <w:rPr>
-          <w:rFonts w:ascii="Times New Roman" w:hAnsi="Times New Roman" w:cs="Times New Roman"/>
-          <w:b/>
-          <w:bCs/>
-          <w:sz w:val="24"/>
-          <w:szCs w:val="24"/>
-        </w:rPr>
-        <w:t xml:space="preserve">     </w:t>
-      </w:r>
-      <w:r>
-        <w:rPr>
-          <w:rFonts w:ascii="Times New Roman" w:hAnsi="Times New Roman" w:cs="Times New Roman"/>
-          <w:b/>
-          <w:bCs/>
-          <w:sz w:val="24"/>
-          <w:szCs w:val="24"/>
-        </w:rPr>
+    <w:p/>
+    <w:p/>
+    <w:p>
+      <w:pPr>
+        <w:pStyle w:val="Sinespaciado"/>
+      </w:pPr>
+    </w:p>
+    <w:p>
+      <w:pPr>
+        <w:pStyle w:val="Sinespaciado"/>
+      </w:pPr>
+      <w:r>
         <w:t>Exploración y visualización de datos para lo socioeconómico</w:t>
       </w:r>
-      <w:r>
-        <w:rPr>
-          <w:rFonts w:ascii="Times New Roman" w:hAnsi="Times New Roman" w:cs="Times New Roman"/>
-          <w:b/>
-          <w:bCs/>
-          <w:sz w:val="24"/>
-          <w:szCs w:val="24"/>
-        </w:rPr>
-        <w:t xml:space="preserve"> </w:t>
-      </w:r>
-    </w:p>
-    <w:p>
-      <w:pPr>
-        <w:jc w:val="center"/>
-        <w:rPr>
-          <w:rFonts w:ascii="Times New Roman" w:hAnsi="Times New Roman" w:cs="Times New Roman"/>
-          <w:sz w:val="24"/>
-          <w:szCs w:val="24"/>
-        </w:rPr>
-      </w:pPr>
-      <w:r>
-        <w:rPr>
-          <w:rFonts w:ascii="Times New Roman" w:hAnsi="Times New Roman" w:cs="Times New Roman"/>
-          <w:sz w:val="24"/>
-          <w:szCs w:val="24"/>
-        </w:rPr>
-        <w:t xml:space="preserve">        </w:t>
-      </w:r>
-      <w:r>
-        <w:rPr>
-          <w:rFonts w:ascii="Times New Roman" w:hAnsi="Times New Roman" w:cs="Times New Roman"/>
-          <w:sz w:val="24"/>
-          <w:szCs w:val="24"/>
-        </w:rPr>
+    </w:p>
+    <w:p>
+      <w:pPr>
+        <w:pStyle w:val="Sinespaciado"/>
+      </w:pPr>
+      <w:r>
         <w:t>Miguel Andrés Garzón</w:t>
       </w:r>
     </w:p>
-    <w:p>
-      <w:pPr>
-        <w:rPr>
-          <w:rFonts w:ascii="Times New Roman" w:hAnsi="Times New Roman" w:cs="Times New Roman"/>
-          <w:b/>
-          <w:bCs/>
-          <w:sz w:val="24"/>
-          <w:szCs w:val="24"/>
-        </w:rPr>
-      </w:pPr>
-    </w:p>
-    <w:p>
-      <w:pPr>
-        <w:jc w:val="center"/>
-        <w:rPr>
-          <w:rFonts w:ascii="Times New Roman" w:hAnsi="Times New Roman" w:cs="Times New Roman"/>
-          <w:b/>
-          <w:bCs/>
-          <w:sz w:val="24"/>
-          <w:szCs w:val="24"/>
-        </w:rPr>
-      </w:pPr>
-    </w:p>
-    <w:p>
-      <w:pPr>
-        <w:jc w:val="center"/>
-        <w:rPr>
-          <w:rFonts w:ascii="Times New Roman" w:hAnsi="Times New Roman" w:cs="Times New Roman"/>
-          <w:b/>
-          <w:bCs/>
-          <w:sz w:val="24"/>
-          <w:szCs w:val="24"/>
-        </w:rPr>
-      </w:pPr>
-    </w:p>
-    <w:p>
-      <w:pPr>
-        <w:jc w:val="center"/>
-        <w:rPr>
-          <w:rFonts w:ascii="Times New Roman" w:hAnsi="Times New Roman" w:cs="Times New Roman"/>
-          <w:b/>
-          <w:bCs/>
-          <w:sz w:val="24"/>
-          <w:szCs w:val="24"/>
-        </w:rPr>
-      </w:pPr>
-    </w:p>
-    <w:p>
-      <w:pPr>
-        <w:jc w:val="center"/>
-        <w:rPr>
-          <w:rFonts w:ascii="Times New Roman" w:hAnsi="Times New Roman" w:cs="Times New Roman"/>
-          <w:b/>
-          <w:bCs/>
-          <w:sz w:val="24"/>
-          <w:szCs w:val="24"/>
-        </w:rPr>
-      </w:pPr>
-    </w:p>
-    <w:p>
-      <w:pPr>
-        <w:jc w:val="center"/>
-        <w:rPr>
-          <w:rFonts w:ascii="Times New Roman" w:hAnsi="Times New Roman" w:cs="Times New Roman"/>
-          <w:b/>
-          <w:bCs/>
-          <w:sz w:val="24"/>
-          <w:szCs w:val="24"/>
-        </w:rPr>
-      </w:pPr>
-    </w:p>
-    <w:p>
-      <w:pPr>
-        <w:jc w:val="center"/>
-        <w:rPr>
-          <w:rFonts w:ascii="Times New Roman" w:hAnsi="Times New Roman" w:cs="Times New Roman"/>
-          <w:b/>
-          <w:bCs/>
-          <w:sz w:val="24"/>
-          <w:szCs w:val="24"/>
-        </w:rPr>
-      </w:pPr>
-    </w:p>
-    <w:p>
-      <w:pPr>
-        <w:jc w:val="center"/>
-        <w:rPr>
-          <w:rFonts w:ascii="Times New Roman" w:hAnsi="Times New Roman" w:cs="Times New Roman"/>
-          <w:b/>
-          <w:bCs/>
-          <w:sz w:val="24"/>
-          <w:szCs w:val="24"/>
-        </w:rPr>
-      </w:pPr>
-    </w:p>
+    <w:p/>
+    <w:p/>
+    <w:p/>
+    <w:p/>
     <w:tbl>
       <w:tblPr>
         <w:tblStyle w:val="Tablaconcuadrcula"/>
@@ -223,23 +53,6 @@
           <w:p>
             <w:pPr>
               <w:jc w:val="center"/>
-              <w:rPr>
-                <w:rFonts w:ascii="Times New Roman" w:hAnsi="Times New Roman" w:cs="Times New Roman"/>
-                <w:b/>
-                <w:bCs/>
-                <w:sz w:val="24"/>
-                <w:szCs w:val="24"/>
-              </w:rPr>
-            </w:pPr>
-          </w:p>
-          <w:p>
-            <w:pPr>
-              <w:jc w:val="center"/>
-              <w:rPr>
-                <w:rStyle w:val="nfasisintenso"/>
-                <w:sz w:val="24"/>
-                <w:szCs w:val="24"/>
-              </w:rPr>
             </w:pPr>
             <w:r>
               <w:rPr>
@@ -266,1495 +79,549 @@
               <w:t xml:space="preserve">: </w:t>
             </w:r>
             <w:r>
-              <w:rPr>
-                <w:rFonts w:ascii="Times New Roman" w:hAnsi="Times New Roman" w:cs="Times New Roman"/>
-                <w:b/>
-                <w:bCs/>
-                <w:sz w:val="24"/>
-                <w:szCs w:val="24"/>
-              </w:rPr>
               <w:t>Pruebas de hipótesis y comparación de grupos</w:t>
             </w:r>
             <w:r>
               <w:rPr>
                 <w:rStyle w:val="Refdenotaalpie"/>
-                <w:rFonts w:ascii="Times New Roman" w:hAnsi="Times New Roman" w:cs="Times New Roman"/>
                 <w:b/>
                 <w:bCs/>
-                <w:sz w:val="24"/>
-                <w:szCs w:val="24"/>
               </w:rPr>
               <w:footnoteReference w:id="1"/>
             </w:r>
           </w:p>
-          <w:p>
-            <w:pPr>
-              <w:jc w:val="center"/>
-              <w:rPr>
-                <w:rFonts w:ascii="Times New Roman" w:hAnsi="Times New Roman" w:cs="Times New Roman"/>
-                <w:b/>
-                <w:bCs/>
-                <w:sz w:val="24"/>
-                <w:szCs w:val="24"/>
-              </w:rPr>
-            </w:pPr>
-          </w:p>
         </w:tc>
       </w:tr>
     </w:tbl>
-    <w:p>
-      <w:pPr>
-        <w:jc w:val="center"/>
-        <w:rPr>
-          <w:rFonts w:ascii="Times New Roman" w:hAnsi="Times New Roman" w:cs="Times New Roman"/>
-          <w:b/>
-          <w:bCs/>
-          <w:sz w:val="24"/>
-          <w:szCs w:val="24"/>
-        </w:rPr>
-      </w:pPr>
-    </w:p>
-    <w:p>
-      <w:pPr>
-        <w:jc w:val="center"/>
-        <w:rPr>
-          <w:rFonts w:ascii="Times New Roman" w:hAnsi="Times New Roman" w:cs="Times New Roman"/>
-          <w:b/>
-          <w:bCs/>
-          <w:sz w:val="24"/>
-          <w:szCs w:val="24"/>
-        </w:rPr>
-      </w:pPr>
-    </w:p>
-    <w:p>
-      <w:pPr>
-        <w:jc w:val="center"/>
-        <w:rPr>
-          <w:rFonts w:ascii="Times New Roman" w:hAnsi="Times New Roman" w:cs="Times New Roman"/>
-          <w:b/>
-          <w:bCs/>
-          <w:sz w:val="24"/>
-          <w:szCs w:val="24"/>
-        </w:rPr>
-      </w:pPr>
-    </w:p>
-    <w:p>
-      <w:pPr>
-        <w:spacing w:line="240" w:lineRule="auto"/>
-        <w:jc w:val="center"/>
-        <w:rPr>
-          <w:rFonts w:ascii="Times New Roman" w:hAnsi="Times New Roman" w:cs="Times New Roman"/>
-          <w:b/>
-          <w:bCs/>
-          <w:sz w:val="24"/>
-          <w:szCs w:val="24"/>
-        </w:rPr>
-      </w:pPr>
-    </w:p>
-    <w:p>
-      <w:pPr>
-        <w:spacing w:line="240" w:lineRule="auto"/>
-        <w:jc w:val="center"/>
-        <w:rPr>
-          <w:rFonts w:ascii="Times New Roman" w:hAnsi="Times New Roman" w:cs="Times New Roman"/>
-          <w:b/>
-          <w:bCs/>
-          <w:sz w:val="24"/>
-          <w:szCs w:val="24"/>
-        </w:rPr>
-      </w:pPr>
-    </w:p>
-    <w:p>
-      <w:pPr>
-        <w:spacing w:line="240" w:lineRule="auto"/>
-        <w:jc w:val="center"/>
-        <w:rPr>
-          <w:rFonts w:ascii="Times New Roman" w:hAnsi="Times New Roman" w:cs="Times New Roman"/>
-          <w:b/>
-          <w:bCs/>
-          <w:sz w:val="24"/>
-          <w:szCs w:val="24"/>
-        </w:rPr>
-      </w:pPr>
-    </w:p>
-    <w:p>
-      <w:pPr>
-        <w:spacing w:line="240" w:lineRule="auto"/>
-        <w:rPr>
-          <w:rFonts w:ascii="Times New Roman" w:hAnsi="Times New Roman" w:cs="Times New Roman"/>
-          <w:b/>
-          <w:bCs/>
-          <w:sz w:val="24"/>
-          <w:szCs w:val="24"/>
-        </w:rPr>
-      </w:pPr>
-    </w:p>
-    <w:p>
-      <w:pPr>
-        <w:spacing w:line="240" w:lineRule="auto"/>
-        <w:rPr>
-          <w:rFonts w:ascii="Times New Roman" w:hAnsi="Times New Roman" w:cs="Times New Roman"/>
-          <w:b/>
-          <w:bCs/>
-          <w:sz w:val="24"/>
-          <w:szCs w:val="24"/>
-        </w:rPr>
-      </w:pPr>
-    </w:p>
-    <w:p>
-      <w:pPr>
-        <w:spacing w:line="240" w:lineRule="auto"/>
-        <w:jc w:val="center"/>
-        <w:rPr>
-          <w:rFonts w:ascii="Times New Roman" w:hAnsi="Times New Roman" w:cs="Times New Roman"/>
-          <w:b/>
-          <w:bCs/>
-          <w:sz w:val="24"/>
-          <w:szCs w:val="24"/>
-        </w:rPr>
-      </w:pPr>
-      <w:r>
-        <w:rPr>
-          <w:rFonts w:ascii="Times New Roman" w:hAnsi="Times New Roman" w:cs="Times New Roman"/>
-          <w:b/>
-          <w:bCs/>
-          <w:sz w:val="24"/>
-          <w:szCs w:val="24"/>
-        </w:rPr>
-        <w:t xml:space="preserve">  </w:t>
-      </w:r>
-      <w:r>
-        <w:rPr>
-          <w:rFonts w:ascii="Times New Roman" w:hAnsi="Times New Roman" w:cs="Times New Roman"/>
-          <w:b/>
-          <w:bCs/>
-          <w:sz w:val="24"/>
-          <w:szCs w:val="24"/>
-        </w:rPr>
+    <w:p/>
+    <w:p/>
+    <w:p/>
+    <w:p/>
+    <w:p>
+      <w:pPr>
+        <w:pStyle w:val="Sinespaciado"/>
+        <w:spacing w:beforeAutospacing="0" w:afterAutospacing="0"/>
+      </w:pPr>
+      <w:r>
         <w:t>ELABORADO POR:</w:t>
       </w:r>
     </w:p>
     <w:p>
       <w:pPr>
-        <w:spacing w:line="240" w:lineRule="auto"/>
-        <w:jc w:val="center"/>
-        <w:rPr>
-          <w:rFonts w:ascii="Times New Roman" w:hAnsi="Times New Roman" w:cs="Times New Roman"/>
-          <w:sz w:val="24"/>
-          <w:szCs w:val="24"/>
-        </w:rPr>
-      </w:pPr>
-      <w:r>
-        <w:rPr>
-          <w:rFonts w:ascii="Times New Roman" w:hAnsi="Times New Roman" w:cs="Times New Roman"/>
-          <w:sz w:val="24"/>
-          <w:szCs w:val="24"/>
-        </w:rPr>
-        <w:t xml:space="preserve">  </w:t>
-      </w:r>
-      <w:r>
-        <w:rPr>
-          <w:rFonts w:ascii="Times New Roman" w:hAnsi="Times New Roman" w:cs="Times New Roman"/>
-          <w:sz w:val="24"/>
-          <w:szCs w:val="24"/>
-        </w:rPr>
-        <w:t xml:space="preserve">Laura Sarif Rivera </w:t>
-      </w:r>
-      <w:r>
-        <w:rPr>
-          <w:rFonts w:ascii="Times New Roman" w:hAnsi="Times New Roman" w:cs="Times New Roman"/>
-          <w:sz w:val="24"/>
-          <w:szCs w:val="24"/>
-        </w:rPr>
+        <w:pStyle w:val="Sinespaciado"/>
+        <w:spacing w:beforeAutospacing="0" w:afterAutospacing="0"/>
+      </w:pPr>
+      <w:r>
+        <w:t xml:space="preserve">Laura </w:t>
+      </w:r>
+      <w:proofErr w:type="spellStart"/>
+      <w:r>
+        <w:t>Sarif</w:t>
+      </w:r>
+      <w:proofErr w:type="spellEnd"/>
+      <w:r>
+        <w:t xml:space="preserve"> Rivera </w:t>
+      </w:r>
+      <w:r>
         <w:t>Sanabria</w:t>
       </w:r>
     </w:p>
     <w:p>
       <w:pPr>
-        <w:spacing w:line="240" w:lineRule="auto"/>
-        <w:jc w:val="center"/>
-        <w:rPr>
-          <w:rFonts w:ascii="Times New Roman" w:hAnsi="Times New Roman" w:cs="Times New Roman"/>
-          <w:sz w:val="24"/>
-          <w:szCs w:val="24"/>
-        </w:rPr>
-      </w:pPr>
-      <w:r>
-        <w:rPr>
-          <w:rFonts w:ascii="Times New Roman" w:hAnsi="Times New Roman" w:cs="Times New Roman"/>
-          <w:sz w:val="24"/>
-          <w:szCs w:val="24"/>
-        </w:rPr>
-        <w:t xml:space="preserve">  </w:t>
-      </w:r>
-      <w:r>
-        <w:rPr>
-          <w:rFonts w:ascii="Times New Roman" w:hAnsi="Times New Roman" w:cs="Times New Roman"/>
-          <w:sz w:val="24"/>
-          <w:szCs w:val="24"/>
-        </w:rPr>
+        <w:pStyle w:val="Sinespaciado"/>
+        <w:spacing w:beforeAutospacing="0" w:afterAutospacing="0"/>
+      </w:pPr>
+      <w:r>
         <w:t>María Camila Caraballo</w:t>
       </w:r>
       <w:r>
-        <w:rPr>
-          <w:rFonts w:ascii="Times New Roman" w:hAnsi="Times New Roman" w:cs="Times New Roman"/>
-          <w:sz w:val="24"/>
-          <w:szCs w:val="24"/>
-        </w:rPr>
         <w:t xml:space="preserve"> Candela</w:t>
       </w:r>
     </w:p>
     <w:p>
       <w:pPr>
-        <w:spacing w:line="240" w:lineRule="auto"/>
-        <w:jc w:val="center"/>
-        <w:rPr>
-          <w:rFonts w:ascii="Times New Roman" w:hAnsi="Times New Roman" w:cs="Times New Roman"/>
-          <w:sz w:val="24"/>
-          <w:szCs w:val="24"/>
-        </w:rPr>
-      </w:pPr>
-      <w:r>
-        <w:rPr>
-          <w:rFonts w:ascii="Times New Roman" w:hAnsi="Times New Roman" w:cs="Times New Roman"/>
-          <w:sz w:val="24"/>
-          <w:szCs w:val="24"/>
-        </w:rPr>
-        <w:t xml:space="preserve">  </w:t>
-      </w:r>
-      <w:r>
-        <w:rPr>
-          <w:rFonts w:ascii="Times New Roman" w:hAnsi="Times New Roman" w:cs="Times New Roman"/>
-          <w:sz w:val="24"/>
-          <w:szCs w:val="24"/>
-        </w:rPr>
+        <w:pStyle w:val="Sinespaciado"/>
+        <w:spacing w:beforeAutospacing="0" w:afterAutospacing="0"/>
+      </w:pPr>
+      <w:r>
         <w:t xml:space="preserve">Javier Antonio Amaya </w:t>
       </w:r>
       <w:r>
-        <w:rPr>
-          <w:rFonts w:ascii="Times New Roman" w:hAnsi="Times New Roman" w:cs="Times New Roman"/>
-          <w:sz w:val="24"/>
-          <w:szCs w:val="24"/>
-        </w:rPr>
         <w:t>Nieto</w:t>
       </w:r>
     </w:p>
     <w:p>
       <w:pPr>
-        <w:spacing w:line="276" w:lineRule="auto"/>
-        <w:rPr>
-          <w:rFonts w:ascii="Times New Roman" w:hAnsi="Times New Roman" w:cs="Times New Roman"/>
-          <w:sz w:val="24"/>
-          <w:szCs w:val="24"/>
-        </w:rPr>
-      </w:pPr>
-    </w:p>
-    <w:p>
-      <w:pPr>
-        <w:pStyle w:val="Ttulo1"/>
-        <w:rPr>
-          <w:sz w:val="24"/>
-          <w:szCs w:val="24"/>
-        </w:rPr>
-      </w:pPr>
-      <w:r>
-        <w:rPr>
-          <w:sz w:val="24"/>
-          <w:szCs w:val="24"/>
+        <w:spacing w:before="0" w:beforeAutospacing="0" w:after="160" w:afterAutospacing="0" w:line="259" w:lineRule="auto"/>
+        <w:jc w:val="left"/>
+      </w:pPr>
+      <w:r>
+        <w:br w:type="page"/>
+      </w:r>
+    </w:p>
+    <w:p>
+      <w:pPr>
+        <w:rPr>
+          <w:rStyle w:val="nfasis"/>
+        </w:rPr>
+      </w:pPr>
+      <w:r>
+        <w:rPr>
+          <w:rStyle w:val="nfasis"/>
         </w:rPr>
         <w:lastRenderedPageBreak/>
         <w:t>Enunciado del taller</w:t>
       </w:r>
-    </w:p>
-    <w:p>
-      <w:pPr>
-        <w:spacing w:line="276" w:lineRule="auto"/>
-        <w:rPr>
-          <w:rFonts w:ascii="Times New Roman" w:hAnsi="Times New Roman" w:cs="Times New Roman"/>
-          <w:b/>
-          <w:bCs/>
-          <w:sz w:val="24"/>
-          <w:szCs w:val="24"/>
-        </w:rPr>
-      </w:pPr>
-      <w:r>
-        <w:rPr>
-          <w:rFonts w:ascii="Times New Roman" w:hAnsi="Times New Roman" w:cs="Times New Roman"/>
-          <w:b/>
-          <w:bCs/>
-          <w:sz w:val="24"/>
-          <w:szCs w:val="24"/>
-        </w:rPr>
-        <w:t>Situación</w:t>
-      </w:r>
-    </w:p>
-    <w:p>
-      <w:pPr>
-        <w:spacing w:after="0" w:line="276" w:lineRule="auto"/>
-        <w:jc w:val="both"/>
-        <w:rPr>
-          <w:rFonts w:ascii="Times New Roman" w:hAnsi="Times New Roman" w:cs="Times New Roman"/>
-          <w:sz w:val="24"/>
-          <w:szCs w:val="24"/>
-        </w:rPr>
-      </w:pPr>
-      <w:r>
-        <w:rPr>
-          <w:rFonts w:ascii="Times New Roman" w:hAnsi="Times New Roman" w:cs="Times New Roman"/>
-          <w:sz w:val="24"/>
-          <w:szCs w:val="24"/>
-        </w:rPr>
-        <w:t>Usted forma parte de un equipo de análisis económico encargado de identificar patrones globales relacionados con el desarrollo sostenible. El equipo quiere analizar si el nivel de ingreso de los países se asocia con mayores emisiones de CO₂ per cápita, y para ello propone usar datos del Banco Mundial (World Development Indicators) y aplicar pruebas de hipótesis que permitan evaluar si las diferencias observadas son estadísticamente significativas o producto del azar muestral.</w:t>
-      </w:r>
-    </w:p>
-    <w:p>
-      <w:pPr>
-        <w:spacing w:after="0" w:line="276" w:lineRule="auto"/>
-        <w:jc w:val="both"/>
-        <w:rPr>
-          <w:rFonts w:ascii="Times New Roman" w:hAnsi="Times New Roman" w:cs="Times New Roman"/>
-          <w:sz w:val="24"/>
-          <w:szCs w:val="24"/>
-        </w:rPr>
-      </w:pPr>
-    </w:p>
-    <w:p>
-      <w:pPr>
-        <w:spacing w:after="0" w:line="276" w:lineRule="auto"/>
-        <w:jc w:val="both"/>
-        <w:rPr>
-          <w:rFonts w:ascii="Times New Roman" w:hAnsi="Times New Roman" w:cs="Times New Roman"/>
-          <w:sz w:val="24"/>
-          <w:szCs w:val="24"/>
-        </w:rPr>
-      </w:pPr>
-      <w:r>
-        <w:rPr>
-          <w:rFonts w:ascii="Times New Roman" w:hAnsi="Times New Roman" w:cs="Times New Roman"/>
-          <w:sz w:val="24"/>
-          <w:szCs w:val="24"/>
-        </w:rPr>
+      <w:r>
+        <w:rPr>
+          <w:rStyle w:val="nfasis"/>
+        </w:rPr>
+        <w:t>- s</w:t>
+      </w:r>
+      <w:r>
+        <w:rPr>
+          <w:rStyle w:val="nfasis"/>
+        </w:rPr>
+        <w:t>ituación</w:t>
+      </w:r>
+    </w:p>
+    <w:p>
+      <w:r>
+        <w:t>Usted forma parte de un equipo de análisis económico encargado de identificar patrones globales relacionados con el desarrollo sostenible. El equipo quiere analizar si el nivel de ingreso de los países se asocia con mayores emisiones de CO₂ per cápita, y para ello propone usar datos del Banco Mundial (</w:t>
+      </w:r>
+      <w:proofErr w:type="spellStart"/>
+      <w:r>
+        <w:t>World</w:t>
+      </w:r>
+      <w:proofErr w:type="spellEnd"/>
+      <w:r>
+        <w:t xml:space="preserve"> </w:t>
+      </w:r>
+      <w:proofErr w:type="spellStart"/>
+      <w:r>
+        <w:t>Development</w:t>
+      </w:r>
+      <w:proofErr w:type="spellEnd"/>
+      <w:r>
+        <w:t xml:space="preserve"> </w:t>
+      </w:r>
+      <w:proofErr w:type="spellStart"/>
+      <w:r>
+        <w:t>Indicators</w:t>
+      </w:r>
+      <w:proofErr w:type="spellEnd"/>
+      <w:r>
+        <w:t>) y aplicar pruebas de hipótesis que permitan evaluar si las diferencias observadas son estadísticamente significativas o producto del azar muestral.</w:t>
+      </w:r>
+    </w:p>
+    <w:p>
+      <w:r>
         <w:t>El propósito del ejercicio es vincular lo aprendido sobre intervalos de confianza con el razonamiento y la interpretación de una prueba de hipótesis, explorando cómo los errores tipo I y tipo II influyen en la toma de decisiones basadas en evidencia.</w:t>
       </w:r>
     </w:p>
     <w:p>
-      <w:pPr>
-        <w:rPr>
-          <w:rFonts w:ascii="Times New Roman" w:hAnsi="Times New Roman" w:cs="Times New Roman"/>
-          <w:sz w:val="24"/>
-          <w:szCs w:val="24"/>
-        </w:rPr>
-      </w:pPr>
-      <w:r>
-        <w:rPr>
-          <w:rFonts w:ascii="Times New Roman" w:hAnsi="Times New Roman" w:cs="Times New Roman"/>
-          <w:sz w:val="24"/>
-          <w:szCs w:val="24"/>
-        </w:rPr>
+      <w:r>
         <w:br w:type="page"/>
       </w:r>
     </w:p>
     <w:p>
       <w:pPr>
-        <w:spacing w:line="276" w:lineRule="auto"/>
-        <w:rPr>
-          <w:rFonts w:ascii="Times New Roman" w:hAnsi="Times New Roman" w:cs="Times New Roman"/>
-          <w:b/>
-          <w:bCs/>
-          <w:sz w:val="24"/>
-          <w:szCs w:val="24"/>
-        </w:rPr>
-      </w:pPr>
-      <w:r>
-        <w:rPr>
-          <w:rFonts w:ascii="Times New Roman" w:hAnsi="Times New Roman" w:cs="Times New Roman"/>
-          <w:b/>
-          <w:bCs/>
-          <w:sz w:val="24"/>
-          <w:szCs w:val="24"/>
-        </w:rPr>
+        <w:pStyle w:val="Ttulo1"/>
+      </w:pPr>
+      <w:r>
         <w:lastRenderedPageBreak/>
         <w:t xml:space="preserve">Parte 1: </w:t>
       </w:r>
       <w:r>
-        <w:rPr>
-          <w:rFonts w:ascii="Times New Roman" w:hAnsi="Times New Roman" w:cs="Times New Roman"/>
-          <w:b/>
-          <w:bCs/>
-          <w:sz w:val="24"/>
-          <w:szCs w:val="24"/>
-        </w:rPr>
         <w:t>Planteamiento conceptual y formulación de hipótesis</w:t>
       </w:r>
     </w:p>
     <w:p>
       <w:pPr>
-        <w:spacing w:after="0" w:line="276" w:lineRule="auto"/>
-        <w:jc w:val="both"/>
-        <w:rPr>
-          <w:rFonts w:ascii="Times New Roman" w:hAnsi="Times New Roman" w:cs="Times New Roman"/>
-          <w:sz w:val="24"/>
-          <w:szCs w:val="24"/>
-        </w:rPr>
-      </w:pPr>
-      <w:r>
-        <w:rPr>
-          <w:rFonts w:ascii="Times New Roman" w:hAnsi="Times New Roman" w:cs="Times New Roman"/>
-          <w:b/>
-          <w:bCs/>
-          <w:sz w:val="24"/>
-          <w:szCs w:val="24"/>
-        </w:rPr>
+        <w:pStyle w:val="Ttulo2"/>
+      </w:pPr>
+      <w:r>
         <w:t>Contextuali</w:t>
       </w:r>
       <w:r>
-        <w:rPr>
-          <w:rFonts w:ascii="Times New Roman" w:hAnsi="Times New Roman" w:cs="Times New Roman"/>
-          <w:b/>
-          <w:bCs/>
-          <w:sz w:val="24"/>
-          <w:szCs w:val="24"/>
-        </w:rPr>
         <w:t>zación</w:t>
       </w:r>
       <w:r>
-        <w:rPr>
-          <w:rFonts w:ascii="Times New Roman" w:hAnsi="Times New Roman" w:cs="Times New Roman"/>
-          <w:b/>
-          <w:bCs/>
-          <w:sz w:val="24"/>
-          <w:szCs w:val="24"/>
-        </w:rPr>
         <w:t xml:space="preserve"> </w:t>
       </w:r>
       <w:r>
-        <w:rPr>
-          <w:rFonts w:ascii="Times New Roman" w:hAnsi="Times New Roman" w:cs="Times New Roman"/>
-          <w:b/>
-          <w:bCs/>
-          <w:sz w:val="24"/>
-          <w:szCs w:val="24"/>
-        </w:rPr>
         <w:t>d</w:t>
       </w:r>
       <w:r>
-        <w:rPr>
-          <w:rFonts w:ascii="Times New Roman" w:hAnsi="Times New Roman" w:cs="Times New Roman"/>
-          <w:b/>
-          <w:bCs/>
-          <w:sz w:val="24"/>
-          <w:szCs w:val="24"/>
-        </w:rPr>
         <w:t>el problema</w:t>
       </w:r>
     </w:p>
     <w:p>
-      <w:pPr>
-        <w:spacing w:after="0" w:line="276" w:lineRule="auto"/>
-        <w:jc w:val="both"/>
-        <w:rPr>
-          <w:rFonts w:ascii="Times New Roman" w:hAnsi="Times New Roman" w:cs="Times New Roman"/>
-          <w:sz w:val="24"/>
-          <w:szCs w:val="24"/>
-        </w:rPr>
-      </w:pPr>
-    </w:p>
-    <w:p>
-      <w:pPr>
-        <w:spacing w:after="0" w:line="276" w:lineRule="auto"/>
-        <w:jc w:val="both"/>
-        <w:rPr>
-          <w:rFonts w:ascii="Times New Roman" w:hAnsi="Times New Roman" w:cs="Times New Roman"/>
-          <w:sz w:val="24"/>
-          <w:szCs w:val="24"/>
-        </w:rPr>
-      </w:pPr>
-      <w:r>
-        <w:rPr>
-          <w:rFonts w:ascii="Times New Roman" w:hAnsi="Times New Roman" w:cs="Times New Roman"/>
-          <w:sz w:val="24"/>
-          <w:szCs w:val="24"/>
-        </w:rPr>
+      <w:r>
         <w:t xml:space="preserve">El impulso global hacia un mayor crecimiento económico ha estado históricamente acompañado por una intensificación en el uso de los recursos naturales, particularmente como insumos energéticos y productivos para la industria. Este patrón ha derivado en un incremento sostenido de las emisiones contaminantes, en especial de dióxido de carbono (CO₂), principal responsable del calentamiento global. La evidencia muestra que la mayor parte de estas emisiones proviene del consumo energético basado en combustibles fósiles, fuente predominante en la generación de energía a nivel mundial. En 2023, se estimó que cerca del 80 % de las emisiones históricas acumuladas de CO₂ derivadas de combustibles fósiles correspondían a los países del G20, siendo China, Estados Unidos y la Unión Europea los principales contribuyentes a dicha proporción </w:t>
       </w:r>
       <w:sdt>
         <w:sdtPr>
-          <w:rPr>
-            <w:rFonts w:ascii="Times New Roman" w:hAnsi="Times New Roman" w:cs="Times New Roman"/>
-            <w:sz w:val="24"/>
-            <w:szCs w:val="24"/>
-          </w:rPr>
           <w:id w:val="2079941239"/>
           <w:citation/>
         </w:sdtPr>
         <w:sdtEndPr/>
         <w:sdtContent>
           <w:r>
-            <w:rPr>
-              <w:rFonts w:ascii="Times New Roman" w:hAnsi="Times New Roman" w:cs="Times New Roman"/>
-              <w:sz w:val="24"/>
-              <w:szCs w:val="24"/>
-            </w:rPr>
             <w:fldChar w:fldCharType="begin"/>
           </w:r>
           <w:r>
-            <w:rPr>
-              <w:rFonts w:ascii="Times New Roman" w:hAnsi="Times New Roman" w:cs="Times New Roman"/>
-              <w:sz w:val="24"/>
-              <w:szCs w:val="24"/>
-            </w:rPr>
             <w:instrText xml:space="preserve"> CITATION Uni23 \l 1033 </w:instrText>
           </w:r>
           <w:r>
-            <w:rPr>
-              <w:rFonts w:ascii="Times New Roman" w:hAnsi="Times New Roman" w:cs="Times New Roman"/>
-              <w:sz w:val="24"/>
-              <w:szCs w:val="24"/>
-            </w:rPr>
             <w:fldChar w:fldCharType="separate"/>
           </w:r>
           <w:r>
             <w:rPr>
-              <w:rFonts w:ascii="Times New Roman" w:hAnsi="Times New Roman" w:cs="Times New Roman"/>
               <w:noProof/>
-              <w:sz w:val="24"/>
-              <w:szCs w:val="24"/>
             </w:rPr>
             <w:t>(United Nations Environment Programme, 2023)</w:t>
           </w:r>
           <w:r>
-            <w:rPr>
-              <w:rFonts w:ascii="Times New Roman" w:hAnsi="Times New Roman" w:cs="Times New Roman"/>
-              <w:sz w:val="24"/>
-              <w:szCs w:val="24"/>
-            </w:rPr>
             <w:fldChar w:fldCharType="end"/>
           </w:r>
         </w:sdtContent>
       </w:sdt>
       <w:r>
-        <w:rPr>
-          <w:rFonts w:ascii="Times New Roman" w:hAnsi="Times New Roman" w:cs="Times New Roman"/>
-          <w:sz w:val="24"/>
-          <w:szCs w:val="24"/>
-        </w:rPr>
         <w:t>.</w:t>
       </w:r>
     </w:p>
     <w:p>
-      <w:pPr>
-        <w:spacing w:after="0" w:line="276" w:lineRule="auto"/>
-        <w:jc w:val="both"/>
-        <w:rPr>
-          <w:rFonts w:ascii="Times New Roman" w:hAnsi="Times New Roman" w:cs="Times New Roman"/>
-          <w:sz w:val="24"/>
-          <w:szCs w:val="24"/>
-        </w:rPr>
-      </w:pPr>
-    </w:p>
-    <w:p>
-      <w:pPr>
-        <w:spacing w:after="0" w:line="276" w:lineRule="auto"/>
-        <w:jc w:val="both"/>
-        <w:rPr>
-          <w:rFonts w:ascii="Times New Roman" w:hAnsi="Times New Roman" w:cs="Times New Roman"/>
-          <w:sz w:val="24"/>
-          <w:szCs w:val="24"/>
-        </w:rPr>
-      </w:pPr>
-      <w:r>
-        <w:rPr>
-          <w:rFonts w:ascii="Times New Roman" w:hAnsi="Times New Roman" w:cs="Times New Roman"/>
-          <w:sz w:val="24"/>
-          <w:szCs w:val="24"/>
-        </w:rPr>
+      <w:r>
         <w:t xml:space="preserve">En el marco de las conferencias y debates de alto nivel promovidos por diversos organismos multilaterales que han situado el cambio climático en el centro de la agenda global, la investigación académica ha buscado comprender la relación entre las emisiones de carbono y el crecimiento económico. Este interés no se limita a establecer una mera correlación, sino a identificar y analizar los mecanismos a través de los cuales dicha relación se manifiesta </w:t>
       </w:r>
       <w:sdt>
         <w:sdtPr>
-          <w:rPr>
-            <w:rFonts w:ascii="Times New Roman" w:hAnsi="Times New Roman" w:cs="Times New Roman"/>
-            <w:sz w:val="24"/>
-            <w:szCs w:val="24"/>
-          </w:rPr>
           <w:id w:val="1658180094"/>
           <w:citation/>
         </w:sdtPr>
         <w:sdtEndPr/>
         <w:sdtContent>
           <w:r>
-            <w:rPr>
-              <w:rFonts w:ascii="Times New Roman" w:hAnsi="Times New Roman" w:cs="Times New Roman"/>
-              <w:sz w:val="24"/>
-              <w:szCs w:val="24"/>
-            </w:rPr>
             <w:fldChar w:fldCharType="begin"/>
           </w:r>
           <w:r>
-            <w:rPr>
-              <w:rFonts w:ascii="Times New Roman" w:hAnsi="Times New Roman" w:cs="Times New Roman"/>
-              <w:sz w:val="24"/>
-              <w:szCs w:val="24"/>
-            </w:rPr>
             <w:instrText xml:space="preserve"> CITATION Mon19 \l 1033 </w:instrText>
           </w:r>
           <w:r>
-            <w:rPr>
-              <w:rFonts w:ascii="Times New Roman" w:hAnsi="Times New Roman" w:cs="Times New Roman"/>
-              <w:sz w:val="24"/>
-              <w:szCs w:val="24"/>
-            </w:rPr>
             <w:fldChar w:fldCharType="separate"/>
           </w:r>
           <w:r>
             <w:rPr>
-              <w:rFonts w:ascii="Times New Roman" w:hAnsi="Times New Roman" w:cs="Times New Roman"/>
               <w:noProof/>
-              <w:sz w:val="24"/>
-              <w:szCs w:val="24"/>
             </w:rPr>
             <w:t>(Monasterolo, Roventini , &amp; Foxon, 2019)</w:t>
           </w:r>
           <w:r>
-            <w:rPr>
-              <w:rFonts w:ascii="Times New Roman" w:hAnsi="Times New Roman" w:cs="Times New Roman"/>
-              <w:sz w:val="24"/>
-              <w:szCs w:val="24"/>
-            </w:rPr>
             <w:fldChar w:fldCharType="end"/>
           </w:r>
         </w:sdtContent>
       </w:sdt>
       <w:r>
-        <w:rPr>
-          <w:rFonts w:ascii="Times New Roman" w:hAnsi="Times New Roman" w:cs="Times New Roman"/>
-          <w:sz w:val="24"/>
-          <w:szCs w:val="24"/>
-        </w:rPr>
         <w:t xml:space="preserve">. </w:t>
       </w:r>
       <w:r>
-        <w:rPr>
-          <w:rFonts w:ascii="Times New Roman" w:hAnsi="Times New Roman" w:cs="Times New Roman"/>
-          <w:sz w:val="24"/>
-          <w:szCs w:val="24"/>
-        </w:rPr>
-        <w:t xml:space="preserve">En esta línea, una parte importante de la literatura se ha concentrado en el estudio de la Curva Ambiental de Kuznets (Environmental Kuznets Curve, EKC), la cual propone un vínculo entre el crecimiento económico y el deterioro ambiental. Esta formulación se deriva de la curva original de </w:t>
+        <w:t>En esta línea, una parte importante de la literatura se ha concentrado en el estudio de la Curva Ambiental de Kuznets (</w:t>
+      </w:r>
+      <w:proofErr w:type="spellStart"/>
+      <w:r>
+        <w:t>Environmental</w:t>
+      </w:r>
+      <w:proofErr w:type="spellEnd"/>
+      <w:r>
+        <w:t xml:space="preserve"> Kuznets Curve, EKC), la cual propone un vínculo entre el crecimiento económico y el deterioro ambiental. Esta formulación se deriva de la curva original de </w:t>
       </w:r>
       <w:sdt>
         <w:sdtPr>
-          <w:rPr>
-            <w:rFonts w:ascii="Times New Roman" w:hAnsi="Times New Roman" w:cs="Times New Roman"/>
-            <w:sz w:val="24"/>
-            <w:szCs w:val="24"/>
-          </w:rPr>
           <w:id w:val="-1831514131"/>
           <w:citation/>
         </w:sdtPr>
         <w:sdtEndPr/>
         <w:sdtContent>
           <w:r>
-            <w:rPr>
-              <w:rFonts w:ascii="Times New Roman" w:hAnsi="Times New Roman" w:cs="Times New Roman"/>
-              <w:sz w:val="24"/>
-              <w:szCs w:val="24"/>
-            </w:rPr>
             <w:fldChar w:fldCharType="begin"/>
           </w:r>
           <w:r>
-            <w:rPr>
-              <w:rFonts w:ascii="Times New Roman" w:hAnsi="Times New Roman" w:cs="Times New Roman"/>
-              <w:sz w:val="24"/>
-              <w:szCs w:val="24"/>
-            </w:rPr>
             <w:instrText xml:space="preserve"> CITATION Kuz55 \l 1033 </w:instrText>
           </w:r>
           <w:r>
-            <w:rPr>
-              <w:rFonts w:ascii="Times New Roman" w:hAnsi="Times New Roman" w:cs="Times New Roman"/>
-              <w:sz w:val="24"/>
-              <w:szCs w:val="24"/>
-            </w:rPr>
             <w:fldChar w:fldCharType="separate"/>
           </w:r>
           <w:r>
             <w:rPr>
-              <w:rFonts w:ascii="Times New Roman" w:hAnsi="Times New Roman" w:cs="Times New Roman"/>
               <w:noProof/>
-              <w:sz w:val="24"/>
-              <w:szCs w:val="24"/>
             </w:rPr>
             <w:t>(Kuznets, 1955)</w:t>
           </w:r>
           <w:r>
-            <w:rPr>
-              <w:rFonts w:ascii="Times New Roman" w:hAnsi="Times New Roman" w:cs="Times New Roman"/>
-              <w:sz w:val="24"/>
-              <w:szCs w:val="24"/>
-            </w:rPr>
             <w:fldChar w:fldCharType="end"/>
           </w:r>
         </w:sdtContent>
       </w:sdt>
       <w:r>
-        <w:rPr>
-          <w:rFonts w:ascii="Times New Roman" w:hAnsi="Times New Roman" w:cs="Times New Roman"/>
-          <w:sz w:val="24"/>
-          <w:szCs w:val="24"/>
-        </w:rPr>
         <w:t>, que examinaba la relación entre el ingreso per cápita y la desigualdad en el proceso de desarrollo económico.</w:t>
       </w:r>
     </w:p>
     <w:p>
-      <w:pPr>
-        <w:spacing w:after="0" w:line="276" w:lineRule="auto"/>
-        <w:jc w:val="both"/>
-        <w:rPr>
-          <w:rFonts w:ascii="Times New Roman" w:hAnsi="Times New Roman" w:cs="Times New Roman"/>
-          <w:sz w:val="24"/>
-          <w:szCs w:val="24"/>
-        </w:rPr>
-      </w:pPr>
-    </w:p>
-    <w:p>
-      <w:pPr>
-        <w:spacing w:after="0" w:line="276" w:lineRule="auto"/>
-        <w:jc w:val="both"/>
-        <w:rPr>
-          <w:rFonts w:ascii="Times New Roman" w:hAnsi="Times New Roman" w:cs="Times New Roman"/>
-          <w:sz w:val="24"/>
-          <w:szCs w:val="24"/>
-        </w:rPr>
-      </w:pPr>
-      <w:r>
-        <w:rPr>
-          <w:rFonts w:ascii="Times New Roman" w:hAnsi="Times New Roman" w:cs="Times New Roman"/>
-          <w:sz w:val="24"/>
-          <w:szCs w:val="24"/>
-        </w:rPr>
+      <w:r>
         <w:t>La adaptación ambiental de esta curva plantea que, a medida que el ingreso per cápita aumenta, las emisiones de carbono también se incrementan hasta alcanzar un punto de inflexión, tras el cual comienzan a disminuir, configurando una relación de tipo cóncavo. En otras palabras, las economías en etapas tempranas de desarrollo tienden a depender de actividades intensivas en energía y recursos, mientras que las economías más avanzadas logran desacoplar el crecimiento económico de la contaminación gracias a la innovación tecnológica, la eficiencia energética y una mayor regulación ambiental. No obstante, diversos estudios han señalado que las regulaciones específicas y las características institucionales de cada país introducen problemas de endogeneidad y variables omitidas, que limitan la capacidad para identificar una relación causal robusta</w:t>
       </w:r>
       <w:r>
-        <w:rPr>
-          <w:rFonts w:ascii="Times New Roman" w:hAnsi="Times New Roman" w:cs="Times New Roman"/>
-          <w:sz w:val="24"/>
-          <w:szCs w:val="24"/>
-        </w:rPr>
         <w:t xml:space="preserve"> </w:t>
       </w:r>
       <w:sdt>
         <w:sdtPr>
-          <w:rPr>
-            <w:rFonts w:ascii="Times New Roman" w:hAnsi="Times New Roman" w:cs="Times New Roman"/>
-            <w:sz w:val="24"/>
-            <w:szCs w:val="24"/>
-          </w:rPr>
           <w:id w:val="2133205839"/>
           <w:citation/>
         </w:sdtPr>
         <w:sdtEndPr/>
         <w:sdtContent>
           <w:r>
-            <w:rPr>
-              <w:rFonts w:ascii="Times New Roman" w:hAnsi="Times New Roman" w:cs="Times New Roman"/>
-              <w:sz w:val="24"/>
-              <w:szCs w:val="24"/>
-            </w:rPr>
             <w:fldChar w:fldCharType="begin"/>
           </w:r>
           <w:r>
-            <w:rPr>
-              <w:rFonts w:ascii="Times New Roman" w:hAnsi="Times New Roman" w:cs="Times New Roman"/>
-              <w:sz w:val="24"/>
-              <w:szCs w:val="24"/>
-            </w:rPr>
             <w:instrText xml:space="preserve"> CITATION Mit23 \l 1033 </w:instrText>
           </w:r>
           <w:r>
-            <w:rPr>
-              <w:rFonts w:ascii="Times New Roman" w:hAnsi="Times New Roman" w:cs="Times New Roman"/>
-              <w:sz w:val="24"/>
-              <w:szCs w:val="24"/>
-            </w:rPr>
             <w:fldChar w:fldCharType="separate"/>
           </w:r>
           <w:r>
             <w:rPr>
-              <w:rFonts w:ascii="Times New Roman" w:hAnsi="Times New Roman" w:cs="Times New Roman"/>
               <w:noProof/>
-              <w:sz w:val="24"/>
-              <w:szCs w:val="24"/>
             </w:rPr>
             <w:t>(Mitic, Fedajev, Radulescu, &amp; Rehman, 2023)</w:t>
           </w:r>
           <w:r>
-            <w:rPr>
-              <w:rFonts w:ascii="Times New Roman" w:hAnsi="Times New Roman" w:cs="Times New Roman"/>
-              <w:sz w:val="24"/>
-              <w:szCs w:val="24"/>
-            </w:rPr>
             <w:fldChar w:fldCharType="end"/>
           </w:r>
         </w:sdtContent>
       </w:sdt>
       <w:r>
-        <w:rPr>
-          <w:rFonts w:ascii="Times New Roman" w:hAnsi="Times New Roman" w:cs="Times New Roman"/>
-          <w:sz w:val="24"/>
-          <w:szCs w:val="24"/>
-        </w:rPr>
         <w:t>.</w:t>
       </w:r>
     </w:p>
     <w:p>
-      <w:pPr>
-        <w:spacing w:after="0" w:line="276" w:lineRule="auto"/>
-        <w:jc w:val="both"/>
-        <w:rPr>
-          <w:rFonts w:ascii="Times New Roman" w:hAnsi="Times New Roman" w:cs="Times New Roman"/>
-          <w:sz w:val="24"/>
-          <w:szCs w:val="24"/>
-        </w:rPr>
-      </w:pPr>
-    </w:p>
-    <w:p>
-      <w:pPr>
-        <w:spacing w:after="0" w:line="276" w:lineRule="auto"/>
-        <w:jc w:val="both"/>
-        <w:rPr>
-          <w:rFonts w:ascii="Times New Roman" w:hAnsi="Times New Roman" w:cs="Times New Roman"/>
-          <w:sz w:val="24"/>
-          <w:szCs w:val="24"/>
-        </w:rPr>
-      </w:pPr>
-      <w:r>
-        <w:rPr>
-          <w:rFonts w:ascii="Times New Roman" w:hAnsi="Times New Roman" w:cs="Times New Roman"/>
-          <w:sz w:val="24"/>
-          <w:szCs w:val="24"/>
-        </w:rPr>
-        <w:t xml:space="preserve">Desde otra perspectiva, algunos análisis vinculan el nivel de ingreso con el consumo energético, señalando que este se explica principalmente por el uso de combustibles fósiles. Aunque la justificación causal de este vínculo no siempre es concluyente, dichos estudios ofrecen indicios sobre los canales a través de los cuales el crecimiento económico afecta las emisiones. De forma complementaria, investigaciones más recientes han incorporado variables adicionales como la apertura comercial, la </w:t>
-      </w:r>
-      <w:r>
-        <w:rPr>
-          <w:rFonts w:ascii="Times New Roman" w:hAnsi="Times New Roman" w:cs="Times New Roman"/>
-          <w:sz w:val="24"/>
-          <w:szCs w:val="24"/>
-        </w:rPr>
+      <w:r>
+        <w:t xml:space="preserve">Desde otra perspectiva, algunos análisis vinculan el nivel de ingreso con el consumo energético, señalando que este se explica principalmente por el uso de combustibles fósiles. Aunque la justificación causal de este vínculo no siempre es concluyente, dichos estudios ofrecen indicios sobre los canales a través de los cuales el crecimiento económico afecta las emisiones. De forma complementaria, investigaciones más recientes han incorporado variables adicionales como la apertura comercial, la urbanización, el consumo de energías </w:t>
+      </w:r>
+      <w:r>
         <w:lastRenderedPageBreak/>
-        <w:t xml:space="preserve">urbanización, el consumo de energías renovables e incluso la inversión extranjera directa, con el fin de capturar la complejidad del fenómeno </w:t>
+        <w:t xml:space="preserve">renovables e incluso la inversión extranjera directa, con el fin de capturar la complejidad del fenómeno </w:t>
       </w:r>
       <w:sdt>
         <w:sdtPr>
-          <w:rPr>
-            <w:rFonts w:ascii="Times New Roman" w:hAnsi="Times New Roman" w:cs="Times New Roman"/>
-            <w:sz w:val="24"/>
-            <w:szCs w:val="24"/>
-          </w:rPr>
           <w:id w:val="-926186307"/>
           <w:citation/>
         </w:sdtPr>
         <w:sdtEndPr/>
         <w:sdtContent>
           <w:r>
-            <w:rPr>
-              <w:rFonts w:ascii="Times New Roman" w:hAnsi="Times New Roman" w:cs="Times New Roman"/>
-              <w:sz w:val="24"/>
-              <w:szCs w:val="24"/>
-            </w:rPr>
             <w:fldChar w:fldCharType="begin"/>
           </w:r>
           <w:r>
-            <w:rPr>
-              <w:rFonts w:ascii="Times New Roman" w:hAnsi="Times New Roman" w:cs="Times New Roman"/>
-              <w:sz w:val="24"/>
-              <w:szCs w:val="24"/>
-            </w:rPr>
             <w:instrText xml:space="preserve"> CITATION Kas15 \l 1033 </w:instrText>
           </w:r>
           <w:r>
-            <w:rPr>
-              <w:rFonts w:ascii="Times New Roman" w:hAnsi="Times New Roman" w:cs="Times New Roman"/>
-              <w:sz w:val="24"/>
-              <w:szCs w:val="24"/>
-            </w:rPr>
             <w:fldChar w:fldCharType="separate"/>
           </w:r>
           <w:r>
             <w:rPr>
-              <w:rFonts w:ascii="Times New Roman" w:hAnsi="Times New Roman" w:cs="Times New Roman"/>
               <w:noProof/>
-              <w:sz w:val="24"/>
-              <w:szCs w:val="24"/>
             </w:rPr>
             <w:t>(Kasman &amp; Selman, 2015)</w:t>
           </w:r>
           <w:r>
-            <w:rPr>
-              <w:rFonts w:ascii="Times New Roman" w:hAnsi="Times New Roman" w:cs="Times New Roman"/>
-              <w:sz w:val="24"/>
-              <w:szCs w:val="24"/>
-            </w:rPr>
             <w:fldChar w:fldCharType="end"/>
           </w:r>
         </w:sdtContent>
       </w:sdt>
       <w:r>
-        <w:rPr>
-          <w:rFonts w:ascii="Times New Roman" w:hAnsi="Times New Roman" w:cs="Times New Roman"/>
-          <w:sz w:val="24"/>
-          <w:szCs w:val="24"/>
-        </w:rPr>
         <w:t>.</w:t>
       </w:r>
     </w:p>
     <w:p>
-      <w:pPr>
-        <w:spacing w:after="0" w:line="276" w:lineRule="auto"/>
-        <w:jc w:val="both"/>
-        <w:rPr>
-          <w:rFonts w:ascii="Times New Roman" w:hAnsi="Times New Roman" w:cs="Times New Roman"/>
-          <w:sz w:val="24"/>
-          <w:szCs w:val="24"/>
-        </w:rPr>
-      </w:pPr>
-    </w:p>
-    <w:p>
-      <w:pPr>
-        <w:spacing w:after="0" w:line="276" w:lineRule="auto"/>
-        <w:jc w:val="both"/>
-        <w:rPr>
-          <w:rFonts w:ascii="Times New Roman" w:hAnsi="Times New Roman" w:cs="Times New Roman"/>
-          <w:sz w:val="24"/>
-          <w:szCs w:val="24"/>
-        </w:rPr>
-      </w:pPr>
-      <w:r>
-        <w:rPr>
-          <w:rFonts w:ascii="Times New Roman" w:hAnsi="Times New Roman" w:cs="Times New Roman"/>
-          <w:sz w:val="24"/>
-          <w:szCs w:val="24"/>
-        </w:rPr>
+      <w:r>
         <w:t xml:space="preserve">Sin embargo, como se ha señalado, aunque existe una literatura amplia que explora diversas variables capaces de explicar la relación entre ingreso y emisiones, persiste el interés en determinar si las diferencias observadas entre países son estadísticamente significativas. </w:t>
       </w:r>
       <w:r>
-        <w:rPr>
-          <w:rFonts w:ascii="Times New Roman" w:hAnsi="Times New Roman" w:cs="Times New Roman"/>
-          <w:sz w:val="24"/>
-          <w:szCs w:val="24"/>
-        </w:rPr>
         <w:t>De esta manera</w:t>
       </w:r>
       <w:r>
-        <w:rPr>
-          <w:rFonts w:ascii="Times New Roman" w:hAnsi="Times New Roman" w:cs="Times New Roman"/>
-          <w:sz w:val="24"/>
-          <w:szCs w:val="24"/>
-        </w:rPr>
         <w:t>,</w:t>
       </w:r>
       <w:r>
-        <w:rPr>
-          <w:rFonts w:ascii="Times New Roman" w:hAnsi="Times New Roman" w:cs="Times New Roman"/>
-          <w:sz w:val="24"/>
-          <w:szCs w:val="24"/>
-        </w:rPr>
         <w:t xml:space="preserve"> autores como</w:t>
       </w:r>
       <w:r>
-        <w:rPr>
-          <w:rFonts w:ascii="Times New Roman" w:hAnsi="Times New Roman" w:cs="Times New Roman"/>
-          <w:sz w:val="24"/>
-          <w:szCs w:val="24"/>
-        </w:rPr>
         <w:t xml:space="preserve"> </w:t>
       </w:r>
       <w:sdt>
         <w:sdtPr>
-          <w:rPr>
-            <w:rFonts w:ascii="Times New Roman" w:hAnsi="Times New Roman" w:cs="Times New Roman"/>
-            <w:sz w:val="24"/>
-            <w:szCs w:val="24"/>
-          </w:rPr>
           <w:id w:val="1349217133"/>
           <w:citation/>
         </w:sdtPr>
         <w:sdtEndPr/>
         <w:sdtContent>
           <w:r>
-            <w:rPr>
-              <w:rFonts w:ascii="Times New Roman" w:hAnsi="Times New Roman" w:cs="Times New Roman"/>
-              <w:sz w:val="24"/>
-              <w:szCs w:val="24"/>
-            </w:rPr>
             <w:fldChar w:fldCharType="begin"/>
           </w:r>
           <w:r>
-            <w:rPr>
-              <w:rFonts w:ascii="Times New Roman" w:hAnsi="Times New Roman" w:cs="Times New Roman"/>
-              <w:sz w:val="24"/>
-              <w:szCs w:val="24"/>
-            </w:rPr>
             <w:instrText xml:space="preserve"> CITATION Rit23 \l 1033 </w:instrText>
           </w:r>
           <w:r>
-            <w:rPr>
-              <w:rFonts w:ascii="Times New Roman" w:hAnsi="Times New Roman" w:cs="Times New Roman"/>
-              <w:sz w:val="24"/>
-              <w:szCs w:val="24"/>
-            </w:rPr>
             <w:fldChar w:fldCharType="separate"/>
           </w:r>
           <w:r>
             <w:rPr>
-              <w:rFonts w:ascii="Times New Roman" w:hAnsi="Times New Roman" w:cs="Times New Roman"/>
               <w:noProof/>
-              <w:sz w:val="24"/>
-              <w:szCs w:val="24"/>
             </w:rPr>
             <w:t>(Ritchie, 2023)</w:t>
           </w:r>
           <w:r>
-            <w:rPr>
-              <w:rFonts w:ascii="Times New Roman" w:hAnsi="Times New Roman" w:cs="Times New Roman"/>
-              <w:sz w:val="24"/>
-              <w:szCs w:val="24"/>
-            </w:rPr>
             <w:fldChar w:fldCharType="end"/>
           </w:r>
         </w:sdtContent>
       </w:sdt>
       <w:r>
-        <w:rPr>
-          <w:rFonts w:ascii="Times New Roman" w:hAnsi="Times New Roman" w:cs="Times New Roman"/>
-          <w:sz w:val="24"/>
-          <w:szCs w:val="24"/>
-        </w:rPr>
         <w:t xml:space="preserve"> </w:t>
       </w:r>
       <w:r>
-        <w:rPr>
-          <w:rFonts w:ascii="Times New Roman" w:hAnsi="Times New Roman" w:cs="Times New Roman"/>
-          <w:sz w:val="24"/>
-          <w:szCs w:val="24"/>
-        </w:rPr>
         <w:t xml:space="preserve">han desarrollado análisis </w:t>
       </w:r>
       <w:r>
-        <w:rPr>
-          <w:rFonts w:ascii="Times New Roman" w:hAnsi="Times New Roman" w:cs="Times New Roman"/>
-          <w:sz w:val="24"/>
-          <w:szCs w:val="24"/>
-        </w:rPr>
         <w:t xml:space="preserve">que </w:t>
       </w:r>
       <w:r>
-        <w:rPr>
-          <w:rFonts w:ascii="Times New Roman" w:hAnsi="Times New Roman" w:cs="Times New Roman"/>
-          <w:sz w:val="24"/>
-          <w:szCs w:val="24"/>
-        </w:rPr>
         <w:t xml:space="preserve">intentan mostrar una relación de asociación entre </w:t>
       </w:r>
       <w:r>
-        <w:rPr>
-          <w:rFonts w:ascii="Times New Roman" w:hAnsi="Times New Roman" w:cs="Times New Roman"/>
-          <w:sz w:val="24"/>
-          <w:szCs w:val="24"/>
-        </w:rPr>
         <w:t>los promedios de ingreso per cápita y emisiones de CO₂</w:t>
       </w:r>
       <w:r>
-        <w:rPr>
-          <w:rFonts w:ascii="Times New Roman" w:hAnsi="Times New Roman" w:cs="Times New Roman"/>
-          <w:sz w:val="24"/>
-          <w:szCs w:val="24"/>
-        </w:rPr>
         <w:t xml:space="preserve"> per cápita</w:t>
       </w:r>
       <w:r>
-        <w:rPr>
-          <w:rFonts w:ascii="Times New Roman" w:hAnsi="Times New Roman" w:cs="Times New Roman"/>
-          <w:sz w:val="24"/>
-          <w:szCs w:val="24"/>
-        </w:rPr>
         <w:t xml:space="preserve"> por país</w:t>
       </w:r>
       <w:r>
-        <w:rPr>
-          <w:rFonts w:ascii="Times New Roman" w:hAnsi="Times New Roman" w:cs="Times New Roman"/>
-          <w:sz w:val="24"/>
-          <w:szCs w:val="24"/>
-        </w:rPr>
         <w:t>,</w:t>
       </w:r>
       <w:r>
-        <w:rPr>
-          <w:rFonts w:ascii="Times New Roman" w:hAnsi="Times New Roman" w:cs="Times New Roman"/>
-          <w:sz w:val="24"/>
-          <w:szCs w:val="24"/>
-        </w:rPr>
         <w:t xml:space="preserve"> pero sin una validación estadística formal. </w:t>
       </w:r>
     </w:p>
     <w:p>
-      <w:pPr>
-        <w:spacing w:after="0" w:line="276" w:lineRule="auto"/>
-        <w:jc w:val="both"/>
-        <w:rPr>
-          <w:rFonts w:ascii="Times New Roman" w:hAnsi="Times New Roman" w:cs="Times New Roman"/>
-          <w:sz w:val="24"/>
-          <w:szCs w:val="24"/>
-        </w:rPr>
-      </w:pPr>
-    </w:p>
-    <w:p>
-      <w:pPr>
-        <w:spacing w:after="0" w:line="276" w:lineRule="auto"/>
-        <w:jc w:val="both"/>
-        <w:rPr>
-          <w:rFonts w:ascii="Times New Roman" w:hAnsi="Times New Roman" w:cs="Times New Roman"/>
-          <w:sz w:val="24"/>
-          <w:szCs w:val="24"/>
-        </w:rPr>
-      </w:pPr>
-      <w:r>
-        <w:rPr>
-          <w:rFonts w:ascii="Times New Roman" w:hAnsi="Times New Roman" w:cs="Times New Roman"/>
-          <w:sz w:val="24"/>
-          <w:szCs w:val="24"/>
-        </w:rPr>
+      <w:r>
         <w:t xml:space="preserve">Esto sugiere la necesidad de realizar un ejercicio que evalúe si las diferencias entre grupos de ingreso y niveles de emisiones son producto del azar o de un patrón sistemático. Tal aproximación permite además considerar factores estructurales que pueden distorsionar la relación, como el hecho de que no todos los países de altos ingresos presentan la misma composición productiva, o que algunos han adoptado en la última década fuentes de energía renovable que revierten parcialmente esta tendencia. Asimismo, las regulaciones ambientales más estrictas, la heterogeneidad institucional y los cambios estructurales hacia economías basadas en servicios también influyen en el comportamiento de las emisiones </w:t>
       </w:r>
       <w:sdt>
         <w:sdtPr>
-          <w:rPr>
-            <w:rFonts w:ascii="Times New Roman" w:hAnsi="Times New Roman" w:cs="Times New Roman"/>
-            <w:sz w:val="24"/>
-            <w:szCs w:val="24"/>
-          </w:rPr>
           <w:id w:val="1762563554"/>
           <w:citation/>
         </w:sdtPr>
         <w:sdtEndPr/>
         <w:sdtContent>
           <w:r>
-            <w:rPr>
-              <w:rFonts w:ascii="Times New Roman" w:hAnsi="Times New Roman" w:cs="Times New Roman"/>
-              <w:sz w:val="24"/>
-              <w:szCs w:val="24"/>
-            </w:rPr>
             <w:fldChar w:fldCharType="begin"/>
           </w:r>
           <w:r>
-            <w:rPr>
-              <w:rFonts w:ascii="Times New Roman" w:hAnsi="Times New Roman" w:cs="Times New Roman"/>
-              <w:sz w:val="24"/>
-              <w:szCs w:val="24"/>
-            </w:rPr>
             <w:instrText xml:space="preserve"> CITATION Don18 \l 1033 </w:instrText>
           </w:r>
           <w:r>
-            <w:rPr>
-              <w:rFonts w:ascii="Times New Roman" w:hAnsi="Times New Roman" w:cs="Times New Roman"/>
-              <w:sz w:val="24"/>
-              <w:szCs w:val="24"/>
-            </w:rPr>
             <w:fldChar w:fldCharType="separate"/>
           </w:r>
           <w:r>
             <w:rPr>
-              <w:rFonts w:ascii="Times New Roman" w:hAnsi="Times New Roman" w:cs="Times New Roman"/>
               <w:noProof/>
-              <w:sz w:val="24"/>
-              <w:szCs w:val="24"/>
             </w:rPr>
             <w:t>(Dong, et al., 2018)</w:t>
           </w:r>
           <w:r>
-            <w:rPr>
-              <w:rFonts w:ascii="Times New Roman" w:hAnsi="Times New Roman" w:cs="Times New Roman"/>
-              <w:sz w:val="24"/>
-              <w:szCs w:val="24"/>
-            </w:rPr>
             <w:fldChar w:fldCharType="end"/>
           </w:r>
         </w:sdtContent>
       </w:sdt>
       <w:r>
-        <w:rPr>
-          <w:rFonts w:ascii="Times New Roman" w:hAnsi="Times New Roman" w:cs="Times New Roman"/>
-          <w:sz w:val="24"/>
-          <w:szCs w:val="24"/>
-        </w:rPr>
         <w:t>.</w:t>
       </w:r>
       <w:r>
-        <w:rPr>
-          <w:rFonts w:ascii="Times New Roman" w:hAnsi="Times New Roman" w:cs="Times New Roman"/>
-          <w:sz w:val="24"/>
-          <w:szCs w:val="24"/>
-        </w:rPr>
         <w:t xml:space="preserve"> </w:t>
       </w:r>
     </w:p>
     <w:p>
-      <w:pPr>
-        <w:spacing w:after="0" w:line="276" w:lineRule="auto"/>
-        <w:jc w:val="both"/>
-        <w:rPr>
-          <w:rFonts w:ascii="Times New Roman" w:hAnsi="Times New Roman" w:cs="Times New Roman"/>
-          <w:sz w:val="24"/>
-          <w:szCs w:val="24"/>
-        </w:rPr>
-      </w:pPr>
-    </w:p>
-    <w:p>
-      <w:pPr>
-        <w:spacing w:after="0" w:line="276" w:lineRule="auto"/>
-        <w:jc w:val="both"/>
-        <w:rPr>
-          <w:rFonts w:ascii="Times New Roman" w:hAnsi="Times New Roman" w:cs="Times New Roman"/>
-          <w:sz w:val="24"/>
-          <w:szCs w:val="24"/>
-        </w:rPr>
-      </w:pPr>
-      <w:r>
-        <w:rPr>
-          <w:rFonts w:ascii="Times New Roman" w:hAnsi="Times New Roman" w:cs="Times New Roman"/>
-          <w:sz w:val="24"/>
-          <w:szCs w:val="24"/>
-        </w:rPr>
+      <w:r>
         <w:t xml:space="preserve">Por estas razones, </w:t>
       </w:r>
       <w:r>
-        <w:rPr>
-          <w:rFonts w:ascii="Times New Roman" w:hAnsi="Times New Roman" w:cs="Times New Roman"/>
-          <w:sz w:val="24"/>
-          <w:szCs w:val="24"/>
-        </w:rPr>
         <w:t>esta actividad</w:t>
       </w:r>
       <w:r>
-        <w:rPr>
-          <w:rFonts w:ascii="Times New Roman" w:hAnsi="Times New Roman" w:cs="Times New Roman"/>
-          <w:sz w:val="24"/>
-          <w:szCs w:val="24"/>
-        </w:rPr>
         <w:t xml:space="preserve"> propone estimar si existen diferencias estadísticamente significativas en las emisiones de CO₂ per cápita según el nivel de ingreso</w:t>
       </w:r>
       <w:r>
-        <w:rPr>
-          <w:rFonts w:ascii="Times New Roman" w:hAnsi="Times New Roman" w:cs="Times New Roman"/>
-          <w:sz w:val="24"/>
-          <w:szCs w:val="24"/>
-        </w:rPr>
         <w:t xml:space="preserve"> per cápita</w:t>
       </w:r>
       <w:r>
-        <w:rPr>
-          <w:rFonts w:ascii="Times New Roman" w:hAnsi="Times New Roman" w:cs="Times New Roman"/>
-          <w:sz w:val="24"/>
-          <w:szCs w:val="24"/>
-        </w:rPr>
         <w:t xml:space="preserve"> de los países, contribuyendo así a la comprensión empírica del vínculo entre desarrollo económico y sostenibilidad ambiental.</w:t>
       </w:r>
     </w:p>
     <w:p>
       <w:pPr>
-        <w:spacing w:after="0" w:line="276" w:lineRule="auto"/>
-        <w:jc w:val="both"/>
-        <w:rPr>
-          <w:rFonts w:ascii="Times New Roman" w:hAnsi="Times New Roman" w:cs="Times New Roman"/>
-          <w:sz w:val="24"/>
-          <w:szCs w:val="24"/>
-        </w:rPr>
-      </w:pPr>
-    </w:p>
-    <w:p>
-      <w:pPr>
-        <w:spacing w:after="0" w:line="276" w:lineRule="auto"/>
-        <w:jc w:val="both"/>
-        <w:rPr>
-          <w:rFonts w:ascii="Times New Roman" w:hAnsi="Times New Roman" w:cs="Times New Roman"/>
-          <w:b/>
-          <w:bCs/>
-          <w:sz w:val="24"/>
-          <w:szCs w:val="24"/>
-        </w:rPr>
-      </w:pPr>
-      <w:r>
-        <w:rPr>
-          <w:rFonts w:ascii="Times New Roman" w:hAnsi="Times New Roman" w:cs="Times New Roman"/>
-          <w:b/>
-          <w:bCs/>
-          <w:sz w:val="24"/>
-          <w:szCs w:val="24"/>
-        </w:rPr>
+        <w:pStyle w:val="Ttulo2"/>
+      </w:pPr>
+      <w:r>
         <w:t>Estrategia empírica</w:t>
       </w:r>
-    </w:p>
-    <w:p>
-      <w:pPr>
-        <w:spacing w:after="0" w:line="276" w:lineRule="auto"/>
-        <w:jc w:val="both"/>
-        <w:rPr>
-          <w:rFonts w:ascii="Times New Roman" w:hAnsi="Times New Roman" w:cs="Times New Roman"/>
-          <w:sz w:val="24"/>
-          <w:szCs w:val="24"/>
-        </w:rPr>
-      </w:pPr>
-    </w:p>
-    <w:p>
-      <w:pPr>
-        <w:spacing w:after="0" w:line="276" w:lineRule="auto"/>
-        <w:jc w:val="both"/>
-        <w:rPr>
-          <w:rFonts w:ascii="Times New Roman" w:hAnsi="Times New Roman" w:cs="Times New Roman"/>
-          <w:sz w:val="24"/>
-          <w:szCs w:val="24"/>
-        </w:rPr>
-      </w:pPr>
-      <w:r>
-        <w:rPr>
-          <w:rFonts w:ascii="Times New Roman" w:hAnsi="Times New Roman" w:cs="Times New Roman"/>
-          <w:sz w:val="24"/>
-          <w:szCs w:val="24"/>
-        </w:rPr>
+      <w:r>
+        <w:t xml:space="preserve"> y formulación del contraste de hipótesis</w:t>
+      </w:r>
+    </w:p>
+    <w:p>
+      <w:r>
         <w:t>Para responder a la pregunta de investigación se plantea una hipótesis unilateral, ya que la literatura teórica y empírica sugiere una dirección esperada en la relación entre el crecimiento económico, medido a través del ingreso per cápita, y las emisiones de CO₂ per cápita, de acuerdo con la teoría de Kuznets. La evidencia indica que las economías más desarrolladas, al alcanzar niveles más altos de ingreso, tienden también a registrar mayores emisiones por persona, especialmente cuando su matriz energética depende de los combustibles fósiles y su estructura productiva conserva sectores industriales con un alto consumo de energía.</w:t>
       </w:r>
     </w:p>
     <w:p>
-      <w:pPr>
-        <w:spacing w:after="0" w:line="276" w:lineRule="auto"/>
-        <w:jc w:val="both"/>
-        <w:rPr>
-          <w:rFonts w:ascii="Times New Roman" w:hAnsi="Times New Roman" w:cs="Times New Roman"/>
-          <w:sz w:val="24"/>
-          <w:szCs w:val="24"/>
-        </w:rPr>
-      </w:pPr>
-    </w:p>
-    <w:p>
-      <w:pPr>
-        <w:spacing w:after="0" w:line="276" w:lineRule="auto"/>
-        <w:jc w:val="both"/>
-        <w:rPr>
-          <w:rFonts w:ascii="Times New Roman" w:hAnsi="Times New Roman" w:cs="Times New Roman"/>
-          <w:sz w:val="24"/>
-          <w:szCs w:val="24"/>
-        </w:rPr>
-      </w:pPr>
-      <w:r>
-        <w:rPr>
-          <w:rFonts w:ascii="Times New Roman" w:hAnsi="Times New Roman" w:cs="Times New Roman"/>
-          <w:sz w:val="24"/>
-          <w:szCs w:val="24"/>
-        </w:rPr>
+      <w:r>
         <w:t>En este contexto, una prueba bilateral no resulta adecuada, pues implicaría evaluar si las diferencias entre grupos podrían presentarse en cualquier dirección. Dado que la literatura anticipa un vínculo positivo entre el ingreso y las emisiones, el uso de un contraste unilateral se considera más consistente y metodológicamente coherente con los fundamentos teóricos y la evidencia empírica que sustentan este análisis.</w:t>
       </w:r>
     </w:p>
     <w:p>
-      <w:pPr>
-        <w:spacing w:after="0" w:line="276" w:lineRule="auto"/>
-        <w:jc w:val="both"/>
-        <w:rPr>
-          <w:rFonts w:ascii="Times New Roman" w:hAnsi="Times New Roman" w:cs="Times New Roman"/>
-          <w:sz w:val="24"/>
-          <w:szCs w:val="24"/>
-        </w:rPr>
-      </w:pPr>
-    </w:p>
-    <w:p>
-      <w:pPr>
-        <w:spacing w:after="0" w:line="276" w:lineRule="auto"/>
-        <w:jc w:val="both"/>
-        <w:rPr>
-          <w:rFonts w:ascii="Times New Roman" w:hAnsi="Times New Roman" w:cs="Times New Roman"/>
-          <w:sz w:val="24"/>
-          <w:szCs w:val="24"/>
-        </w:rPr>
-      </w:pPr>
-      <w:r>
-        <w:rPr>
-          <w:rFonts w:ascii="Times New Roman" w:hAnsi="Times New Roman" w:cs="Times New Roman"/>
-          <w:sz w:val="24"/>
-          <w:szCs w:val="24"/>
-        </w:rPr>
+      <w:r>
         <w:t xml:space="preserve">Es así como para operacionalizar la pregunta, se deben clasificar los países en grupos discretos como ‘altos ingresos’ y ‘bajos ingresos’ </w:t>
       </w:r>
       <w:r>
-        <w:rPr>
-          <w:rFonts w:ascii="Times New Roman" w:hAnsi="Times New Roman" w:cs="Times New Roman"/>
-          <w:sz w:val="24"/>
-          <w:szCs w:val="24"/>
-        </w:rPr>
         <w:t xml:space="preserve">y </w:t>
       </w:r>
       <w:r>
-        <w:rPr>
-          <w:rFonts w:ascii="Times New Roman" w:hAnsi="Times New Roman" w:cs="Times New Roman"/>
-          <w:sz w:val="24"/>
-          <w:szCs w:val="24"/>
-        </w:rPr>
         <w:t>la medida que proponemos para determinar un punto de corte</w:t>
       </w:r>
       <w:r>
-        <w:rPr>
-          <w:rFonts w:ascii="Times New Roman" w:hAnsi="Times New Roman" w:cs="Times New Roman"/>
-          <w:sz w:val="24"/>
-          <w:szCs w:val="24"/>
-        </w:rPr>
-        <w:t xml:space="preserve"> sería </w:t>
-      </w:r>
-      <w:r>
-        <w:rPr>
-          <w:rFonts w:ascii="Times New Roman" w:hAnsi="Times New Roman" w:cs="Times New Roman"/>
-          <w:sz w:val="24"/>
-          <w:szCs w:val="24"/>
-        </w:rPr>
+        <w:t xml:space="preserve"> sería la median</w:t>
+      </w:r>
+      <w:r>
+        <w:t>a</w:t>
+      </w:r>
+      <w:r>
+        <w:t xml:space="preserve">, considerando </w:t>
+      </w:r>
+      <w:r>
+        <w:t xml:space="preserve">la distribución sesgada a la </w:t>
+      </w:r>
+      <w:r>
         <w:lastRenderedPageBreak/>
-        <w:t>la median</w:t>
-      </w:r>
-      <w:r>
-        <w:rPr>
-          <w:rFonts w:ascii="Times New Roman" w:hAnsi="Times New Roman" w:cs="Times New Roman"/>
-          <w:sz w:val="24"/>
-          <w:szCs w:val="24"/>
-        </w:rPr>
-        <w:t>a</w:t>
-      </w:r>
-      <w:r>
-        <w:rPr>
-          <w:rFonts w:ascii="Times New Roman" w:hAnsi="Times New Roman" w:cs="Times New Roman"/>
-          <w:sz w:val="24"/>
-          <w:szCs w:val="24"/>
-        </w:rPr>
-        <w:t xml:space="preserve">, considerando </w:t>
-      </w:r>
-      <w:r>
-        <w:rPr>
-          <w:rFonts w:ascii="Times New Roman" w:hAnsi="Times New Roman" w:cs="Times New Roman"/>
-          <w:sz w:val="24"/>
-          <w:szCs w:val="24"/>
-        </w:rPr>
-        <w:t xml:space="preserve">la distribución sesgada a la derecha de la variable de ingreso per cápita. </w:t>
-      </w:r>
-      <w:r>
-        <w:rPr>
-          <w:rFonts w:ascii="Times New Roman" w:hAnsi="Times New Roman" w:cs="Times New Roman"/>
-          <w:sz w:val="24"/>
-          <w:szCs w:val="24"/>
-        </w:rPr>
+        <w:t xml:space="preserve">derecha de la variable de ingreso per cápita. </w:t>
+      </w:r>
+      <w:r>
         <w:t xml:space="preserve">Con base en este objetivo, se </w:t>
       </w:r>
       <w:commentRangeStart w:id="0"/>
       <w:r>
-        <w:rPr>
-          <w:rFonts w:ascii="Times New Roman" w:hAnsi="Times New Roman" w:cs="Times New Roman"/>
-          <w:sz w:val="24"/>
-          <w:szCs w:val="24"/>
-        </w:rPr>
         <w:t xml:space="preserve">formulan las siguientes hipótesis: </w:t>
       </w:r>
       <w:commentRangeEnd w:id="0"/>
@@ -1766,65 +633,42 @@
       </w:r>
     </w:p>
     <w:p>
-      <w:pPr>
-        <w:spacing w:after="0" w:line="276" w:lineRule="auto"/>
-        <w:jc w:val="both"/>
-        <w:rPr>
-          <w:rFonts w:ascii="Times New Roman" w:hAnsi="Times New Roman" w:cs="Times New Roman"/>
-          <w:sz w:val="24"/>
-          <w:szCs w:val="24"/>
-        </w:rPr>
-      </w:pPr>
-    </w:p>
-    <w:p>
-      <w:pPr>
-        <w:spacing w:after="0" w:line="276" w:lineRule="auto"/>
-        <w:jc w:val="both"/>
-        <w:rPr>
-          <w:rFonts w:ascii="Times New Roman" w:hAnsi="Times New Roman" w:cs="Times New Roman"/>
-          <w:sz w:val="24"/>
-          <w:szCs w:val="24"/>
-        </w:rPr>
-      </w:pPr>
       <m:oMathPara>
         <m:oMath>
           <m:sSub>
             <m:sSubPr>
               <m:ctrlPr>
                 <w:rPr>
-                  <w:rFonts w:ascii="Cambria Math" w:hAnsi="Cambria Math" w:cs="Times New Roman"/>
-                  <w:i/>
-                  <w:sz w:val="24"/>
-                  <w:szCs w:val="24"/>
+                  <w:rFonts w:ascii="Cambria Math" w:hAnsi="Cambria Math"/>
                 </w:rPr>
               </m:ctrlPr>
             </m:sSubPr>
             <m:e>
               <m:r>
                 <w:rPr>
-                  <w:rFonts w:ascii="Cambria Math" w:hAnsi="Cambria Math" w:cs="Times New Roman"/>
-                  <w:sz w:val="24"/>
-                  <w:szCs w:val="24"/>
+                  <w:rFonts w:ascii="Cambria Math" w:hAnsi="Cambria Math"/>
                 </w:rPr>
                 <m:t>H</m:t>
               </m:r>
             </m:e>
             <m:sub>
               <m:r>
+                <m:rPr>
+                  <m:sty m:val="p"/>
+                </m:rPr>
                 <w:rPr>
-                  <w:rFonts w:ascii="Cambria Math" w:hAnsi="Cambria Math" w:cs="Times New Roman"/>
-                  <w:sz w:val="24"/>
-                  <w:szCs w:val="24"/>
+                  <w:rFonts w:ascii="Cambria Math" w:hAnsi="Cambria Math"/>
                 </w:rPr>
                 <m:t>0</m:t>
               </m:r>
             </m:sub>
           </m:sSub>
           <m:r>
+            <m:rPr>
+              <m:sty m:val="p"/>
+            </m:rPr>
             <w:rPr>
-              <w:rFonts w:ascii="Cambria Math" w:hAnsi="Cambria Math" w:cs="Times New Roman"/>
-              <w:sz w:val="24"/>
-              <w:szCs w:val="24"/>
+              <w:rFonts w:ascii="Cambria Math" w:hAnsi="Cambria Math"/>
             </w:rPr>
             <m:t>=</m:t>
           </m:r>
@@ -1832,47 +676,66 @@
             <m:sSubPr>
               <m:ctrlPr>
                 <w:rPr>
-                  <w:rFonts w:ascii="Cambria Math" w:hAnsi="Cambria Math" w:cs="Times New Roman"/>
-                  <w:i/>
-                  <w:sz w:val="24"/>
-                  <w:szCs w:val="24"/>
+                  <w:rFonts w:ascii="Cambria Math" w:hAnsi="Cambria Math"/>
                 </w:rPr>
               </m:ctrlPr>
             </m:sSubPr>
             <m:e>
               <m:r>
                 <w:rPr>
-                  <w:rFonts w:ascii="Cambria Math" w:hAnsi="Cambria Math" w:cs="Times New Roman"/>
-                  <w:sz w:val="24"/>
-                  <w:szCs w:val="24"/>
+                  <w:rFonts w:ascii="Cambria Math" w:hAnsi="Cambria Math"/>
                 </w:rPr>
-                <m:t>μ</m:t>
+                <m:t>μCO</m:t>
               </m:r>
               <m:r>
+                <m:rPr>
+                  <m:sty m:val="p"/>
+                </m:rPr>
                 <w:rPr>
-                  <w:rFonts w:ascii="Cambria Math" w:hAnsi="Cambria Math" w:cs="Times New Roman"/>
-                  <w:sz w:val="24"/>
-                  <w:szCs w:val="24"/>
+                  <w:rFonts w:ascii="Cambria Math" w:hAnsi="Cambria Math"/>
                 </w:rPr>
-                <m:t xml:space="preserve">CO2 </m:t>
+                <m:t xml:space="preserve">2 </m:t>
               </m:r>
             </m:e>
             <m:sub>
               <m:r>
                 <w:rPr>
-                  <w:rFonts w:ascii="Cambria Math" w:hAnsi="Cambria Math" w:cs="Times New Roman"/>
-                  <w:sz w:val="24"/>
-                  <w:szCs w:val="24"/>
+                  <w:rFonts w:ascii="Cambria Math" w:hAnsi="Cambria Math"/>
                 </w:rPr>
-                <m:t xml:space="preserve">altos ingresos </m:t>
+                <m:t>altos</m:t>
+              </m:r>
+              <m:r>
+                <m:rPr>
+                  <m:sty m:val="p"/>
+                </m:rPr>
+                <w:rPr>
+                  <w:rFonts w:ascii="Cambria Math" w:hAnsi="Cambria Math"/>
+                </w:rPr>
+                <m:t xml:space="preserve"> </m:t>
+              </m:r>
+              <m:r>
+                <w:rPr>
+                  <w:rFonts w:ascii="Cambria Math" w:hAnsi="Cambria Math"/>
+                </w:rPr>
+                <m:t>ingresos</m:t>
+              </m:r>
+              <m:r>
+                <m:rPr>
+                  <m:sty m:val="p"/>
+                </m:rPr>
+                <w:rPr>
+                  <w:rFonts w:ascii="Cambria Math" w:hAnsi="Cambria Math"/>
+                </w:rPr>
+                <m:t xml:space="preserve"> </m:t>
               </m:r>
             </m:sub>
           </m:sSub>
           <m:r>
+            <m:rPr>
+              <m:sty m:val="p"/>
+            </m:rPr>
             <w:rPr>
-              <w:rFonts w:ascii="Cambria Math" w:hAnsi="Cambria Math" w:cs="Times New Roman"/>
-              <w:sz w:val="24"/>
-              <w:szCs w:val="24"/>
+              <w:rFonts w:ascii="Cambria Math" w:hAnsi="Cambria Math"/>
             </w:rPr>
             <m:t>-</m:t>
           </m:r>
@@ -1880,102 +743,109 @@
             <m:sSubPr>
               <m:ctrlPr>
                 <w:rPr>
-                  <w:rFonts w:ascii="Cambria Math" w:hAnsi="Cambria Math" w:cs="Times New Roman"/>
-                  <w:i/>
-                  <w:sz w:val="24"/>
-                  <w:szCs w:val="24"/>
+                  <w:rFonts w:ascii="Cambria Math" w:hAnsi="Cambria Math"/>
                 </w:rPr>
               </m:ctrlPr>
             </m:sSubPr>
             <m:e>
               <m:r>
                 <w:rPr>
-                  <w:rFonts w:ascii="Cambria Math" w:hAnsi="Cambria Math" w:cs="Times New Roman"/>
-                  <w:sz w:val="24"/>
-                  <w:szCs w:val="24"/>
+                  <w:rFonts w:ascii="Cambria Math" w:hAnsi="Cambria Math"/>
                 </w:rPr>
-                <m:t>μCO2</m:t>
+                <m:t>μCO</m:t>
+              </m:r>
+              <m:r>
+                <m:rPr>
+                  <m:sty m:val="p"/>
+                </m:rPr>
+                <w:rPr>
+                  <w:rFonts w:ascii="Cambria Math" w:hAnsi="Cambria Math"/>
+                </w:rPr>
+                <m:t>2</m:t>
               </m:r>
             </m:e>
             <m:sub>
               <m:r>
                 <w:rPr>
-                  <w:rFonts w:ascii="Cambria Math" w:hAnsi="Cambria Math" w:cs="Times New Roman"/>
-                  <w:sz w:val="24"/>
-                  <w:szCs w:val="24"/>
+                  <w:rFonts w:ascii="Cambria Math" w:hAnsi="Cambria Math"/>
                 </w:rPr>
-                <m:t xml:space="preserve">bajos ingresos </m:t>
+                <m:t>bajos</m:t>
+              </m:r>
+              <m:r>
+                <m:rPr>
+                  <m:sty m:val="p"/>
+                </m:rPr>
+                <w:rPr>
+                  <w:rFonts w:ascii="Cambria Math" w:hAnsi="Cambria Math"/>
+                </w:rPr>
+                <m:t xml:space="preserve"> </m:t>
+              </m:r>
+              <m:r>
+                <w:rPr>
+                  <w:rFonts w:ascii="Cambria Math" w:hAnsi="Cambria Math"/>
+                </w:rPr>
+                <m:t>ingresos</m:t>
+              </m:r>
+              <m:r>
+                <m:rPr>
+                  <m:sty m:val="p"/>
+                </m:rPr>
+                <w:rPr>
+                  <w:rFonts w:ascii="Cambria Math" w:hAnsi="Cambria Math"/>
+                </w:rPr>
+                <m:t xml:space="preserve"> </m:t>
               </m:r>
             </m:sub>
           </m:sSub>
           <m:r>
+            <m:rPr>
+              <m:sty m:val="p"/>
+            </m:rPr>
             <w:rPr>
-              <w:rFonts w:ascii="Cambria Math" w:hAnsi="Cambria Math" w:cs="Times New Roman"/>
-              <w:sz w:val="24"/>
-              <w:szCs w:val="24"/>
+              <w:rFonts w:ascii="Cambria Math" w:hAnsi="Cambria Math"/>
             </w:rPr>
-            <m:t>≤</m:t>
-          </m:r>
-          <m:r>
-            <w:rPr>
-              <w:rFonts w:ascii="Cambria Math" w:hAnsi="Cambria Math" w:cs="Times New Roman"/>
-              <w:sz w:val="24"/>
-              <w:szCs w:val="24"/>
-            </w:rPr>
-            <m:t>0</m:t>
+            <m:t>≤0</m:t>
           </m:r>
         </m:oMath>
       </m:oMathPara>
     </w:p>
     <w:p>
-      <w:pPr>
-        <w:spacing w:after="0" w:line="276" w:lineRule="auto"/>
-        <w:jc w:val="both"/>
-        <w:rPr>
-          <w:rFonts w:ascii="Times New Roman" w:hAnsi="Times New Roman" w:cs="Times New Roman"/>
-          <w:sz w:val="24"/>
-          <w:szCs w:val="24"/>
-        </w:rPr>
-      </w:pPr>
       <m:oMathPara>
         <m:oMath>
           <m:sSub>
             <m:sSubPr>
               <m:ctrlPr>
                 <w:rPr>
-                  <w:rFonts w:ascii="Cambria Math" w:hAnsi="Cambria Math" w:cs="Times New Roman"/>
-                  <w:i/>
-                  <w:sz w:val="24"/>
-                  <w:szCs w:val="24"/>
+                  <w:rFonts w:ascii="Cambria Math" w:hAnsi="Cambria Math"/>
                 </w:rPr>
               </m:ctrlPr>
             </m:sSubPr>
             <m:e>
               <m:r>
                 <w:rPr>
-                  <w:rFonts w:ascii="Cambria Math" w:hAnsi="Cambria Math" w:cs="Times New Roman"/>
-                  <w:sz w:val="24"/>
-                  <w:szCs w:val="24"/>
+                  <w:rFonts w:ascii="Cambria Math" w:hAnsi="Cambria Math"/>
                 </w:rPr>
                 <m:t>H</m:t>
               </m:r>
             </m:e>
             <m:sub>
               <m:r>
+                <m:rPr>
+                  <m:sty m:val="p"/>
+                </m:rPr>
                 <w:rPr>
-                  <w:rFonts w:ascii="Cambria Math" w:hAnsi="Cambria Math" w:cs="Times New Roman"/>
-                  <w:sz w:val="24"/>
-                  <w:szCs w:val="24"/>
+                  <w:rFonts w:ascii="Cambria Math" w:hAnsi="Cambria Math"/>
                 </w:rPr>
                 <m:t>1</m:t>
               </m:r>
             </m:sub>
           </m:sSub>
           <m:r>
+            <m:rPr>
+              <m:sty m:val="p"/>
+            </m:rPr>
             <w:rPr>
-              <w:rFonts w:ascii="Cambria Math" w:hAnsi="Cambria Math" w:cs="Times New Roman"/>
-              <w:sz w:val="24"/>
-              <w:szCs w:val="24"/>
+              <w:rFonts w:ascii="Cambria Math" w:hAnsi="Cambria Math"/>
             </w:rPr>
             <m:t>=</m:t>
           </m:r>
@@ -1983,39 +853,66 @@
             <m:sSubPr>
               <m:ctrlPr>
                 <w:rPr>
-                  <w:rFonts w:ascii="Cambria Math" w:hAnsi="Cambria Math" w:cs="Times New Roman"/>
-                  <w:i/>
-                  <w:sz w:val="24"/>
-                  <w:szCs w:val="24"/>
+                  <w:rFonts w:ascii="Cambria Math" w:hAnsi="Cambria Math"/>
                 </w:rPr>
               </m:ctrlPr>
             </m:sSubPr>
             <m:e>
               <m:r>
                 <w:rPr>
-                  <w:rFonts w:ascii="Cambria Math" w:hAnsi="Cambria Math" w:cs="Times New Roman"/>
-                  <w:sz w:val="24"/>
-                  <w:szCs w:val="24"/>
+                  <w:rFonts w:ascii="Cambria Math" w:hAnsi="Cambria Math"/>
                 </w:rPr>
-                <m:t xml:space="preserve">μCO2 </m:t>
+                <m:t>μCO</m:t>
+              </m:r>
+              <m:r>
+                <m:rPr>
+                  <m:sty m:val="p"/>
+                </m:rPr>
+                <w:rPr>
+                  <w:rFonts w:ascii="Cambria Math" w:hAnsi="Cambria Math"/>
+                </w:rPr>
+                <m:t xml:space="preserve">2 </m:t>
               </m:r>
             </m:e>
             <m:sub>
               <m:r>
                 <w:rPr>
-                  <w:rFonts w:ascii="Cambria Math" w:hAnsi="Cambria Math" w:cs="Times New Roman"/>
-                  <w:sz w:val="24"/>
-                  <w:szCs w:val="24"/>
+                  <w:rFonts w:ascii="Cambria Math" w:hAnsi="Cambria Math"/>
                 </w:rPr>
-                <m:t xml:space="preserve">altos ingresos </m:t>
+                <m:t>altos</m:t>
+              </m:r>
+              <m:r>
+                <m:rPr>
+                  <m:sty m:val="p"/>
+                </m:rPr>
+                <w:rPr>
+                  <w:rFonts w:ascii="Cambria Math" w:hAnsi="Cambria Math"/>
+                </w:rPr>
+                <m:t xml:space="preserve"> </m:t>
+              </m:r>
+              <m:r>
+                <w:rPr>
+                  <w:rFonts w:ascii="Cambria Math" w:hAnsi="Cambria Math"/>
+                </w:rPr>
+                <m:t>ingresos</m:t>
+              </m:r>
+              <m:r>
+                <m:rPr>
+                  <m:sty m:val="p"/>
+                </m:rPr>
+                <w:rPr>
+                  <w:rFonts w:ascii="Cambria Math" w:hAnsi="Cambria Math"/>
+                </w:rPr>
+                <m:t xml:space="preserve"> </m:t>
               </m:r>
             </m:sub>
           </m:sSub>
           <m:r>
+            <m:rPr>
+              <m:sty m:val="p"/>
+            </m:rPr>
             <w:rPr>
-              <w:rFonts w:ascii="Cambria Math" w:hAnsi="Cambria Math" w:cs="Times New Roman"/>
-              <w:sz w:val="24"/>
-              <w:szCs w:val="24"/>
+              <w:rFonts w:ascii="Cambria Math" w:hAnsi="Cambria Math"/>
             </w:rPr>
             <m:t>-</m:t>
           </m:r>
@@ -2023,125 +920,98 @@
             <m:sSubPr>
               <m:ctrlPr>
                 <w:rPr>
-                  <w:rFonts w:ascii="Cambria Math" w:hAnsi="Cambria Math" w:cs="Times New Roman"/>
-                  <w:i/>
-                  <w:sz w:val="24"/>
-                  <w:szCs w:val="24"/>
+                  <w:rFonts w:ascii="Cambria Math" w:hAnsi="Cambria Math"/>
                 </w:rPr>
               </m:ctrlPr>
             </m:sSubPr>
             <m:e>
               <m:r>
                 <w:rPr>
-                  <w:rFonts w:ascii="Cambria Math" w:hAnsi="Cambria Math" w:cs="Times New Roman"/>
-                  <w:sz w:val="24"/>
-                  <w:szCs w:val="24"/>
+                  <w:rFonts w:ascii="Cambria Math" w:hAnsi="Cambria Math"/>
                 </w:rPr>
-                <m:t xml:space="preserve">μCO2 </m:t>
+                <m:t>μCO</m:t>
+              </m:r>
+              <m:r>
+                <m:rPr>
+                  <m:sty m:val="p"/>
+                </m:rPr>
+                <w:rPr>
+                  <w:rFonts w:ascii="Cambria Math" w:hAnsi="Cambria Math"/>
+                </w:rPr>
+                <m:t xml:space="preserve">2 </m:t>
               </m:r>
             </m:e>
             <m:sub>
               <m:r>
                 <w:rPr>
-                  <w:rFonts w:ascii="Cambria Math" w:hAnsi="Cambria Math" w:cs="Times New Roman"/>
-                  <w:sz w:val="24"/>
-                  <w:szCs w:val="24"/>
+                  <w:rFonts w:ascii="Cambria Math" w:hAnsi="Cambria Math"/>
                 </w:rPr>
-                <m:t>bajos ingresos</m:t>
+                <m:t>bajos</m:t>
+              </m:r>
+              <m:r>
+                <m:rPr>
+                  <m:sty m:val="p"/>
+                </m:rPr>
+                <w:rPr>
+                  <w:rFonts w:ascii="Cambria Math" w:hAnsi="Cambria Math"/>
+                </w:rPr>
+                <m:t xml:space="preserve"> </m:t>
+              </m:r>
+              <m:r>
+                <w:rPr>
+                  <w:rFonts w:ascii="Cambria Math" w:hAnsi="Cambria Math"/>
+                </w:rPr>
+                <m:t>ingresos</m:t>
               </m:r>
             </m:sub>
           </m:sSub>
           <m:r>
+            <m:rPr>
+              <m:sty m:val="p"/>
+            </m:rPr>
             <w:rPr>
-              <w:rFonts w:ascii="Cambria Math" w:hAnsi="Cambria Math" w:cs="Times New Roman"/>
-              <w:sz w:val="24"/>
-              <w:szCs w:val="24"/>
+              <w:rFonts w:ascii="Cambria Math" w:hAnsi="Cambria Math"/>
             </w:rPr>
-            <m:t xml:space="preserve"> </m:t>
-          </m:r>
-          <m:r>
-            <w:rPr>
-              <w:rFonts w:ascii="Cambria Math" w:hAnsi="Cambria Math" w:cs="Times New Roman"/>
-              <w:sz w:val="24"/>
-              <w:szCs w:val="24"/>
-            </w:rPr>
-            <m:t>&gt;</m:t>
-          </m:r>
-          <m:r>
-            <w:rPr>
-              <w:rFonts w:ascii="Cambria Math" w:hAnsi="Cambria Math" w:cs="Times New Roman"/>
-              <w:sz w:val="24"/>
-              <w:szCs w:val="24"/>
-            </w:rPr>
-            <m:t>0</m:t>
+            <m:t xml:space="preserve"> &gt;0</m:t>
           </m:r>
         </m:oMath>
       </m:oMathPara>
     </w:p>
     <w:p>
       <w:pPr>
-        <w:spacing w:after="0" w:line="276" w:lineRule="auto"/>
-        <w:jc w:val="both"/>
-        <w:rPr>
-          <w:rFonts w:ascii="Times New Roman" w:hAnsi="Times New Roman" w:cs="Times New Roman"/>
-          <w:sz w:val="24"/>
-          <w:szCs w:val="24"/>
-        </w:rPr>
-      </w:pPr>
-    </w:p>
-    <w:p>
-      <w:pPr>
-        <w:spacing w:after="0" w:line="276" w:lineRule="auto"/>
-        <w:jc w:val="both"/>
-        <w:rPr>
-          <w:rFonts w:ascii="Times New Roman" w:hAnsi="Times New Roman" w:cs="Times New Roman"/>
-          <w:sz w:val="24"/>
-          <w:szCs w:val="24"/>
+        <w:rPr>
           <w:lang w:val="en-US"/>
         </w:rPr>
       </w:pPr>
-    </w:p>
-    <w:p>
-      <w:pPr>
-        <w:spacing w:after="0" w:line="276" w:lineRule="auto"/>
-        <w:jc w:val="both"/>
-        <w:rPr>
-          <w:rFonts w:ascii="Times New Roman" w:hAnsi="Times New Roman" w:cs="Times New Roman"/>
-          <w:sz w:val="24"/>
-          <w:szCs w:val="24"/>
+      <w:proofErr w:type="spellStart"/>
+      <w:r>
+        <w:rPr>
           <w:lang w:val="en-US"/>
         </w:rPr>
-      </w:pPr>
-      <w:r>
-        <w:rPr>
-          <w:rFonts w:ascii="Times New Roman" w:hAnsi="Times New Roman" w:cs="Times New Roman"/>
-          <w:sz w:val="24"/>
-          <w:szCs w:val="24"/>
+        <w:t>Donde</w:t>
+      </w:r>
+      <w:proofErr w:type="spellEnd"/>
+      <w:r>
+        <w:rPr>
           <w:lang w:val="en-US"/>
         </w:rPr>
-        <w:t>Donde:</w:t>
-      </w:r>
-    </w:p>
-    <w:p>
-      <w:pPr>
+        <w:t>:</w:t>
+      </w:r>
+    </w:p>
+    <w:p>
+      <w:pPr>
+        <w:pStyle w:val="Prrafodelista"/>
         <w:numPr>
           <w:ilvl w:val="0"/>
           <w:numId w:val="44"/>
         </w:numPr>
-        <w:spacing w:after="0" w:line="276" w:lineRule="auto"/>
-        <w:jc w:val="both"/>
-        <w:rPr>
-          <w:rFonts w:ascii="Times New Roman" w:hAnsi="Times New Roman" w:cs="Times New Roman"/>
-          <w:sz w:val="24"/>
-          <w:szCs w:val="24"/>
-        </w:rPr>
       </w:pPr>
       <m:oMath>
         <m:sSub>
           <m:sSubPr>
             <m:ctrlPr>
               <w:rPr>
-                <w:rFonts w:ascii="Cambria Math" w:hAnsi="Cambria Math" w:cs="Times New Roman"/>
+                <w:rFonts w:ascii="Cambria Math" w:hAnsi="Cambria Math"/>
                 <w:sz w:val="28"/>
                 <w:szCs w:val="28"/>
                 <w:lang w:val="en-US"/>
@@ -2151,9 +1021,7 @@
           <m:e>
             <m:r>
               <w:rPr>
-                <w:rFonts w:ascii="Cambria Math" w:hAnsi="Cambria Math" w:cs="Times New Roman"/>
-                <w:sz w:val="24"/>
-                <w:szCs w:val="24"/>
+                <w:rFonts w:ascii="Cambria Math" w:hAnsi="Cambria Math"/>
               </w:rPr>
               <m:t>μCO2</m:t>
             </m:r>
@@ -2164,7 +1032,6 @@
                 <m:nor/>
               </m:rPr>
               <w:rPr>
-                <w:rFonts w:ascii="Times New Roman" w:hAnsi="Times New Roman" w:cs="Times New Roman"/>
                 <w:sz w:val="28"/>
                 <w:szCs w:val="28"/>
               </w:rPr>
@@ -2174,7 +1041,7 @@
         </m:sSub>
         <m:r>
           <w:rPr>
-            <w:rFonts w:ascii="Cambria Math" w:hAnsi="Cambria Math" w:cs="Times New Roman"/>
+            <w:rFonts w:ascii="Cambria Math" w:hAnsi="Cambria Math"/>
             <w:sz w:val="28"/>
             <w:szCs w:val="28"/>
           </w:rPr>
@@ -2182,34 +1049,23 @@
         </m:r>
       </m:oMath>
       <w:r>
-        <w:rPr>
-          <w:rFonts w:ascii="Times New Roman" w:hAnsi="Times New Roman" w:cs="Times New Roman"/>
-          <w:sz w:val="24"/>
-          <w:szCs w:val="24"/>
-        </w:rPr>
         <w:t>representa la media de emisiones de CO₂ per cápita en los países de altos ingresos</w:t>
       </w:r>
     </w:p>
     <w:p>
       <w:pPr>
+        <w:pStyle w:val="Prrafodelista"/>
         <w:numPr>
           <w:ilvl w:val="0"/>
           <w:numId w:val="44"/>
         </w:numPr>
-        <w:spacing w:after="0" w:line="276" w:lineRule="auto"/>
-        <w:jc w:val="both"/>
-        <w:rPr>
-          <w:rFonts w:ascii="Times New Roman" w:hAnsi="Times New Roman" w:cs="Times New Roman"/>
-          <w:sz w:val="24"/>
-          <w:szCs w:val="24"/>
-        </w:rPr>
       </w:pPr>
       <m:oMath>
         <m:sSub>
           <m:sSubPr>
             <m:ctrlPr>
               <w:rPr>
-                <w:rFonts w:ascii="Cambria Math" w:hAnsi="Cambria Math" w:cs="Times New Roman"/>
+                <w:rFonts w:ascii="Cambria Math" w:hAnsi="Cambria Math"/>
                 <w:sz w:val="28"/>
                 <w:szCs w:val="28"/>
                 <w:lang w:val="en-US"/>
@@ -2219,9 +1075,7 @@
           <m:e>
             <m:r>
               <w:rPr>
-                <w:rFonts w:ascii="Cambria Math" w:hAnsi="Cambria Math" w:cs="Times New Roman"/>
-                <w:sz w:val="24"/>
-                <w:szCs w:val="24"/>
+                <w:rFonts w:ascii="Cambria Math" w:hAnsi="Cambria Math"/>
               </w:rPr>
               <m:t>μCO2</m:t>
             </m:r>
@@ -2232,7 +1086,6 @@
                 <m:nor/>
               </m:rPr>
               <w:rPr>
-                <w:rFonts w:ascii="Times New Roman" w:hAnsi="Times New Roman" w:cs="Times New Roman"/>
                 <w:sz w:val="28"/>
                 <w:szCs w:val="28"/>
               </w:rPr>
@@ -2243,7 +1096,7 @@
                 <m:nor/>
               </m:rPr>
               <w:rPr>
-                <w:rFonts w:ascii="Cambria Math" w:hAnsi="Times New Roman" w:cs="Times New Roman"/>
+                <w:rFonts w:ascii="Cambria Math"/>
                 <w:sz w:val="28"/>
                 <w:szCs w:val="28"/>
               </w:rPr>
@@ -2253,1163 +1106,694 @@
         </m:sSub>
       </m:oMath>
       <w:r>
-        <w:rPr>
-          <w:rFonts w:ascii="Times New Roman" w:hAnsi="Times New Roman" w:cs="Times New Roman"/>
-          <w:sz w:val="24"/>
-          <w:szCs w:val="24"/>
-        </w:rPr>
         <w:t>representa la media correspondiente a los países de bajos ingresos.</w:t>
       </w:r>
     </w:p>
     <w:p>
       <w:pPr>
-        <w:spacing w:after="0" w:line="276" w:lineRule="auto"/>
-        <w:jc w:val="both"/>
-        <w:rPr>
-          <w:rFonts w:ascii="Times New Roman" w:eastAsiaTheme="minorEastAsia" w:hAnsi="Times New Roman" w:cs="Times New Roman"/>
-          <w:sz w:val="28"/>
-          <w:szCs w:val="28"/>
-        </w:rPr>
-      </w:pPr>
-    </w:p>
-    <w:p>
-      <w:pPr>
-        <w:spacing w:after="0" w:line="276" w:lineRule="auto"/>
-        <w:jc w:val="both"/>
-        <w:rPr>
-          <w:rFonts w:ascii="Times New Roman" w:eastAsiaTheme="minorEastAsia" w:hAnsi="Times New Roman" w:cs="Times New Roman"/>
-          <w:sz w:val="24"/>
-          <w:szCs w:val="24"/>
-        </w:rPr>
-      </w:pPr>
-      <w:r>
-        <w:rPr>
-          <w:rFonts w:ascii="Times New Roman" w:eastAsiaTheme="minorEastAsia" w:hAnsi="Times New Roman" w:cs="Times New Roman"/>
-          <w:sz w:val="24"/>
-          <w:szCs w:val="24"/>
-        </w:rPr>
-        <w:t xml:space="preserve">Siendo la hipótesis nula </w:t>
-      </w:r>
-      <w:r>
-        <w:rPr>
-          <w:rFonts w:ascii="Times New Roman" w:eastAsiaTheme="minorEastAsia" w:hAnsi="Times New Roman" w:cs="Times New Roman"/>
-          <w:sz w:val="24"/>
-          <w:szCs w:val="24"/>
+        <w:rPr>
+          <w:rFonts w:eastAsiaTheme="minorEastAsia"/>
+        </w:rPr>
+      </w:pPr>
+      <w:r>
+        <w:rPr>
+          <w:rFonts w:eastAsiaTheme="minorEastAsia"/>
+        </w:rPr>
+        <w:t>Siendo la hipótesis nula</w:t>
+      </w:r>
+      <w:r>
+        <w:rPr>
+          <w:rFonts w:eastAsiaTheme="minorEastAsia"/>
+        </w:rPr>
+        <w:t xml:space="preserve"> (</w:t>
+      </w:r>
+      <m:oMath>
+        <m:sSub>
+          <m:sSubPr>
+            <m:ctrlPr>
+              <w:rPr>
+                <w:rFonts w:ascii="Cambria Math" w:eastAsiaTheme="minorEastAsia" w:hAnsi="Cambria Math"/>
+                <w:i/>
+              </w:rPr>
+            </m:ctrlPr>
+          </m:sSubPr>
+          <m:e>
+            <m:r>
+              <w:rPr>
+                <w:rFonts w:ascii="Cambria Math" w:eastAsiaTheme="minorEastAsia" w:hAnsi="Cambria Math"/>
+              </w:rPr>
+              <m:t>h</m:t>
+            </m:r>
+          </m:e>
+          <m:sub>
+            <m:r>
+              <w:rPr>
+                <w:rFonts w:ascii="Cambria Math" w:eastAsiaTheme="minorEastAsia" w:hAnsi="Cambria Math"/>
+              </w:rPr>
+              <m:t>0</m:t>
+            </m:r>
+          </m:sub>
+        </m:sSub>
+      </m:oMath>
+      <w:r>
+        <w:rPr>
+          <w:rFonts w:eastAsiaTheme="minorEastAsia"/>
+        </w:rPr>
+        <w:t>)</w:t>
+      </w:r>
+      <w:r>
+        <w:rPr>
+          <w:rFonts w:eastAsiaTheme="minorEastAsia"/>
+        </w:rPr>
+        <w:t xml:space="preserve"> </w:t>
+      </w:r>
+      <w:r>
+        <w:rPr>
+          <w:rFonts w:eastAsiaTheme="minorEastAsia"/>
         </w:rPr>
         <w:t xml:space="preserve">la representación </w:t>
       </w:r>
       <w:r>
         <w:rPr>
-          <w:rFonts w:ascii="Times New Roman" w:eastAsiaTheme="minorEastAsia" w:hAnsi="Times New Roman" w:cs="Times New Roman"/>
-          <w:sz w:val="24"/>
-          <w:szCs w:val="24"/>
+          <w:rFonts w:eastAsiaTheme="minorEastAsia"/>
         </w:rPr>
         <w:t xml:space="preserve">de un ‘no efecto’ o ‘no diferencia’ pues es bajo la suposición de que esto se mantiene a menos de que exista evidencia estadística que sea lo suficientemente significativa para rechazarla. </w:t>
       </w:r>
       <w:r>
         <w:rPr>
-          <w:rFonts w:ascii="Times New Roman" w:eastAsiaTheme="minorEastAsia" w:hAnsi="Times New Roman" w:cs="Times New Roman"/>
-          <w:sz w:val="24"/>
-          <w:szCs w:val="24"/>
+          <w:rFonts w:eastAsiaTheme="minorEastAsia"/>
         </w:rPr>
         <w:t xml:space="preserve">Es así como la hipótesis nula en este caso establece que la </w:t>
       </w:r>
       <w:r>
         <w:rPr>
-          <w:rFonts w:ascii="Times New Roman" w:eastAsiaTheme="minorEastAsia" w:hAnsi="Times New Roman" w:cs="Times New Roman"/>
-          <w:sz w:val="24"/>
-          <w:szCs w:val="24"/>
+          <w:rFonts w:eastAsiaTheme="minorEastAsia"/>
         </w:rPr>
         <w:t>media</w:t>
       </w:r>
       <w:r>
         <w:rPr>
-          <w:rFonts w:ascii="Times New Roman" w:eastAsiaTheme="minorEastAsia" w:hAnsi="Times New Roman" w:cs="Times New Roman"/>
-          <w:sz w:val="24"/>
-          <w:szCs w:val="24"/>
+          <w:rFonts w:eastAsiaTheme="minorEastAsia"/>
         </w:rPr>
         <w:t xml:space="preserve"> de las emisiones per cápita de los países con ingreso alto es </w:t>
       </w:r>
       <w:r>
         <w:rPr>
-          <w:rFonts w:ascii="Times New Roman" w:eastAsiaTheme="minorEastAsia" w:hAnsi="Times New Roman" w:cs="Times New Roman"/>
-          <w:sz w:val="24"/>
-          <w:szCs w:val="24"/>
+          <w:rFonts w:eastAsiaTheme="minorEastAsia"/>
         </w:rPr>
         <w:t xml:space="preserve">menor o igual a la del grupo con ingresos bajos, determinando que </w:t>
       </w:r>
       <w:r>
         <w:rPr>
-          <w:rFonts w:ascii="Times New Roman" w:eastAsiaTheme="minorEastAsia" w:hAnsi="Times New Roman" w:cs="Times New Roman"/>
-          <w:sz w:val="24"/>
-          <w:szCs w:val="24"/>
+          <w:rFonts w:eastAsiaTheme="minorEastAsia"/>
         </w:rPr>
         <w:t xml:space="preserve">la riqueza no conduce a mayores emisiones. </w:t>
       </w:r>
       <w:r>
         <w:rPr>
-          <w:rFonts w:ascii="Times New Roman" w:eastAsiaTheme="minorEastAsia" w:hAnsi="Times New Roman" w:cs="Times New Roman"/>
-          <w:sz w:val="24"/>
-          <w:szCs w:val="24"/>
+          <w:rFonts w:eastAsiaTheme="minorEastAsia"/>
         </w:rPr>
         <w:t xml:space="preserve"> </w:t>
       </w:r>
       <w:r>
         <w:rPr>
-          <w:rFonts w:ascii="Times New Roman" w:eastAsiaTheme="minorEastAsia" w:hAnsi="Times New Roman" w:cs="Times New Roman"/>
-          <w:sz w:val="24"/>
-          <w:szCs w:val="24"/>
-        </w:rPr>
-        <w:t xml:space="preserve">Por su parte, la hipótesis alternativa representa la afirmación que como investigadores buscamos respaldar con evidencia estadística, siendo en este caso </w:t>
-      </w:r>
-      <w:r>
-        <w:rPr>
-          <w:rFonts w:ascii="Times New Roman" w:eastAsiaTheme="minorEastAsia" w:hAnsi="Times New Roman" w:cs="Times New Roman"/>
-          <w:sz w:val="24"/>
-          <w:szCs w:val="24"/>
+          <w:rFonts w:eastAsiaTheme="minorEastAsia"/>
+        </w:rPr>
+        <w:t>Por su parte, la hipótesis alternativa</w:t>
+      </w:r>
+      <w:r>
+        <w:rPr>
+          <w:rFonts w:eastAsiaTheme="minorEastAsia"/>
+        </w:rPr>
+        <w:t xml:space="preserve"> (</w:t>
+      </w:r>
+      <m:oMath>
+        <m:sSub>
+          <m:sSubPr>
+            <m:ctrlPr>
+              <w:rPr>
+                <w:rFonts w:ascii="Cambria Math" w:eastAsiaTheme="minorEastAsia" w:hAnsi="Cambria Math"/>
+                <w:i/>
+              </w:rPr>
+            </m:ctrlPr>
+          </m:sSubPr>
+          <m:e>
+            <m:r>
+              <w:rPr>
+                <w:rFonts w:ascii="Cambria Math" w:eastAsiaTheme="minorEastAsia" w:hAnsi="Cambria Math"/>
+              </w:rPr>
+              <m:t>h</m:t>
+            </m:r>
+          </m:e>
+          <m:sub>
+            <m:r>
+              <w:rPr>
+                <w:rFonts w:ascii="Cambria Math" w:eastAsiaTheme="minorEastAsia" w:hAnsi="Cambria Math"/>
+              </w:rPr>
+              <m:t>1</m:t>
+            </m:r>
+          </m:sub>
+        </m:sSub>
+      </m:oMath>
+      <w:r>
+        <w:rPr>
+          <w:rFonts w:eastAsiaTheme="minorEastAsia"/>
+        </w:rPr>
+        <w:t>)</w:t>
+      </w:r>
+      <w:r>
+        <w:rPr>
+          <w:rFonts w:eastAsiaTheme="minorEastAsia"/>
+        </w:rPr>
+        <w:t xml:space="preserve"> representa la afirmación que como investigadores buscamos respaldar con evidencia estadística, siendo en este caso </w:t>
+      </w:r>
+      <w:r>
+        <w:rPr>
+          <w:rFonts w:eastAsiaTheme="minorEastAsia"/>
         </w:rPr>
         <w:t xml:space="preserve">la afirmación de que los países de ingreso alto tienen en efecto una </w:t>
       </w:r>
       <w:r>
         <w:rPr>
-          <w:rFonts w:ascii="Times New Roman" w:eastAsiaTheme="minorEastAsia" w:hAnsi="Times New Roman" w:cs="Times New Roman"/>
-          <w:sz w:val="24"/>
-          <w:szCs w:val="24"/>
+          <w:rFonts w:eastAsiaTheme="minorEastAsia"/>
         </w:rPr>
         <w:t>media</w:t>
       </w:r>
       <w:r>
         <w:rPr>
-          <w:rFonts w:ascii="Times New Roman" w:eastAsiaTheme="minorEastAsia" w:hAnsi="Times New Roman" w:cs="Times New Roman"/>
-          <w:sz w:val="24"/>
-          <w:szCs w:val="24"/>
+          <w:rFonts w:eastAsiaTheme="minorEastAsia"/>
         </w:rPr>
         <w:t xml:space="preserve"> de emisiones de </w:t>
       </w:r>
       <w:r>
-        <w:rPr>
-          <w:rFonts w:ascii="Times New Roman" w:hAnsi="Times New Roman" w:cs="Times New Roman"/>
-          <w:sz w:val="24"/>
-          <w:szCs w:val="24"/>
-        </w:rPr>
         <w:t>CO₂ per cápita</w:t>
       </w:r>
       <w:r>
-        <w:rPr>
-          <w:rFonts w:ascii="Times New Roman" w:hAnsi="Times New Roman" w:cs="Times New Roman"/>
-          <w:sz w:val="24"/>
-          <w:szCs w:val="24"/>
-        </w:rPr>
         <w:t xml:space="preserve"> significativamente mayor que la de los países de ingreso bajo. </w:t>
       </w:r>
     </w:p>
     <w:p>
       <w:pPr>
-        <w:spacing w:after="0" w:line="276" w:lineRule="auto"/>
-        <w:jc w:val="both"/>
-        <w:rPr>
-          <w:rFonts w:ascii="Times New Roman" w:hAnsi="Times New Roman" w:cs="Times New Roman"/>
-          <w:sz w:val="24"/>
-          <w:szCs w:val="24"/>
-        </w:rPr>
-      </w:pPr>
-    </w:p>
-    <w:p>
-      <w:pPr>
-        <w:spacing w:after="0" w:line="276" w:lineRule="auto"/>
-        <w:jc w:val="both"/>
-        <w:rPr>
-          <w:rFonts w:ascii="Times New Roman" w:hAnsi="Times New Roman" w:cs="Times New Roman"/>
-          <w:sz w:val="24"/>
-          <w:szCs w:val="24"/>
-        </w:rPr>
-      </w:pPr>
-      <w:r>
-        <w:rPr>
-          <w:rFonts w:ascii="Times New Roman" w:hAnsi="Times New Roman" w:cs="Times New Roman"/>
-          <w:sz w:val="24"/>
-          <w:szCs w:val="24"/>
-        </w:rPr>
+        <w:pStyle w:val="Ttulo2"/>
+      </w:pPr>
+      <w:r>
+        <w:t>Consecuencias de cometer errores tipo 1 y 2</w:t>
+      </w:r>
+    </w:p>
+    <w:p>
+      <w:r>
         <w:t>Ahora bien, e</w:t>
       </w:r>
       <w:r>
-        <w:rPr>
-          <w:rFonts w:ascii="Times New Roman" w:hAnsi="Times New Roman" w:cs="Times New Roman"/>
-          <w:sz w:val="24"/>
-          <w:szCs w:val="24"/>
-        </w:rPr>
         <w:t xml:space="preserve">n el contexto de este análisis, </w:t>
       </w:r>
       <w:r>
-        <w:rPr>
-          <w:rFonts w:ascii="Times New Roman" w:hAnsi="Times New Roman" w:cs="Times New Roman"/>
-          <w:sz w:val="24"/>
-          <w:szCs w:val="24"/>
-        </w:rPr>
         <w:t xml:space="preserve">es relevante </w:t>
       </w:r>
       <w:r>
-        <w:rPr>
-          <w:rFonts w:ascii="Times New Roman" w:hAnsi="Times New Roman" w:cs="Times New Roman"/>
-          <w:sz w:val="24"/>
-          <w:szCs w:val="24"/>
-        </w:rPr>
         <w:t xml:space="preserve">considerar las implicaciones de cometer errores estadísticos al momento de interpretar los resultados. En primer lugar, un error tipo I, </w:t>
       </w:r>
       <w:r>
-        <w:rPr>
-          <w:rFonts w:ascii="Times New Roman" w:hAnsi="Times New Roman" w:cs="Times New Roman"/>
-          <w:sz w:val="24"/>
-          <w:szCs w:val="24"/>
-        </w:rPr>
         <w:t xml:space="preserve">o </w:t>
       </w:r>
       <w:r>
-        <w:rPr>
-          <w:rFonts w:ascii="Times New Roman" w:hAnsi="Times New Roman" w:cs="Times New Roman"/>
-          <w:sz w:val="24"/>
-          <w:szCs w:val="24"/>
-        </w:rPr>
-        <w:t>falso positivo, ocurriría si se concluye que existen diferencias significativas en las emisiones de CO₂ per cápita entre países según su nivel de ingreso, cuando en realidad dichas diferencias no existen. En términos prácticos, esto supondría atribuir al nivel de ingreso un</w:t>
-      </w:r>
-      <w:r>
-        <w:rPr>
-          <w:rFonts w:ascii="Times New Roman" w:hAnsi="Times New Roman" w:cs="Times New Roman"/>
-          <w:sz w:val="24"/>
-          <w:szCs w:val="24"/>
-        </w:rPr>
+        <w:t xml:space="preserve">falso positivo, ocurriría si se concluye que las emisiones de CO₂ per cápita </w:t>
+      </w:r>
+      <w:r>
+        <w:t xml:space="preserve">son estadísticamente mayores en países con ingresos altos versus bajos, </w:t>
+      </w:r>
+      <w:r>
+        <w:t>cuando en realidad dichas diferencias no existen. En términos prácticos, esto supondría atribuir al nivel de ingreso un</w:t>
+      </w:r>
+      <w:r>
         <w:t xml:space="preserve">a </w:t>
       </w:r>
       <w:r>
-        <w:rPr>
-          <w:rFonts w:ascii="Times New Roman" w:hAnsi="Times New Roman" w:cs="Times New Roman"/>
-          <w:sz w:val="24"/>
-          <w:szCs w:val="24"/>
-        </w:rPr>
         <w:t>diferencia</w:t>
       </w:r>
       <w:r>
-        <w:rPr>
-          <w:rFonts w:ascii="Times New Roman" w:hAnsi="Times New Roman" w:cs="Times New Roman"/>
-          <w:sz w:val="24"/>
-          <w:szCs w:val="24"/>
-        </w:rPr>
         <w:t xml:space="preserve"> </w:t>
       </w:r>
       <w:r>
-        <w:rPr>
-          <w:rFonts w:ascii="Times New Roman" w:hAnsi="Times New Roman" w:cs="Times New Roman"/>
-          <w:sz w:val="24"/>
-          <w:szCs w:val="24"/>
-        </w:rPr>
         <w:t xml:space="preserve">dado </w:t>
       </w:r>
       <w:r>
-        <w:rPr>
-          <w:rFonts w:ascii="Times New Roman" w:hAnsi="Times New Roman" w:cs="Times New Roman"/>
-          <w:sz w:val="24"/>
-          <w:szCs w:val="24"/>
-        </w:rPr>
-        <w:t>el comportamiento de las emisiones sin que haya evidencia que lo sustente. Una conclusión de este tipo podría conducir a interpretaciones erróneas sobre la relación entre crecimiento económico y contaminación, y en consecuencia, a la formulación de políticas públicas inadecuadas en materia de sostenibilidad ambiental.</w:t>
-      </w:r>
-    </w:p>
-    <w:p>
-      <w:pPr>
-        <w:spacing w:after="0" w:line="276" w:lineRule="auto"/>
-        <w:jc w:val="both"/>
-        <w:rPr>
-          <w:rFonts w:ascii="Times New Roman" w:hAnsi="Times New Roman" w:cs="Times New Roman"/>
-          <w:sz w:val="24"/>
-          <w:szCs w:val="24"/>
-        </w:rPr>
-      </w:pPr>
-    </w:p>
-    <w:p>
-      <w:pPr>
-        <w:spacing w:after="0" w:line="276" w:lineRule="auto"/>
-        <w:jc w:val="both"/>
-        <w:rPr>
-          <w:rFonts w:ascii="Times New Roman" w:hAnsi="Times New Roman" w:cs="Times New Roman"/>
-          <w:sz w:val="24"/>
-          <w:szCs w:val="24"/>
-        </w:rPr>
-      </w:pPr>
-      <w:r>
-        <w:rPr>
-          <w:rFonts w:ascii="Times New Roman" w:hAnsi="Times New Roman" w:cs="Times New Roman"/>
-          <w:sz w:val="24"/>
-          <w:szCs w:val="24"/>
-        </w:rPr>
-        <w:t xml:space="preserve">Por otra parte, un error tipo II, o falso negativo, se presentaría al no reconocer una diferencia que en realidad sí existe. En este caso, se concluiría que los países presentan niveles similares de emisiones pese a sus diferencias de ingreso, cuando en realidad las economías más prósperas generan, en promedio, mayores emisiones per cápita. Este tipo de error también tendría consecuencias relevantes, pues llevaría a subestimar la influencia del desarrollo económico sobre la </w:t>
-      </w:r>
-      <w:r>
-        <w:rPr>
-          <w:rFonts w:ascii="Times New Roman" w:hAnsi="Times New Roman" w:cs="Times New Roman"/>
-          <w:sz w:val="24"/>
-          <w:szCs w:val="24"/>
-        </w:rPr>
+        <w:t xml:space="preserve">el comportamiento de las emisiones sin que haya evidencia que lo sustente. Una conclusión de este tipo podría conducir a interpretaciones erróneas sobre la relación entre crecimiento económico y contaminación, </w:t>
+      </w:r>
+      <w:proofErr w:type="gramStart"/>
+      <w:r>
+        <w:t>y</w:t>
+      </w:r>
+      <w:proofErr w:type="gramEnd"/>
+      <w:r>
+        <w:t xml:space="preserve"> en consecuencia, a la formulación de políticas públicas inadecuadas en materia de sostenibilidad ambiental.</w:t>
+      </w:r>
+    </w:p>
+    <w:p>
+      <w:r>
+        <w:t xml:space="preserve">Por otra parte, un error tipo II, o falso negativo, se presentaría al no reconocer </w:t>
+      </w:r>
+      <w:r>
+        <w:t>que los países con altos ingresos realmente sí tienen una producción de CO2 per cápita mayor que la de los países con ingresos bajos por persona.</w:t>
+      </w:r>
+      <w:r>
+        <w:t xml:space="preserve"> En este caso, se concluiría que los países presentan niveles similares </w:t>
+      </w:r>
+      <w:r>
+        <w:t xml:space="preserve">o iguales </w:t>
+      </w:r>
+      <w:r>
+        <w:t xml:space="preserve">de emisiones pese a sus diferencias de ingreso, cuando en realidad las economías más prósperas generan, en promedio, mayores emisiones per cápita. Este tipo de error también tendría consecuencias relevantes, pues llevaría a subestimar la influencia del desarrollo económico sobre la </w:t>
+      </w:r>
+      <w:r>
         <w:t>condición</w:t>
       </w:r>
       <w:r>
-        <w:rPr>
-          <w:rFonts w:ascii="Times New Roman" w:hAnsi="Times New Roman" w:cs="Times New Roman"/>
-          <w:sz w:val="24"/>
-          <w:szCs w:val="24"/>
-        </w:rPr>
-        <w:t xml:space="preserve"> ambiental y a pasar por alto la necesidad de políticas más estrictas en las economías de mayores ingresos. En ambos casos, la incorrecta interpretación de los resultados afectaría la validez del análisis y la pertinencia de las recomendaciones derivadas del estudio.</w:t>
-      </w:r>
-    </w:p>
-    <w:p>
-      <w:pPr>
-        <w:spacing w:after="0" w:line="276" w:lineRule="auto"/>
-        <w:jc w:val="both"/>
-        <w:rPr>
-          <w:rFonts w:ascii="Times New Roman" w:hAnsi="Times New Roman" w:cs="Times New Roman"/>
-          <w:sz w:val="24"/>
-          <w:szCs w:val="24"/>
-        </w:rPr>
-      </w:pPr>
-    </w:p>
-    <w:p>
-      <w:pPr>
-        <w:spacing w:after="0" w:line="276" w:lineRule="auto"/>
-        <w:jc w:val="both"/>
-        <w:rPr>
-          <w:rFonts w:ascii="Times New Roman" w:hAnsi="Times New Roman" w:cs="Times New Roman"/>
-          <w:b/>
-          <w:bCs/>
-          <w:sz w:val="24"/>
-          <w:szCs w:val="24"/>
-        </w:rPr>
-      </w:pPr>
-      <w:r>
-        <w:rPr>
-          <w:rFonts w:ascii="Times New Roman" w:hAnsi="Times New Roman" w:cs="Times New Roman"/>
-          <w:b/>
-          <w:bCs/>
-          <w:sz w:val="24"/>
-          <w:szCs w:val="24"/>
-        </w:rPr>
+        <w:t xml:space="preserve"> ambiental y a pasar por alto la necesidad de políticas más estrictas en las economías de mayores ingresos. En ambos casos, la incorrecta </w:t>
+      </w:r>
+      <w:r>
         <w:lastRenderedPageBreak/>
-        <w:t xml:space="preserve">Respuesta: </w:t>
-      </w:r>
-    </w:p>
-    <w:p>
-      <w:pPr>
-        <w:spacing w:after="0" w:line="276" w:lineRule="auto"/>
-        <w:jc w:val="both"/>
-        <w:rPr>
-          <w:rFonts w:ascii="Times New Roman" w:hAnsi="Times New Roman" w:cs="Times New Roman"/>
-          <w:sz w:val="24"/>
-          <w:szCs w:val="24"/>
-        </w:rPr>
-      </w:pPr>
-    </w:p>
-    <w:p>
-      <w:pPr>
-        <w:spacing w:after="0" w:line="276" w:lineRule="auto"/>
-        <w:jc w:val="both"/>
-        <w:rPr>
-          <w:rFonts w:ascii="Times New Roman" w:hAnsi="Times New Roman" w:cs="Times New Roman"/>
-          <w:sz w:val="24"/>
-          <w:szCs w:val="24"/>
-        </w:rPr>
-      </w:pPr>
-    </w:p>
-    <w:p>
-      <w:pPr>
-        <w:pStyle w:val="Prrafodelista"/>
-        <w:numPr>
-          <w:ilvl w:val="0"/>
-          <w:numId w:val="27"/>
-        </w:numPr>
-        <w:spacing w:after="0" w:line="276" w:lineRule="auto"/>
-        <w:jc w:val="both"/>
-        <w:rPr>
-          <w:rFonts w:ascii="Times New Roman" w:hAnsi="Times New Roman" w:cs="Times New Roman"/>
-          <w:sz w:val="24"/>
-          <w:szCs w:val="24"/>
-        </w:rPr>
-      </w:pPr>
-      <w:commentRangeStart w:id="1"/>
-      <w:r>
-        <w:rPr>
-          <w:rFonts w:ascii="Times New Roman" w:hAnsi="Times New Roman" w:cs="Times New Roman"/>
-          <w:b/>
-          <w:bCs/>
-          <w:sz w:val="24"/>
-          <w:szCs w:val="24"/>
-        </w:rPr>
-        <w:t>Defina los indicadores:</w:t>
-      </w:r>
-      <w:r>
-        <w:rPr>
-          <w:rFonts w:ascii="Times New Roman" w:hAnsi="Times New Roman" w:cs="Times New Roman"/>
-          <w:sz w:val="24"/>
-          <w:szCs w:val="24"/>
-        </w:rPr>
+        <w:t>interpretación de los resultados afectaría la validez del análisis y la pertinencia de las recomendaciones derivadas del estudio.</w:t>
+      </w:r>
+    </w:p>
+    <w:p>
+      <w:pPr>
+        <w:pStyle w:val="Ttulo2"/>
+      </w:pPr>
+      <w:r>
+        <w:t xml:space="preserve">Definiendo los indicadores: </w:t>
+      </w:r>
+    </w:p>
+    <w:p>
+      <w:r>
+        <w:t xml:space="preserve">Teniendo en cuenta el contraste de hipótesis planteado en la sección 1.3, </w:t>
+      </w:r>
+      <w:r>
+        <w:t>Para el contraste de hipótesis, la variable de resultado (</w:t>
+      </w:r>
+      <m:oMath>
+        <m:r>
+          <w:rPr>
+            <w:rFonts w:ascii="Cambria Math" w:hAnsi="Cambria Math"/>
+          </w:rPr>
+          <m:t>Y</m:t>
+        </m:r>
+      </m:oMath>
+      <w:r>
+        <w:t xml:space="preserve">) seleccionada es </w:t>
+      </w:r>
+      <w:r>
+        <w:t>las emisiones</w:t>
+      </w:r>
+      <w:r>
+        <w:t xml:space="preserve"> de </w:t>
+      </w:r>
+      <m:oMath>
+        <m:r>
+          <w:rPr>
+            <w:rFonts w:ascii="Cambria Math" w:hAnsi="Cambria Math"/>
+          </w:rPr>
+          <m:t>C</m:t>
+        </m:r>
+        <m:sSub>
+          <m:sSubPr>
+            <m:ctrlPr>
+              <w:rPr>
+                <w:rFonts w:ascii="Cambria Math" w:hAnsi="Cambria Math"/>
+                <w:i/>
+              </w:rPr>
+            </m:ctrlPr>
+          </m:sSubPr>
+          <m:e>
+            <m:r>
+              <w:rPr>
+                <w:rFonts w:ascii="Cambria Math" w:hAnsi="Cambria Math"/>
+              </w:rPr>
+              <m:t>O</m:t>
+            </m:r>
+          </m:e>
+          <m:sub>
+            <m:r>
+              <w:rPr>
+                <w:rFonts w:ascii="Cambria Math" w:hAnsi="Cambria Math"/>
+              </w:rPr>
+              <m:t>2</m:t>
+            </m:r>
+          </m:sub>
+        </m:sSub>
+      </m:oMath>
+      <w:r>
         <w:t xml:space="preserve"> </w:t>
       </w:r>
-      <w:commentRangeEnd w:id="1"/>
-      <w:r>
-        <w:rPr>
-          <w:rStyle w:val="Refdecomentario"/>
-          <w:rFonts w:ascii="Times New Roman" w:hAnsi="Times New Roman" w:cs="Times New Roman"/>
-          <w:sz w:val="24"/>
-          <w:szCs w:val="24"/>
-        </w:rPr>
-        <w:commentReference w:id="1"/>
-      </w:r>
-    </w:p>
-    <w:p>
-      <w:pPr>
-        <w:pStyle w:val="Prrafodelista"/>
-        <w:numPr>
-          <w:ilvl w:val="0"/>
-          <w:numId w:val="40"/>
-        </w:numPr>
-        <w:spacing w:after="0" w:line="276" w:lineRule="auto"/>
-        <w:jc w:val="both"/>
-        <w:rPr>
-          <w:rFonts w:ascii="Times New Roman" w:hAnsi="Times New Roman" w:cs="Times New Roman"/>
-          <w:sz w:val="24"/>
-          <w:szCs w:val="24"/>
-        </w:rPr>
-      </w:pPr>
-      <w:r>
-        <w:rPr>
-          <w:rFonts w:ascii="Times New Roman" w:hAnsi="Times New Roman" w:cs="Times New Roman"/>
-          <w:sz w:val="24"/>
-          <w:szCs w:val="24"/>
-        </w:rPr>
-        <w:t xml:space="preserve">Variable de comparación (medición - Y): emisiones de CO₂ per cápita. </w:t>
-      </w:r>
-    </w:p>
-    <w:p>
-      <w:pPr>
-        <w:spacing w:after="0" w:line="276" w:lineRule="auto"/>
-        <w:jc w:val="both"/>
-        <w:rPr>
-          <w:rFonts w:ascii="Times New Roman" w:hAnsi="Times New Roman" w:cs="Times New Roman"/>
-          <w:sz w:val="24"/>
-          <w:szCs w:val="24"/>
-        </w:rPr>
-      </w:pPr>
-    </w:p>
-    <w:p>
-      <w:pPr>
-        <w:spacing w:after="0" w:line="276" w:lineRule="auto"/>
-        <w:jc w:val="both"/>
-        <w:rPr>
-          <w:rFonts w:ascii="Times New Roman" w:hAnsi="Times New Roman" w:cs="Times New Roman"/>
-          <w:b/>
-          <w:bCs/>
-          <w:sz w:val="24"/>
-          <w:szCs w:val="24"/>
-        </w:rPr>
-      </w:pPr>
-      <w:r>
-        <w:rPr>
-          <w:rFonts w:ascii="Times New Roman" w:hAnsi="Times New Roman" w:cs="Times New Roman"/>
-          <w:b/>
-          <w:bCs/>
-          <w:sz w:val="24"/>
-          <w:szCs w:val="24"/>
-        </w:rPr>
-        <w:t>Respuesta:</w:t>
-      </w:r>
-    </w:p>
-    <w:p>
-      <w:pPr>
-        <w:spacing w:after="0" w:line="276" w:lineRule="auto"/>
-        <w:ind w:left="708"/>
-        <w:jc w:val="both"/>
-        <w:rPr>
-          <w:rFonts w:ascii="Times New Roman" w:hAnsi="Times New Roman" w:cs="Times New Roman"/>
-          <w:b/>
-          <w:bCs/>
-          <w:sz w:val="24"/>
-          <w:szCs w:val="24"/>
-        </w:rPr>
-      </w:pPr>
-    </w:p>
-    <w:p>
-      <w:pPr>
-        <w:pStyle w:val="Prrafodelista"/>
-        <w:numPr>
-          <w:ilvl w:val="0"/>
-          <w:numId w:val="40"/>
-        </w:numPr>
-        <w:spacing w:after="0" w:line="276" w:lineRule="auto"/>
-        <w:jc w:val="both"/>
-        <w:rPr>
-          <w:rFonts w:ascii="Times New Roman" w:hAnsi="Times New Roman" w:cs="Times New Roman"/>
-          <w:sz w:val="24"/>
-          <w:szCs w:val="24"/>
-        </w:rPr>
-      </w:pPr>
-      <w:r>
-        <w:rPr>
-          <w:rFonts w:ascii="Times New Roman" w:hAnsi="Times New Roman" w:cs="Times New Roman"/>
-          <w:sz w:val="24"/>
-          <w:szCs w:val="24"/>
-        </w:rPr>
-        <w:t xml:space="preserve">Variable de clasificación (X): PIB per cápita, dividiendo países en dos grupos según su criterio. Explique por qué usa ese criterio. </w:t>
-      </w:r>
-    </w:p>
-    <w:p>
-      <w:pPr>
-        <w:pStyle w:val="Prrafodelista"/>
-        <w:spacing w:after="0" w:line="276" w:lineRule="auto"/>
-        <w:ind w:left="1068"/>
-        <w:jc w:val="both"/>
-        <w:rPr>
-          <w:rFonts w:ascii="Times New Roman" w:hAnsi="Times New Roman" w:cs="Times New Roman"/>
-          <w:sz w:val="24"/>
-          <w:szCs w:val="24"/>
-        </w:rPr>
-      </w:pPr>
-    </w:p>
-    <w:p>
-      <w:pPr>
-        <w:spacing w:after="0" w:line="276" w:lineRule="auto"/>
-        <w:jc w:val="both"/>
-        <w:rPr>
-          <w:rFonts w:ascii="Times New Roman" w:hAnsi="Times New Roman" w:cs="Times New Roman"/>
-          <w:sz w:val="24"/>
-          <w:szCs w:val="24"/>
-        </w:rPr>
-      </w:pPr>
-      <w:r>
-        <w:rPr>
-          <w:rFonts w:ascii="Times New Roman" w:hAnsi="Times New Roman" w:cs="Times New Roman"/>
-          <w:b/>
-          <w:bCs/>
-          <w:sz w:val="24"/>
-          <w:szCs w:val="24"/>
-        </w:rPr>
-        <w:t>Respuesta</w:t>
-      </w:r>
-      <w:r>
-        <w:rPr>
-          <w:rFonts w:ascii="Times New Roman" w:hAnsi="Times New Roman" w:cs="Times New Roman"/>
-          <w:sz w:val="24"/>
-          <w:szCs w:val="24"/>
-        </w:rPr>
-        <w:t>: Usamos la mediana del PIB per cápita para clasificar los países en dos grupos (alto/bajo ingreso). Este umbral que usa la mediana es más robusto y estable, porque produce grupos de tamaño comparable y reduce la influencia desproporcionada de economías extremadamente ricas (valores extremos)</w:t>
-      </w:r>
-      <w:r>
-        <w:rPr>
-          <w:rFonts w:ascii="Times New Roman" w:hAnsi="Times New Roman" w:cs="Times New Roman"/>
-          <w:sz w:val="24"/>
-          <w:szCs w:val="24"/>
-        </w:rPr>
-        <w:t xml:space="preserve">, ubicando de una mejor forma la mitad de la distribución. </w:t>
-      </w:r>
-      <w:r>
-        <w:rPr>
-          <w:rFonts w:ascii="Times New Roman" w:hAnsi="Times New Roman" w:cs="Times New Roman"/>
-          <w:sz w:val="24"/>
-          <w:szCs w:val="24"/>
-        </w:rPr>
+      <w:r>
+        <w:t xml:space="preserve">per cápita (toneladas métricas), obtenida de los Indicadores de Desarrollo Mundial del Banco Mundial. Esta es una medida estándar que cuantifica el dióxido de carbono liberado por la actividad humana, específicamente aquel derivado de la quema de combustibles fósiles (sólidos, </w:t>
+      </w:r>
+      <w:r>
+        <w:t>líquidos</w:t>
+      </w:r>
+      <w:r>
+        <w:t xml:space="preserve"> y gaseosos), la fabricación de cemento y la quema de gas (gas </w:t>
+      </w:r>
+      <w:proofErr w:type="spellStart"/>
+      <w:r>
+        <w:t>flaring</w:t>
+      </w:r>
+      <w:proofErr w:type="spellEnd"/>
+      <w:r>
+        <w:t>)</w:t>
+      </w:r>
+      <w:r>
         <w:t xml:space="preserve"> </w:t>
       </w:r>
-    </w:p>
-    <w:p>
-      <w:pPr>
-        <w:spacing w:after="0" w:line="276" w:lineRule="auto"/>
-        <w:ind w:left="708"/>
-        <w:jc w:val="both"/>
-        <w:rPr>
-          <w:rFonts w:ascii="Times New Roman" w:hAnsi="Times New Roman" w:cs="Times New Roman"/>
-          <w:sz w:val="24"/>
-          <w:szCs w:val="24"/>
-        </w:rPr>
-      </w:pPr>
-    </w:p>
-    <w:p>
-      <w:pPr>
-        <w:pStyle w:val="Prrafodelista"/>
-        <w:numPr>
-          <w:ilvl w:val="0"/>
-          <w:numId w:val="40"/>
-        </w:numPr>
-        <w:spacing w:after="0" w:line="276" w:lineRule="auto"/>
-        <w:jc w:val="both"/>
-        <w:rPr>
-          <w:rFonts w:ascii="Times New Roman" w:hAnsi="Times New Roman" w:cs="Times New Roman"/>
-          <w:sz w:val="24"/>
-          <w:szCs w:val="24"/>
-        </w:rPr>
-      </w:pPr>
-      <w:r>
-        <w:rPr>
-          <w:rFonts w:ascii="Times New Roman" w:hAnsi="Times New Roman" w:cs="Times New Roman"/>
-          <w:sz w:val="24"/>
-          <w:szCs w:val="24"/>
-        </w:rPr>
-        <w:t>Explique qué representa esta forma de agrupar y qué ventajas o limitaciones tiene.</w:t>
-      </w:r>
-    </w:p>
-    <w:p>
-      <w:pPr>
-        <w:spacing w:after="0" w:line="276" w:lineRule="auto"/>
-        <w:jc w:val="both"/>
-        <w:rPr>
-          <w:rFonts w:ascii="Times New Roman" w:hAnsi="Times New Roman" w:cs="Times New Roman"/>
-          <w:b/>
-          <w:bCs/>
-          <w:sz w:val="24"/>
-          <w:szCs w:val="24"/>
-        </w:rPr>
-      </w:pPr>
-    </w:p>
-    <w:p>
-      <w:pPr>
-        <w:spacing w:after="0" w:line="276" w:lineRule="auto"/>
-        <w:jc w:val="both"/>
-        <w:rPr>
-          <w:rFonts w:ascii="Times New Roman" w:hAnsi="Times New Roman" w:cs="Times New Roman"/>
-          <w:sz w:val="24"/>
-          <w:szCs w:val="24"/>
-        </w:rPr>
-      </w:pPr>
-      <w:r>
-        <w:rPr>
-          <w:rFonts w:ascii="Times New Roman" w:hAnsi="Times New Roman" w:cs="Times New Roman"/>
-          <w:b/>
-          <w:bCs/>
-          <w:sz w:val="24"/>
-          <w:szCs w:val="24"/>
-        </w:rPr>
-        <w:t xml:space="preserve">Respuesta: </w:t>
-      </w:r>
-      <w:r>
-        <w:rPr>
-          <w:rFonts w:ascii="Times New Roman" w:hAnsi="Times New Roman" w:cs="Times New Roman"/>
-          <w:sz w:val="24"/>
-          <w:szCs w:val="24"/>
-        </w:rPr>
-        <w:t>Dividir los países en “alto” y “bajo” ingreso usando la mediana del PIB per cápita es una forma sencilla y justa de partir la muestra en dos mitades comparables. No intenta copiar ni reproducir la clasificación del Banco Mundial; más bien, busca un punto de corte claro y replicable para contrastar el comportamiento de las emisiones de CO₂ per cápita en países con un mayor nivel de desarrollo</w:t>
-      </w:r>
-      <w:r>
-        <w:rPr>
-          <w:rFonts w:ascii="Times New Roman" w:hAnsi="Times New Roman" w:cs="Times New Roman"/>
-          <w:sz w:val="24"/>
-          <w:szCs w:val="24"/>
-        </w:rPr>
+      <w:sdt>
+        <w:sdtPr>
+          <w:id w:val="-1164236958"/>
+          <w:citation/>
+        </w:sdtPr>
+        <w:sdtContent>
+          <w:r>
+            <w:fldChar w:fldCharType="begin"/>
+          </w:r>
+          <w:r>
+            <w:instrText xml:space="preserve">CITATION Ban25 \l 9226 </w:instrText>
+          </w:r>
+          <w:r>
+            <w:fldChar w:fldCharType="separate"/>
+          </w:r>
+          <w:r>
+            <w:rPr>
+              <w:noProof/>
+            </w:rPr>
+            <w:t>(Banco Mundial, 2025)</w:t>
+          </w:r>
+          <w:r>
+            <w:fldChar w:fldCharType="end"/>
+          </w:r>
+        </w:sdtContent>
+      </w:sdt>
+      <w:r>
+        <w:t xml:space="preserve">. El uso de una tasa per cápita es metodológicamente esencial, ya que normaliza los datos en función de la población, permitiendo una comparación </w:t>
+      </w:r>
+      <w:r>
+        <w:t xml:space="preserve">más </w:t>
+      </w:r>
+      <w:r>
+        <w:t>equitativa de la intensidad de emisión entre países de diferentes tamaños, en lugar de medir solo el volumen total</w:t>
+      </w:r>
+      <w:r>
+        <w:t xml:space="preserve"> por país sin considerar su población</w:t>
+      </w:r>
+      <w:sdt>
+        <w:sdtPr>
+          <w:id w:val="-1650359933"/>
+          <w:citation/>
+        </w:sdtPr>
+        <w:sdtContent>
+          <w:r>
+            <w:fldChar w:fldCharType="begin"/>
+          </w:r>
+          <w:r>
+            <w:instrText xml:space="preserve">CITATION Han23 \l 9226 </w:instrText>
+          </w:r>
+          <w:r>
+            <w:fldChar w:fldCharType="separate"/>
+          </w:r>
+          <w:r>
+            <w:rPr>
+              <w:noProof/>
+            </w:rPr>
+            <w:t xml:space="preserve"> </w:t>
+          </w:r>
+          <w:r>
+            <w:rPr>
+              <w:noProof/>
+            </w:rPr>
+            <w:t>(Ritchie, Rosado, &amp; Roser, 2023)</w:t>
+          </w:r>
+          <w:r>
+            <w:fldChar w:fldCharType="end"/>
+          </w:r>
+        </w:sdtContent>
+      </w:sdt>
+      <w:r>
+        <w:t>.</w:t>
+      </w:r>
+    </w:p>
+    <w:p>
+      <w:r>
+        <w:t>Como variable independiente (</w:t>
+      </w:r>
+      <m:oMath>
+        <m:r>
+          <w:rPr>
+            <w:rFonts w:ascii="Cambria Math" w:hAnsi="Cambria Math"/>
+          </w:rPr>
+          <m:t>X</m:t>
+        </m:r>
+      </m:oMath>
+      <w:r>
+        <w:t>) para este análisis se utilizará el PIB per cápita (</w:t>
+      </w:r>
+      <w:r>
+        <w:t>USD</w:t>
+      </w:r>
+      <w:r>
+        <w:t>), obtenido de los Indicadores de Desarrollo Mundial</w:t>
+      </w:r>
+      <w:r>
+        <w:t xml:space="preserve"> </w:t>
+      </w:r>
+      <w:sdt>
+        <w:sdtPr>
+          <w:id w:val="-1740709011"/>
+          <w:citation/>
+        </w:sdtPr>
+        <w:sdtContent>
+          <w:r>
+            <w:fldChar w:fldCharType="begin"/>
+          </w:r>
+          <w:r>
+            <w:instrText xml:space="preserve"> CITATION Ban25 \l 9226 </w:instrText>
+          </w:r>
+          <w:r>
+            <w:fldChar w:fldCharType="separate"/>
+          </w:r>
+          <w:r>
+            <w:rPr>
+              <w:noProof/>
+            </w:rPr>
+            <w:t>(Banco Mundial, 2025)</w:t>
+          </w:r>
+          <w:r>
+            <w:fldChar w:fldCharType="end"/>
+          </w:r>
+        </w:sdtContent>
+      </w:sdt>
+      <w:r>
+        <w:t xml:space="preserve">. Este indicador representa el valor de mercado de todos los bienes y servicios finales producidos en un país dividido por su población, y se emplea como un proxy estándar del nivel de desarrollo económico y prosperidad promedio </w:t>
+      </w:r>
+      <w:r>
+        <w:t>de un país o región</w:t>
+      </w:r>
+      <w:sdt>
+        <w:sdtPr>
+          <w:id w:val="-1016150696"/>
+          <w:citation/>
+        </w:sdtPr>
+        <w:sdtContent>
+          <w:r>
+            <w:fldChar w:fldCharType="begin"/>
+          </w:r>
+          <w:r>
+            <w:instrText xml:space="preserve"> CITATION OEC18 \l 9226 </w:instrText>
+          </w:r>
+          <w:r>
+            <w:fldChar w:fldCharType="separate"/>
+          </w:r>
+          <w:r>
+            <w:rPr>
+              <w:noProof/>
+            </w:rPr>
+            <w:t xml:space="preserve"> (OECD, 2018)</w:t>
+          </w:r>
+          <w:r>
+            <w:fldChar w:fldCharType="end"/>
+          </w:r>
+        </w:sdtContent>
+      </w:sdt>
+      <w:r>
+        <w:t>.</w:t>
+      </w:r>
+      <w:r>
+        <w:t xml:space="preserve"> Con el fin de contrastar </w:t>
+      </w:r>
+      <w:r>
+        <w:t>la hipótesis planteada</w:t>
+      </w:r>
+      <w:r>
+        <w:t>, esta variable continua se dicotomizará para crear dos grupos de comparación (</w:t>
+      </w:r>
+      <w:r>
+        <w:t xml:space="preserve">países </w:t>
+      </w:r>
+      <w:r>
+        <w:t>ingresos altos y bajos) utilizando la mediana del PIB per cápita de la muestra como punto de corte. Esta decisión metodológica se justifica estadísticamente por dos razones: primero, la distribución del PIB per cápita global es marcadamente asimétrica</w:t>
+      </w:r>
+      <w:r>
+        <w:t xml:space="preserve"> (sesgada a la derecha)</w:t>
+      </w:r>
+      <w:r>
         <w:t xml:space="preserve">, </w:t>
       </w:r>
       <w:r>
-        <w:rPr>
-          <w:rFonts w:ascii="Times New Roman" w:hAnsi="Times New Roman" w:cs="Times New Roman"/>
-          <w:sz w:val="24"/>
-          <w:szCs w:val="24"/>
-        </w:rPr>
-        <w:t>medido por su PIB per cápit</w:t>
-      </w:r>
-      <w:r>
-        <w:rPr>
-          <w:rFonts w:ascii="Times New Roman" w:hAnsi="Times New Roman" w:cs="Times New Roman"/>
-          <w:sz w:val="24"/>
-          <w:szCs w:val="24"/>
-        </w:rPr>
-        <w:t xml:space="preserve">a, </w:t>
-      </w:r>
-      <w:r>
-        <w:rPr>
-          <w:rFonts w:ascii="Times New Roman" w:hAnsi="Times New Roman" w:cs="Times New Roman"/>
-          <w:sz w:val="24"/>
-          <w:szCs w:val="24"/>
-        </w:rPr>
-        <w:t xml:space="preserve">frente a aquellos con menores ingresos. </w:t>
-      </w:r>
-      <w:r>
-        <w:rPr>
-          <w:rFonts w:ascii="Times New Roman" w:hAnsi="Times New Roman" w:cs="Times New Roman"/>
-          <w:sz w:val="24"/>
-          <w:szCs w:val="24"/>
-        </w:rPr>
-        <w:t>Una de las ventajas</w:t>
-      </w:r>
-      <w:r>
-        <w:rPr>
-          <w:rFonts w:ascii="Times New Roman" w:hAnsi="Times New Roman" w:cs="Times New Roman"/>
-          <w:sz w:val="24"/>
-          <w:szCs w:val="24"/>
-        </w:rPr>
-        <w:t xml:space="preserve"> de este enfoque es que equilibra los grupos y funciona mejor como medida de tendencia central para una variable que no sigue una distribución normal, además de no </w:t>
-      </w:r>
-      <w:r>
-        <w:rPr>
-          <w:rFonts w:ascii="Times New Roman" w:hAnsi="Times New Roman" w:cs="Times New Roman"/>
-          <w:sz w:val="24"/>
-          <w:szCs w:val="24"/>
-        </w:rPr>
-        <w:t>se afecta tanto</w:t>
-      </w:r>
-      <w:r>
-        <w:rPr>
-          <w:rFonts w:ascii="Times New Roman" w:hAnsi="Times New Roman" w:cs="Times New Roman"/>
-          <w:sz w:val="24"/>
-          <w:szCs w:val="24"/>
-        </w:rPr>
-        <w:t xml:space="preserve"> por casos extremos (economías muy ricas), por lo que las comparaciones suelen ser más estables y fáciles de explicar. Por otro lado, esta clasificación no está claramente alineada con la versión oficial desarrollada por el Banco Mundial, y al dividir solo en “altos” y “bajos” ingresos puede generar grupos en los que coexistan economías muy distintas. </w:t>
-      </w:r>
-    </w:p>
-    <w:p>
-      <w:pPr>
-        <w:spacing w:after="0" w:line="276" w:lineRule="auto"/>
-        <w:jc w:val="both"/>
-        <w:rPr>
-          <w:rFonts w:ascii="Times New Roman" w:hAnsi="Times New Roman" w:cs="Times New Roman"/>
-          <w:sz w:val="24"/>
-          <w:szCs w:val="24"/>
-        </w:rPr>
-      </w:pPr>
-    </w:p>
-    <w:p>
-      <w:pPr>
-        <w:spacing w:line="276" w:lineRule="auto"/>
-        <w:rPr>
-          <w:rFonts w:ascii="Times New Roman" w:hAnsi="Times New Roman" w:cs="Times New Roman"/>
-          <w:b/>
-          <w:bCs/>
-          <w:sz w:val="24"/>
-          <w:szCs w:val="24"/>
-        </w:rPr>
-      </w:pPr>
-      <w:r>
-        <w:rPr>
-          <w:rFonts w:ascii="Times New Roman" w:hAnsi="Times New Roman" w:cs="Times New Roman"/>
-          <w:b/>
-          <w:bCs/>
-          <w:sz w:val="24"/>
-          <w:szCs w:val="24"/>
-        </w:rPr>
+        <w:t xml:space="preserve">y </w:t>
+      </w:r>
+      <w:r>
+        <w:t>la mediana es un estimador de tendencia central robusto que no es sensible a los valores extremos</w:t>
+      </w:r>
+      <w:r>
+        <w:t xml:space="preserve"> (efecto de países muy ricos en la estimación</w:t>
+      </w:r>
+      <w:r>
+        <w:t xml:space="preserve"> a explicarse en el siguiente párrafo</w:t>
+      </w:r>
+      <w:r>
+        <w:t>)</w:t>
+      </w:r>
+      <w:r>
+        <w:t>. Segundo, este método garantiza una partición equilibrada de la muestra, dividiendo a los países en dos subgrupos de igual</w:t>
+      </w:r>
+      <w:r>
+        <w:t xml:space="preserve"> o similar</w:t>
+      </w:r>
+      <w:r>
+        <w:t xml:space="preserve"> tamaño (50/50), lo cual maximiza la potencia estadística para las pruebas de comparación entre grupos.</w:t>
+      </w:r>
+    </w:p>
+    <w:p>
+      <w:r>
+        <w:t xml:space="preserve">Esta forma de agrupar representa una clasificación relativa del desarrollo económico, </w:t>
+      </w:r>
+      <w:r>
+        <w:t>especifica</w:t>
+      </w:r>
+      <w:r>
+        <w:t>da por nuestro equipo con el fin de desarrollar un análisis puntual</w:t>
+      </w:r>
+      <w:r>
+        <w:t xml:space="preserve"> de la muestra </w:t>
+      </w:r>
+      <w:r>
+        <w:t>seleccionada</w:t>
+      </w:r>
+      <w:r>
+        <w:t xml:space="preserve">, y no una categorización absoluta (como las bandas de ingreso que define el propio Banco Mundial). La principal ventaja de esta estrategia, además de la robustez frente a valores extremos y la creación de grupos balanceados (maximizando la potencia para pruebas de comparación), es la simplificación del análisis. Permite una comparación directa e interpretable del comportamiento promedio de las emisiones en dos estratos económicos. Sin embargo, la limitación metodológica más relevante es la pérdida de información y granularidad. Al dicotomizar, países con PIB per cápita muy dispares pero que se ubican en el mismo lado de la mediana son tratados como idénticos, mientras que países muy similares (uno justo por debajo y otro justo por encima del punto de corte) son forzados a grupos opuestos. Esta pérdida de varianza puede reducir la potencia estadística general en comparación con un análisis de regresión (que usaría la variable continua) y puede </w:t>
+      </w:r>
+      <w:r>
+        <w:lastRenderedPageBreak/>
+        <w:t>enmascarar la verdadera naturaleza de la relación entre desarrollo y emisiones, como posibles efectos no lineales.</w:t>
+      </w:r>
+    </w:p>
+    <w:p>
+      <w:pPr>
+        <w:pStyle w:val="Ttulo1"/>
+      </w:pPr>
+      <w:r>
         <w:t xml:space="preserve">Parte 2: </w:t>
       </w:r>
       <w:r>
-        <w:rPr>
-          <w:rFonts w:ascii="Times New Roman" w:hAnsi="Times New Roman" w:cs="Times New Roman"/>
-          <w:b/>
-          <w:bCs/>
-          <w:sz w:val="24"/>
-          <w:szCs w:val="24"/>
-        </w:rPr>
         <w:t>Evidencia empírica y estimación</w:t>
       </w:r>
     </w:p>
     <w:p>
       <w:pPr>
-        <w:pStyle w:val="Prrafodelista"/>
-        <w:numPr>
-          <w:ilvl w:val="0"/>
-          <w:numId w:val="27"/>
-        </w:numPr>
-        <w:spacing w:after="0" w:line="276" w:lineRule="auto"/>
-        <w:jc w:val="both"/>
-        <w:rPr>
-          <w:rFonts w:ascii="Times New Roman" w:hAnsi="Times New Roman" w:cs="Times New Roman"/>
-          <w:b/>
-          <w:bCs/>
-          <w:sz w:val="24"/>
-          <w:szCs w:val="24"/>
-        </w:rPr>
-      </w:pPr>
-      <w:r>
-        <w:rPr>
-          <w:rFonts w:ascii="Times New Roman" w:hAnsi="Times New Roman" w:cs="Times New Roman"/>
-          <w:b/>
-          <w:bCs/>
-          <w:sz w:val="24"/>
-          <w:szCs w:val="24"/>
-        </w:rPr>
-        <w:t xml:space="preserve">Describa brevemente los </w:t>
-      </w:r>
-      <w:commentRangeStart w:id="2"/>
-      <w:r>
-        <w:rPr>
-          <w:rFonts w:ascii="Times New Roman" w:hAnsi="Times New Roman" w:cs="Times New Roman"/>
-          <w:b/>
-          <w:bCs/>
-          <w:sz w:val="24"/>
-          <w:szCs w:val="24"/>
-        </w:rPr>
-        <w:t>datos</w:t>
-      </w:r>
-      <w:commentRangeEnd w:id="2"/>
-      <w:r>
-        <w:rPr>
-          <w:rStyle w:val="Refdecomentario"/>
-          <w:rFonts w:ascii="Times New Roman" w:hAnsi="Times New Roman" w:cs="Times New Roman"/>
-          <w:sz w:val="24"/>
-          <w:szCs w:val="24"/>
-        </w:rPr>
-        <w:commentReference w:id="2"/>
-      </w:r>
-      <w:r>
-        <w:rPr>
-          <w:rFonts w:ascii="Times New Roman" w:hAnsi="Times New Roman" w:cs="Times New Roman"/>
-          <w:b/>
-          <w:bCs/>
-          <w:sz w:val="24"/>
-          <w:szCs w:val="24"/>
-        </w:rPr>
-        <w:t xml:space="preserve">: </w:t>
-      </w:r>
-    </w:p>
-    <w:p>
-      <w:pPr>
-        <w:pStyle w:val="Prrafodelista"/>
-        <w:numPr>
-          <w:ilvl w:val="0"/>
-          <w:numId w:val="41"/>
-        </w:numPr>
-        <w:spacing w:after="0" w:line="276" w:lineRule="auto"/>
-        <w:jc w:val="both"/>
-        <w:rPr>
-          <w:rFonts w:ascii="Times New Roman" w:hAnsi="Times New Roman" w:cs="Times New Roman"/>
-          <w:sz w:val="24"/>
-          <w:szCs w:val="24"/>
-        </w:rPr>
-      </w:pPr>
-      <w:r>
-        <w:rPr>
-          <w:rFonts w:ascii="Times New Roman" w:hAnsi="Times New Roman" w:cs="Times New Roman"/>
-          <w:sz w:val="24"/>
-          <w:szCs w:val="24"/>
-        </w:rPr>
-        <w:t xml:space="preserve">Número de países, año de referencia, valores mínimos y máximos de PIB y CO₂ per cápita. Esto es el análisis univariado que permite conocer las particularidades de los datos con los que va a trabajar. </w:t>
-      </w:r>
-    </w:p>
-    <w:p>
-      <w:pPr>
-        <w:pStyle w:val="Prrafodelista"/>
-        <w:numPr>
-          <w:ilvl w:val="0"/>
-          <w:numId w:val="41"/>
-        </w:numPr>
-        <w:spacing w:after="0" w:line="276" w:lineRule="auto"/>
-        <w:jc w:val="both"/>
-        <w:rPr>
-          <w:rFonts w:ascii="Times New Roman" w:hAnsi="Times New Roman" w:cs="Times New Roman"/>
-          <w:sz w:val="24"/>
-          <w:szCs w:val="24"/>
-        </w:rPr>
-      </w:pPr>
-      <w:r>
-        <w:rPr>
-          <w:rFonts w:ascii="Times New Roman" w:hAnsi="Times New Roman" w:cs="Times New Roman"/>
-          <w:sz w:val="24"/>
-          <w:szCs w:val="24"/>
-        </w:rPr>
-        <w:t xml:space="preserve">Estadísticas descriptivas de cada grupo. </w:t>
-      </w:r>
-    </w:p>
-    <w:p>
-      <w:pPr>
-        <w:spacing w:after="0" w:line="276" w:lineRule="auto"/>
-        <w:jc w:val="both"/>
-        <w:rPr>
-          <w:rFonts w:ascii="Times New Roman" w:hAnsi="Times New Roman" w:cs="Times New Roman"/>
-          <w:sz w:val="24"/>
-          <w:szCs w:val="24"/>
-        </w:rPr>
-      </w:pPr>
-    </w:p>
-    <w:p>
-      <w:pPr>
-        <w:spacing w:after="0" w:line="276" w:lineRule="auto"/>
-        <w:jc w:val="both"/>
-        <w:rPr>
-          <w:rFonts w:ascii="Times New Roman" w:hAnsi="Times New Roman" w:cs="Times New Roman"/>
-          <w:sz w:val="24"/>
-          <w:szCs w:val="24"/>
-        </w:rPr>
-      </w:pPr>
-      <w:r>
-        <w:rPr>
-          <w:rFonts w:ascii="Times New Roman" w:hAnsi="Times New Roman" w:cs="Times New Roman"/>
-          <w:b/>
-          <w:bCs/>
-          <w:sz w:val="24"/>
-          <w:szCs w:val="24"/>
-        </w:rPr>
-        <w:t>Respuesta:</w:t>
-      </w:r>
-      <w:r>
-        <w:rPr>
-          <w:rFonts w:ascii="Times New Roman" w:hAnsi="Times New Roman" w:cs="Times New Roman"/>
-          <w:sz w:val="24"/>
-          <w:szCs w:val="24"/>
-        </w:rPr>
+        <w:pStyle w:val="Ttulo2"/>
+      </w:pPr>
+      <w:r>
+        <w:t xml:space="preserve">Análisis </w:t>
+      </w:r>
+      <w:proofErr w:type="spellStart"/>
+      <w:r>
+        <w:t>univariado</w:t>
+      </w:r>
+      <w:proofErr w:type="spellEnd"/>
+    </w:p>
+    <w:p>
+      <w:r>
+        <w:t>C</w:t>
+      </w:r>
+      <w:r>
+        <w:t xml:space="preserve">on el propósito de explorar la relación entre el nivel de ingreso y las emisiones de CO₂, se presenta un análisis </w:t>
+      </w:r>
+      <w:proofErr w:type="spellStart"/>
+      <w:r>
+        <w:t>uni</w:t>
+      </w:r>
+      <w:r>
+        <w:t>variado</w:t>
+      </w:r>
+      <w:proofErr w:type="spellEnd"/>
+      <w:r>
+        <w:t xml:space="preserve"> entre el PIB per cápita y el CO₂ per cápita con</w:t>
+      </w:r>
+      <w:r>
+        <w:t xml:space="preserve"> base </w:t>
+      </w:r>
+      <w:r>
+        <w:t>en los</w:t>
+      </w:r>
+      <w:r>
+        <w:t xml:space="preserve"> datos del Banco Mundial se dispone de información correspondiente al año 2023 sobre el PIB per cápita y las emisiones de CO₂ per cápita. En total, se </w:t>
+      </w:r>
+      <w:r>
+        <w:t>tuvieron en cuenta</w:t>
+      </w:r>
+      <w:r>
+        <w:t xml:space="preserve"> 239 países, con un PIB per cápita mínimo de 192</w:t>
+      </w:r>
+      <w:r>
+        <w:t>.</w:t>
+      </w:r>
+      <w:r>
+        <w:t>07</w:t>
+      </w:r>
+      <w:r>
+        <w:t xml:space="preserve"> USD</w:t>
+      </w:r>
+      <w:r>
+        <w:t xml:space="preserve"> y un máximo de 132</w:t>
+      </w:r>
+      <w:r>
+        <w:t>,</w:t>
+      </w:r>
+      <w:r>
+        <w:t>604</w:t>
+      </w:r>
+      <w:r>
+        <w:t xml:space="preserve"> USD</w:t>
+      </w:r>
+      <w:r>
+        <w:t>. En cuanto a las emisiones, el CO₂ per cápita varía entre 0 y 81,21 toneladas, como se muestra en la Tabla 1.</w:t>
+      </w:r>
+      <w:r>
         <w:t xml:space="preserve"> </w:t>
       </w:r>
-      <w:r>
-        <w:rPr>
-          <w:rFonts w:ascii="Times New Roman" w:hAnsi="Times New Roman" w:cs="Times New Roman"/>
-          <w:sz w:val="24"/>
-          <w:szCs w:val="24"/>
-        </w:rPr>
-        <w:t>C</w:t>
-      </w:r>
-      <w:r>
-        <w:rPr>
-          <w:rFonts w:ascii="Times New Roman" w:hAnsi="Times New Roman" w:cs="Times New Roman"/>
-          <w:sz w:val="24"/>
-          <w:szCs w:val="24"/>
-        </w:rPr>
-        <w:t xml:space="preserve">on el propósito de explorar la relación entre el nivel de ingreso y las emisiones de CO₂, se presenta un análisis </w:t>
-      </w:r>
-      <w:r>
-        <w:rPr>
-          <w:rFonts w:ascii="Times New Roman" w:hAnsi="Times New Roman" w:cs="Times New Roman"/>
-          <w:sz w:val="24"/>
-          <w:szCs w:val="24"/>
-        </w:rPr>
-        <w:t>uni</w:t>
-      </w:r>
-      <w:r>
-        <w:rPr>
-          <w:rFonts w:ascii="Times New Roman" w:hAnsi="Times New Roman" w:cs="Times New Roman"/>
-          <w:sz w:val="24"/>
-          <w:szCs w:val="24"/>
-        </w:rPr>
-        <w:t>variado entre el PIB per cápita y el CO₂ per cápita con</w:t>
-      </w:r>
-      <w:r>
-        <w:rPr>
-          <w:rFonts w:ascii="Times New Roman" w:hAnsi="Times New Roman" w:cs="Times New Roman"/>
-          <w:sz w:val="24"/>
-          <w:szCs w:val="24"/>
-        </w:rPr>
-        <w:t xml:space="preserve"> base </w:t>
-      </w:r>
-      <w:r>
-        <w:rPr>
-          <w:rFonts w:ascii="Times New Roman" w:hAnsi="Times New Roman" w:cs="Times New Roman"/>
-          <w:sz w:val="24"/>
-          <w:szCs w:val="24"/>
-        </w:rPr>
-        <w:t>en los</w:t>
-      </w:r>
-      <w:r>
-        <w:rPr>
-          <w:rFonts w:ascii="Times New Roman" w:hAnsi="Times New Roman" w:cs="Times New Roman"/>
-          <w:sz w:val="24"/>
-          <w:szCs w:val="24"/>
-        </w:rPr>
-        <w:t xml:space="preserve"> datos del Banco Mundial se dispone de información correspondiente al año 2023 sobre el PIB per cápita y las emisiones de CO₂ per cápita. En total, se registran 239 países, con un PIB per cápita mínimo de 192,07 </w:t>
-      </w:r>
-      <w:r>
-        <w:rPr>
-          <w:rFonts w:ascii="Times New Roman" w:hAnsi="Times New Roman" w:cs="Times New Roman"/>
-          <w:sz w:val="24"/>
-          <w:szCs w:val="24"/>
-        </w:rPr>
-        <w:lastRenderedPageBreak/>
-        <w:t>y un máximo de 132.604. En cuanto a las emisiones, el CO₂ per cápita varía entre 0 y 81,21 toneladas, como se muestra en la Tabla 1.</w:t>
-      </w:r>
-      <w:r>
-        <w:rPr>
-          <w:rFonts w:ascii="Times New Roman" w:hAnsi="Times New Roman" w:cs="Times New Roman"/>
-          <w:sz w:val="24"/>
-          <w:szCs w:val="24"/>
-        </w:rPr>
-        <w:t xml:space="preserve"> </w:t>
-      </w:r>
-    </w:p>
-    <w:p>
-      <w:pPr>
-        <w:spacing w:after="0" w:line="276" w:lineRule="auto"/>
-        <w:jc w:val="both"/>
-        <w:rPr>
-          <w:rFonts w:ascii="Times New Roman" w:hAnsi="Times New Roman" w:cs="Times New Roman"/>
-          <w:sz w:val="24"/>
-          <w:szCs w:val="24"/>
-        </w:rPr>
-      </w:pPr>
-    </w:p>
-    <w:p>
-      <w:pPr>
-        <w:spacing w:after="0" w:line="276" w:lineRule="auto"/>
-        <w:jc w:val="both"/>
-        <w:rPr>
-          <w:rFonts w:ascii="Times New Roman" w:hAnsi="Times New Roman" w:cs="Times New Roman"/>
-          <w:sz w:val="24"/>
-          <w:szCs w:val="24"/>
-        </w:rPr>
-      </w:pPr>
-      <w:r>
-        <w:rPr>
-          <w:rFonts w:ascii="Times New Roman" w:hAnsi="Times New Roman" w:cs="Times New Roman"/>
-          <w:sz w:val="24"/>
-          <w:szCs w:val="24"/>
-        </w:rPr>
-        <w:t xml:space="preserve">Por </w:t>
-      </w:r>
-      <w:r>
-        <w:rPr>
-          <w:rFonts w:ascii="Times New Roman" w:hAnsi="Times New Roman" w:cs="Times New Roman"/>
-          <w:sz w:val="24"/>
-          <w:szCs w:val="24"/>
-        </w:rPr>
-        <w:t>otra parte</w:t>
-      </w:r>
-      <w:r>
-        <w:rPr>
-          <w:rFonts w:ascii="Times New Roman" w:hAnsi="Times New Roman" w:cs="Times New Roman"/>
-          <w:sz w:val="24"/>
-          <w:szCs w:val="24"/>
-        </w:rPr>
-        <w:t>, la Tabla 2 presenta las estadísticas descriptivas diferenciadas por grupo de PIB per cápita (alto y bajo).</w:t>
-      </w:r>
-      <w:r>
-        <w:rPr>
-          <w:rFonts w:ascii="Times New Roman" w:hAnsi="Times New Roman" w:cs="Times New Roman"/>
-          <w:sz w:val="24"/>
-          <w:szCs w:val="24"/>
-        </w:rPr>
-        <w:t xml:space="preserve"> </w:t>
-      </w:r>
-      <w:r>
-        <w:rPr>
-          <w:rFonts w:ascii="Times New Roman" w:hAnsi="Times New Roman" w:cs="Times New Roman"/>
-          <w:sz w:val="24"/>
-          <w:szCs w:val="24"/>
-        </w:rPr>
-        <w:t>El grupo de alto PIB per cápita incluye 120 países, con un promedio de 32.648, un mínimo de 7.195 y un máximo de 132.604. Las emisiones promedio de CO₂ en este grupo son de 7,43 toneladas, con un rango entre 0 y 81,21 toneladas.</w:t>
-      </w:r>
-      <w:r>
-        <w:rPr>
-          <w:rFonts w:ascii="Times New Roman" w:hAnsi="Times New Roman" w:cs="Times New Roman"/>
-          <w:sz w:val="24"/>
-          <w:szCs w:val="24"/>
-        </w:rPr>
-        <w:t xml:space="preserve"> Por su parte</w:t>
-      </w:r>
-      <w:r>
-        <w:rPr>
-          <w:rFonts w:ascii="Times New Roman" w:hAnsi="Times New Roman" w:cs="Times New Roman"/>
-          <w:sz w:val="24"/>
-          <w:szCs w:val="24"/>
-        </w:rPr>
-        <w:t>, el grupo de bajo PIB per cápita está compuesto por 119 países, con un PIB promedio de 2.917, un mínimo de 192 y un máximo de 7.133. Las emisiones de CO₂ en este grupo presentan un valor mínimo de 0 y un máximo de 8,60 toneladas.</w:t>
-      </w:r>
-    </w:p>
-    <w:p>
-      <w:pPr>
-        <w:spacing w:after="0" w:line="276" w:lineRule="auto"/>
-        <w:jc w:val="both"/>
-        <w:rPr>
-          <w:rFonts w:ascii="Times New Roman" w:hAnsi="Times New Roman" w:cs="Times New Roman"/>
-          <w:sz w:val="24"/>
-          <w:szCs w:val="24"/>
-        </w:rPr>
-      </w:pPr>
-    </w:p>
-    <w:p>
-      <w:pPr>
-        <w:spacing w:after="0" w:line="276" w:lineRule="auto"/>
-        <w:jc w:val="both"/>
-        <w:rPr>
-          <w:rFonts w:ascii="Times New Roman" w:hAnsi="Times New Roman" w:cs="Times New Roman"/>
-          <w:sz w:val="24"/>
-          <w:szCs w:val="24"/>
-        </w:rPr>
-      </w:pPr>
-      <w:r>
-        <w:rPr>
-          <w:rFonts w:ascii="Times New Roman" w:hAnsi="Times New Roman" w:cs="Times New Roman"/>
-          <w:sz w:val="24"/>
-          <w:szCs w:val="24"/>
-        </w:rPr>
-        <w:t xml:space="preserve">En general, </w:t>
-      </w:r>
-      <w:r>
-        <w:rPr>
-          <w:rFonts w:ascii="Times New Roman" w:hAnsi="Times New Roman" w:cs="Times New Roman"/>
-          <w:sz w:val="24"/>
-          <w:szCs w:val="24"/>
-        </w:rPr>
-        <w:t xml:space="preserve">como se observa en la </w:t>
-      </w:r>
-      <w:r>
-        <w:rPr>
-          <w:rFonts w:ascii="Times New Roman" w:hAnsi="Times New Roman" w:cs="Times New Roman"/>
-          <w:sz w:val="24"/>
-          <w:szCs w:val="24"/>
-        </w:rPr>
-        <w:t>F</w:t>
-      </w:r>
-      <w:r>
-        <w:rPr>
-          <w:rFonts w:ascii="Times New Roman" w:hAnsi="Times New Roman" w:cs="Times New Roman"/>
-          <w:sz w:val="24"/>
-          <w:szCs w:val="24"/>
-        </w:rPr>
-        <w:t>igura 1, se evidencia</w:t>
-      </w:r>
-      <w:r>
-        <w:rPr>
-          <w:rFonts w:ascii="Times New Roman" w:hAnsi="Times New Roman" w:cs="Times New Roman"/>
-          <w:sz w:val="24"/>
-          <w:szCs w:val="24"/>
-        </w:rPr>
-        <w:t xml:space="preserve"> una correlación positiva</w:t>
-      </w:r>
-      <w:r>
-        <w:rPr>
-          <w:rFonts w:ascii="Times New Roman" w:hAnsi="Times New Roman" w:cs="Times New Roman"/>
-          <w:sz w:val="24"/>
-          <w:szCs w:val="24"/>
-        </w:rPr>
-        <w:t xml:space="preserve"> ya que</w:t>
-      </w:r>
-      <w:r>
-        <w:rPr>
-          <w:rFonts w:ascii="Times New Roman" w:hAnsi="Times New Roman" w:cs="Times New Roman"/>
-          <w:sz w:val="24"/>
-          <w:szCs w:val="24"/>
-        </w:rPr>
-        <w:t xml:space="preserve"> los países con mayor PIB per cápita tienden a registrar niveles más altos de emisiones, aunque con una dispersión considerable entre grupos. Este patrón sugiere que el crecimiento económico se asocia, en promedio, con mayores niveles de emisiones, especialmente en economías desarrolladas.</w:t>
-      </w:r>
-    </w:p>
-    <w:p>
-      <w:pPr>
-        <w:spacing w:after="0" w:line="276" w:lineRule="auto"/>
-        <w:jc w:val="both"/>
-        <w:rPr>
-          <w:rFonts w:ascii="Times New Roman" w:hAnsi="Times New Roman" w:cs="Times New Roman"/>
-          <w:sz w:val="24"/>
-          <w:szCs w:val="24"/>
-        </w:rPr>
-      </w:pPr>
     </w:p>
     <w:p>
       <w:pPr>
         <w:jc w:val="center"/>
         <w:rPr>
-          <w:rFonts w:ascii="Times New Roman" w:eastAsia="Helvetica" w:hAnsi="Times New Roman" w:cs="Times New Roman"/>
-          <w:b/>
-          <w:bCs/>
-          <w:sz w:val="24"/>
-          <w:szCs w:val="24"/>
-        </w:rPr>
-      </w:pPr>
-      <w:r>
-        <w:rPr>
-          <w:rFonts w:ascii="Times New Roman" w:eastAsia="Helvetica" w:hAnsi="Times New Roman" w:cs="Times New Roman"/>
-          <w:b/>
-          <w:bCs/>
+          <w:rFonts w:eastAsia="Helvetica"/>
+        </w:rPr>
+      </w:pPr>
+      <w:r>
+        <w:rPr>
+          <w:rFonts w:eastAsia="Helvetica"/>
           <w:noProof/>
-          <w:sz w:val="24"/>
-          <w:szCs w:val="24"/>
         </w:rPr>
         <w:drawing>
-          <wp:inline distT="0" distB="0" distL="0" distR="0" wp14:anchorId="663C9BBD" wp14:editId="3E2F88D6">
-            <wp:extent cx="2076740" cy="1752845"/>
+          <wp:inline distT="0" distB="0" distL="0" distR="0" wp14:anchorId="70A38E69" wp14:editId="4D9B429D">
+            <wp:extent cx="1835701" cy="1240641"/>
             <wp:effectExtent l="0" t="0" r="0" b="0"/>
             <wp:docPr id="603564216" name="Imagen 1" descr="Texto&#10;&#10;El contenido generado por IA puede ser incorrecto."/>
             <wp:cNvGraphicFramePr>
@@ -3422,20 +1806,27 @@
                     <pic:cNvPr id="1285038003" name="Imagen 1" descr="Texto&#10;&#10;El contenido generado por IA puede ser incorrecto."/>
                     <pic:cNvPicPr/>
                   </pic:nvPicPr>
-                  <pic:blipFill>
+                  <pic:blipFill rotWithShape="1">
                     <a:blip r:embed="rId15"/>
-                    <a:stretch>
-                      <a:fillRect/>
-                    </a:stretch>
+                    <a:srcRect t="19927"/>
+                    <a:stretch/>
                   </pic:blipFill>
-                  <pic:spPr>
+                  <pic:spPr bwMode="auto">
                     <a:xfrm>
                       <a:off x="0" y="0"/>
-                      <a:ext cx="2076740" cy="1752845"/>
+                      <a:ext cx="1838975" cy="1242853"/>
                     </a:xfrm>
                     <a:prstGeom prst="rect">
                       <a:avLst/>
                     </a:prstGeom>
+                    <a:ln>
+                      <a:noFill/>
+                    </a:ln>
+                    <a:extLst>
+                      <a:ext uri="{53640926-AAD7-44D8-BBD7-CCE9431645EC}">
+                        <a14:shadowObscured xmlns:a14="http://schemas.microsoft.com/office/drawing/2010/main"/>
+                      </a:ext>
+                    </a:extLst>
                   </pic:spPr>
                 </pic:pic>
               </a:graphicData>
@@ -3446,138 +1837,292 @@
     </w:p>
     <w:p>
       <w:pPr>
-        <w:jc w:val="both"/>
-        <w:rPr>
-          <w:rFonts w:ascii="Times New Roman" w:eastAsia="Helvetica" w:hAnsi="Times New Roman" w:cs="Times New Roman"/>
-          <w:sz w:val="24"/>
-          <w:szCs w:val="24"/>
-        </w:rPr>
-      </w:pPr>
-      <w:r>
-        <w:rPr>
-          <w:rFonts w:ascii="Times New Roman" w:eastAsia="Helvetica" w:hAnsi="Times New Roman" w:cs="Times New Roman"/>
+        <w:jc w:val="center"/>
+        <w:rPr>
+          <w:rFonts w:eastAsia="Helvetica"/>
+        </w:rPr>
+      </w:pPr>
+      <w:r>
+        <w:rPr>
+          <w:rFonts w:eastAsia="Helvetica"/>
           <w:b/>
           <w:bCs/>
-          <w:sz w:val="24"/>
-          <w:szCs w:val="24"/>
         </w:rPr>
         <w:t xml:space="preserve">Tabla </w:t>
       </w:r>
       <w:r>
         <w:rPr>
-          <w:rFonts w:ascii="Times New Roman" w:eastAsia="Helvetica" w:hAnsi="Times New Roman" w:cs="Times New Roman"/>
+          <w:rFonts w:eastAsia="Helvetica"/>
           <w:b/>
           <w:bCs/>
-          <w:sz w:val="24"/>
-          <w:szCs w:val="24"/>
         </w:rPr>
         <w:fldChar w:fldCharType="begin"/>
       </w:r>
       <w:r>
         <w:rPr>
-          <w:rFonts w:ascii="Times New Roman" w:eastAsia="Helvetica" w:hAnsi="Times New Roman" w:cs="Times New Roman"/>
+          <w:rFonts w:eastAsia="Helvetica"/>
           <w:b/>
           <w:bCs/>
-          <w:sz w:val="24"/>
-          <w:szCs w:val="24"/>
         </w:rPr>
         <w:instrText xml:space="preserve"> SEQ Tabla \* ARABIC </w:instrText>
       </w:r>
       <w:r>
         <w:rPr>
-          <w:rFonts w:ascii="Times New Roman" w:eastAsia="Helvetica" w:hAnsi="Times New Roman" w:cs="Times New Roman"/>
+          <w:rFonts w:eastAsia="Helvetica"/>
           <w:b/>
           <w:bCs/>
-          <w:sz w:val="24"/>
-          <w:szCs w:val="24"/>
         </w:rPr>
         <w:fldChar w:fldCharType="separate"/>
       </w:r>
       <w:r>
         <w:rPr>
-          <w:rFonts w:ascii="Times New Roman" w:eastAsia="Helvetica" w:hAnsi="Times New Roman" w:cs="Times New Roman"/>
+          <w:rFonts w:eastAsia="Helvetica"/>
           <w:b/>
           <w:bCs/>
           <w:noProof/>
-          <w:sz w:val="24"/>
-          <w:szCs w:val="24"/>
         </w:rPr>
         <w:t>1</w:t>
       </w:r>
       <w:r>
         <w:rPr>
-          <w:rFonts w:ascii="Times New Roman" w:eastAsia="Helvetica" w:hAnsi="Times New Roman" w:cs="Times New Roman"/>
+          <w:rFonts w:eastAsia="Helvetica"/>
           <w:b/>
           <w:bCs/>
-          <w:sz w:val="24"/>
-          <w:szCs w:val="24"/>
         </w:rPr>
         <w:fldChar w:fldCharType="end"/>
       </w:r>
       <w:r>
         <w:rPr>
-          <w:rFonts w:ascii="Times New Roman" w:eastAsia="Helvetica" w:hAnsi="Times New Roman" w:cs="Times New Roman"/>
+          <w:rFonts w:eastAsia="Helvetica"/>
           <w:b/>
           <w:bCs/>
-          <w:sz w:val="24"/>
-          <w:szCs w:val="24"/>
         </w:rPr>
         <w:t>.</w:t>
       </w:r>
       <w:r>
         <w:rPr>
-          <w:rFonts w:ascii="Times New Roman" w:eastAsia="Helvetica" w:hAnsi="Times New Roman" w:cs="Times New Roman"/>
-          <w:sz w:val="24"/>
-          <w:szCs w:val="24"/>
-        </w:rPr>
-        <w:t xml:space="preserve"> Estadísticas descriptivas </w:t>
-      </w:r>
-      <w:r>
-        <w:rPr>
-          <w:rFonts w:ascii="Times New Roman" w:eastAsia="Helvetica" w:hAnsi="Times New Roman" w:cs="Times New Roman"/>
-          <w:sz w:val="24"/>
-          <w:szCs w:val="24"/>
-        </w:rPr>
-        <w:t xml:space="preserve">de análisis univariado. </w:t>
-      </w:r>
-      <w:r>
-        <w:rPr>
-          <w:rFonts w:ascii="Times New Roman" w:eastAsia="Helvetica" w:hAnsi="Times New Roman" w:cs="Times New Roman"/>
-          <w:sz w:val="24"/>
-          <w:szCs w:val="24"/>
-        </w:rPr>
-        <w:t>Fuente: Banco Mundial. Elaboración propia.</w:t>
-      </w:r>
-    </w:p>
-    <w:p>
-      <w:pPr>
-        <w:jc w:val="both"/>
-        <w:rPr>
-          <w:rFonts w:ascii="Times New Roman" w:eastAsia="Helvetica" w:hAnsi="Times New Roman" w:cs="Times New Roman"/>
-          <w:sz w:val="24"/>
-          <w:szCs w:val="24"/>
-        </w:rPr>
-      </w:pPr>
+          <w:rFonts w:eastAsia="Helvetica"/>
+        </w:rPr>
+        <w:t xml:space="preserve"> </w:t>
+      </w:r>
+      <w:r>
+        <w:rPr>
+          <w:rFonts w:eastAsia="Helvetica"/>
+        </w:rPr>
+        <w:t>Descripción de características generales de los datos y variables de interés</w:t>
+      </w:r>
+      <w:r>
+        <w:rPr>
+          <w:rFonts w:eastAsia="Helvetica"/>
+        </w:rPr>
+        <w:t>. Fuente: Banco Mundial. Elaboración propia.</w:t>
+      </w:r>
+    </w:p>
+    <w:p>
+      <w:pPr>
+        <w:pStyle w:val="Ttulo2"/>
+      </w:pPr>
+      <w:r>
+        <w:t>Estadísticas descriptivas</w:t>
+      </w:r>
+    </w:p>
+    <w:p>
+      <w:r>
+        <w:t xml:space="preserve">Por </w:t>
+      </w:r>
+      <w:r>
+        <w:t>otra parte</w:t>
+      </w:r>
+      <w:r>
+        <w:t>, la Tabla 2 presenta las estadísticas descriptivas diferenciadas por grupo de PIB per cápita (alto y bajo).</w:t>
+      </w:r>
+      <w:r>
+        <w:t xml:space="preserve"> </w:t>
+      </w:r>
+      <w:r>
+        <w:t>El grupo de alto PIB per cápita incluye 120 países, con un promedio de 32</w:t>
+      </w:r>
+      <w:r>
+        <w:t>,</w:t>
+      </w:r>
+      <w:r>
+        <w:t>648</w:t>
+      </w:r>
+      <w:r>
+        <w:t xml:space="preserve"> USD</w:t>
+      </w:r>
+      <w:r>
+        <w:t>, un mínimo de 7</w:t>
+      </w:r>
+      <w:r>
+        <w:t>,</w:t>
+      </w:r>
+      <w:r>
+        <w:t>195</w:t>
+      </w:r>
+      <w:r>
+        <w:t xml:space="preserve"> USD</w:t>
+      </w:r>
+      <w:r>
+        <w:t xml:space="preserve"> y un máximo de 132</w:t>
+      </w:r>
+      <w:r>
+        <w:t>,</w:t>
+      </w:r>
+      <w:r>
+        <w:t>604</w:t>
+      </w:r>
+      <w:r>
+        <w:t xml:space="preserve"> USD</w:t>
+      </w:r>
+      <w:r>
+        <w:t>. Las emisiones promedio de CO₂ en este grupo son de 7</w:t>
+      </w:r>
+      <w:r>
+        <w:t>.</w:t>
+      </w:r>
+      <w:r>
+        <w:t>43 toneladas, con un rango entre 0 y 81</w:t>
+      </w:r>
+      <w:r>
+        <w:t>.</w:t>
+      </w:r>
+      <w:r>
+        <w:t>21 toneladas.</w:t>
+      </w:r>
+      <w:r>
+        <w:t xml:space="preserve"> Por su parte</w:t>
+      </w:r>
+      <w:r>
+        <w:t xml:space="preserve">, el grupo de </w:t>
+      </w:r>
+      <w:r>
+        <w:t xml:space="preserve">países con </w:t>
+      </w:r>
+      <w:r>
+        <w:t xml:space="preserve">PIB per cápita </w:t>
+      </w:r>
+      <w:r>
+        <w:t xml:space="preserve">bajo </w:t>
+      </w:r>
+      <w:r>
+        <w:t xml:space="preserve">está compuesto por 119 países, con un PIB </w:t>
+      </w:r>
+      <w:r>
+        <w:t xml:space="preserve">per cápita </w:t>
+      </w:r>
+      <w:r>
+        <w:t>promedio de 2</w:t>
+      </w:r>
+      <w:r>
+        <w:t>,</w:t>
+      </w:r>
+      <w:r>
+        <w:t>917</w:t>
+      </w:r>
+      <w:r>
+        <w:t xml:space="preserve"> USD</w:t>
+      </w:r>
+      <w:r>
+        <w:t>, un mínimo de 192</w:t>
+      </w:r>
+      <w:r>
+        <w:t xml:space="preserve"> USD</w:t>
+      </w:r>
+      <w:r>
+        <w:t xml:space="preserve"> y un máximo de 7</w:t>
+      </w:r>
+      <w:r>
+        <w:t>,</w:t>
+      </w:r>
+      <w:r>
+        <w:t>133</w:t>
+      </w:r>
+      <w:r>
+        <w:t xml:space="preserve"> USD</w:t>
+      </w:r>
+      <w:r>
+        <w:t>. Las emisiones de CO₂ en este grupo presentan un valor mínimo de 0 y un máximo de 8</w:t>
+      </w:r>
+      <w:r>
+        <w:t>.</w:t>
+      </w:r>
+      <w:r>
+        <w:t>60 toneladas.</w:t>
+      </w:r>
+      <w:r>
+        <w:t xml:space="preserve"> </w:t>
+      </w:r>
+      <w:r>
+        <w:t xml:space="preserve">En general, </w:t>
+      </w:r>
+      <w:r>
+        <w:t xml:space="preserve">como se observa en la </w:t>
+      </w:r>
+      <w:r>
+        <w:t>F</w:t>
+      </w:r>
+      <w:r>
+        <w:t>igura 1, se evidencia</w:t>
+      </w:r>
+      <w:r>
+        <w:t xml:space="preserve"> una correlación positiva</w:t>
+      </w:r>
+      <w:r>
+        <w:t xml:space="preserve"> </w:t>
+      </w:r>
+      <w:r>
+        <w:t xml:space="preserve">entre el ingreso per cápita y la cantidad de toneladas de </w:t>
+      </w:r>
+      <w:r>
+        <w:t>CO₂</w:t>
+      </w:r>
+      <w:r>
+        <w:t xml:space="preserve"> </w:t>
+      </w:r>
+      <w:r>
+        <w:t>ya que</w:t>
+      </w:r>
+      <w:r>
+        <w:t xml:space="preserve"> los países con mayor PIB per cápita tienden a registrar niveles más altos de emisiones. Este patrón sugiere que el crecimiento económico </w:t>
+      </w:r>
+      <w:r>
+        <w:t xml:space="preserve">sí </w:t>
+      </w:r>
+      <w:r>
+        <w:t>se asocia, en promedio, con mayores niveles de emisiones.</w:t>
+      </w:r>
+      <w:r>
+        <w:t xml:space="preserve"> Sin embargo, cabe aclarar que hasta este punto no tenemos evidencia estadística suficiente para afirmar que la producción de </w:t>
+      </w:r>
+      <w:r>
+        <w:t>CO₂</w:t>
+      </w:r>
+      <w:r>
+        <w:t xml:space="preserve"> es mayor en los países de ingresos altos como propone la hipótesis alterna explicada en secciones previas. </w:t>
+      </w:r>
     </w:p>
     <w:p>
       <w:pPr>
         <w:jc w:val="center"/>
         <w:rPr>
-          <w:rFonts w:ascii="Times New Roman" w:hAnsi="Times New Roman" w:cs="Times New Roman"/>
-          <w:sz w:val="24"/>
-          <w:szCs w:val="24"/>
-        </w:rPr>
-      </w:pPr>
-      <w:r>
-        <w:rPr>
-          <w:rFonts w:ascii="Times New Roman" w:hAnsi="Times New Roman" w:cs="Times New Roman"/>
+          <w:rFonts w:eastAsia="Helvetica"/>
+        </w:rPr>
+      </w:pPr>
+    </w:p>
+    <w:p>
+      <w:pPr>
+        <w:spacing w:after="0" w:afterAutospacing="0"/>
+        <w:jc w:val="center"/>
+      </w:pPr>
+      <w:r>
+        <w:rPr>
           <w:noProof/>
-          <w:sz w:val="24"/>
-          <w:szCs w:val="24"/>
-        </w:rPr>
+        </w:rPr>
+        <w:lastRenderedPageBreak/>
         <w:drawing>
-          <wp:inline distT="0" distB="0" distL="0" distR="0" wp14:anchorId="40A15827" wp14:editId="3B266931">
-            <wp:extent cx="6312668" cy="714375"/>
+          <wp:inline distT="0" distB="0" distL="0" distR="0" wp14:anchorId="40A15827" wp14:editId="23ED3114">
+            <wp:extent cx="5355771" cy="459994"/>
             <wp:effectExtent l="0" t="0" r="0" b="0"/>
             <wp:docPr id="563896158" name="Imagen 7" descr="Tabla&#10;&#10;El contenido generado por IA puede ser incorrecto."/>
             <wp:cNvGraphicFramePr>
@@ -3592,7 +2137,7 @@
                       <a:picLocks noChangeAspect="1" noChangeArrowheads="1"/>
                     </pic:cNvPicPr>
                   </pic:nvPicPr>
-                  <pic:blipFill>
+                  <pic:blipFill rotWithShape="1">
                     <a:blip r:embed="rId16">
                       <a:extLst>
                         <a:ext uri="{28A0092B-C50C-407E-A947-70E740481C1C}">
@@ -3600,20 +2145,26 @@
                         </a:ext>
                       </a:extLst>
                     </a:blip>
-                    <a:srcRect/>
-                    <a:stretch>
-                      <a:fillRect/>
-                    </a:stretch>
+                    <a:srcRect t="24104"/>
+                    <a:stretch/>
                   </pic:blipFill>
                   <pic:spPr bwMode="auto">
                     <a:xfrm>
                       <a:off x="0" y="0"/>
-                      <a:ext cx="6347649" cy="718334"/>
+                      <a:ext cx="5433229" cy="466647"/>
                     </a:xfrm>
                     <a:prstGeom prst="rect">
                       <a:avLst/>
                     </a:prstGeom>
                     <a:noFill/>
+                    <a:ln>
+                      <a:noFill/>
+                    </a:ln>
+                    <a:extLst>
+                      <a:ext uri="{53640926-AAD7-44D8-BBD7-CCE9431645EC}">
+                        <a14:shadowObscured xmlns:a14="http://schemas.microsoft.com/office/drawing/2010/main"/>
+                      </a:ext>
+                    </a:extLst>
                   </pic:spPr>
                 </pic:pic>
               </a:graphicData>
@@ -3624,54 +2175,47 @@
     </w:p>
     <w:p>
       <w:pPr>
-        <w:jc w:val="both"/>
-        <w:rPr>
-          <w:rFonts w:ascii="Times New Roman" w:eastAsia="Helvetica" w:hAnsi="Times New Roman" w:cs="Times New Roman"/>
-          <w:sz w:val="24"/>
-          <w:szCs w:val="24"/>
-        </w:rPr>
-      </w:pPr>
-      <w:r>
-        <w:rPr>
-          <w:rFonts w:ascii="Times New Roman" w:eastAsia="Helvetica" w:hAnsi="Times New Roman" w:cs="Times New Roman"/>
+        <w:spacing w:before="0" w:beforeAutospacing="0"/>
+        <w:jc w:val="center"/>
+        <w:rPr>
+          <w:rFonts w:eastAsia="Helvetica"/>
+        </w:rPr>
+      </w:pPr>
+      <w:r>
+        <w:rPr>
+          <w:rFonts w:eastAsia="Helvetica"/>
           <w:b/>
           <w:bCs/>
-          <w:sz w:val="24"/>
-          <w:szCs w:val="24"/>
         </w:rPr>
         <w:t>Tabla 2.</w:t>
       </w:r>
       <w:r>
         <w:rPr>
-          <w:rFonts w:ascii="Times New Roman" w:eastAsia="Helvetica" w:hAnsi="Times New Roman" w:cs="Times New Roman"/>
-          <w:sz w:val="24"/>
-          <w:szCs w:val="24"/>
+          <w:rFonts w:eastAsia="Helvetica"/>
         </w:rPr>
         <w:t xml:space="preserve"> Estadísticas descriptivas por grupo. Fuente: Banco Mundial. Elaboración propia.</w:t>
       </w:r>
     </w:p>
     <w:p>
       <w:pPr>
-        <w:keepNext/>
-        <w:spacing w:after="0"/>
         <w:jc w:val="center"/>
         <w:rPr>
-          <w:rFonts w:ascii="Times New Roman" w:hAnsi="Times New Roman" w:cs="Times New Roman"/>
-          <w:sz w:val="24"/>
-          <w:szCs w:val="24"/>
-        </w:rPr>
-      </w:pPr>
-      <w:r>
-        <w:rPr>
-          <w:rFonts w:ascii="Times New Roman" w:hAnsi="Times New Roman" w:cs="Times New Roman"/>
+          <w:rFonts w:eastAsia="Helvetica"/>
+        </w:rPr>
+      </w:pPr>
+    </w:p>
+    <w:p>
+      <w:pPr>
+        <w:spacing w:after="0" w:afterAutospacing="0"/>
+        <w:jc w:val="center"/>
+      </w:pPr>
+      <w:r>
+        <w:rPr>
           <w:noProof/>
-          <w:sz w:val="24"/>
-          <w:szCs w:val="24"/>
-        </w:rPr>
-        <w:lastRenderedPageBreak/>
+        </w:rPr>
         <w:drawing>
-          <wp:inline distT="0" distB="0" distL="0" distR="0" wp14:anchorId="65558853" wp14:editId="1D5BCA7F">
-            <wp:extent cx="3409950" cy="2557549"/>
+          <wp:inline distT="0" distB="0" distL="0" distR="0" wp14:anchorId="65558853" wp14:editId="44D0D681">
+            <wp:extent cx="3409411" cy="2301825"/>
             <wp:effectExtent l="0" t="0" r="0" b="0"/>
             <wp:docPr id="1983145146" name="Imagen 1" descr="Gráfico, Gráfico de dispersión&#10;&#10;El contenido generado por IA puede ser incorrecto."/>
             <wp:cNvGraphicFramePr>
@@ -3686,7 +2230,7 @@
                       <a:picLocks noChangeAspect="1" noChangeArrowheads="1"/>
                     </pic:cNvPicPr>
                   </pic:nvPicPr>
-                  <pic:blipFill>
+                  <pic:blipFill rotWithShape="1">
                     <a:blip r:embed="rId17" cstate="print">
                       <a:extLst>
                         <a:ext uri="{28A0092B-C50C-407E-A947-70E740481C1C}">
@@ -3694,15 +2238,13 @@
                         </a:ext>
                       </a:extLst>
                     </a:blip>
-                    <a:srcRect/>
-                    <a:stretch>
-                      <a:fillRect/>
-                    </a:stretch>
+                    <a:srcRect t="9985"/>
+                    <a:stretch/>
                   </pic:blipFill>
                   <pic:spPr bwMode="auto">
                     <a:xfrm>
                       <a:off x="0" y="0"/>
-                      <a:ext cx="3418716" cy="2564124"/>
+                      <a:ext cx="3418716" cy="2308107"/>
                     </a:xfrm>
                     <a:prstGeom prst="rect">
                       <a:avLst/>
@@ -3711,6 +2253,11 @@
                     <a:ln>
                       <a:noFill/>
                     </a:ln>
+                    <a:extLst>
+                      <a:ext uri="{53640926-AAD7-44D8-BBD7-CCE9431645EC}">
+                        <a14:shadowObscured xmlns:a14="http://schemas.microsoft.com/office/drawing/2010/main"/>
+                      </a:ext>
+                    </a:extLst>
                   </pic:spPr>
                 </pic:pic>
               </a:graphicData>
@@ -3721,123 +2268,98 @@
     </w:p>
     <w:p>
       <w:pPr>
-        <w:jc w:val="both"/>
-        <w:rPr>
-          <w:rFonts w:ascii="Times New Roman" w:eastAsia="Helvetica" w:hAnsi="Times New Roman" w:cs="Times New Roman"/>
-          <w:sz w:val="24"/>
-          <w:szCs w:val="24"/>
-        </w:rPr>
-      </w:pPr>
-      <w:r>
-        <w:rPr>
-          <w:rFonts w:ascii="Times New Roman" w:eastAsia="Helvetica" w:hAnsi="Times New Roman" w:cs="Times New Roman"/>
+        <w:jc w:val="center"/>
+        <w:rPr>
+          <w:rFonts w:eastAsia="Helvetica"/>
+        </w:rPr>
+      </w:pPr>
+      <w:r>
+        <w:rPr>
+          <w:rFonts w:eastAsia="Helvetica"/>
           <w:b/>
           <w:bCs/>
-          <w:sz w:val="24"/>
-          <w:szCs w:val="24"/>
         </w:rPr>
         <w:t xml:space="preserve">Figura </w:t>
       </w:r>
       <w:r>
         <w:rPr>
-          <w:rFonts w:ascii="Times New Roman" w:eastAsia="Helvetica" w:hAnsi="Times New Roman" w:cs="Times New Roman"/>
+          <w:rFonts w:eastAsia="Helvetica"/>
           <w:b/>
           <w:bCs/>
-          <w:sz w:val="24"/>
-          <w:szCs w:val="24"/>
         </w:rPr>
         <w:fldChar w:fldCharType="begin"/>
       </w:r>
       <w:r>
         <w:rPr>
-          <w:rFonts w:ascii="Times New Roman" w:eastAsia="Helvetica" w:hAnsi="Times New Roman" w:cs="Times New Roman"/>
+          <w:rFonts w:eastAsia="Helvetica"/>
           <w:b/>
           <w:bCs/>
-          <w:sz w:val="24"/>
-          <w:szCs w:val="24"/>
         </w:rPr>
         <w:instrText xml:space="preserve"> SEQ Figura \* ARABIC </w:instrText>
       </w:r>
       <w:r>
         <w:rPr>
-          <w:rFonts w:ascii="Times New Roman" w:eastAsia="Helvetica" w:hAnsi="Times New Roman" w:cs="Times New Roman"/>
+          <w:rFonts w:eastAsia="Helvetica"/>
           <w:b/>
           <w:bCs/>
-          <w:sz w:val="24"/>
-          <w:szCs w:val="24"/>
         </w:rPr>
         <w:fldChar w:fldCharType="separate"/>
       </w:r>
       <w:r>
         <w:rPr>
-          <w:rFonts w:ascii="Times New Roman" w:eastAsia="Helvetica" w:hAnsi="Times New Roman" w:cs="Times New Roman"/>
+          <w:rFonts w:eastAsia="Helvetica"/>
           <w:b/>
           <w:bCs/>
           <w:noProof/>
-          <w:sz w:val="24"/>
-          <w:szCs w:val="24"/>
         </w:rPr>
         <w:t>1</w:t>
       </w:r>
       <w:r>
         <w:rPr>
-          <w:rFonts w:ascii="Times New Roman" w:eastAsia="Helvetica" w:hAnsi="Times New Roman" w:cs="Times New Roman"/>
+          <w:rFonts w:eastAsia="Helvetica"/>
           <w:b/>
           <w:bCs/>
-          <w:sz w:val="24"/>
-          <w:szCs w:val="24"/>
         </w:rPr>
         <w:fldChar w:fldCharType="end"/>
       </w:r>
       <w:r>
         <w:rPr>
-          <w:rFonts w:ascii="Times New Roman" w:eastAsia="Helvetica" w:hAnsi="Times New Roman" w:cs="Times New Roman"/>
+          <w:rFonts w:eastAsia="Helvetica"/>
           <w:b/>
           <w:bCs/>
-          <w:sz w:val="24"/>
-          <w:szCs w:val="24"/>
         </w:rPr>
         <w:t>.</w:t>
       </w:r>
       <w:r>
         <w:rPr>
-          <w:rFonts w:ascii="Times New Roman" w:eastAsia="Helvetica" w:hAnsi="Times New Roman" w:cs="Times New Roman"/>
-          <w:sz w:val="24"/>
-          <w:szCs w:val="24"/>
+          <w:rFonts w:eastAsia="Helvetica"/>
         </w:rPr>
         <w:t xml:space="preserve"> Relación entre PIB per cápita y emisiones de CO2 per cápita. Fuente: Banco Mundial. Elaboración propia.</w:t>
       </w:r>
     </w:p>
     <w:p>
       <w:pPr>
-        <w:jc w:val="both"/>
-        <w:rPr>
-          <w:rFonts w:ascii="Times New Roman" w:eastAsia="Helvetica" w:hAnsi="Times New Roman" w:cs="Times New Roman"/>
-          <w:sz w:val="24"/>
-          <w:szCs w:val="24"/>
-        </w:rPr>
-      </w:pPr>
-    </w:p>
-    <w:p>
-      <w:pPr>
+        <w:rPr>
+          <w:rFonts w:eastAsia="Helvetica"/>
+        </w:rPr>
+      </w:pPr>
+    </w:p>
+    <w:p>
+      <w:pPr>
+        <w:spacing w:after="0" w:afterAutospacing="0"/>
         <w:jc w:val="center"/>
         <w:rPr>
-          <w:rFonts w:ascii="Times New Roman" w:eastAsia="Helvetica" w:hAnsi="Times New Roman" w:cs="Times New Roman"/>
-          <w:sz w:val="24"/>
-          <w:szCs w:val="24"/>
-        </w:rPr>
-      </w:pPr>
-      <w:r>
-        <w:rPr>
-          <w:rFonts w:ascii="Times New Roman" w:hAnsi="Times New Roman" w:cs="Times New Roman"/>
+          <w:rFonts w:eastAsia="Helvetica"/>
+        </w:rPr>
+      </w:pPr>
+      <w:r>
+        <w:rPr>
           <w:noProof/>
-          <w:sz w:val="24"/>
-          <w:szCs w:val="24"/>
         </w:rPr>
         <w:drawing>
-          <wp:inline distT="0" distB="0" distL="0" distR="0" wp14:anchorId="657424A7" wp14:editId="33AF158D">
-            <wp:extent cx="3800475" cy="2850453"/>
-            <wp:effectExtent l="0" t="0" r="0" b="7620"/>
+          <wp:inline distT="0" distB="0" distL="0" distR="0" wp14:anchorId="657424A7" wp14:editId="0BD57A68">
+            <wp:extent cx="3182587" cy="2387020"/>
+            <wp:effectExtent l="0" t="0" r="0" b="0"/>
             <wp:docPr id="175591724" name="Imagen 4" descr="Gráfico&#10;&#10;El contenido generado por IA puede ser incorrecto."/>
             <wp:cNvGraphicFramePr>
               <a:graphicFrameLocks xmlns:a="http://schemas.openxmlformats.org/drawingml/2006/main" noChangeAspect="1"/>
@@ -3867,7 +2389,7 @@
                   <pic:spPr bwMode="auto">
                     <a:xfrm>
                       <a:off x="0" y="0"/>
-                      <a:ext cx="3805204" cy="2854000"/>
+                      <a:ext cx="3195358" cy="2396599"/>
                     </a:xfrm>
                     <a:prstGeom prst="rect">
                       <a:avLst/>
@@ -3886,80 +2408,48 @@
     </w:p>
     <w:p>
       <w:pPr>
-        <w:jc w:val="both"/>
-        <w:rPr>
-          <w:rFonts w:ascii="Times New Roman" w:eastAsia="Helvetica" w:hAnsi="Times New Roman" w:cs="Times New Roman"/>
+        <w:jc w:val="center"/>
+        <w:rPr>
+          <w:rFonts w:eastAsia="Helvetica"/>
+        </w:rPr>
+      </w:pPr>
+      <w:r>
+        <w:rPr>
+          <w:rFonts w:eastAsia="Helvetica"/>
           <w:b/>
           <w:bCs/>
-          <w:sz w:val="24"/>
-          <w:szCs w:val="24"/>
-        </w:rPr>
-      </w:pPr>
-    </w:p>
-    <w:p>
-      <w:pPr>
-        <w:jc w:val="both"/>
-        <w:rPr>
-          <w:rFonts w:ascii="Times New Roman" w:eastAsia="Helvetica" w:hAnsi="Times New Roman" w:cs="Times New Roman"/>
-          <w:b/>
-          <w:bCs/>
-          <w:sz w:val="24"/>
-          <w:szCs w:val="24"/>
-        </w:rPr>
-      </w:pPr>
-    </w:p>
-    <w:p>
-      <w:pPr>
-        <w:jc w:val="both"/>
-        <w:rPr>
-          <w:rFonts w:ascii="Times New Roman" w:eastAsia="Helvetica" w:hAnsi="Times New Roman" w:cs="Times New Roman"/>
-          <w:sz w:val="24"/>
-          <w:szCs w:val="24"/>
-        </w:rPr>
-      </w:pPr>
-      <w:r>
-        <w:rPr>
-          <w:rFonts w:ascii="Times New Roman" w:eastAsia="Helvetica" w:hAnsi="Times New Roman" w:cs="Times New Roman"/>
-          <w:b/>
-          <w:bCs/>
-          <w:sz w:val="24"/>
-          <w:szCs w:val="24"/>
         </w:rPr>
         <w:t>Figura 2.</w:t>
       </w:r>
       <w:r>
         <w:rPr>
-          <w:rFonts w:ascii="Times New Roman" w:eastAsia="Helvetica" w:hAnsi="Times New Roman" w:cs="Times New Roman"/>
-          <w:sz w:val="24"/>
-          <w:szCs w:val="24"/>
+          <w:rFonts w:eastAsia="Helvetica"/>
         </w:rPr>
         <w:t xml:space="preserve"> Top 10 de países con mayores emisiones de CO2 per cápita. Fuente: Banco Mundial. Elaboración propia.</w:t>
       </w:r>
     </w:p>
     <w:p>
       <w:pPr>
-        <w:spacing w:after="0" w:line="276" w:lineRule="auto"/>
         <w:jc w:val="center"/>
         <w:rPr>
-          <w:rFonts w:ascii="Times New Roman" w:hAnsi="Times New Roman" w:cs="Times New Roman"/>
-          <w:b/>
-          <w:bCs/>
-          <w:sz w:val="24"/>
-          <w:szCs w:val="24"/>
-        </w:rPr>
-      </w:pPr>
-      <w:r>
-        <w:rPr>
-          <w:rFonts w:ascii="Times New Roman" w:hAnsi="Times New Roman" w:cs="Times New Roman"/>
+          <w:rFonts w:eastAsia="Helvetica"/>
+        </w:rPr>
+      </w:pPr>
+    </w:p>
+    <w:p>
+      <w:pPr>
+        <w:spacing w:after="0" w:afterAutospacing="0"/>
+        <w:jc w:val="center"/>
+      </w:pPr>
+      <w:r>
+        <w:rPr>
           <w:noProof/>
-          <w:sz w:val="24"/>
-          <w:szCs w:val="24"/>
         </w:rPr>
         <w:lastRenderedPageBreak/>
         <w:drawing>
-          <wp:inline distT="0" distB="0" distL="0" distR="0" wp14:anchorId="66977479" wp14:editId="355A55A8">
-            <wp:extent cx="4057650" cy="3043341"/>
-            <wp:effectExtent l="0" t="0" r="0" b="5080"/>
+          <wp:inline distT="0" distB="0" distL="0" distR="0" wp14:anchorId="66977479" wp14:editId="377F8570">
+            <wp:extent cx="4057089" cy="2716348"/>
+            <wp:effectExtent l="0" t="0" r="635" b="8255"/>
             <wp:docPr id="2121239671" name="Imagen 5"/>
             <wp:cNvGraphicFramePr>
               <a:graphicFrameLocks xmlns:a="http://schemas.openxmlformats.org/drawingml/2006/main" noChangeAspect="1"/>
@@ -3973,7 +2463,7 @@
                       <a:picLocks noChangeAspect="1" noChangeArrowheads="1"/>
                     </pic:cNvPicPr>
                   </pic:nvPicPr>
-                  <pic:blipFill>
+                  <pic:blipFill rotWithShape="1">
                     <a:blip r:embed="rId19" cstate="print">
                       <a:extLst>
                         <a:ext uri="{28A0092B-C50C-407E-A947-70E740481C1C}">
@@ -3981,15 +2471,13 @@
                         </a:ext>
                       </a:extLst>
                     </a:blip>
-                    <a:srcRect/>
-                    <a:stretch>
-                      <a:fillRect/>
-                    </a:stretch>
+                    <a:srcRect t="10732"/>
+                    <a:stretch/>
                   </pic:blipFill>
                   <pic:spPr bwMode="auto">
                     <a:xfrm>
                       <a:off x="0" y="0"/>
-                      <a:ext cx="4061380" cy="3046138"/>
+                      <a:ext cx="4061380" cy="2719221"/>
                     </a:xfrm>
                     <a:prstGeom prst="rect">
                       <a:avLst/>
@@ -3998,6 +2486,11 @@
                     <a:ln>
                       <a:noFill/>
                     </a:ln>
+                    <a:extLst>
+                      <a:ext uri="{53640926-AAD7-44D8-BBD7-CCE9431645EC}">
+                        <a14:shadowObscured xmlns:a14="http://schemas.microsoft.com/office/drawing/2010/main"/>
+                      </a:ext>
+                    </a:extLst>
                   </pic:spPr>
                 </pic:pic>
               </a:graphicData>
@@ -4008,418 +2501,68 @@
     </w:p>
     <w:p>
       <w:pPr>
-        <w:jc w:val="both"/>
-        <w:rPr>
-          <w:rFonts w:ascii="Times New Roman" w:eastAsia="Helvetica" w:hAnsi="Times New Roman" w:cs="Times New Roman"/>
-          <w:sz w:val="24"/>
-          <w:szCs w:val="24"/>
-        </w:rPr>
-      </w:pPr>
-      <w:r>
-        <w:rPr>
-          <w:rFonts w:ascii="Times New Roman" w:eastAsia="Helvetica" w:hAnsi="Times New Roman" w:cs="Times New Roman"/>
+        <w:jc w:val="center"/>
+        <w:rPr>
+          <w:rFonts w:eastAsia="Helvetica"/>
+        </w:rPr>
+      </w:pPr>
+      <w:r>
+        <w:rPr>
+          <w:rFonts w:eastAsia="Helvetica"/>
           <w:b/>
           <w:bCs/>
-          <w:sz w:val="24"/>
-          <w:szCs w:val="24"/>
         </w:rPr>
         <w:t>Figura 3.</w:t>
       </w:r>
       <w:r>
         <w:rPr>
-          <w:rFonts w:ascii="Times New Roman" w:eastAsia="Helvetica" w:hAnsi="Times New Roman" w:cs="Times New Roman"/>
-          <w:sz w:val="24"/>
-          <w:szCs w:val="24"/>
+          <w:rFonts w:eastAsia="Helvetica"/>
         </w:rPr>
         <w:t xml:space="preserve"> Top 10 de países- Relación entre PIB per cápita y de CO2 per cápita. Fuente: Banco Mundial. Elaboración propia.</w:t>
       </w:r>
     </w:p>
     <w:p>
       <w:pPr>
-        <w:pStyle w:val="Prrafodelista"/>
-        <w:numPr>
-          <w:ilvl w:val="0"/>
-          <w:numId w:val="27"/>
-        </w:numPr>
-        <w:spacing w:after="0" w:line="276" w:lineRule="auto"/>
-        <w:jc w:val="both"/>
-        <w:rPr>
-          <w:rFonts w:ascii="Times New Roman" w:hAnsi="Times New Roman" w:cs="Times New Roman"/>
-          <w:sz w:val="24"/>
-          <w:szCs w:val="24"/>
-        </w:rPr>
-      </w:pPr>
-      <w:r>
-        <w:rPr>
-          <w:rFonts w:ascii="Times New Roman" w:hAnsi="Times New Roman" w:cs="Times New Roman"/>
-          <w:b/>
-          <w:bCs/>
-          <w:sz w:val="24"/>
-          <w:szCs w:val="24"/>
-        </w:rPr>
-        <w:t xml:space="preserve">Estime la diferencia promedio de emisiones entre los </w:t>
-      </w:r>
-      <w:commentRangeStart w:id="3"/>
-      <w:r>
-        <w:rPr>
-          <w:rFonts w:ascii="Times New Roman" w:hAnsi="Times New Roman" w:cs="Times New Roman"/>
-          <w:b/>
-          <w:bCs/>
-          <w:sz w:val="24"/>
-          <w:szCs w:val="24"/>
-        </w:rPr>
-        <w:t>grupos</w:t>
-      </w:r>
-      <w:commentRangeEnd w:id="3"/>
-      <w:r>
-        <w:rPr>
-          <w:rStyle w:val="Refdecomentario"/>
-          <w:rFonts w:ascii="Times New Roman" w:hAnsi="Times New Roman" w:cs="Times New Roman"/>
-          <w:sz w:val="24"/>
-          <w:szCs w:val="24"/>
-        </w:rPr>
-        <w:commentReference w:id="3"/>
-      </w:r>
-      <w:r>
-        <w:rPr>
-          <w:rFonts w:ascii="Times New Roman" w:hAnsi="Times New Roman" w:cs="Times New Roman"/>
-          <w:b/>
-          <w:bCs/>
-          <w:sz w:val="24"/>
-          <w:szCs w:val="24"/>
-        </w:rPr>
-        <w:t>:</w:t>
-      </w:r>
-      <w:r>
-        <w:rPr>
-          <w:rFonts w:ascii="Times New Roman" w:hAnsi="Times New Roman" w:cs="Times New Roman"/>
-          <w:sz w:val="24"/>
-          <w:szCs w:val="24"/>
-        </w:rPr>
+        <w:pStyle w:val="Ttulo2"/>
+      </w:pPr>
+      <w:r>
+        <w:t>D</w:t>
+      </w:r>
+      <w:r>
+        <w:t xml:space="preserve">iferencia promedio de emisiones entre </w:t>
+      </w:r>
+      <w:r>
+        <w:t>países de ingresos altos y bajos</w:t>
+      </w:r>
+      <w:r>
         <w:t xml:space="preserve"> </w:t>
       </w:r>
     </w:p>
     <w:p>
-      <w:pPr>
-        <w:pStyle w:val="Prrafodelista"/>
-        <w:numPr>
-          <w:ilvl w:val="0"/>
-          <w:numId w:val="42"/>
-        </w:numPr>
-        <w:spacing w:after="0" w:line="276" w:lineRule="auto"/>
-        <w:jc w:val="both"/>
-        <w:rPr>
-          <w:rFonts w:ascii="Times New Roman" w:hAnsi="Times New Roman" w:cs="Times New Roman"/>
-          <w:sz w:val="24"/>
-          <w:szCs w:val="24"/>
-        </w:rPr>
-      </w:pPr>
-      <w:r>
-        <w:rPr>
-          <w:rFonts w:ascii="Times New Roman" w:hAnsi="Times New Roman" w:cs="Times New Roman"/>
-          <w:sz w:val="24"/>
-          <w:szCs w:val="24"/>
-        </w:rPr>
-        <w:t xml:space="preserve">Interprete el sentido y magnitud de la diferencia (¿cuánto más emiten los países de PIB alto?). </w:t>
-      </w:r>
-    </w:p>
-    <w:p>
-      <w:pPr>
-        <w:pStyle w:val="Prrafodelista"/>
-        <w:numPr>
-          <w:ilvl w:val="0"/>
-          <w:numId w:val="42"/>
-        </w:numPr>
-        <w:spacing w:after="0" w:line="276" w:lineRule="auto"/>
-        <w:jc w:val="both"/>
-        <w:rPr>
-          <w:rFonts w:ascii="Times New Roman" w:hAnsi="Times New Roman" w:cs="Times New Roman"/>
-          <w:sz w:val="24"/>
-          <w:szCs w:val="24"/>
-        </w:rPr>
-      </w:pPr>
-      <w:r>
-        <w:rPr>
-          <w:rFonts w:ascii="Times New Roman" w:hAnsi="Times New Roman" w:cs="Times New Roman"/>
-          <w:sz w:val="24"/>
-          <w:szCs w:val="24"/>
-        </w:rPr>
-        <w:t>Estime un intervalo de confianza del 95 % para esa diferencia usando un procedimiento Bootstrap y una prueba t. ¿Qué diferencia hay entre los resultados de Bootstrap y la prueba t?</w:t>
-      </w:r>
-    </w:p>
-    <w:p>
-      <w:pPr>
-        <w:spacing w:after="0" w:line="276" w:lineRule="auto"/>
-        <w:jc w:val="both"/>
-        <w:rPr>
-          <w:rFonts w:ascii="Times New Roman" w:hAnsi="Times New Roman" w:cs="Times New Roman"/>
-          <w:sz w:val="24"/>
-          <w:szCs w:val="24"/>
-        </w:rPr>
-      </w:pPr>
-    </w:p>
-    <w:p>
-      <w:pPr>
-        <w:spacing w:after="0" w:line="276" w:lineRule="auto"/>
-        <w:jc w:val="both"/>
-        <w:rPr>
-          <w:rFonts w:ascii="Times New Roman" w:hAnsi="Times New Roman" w:cs="Times New Roman"/>
-          <w:sz w:val="24"/>
-          <w:szCs w:val="24"/>
-        </w:rPr>
-      </w:pPr>
-      <w:r>
-        <w:rPr>
-          <w:rFonts w:ascii="Times New Roman" w:hAnsi="Times New Roman" w:cs="Times New Roman"/>
-          <w:b/>
-          <w:bCs/>
-          <w:sz w:val="24"/>
-          <w:szCs w:val="24"/>
-        </w:rPr>
-        <w:t>Respuesta:</w:t>
-      </w:r>
-      <w:r>
-        <w:rPr>
-          <w:rFonts w:ascii="Times New Roman" w:hAnsi="Times New Roman" w:cs="Times New Roman"/>
-          <w:sz w:val="24"/>
-          <w:szCs w:val="24"/>
-        </w:rPr>
-        <w:t xml:space="preserve"> </w:t>
-      </w:r>
-      <w:r>
-        <w:rPr>
-          <w:rFonts w:ascii="Times New Roman" w:hAnsi="Times New Roman" w:cs="Times New Roman"/>
-          <w:sz w:val="24"/>
-          <w:szCs w:val="24"/>
-        </w:rPr>
-        <w:t>Los resultados del análisis muestran una diferencia promedio de 5,93 toneladas de CO₂ per cápita entre los países de alto PIB per cápita y los de bajo PIB per cápita, indicando que, en promedio, los países más ricos emiten casi seis toneladas más de CO₂ por persona que los países con menor ingreso.</w:t>
-      </w:r>
-    </w:p>
-    <w:p>
-      <w:pPr>
-        <w:spacing w:after="0" w:line="276" w:lineRule="auto"/>
-        <w:jc w:val="both"/>
-        <w:rPr>
-          <w:rFonts w:ascii="Times New Roman" w:hAnsi="Times New Roman" w:cs="Times New Roman"/>
-          <w:sz w:val="24"/>
-          <w:szCs w:val="24"/>
-        </w:rPr>
-      </w:pPr>
-    </w:p>
-    <w:p>
-      <w:pPr>
-        <w:spacing w:after="0" w:line="276" w:lineRule="auto"/>
-        <w:jc w:val="both"/>
-        <w:rPr>
-          <w:rFonts w:ascii="Times New Roman" w:hAnsi="Times New Roman" w:cs="Times New Roman"/>
-          <w:sz w:val="24"/>
-          <w:szCs w:val="24"/>
-        </w:rPr>
-      </w:pPr>
-      <w:commentRangeStart w:id="4"/>
-      <w:r>
-        <w:rPr>
-          <w:rFonts w:ascii="Times New Roman" w:hAnsi="Times New Roman" w:cs="Times New Roman"/>
-          <w:sz w:val="24"/>
-          <w:szCs w:val="24"/>
-        </w:rPr>
-        <w:t xml:space="preserve">El intervalo de confianza del 95%, estimado mediante el método bootstrap, oscila entre 4,75 y 8,46 toneladas (IC95% BCa), lo que sugiere que esta diferencia es estadísticamente significativa y robusta. </w:t>
-      </w:r>
-      <w:commentRangeEnd w:id="4"/>
-      <w:r>
-        <w:rPr>
-          <w:rStyle w:val="Refdecomentario"/>
-        </w:rPr>
-        <w:commentReference w:id="4"/>
-      </w:r>
-      <w:r>
-        <w:rPr>
-          <w:rFonts w:ascii="Times New Roman" w:hAnsi="Times New Roman" w:cs="Times New Roman"/>
-          <w:sz w:val="24"/>
-          <w:szCs w:val="24"/>
-        </w:rPr>
-        <w:t>De manera consistente, la prueba t clásica confirma el resultado, con un intervalo de confianza muy similar (4,27 a 7,61 toneladas) y un p-valor igual a 0</w:t>
-      </w:r>
-      <w:r>
-        <w:rPr>
-          <w:rFonts w:ascii="Times New Roman" w:hAnsi="Times New Roman" w:cs="Times New Roman"/>
-          <w:sz w:val="24"/>
-          <w:szCs w:val="24"/>
-        </w:rPr>
-        <w:t>.</w:t>
-      </w:r>
-    </w:p>
-    <w:p>
-      <w:pPr>
-        <w:spacing w:after="0" w:line="276" w:lineRule="auto"/>
-        <w:jc w:val="both"/>
-        <w:rPr>
-          <w:rFonts w:ascii="Times New Roman" w:hAnsi="Times New Roman" w:cs="Times New Roman"/>
-          <w:sz w:val="24"/>
-          <w:szCs w:val="24"/>
-        </w:rPr>
-      </w:pPr>
-    </w:p>
-    <w:p>
-      <w:pPr>
-        <w:spacing w:after="0" w:line="276" w:lineRule="auto"/>
-        <w:jc w:val="both"/>
-        <w:rPr>
-          <w:rFonts w:ascii="Times New Roman" w:hAnsi="Times New Roman" w:cs="Times New Roman"/>
-          <w:sz w:val="24"/>
-          <w:szCs w:val="24"/>
-        </w:rPr>
-      </w:pPr>
-      <w:r>
-        <w:rPr>
-          <w:rFonts w:ascii="Times New Roman" w:hAnsi="Times New Roman" w:cs="Times New Roman"/>
-          <w:sz w:val="24"/>
-          <w:szCs w:val="24"/>
-        </w:rPr>
-        <w:t>La estimación bootstrap de las medias e intervalos de confianza para las emisiones de CO₂ per cápita en 2023 muestra diferencias marcadas entre los grupos de países según su nivel de ingreso. En promedio, los países con alto PIB per cápita registran 7,4 toneladas de CO₂ por persona, mientras que aquellos con bajo PIB per cápita apenas alcanzan 1,5 toneladas.</w:t>
-      </w:r>
-    </w:p>
-    <w:p>
-      <w:pPr>
-        <w:spacing w:after="0" w:line="276" w:lineRule="auto"/>
-        <w:jc w:val="both"/>
-        <w:rPr>
-          <w:rFonts w:ascii="Times New Roman" w:hAnsi="Times New Roman" w:cs="Times New Roman"/>
-          <w:sz w:val="24"/>
-          <w:szCs w:val="24"/>
-        </w:rPr>
-      </w:pPr>
-    </w:p>
-    <w:p>
-      <w:pPr>
-        <w:spacing w:after="0" w:line="276" w:lineRule="auto"/>
-        <w:jc w:val="both"/>
-        <w:rPr>
-          <w:rFonts w:ascii="Times New Roman" w:hAnsi="Times New Roman" w:cs="Times New Roman"/>
-          <w:sz w:val="24"/>
-          <w:szCs w:val="24"/>
-        </w:rPr>
-      </w:pPr>
-      <w:r>
-        <w:rPr>
-          <w:rFonts w:ascii="Times New Roman" w:hAnsi="Times New Roman" w:cs="Times New Roman"/>
-          <w:sz w:val="24"/>
-          <w:szCs w:val="24"/>
-        </w:rPr>
-        <w:lastRenderedPageBreak/>
-        <w:t xml:space="preserve">El método </w:t>
-      </w:r>
-      <w:r>
-        <w:rPr>
-          <w:rFonts w:ascii="Times New Roman" w:hAnsi="Times New Roman" w:cs="Times New Roman"/>
-          <w:sz w:val="24"/>
-          <w:szCs w:val="24"/>
-        </w:rPr>
-        <w:t>B</w:t>
-      </w:r>
-      <w:r>
-        <w:rPr>
-          <w:rFonts w:ascii="Times New Roman" w:hAnsi="Times New Roman" w:cs="Times New Roman"/>
-          <w:sz w:val="24"/>
-          <w:szCs w:val="24"/>
-        </w:rPr>
-        <w:t xml:space="preserve">ootstrap refuerza esta conclusión, al mostrar que la distribución de la diferencia de medias (Figura 4) se concentra por encima de cero, </w:t>
-      </w:r>
-      <w:r>
-        <w:rPr>
-          <w:rFonts w:ascii="Times New Roman" w:hAnsi="Times New Roman" w:cs="Times New Roman"/>
-          <w:sz w:val="24"/>
-          <w:szCs w:val="24"/>
-        </w:rPr>
-        <w:t xml:space="preserve">evidenciando </w:t>
-      </w:r>
-      <w:r>
-        <w:rPr>
-          <w:rFonts w:ascii="Times New Roman" w:hAnsi="Times New Roman" w:cs="Times New Roman"/>
-          <w:sz w:val="24"/>
-          <w:szCs w:val="24"/>
-        </w:rPr>
-        <w:t>que los países más ricos emiten sustancialmente más CO₂ per cápita que los de menor ingreso.</w:t>
-      </w:r>
-    </w:p>
-    <w:p>
-      <w:pPr>
-        <w:spacing w:after="0" w:line="276" w:lineRule="auto"/>
-        <w:jc w:val="both"/>
-        <w:rPr>
-          <w:rFonts w:ascii="Times New Roman" w:hAnsi="Times New Roman" w:cs="Times New Roman"/>
-          <w:sz w:val="24"/>
-          <w:szCs w:val="24"/>
-        </w:rPr>
-      </w:pPr>
-    </w:p>
-    <w:p>
-      <w:pPr>
-        <w:spacing w:after="0" w:line="276" w:lineRule="auto"/>
-        <w:jc w:val="both"/>
-        <w:rPr>
-          <w:rFonts w:ascii="Times New Roman" w:hAnsi="Times New Roman" w:cs="Times New Roman"/>
-          <w:sz w:val="24"/>
-          <w:szCs w:val="24"/>
-        </w:rPr>
-      </w:pPr>
-      <w:r>
-        <w:rPr>
-          <w:rFonts w:ascii="Times New Roman" w:hAnsi="Times New Roman" w:cs="Times New Roman"/>
-          <w:sz w:val="24"/>
-          <w:szCs w:val="24"/>
-        </w:rPr>
-        <w:t xml:space="preserve">Estos resultados son coherentes con la evidencia internacional sobre la relación entre nivel de desarrollo económico y emisiones, donde un mayor ingreso suele estar asociado a mayores niveles de consumo energético, </w:t>
-      </w:r>
-      <w:r>
-        <w:rPr>
-          <w:rFonts w:ascii="Times New Roman" w:hAnsi="Times New Roman" w:cs="Times New Roman"/>
-          <w:sz w:val="24"/>
-          <w:szCs w:val="24"/>
-        </w:rPr>
-        <w:t>transporte e industria</w:t>
-      </w:r>
-      <w:r>
-        <w:rPr>
-          <w:rFonts w:ascii="Times New Roman" w:hAnsi="Times New Roman" w:cs="Times New Roman"/>
-          <w:sz w:val="24"/>
-          <w:szCs w:val="24"/>
-        </w:rPr>
-        <w:t>. No obstante, también sugiere la necesidad de transiciones energéticas diferenciadas, dado que los países de bajo ingreso contribuyen en menor medida a las emisiones globales, pero suelen ser los más vulnerables a los efectos del cambio climático.</w:t>
-      </w:r>
-    </w:p>
-    <w:p>
-      <w:pPr>
-        <w:spacing w:after="0" w:line="276" w:lineRule="auto"/>
-        <w:jc w:val="both"/>
-        <w:rPr>
-          <w:rFonts w:ascii="Times New Roman" w:hAnsi="Times New Roman" w:cs="Times New Roman"/>
-          <w:sz w:val="24"/>
-          <w:szCs w:val="24"/>
-        </w:rPr>
-      </w:pPr>
-    </w:p>
-    <w:p>
-      <w:pPr>
-        <w:spacing w:after="0" w:line="276" w:lineRule="auto"/>
-        <w:jc w:val="both"/>
-        <w:rPr>
-          <w:rFonts w:ascii="Times New Roman" w:hAnsi="Times New Roman" w:cs="Times New Roman"/>
-          <w:sz w:val="24"/>
-          <w:szCs w:val="24"/>
-        </w:rPr>
-      </w:pPr>
-      <w:r>
-        <w:rPr>
-          <w:rFonts w:ascii="Times New Roman" w:hAnsi="Times New Roman" w:cs="Times New Roman"/>
+      <w:r>
+        <w:t xml:space="preserve">A </w:t>
+      </w:r>
+      <w:proofErr w:type="gramStart"/>
+      <w:r>
+        <w:t>continuación</w:t>
+      </w:r>
+      <w:proofErr w:type="gramEnd"/>
+      <w:r>
+        <w:t xml:space="preserve"> se presenta un resumen de los resultados de los análisis realizados para identificar la diferencia entre las emisiones de países con altos y bajos ingresos. </w:t>
+      </w:r>
+    </w:p>
+    <w:p>
+      <w:pPr>
+        <w:spacing w:after="0" w:afterAutospacing="0"/>
+      </w:pPr>
+      <w:r>
+        <w:rPr>
           <w:noProof/>
-          <w:sz w:val="24"/>
-          <w:szCs w:val="24"/>
         </w:rPr>
         <w:drawing>
-          <wp:inline distT="0" distB="0" distL="0" distR="0" wp14:anchorId="487ED7DC" wp14:editId="4B2BC800">
-            <wp:extent cx="6716395" cy="813172"/>
-            <wp:effectExtent l="0" t="0" r="0" b="6350"/>
+          <wp:inline distT="0" distB="0" distL="0" distR="0" wp14:anchorId="0803A947" wp14:editId="6173455D">
+            <wp:extent cx="5539839" cy="494332"/>
+            <wp:effectExtent l="0" t="0" r="3810" b="1270"/>
             <wp:docPr id="441917089" name="Imagen 8"/>
             <wp:cNvGraphicFramePr>
               <a:graphicFrameLocks xmlns:a="http://schemas.openxmlformats.org/drawingml/2006/main" noChangeAspect="1"/>
@@ -4433,7 +2576,7 @@
                       <a:picLocks noChangeAspect="1" noChangeArrowheads="1"/>
                     </pic:cNvPicPr>
                   </pic:nvPicPr>
-                  <pic:blipFill>
+                  <pic:blipFill rotWithShape="1">
                     <a:blip r:embed="rId20">
                       <a:extLst>
                         <a:ext uri="{28A0092B-C50C-407E-A947-70E740481C1C}">
@@ -4441,20 +2584,26 @@
                         </a:ext>
                       </a:extLst>
                     </a:blip>
-                    <a:srcRect/>
-                    <a:stretch>
-                      <a:fillRect/>
-                    </a:stretch>
+                    <a:srcRect t="26298"/>
+                    <a:stretch/>
                   </pic:blipFill>
                   <pic:spPr bwMode="auto">
                     <a:xfrm>
                       <a:off x="0" y="0"/>
-                      <a:ext cx="6767123" cy="819314"/>
+                      <a:ext cx="5606616" cy="500291"/>
                     </a:xfrm>
                     <a:prstGeom prst="rect">
                       <a:avLst/>
                     </a:prstGeom>
                     <a:noFill/>
+                    <a:ln>
+                      <a:noFill/>
+                    </a:ln>
+                    <a:extLst>
+                      <a:ext uri="{53640926-AAD7-44D8-BBD7-CCE9431645EC}">
+                        <a14:shadowObscured xmlns:a14="http://schemas.microsoft.com/office/drawing/2010/main"/>
+                      </a:ext>
+                    </a:extLst>
                   </pic:spPr>
                 </pic:pic>
               </a:graphicData>
@@ -4465,63 +2614,150 @@
     </w:p>
     <w:p>
       <w:pPr>
-        <w:jc w:val="both"/>
-        <w:rPr>
-          <w:rFonts w:ascii="Times New Roman" w:eastAsia="Helvetica" w:hAnsi="Times New Roman" w:cs="Times New Roman"/>
-          <w:sz w:val="24"/>
-          <w:szCs w:val="24"/>
-        </w:rPr>
-      </w:pPr>
-      <w:r>
-        <w:rPr>
-          <w:rFonts w:ascii="Times New Roman" w:eastAsia="Helvetica" w:hAnsi="Times New Roman" w:cs="Times New Roman"/>
+        <w:spacing w:before="0" w:beforeAutospacing="0"/>
+        <w:jc w:val="center"/>
+        <w:rPr>
+          <w:rFonts w:eastAsia="Helvetica"/>
+        </w:rPr>
+      </w:pPr>
+      <w:r>
+        <w:rPr>
+          <w:rFonts w:eastAsia="Helvetica"/>
           <w:b/>
           <w:bCs/>
-          <w:sz w:val="24"/>
-          <w:szCs w:val="24"/>
         </w:rPr>
         <w:t>Tabla 3.</w:t>
       </w:r>
       <w:r>
         <w:rPr>
-          <w:rFonts w:ascii="Times New Roman" w:eastAsia="Helvetica" w:hAnsi="Times New Roman" w:cs="Times New Roman"/>
-          <w:sz w:val="24"/>
-          <w:szCs w:val="24"/>
-        </w:rPr>
-        <w:t xml:space="preserve"> Diferencia de medias con Boostrap. Fuente: Banco Mundial. Elaboración propia.</w:t>
-      </w:r>
-    </w:p>
-    <w:p>
-      <w:pPr>
-        <w:spacing w:after="0" w:line="276" w:lineRule="auto"/>
-        <w:jc w:val="both"/>
-        <w:rPr>
-          <w:rFonts w:ascii="Times New Roman" w:hAnsi="Times New Roman" w:cs="Times New Roman"/>
-          <w:sz w:val="24"/>
-          <w:szCs w:val="24"/>
-        </w:rPr>
-      </w:pPr>
-    </w:p>
-    <w:p>
-      <w:pPr>
-        <w:spacing w:after="0" w:line="276" w:lineRule="auto"/>
+          <w:rFonts w:eastAsia="Helvetica"/>
+        </w:rPr>
+        <w:t xml:space="preserve"> Diferencia de medias con Bootstrap. Fuente: Banco Mundial. Elaboración propia.</w:t>
+      </w:r>
+    </w:p>
+    <w:p>
+      <w:pPr>
+        <w:pStyle w:val="Ttulo2"/>
+      </w:pPr>
+      <w:r>
+        <w:t>S</w:t>
+      </w:r>
+      <w:r>
+        <w:t>entido y magnitud de la diferencia</w:t>
+      </w:r>
+    </w:p>
+    <w:p>
+      <w:r>
+        <w:t>Los resultados del análisis muestran una diferencia promedio de 5</w:t>
+      </w:r>
+      <w:r>
+        <w:t>.</w:t>
+      </w:r>
+      <w:r>
+        <w:t>93 toneladas de CO₂ per cápita entre los países de alto PIB per cápita y los de bajo PIB per cápita, indicando que, en promedio, los países más ricos emiten casi seis toneladas más de CO₂ por persona que los países con menor ingreso.</w:t>
+      </w:r>
+    </w:p>
+    <w:p>
+      <w:pPr>
+        <w:pStyle w:val="Ttulo2"/>
+      </w:pPr>
+      <w:commentRangeStart w:id="1"/>
+      <w:r>
+        <w:t>I</w:t>
+      </w:r>
+      <w:r>
+        <w:t>ntervalo de confianza del 95 % usando Bootstrap y una prueba t</w:t>
+      </w:r>
+      <w:commentRangeEnd w:id="1"/>
+      <w:r>
+        <w:rPr>
+          <w:rStyle w:val="Refdecomentario"/>
+          <w:rFonts w:eastAsia="Times New Roman"/>
+          <w:b w:val="0"/>
+          <w:bCs w:val="0"/>
+        </w:rPr>
+        <w:commentReference w:id="1"/>
+      </w:r>
+    </w:p>
+    <w:p>
+      <w:r>
+        <w:t xml:space="preserve">El intervalo de confianza del 95%, estimado mediante el método </w:t>
+      </w:r>
+      <w:proofErr w:type="spellStart"/>
+      <w:r>
+        <w:t>bootstrap</w:t>
+      </w:r>
+      <w:proofErr w:type="spellEnd"/>
+      <w:r>
+        <w:t xml:space="preserve">, oscila entre 4,75 y 8,46 toneladas (IC95% </w:t>
+      </w:r>
+      <w:proofErr w:type="spellStart"/>
+      <w:r>
+        <w:t>BCa</w:t>
+      </w:r>
+      <w:proofErr w:type="spellEnd"/>
+      <w:r>
+        <w:t>), lo que sugiere que esta diferencia es estadísticamente significativa y robusta. De manera consistente, la prueba t clásica confirma el resultado, con un intervalo de confianza muy similar (4,27 a 7,61 toneladas) y un p-valor igual a 0</w:t>
+      </w:r>
+      <w:r>
+        <w:t>.</w:t>
+      </w:r>
+    </w:p>
+    <w:p>
+      <w:r>
+        <w:lastRenderedPageBreak/>
+        <w:t xml:space="preserve">La estimación </w:t>
+      </w:r>
+      <w:proofErr w:type="spellStart"/>
+      <w:r>
+        <w:t>bootstrap</w:t>
+      </w:r>
+      <w:proofErr w:type="spellEnd"/>
+      <w:r>
+        <w:t xml:space="preserve"> de las medias e intervalos de confianza para las emisiones de CO₂ per cápita en 2023 muestra diferencias marcadas entre los grupos de países según su nivel de ingreso. En promedio, los países con alto PIB per cápita registran 7,4 toneladas de CO₂ por persona, mientras que aquellos con bajo PIB per cápita apenas alcanzan 1,5 toneladas.</w:t>
+      </w:r>
+    </w:p>
+    <w:p>
+      <w:r>
+        <w:t xml:space="preserve">El método </w:t>
+      </w:r>
+      <w:r>
+        <w:t>B</w:t>
+      </w:r>
+      <w:r>
+        <w:t xml:space="preserve">ootstrap refuerza esta conclusión, al mostrar que la distribución de la diferencia de medias (Figura 4) se concentra por encima de cero, </w:t>
+      </w:r>
+      <w:r>
+        <w:t xml:space="preserve">evidenciando </w:t>
+      </w:r>
+      <w:r>
+        <w:t>que los países más ricos emiten sustancialmente más CO₂ per cápita que los de menor ingreso.</w:t>
+      </w:r>
+    </w:p>
+    <w:p>
+      <w:r>
+        <w:t xml:space="preserve">Estos resultados son coherentes con la evidencia internacional sobre la relación entre nivel de desarrollo económico y emisiones, donde un mayor ingreso suele estar asociado a mayores niveles de consumo energético, </w:t>
+      </w:r>
+      <w:r>
+        <w:t>transporte e industria</w:t>
+      </w:r>
+      <w:r>
+        <w:t>. No obstante, también sugiere la necesidad de transiciones energéticas diferenciadas, dado que los países de bajo ingreso contribuyen en menor medida a las emisiones globales, pero suelen ser los más vulnerables a los efectos del cambio climático.</w:t>
+      </w:r>
+    </w:p>
+    <w:p/>
+    <w:p>
+      <w:pPr>
+        <w:spacing w:after="0" w:afterAutospacing="0"/>
         <w:jc w:val="center"/>
-        <w:rPr>
-          <w:rFonts w:ascii="Times New Roman" w:hAnsi="Times New Roman" w:cs="Times New Roman"/>
-          <w:sz w:val="24"/>
-          <w:szCs w:val="24"/>
-        </w:rPr>
-      </w:pPr>
-      <w:r>
-        <w:rPr>
-          <w:rFonts w:ascii="Times New Roman" w:hAnsi="Times New Roman" w:cs="Times New Roman"/>
+      </w:pPr>
+      <w:r>
+        <w:rPr>
           <w:noProof/>
-          <w:sz w:val="24"/>
-          <w:szCs w:val="24"/>
         </w:rPr>
         <w:drawing>
-          <wp:inline distT="0" distB="0" distL="0" distR="0" wp14:anchorId="22DD4A1B" wp14:editId="697129B8">
-            <wp:extent cx="3305175" cy="2478966"/>
+          <wp:inline distT="0" distB="0" distL="0" distR="0" wp14:anchorId="22DD4A1B" wp14:editId="067382B3">
+            <wp:extent cx="3304427" cy="2365589"/>
             <wp:effectExtent l="0" t="0" r="0" b="0"/>
             <wp:docPr id="464500141" name="Imagen 6" descr="Gráfico, Histograma&#10;&#10;El contenido generado por IA puede ser incorrecto."/>
             <wp:cNvGraphicFramePr>
@@ -4536,7 +2772,7 @@
                       <a:picLocks noChangeAspect="1" noChangeArrowheads="1"/>
                     </pic:cNvPicPr>
                   </pic:nvPicPr>
-                  <pic:blipFill>
+                  <pic:blipFill rotWithShape="1">
                     <a:blip r:embed="rId21" cstate="print">
                       <a:extLst>
                         <a:ext uri="{28A0092B-C50C-407E-A947-70E740481C1C}">
@@ -4544,15 +2780,13 @@
                         </a:ext>
                       </a:extLst>
                     </a:blip>
-                    <a:srcRect/>
-                    <a:stretch>
-                      <a:fillRect/>
-                    </a:stretch>
+                    <a:srcRect t="4552"/>
+                    <a:stretch/>
                   </pic:blipFill>
                   <pic:spPr bwMode="auto">
                     <a:xfrm>
                       <a:off x="0" y="0"/>
-                      <a:ext cx="3306867" cy="2480235"/>
+                      <a:ext cx="3306867" cy="2367336"/>
                     </a:xfrm>
                     <a:prstGeom prst="rect">
                       <a:avLst/>
@@ -4561,6 +2795,11 @@
                     <a:ln>
                       <a:noFill/>
                     </a:ln>
+                    <a:extLst>
+                      <a:ext uri="{53640926-AAD7-44D8-BBD7-CCE9431645EC}">
+                        <a14:shadowObscured xmlns:a14="http://schemas.microsoft.com/office/drawing/2010/main"/>
+                      </a:ext>
+                    </a:extLst>
                   </pic:spPr>
                 </pic:pic>
               </a:graphicData>
@@ -4571,42 +2810,130 @@
     </w:p>
     <w:p>
       <w:pPr>
-        <w:jc w:val="both"/>
-        <w:rPr>
-          <w:rFonts w:ascii="Times New Roman" w:eastAsia="Helvetica" w:hAnsi="Times New Roman" w:cs="Times New Roman"/>
-          <w:sz w:val="24"/>
-          <w:szCs w:val="24"/>
-        </w:rPr>
-      </w:pPr>
-      <w:r>
-        <w:rPr>
-          <w:rFonts w:ascii="Times New Roman" w:eastAsia="Helvetica" w:hAnsi="Times New Roman" w:cs="Times New Roman"/>
+        <w:spacing w:before="0" w:beforeAutospacing="0"/>
+        <w:jc w:val="center"/>
+      </w:pPr>
+      <w:r>
+        <w:rPr>
+          <w:rFonts w:eastAsia="Helvetica"/>
           <w:b/>
           <w:bCs/>
-          <w:sz w:val="24"/>
-          <w:szCs w:val="24"/>
         </w:rPr>
         <w:t>Figura 4.</w:t>
       </w:r>
       <w:r>
         <w:rPr>
-          <w:rFonts w:ascii="Times New Roman" w:eastAsia="Helvetica" w:hAnsi="Times New Roman" w:cs="Times New Roman"/>
-          <w:sz w:val="24"/>
-          <w:szCs w:val="24"/>
+          <w:rFonts w:eastAsia="Helvetica"/>
         </w:rPr>
         <w:t xml:space="preserve"> Distribución de la diferencia de emisiones CO2 per cápita. Fuente: Banco Mundial. Elaboración propia.</w:t>
       </w:r>
     </w:p>
     <w:p>
       <w:pPr>
-        <w:spacing w:after="0" w:line="276" w:lineRule="auto"/>
-        <w:jc w:val="both"/>
-        <w:rPr>
-          <w:rFonts w:ascii="Times New Roman" w:hAnsi="Times New Roman" w:cs="Times New Roman"/>
-          <w:sz w:val="24"/>
-          <w:szCs w:val="24"/>
-        </w:rPr>
-      </w:pPr>
+        <w:pStyle w:val="Ttulo2"/>
+      </w:pPr>
+      <w:commentRangeStart w:id="2"/>
+      <w:r>
+        <w:t>Eval</w:t>
+      </w:r>
+      <w:r>
+        <w:t>uando</w:t>
+      </w:r>
+      <w:r>
+        <w:t xml:space="preserve"> la evidencia</w:t>
+      </w:r>
+      <w:commentRangeEnd w:id="2"/>
+      <w:r>
+        <w:rPr>
+          <w:rStyle w:val="Refdecomentario"/>
+        </w:rPr>
+        <w:commentReference w:id="2"/>
+      </w:r>
+    </w:p>
+    <w:p>
+      <w:pPr>
+        <w:rPr>
+          <w:rStyle w:val="Textoennegrita"/>
+        </w:rPr>
+      </w:pPr>
+      <w:r>
+        <w:rPr>
+          <w:b/>
+          <w:bCs/>
+        </w:rPr>
+        <w:t xml:space="preserve">Respuesta: </w:t>
+      </w:r>
+      <w:r>
+        <w:t xml:space="preserve">El intervalo de confianza al 95% tiene resultados entre </w:t>
+      </w:r>
+      <w:r>
+        <w:rPr>
+          <w:rStyle w:val="Textoennegrita"/>
+          <w:b w:val="0"/>
+          <w:bCs w:val="0"/>
+        </w:rPr>
+        <w:t>4,748 a 8,456 lo que indica que existe una diferencia estadísticamente significativa entre las emisiones promedio de CO2 per cápita de los países con alto y bajo PIB. En este intervalo se muestra que los piases con mayor PIB tiene valores más altos en CO2. Estos resultados se pueden comprobar también con el p-valor obtenido (1,0147e-10) y que es muy bajo del 5%. Por lo tanto, hay una probabilidad de cometer error tipo I, es decir, rechazar la hipótesis nula siendo verdadera. Por tanto, se rechaza se rechaza la hipótesis nula de la diferencia de medias y se concluye que las emisiones difieren de manera significativa entre los grupos.</w:t>
+      </w:r>
+    </w:p>
+    <w:p>
+      <w:pPr>
+        <w:rPr>
+          <w:rStyle w:val="Textoennegrita"/>
+          <w:b w:val="0"/>
+          <w:bCs w:val="0"/>
+        </w:rPr>
+      </w:pPr>
+      <w:r>
+        <w:rPr>
+          <w:rStyle w:val="Textoennegrita"/>
+          <w:b w:val="0"/>
+          <w:bCs w:val="0"/>
+        </w:rPr>
+        <w:lastRenderedPageBreak/>
+        <w:t>Finalmente, el intervalo de confianza como la prueba de hipótesis</w:t>
+      </w:r>
+      <w:r>
+        <w:rPr>
+          <w:rStyle w:val="Textoennegrita"/>
+          <w:b w:val="0"/>
+          <w:bCs w:val="0"/>
+        </w:rPr>
+        <w:t xml:space="preserve"> es similar y se concluye que</w:t>
+      </w:r>
+      <w:r>
+        <w:rPr>
+          <w:rStyle w:val="Textoennegrita"/>
+          <w:b w:val="0"/>
+          <w:bCs w:val="0"/>
+        </w:rPr>
+        <w:t xml:space="preserve"> los países con mayor PIB per cápita emiten significativamente más CO₂ per cápita que los países con menor nivel de ingreso, y la magnitud de esta diferencia es robusta bajo ambos métodos de estimación (</w:t>
+      </w:r>
+      <w:proofErr w:type="spellStart"/>
+      <w:r>
+        <w:rPr>
+          <w:rStyle w:val="Textoennegrita"/>
+          <w:b w:val="0"/>
+          <w:bCs w:val="0"/>
+        </w:rPr>
+        <w:t>bootstrap</w:t>
+      </w:r>
+      <w:proofErr w:type="spellEnd"/>
+      <w:r>
+        <w:rPr>
+          <w:rStyle w:val="Textoennegrita"/>
+          <w:b w:val="0"/>
+          <w:bCs w:val="0"/>
+        </w:rPr>
+        <w:t xml:space="preserve"> y prueba t).</w:t>
+      </w:r>
+    </w:p>
+    <w:p>
+      <w:pPr>
+        <w:pStyle w:val="Ttulo1"/>
+      </w:pPr>
+      <w:r>
+        <w:t>Parte 3: Interpretación y reflexión sobre la decisión estadística</w:t>
+      </w:r>
     </w:p>
     <w:p>
       <w:pPr>
@@ -4615,56 +2942,9 @@
           <w:ilvl w:val="0"/>
           <w:numId w:val="27"/>
         </w:numPr>
-        <w:spacing w:after="0" w:line="276" w:lineRule="auto"/>
-        <w:jc w:val="both"/>
-        <w:rPr>
-          <w:rFonts w:ascii="Times New Roman" w:hAnsi="Times New Roman" w:cs="Times New Roman"/>
-          <w:b/>
-          <w:bCs/>
-          <w:sz w:val="24"/>
-          <w:szCs w:val="24"/>
-        </w:rPr>
-      </w:pPr>
-      <w:r>
-        <w:rPr>
-          <w:rFonts w:ascii="Times New Roman" w:hAnsi="Times New Roman" w:cs="Times New Roman"/>
-          <w:b/>
-          <w:bCs/>
-          <w:sz w:val="24"/>
-          <w:szCs w:val="24"/>
-        </w:rPr>
-        <w:t xml:space="preserve">Evalúe la </w:t>
-      </w:r>
-      <w:commentRangeStart w:id="5"/>
-      <w:r>
-        <w:rPr>
-          <w:rFonts w:ascii="Times New Roman" w:hAnsi="Times New Roman" w:cs="Times New Roman"/>
-          <w:b/>
-          <w:bCs/>
-          <w:sz w:val="24"/>
-          <w:szCs w:val="24"/>
-        </w:rPr>
-        <w:t>evidencia</w:t>
-      </w:r>
-      <w:commentRangeEnd w:id="5"/>
-      <w:r>
-        <w:rPr>
-          <w:rStyle w:val="Refdecomentario"/>
-          <w:rFonts w:ascii="Times New Roman" w:hAnsi="Times New Roman" w:cs="Times New Roman"/>
-          <w:sz w:val="24"/>
-          <w:szCs w:val="24"/>
-        </w:rPr>
-        <w:commentReference w:id="5"/>
-      </w:r>
-      <w:r>
-        <w:rPr>
-          <w:rFonts w:ascii="Times New Roman" w:hAnsi="Times New Roman" w:cs="Times New Roman"/>
-          <w:b/>
-          <w:bCs/>
-          <w:sz w:val="24"/>
-          <w:szCs w:val="24"/>
-        </w:rPr>
-        <w:t xml:space="preserve">: </w:t>
+      </w:pPr>
+      <w:r>
+        <w:t xml:space="preserve">Analice conceptualmente la decisión: </w:t>
       </w:r>
     </w:p>
     <w:p>
@@ -4672,23 +2952,11 @@
         <w:pStyle w:val="Prrafodelista"/>
         <w:numPr>
           <w:ilvl w:val="0"/>
-          <w:numId w:val="43"/>
+          <w:numId w:val="37"/>
         </w:numPr>
-        <w:spacing w:after="0" w:line="276" w:lineRule="auto"/>
-        <w:jc w:val="both"/>
-        <w:rPr>
-          <w:rFonts w:ascii="Times New Roman" w:hAnsi="Times New Roman" w:cs="Times New Roman"/>
-          <w:sz w:val="24"/>
-          <w:szCs w:val="24"/>
-        </w:rPr>
-      </w:pPr>
-      <w:r>
-        <w:rPr>
-          <w:rFonts w:ascii="Times New Roman" w:hAnsi="Times New Roman" w:cs="Times New Roman"/>
-          <w:sz w:val="24"/>
-          <w:szCs w:val="24"/>
-        </w:rPr>
-        <w:t xml:space="preserve">Determine si el intervalo de confianza incluye o no el valor 0. </w:t>
+      </w:pPr>
+      <w:r>
+        <w:t xml:space="preserve">Si el resultado fue significativo, ¿qué implicaría en términos de política ambiental o desarrollo sostenible? </w:t>
       </w:r>
     </w:p>
     <w:p>
@@ -4696,199 +2964,16 @@
         <w:pStyle w:val="Prrafodelista"/>
         <w:numPr>
           <w:ilvl w:val="0"/>
-          <w:numId w:val="43"/>
+          <w:numId w:val="37"/>
         </w:numPr>
-        <w:spacing w:after="0" w:line="276" w:lineRule="auto"/>
-        <w:jc w:val="both"/>
-        <w:rPr>
-          <w:rFonts w:ascii="Times New Roman" w:hAnsi="Times New Roman" w:cs="Times New Roman"/>
-          <w:sz w:val="24"/>
-          <w:szCs w:val="24"/>
-        </w:rPr>
-      </w:pPr>
-      <w:r>
-        <w:rPr>
-          <w:rFonts w:ascii="Times New Roman" w:hAnsi="Times New Roman" w:cs="Times New Roman"/>
-          <w:sz w:val="24"/>
-          <w:szCs w:val="24"/>
-        </w:rPr>
-        <w:t xml:space="preserve">Reporte el p-valor de la prueba de hipótesis y explique qué significa en términos del riesgo de error tipo I. </w:t>
+      </w:pPr>
+      <w:r>
+        <w:t xml:space="preserve">Si no fue significativo, ¿significa que no existe relación o que la evidencia no es suficiente? </w:t>
       </w:r>
     </w:p>
     <w:p>
       <w:pPr>
         <w:pStyle w:val="Prrafodelista"/>
-        <w:numPr>
-          <w:ilvl w:val="0"/>
-          <w:numId w:val="43"/>
-        </w:numPr>
-        <w:spacing w:after="0" w:line="276" w:lineRule="auto"/>
-        <w:jc w:val="both"/>
-        <w:rPr>
-          <w:rFonts w:ascii="Times New Roman" w:hAnsi="Times New Roman" w:cs="Times New Roman"/>
-          <w:sz w:val="24"/>
-          <w:szCs w:val="24"/>
-        </w:rPr>
-      </w:pPr>
-      <w:r>
-        <w:rPr>
-          <w:rFonts w:ascii="Times New Roman" w:hAnsi="Times New Roman" w:cs="Times New Roman"/>
-          <w:sz w:val="24"/>
-          <w:szCs w:val="24"/>
-        </w:rPr>
-        <w:t>Verifique si el resultado de la prueba y el intervalo conducen a la misma conclusión.</w:t>
-      </w:r>
-    </w:p>
-    <w:p>
-      <w:pPr>
-        <w:spacing w:after="0" w:line="276" w:lineRule="auto"/>
-        <w:jc w:val="both"/>
-        <w:rPr>
-          <w:rFonts w:ascii="Times New Roman" w:hAnsi="Times New Roman" w:cs="Times New Roman"/>
-          <w:b/>
-          <w:bCs/>
-          <w:sz w:val="24"/>
-          <w:szCs w:val="24"/>
-        </w:rPr>
-      </w:pPr>
-    </w:p>
-    <w:p>
-      <w:pPr>
-        <w:spacing w:after="0" w:line="276" w:lineRule="auto"/>
-        <w:jc w:val="both"/>
-        <w:rPr>
-          <w:rStyle w:val="Textoennegrita"/>
-          <w:rFonts w:ascii="Times New Roman" w:hAnsi="Times New Roman" w:cs="Times New Roman"/>
-          <w:sz w:val="24"/>
-          <w:szCs w:val="24"/>
-        </w:rPr>
-      </w:pPr>
-      <w:r>
-        <w:rPr>
-          <w:rFonts w:ascii="Times New Roman" w:hAnsi="Times New Roman" w:cs="Times New Roman"/>
-          <w:b/>
-          <w:bCs/>
-          <w:sz w:val="24"/>
-          <w:szCs w:val="24"/>
-        </w:rPr>
-        <w:t xml:space="preserve">Respuesta: </w:t>
-      </w:r>
-      <w:r>
-        <w:rPr>
-          <w:rFonts w:ascii="Times New Roman" w:hAnsi="Times New Roman" w:cs="Times New Roman"/>
-          <w:sz w:val="24"/>
-          <w:szCs w:val="24"/>
-        </w:rPr>
-        <w:t xml:space="preserve">El intervalo de confianza al 95% tiene resultados entre </w:t>
-      </w:r>
-      <w:r>
-        <w:rPr>
-          <w:rStyle w:val="Textoennegrita"/>
-          <w:rFonts w:ascii="Times New Roman" w:hAnsi="Times New Roman" w:cs="Times New Roman"/>
-          <w:b w:val="0"/>
-          <w:bCs w:val="0"/>
-          <w:sz w:val="24"/>
-          <w:szCs w:val="24"/>
-        </w:rPr>
-        <w:t xml:space="preserve">4,748 a 8,456 lo que indica que existe una diferencia estadísticamente significativa entre las emisiones promedio de CO2 per cápita de los países con alto y bajo PIB. En este intervalo se muestra que los piases con mayor PIB tiene valores </w:t>
-      </w:r>
-      <w:r>
-        <w:rPr>
-          <w:rStyle w:val="Textoennegrita"/>
-          <w:rFonts w:ascii="Times New Roman" w:hAnsi="Times New Roman" w:cs="Times New Roman"/>
-          <w:b w:val="0"/>
-          <w:bCs w:val="0"/>
-          <w:sz w:val="24"/>
-          <w:szCs w:val="24"/>
-        </w:rPr>
-        <w:lastRenderedPageBreak/>
-        <w:t>más altos en CO2. Estos resultados se pueden comprobar también con el p-valor obtenido (1,0147e-10) y que es muy bajo del 5% . Por lo tanto, hay una probabilidad de cometer error tipo I, es decir, rechazar la hipótesis nula siendo verdadera. Por tanto, se rechaza se rechaza la hipótesis nula de la diferencia de medias y se concluye que las emisiones difieren de manera significativa entre los grupos.</w:t>
-      </w:r>
-    </w:p>
-    <w:p>
-      <w:pPr>
-        <w:spacing w:after="0" w:line="276" w:lineRule="auto"/>
-        <w:jc w:val="both"/>
-        <w:rPr>
-          <w:rStyle w:val="Textoennegrita"/>
-          <w:b w:val="0"/>
-          <w:bCs w:val="0"/>
-        </w:rPr>
-      </w:pPr>
-    </w:p>
-    <w:p>
-      <w:pPr>
-        <w:spacing w:after="0" w:line="276" w:lineRule="auto"/>
-        <w:jc w:val="both"/>
-        <w:rPr>
-          <w:rStyle w:val="Textoennegrita"/>
-          <w:b w:val="0"/>
-          <w:bCs w:val="0"/>
-        </w:rPr>
-      </w:pPr>
-      <w:r>
-        <w:rPr>
-          <w:rStyle w:val="Textoennegrita"/>
-          <w:b w:val="0"/>
-          <w:bCs w:val="0"/>
-        </w:rPr>
-        <w:t>Finalmente, el intervalo de confianza como la prueba de hipótesis</w:t>
-      </w:r>
-      <w:r>
-        <w:rPr>
-          <w:rStyle w:val="Textoennegrita"/>
-          <w:b w:val="0"/>
-          <w:bCs w:val="0"/>
-        </w:rPr>
-        <w:t xml:space="preserve"> es similar y se concluye que</w:t>
-      </w:r>
-      <w:r>
-        <w:rPr>
-          <w:rStyle w:val="Textoennegrita"/>
-          <w:b w:val="0"/>
-          <w:bCs w:val="0"/>
-        </w:rPr>
-        <w:t xml:space="preserve"> los países con mayor PIB per cápita emiten significativamente más CO₂ per cápita que los países con menor nivel de ingreso, y la magnitud de esta diferencia es robusta bajo ambos métodos de estimación (bootstrap y prueba t).</w:t>
-      </w:r>
-    </w:p>
-    <w:p>
-      <w:pPr>
-        <w:spacing w:after="0" w:line="276" w:lineRule="auto"/>
-        <w:jc w:val="both"/>
-      </w:pPr>
-    </w:p>
-    <w:p>
-      <w:pPr>
-        <w:spacing w:after="0" w:line="276" w:lineRule="auto"/>
-        <w:jc w:val="both"/>
-        <w:rPr>
-          <w:rFonts w:ascii="Times New Roman" w:hAnsi="Times New Roman" w:cs="Times New Roman"/>
-          <w:b/>
-          <w:bCs/>
-          <w:sz w:val="24"/>
-          <w:szCs w:val="24"/>
-        </w:rPr>
-      </w:pPr>
-      <w:r>
-        <w:rPr>
-          <w:rFonts w:ascii="Times New Roman" w:hAnsi="Times New Roman" w:cs="Times New Roman"/>
-          <w:b/>
-          <w:bCs/>
-          <w:sz w:val="24"/>
-          <w:szCs w:val="24"/>
-        </w:rPr>
-        <w:t>Parte 3: Interpretación y reflexión sobre la decisión estadística</w:t>
-      </w:r>
-    </w:p>
-    <w:p>
-      <w:pPr>
-        <w:spacing w:after="0" w:line="276" w:lineRule="auto"/>
-        <w:jc w:val="both"/>
-        <w:rPr>
-          <w:rFonts w:ascii="Times New Roman" w:hAnsi="Times New Roman" w:cs="Times New Roman"/>
-          <w:sz w:val="24"/>
-          <w:szCs w:val="24"/>
-        </w:rPr>
       </w:pPr>
     </w:p>
     <w:p>
@@ -4898,25 +2983,9 @@
           <w:ilvl w:val="0"/>
           <w:numId w:val="27"/>
         </w:numPr>
-        <w:spacing w:after="0" w:line="276" w:lineRule="auto"/>
-        <w:jc w:val="both"/>
-        <w:rPr>
-          <w:rFonts w:ascii="Times New Roman" w:hAnsi="Times New Roman" w:cs="Times New Roman"/>
-          <w:b/>
-          <w:bCs/>
-          <w:sz w:val="24"/>
-          <w:szCs w:val="24"/>
-        </w:rPr>
-      </w:pPr>
-      <w:r>
-        <w:rPr>
-          <w:rFonts w:ascii="Times New Roman" w:hAnsi="Times New Roman" w:cs="Times New Roman"/>
-          <w:b/>
-          <w:bCs/>
-          <w:sz w:val="24"/>
-          <w:szCs w:val="24"/>
-        </w:rPr>
-        <w:t xml:space="preserve">Analice conceptualmente la decisión: </w:t>
+      </w:pPr>
+      <w:r>
+        <w:t xml:space="preserve">Reflexione sobre los errores posibles: </w:t>
       </w:r>
     </w:p>
     <w:p>
@@ -4924,23 +2993,11 @@
         <w:pStyle w:val="Prrafodelista"/>
         <w:numPr>
           <w:ilvl w:val="0"/>
-          <w:numId w:val="37"/>
+          <w:numId w:val="36"/>
         </w:numPr>
-        <w:spacing w:after="0" w:line="276" w:lineRule="auto"/>
-        <w:jc w:val="both"/>
-        <w:rPr>
-          <w:rFonts w:ascii="Times New Roman" w:hAnsi="Times New Roman" w:cs="Times New Roman"/>
-          <w:sz w:val="24"/>
-          <w:szCs w:val="24"/>
-        </w:rPr>
-      </w:pPr>
-      <w:r>
-        <w:rPr>
-          <w:rFonts w:ascii="Times New Roman" w:hAnsi="Times New Roman" w:cs="Times New Roman"/>
-          <w:sz w:val="24"/>
-          <w:szCs w:val="24"/>
-        </w:rPr>
-        <w:t xml:space="preserve">Si el resultado fue significativo, ¿qué implicaría en términos de política ambiental o desarrollo sostenible? </w:t>
+      </w:pPr>
+      <w:r>
+        <w:t xml:space="preserve">Describa qué sería un falso positivo y un falso negativo en este estudio, y cuáles consecuencias tendría cada uno. </w:t>
       </w:r>
     </w:p>
     <w:p>
@@ -4948,36 +3005,16 @@
         <w:pStyle w:val="Prrafodelista"/>
         <w:numPr>
           <w:ilvl w:val="0"/>
-          <w:numId w:val="37"/>
+          <w:numId w:val="36"/>
         </w:numPr>
-        <w:spacing w:after="0" w:line="276" w:lineRule="auto"/>
-        <w:jc w:val="both"/>
-        <w:rPr>
-          <w:rFonts w:ascii="Times New Roman" w:hAnsi="Times New Roman" w:cs="Times New Roman"/>
-          <w:sz w:val="24"/>
-          <w:szCs w:val="24"/>
-        </w:rPr>
-      </w:pPr>
-      <w:r>
-        <w:rPr>
-          <w:rFonts w:ascii="Times New Roman" w:hAnsi="Times New Roman" w:cs="Times New Roman"/>
-          <w:sz w:val="24"/>
-          <w:szCs w:val="24"/>
-        </w:rPr>
-        <w:t xml:space="preserve">Si no fue significativo, ¿significa que no existe relación o que la evidencia no es suficiente? </w:t>
+      </w:pPr>
+      <w:r>
+        <w:t xml:space="preserve">¿Qué factores metodológicos (tamaño de muestra, variabilidad, agrupación) influyen en la probabilidad de cometer estos errores? </w:t>
       </w:r>
     </w:p>
     <w:p>
       <w:pPr>
         <w:pStyle w:val="Prrafodelista"/>
-        <w:spacing w:after="0" w:line="276" w:lineRule="auto"/>
-        <w:ind w:left="1080"/>
-        <w:jc w:val="both"/>
-        <w:rPr>
-          <w:rFonts w:ascii="Times New Roman" w:hAnsi="Times New Roman" w:cs="Times New Roman"/>
-          <w:sz w:val="24"/>
-          <w:szCs w:val="24"/>
-        </w:rPr>
       </w:pPr>
     </w:p>
     <w:p>
@@ -4987,107 +3024,8 @@
           <w:ilvl w:val="0"/>
           <w:numId w:val="27"/>
         </w:numPr>
-        <w:spacing w:after="0" w:line="276" w:lineRule="auto"/>
-        <w:jc w:val="both"/>
-        <w:rPr>
-          <w:rFonts w:ascii="Times New Roman" w:hAnsi="Times New Roman" w:cs="Times New Roman"/>
-          <w:b/>
-          <w:bCs/>
-          <w:sz w:val="24"/>
-          <w:szCs w:val="24"/>
-        </w:rPr>
-      </w:pPr>
-      <w:r>
-        <w:rPr>
-          <w:rFonts w:ascii="Times New Roman" w:hAnsi="Times New Roman" w:cs="Times New Roman"/>
-          <w:b/>
-          <w:bCs/>
-          <w:sz w:val="24"/>
-          <w:szCs w:val="24"/>
-        </w:rPr>
-        <w:t xml:space="preserve">Reflexione sobre los errores posibles: </w:t>
-      </w:r>
-    </w:p>
-    <w:p>
-      <w:pPr>
-        <w:pStyle w:val="Prrafodelista"/>
-        <w:numPr>
-          <w:ilvl w:val="0"/>
-          <w:numId w:val="36"/>
-        </w:numPr>
-        <w:rPr>
-          <w:rFonts w:ascii="Times New Roman" w:hAnsi="Times New Roman" w:cs="Times New Roman"/>
-          <w:sz w:val="24"/>
-          <w:szCs w:val="24"/>
-        </w:rPr>
-      </w:pPr>
-      <w:r>
-        <w:rPr>
-          <w:rFonts w:ascii="Times New Roman" w:hAnsi="Times New Roman" w:cs="Times New Roman"/>
-          <w:sz w:val="24"/>
-          <w:szCs w:val="24"/>
-        </w:rPr>
-        <w:t xml:space="preserve">Describa qué sería un falso positivo y un falso negativo en este estudio, y cuáles consecuencias tendría cada uno. </w:t>
-      </w:r>
-    </w:p>
-    <w:p>
-      <w:pPr>
-        <w:pStyle w:val="Prrafodelista"/>
-        <w:numPr>
-          <w:ilvl w:val="0"/>
-          <w:numId w:val="36"/>
-        </w:numPr>
-        <w:rPr>
-          <w:rFonts w:ascii="Times New Roman" w:hAnsi="Times New Roman" w:cs="Times New Roman"/>
-          <w:sz w:val="24"/>
-          <w:szCs w:val="24"/>
-        </w:rPr>
-      </w:pPr>
-      <w:r>
-        <w:rPr>
-          <w:rFonts w:ascii="Times New Roman" w:hAnsi="Times New Roman" w:cs="Times New Roman"/>
-          <w:sz w:val="24"/>
-          <w:szCs w:val="24"/>
-        </w:rPr>
-        <w:t xml:space="preserve">¿Qué factores metodológicos (tamaño de muestra, variabilidad, agrupación) influyen en la probabilidad de cometer estos errores? </w:t>
-      </w:r>
-    </w:p>
-    <w:p>
-      <w:pPr>
-        <w:pStyle w:val="Prrafodelista"/>
-        <w:ind w:left="1068"/>
-        <w:rPr>
-          <w:rFonts w:ascii="Times New Roman" w:hAnsi="Times New Roman" w:cs="Times New Roman"/>
-          <w:sz w:val="24"/>
-          <w:szCs w:val="24"/>
-        </w:rPr>
-      </w:pPr>
-    </w:p>
-    <w:p>
-      <w:pPr>
-        <w:pStyle w:val="Prrafodelista"/>
-        <w:numPr>
-          <w:ilvl w:val="0"/>
-          <w:numId w:val="27"/>
-        </w:numPr>
-        <w:spacing w:after="0" w:line="276" w:lineRule="auto"/>
-        <w:jc w:val="both"/>
-        <w:rPr>
-          <w:rFonts w:ascii="Times New Roman" w:hAnsi="Times New Roman" w:cs="Times New Roman"/>
-          <w:b/>
-          <w:bCs/>
-          <w:sz w:val="24"/>
-          <w:szCs w:val="24"/>
-        </w:rPr>
-      </w:pPr>
-      <w:r>
-        <w:rPr>
-          <w:rFonts w:ascii="Times New Roman" w:hAnsi="Times New Roman" w:cs="Times New Roman"/>
-          <w:b/>
-          <w:bCs/>
-          <w:sz w:val="24"/>
-          <w:szCs w:val="24"/>
-        </w:rPr>
+      </w:pPr>
+      <w:r>
         <w:t xml:space="preserve">Concluya sobre la robustez de la evidencia: </w:t>
       </w:r>
     </w:p>
@@ -5098,18 +3036,8 @@
           <w:ilvl w:val="0"/>
           <w:numId w:val="35"/>
         </w:numPr>
-        <w:rPr>
-          <w:rFonts w:ascii="Times New Roman" w:hAnsi="Times New Roman" w:cs="Times New Roman"/>
-          <w:sz w:val="24"/>
-          <w:szCs w:val="24"/>
-        </w:rPr>
-      </w:pPr>
-      <w:r>
-        <w:rPr>
-          <w:rFonts w:ascii="Times New Roman" w:hAnsi="Times New Roman" w:cs="Times New Roman"/>
-          <w:sz w:val="24"/>
-          <w:szCs w:val="24"/>
-        </w:rPr>
+      </w:pPr>
+      <w:r>
         <w:t>¿Cómo podría mejorarse el análisis (más datos, otras variables, nuevos años, ponderaciones)?</w:t>
       </w:r>
     </w:p>
@@ -5120,43 +3048,27 @@
           <w:ilvl w:val="0"/>
           <w:numId w:val="35"/>
         </w:numPr>
-        <w:spacing w:after="0" w:line="276" w:lineRule="auto"/>
-        <w:jc w:val="both"/>
-        <w:rPr>
-          <w:rFonts w:ascii="Times New Roman" w:hAnsi="Times New Roman" w:cs="Times New Roman"/>
-          <w:sz w:val="24"/>
-          <w:szCs w:val="24"/>
-        </w:rPr>
-      </w:pPr>
-      <w:r>
-        <w:rPr>
-          <w:rFonts w:ascii="Times New Roman" w:hAnsi="Times New Roman" w:cs="Times New Roman"/>
-          <w:sz w:val="24"/>
-          <w:szCs w:val="24"/>
-        </w:rPr>
+      </w:pPr>
+      <w:r>
         <w:t>¿Qué limitaciones debemos reconocer al generalizar estos resultados?</w:t>
       </w:r>
     </w:p>
     <w:p>
-      <w:bookmarkStart w:id="6" w:name="_Hlk209643804"/>
-    </w:p>
-    <w:bookmarkEnd w:id="6"/>
-    <w:p>
-      <w:pPr>
-        <w:jc w:val="both"/>
-      </w:pPr>
-      <w:r>
-        <w:rPr>
-          <w:rFonts w:ascii="Times New Roman" w:eastAsia="Helvetica" w:hAnsi="Times New Roman" w:cs="Times New Roman"/>
+      <w:bookmarkStart w:id="3" w:name="_Hlk209643804"/>
+    </w:p>
+    <w:bookmarkEnd w:id="3"/>
+    <w:p>
+      <w:r>
+        <w:rPr>
+          <w:rFonts w:eastAsia="Helvetica"/>
         </w:rPr>
         <w:t xml:space="preserve"> </w:t>
       </w:r>
     </w:p>
     <w:p>
       <w:pPr>
-        <w:jc w:val="center"/>
-        <w:rPr>
-          <w:rFonts w:ascii="Times New Roman" w:eastAsia="Helvetica" w:hAnsi="Times New Roman" w:cs="Times New Roman"/>
+        <w:rPr>
+          <w:rFonts w:eastAsia="Helvetica"/>
         </w:rPr>
       </w:pPr>
     </w:p>
@@ -5170,8 +3082,6 @@
       <w:sdtPr>
         <w:rPr>
           <w:rFonts w:asciiTheme="minorHAnsi" w:hAnsiTheme="minorHAnsi" w:cstheme="minorBidi"/>
-          <w:b w:val="0"/>
-          <w:bCs w:val="0"/>
         </w:rPr>
         <w:id w:val="-1177578954"/>
         <w:docPartObj>
@@ -5182,82 +3092,55 @@
       <w:sdtEndPr>
         <w:rPr>
           <w:rFonts w:ascii="Times New Roman" w:hAnsi="Times New Roman" w:cs="Times New Roman"/>
-          <w:sz w:val="24"/>
-          <w:szCs w:val="24"/>
+          <w:b w:val="0"/>
+          <w:bCs w:val="0"/>
         </w:rPr>
       </w:sdtEndPr>
       <w:sdtContent>
         <w:p>
           <w:pPr>
             <w:pStyle w:val="Ttulo1"/>
-            <w:rPr>
-              <w:sz w:val="24"/>
-              <w:szCs w:val="24"/>
-            </w:rPr>
           </w:pPr>
           <w:r>
-            <w:rPr>
-              <w:sz w:val="24"/>
-              <w:szCs w:val="24"/>
-            </w:rPr>
             <w:t>Referencias</w:t>
           </w:r>
         </w:p>
         <w:p>
           <w:pPr>
-            <w:ind w:firstLine="432"/>
             <w:rPr>
-              <w:rFonts w:ascii="Times New Roman" w:hAnsi="Times New Roman" w:cs="Times New Roman"/>
-              <w:sz w:val="24"/>
-              <w:szCs w:val="24"/>
               <w:lang w:val="en-US"/>
             </w:rPr>
           </w:pPr>
           <w:r>
             <w:rPr>
-              <w:rFonts w:ascii="Times New Roman" w:hAnsi="Times New Roman" w:cs="Times New Roman"/>
-              <w:sz w:val="24"/>
-              <w:szCs w:val="24"/>
               <w:lang w:val="en-US"/>
             </w:rPr>
             <w:t xml:space="preserve">Dong, K., Hochman, G., Zhang, Y., Sun, R., Li, H., &amp; Liao, H. (2018). </w:t>
           </w:r>
           <w:r>
             <w:rPr>
-              <w:rFonts w:ascii="Times New Roman" w:hAnsi="Times New Roman" w:cs="Times New Roman"/>
               <w:i/>
               <w:iCs/>
-              <w:sz w:val="24"/>
-              <w:szCs w:val="24"/>
               <w:lang w:val="en-US"/>
             </w:rPr>
             <w:t>CO₂ emissions, economic and population growth, and renewable energy: Empirical evidence across regions.</w:t>
           </w:r>
           <w:r>
             <w:rPr>
-              <w:rFonts w:ascii="Times New Roman" w:hAnsi="Times New Roman" w:cs="Times New Roman"/>
-              <w:sz w:val="24"/>
-              <w:szCs w:val="24"/>
               <w:lang w:val="en-US"/>
             </w:rPr>
             <w:t xml:space="preserve"> </w:t>
           </w:r>
           <w:r>
             <w:rPr>
-              <w:rFonts w:ascii="Times New Roman" w:hAnsi="Times New Roman" w:cs="Times New Roman"/>
               <w:i/>
               <w:iCs/>
-              <w:sz w:val="24"/>
-              <w:szCs w:val="24"/>
               <w:lang w:val="en-US"/>
             </w:rPr>
             <w:t>Energy Economics, 75,</w:t>
           </w:r>
           <w:r>
             <w:rPr>
-              <w:rFonts w:ascii="Times New Roman" w:hAnsi="Times New Roman" w:cs="Times New Roman"/>
-              <w:sz w:val="24"/>
-              <w:szCs w:val="24"/>
               <w:lang w:val="en-US"/>
             </w:rPr>
             <w:t xml:space="preserve"> 180–192. </w:t>
@@ -5266,9 +3149,6 @@
             <w:r>
               <w:rPr>
                 <w:rStyle w:val="Hipervnculo"/>
-                <w:rFonts w:ascii="Times New Roman" w:hAnsi="Times New Roman" w:cs="Times New Roman"/>
-                <w:sz w:val="24"/>
-                <w:szCs w:val="24"/>
                 <w:lang w:val="en-US"/>
               </w:rPr>
               <w:t>https://doi.org/10.1016/j.eneco.2018.08.017</w:t>
@@ -5277,152 +3157,60 @@
         </w:p>
         <w:p>
           <w:pPr>
-            <w:ind w:firstLine="432"/>
             <w:rPr>
-              <w:rFonts w:ascii="Times New Roman" w:hAnsi="Times New Roman" w:cs="Times New Roman"/>
-              <w:sz w:val="24"/>
-              <w:szCs w:val="24"/>
               <w:lang w:val="en-US"/>
             </w:rPr>
           </w:pPr>
+          <w:proofErr w:type="spellStart"/>
           <w:r>
             <w:rPr>
-              <w:rFonts w:ascii="Times New Roman" w:hAnsi="Times New Roman" w:cs="Times New Roman"/>
-              <w:sz w:val="24"/>
-              <w:szCs w:val="24"/>
               <w:lang w:val="en-US"/>
             </w:rPr>
-            <w:t xml:space="preserve">Kasman, A., &amp; Selman, Y. (2015). </w:t>
+            <w:t>Kasman</w:t>
+          </w:r>
+          <w:proofErr w:type="spellEnd"/>
+          <w:r>
+            <w:rPr>
+              <w:lang w:val="en-US"/>
+            </w:rPr>
+            <w:t xml:space="preserve">, A., &amp; Selman, Y. (2015). CO₂ emissions, economic growth, energy consumption, trade and urbanization in new EU member and candidate countries: A panel data analysis. </w:t>
           </w:r>
           <w:r>
             <w:rPr>
-              <w:rFonts w:ascii="Times New Roman" w:hAnsi="Times New Roman" w:cs="Times New Roman"/>
-              <w:i/>
-              <w:iCs/>
-              <w:sz w:val="24"/>
-              <w:szCs w:val="24"/>
-              <w:lang w:val="en-US"/>
-            </w:rPr>
-            <w:t>CO₂ emissions, economic growth, energy consumption, trade and urbanization in new EU member and candidate countries: A panel data analysis.</w:t>
-          </w:r>
-          <w:r>
-            <w:rPr>
-              <w:rFonts w:ascii="Times New Roman" w:hAnsi="Times New Roman" w:cs="Times New Roman"/>
-              <w:sz w:val="24"/>
-              <w:szCs w:val="24"/>
-              <w:lang w:val="en-US"/>
-            </w:rPr>
-            <w:t xml:space="preserve"> </w:t>
-          </w:r>
-          <w:r>
-            <w:rPr>
-              <w:rFonts w:ascii="Times New Roman" w:hAnsi="Times New Roman" w:cs="Times New Roman"/>
-              <w:i/>
-              <w:iCs/>
-              <w:sz w:val="24"/>
-              <w:szCs w:val="24"/>
               <w:lang w:val="en-US"/>
             </w:rPr>
             <w:t xml:space="preserve">Economic </w:t>
           </w:r>
           <w:r>
             <w:rPr>
-              <w:rFonts w:ascii="Times New Roman" w:hAnsi="Times New Roman" w:cs="Times New Roman"/>
-              <w:i/>
-              <w:iCs/>
-              <w:sz w:val="24"/>
-              <w:szCs w:val="24"/>
               <w:lang w:val="en-US"/>
             </w:rPr>
-            <w:t>Modelling, 44,</w:t>
-          </w:r>
-          <w:r>
-            <w:rPr>
-              <w:rFonts w:ascii="Times New Roman" w:hAnsi="Times New Roman" w:cs="Times New Roman"/>
-              <w:sz w:val="24"/>
-              <w:szCs w:val="24"/>
-              <w:lang w:val="en-US"/>
-            </w:rPr>
-            <w:t xml:space="preserve"> 97–103</w:t>
+            <w:t>Modelling, 44, 97–103</w:t>
           </w:r>
         </w:p>
         <w:p>
           <w:pPr>
-            <w:ind w:firstLine="432"/>
             <w:rPr>
-              <w:rFonts w:ascii="Times New Roman" w:hAnsi="Times New Roman" w:cs="Times New Roman"/>
-              <w:sz w:val="24"/>
-              <w:szCs w:val="24"/>
               <w:lang w:val="en-US"/>
             </w:rPr>
           </w:pPr>
           <w:r>
             <w:rPr>
-              <w:rFonts w:ascii="Times New Roman" w:hAnsi="Times New Roman" w:cs="Times New Roman"/>
-              <w:sz w:val="24"/>
-              <w:szCs w:val="24"/>
               <w:lang w:val="en-US"/>
             </w:rPr>
-            <w:t xml:space="preserve">Kuznets, S. (1955). </w:t>
-          </w:r>
-          <w:r>
-            <w:rPr>
-              <w:rFonts w:ascii="Times New Roman" w:hAnsi="Times New Roman" w:cs="Times New Roman"/>
-              <w:i/>
-              <w:iCs/>
-              <w:sz w:val="24"/>
-              <w:szCs w:val="24"/>
-              <w:lang w:val="en-US"/>
-            </w:rPr>
-            <w:t>Economic growth and income inequality.</w:t>
-          </w:r>
-          <w:r>
-            <w:rPr>
-              <w:rFonts w:ascii="Times New Roman" w:hAnsi="Times New Roman" w:cs="Times New Roman"/>
-              <w:sz w:val="24"/>
-              <w:szCs w:val="24"/>
-              <w:lang w:val="en-US"/>
-            </w:rPr>
-            <w:t xml:space="preserve"> </w:t>
-          </w:r>
-          <w:r>
-            <w:rPr>
-              <w:rFonts w:ascii="Times New Roman" w:hAnsi="Times New Roman" w:cs="Times New Roman"/>
-              <w:i/>
-              <w:iCs/>
-              <w:sz w:val="24"/>
-              <w:szCs w:val="24"/>
-              <w:lang w:val="en-US"/>
-            </w:rPr>
-            <w:t>The American Economic Review, 45</w:t>
-          </w:r>
-          <w:r>
-            <w:rPr>
-              <w:rFonts w:ascii="Times New Roman" w:hAnsi="Times New Roman" w:cs="Times New Roman"/>
-              <w:sz w:val="24"/>
-              <w:szCs w:val="24"/>
-              <w:lang w:val="en-US"/>
-            </w:rPr>
-            <w:t>(1), 1–28.</w:t>
+            <w:t>Kuznets, S. (1955). Economic growth and income inequality. The American Economic Review, 45(1), 1–28.</w:t>
           </w:r>
         </w:p>
         <w:p>
           <w:pPr>
             <w:pStyle w:val="Bibliografa"/>
-            <w:ind w:firstLine="708"/>
             <w:rPr>
-              <w:rFonts w:ascii="Times New Roman" w:hAnsi="Times New Roman" w:cs="Times New Roman"/>
               <w:noProof/>
-              <w:sz w:val="24"/>
-              <w:szCs w:val="24"/>
             </w:rPr>
           </w:pPr>
           <w:r>
             <w:rPr>
-              <w:rFonts w:ascii="Times New Roman" w:hAnsi="Times New Roman" w:cs="Times New Roman"/>
               <w:noProof/>
-              <w:sz w:val="24"/>
-              <w:szCs w:val="24"/>
               <w:lang w:val="en-US"/>
             </w:rPr>
             <w:t>Massey, D., Ar</w:t>
@@ -5430,10 +3218,7 @@
           <w:sdt>
             <w:sdtPr>
               <w:rPr>
-                <w:rFonts w:ascii="Times New Roman" w:hAnsi="Times New Roman" w:cs="Times New Roman"/>
                 <w:noProof/>
-                <w:sz w:val="24"/>
-                <w:szCs w:val="24"/>
                 <w:lang w:val="en-US"/>
               </w:rPr>
               <w:id w:val="-501656455"/>
@@ -5443,60 +3228,42 @@
             <w:sdtContent>
               <w:r>
                 <w:rPr>
-                  <w:rFonts w:ascii="Times New Roman" w:hAnsi="Times New Roman" w:cs="Times New Roman"/>
                   <w:noProof/>
-                  <w:sz w:val="24"/>
-                  <w:szCs w:val="24"/>
                   <w:lang w:val="en-US"/>
                 </w:rPr>
                 <w:fldChar w:fldCharType="begin"/>
               </w:r>
               <w:r>
                 <w:rPr>
-                  <w:rFonts w:ascii="Times New Roman" w:hAnsi="Times New Roman" w:cs="Times New Roman"/>
                   <w:noProof/>
-                  <w:sz w:val="24"/>
-                  <w:szCs w:val="24"/>
                   <w:lang w:val="en-US"/>
                 </w:rPr>
                 <w:instrText xml:space="preserve"> CITATION Kas15 \l 1033 </w:instrText>
               </w:r>
               <w:r>
                 <w:rPr>
-                  <w:rFonts w:ascii="Times New Roman" w:hAnsi="Times New Roman" w:cs="Times New Roman"/>
                   <w:noProof/>
-                  <w:sz w:val="24"/>
-                  <w:szCs w:val="24"/>
                   <w:lang w:val="en-US"/>
                 </w:rPr>
                 <w:fldChar w:fldCharType="separate"/>
               </w:r>
               <w:r>
                 <w:rPr>
-                  <w:rFonts w:ascii="Times New Roman" w:hAnsi="Times New Roman" w:cs="Times New Roman"/>
                   <w:noProof/>
-                  <w:sz w:val="24"/>
-                  <w:szCs w:val="24"/>
                   <w:lang w:val="en-US"/>
                 </w:rPr>
                 <w:t xml:space="preserve"> </w:t>
               </w:r>
               <w:r>
                 <w:rPr>
-                  <w:rFonts w:ascii="Times New Roman" w:hAnsi="Times New Roman" w:cs="Times New Roman"/>
                   <w:noProof/>
-                  <w:sz w:val="24"/>
-                  <w:szCs w:val="24"/>
                   <w:lang w:val="en-US"/>
                 </w:rPr>
                 <w:t>(Kasman &amp; Selman, 2015)</w:t>
               </w:r>
               <w:r>
                 <w:rPr>
-                  <w:rFonts w:ascii="Times New Roman" w:hAnsi="Times New Roman" w:cs="Times New Roman"/>
                   <w:noProof/>
-                  <w:sz w:val="24"/>
-                  <w:szCs w:val="24"/>
                   <w:lang w:val="en-US"/>
                 </w:rPr>
                 <w:fldChar w:fldCharType="end"/>
@@ -5505,51 +3272,36 @@
           </w:sdt>
           <w:r>
             <w:rPr>
-              <w:rFonts w:ascii="Times New Roman" w:hAnsi="Times New Roman" w:cs="Times New Roman"/>
               <w:noProof/>
-              <w:sz w:val="24"/>
-              <w:szCs w:val="24"/>
               <w:lang w:val="en-US"/>
             </w:rPr>
             <w:t>ango, J., Graeme, H., Kouaouci, A., Pellegrino, A., &amp; Taylor, E. (1993). Theories of</w:t>
           </w:r>
           <w:r>
             <w:rPr>
-              <w:rFonts w:ascii="Times New Roman" w:hAnsi="Times New Roman" w:cs="Times New Roman"/>
               <w:noProof/>
-              <w:sz w:val="24"/>
-              <w:szCs w:val="24"/>
               <w:lang w:val="en-US"/>
             </w:rPr>
             <w:t xml:space="preserve"> </w:t>
           </w:r>
           <w:r>
             <w:rPr>
-              <w:rFonts w:ascii="Times New Roman" w:hAnsi="Times New Roman" w:cs="Times New Roman"/>
               <w:noProof/>
-              <w:sz w:val="24"/>
-              <w:szCs w:val="24"/>
               <w:lang w:val="en-US"/>
             </w:rPr>
             <w:t xml:space="preserve">International Migration: A Review and Appraisal. </w:t>
           </w:r>
           <w:r>
             <w:rPr>
-              <w:rFonts w:ascii="Times New Roman" w:hAnsi="Times New Roman" w:cs="Times New Roman"/>
               <w:i/>
               <w:iCs/>
               <w:noProof/>
-              <w:sz w:val="24"/>
-              <w:szCs w:val="24"/>
             </w:rPr>
             <w:t>Population and Development Review</w:t>
           </w:r>
           <w:r>
             <w:rPr>
-              <w:rFonts w:ascii="Times New Roman" w:hAnsi="Times New Roman" w:cs="Times New Roman"/>
               <w:noProof/>
-              <w:sz w:val="24"/>
-              <w:szCs w:val="24"/>
             </w:rPr>
             <w:t>.</w:t>
           </w:r>
@@ -5557,211 +3309,121 @@
         <w:p>
           <w:pPr>
             <w:pStyle w:val="Bibliografa"/>
-            <w:ind w:left="720" w:hanging="720"/>
             <w:rPr>
-              <w:rFonts w:ascii="Times New Roman" w:hAnsi="Times New Roman" w:cs="Times New Roman"/>
               <w:noProof/>
-              <w:sz w:val="24"/>
-              <w:szCs w:val="24"/>
             </w:rPr>
           </w:pPr>
           <w:r>
             <w:rPr>
-              <w:rFonts w:ascii="Times New Roman" w:hAnsi="Times New Roman" w:cs="Times New Roman"/>
               <w:noProof/>
-              <w:sz w:val="24"/>
-              <w:szCs w:val="24"/>
             </w:rPr>
-            <w:t xml:space="preserve">Migración Colombia . (2023). </w:t>
-          </w:r>
-          <w:r>
-            <w:rPr>
-              <w:rFonts w:ascii="Times New Roman" w:hAnsi="Times New Roman" w:cs="Times New Roman"/>
-              <w:i/>
-              <w:iCs/>
-              <w:noProof/>
-              <w:sz w:val="24"/>
-              <w:szCs w:val="24"/>
-            </w:rPr>
-            <w:t>Colombia, el país más solidario con la migración venezolana.</w:t>
-          </w:r>
-          <w:r>
-            <w:rPr>
-              <w:rFonts w:ascii="Times New Roman" w:hAnsi="Times New Roman" w:cs="Times New Roman"/>
-              <w:noProof/>
-              <w:sz w:val="24"/>
-              <w:szCs w:val="24"/>
-            </w:rPr>
-            <w:t xml:space="preserve"> </w:t>
+            <w:t xml:space="preserve">Migración Colombia . (2023). Colombia, el país más solidario con la migración venezolana. </w:t>
           </w:r>
         </w:p>
         <w:p>
           <w:pPr>
             <w:pStyle w:val="Bibliografa"/>
-            <w:ind w:left="720" w:hanging="720"/>
             <w:rPr>
-              <w:rFonts w:ascii="Times New Roman" w:hAnsi="Times New Roman" w:cs="Times New Roman"/>
               <w:noProof/>
-              <w:sz w:val="24"/>
-              <w:szCs w:val="24"/>
             </w:rPr>
           </w:pPr>
           <w:r>
             <w:rPr>
-              <w:rFonts w:ascii="Times New Roman" w:hAnsi="Times New Roman" w:cs="Times New Roman"/>
               <w:noProof/>
-              <w:sz w:val="24"/>
-              <w:szCs w:val="24"/>
             </w:rPr>
-            <w:t xml:space="preserve">Migración Colombia. (2024). </w:t>
-          </w:r>
-          <w:r>
-            <w:rPr>
-              <w:rFonts w:ascii="Times New Roman" w:hAnsi="Times New Roman" w:cs="Times New Roman"/>
-              <w:i/>
-              <w:iCs/>
-              <w:noProof/>
-              <w:sz w:val="24"/>
-              <w:szCs w:val="24"/>
-            </w:rPr>
-            <w:t>Informe de migrantes venezolanos en Colombia en febrero de 2024.</w:t>
-          </w:r>
-          <w:r>
-            <w:rPr>
-              <w:rFonts w:ascii="Times New Roman" w:hAnsi="Times New Roman" w:cs="Times New Roman"/>
-              <w:noProof/>
-              <w:sz w:val="24"/>
-              <w:szCs w:val="24"/>
-            </w:rPr>
-            <w:t xml:space="preserve"> </w:t>
-          </w:r>
-        </w:p>
-        <w:p>
-          <w:pPr>
-            <w:ind w:firstLine="708"/>
-            <w:rPr>
-              <w:rFonts w:ascii="Times New Roman" w:hAnsi="Times New Roman" w:cs="Times New Roman"/>
-              <w:sz w:val="24"/>
-              <w:szCs w:val="24"/>
-              <w:lang w:val="en-US"/>
-            </w:rPr>
-          </w:pPr>
-          <w:r>
-            <w:rPr>
-              <w:rFonts w:ascii="Times New Roman" w:hAnsi="Times New Roman" w:cs="Times New Roman"/>
-              <w:sz w:val="24"/>
-              <w:szCs w:val="24"/>
-            </w:rPr>
-            <w:t xml:space="preserve">Monasterolo, I., Roventini, A., &amp; Foxon, T. J. (2019). </w:t>
-          </w:r>
-          <w:r>
-            <w:rPr>
-              <w:rFonts w:ascii="Times New Roman" w:hAnsi="Times New Roman" w:cs="Times New Roman"/>
-              <w:i/>
-              <w:iCs/>
-              <w:sz w:val="24"/>
-              <w:szCs w:val="24"/>
-              <w:lang w:val="en-US"/>
-            </w:rPr>
-            <w:t>Uncertainty of climate policies and implications for economics and finance: An evolutionary economics approach.</w:t>
-          </w:r>
-          <w:r>
-            <w:rPr>
-              <w:rFonts w:ascii="Times New Roman" w:hAnsi="Times New Roman" w:cs="Times New Roman"/>
-              <w:sz w:val="24"/>
-              <w:szCs w:val="24"/>
-              <w:lang w:val="en-US"/>
-            </w:rPr>
-            <w:t xml:space="preserve"> </w:t>
-          </w:r>
-          <w:r>
-            <w:rPr>
-              <w:rFonts w:ascii="Times New Roman" w:hAnsi="Times New Roman" w:cs="Times New Roman"/>
-              <w:i/>
-              <w:iCs/>
-              <w:sz w:val="24"/>
-              <w:szCs w:val="24"/>
-              <w:lang w:val="en-US"/>
-            </w:rPr>
-            <w:t>Ecological Economics, 163,</w:t>
-          </w:r>
-          <w:r>
-            <w:rPr>
-              <w:rFonts w:ascii="Times New Roman" w:hAnsi="Times New Roman" w:cs="Times New Roman"/>
-              <w:sz w:val="24"/>
-              <w:szCs w:val="24"/>
-              <w:lang w:val="en-US"/>
-            </w:rPr>
-            <w:t xml:space="preserve"> 177–190. https://doi.org/10.1016/j.ecolecon.2019.05.008</w:t>
-          </w:r>
-        </w:p>
-        <w:p>
-          <w:pPr>
-            <w:ind w:firstLine="708"/>
-            <w:rPr>
-              <w:rFonts w:ascii="Times New Roman" w:hAnsi="Times New Roman" w:cs="Times New Roman"/>
-              <w:sz w:val="24"/>
-              <w:szCs w:val="24"/>
-              <w:lang w:val="en-US"/>
-            </w:rPr>
-          </w:pPr>
-          <w:r>
-            <w:rPr>
-              <w:rFonts w:ascii="Times New Roman" w:hAnsi="Times New Roman" w:cs="Times New Roman"/>
-              <w:sz w:val="24"/>
-              <w:szCs w:val="24"/>
-              <w:lang w:val="en-US"/>
-            </w:rPr>
-            <w:t xml:space="preserve">Mitić, P., Fedajev, A., Radulescu, M., &amp; Rehman, A. (2023). </w:t>
-          </w:r>
-          <w:r>
-            <w:rPr>
-              <w:rFonts w:ascii="Times New Roman" w:hAnsi="Times New Roman" w:cs="Times New Roman"/>
-              <w:i/>
-              <w:iCs/>
-              <w:sz w:val="24"/>
-              <w:szCs w:val="24"/>
-              <w:lang w:val="en-US"/>
-            </w:rPr>
-            <w:t>The relationship between CO₂ emissions, economic growth, available energy, and employment in SEE countries.</w:t>
-          </w:r>
-          <w:r>
-            <w:rPr>
-              <w:rFonts w:ascii="Times New Roman" w:hAnsi="Times New Roman" w:cs="Times New Roman"/>
-              <w:sz w:val="24"/>
-              <w:szCs w:val="24"/>
-              <w:lang w:val="en-US"/>
-            </w:rPr>
-            <w:t xml:space="preserve"> </w:t>
-          </w:r>
-          <w:r>
-            <w:rPr>
-              <w:rFonts w:ascii="Times New Roman" w:hAnsi="Times New Roman" w:cs="Times New Roman"/>
-              <w:i/>
-              <w:iCs/>
-              <w:sz w:val="24"/>
-              <w:szCs w:val="24"/>
-              <w:lang w:val="en-US"/>
-            </w:rPr>
-            <w:t>Environmental Science and Pollution Research, 30,</w:t>
-          </w:r>
-          <w:r>
-            <w:rPr>
-              <w:rFonts w:ascii="Times New Roman" w:hAnsi="Times New Roman" w:cs="Times New Roman"/>
-              <w:sz w:val="24"/>
-              <w:szCs w:val="24"/>
-              <w:lang w:val="en-US"/>
-            </w:rPr>
-            <w:t xml:space="preserve"> 88123–88136. https://doi.org/10.1007/s11356-023-28156-3</w:t>
+            <w:t xml:space="preserve">Migración Colombia. (2024). Informe de migrantes venezolanos en Colombia en febrero de 2024. </w:t>
           </w:r>
         </w:p>
         <w:p>
           <w:pPr>
             <w:rPr>
-              <w:rFonts w:ascii="Times New Roman" w:hAnsi="Times New Roman" w:cs="Times New Roman"/>
+              <w:lang w:val="en-US"/>
+            </w:rPr>
+          </w:pPr>
+          <w:proofErr w:type="spellStart"/>
+          <w:r>
+            <w:t>Monasterolo</w:t>
+          </w:r>
+          <w:proofErr w:type="spellEnd"/>
+          <w:r>
+            <w:t xml:space="preserve">, I., </w:t>
+          </w:r>
+          <w:proofErr w:type="spellStart"/>
+          <w:r>
+            <w:t>Roventini</w:t>
+          </w:r>
+          <w:proofErr w:type="spellEnd"/>
+          <w:r>
+            <w:t xml:space="preserve">, A., &amp; </w:t>
+          </w:r>
+          <w:proofErr w:type="spellStart"/>
+          <w:r>
+            <w:t>Foxon</w:t>
+          </w:r>
+          <w:proofErr w:type="spellEnd"/>
+          <w:r>
+            <w:t xml:space="preserve">, T. J. (2019). </w:t>
+          </w:r>
+          <w:r>
+            <w:rPr>
+              <w:lang w:val="en-US"/>
+            </w:rPr>
+            <w:t>Uncertainty of climate policies and implications for economics and finance: An evolutionary economics approach. Ecological Economics, 163, 177–190. https://doi.org/10.1016/j.ecolecon.2019.05.008</w:t>
+          </w:r>
+        </w:p>
+        <w:p>
+          <w:pPr>
+            <w:rPr>
+              <w:lang w:val="en-US"/>
+            </w:rPr>
+          </w:pPr>
+          <w:proofErr w:type="spellStart"/>
+          <w:r>
+            <w:rPr>
+              <w:lang w:val="en-US"/>
+            </w:rPr>
+            <w:t>Mitić</w:t>
+          </w:r>
+          <w:proofErr w:type="spellEnd"/>
+          <w:r>
+            <w:rPr>
+              <w:lang w:val="en-US"/>
+            </w:rPr>
+            <w:t xml:space="preserve">, P., </w:t>
+          </w:r>
+          <w:proofErr w:type="spellStart"/>
+          <w:r>
+            <w:rPr>
+              <w:lang w:val="en-US"/>
+            </w:rPr>
+            <w:t>Fedajev</w:t>
+          </w:r>
+          <w:proofErr w:type="spellEnd"/>
+          <w:r>
+            <w:rPr>
+              <w:lang w:val="en-US"/>
+            </w:rPr>
+            <w:t xml:space="preserve">, A., </w:t>
+          </w:r>
+          <w:proofErr w:type="spellStart"/>
+          <w:r>
+            <w:rPr>
+              <w:lang w:val="en-US"/>
+            </w:rPr>
+            <w:t>Radulescu</w:t>
+          </w:r>
+          <w:proofErr w:type="spellEnd"/>
+          <w:r>
+            <w:rPr>
+              <w:lang w:val="en-US"/>
+            </w:rPr>
+            <w:t>, M., &amp; Rehman, A. (2023). The relationship between CO₂ emissions, economic growth, available energy, and employment in SEE countries. Environmental Science and Pollution Research, 30, 88123–88136. https://doi.org/10.1007/s11356-023-28156-3</w:t>
+          </w:r>
+        </w:p>
+        <w:p>
+          <w:pPr>
+            <w:rPr>
               <w:noProof/>
-              <w:sz w:val="24"/>
-              <w:szCs w:val="24"/>
               <w:lang w:val="en-US"/>
             </w:rPr>
           </w:pPr>
@@ -5779,54 +3441,39 @@
           </w:r>
           <w:r>
             <w:rPr>
-              <w:rFonts w:ascii="Times New Roman" w:hAnsi="Times New Roman" w:cs="Times New Roman"/>
               <w:noProof/>
-              <w:sz w:val="24"/>
-              <w:szCs w:val="24"/>
               <w:lang w:val="en-US"/>
             </w:rPr>
             <w:t xml:space="preserve">Ritchie, H. (2023, August 31). </w:t>
           </w:r>
           <w:r>
             <w:rPr>
-              <w:rFonts w:ascii="Times New Roman" w:hAnsi="Times New Roman" w:cs="Times New Roman"/>
               <w:i/>
               <w:iCs/>
               <w:noProof/>
-              <w:sz w:val="24"/>
-              <w:szCs w:val="24"/>
               <w:lang w:val="en-US"/>
             </w:rPr>
             <w:t>Global inequalities in CO₂ emissions.</w:t>
           </w:r>
           <w:r>
             <w:rPr>
-              <w:rFonts w:ascii="Times New Roman" w:hAnsi="Times New Roman" w:cs="Times New Roman"/>
               <w:noProof/>
-              <w:sz w:val="24"/>
-              <w:szCs w:val="24"/>
               <w:lang w:val="en-US"/>
             </w:rPr>
             <w:t xml:space="preserve"> </w:t>
           </w:r>
           <w:r>
             <w:rPr>
-              <w:rFonts w:ascii="Times New Roman" w:hAnsi="Times New Roman" w:cs="Times New Roman"/>
               <w:i/>
               <w:iCs/>
               <w:noProof/>
-              <w:sz w:val="24"/>
-              <w:szCs w:val="24"/>
               <w:lang w:val="en-US"/>
             </w:rPr>
             <w:t>Our World in Data.</w:t>
           </w:r>
           <w:r>
             <w:rPr>
-              <w:rFonts w:ascii="Times New Roman" w:hAnsi="Times New Roman" w:cs="Times New Roman"/>
               <w:noProof/>
-              <w:sz w:val="24"/>
-              <w:szCs w:val="24"/>
               <w:lang w:val="en-US"/>
             </w:rPr>
             <w:t xml:space="preserve"> </w:t>
@@ -5835,83 +3482,66 @@
             <w:r>
               <w:rPr>
                 <w:rStyle w:val="Hipervnculo"/>
-                <w:rFonts w:ascii="Times New Roman" w:hAnsi="Times New Roman" w:cs="Times New Roman"/>
                 <w:noProof/>
-                <w:sz w:val="24"/>
-                <w:szCs w:val="24"/>
                 <w:lang w:val="en-US"/>
               </w:rPr>
-              <w:t>https://ourworldindata.org/ineq</w:t>
-            </w:r>
-            <w:r>
-              <w:rPr>
-                <w:rStyle w:val="Hipervnculo"/>
-                <w:rFonts w:ascii="Times New Roman" w:hAnsi="Times New Roman" w:cs="Times New Roman"/>
-                <w:noProof/>
-                <w:sz w:val="24"/>
-                <w:szCs w:val="24"/>
-                <w:lang w:val="en-US"/>
-              </w:rPr>
-              <w:t>u</w:t>
-            </w:r>
-            <w:r>
-              <w:rPr>
-                <w:rStyle w:val="Hipervnculo"/>
-                <w:rFonts w:ascii="Times New Roman" w:hAnsi="Times New Roman" w:cs="Times New Roman"/>
-                <w:noProof/>
-                <w:sz w:val="24"/>
-                <w:szCs w:val="24"/>
-                <w:lang w:val="en-US"/>
-              </w:rPr>
-              <w:t>ality-co2</w:t>
+              <w:t>https://ourworldindata.org/inequality-co2</w:t>
             </w:r>
           </w:hyperlink>
         </w:p>
         <w:p>
-          <w:pPr>
-            <w:ind w:firstLine="708"/>
-            <w:rPr>
-              <w:rFonts w:ascii="Times New Roman" w:hAnsi="Times New Roman" w:cs="Times New Roman"/>
-              <w:sz w:val="24"/>
-              <w:szCs w:val="24"/>
-            </w:rPr>
-          </w:pPr>
           <w:r>
             <w:rPr>
-              <w:rFonts w:ascii="Times New Roman" w:hAnsi="Times New Roman" w:cs="Times New Roman"/>
-              <w:sz w:val="24"/>
-              <w:szCs w:val="24"/>
               <w:lang w:val="en-US"/>
             </w:rPr>
-            <w:t xml:space="preserve">United Nations Environment Programme. (2023). </w:t>
+            <w:t xml:space="preserve">United Nations Environment </w:t>
+          </w:r>
+          <w:proofErr w:type="spellStart"/>
+          <w:r>
+            <w:rPr>
+              <w:lang w:val="en-US"/>
+            </w:rPr>
+            <w:t>Programme</w:t>
+          </w:r>
+          <w:proofErr w:type="spellEnd"/>
+          <w:r>
+            <w:rPr>
+              <w:lang w:val="en-US"/>
+            </w:rPr>
+            <w:t xml:space="preserve">. (2023). </w:t>
           </w:r>
           <w:r>
             <w:rPr>
-              <w:rFonts w:ascii="Times New Roman" w:hAnsi="Times New Roman" w:cs="Times New Roman"/>
               <w:i/>
               <w:iCs/>
-              <w:sz w:val="24"/>
-              <w:szCs w:val="24"/>
               <w:lang w:val="en-US"/>
             </w:rPr>
             <w:t>Emissions Gap Report 2023.</w:t>
           </w:r>
           <w:r>
             <w:rPr>
-              <w:rFonts w:ascii="Times New Roman" w:hAnsi="Times New Roman" w:cs="Times New Roman"/>
-              <w:sz w:val="24"/>
-              <w:szCs w:val="24"/>
               <w:lang w:val="en-US"/>
             </w:rPr>
-            <w:t xml:space="preserve"> UN Environment Programme. </w:t>
+            <w:t xml:space="preserve"> UN Environment </w:t>
+          </w:r>
+          <w:proofErr w:type="spellStart"/>
+          <w:r>
+            <w:rPr>
+              <w:lang w:val="en-US"/>
+            </w:rPr>
+            <w:t>Programme</w:t>
+          </w:r>
+          <w:proofErr w:type="spellEnd"/>
+          <w:r>
+            <w:rPr>
+              <w:lang w:val="en-US"/>
+            </w:rPr>
+            <w:t xml:space="preserve">. </w:t>
           </w:r>
           <w:hyperlink r:id="rId24" w:tgtFrame="_new" w:history="1">
             <w:r>
               <w:rPr>
                 <w:rStyle w:val="Hipervnculo"/>
-                <w:rFonts w:ascii="Times New Roman" w:hAnsi="Times New Roman" w:cs="Times New Roman"/>
-                <w:sz w:val="24"/>
-                <w:szCs w:val="24"/>
               </w:rPr>
               <w:t>https://www.unep.org/interactives/emissions-gap-report/2023/</w:t>
             </w:r>
@@ -5922,93 +3552,78 @@
     </w:sdt>
     <w:p>
       <w:pPr>
-        <w:jc w:val="both"/>
-        <w:rPr>
-          <w:rFonts w:ascii="Times New Roman" w:eastAsia="Helvetica" w:hAnsi="Times New Roman" w:cs="Times New Roman"/>
-        </w:rPr>
-      </w:pPr>
-    </w:p>
-    <w:p>
-      <w:pPr>
-        <w:jc w:val="both"/>
-        <w:rPr>
-          <w:rFonts w:ascii="Times New Roman" w:eastAsia="Helvetica" w:hAnsi="Times New Roman" w:cs="Times New Roman"/>
-        </w:rPr>
-      </w:pPr>
-    </w:p>
-    <w:p>
-      <w:pPr>
-        <w:jc w:val="both"/>
-        <w:rPr>
-          <w:rFonts w:ascii="Times New Roman" w:eastAsia="Helvetica" w:hAnsi="Times New Roman" w:cs="Times New Roman"/>
-        </w:rPr>
-      </w:pPr>
-    </w:p>
-    <w:p>
-      <w:pPr>
-        <w:jc w:val="both"/>
-        <w:rPr>
-          <w:rFonts w:ascii="Times New Roman" w:eastAsia="Helvetica" w:hAnsi="Times New Roman" w:cs="Times New Roman"/>
-        </w:rPr>
-      </w:pPr>
-    </w:p>
-    <w:p>
-      <w:pPr>
-        <w:jc w:val="both"/>
-        <w:rPr>
-          <w:rFonts w:ascii="Times New Roman" w:eastAsia="Helvetica" w:hAnsi="Times New Roman" w:cs="Times New Roman"/>
-        </w:rPr>
-      </w:pPr>
-    </w:p>
-    <w:p>
-      <w:pPr>
-        <w:jc w:val="both"/>
-        <w:rPr>
-          <w:rFonts w:ascii="Times New Roman" w:eastAsia="Helvetica" w:hAnsi="Times New Roman" w:cs="Times New Roman"/>
-        </w:rPr>
-      </w:pPr>
-    </w:p>
-    <w:p>
-      <w:pPr>
-        <w:jc w:val="both"/>
-        <w:rPr>
-          <w:rFonts w:ascii="Times New Roman" w:eastAsia="Helvetica" w:hAnsi="Times New Roman" w:cs="Times New Roman"/>
-        </w:rPr>
-      </w:pPr>
-    </w:p>
-    <w:p>
-      <w:pPr>
-        <w:jc w:val="both"/>
-        <w:rPr>
-          <w:rFonts w:ascii="Times New Roman" w:eastAsia="Helvetica" w:hAnsi="Times New Roman" w:cs="Times New Roman"/>
-        </w:rPr>
-      </w:pPr>
-    </w:p>
-    <w:p>
-      <w:pPr>
-        <w:jc w:val="both"/>
-        <w:rPr>
-          <w:rFonts w:ascii="Times New Roman" w:eastAsia="Helvetica" w:hAnsi="Times New Roman" w:cs="Times New Roman"/>
-        </w:rPr>
-      </w:pPr>
-    </w:p>
-    <w:p>
-      <w:pPr>
-        <w:jc w:val="both"/>
-        <w:rPr>
-          <w:rFonts w:ascii="Times New Roman" w:eastAsia="Helvetica" w:hAnsi="Times New Roman" w:cs="Times New Roman"/>
+        <w:rPr>
+          <w:rFonts w:eastAsia="Helvetica"/>
+        </w:rPr>
+      </w:pPr>
+    </w:p>
+    <w:p>
+      <w:pPr>
+        <w:rPr>
+          <w:rFonts w:eastAsia="Helvetica"/>
+        </w:rPr>
+      </w:pPr>
+    </w:p>
+    <w:p>
+      <w:pPr>
+        <w:rPr>
+          <w:rFonts w:eastAsia="Helvetica"/>
+        </w:rPr>
+      </w:pPr>
+    </w:p>
+    <w:p>
+      <w:pPr>
+        <w:rPr>
+          <w:rFonts w:eastAsia="Helvetica"/>
+        </w:rPr>
+      </w:pPr>
+    </w:p>
+    <w:p>
+      <w:pPr>
+        <w:rPr>
+          <w:rFonts w:eastAsia="Helvetica"/>
+        </w:rPr>
+      </w:pPr>
+    </w:p>
+    <w:p>
+      <w:pPr>
+        <w:rPr>
+          <w:rFonts w:eastAsia="Helvetica"/>
+        </w:rPr>
+      </w:pPr>
+    </w:p>
+    <w:p>
+      <w:pPr>
+        <w:rPr>
+          <w:rFonts w:eastAsia="Helvetica"/>
+        </w:rPr>
+      </w:pPr>
+    </w:p>
+    <w:p>
+      <w:pPr>
+        <w:rPr>
+          <w:rFonts w:eastAsia="Helvetica"/>
+        </w:rPr>
+      </w:pPr>
+    </w:p>
+    <w:p>
+      <w:pPr>
+        <w:rPr>
+          <w:rFonts w:eastAsia="Helvetica"/>
+        </w:rPr>
+      </w:pPr>
+    </w:p>
+    <w:p>
+      <w:pPr>
+        <w:rPr>
+          <w:rFonts w:eastAsia="Helvetica"/>
         </w:rPr>
       </w:pPr>
     </w:p>
     <w:sectPr>
-      <w:headerReference w:type="even" r:id="rId25"/>
-      <w:headerReference w:type="default" r:id="rId26"/>
-      <w:footerReference w:type="even" r:id="rId27"/>
-      <w:footerReference w:type="default" r:id="rId28"/>
-      <w:headerReference w:type="first" r:id="rId29"/>
-      <w:footerReference w:type="first" r:id="rId30"/>
+      <w:headerReference w:type="default" r:id="rId25"/>
       <w:pgSz w:w="12240" w:h="15840"/>
-      <w:pgMar w:top="1276" w:right="1325" w:bottom="851" w:left="1134" w:header="284" w:footer="708" w:gutter="0"/>
+      <w:pgMar w:top="1417" w:right="1701" w:bottom="1417" w:left="1701" w:header="283" w:footer="283" w:gutter="0"/>
       <w:cols w:space="708"/>
       <w:docGrid w:linePitch="360"/>
     </w:sectPr>
@@ -6034,11 +3649,90 @@
       </w:r>
     </w:p>
   </w:comment>
-  <w:comment w:id="1" w:author="Javier Antonio Amaya Nieto" w:date="2025-10-15T00:02:00Z" w:initials="JAAN">
+  <w:comment w:id="1" w:author="Javier Antonio Amaya Nieto" w:date="2025-10-18T18:25:00Z" w:initials="JAAN">
+    <w:p>
+      <w:pPr>
+        <w:pStyle w:val="Default"/>
+      </w:pPr>
+      <w:r>
+        <w:rPr>
+          <w:rStyle w:val="Refdecomentario"/>
+        </w:rPr>
+        <w:annotationRef/>
+      </w:r>
+    </w:p>
+    <w:p>
+      <w:pPr>
+        <w:pStyle w:val="Default"/>
+        <w:numPr>
+          <w:ilvl w:val="1"/>
+          <w:numId w:val="45"/>
+        </w:numPr>
+        <w:spacing w:after="37"/>
+        <w:ind w:left="360" w:hanging="360"/>
+        <w:rPr>
+          <w:sz w:val="22"/>
+          <w:szCs w:val="22"/>
+        </w:rPr>
+      </w:pPr>
+      <w:r>
+        <w:rPr>
+          <w:sz w:val="22"/>
+          <w:szCs w:val="22"/>
+        </w:rPr>
+        <w:t xml:space="preserve">Interprete el sentido y magnitud de la diferencia (¿cuánto más emiten los países de PIB alto?). </w:t>
+      </w:r>
+    </w:p>
+    <w:p>
+      <w:pPr>
+        <w:pStyle w:val="Default"/>
+        <w:numPr>
+          <w:ilvl w:val="1"/>
+          <w:numId w:val="45"/>
+        </w:numPr>
+        <w:ind w:left="360" w:hanging="360"/>
+        <w:rPr>
+          <w:sz w:val="22"/>
+          <w:szCs w:val="22"/>
+        </w:rPr>
+      </w:pPr>
+      <w:r>
+        <w:rPr>
+          <w:sz w:val="22"/>
+          <w:szCs w:val="22"/>
+        </w:rPr>
+        <w:t xml:space="preserve">Estime un intervalo de confianza del 95 % para esa diferencia usando un procedimiento Bootstrap y una prueba t. ¿Qué diferencia hay entre los resultados de Bootstrap y la prueba t? </w:t>
+      </w:r>
+    </w:p>
+    <w:p>
+      <w:pPr>
+        <w:pStyle w:val="Default"/>
+        <w:numPr>
+          <w:ilvl w:val="1"/>
+          <w:numId w:val="45"/>
+        </w:numPr>
+        <w:ind w:left="360" w:hanging="360"/>
+        <w:rPr>
+          <w:sz w:val="22"/>
+          <w:szCs w:val="22"/>
+        </w:rPr>
+      </w:pPr>
+    </w:p>
     <w:p>
       <w:pPr>
         <w:pStyle w:val="Textocomentario"/>
       </w:pPr>
+    </w:p>
+  </w:comment>
+  <w:comment w:id="2" w:author="Javier Antonio Amaya Nieto" w:date="2025-10-18T18:24:00Z" w:initials="JAAN">
+    <w:p>
+      <w:pPr>
+        <w:pStyle w:val="Prrafodelista"/>
+        <w:numPr>
+          <w:ilvl w:val="0"/>
+          <w:numId w:val="43"/>
+        </w:numPr>
+      </w:pPr>
       <w:r>
         <w:rPr>
           <w:rStyle w:val="Refdecomentario"/>
@@ -6046,72 +3740,37 @@
         <w:annotationRef/>
       </w:r>
       <w:r>
-        <w:t>Javier</w:t>
-      </w:r>
-    </w:p>
-  </w:comment>
-  <w:comment w:id="2" w:author="Laura Sarif Rivera Sanabria" w:date="2025-10-15T11:00:00Z" w:initials="LR">
+        <w:t xml:space="preserve">Determine si el intervalo de confianza incluye o no el valor 0. </w:t>
+      </w:r>
+    </w:p>
+    <w:p>
+      <w:pPr>
+        <w:pStyle w:val="Prrafodelista"/>
+        <w:numPr>
+          <w:ilvl w:val="0"/>
+          <w:numId w:val="43"/>
+        </w:numPr>
+      </w:pPr>
+      <w:r>
+        <w:t xml:space="preserve">Reporte el p-valor de la prueba de hipótesis y explique qué significa en términos del riesgo de error tipo I. </w:t>
+      </w:r>
+    </w:p>
+    <w:p>
+      <w:pPr>
+        <w:pStyle w:val="Prrafodelista"/>
+        <w:numPr>
+          <w:ilvl w:val="0"/>
+          <w:numId w:val="43"/>
+        </w:numPr>
+      </w:pPr>
+      <w:r>
+        <w:t>Verifique si el resultado de la prueba y el intervalo conducen a la misma conclusión.</w:t>
+      </w:r>
+    </w:p>
     <w:p>
       <w:pPr>
         <w:pStyle w:val="Textocomentario"/>
       </w:pPr>
-      <w:r>
-        <w:rPr>
-          <w:rStyle w:val="Refdecomentario"/>
-        </w:rPr>
-        <w:annotationRef/>
-      </w:r>
-      <w:r>
-        <w:t>Laura</w:t>
-      </w:r>
-    </w:p>
-  </w:comment>
-  <w:comment w:id="3" w:author="Laura Sarif Rivera Sanabria" w:date="2025-10-15T11:00:00Z" w:initials="LR">
-    <w:p>
-      <w:pPr>
-        <w:pStyle w:val="Textocomentario"/>
-      </w:pPr>
-      <w:r>
-        <w:rPr>
-          <w:rStyle w:val="Refdecomentario"/>
-        </w:rPr>
-        <w:annotationRef/>
-      </w:r>
-      <w:r>
-        <w:t>Laura</w:t>
-      </w:r>
-    </w:p>
-  </w:comment>
-  <w:comment w:id="4" w:author="Maria Camila Caraballo" w:date="2025-10-16T20:01:00Z" w:initials="MC">
-    <w:p>
-      <w:pPr>
-        <w:pStyle w:val="Textocomentario"/>
-      </w:pPr>
-      <w:r>
-        <w:rPr>
-          <w:rStyle w:val="Refdecomentario"/>
-        </w:rPr>
-        <w:annotationRef/>
-      </w:r>
-      <w:r>
-        <w:t>Lau, creo que falta explicar un poco más por qué es estadísticamente significativa, no solo es porque el rango oscila entre esos valores sino porque no incluye el cero y eso que significa</w:t>
-      </w:r>
-    </w:p>
-  </w:comment>
-  <w:comment w:id="5" w:author="Laura Sarif Rivera Sanabria" w:date="2025-10-15T11:03:00Z" w:initials="LR">
-    <w:p>
-      <w:pPr>
-        <w:pStyle w:val="Textocomentario"/>
-      </w:pPr>
-      <w:r>
-        <w:rPr>
-          <w:rStyle w:val="Refdecomentario"/>
-        </w:rPr>
-        <w:annotationRef/>
-      </w:r>
-      <w:r>
-        <w:t>Laura</w:t>
-      </w:r>
     </w:p>
   </w:comment>
 </w:comments>
@@ -6120,33 +3779,24 @@
 <file path=word/commentsExtended.xml><?xml version="1.0" encoding="utf-8"?>
 <w15:commentsEx xmlns:wpc="http://schemas.microsoft.com/office/word/2010/wordprocessingCanvas" xmlns:cx="http://schemas.microsoft.com/office/drawing/2014/chartex" xmlns:cx1="http://schemas.microsoft.com/office/drawing/2015/9/8/chartex" xmlns:cx2="http://schemas.microsoft.com/office/drawing/2015/10/21/chartex" xmlns:cx3="http://schemas.microsoft.com/office/drawing/2016/5/9/chartex" xmlns:cx4="http://schemas.microsoft.com/office/drawing/2016/5/10/chartex" xmlns:cx5="http://schemas.microsoft.com/office/drawing/2016/5/11/chartex" xmlns:cx6="http://schemas.microsoft.com/office/drawing/2016/5/12/chartex" xmlns:cx7="http://schemas.microsoft.com/office/drawing/2016/5/13/chartex" xmlns:cx8="http://schemas.microsoft.com/office/drawing/2016/5/14/chartex" xmlns:mc="http://schemas.openxmlformats.org/markup-compatibility/2006" xmlns:aink="http://schemas.microsoft.com/office/drawing/2016/ink" xmlns:am3d="http://schemas.microsoft.com/office/drawing/2017/model3d" xmlns:o="urn:schemas-microsoft-com:office:office" xmlns:r="http://schemas.openxmlformats.org/officeDocument/2006/relationships" xmlns:m="http://schemas.openxmlformats.org/officeDocument/2006/math" xmlns:v="urn:schemas-microsoft-com:vml" xmlns:wp14="http://schemas.microsoft.com/office/word/2010/wordprocessingDrawing" xmlns:wp="http://schemas.openxmlformats.org/drawingml/2006/wordprocessingDrawing" xmlns:w10="urn:schemas-microsoft-com:office:word" xmlns:w="http://schemas.openxmlformats.org/wordprocessingml/2006/main" xmlns:w14="http://schemas.microsoft.com/office/word/2010/wordml" xmlns:w15="http://schemas.microsoft.com/office/word/2012/wordml" xmlns:w16cex="http://schemas.microsoft.com/office/word/2018/wordml/cex" xmlns:w16cid="http://schemas.microsoft.com/office/word/2016/wordml/cid" xmlns:w16="http://schemas.microsoft.com/office/word/2018/wordml" xmlns:w16sdtdh="http://schemas.microsoft.com/office/word/2020/wordml/sdtdatahash" xmlns:w16se="http://schemas.microsoft.com/office/word/2015/wordml/symex" xmlns:wpg="http://schemas.microsoft.com/office/word/2010/wordprocessingGroup" xmlns:wpi="http://schemas.microsoft.com/office/word/2010/wordprocessingInk" xmlns:wne="http://schemas.microsoft.com/office/word/2006/wordml" xmlns:wps="http://schemas.microsoft.com/office/word/2010/wordprocessingShape" mc:Ignorable="w14 w15 w16se w16cid w16 w16cex w16sdtdh wp14">
   <w15:commentEx w15:paraId="26AC72FD" w15:done="0"/>
-  <w15:commentEx w15:paraId="09FEACD3" w15:done="0"/>
-  <w15:commentEx w15:paraId="7D0EA541" w15:done="0"/>
-  <w15:commentEx w15:paraId="5592D745" w15:done="0"/>
-  <w15:commentEx w15:paraId="1155C189" w15:done="0"/>
-  <w15:commentEx w15:paraId="4FFB6325" w15:done="0"/>
+  <w15:commentEx w15:paraId="026824F9" w15:done="0"/>
+  <w15:commentEx w15:paraId="03DED518" w15:done="0"/>
 </w15:commentsEx>
 </file>
 
 <file path=word/commentsExtensible.xml><?xml version="1.0" encoding="utf-8"?>
 <w16cex:commentsExtensible xmlns:wpc="http://schemas.microsoft.com/office/word/2010/wordprocessingCanvas" xmlns:cx="http://schemas.microsoft.com/office/drawing/2014/chartex" xmlns:cx1="http://schemas.microsoft.com/office/drawing/2015/9/8/chartex" xmlns:cx2="http://schemas.microsoft.com/office/drawing/2015/10/21/chartex" xmlns:cx3="http://schemas.microsoft.com/office/drawing/2016/5/9/chartex" xmlns:cx4="http://schemas.microsoft.com/office/drawing/2016/5/10/chartex" xmlns:cx5="http://schemas.microsoft.com/office/drawing/2016/5/11/chartex" xmlns:cx6="http://schemas.microsoft.com/office/drawing/2016/5/12/chartex" xmlns:cx7="http://schemas.microsoft.com/office/drawing/2016/5/13/chartex" xmlns:cx8="http://schemas.microsoft.com/office/drawing/2016/5/14/chartex" xmlns:mc="http://schemas.openxmlformats.org/markup-compatibility/2006" xmlns:aink="http://schemas.microsoft.com/office/drawing/2016/ink" xmlns:am3d="http://schemas.microsoft.com/office/drawing/2017/model3d" xmlns:o="urn:schemas-microsoft-com:office:office" xmlns:r="http://schemas.openxmlformats.org/officeDocument/2006/relationships" xmlns:m="http://schemas.openxmlformats.org/officeDocument/2006/math" xmlns:v="urn:schemas-microsoft-com:vml" xmlns:wp14="http://schemas.microsoft.com/office/word/2010/wordprocessingDrawing" xmlns:wp="http://schemas.openxmlformats.org/drawingml/2006/wordprocessingDrawing" xmlns:w10="urn:schemas-microsoft-com:office:word" xmlns:w="http://schemas.openxmlformats.org/wordprocessingml/2006/main" xmlns:w14="http://schemas.microsoft.com/office/word/2010/wordml" xmlns:w15="http://schemas.microsoft.com/office/word/2012/wordml" xmlns:w16cex="http://schemas.microsoft.com/office/word/2018/wordml/cex" xmlns:w16cid="http://schemas.microsoft.com/office/word/2016/wordml/cid" xmlns:w16="http://schemas.microsoft.com/office/word/2018/wordml" xmlns:w16sdtdh="http://schemas.microsoft.com/office/word/2020/wordml/sdtdatahash" xmlns:w16se="http://schemas.microsoft.com/office/word/2015/wordml/symex" xmlns:wpg="http://schemas.microsoft.com/office/word/2010/wordprocessingGroup" xmlns:wpi="http://schemas.microsoft.com/office/word/2010/wordprocessingInk" xmlns:wne="http://schemas.microsoft.com/office/word/2006/wordml" xmlns:wps="http://schemas.microsoft.com/office/word/2010/wordprocessingShape" mc:Ignorable="w14 w15 w16se w16cid w16 w16cex w16sdtdh wp14">
   <w16cex:commentExtensible w16cex:durableId="2C9D01FA" w16cex:dateUtc="2025-10-17T22:57:00Z"/>
-  <w16cex:commentExtensible w16cex:durableId="2C99630F" w16cex:dateUtc="2025-10-15T05:02:00Z"/>
-  <w16cex:commentExtensible w16cex:durableId="49A785E7" w16cex:dateUtc="2025-10-15T16:00:00Z"/>
-  <w16cex:commentExtensible w16cex:durableId="17A5FC1A" w16cex:dateUtc="2025-10-15T16:00:00Z"/>
-  <w16cex:commentExtensible w16cex:durableId="258A2195" w16cex:dateUtc="2025-10-17T01:01:00Z"/>
-  <w16cex:commentExtensible w16cex:durableId="09245B2A" w16cex:dateUtc="2025-10-15T16:03:00Z"/>
+  <w16cex:commentExtensible w16cex:durableId="2C9E59FC" w16cex:dateUtc="2025-10-18T23:25:00Z"/>
+  <w16cex:commentExtensible w16cex:durableId="2C9E59EB" w16cex:dateUtc="2025-10-18T23:24:00Z"/>
 </w16cex:commentsExtensible>
 </file>
 
 <file path=word/commentsIds.xml><?xml version="1.0" encoding="utf-8"?>
 <w16cid:commentsIds xmlns:wpc="http://schemas.microsoft.com/office/word/2010/wordprocessingCanvas" xmlns:cx="http://schemas.microsoft.com/office/drawing/2014/chartex" xmlns:cx1="http://schemas.microsoft.com/office/drawing/2015/9/8/chartex" xmlns:cx2="http://schemas.microsoft.com/office/drawing/2015/10/21/chartex" xmlns:cx3="http://schemas.microsoft.com/office/drawing/2016/5/9/chartex" xmlns:cx4="http://schemas.microsoft.com/office/drawing/2016/5/10/chartex" xmlns:cx5="http://schemas.microsoft.com/office/drawing/2016/5/11/chartex" xmlns:cx6="http://schemas.microsoft.com/office/drawing/2016/5/12/chartex" xmlns:cx7="http://schemas.microsoft.com/office/drawing/2016/5/13/chartex" xmlns:cx8="http://schemas.microsoft.com/office/drawing/2016/5/14/chartex" xmlns:mc="http://schemas.openxmlformats.org/markup-compatibility/2006" xmlns:aink="http://schemas.microsoft.com/office/drawing/2016/ink" xmlns:am3d="http://schemas.microsoft.com/office/drawing/2017/model3d" xmlns:o="urn:schemas-microsoft-com:office:office" xmlns:r="http://schemas.openxmlformats.org/officeDocument/2006/relationships" xmlns:m="http://schemas.openxmlformats.org/officeDocument/2006/math" xmlns:v="urn:schemas-microsoft-com:vml" xmlns:wp14="http://schemas.microsoft.com/office/word/2010/wordprocessingDrawing" xmlns:wp="http://schemas.openxmlformats.org/drawingml/2006/wordprocessingDrawing" xmlns:w10="urn:schemas-microsoft-com:office:word" xmlns:w="http://schemas.openxmlformats.org/wordprocessingml/2006/main" xmlns:w14="http://schemas.microsoft.com/office/word/2010/wordml" xmlns:w15="http://schemas.microsoft.com/office/word/2012/wordml" xmlns:w16cex="http://schemas.microsoft.com/office/word/2018/wordml/cex" xmlns:w16cid="http://schemas.microsoft.com/office/word/2016/wordml/cid" xmlns:w16="http://schemas.microsoft.com/office/word/2018/wordml" xmlns:w16sdtdh="http://schemas.microsoft.com/office/word/2020/wordml/sdtdatahash" xmlns:w16se="http://schemas.microsoft.com/office/word/2015/wordml/symex" xmlns:wpg="http://schemas.microsoft.com/office/word/2010/wordprocessingGroup" xmlns:wpi="http://schemas.microsoft.com/office/word/2010/wordprocessingInk" xmlns:wne="http://schemas.microsoft.com/office/word/2006/wordml" xmlns:wps="http://schemas.microsoft.com/office/word/2010/wordprocessingShape" mc:Ignorable="w14 w15 w16se w16cid w16 w16cex w16sdtdh wp14">
   <w16cid:commentId w16cid:paraId="26AC72FD" w16cid:durableId="2C9D01FA"/>
-  <w16cid:commentId w16cid:paraId="09FEACD3" w16cid:durableId="2C99630F"/>
-  <w16cid:commentId w16cid:paraId="7D0EA541" w16cid:durableId="49A785E7"/>
-  <w16cid:commentId w16cid:paraId="5592D745" w16cid:durableId="17A5FC1A"/>
-  <w16cid:commentId w16cid:paraId="1155C189" w16cid:durableId="258A2195"/>
-  <w16cid:commentId w16cid:paraId="4FFB6325" w16cid:durableId="09245B2A"/>
+  <w16cid:commentId w16cid:paraId="026824F9" w16cid:durableId="2C9E59FC"/>
+  <w16cid:commentId w16cid:paraId="03DED518" w16cid:durableId="2C9E59EB"/>
 </w16cid:commentsIds>
 </file>
 
@@ -6154,9 +3804,6 @@
 <w:endnotes xmlns:wpc="http://schemas.microsoft.com/office/word/2010/wordprocessingCanvas" xmlns:cx="http://schemas.microsoft.com/office/drawing/2014/chartex" xmlns:cx1="http://schemas.microsoft.com/office/drawing/2015/9/8/chartex" xmlns:cx2="http://schemas.microsoft.com/office/drawing/2015/10/21/chartex" xmlns:cx3="http://schemas.microsoft.com/office/drawing/2016/5/9/chartex" xmlns:cx4="http://schemas.microsoft.com/office/drawing/2016/5/10/chartex" xmlns:cx5="http://schemas.microsoft.com/office/drawing/2016/5/11/chartex" xmlns:cx6="http://schemas.microsoft.com/office/drawing/2016/5/12/chartex" xmlns:cx7="http://schemas.microsoft.com/office/drawing/2016/5/13/chartex" xmlns:cx8="http://schemas.microsoft.com/office/drawing/2016/5/14/chartex" xmlns:mc="http://schemas.openxmlformats.org/markup-compatibility/2006" xmlns:aink="http://schemas.microsoft.com/office/drawing/2016/ink" xmlns:am3d="http://schemas.microsoft.com/office/drawing/2017/model3d" xmlns:o="urn:schemas-microsoft-com:office:office" xmlns:r="http://schemas.openxmlformats.org/officeDocument/2006/relationships" xmlns:m="http://schemas.openxmlformats.org/officeDocument/2006/math" xmlns:v="urn:schemas-microsoft-com:vml" xmlns:wp14="http://schemas.microsoft.com/office/word/2010/wordprocessingDrawing" xmlns:wp="http://schemas.openxmlformats.org/drawingml/2006/wordprocessingDrawing" xmlns:w10="urn:schemas-microsoft-com:office:word" xmlns:w="http://schemas.openxmlformats.org/wordprocessingml/2006/main" xmlns:w14="http://schemas.microsoft.com/office/word/2010/wordml" xmlns:w15="http://schemas.microsoft.com/office/word/2012/wordml" xmlns:w16cex="http://schemas.microsoft.com/office/word/2018/wordml/cex" xmlns:w16cid="http://schemas.microsoft.com/office/word/2016/wordml/cid" xmlns:w16="http://schemas.microsoft.com/office/word/2018/wordml" xmlns:w16sdtdh="http://schemas.microsoft.com/office/word/2020/wordml/sdtdatahash" xmlns:w16se="http://schemas.microsoft.com/office/word/2015/wordml/symex" xmlns:wpg="http://schemas.microsoft.com/office/word/2010/wordprocessingGroup" xmlns:wpi="http://schemas.microsoft.com/office/word/2010/wordprocessingInk" xmlns:wne="http://schemas.microsoft.com/office/word/2006/wordml" xmlns:wps="http://schemas.microsoft.com/office/word/2010/wordprocessingShape" mc:Ignorable="w14 w15 w16se w16cid w16 w16cex w16sdtdh wp14">
   <w:endnote w:type="separator" w:id="-1">
     <w:p>
-      <w:pPr>
-        <w:spacing w:after="0" w:line="240" w:lineRule="auto"/>
-      </w:pPr>
       <w:r>
         <w:separator/>
       </w:r>
@@ -6164,54 +3811,18 @@
   </w:endnote>
   <w:endnote w:type="continuationSeparator" w:id="0">
     <w:p>
-      <w:pPr>
-        <w:spacing w:after="0" w:line="240" w:lineRule="auto"/>
-      </w:pPr>
       <w:r>
         <w:continuationSeparator/>
       </w:r>
     </w:p>
   </w:endnote>
 </w:endnotes>
-</file>
-
-<file path=word/footer1.xml><?xml version="1.0" encoding="utf-8"?>
-<w:ftr xmlns:wpc="http://schemas.microsoft.com/office/word/2010/wordprocessingCanvas" xmlns:cx="http://schemas.microsoft.com/office/drawing/2014/chartex" xmlns:cx1="http://schemas.microsoft.com/office/drawing/2015/9/8/chartex" xmlns:cx2="http://schemas.microsoft.com/office/drawing/2015/10/21/chartex" xmlns:cx3="http://schemas.microsoft.com/office/drawing/2016/5/9/chartex" xmlns:cx4="http://schemas.microsoft.com/office/drawing/2016/5/10/chartex" xmlns:cx5="http://schemas.microsoft.com/office/drawing/2016/5/11/chartex" xmlns:cx6="http://schemas.microsoft.com/office/drawing/2016/5/12/chartex" xmlns:cx7="http://schemas.microsoft.com/office/drawing/2016/5/13/chartex" xmlns:cx8="http://schemas.microsoft.com/office/drawing/2016/5/14/chartex" xmlns:mc="http://schemas.openxmlformats.org/markup-compatibility/2006" xmlns:aink="http://schemas.microsoft.com/office/drawing/2016/ink" xmlns:am3d="http://schemas.microsoft.com/office/drawing/2017/model3d" xmlns:o="urn:schemas-microsoft-com:office:office" xmlns:r="http://schemas.openxmlformats.org/officeDocument/2006/relationships" xmlns:m="http://schemas.openxmlformats.org/officeDocument/2006/math" xmlns:v="urn:schemas-microsoft-com:vml" xmlns:wp14="http://schemas.microsoft.com/office/word/2010/wordprocessingDrawing" xmlns:wp="http://schemas.openxmlformats.org/drawingml/2006/wordprocessingDrawing" xmlns:w10="urn:schemas-microsoft-com:office:word" xmlns:w="http://schemas.openxmlformats.org/wordprocessingml/2006/main" xmlns:w14="http://schemas.microsoft.com/office/word/2010/wordml" xmlns:w15="http://schemas.microsoft.com/office/word/2012/wordml" xmlns:w16cex="http://schemas.microsoft.com/office/word/2018/wordml/cex" xmlns:w16cid="http://schemas.microsoft.com/office/word/2016/wordml/cid" xmlns:w16="http://schemas.microsoft.com/office/word/2018/wordml" xmlns:w16sdtdh="http://schemas.microsoft.com/office/word/2020/wordml/sdtdatahash" xmlns:w16se="http://schemas.microsoft.com/office/word/2015/wordml/symex" xmlns:wpg="http://schemas.microsoft.com/office/word/2010/wordprocessingGroup" xmlns:wpi="http://schemas.microsoft.com/office/word/2010/wordprocessingInk" xmlns:wne="http://schemas.microsoft.com/office/word/2006/wordml" xmlns:wps="http://schemas.microsoft.com/office/word/2010/wordprocessingShape" mc:Ignorable="w14 w15 w16se w16cid w16 w16cex w16sdtdh wp14">
-  <w:p>
-    <w:pPr>
-      <w:pStyle w:val="Piedepgina"/>
-    </w:pPr>
-  </w:p>
-</w:ftr>
-</file>
-
-<file path=word/footer2.xml><?xml version="1.0" encoding="utf-8"?>
-<w:ftr xmlns:wpc="http://schemas.microsoft.com/office/word/2010/wordprocessingCanvas" xmlns:cx="http://schemas.microsoft.com/office/drawing/2014/chartex" xmlns:cx1="http://schemas.microsoft.com/office/drawing/2015/9/8/chartex" xmlns:cx2="http://schemas.microsoft.com/office/drawing/2015/10/21/chartex" xmlns:cx3="http://schemas.microsoft.com/office/drawing/2016/5/9/chartex" xmlns:cx4="http://schemas.microsoft.com/office/drawing/2016/5/10/chartex" xmlns:cx5="http://schemas.microsoft.com/office/drawing/2016/5/11/chartex" xmlns:cx6="http://schemas.microsoft.com/office/drawing/2016/5/12/chartex" xmlns:cx7="http://schemas.microsoft.com/office/drawing/2016/5/13/chartex" xmlns:cx8="http://schemas.microsoft.com/office/drawing/2016/5/14/chartex" xmlns:mc="http://schemas.openxmlformats.org/markup-compatibility/2006" xmlns:aink="http://schemas.microsoft.com/office/drawing/2016/ink" xmlns:am3d="http://schemas.microsoft.com/office/drawing/2017/model3d" xmlns:o="urn:schemas-microsoft-com:office:office" xmlns:r="http://schemas.openxmlformats.org/officeDocument/2006/relationships" xmlns:m="http://schemas.openxmlformats.org/officeDocument/2006/math" xmlns:v="urn:schemas-microsoft-com:vml" xmlns:wp14="http://schemas.microsoft.com/office/word/2010/wordprocessingDrawing" xmlns:wp="http://schemas.openxmlformats.org/drawingml/2006/wordprocessingDrawing" xmlns:w10="urn:schemas-microsoft-com:office:word" xmlns:w="http://schemas.openxmlformats.org/wordprocessingml/2006/main" xmlns:w14="http://schemas.microsoft.com/office/word/2010/wordml" xmlns:w15="http://schemas.microsoft.com/office/word/2012/wordml" xmlns:w16cex="http://schemas.microsoft.com/office/word/2018/wordml/cex" xmlns:w16cid="http://schemas.microsoft.com/office/word/2016/wordml/cid" xmlns:w16="http://schemas.microsoft.com/office/word/2018/wordml" xmlns:w16sdtdh="http://schemas.microsoft.com/office/word/2020/wordml/sdtdatahash" xmlns:w16se="http://schemas.microsoft.com/office/word/2015/wordml/symex" xmlns:wpg="http://schemas.microsoft.com/office/word/2010/wordprocessingGroup" xmlns:wpi="http://schemas.microsoft.com/office/word/2010/wordprocessingInk" xmlns:wne="http://schemas.microsoft.com/office/word/2006/wordml" xmlns:wps="http://schemas.microsoft.com/office/word/2010/wordprocessingShape" mc:Ignorable="w14 w15 w16se w16cid w16 w16cex w16sdtdh wp14">
-  <w:p>
-    <w:pPr>
-      <w:pStyle w:val="Piedepgina"/>
-    </w:pPr>
-  </w:p>
-</w:ftr>
-</file>
-
-<file path=word/footer3.xml><?xml version="1.0" encoding="utf-8"?>
-<w:ftr xmlns:wpc="http://schemas.microsoft.com/office/word/2010/wordprocessingCanvas" xmlns:cx="http://schemas.microsoft.com/office/drawing/2014/chartex" xmlns:cx1="http://schemas.microsoft.com/office/drawing/2015/9/8/chartex" xmlns:cx2="http://schemas.microsoft.com/office/drawing/2015/10/21/chartex" xmlns:cx3="http://schemas.microsoft.com/office/drawing/2016/5/9/chartex" xmlns:cx4="http://schemas.microsoft.com/office/drawing/2016/5/10/chartex" xmlns:cx5="http://schemas.microsoft.com/office/drawing/2016/5/11/chartex" xmlns:cx6="http://schemas.microsoft.com/office/drawing/2016/5/12/chartex" xmlns:cx7="http://schemas.microsoft.com/office/drawing/2016/5/13/chartex" xmlns:cx8="http://schemas.microsoft.com/office/drawing/2016/5/14/chartex" xmlns:mc="http://schemas.openxmlformats.org/markup-compatibility/2006" xmlns:aink="http://schemas.microsoft.com/office/drawing/2016/ink" xmlns:am3d="http://schemas.microsoft.com/office/drawing/2017/model3d" xmlns:o="urn:schemas-microsoft-com:office:office" xmlns:r="http://schemas.openxmlformats.org/officeDocument/2006/relationships" xmlns:m="http://schemas.openxmlformats.org/officeDocument/2006/math" xmlns:v="urn:schemas-microsoft-com:vml" xmlns:wp14="http://schemas.microsoft.com/office/word/2010/wordprocessingDrawing" xmlns:wp="http://schemas.openxmlformats.org/drawingml/2006/wordprocessingDrawing" xmlns:w10="urn:schemas-microsoft-com:office:word" xmlns:w="http://schemas.openxmlformats.org/wordprocessingml/2006/main" xmlns:w14="http://schemas.microsoft.com/office/word/2010/wordml" xmlns:w15="http://schemas.microsoft.com/office/word/2012/wordml" xmlns:w16cex="http://schemas.microsoft.com/office/word/2018/wordml/cex" xmlns:w16cid="http://schemas.microsoft.com/office/word/2016/wordml/cid" xmlns:w16="http://schemas.microsoft.com/office/word/2018/wordml" xmlns:w16sdtdh="http://schemas.microsoft.com/office/word/2020/wordml/sdtdatahash" xmlns:w16se="http://schemas.microsoft.com/office/word/2015/wordml/symex" xmlns:wpg="http://schemas.microsoft.com/office/word/2010/wordprocessingGroup" xmlns:wpi="http://schemas.microsoft.com/office/word/2010/wordprocessingInk" xmlns:wne="http://schemas.microsoft.com/office/word/2006/wordml" xmlns:wps="http://schemas.microsoft.com/office/word/2010/wordprocessingShape" mc:Ignorable="w14 w15 w16se w16cid w16 w16cex w16sdtdh wp14">
-  <w:p>
-    <w:pPr>
-      <w:pStyle w:val="Piedepgina"/>
-    </w:pPr>
-  </w:p>
-</w:ftr>
 </file>
 
 <file path=word/footnotes.xml><?xml version="1.0" encoding="utf-8"?>
 <w:footnotes xmlns:wpc="http://schemas.microsoft.com/office/word/2010/wordprocessingCanvas" xmlns:cx="http://schemas.microsoft.com/office/drawing/2014/chartex" xmlns:cx1="http://schemas.microsoft.com/office/drawing/2015/9/8/chartex" xmlns:cx2="http://schemas.microsoft.com/office/drawing/2015/10/21/chartex" xmlns:cx3="http://schemas.microsoft.com/office/drawing/2016/5/9/chartex" xmlns:cx4="http://schemas.microsoft.com/office/drawing/2016/5/10/chartex" xmlns:cx5="http://schemas.microsoft.com/office/drawing/2016/5/11/chartex" xmlns:cx6="http://schemas.microsoft.com/office/drawing/2016/5/12/chartex" xmlns:cx7="http://schemas.microsoft.com/office/drawing/2016/5/13/chartex" xmlns:cx8="http://schemas.microsoft.com/office/drawing/2016/5/14/chartex" xmlns:mc="http://schemas.openxmlformats.org/markup-compatibility/2006" xmlns:aink="http://schemas.microsoft.com/office/drawing/2016/ink" xmlns:am3d="http://schemas.microsoft.com/office/drawing/2017/model3d" xmlns:o="urn:schemas-microsoft-com:office:office" xmlns:r="http://schemas.openxmlformats.org/officeDocument/2006/relationships" xmlns:m="http://schemas.openxmlformats.org/officeDocument/2006/math" xmlns:v="urn:schemas-microsoft-com:vml" xmlns:wp14="http://schemas.microsoft.com/office/word/2010/wordprocessingDrawing" xmlns:wp="http://schemas.openxmlformats.org/drawingml/2006/wordprocessingDrawing" xmlns:w10="urn:schemas-microsoft-com:office:word" xmlns:w="http://schemas.openxmlformats.org/wordprocessingml/2006/main" xmlns:w14="http://schemas.microsoft.com/office/word/2010/wordml" xmlns:w15="http://schemas.microsoft.com/office/word/2012/wordml" xmlns:w16cex="http://schemas.microsoft.com/office/word/2018/wordml/cex" xmlns:w16cid="http://schemas.microsoft.com/office/word/2016/wordml/cid" xmlns:w16="http://schemas.microsoft.com/office/word/2018/wordml" xmlns:w16sdtdh="http://schemas.microsoft.com/office/word/2020/wordml/sdtdatahash" xmlns:w16se="http://schemas.microsoft.com/office/word/2015/wordml/symex" xmlns:wpg="http://schemas.microsoft.com/office/word/2010/wordprocessingGroup" xmlns:wpi="http://schemas.microsoft.com/office/word/2010/wordprocessingInk" xmlns:wne="http://schemas.microsoft.com/office/word/2006/wordml" xmlns:wps="http://schemas.microsoft.com/office/word/2010/wordprocessingShape" mc:Ignorable="w14 w15 w16se w16cid w16 w16cex w16sdtdh wp14">
   <w:footnote w:type="separator" w:id="-1">
     <w:p>
-      <w:pPr>
-        <w:spacing w:after="0" w:line="240" w:lineRule="auto"/>
-      </w:pPr>
       <w:r>
         <w:separator/>
       </w:r>
@@ -6219,9 +3830,6 @@
   </w:footnote>
   <w:footnote w:type="continuationSeparator" w:id="0">
     <w:p>
-      <w:pPr>
-        <w:spacing w:after="0" w:line="240" w:lineRule="auto"/>
-      </w:pPr>
       <w:r>
         <w:continuationSeparator/>
       </w:r>
@@ -6282,16 +3890,6 @@
   <w:p>
     <w:pPr>
       <w:pStyle w:val="Encabezado"/>
-    </w:pPr>
-  </w:p>
-</w:hdr>
-</file>
-
-<file path=word/header2.xml><?xml version="1.0" encoding="utf-8"?>
-<w:hdr xmlns:wpc="http://schemas.microsoft.com/office/word/2010/wordprocessingCanvas" xmlns:cx="http://schemas.microsoft.com/office/drawing/2014/chartex" xmlns:cx1="http://schemas.microsoft.com/office/drawing/2015/9/8/chartex" xmlns:cx2="http://schemas.microsoft.com/office/drawing/2015/10/21/chartex" xmlns:cx3="http://schemas.microsoft.com/office/drawing/2016/5/9/chartex" xmlns:cx4="http://schemas.microsoft.com/office/drawing/2016/5/10/chartex" xmlns:cx5="http://schemas.microsoft.com/office/drawing/2016/5/11/chartex" xmlns:cx6="http://schemas.microsoft.com/office/drawing/2016/5/12/chartex" xmlns:cx7="http://schemas.microsoft.com/office/drawing/2016/5/13/chartex" xmlns:cx8="http://schemas.microsoft.com/office/drawing/2016/5/14/chartex" xmlns:mc="http://schemas.openxmlformats.org/markup-compatibility/2006" xmlns:aink="http://schemas.microsoft.com/office/drawing/2016/ink" xmlns:am3d="http://schemas.microsoft.com/office/drawing/2017/model3d" xmlns:o="urn:schemas-microsoft-com:office:office" xmlns:r="http://schemas.openxmlformats.org/officeDocument/2006/relationships" xmlns:m="http://schemas.openxmlformats.org/officeDocument/2006/math" xmlns:v="urn:schemas-microsoft-com:vml" xmlns:wp14="http://schemas.microsoft.com/office/word/2010/wordprocessingDrawing" xmlns:wp="http://schemas.openxmlformats.org/drawingml/2006/wordprocessingDrawing" xmlns:w10="urn:schemas-microsoft-com:office:word" xmlns:w="http://schemas.openxmlformats.org/wordprocessingml/2006/main" xmlns:w14="http://schemas.microsoft.com/office/word/2010/wordml" xmlns:w15="http://schemas.microsoft.com/office/word/2012/wordml" xmlns:w16cex="http://schemas.microsoft.com/office/word/2018/wordml/cex" xmlns:w16cid="http://schemas.microsoft.com/office/word/2016/wordml/cid" xmlns:w16="http://schemas.microsoft.com/office/word/2018/wordml" xmlns:w16sdtdh="http://schemas.microsoft.com/office/word/2020/wordml/sdtdatahash" xmlns:w16se="http://schemas.microsoft.com/office/word/2015/wordml/symex" xmlns:wpg="http://schemas.microsoft.com/office/word/2010/wordprocessingGroup" xmlns:wpi="http://schemas.microsoft.com/office/word/2010/wordprocessingInk" xmlns:wne="http://schemas.microsoft.com/office/word/2006/wordml" xmlns:wps="http://schemas.microsoft.com/office/word/2010/wordprocessingShape" mc:Ignorable="w14 w15 w16se w16cid w16 w16cex w16sdtdh wp14">
-  <w:p>
-    <w:pPr>
-      <w:pStyle w:val="Encabezado"/>
       <w:rPr>
         <w:noProof/>
       </w:rPr>
@@ -6301,13 +3899,13 @@
         <w:noProof/>
       </w:rPr>
       <w:drawing>
-        <wp:anchor distT="0" distB="0" distL="114300" distR="114300" simplePos="0" relativeHeight="251658240" behindDoc="1" locked="0" layoutInCell="1" allowOverlap="1" wp14:anchorId="6D03E398" wp14:editId="794F6D99">
+        <wp:anchor distT="0" distB="0" distL="114300" distR="114300" simplePos="0" relativeHeight="251658240" behindDoc="1" locked="0" layoutInCell="1" allowOverlap="1" wp14:anchorId="6D03E398" wp14:editId="6711D376">
           <wp:simplePos x="0" y="0"/>
           <wp:positionH relativeFrom="column">
-            <wp:posOffset>5439109</wp:posOffset>
+            <wp:posOffset>4618932</wp:posOffset>
           </wp:positionH>
           <wp:positionV relativeFrom="paragraph">
-            <wp:posOffset>5715</wp:posOffset>
+            <wp:posOffset>124032</wp:posOffset>
           </wp:positionV>
           <wp:extent cx="1335405" cy="769620"/>
           <wp:effectExtent l="0" t="0" r="0" b="0"/>
@@ -6362,34 +3960,14 @@
     <w:pPr>
       <w:pStyle w:val="Encabezado"/>
     </w:pPr>
-    <w:r>
-      <w:t xml:space="preserve">                                                                                                                                                    </w:t>
-    </w:r>
   </w:p>
   <w:p>
     <w:pPr>
       <w:pStyle w:val="Encabezado"/>
     </w:pPr>
-  </w:p>
-  <w:p>
-    <w:pPr>
-      <w:pStyle w:val="Encabezado"/>
-    </w:pPr>
-  </w:p>
-  <w:p>
-    <w:pPr>
-      <w:pStyle w:val="Encabezado"/>
-    </w:pPr>
-  </w:p>
-</w:hdr>
-</file>
-
-<file path=word/header3.xml><?xml version="1.0" encoding="utf-8"?>
-<w:hdr xmlns:wpc="http://schemas.microsoft.com/office/word/2010/wordprocessingCanvas" xmlns:cx="http://schemas.microsoft.com/office/drawing/2014/chartex" xmlns:cx1="http://schemas.microsoft.com/office/drawing/2015/9/8/chartex" xmlns:cx2="http://schemas.microsoft.com/office/drawing/2015/10/21/chartex" xmlns:cx3="http://schemas.microsoft.com/office/drawing/2016/5/9/chartex" xmlns:cx4="http://schemas.microsoft.com/office/drawing/2016/5/10/chartex" xmlns:cx5="http://schemas.microsoft.com/office/drawing/2016/5/11/chartex" xmlns:cx6="http://schemas.microsoft.com/office/drawing/2016/5/12/chartex" xmlns:cx7="http://schemas.microsoft.com/office/drawing/2016/5/13/chartex" xmlns:cx8="http://schemas.microsoft.com/office/drawing/2016/5/14/chartex" xmlns:mc="http://schemas.openxmlformats.org/markup-compatibility/2006" xmlns:aink="http://schemas.microsoft.com/office/drawing/2016/ink" xmlns:am3d="http://schemas.microsoft.com/office/drawing/2017/model3d" xmlns:o="urn:schemas-microsoft-com:office:office" xmlns:r="http://schemas.openxmlformats.org/officeDocument/2006/relationships" xmlns:m="http://schemas.openxmlformats.org/officeDocument/2006/math" xmlns:v="urn:schemas-microsoft-com:vml" xmlns:wp14="http://schemas.microsoft.com/office/word/2010/wordprocessingDrawing" xmlns:wp="http://schemas.openxmlformats.org/drawingml/2006/wordprocessingDrawing" xmlns:w10="urn:schemas-microsoft-com:office:word" xmlns:w="http://schemas.openxmlformats.org/wordprocessingml/2006/main" xmlns:w14="http://schemas.microsoft.com/office/word/2010/wordml" xmlns:w15="http://schemas.microsoft.com/office/word/2012/wordml" xmlns:w16cex="http://schemas.microsoft.com/office/word/2018/wordml/cex" xmlns:w16cid="http://schemas.microsoft.com/office/word/2016/wordml/cid" xmlns:w16="http://schemas.microsoft.com/office/word/2018/wordml" xmlns:w16sdtdh="http://schemas.microsoft.com/office/word/2020/wordml/sdtdatahash" xmlns:w16se="http://schemas.microsoft.com/office/word/2015/wordml/symex" xmlns:wpg="http://schemas.microsoft.com/office/word/2010/wordprocessingGroup" xmlns:wpi="http://schemas.microsoft.com/office/word/2010/wordprocessingInk" xmlns:wne="http://schemas.microsoft.com/office/word/2006/wordml" xmlns:wps="http://schemas.microsoft.com/office/word/2010/wordprocessingShape" mc:Ignorable="w14 w15 w16se w16cid w16 w16cex w16sdtdh wp14">
-  <w:p>
-    <w:pPr>
-      <w:pStyle w:val="Encabezado"/>
-    </w:pPr>
+    <w:r>
+      <w:t xml:space="preserve">                                                                                                                                                    </w:t>
+    </w:r>
   </w:p>
 </w:hdr>
 </file>
@@ -6397,6 +3975,57 @@
 <file path=word/numbering.xml><?xml version="1.0" encoding="utf-8"?>
 <w:numbering xmlns:wpc="http://schemas.microsoft.com/office/word/2010/wordprocessingCanvas" xmlns:cx="http://schemas.microsoft.com/office/drawing/2014/chartex" xmlns:cx1="http://schemas.microsoft.com/office/drawing/2015/9/8/chartex" xmlns:cx2="http://schemas.microsoft.com/office/drawing/2015/10/21/chartex" xmlns:cx3="http://schemas.microsoft.com/office/drawing/2016/5/9/chartex" xmlns:cx4="http://schemas.microsoft.com/office/drawing/2016/5/10/chartex" xmlns:cx5="http://schemas.microsoft.com/office/drawing/2016/5/11/chartex" xmlns:cx6="http://schemas.microsoft.com/office/drawing/2016/5/12/chartex" xmlns:cx7="http://schemas.microsoft.com/office/drawing/2016/5/13/chartex" xmlns:cx8="http://schemas.microsoft.com/office/drawing/2016/5/14/chartex" xmlns:mc="http://schemas.openxmlformats.org/markup-compatibility/2006" xmlns:aink="http://schemas.microsoft.com/office/drawing/2016/ink" xmlns:am3d="http://schemas.microsoft.com/office/drawing/2017/model3d" xmlns:o="urn:schemas-microsoft-com:office:office" xmlns:r="http://schemas.openxmlformats.org/officeDocument/2006/relationships" xmlns:m="http://schemas.openxmlformats.org/officeDocument/2006/math" xmlns:v="urn:schemas-microsoft-com:vml" xmlns:wp14="http://schemas.microsoft.com/office/word/2010/wordprocessingDrawing" xmlns:wp="http://schemas.openxmlformats.org/drawingml/2006/wordprocessingDrawing" xmlns:w10="urn:schemas-microsoft-com:office:word" xmlns:w="http://schemas.openxmlformats.org/wordprocessingml/2006/main" xmlns:w14="http://schemas.microsoft.com/office/word/2010/wordml" xmlns:w15="http://schemas.microsoft.com/office/word/2012/wordml" xmlns:w16cex="http://schemas.microsoft.com/office/word/2018/wordml/cex" xmlns:w16cid="http://schemas.microsoft.com/office/word/2016/wordml/cid" xmlns:w16="http://schemas.microsoft.com/office/word/2018/wordml" xmlns:w16sdtdh="http://schemas.microsoft.com/office/word/2020/wordml/sdtdatahash" xmlns:w16se="http://schemas.microsoft.com/office/word/2015/wordml/symex" xmlns:wpg="http://schemas.microsoft.com/office/word/2010/wordprocessingGroup" xmlns:wpi="http://schemas.microsoft.com/office/word/2010/wordprocessingInk" xmlns:wne="http://schemas.microsoft.com/office/word/2006/wordml" xmlns:wps="http://schemas.microsoft.com/office/word/2010/wordprocessingShape" mc:Ignorable="w14 w15 w16se w16cid w16 w16cex w16sdtdh wp14">
   <w:abstractNum w:abstractNumId="0" w15:restartNumberingAfterBreak="0">
+    <w:nsid w:val="F3913FE4"/>
+    <w:multiLevelType w:val="hybridMultilevel"/>
+    <w:tmpl w:val="8E456AE0"/>
+    <w:lvl w:ilvl="0" w:tplc="FFFFFFFF">
+      <w:start w:val="1"/>
+      <w:numFmt w:val="ideographDigital"/>
+      <w:lvlText w:val=""/>
+      <w:lvlJc w:val="left"/>
+    </w:lvl>
+    <w:lvl w:ilvl="1" w:tplc="FFFFFFFF">
+      <w:numFmt w:val="decimal"/>
+      <w:lvlText w:val=""/>
+      <w:lvlJc w:val="left"/>
+    </w:lvl>
+    <w:lvl w:ilvl="2" w:tplc="FFFFFFFF">
+      <w:numFmt w:val="decimal"/>
+      <w:lvlText w:val=""/>
+      <w:lvlJc w:val="left"/>
+    </w:lvl>
+    <w:lvl w:ilvl="3" w:tplc="FFFFFFFF">
+      <w:numFmt w:val="decimal"/>
+      <w:lvlText w:val=""/>
+      <w:lvlJc w:val="left"/>
+    </w:lvl>
+    <w:lvl w:ilvl="4" w:tplc="FFFFFFFF">
+      <w:numFmt w:val="decimal"/>
+      <w:lvlText w:val=""/>
+      <w:lvlJc w:val="left"/>
+    </w:lvl>
+    <w:lvl w:ilvl="5" w:tplc="FFFFFFFF">
+      <w:numFmt w:val="decimal"/>
+      <w:lvlText w:val=""/>
+      <w:lvlJc w:val="left"/>
+    </w:lvl>
+    <w:lvl w:ilvl="6" w:tplc="FFFFFFFF">
+      <w:numFmt w:val="decimal"/>
+      <w:lvlText w:val=""/>
+      <w:lvlJc w:val="left"/>
+    </w:lvl>
+    <w:lvl w:ilvl="7" w:tplc="FFFFFFFF">
+      <w:numFmt w:val="decimal"/>
+      <w:lvlText w:val=""/>
+      <w:lvlJc w:val="left"/>
+    </w:lvl>
+    <w:lvl w:ilvl="8" w:tplc="FFFFFFFF">
+      <w:numFmt w:val="decimal"/>
+      <w:lvlText w:val=""/>
+      <w:lvlJc w:val="left"/>
+    </w:lvl>
+  </w:abstractNum>
+  <w:abstractNum w:abstractNumId="1" w15:restartNumberingAfterBreak="0">
     <w:nsid w:val="00F72B2E"/>
     <w:multiLevelType w:val="hybridMultilevel"/>
     <w:tmpl w:val="85627502"/>
@@ -6509,7 +4138,7 @@
       </w:rPr>
     </w:lvl>
   </w:abstractNum>
-  <w:abstractNum w:abstractNumId="1" w15:restartNumberingAfterBreak="0">
+  <w:abstractNum w:abstractNumId="2" w15:restartNumberingAfterBreak="0">
     <w:nsid w:val="05925ABE"/>
     <w:multiLevelType w:val="hybridMultilevel"/>
     <w:tmpl w:val="EB0814B4"/>
@@ -6622,7 +4251,7 @@
       </w:rPr>
     </w:lvl>
   </w:abstractNum>
-  <w:abstractNum w:abstractNumId="2" w15:restartNumberingAfterBreak="0">
+  <w:abstractNum w:abstractNumId="3" w15:restartNumberingAfterBreak="0">
     <w:nsid w:val="06AF0D63"/>
     <w:multiLevelType w:val="hybridMultilevel"/>
     <w:tmpl w:val="FDDCA430"/>
@@ -6711,7 +4340,7 @@
       </w:pPr>
     </w:lvl>
   </w:abstractNum>
-  <w:abstractNum w:abstractNumId="3" w15:restartNumberingAfterBreak="0">
+  <w:abstractNum w:abstractNumId="4" w15:restartNumberingAfterBreak="0">
     <w:nsid w:val="07A16F1F"/>
     <w:multiLevelType w:val="multilevel"/>
     <w:tmpl w:val="7256C046"/>
@@ -6797,7 +4426,7 @@
       </w:pPr>
     </w:lvl>
   </w:abstractNum>
-  <w:abstractNum w:abstractNumId="4" w15:restartNumberingAfterBreak="0">
+  <w:abstractNum w:abstractNumId="5" w15:restartNumberingAfterBreak="0">
     <w:nsid w:val="0E730023"/>
     <w:multiLevelType w:val="hybridMultilevel"/>
     <w:tmpl w:val="EAFEB740"/>
@@ -6909,7 +4538,7 @@
       </w:rPr>
     </w:lvl>
   </w:abstractNum>
-  <w:abstractNum w:abstractNumId="5" w15:restartNumberingAfterBreak="0">
+  <w:abstractNum w:abstractNumId="6" w15:restartNumberingAfterBreak="0">
     <w:nsid w:val="104274ED"/>
     <w:multiLevelType w:val="multilevel"/>
     <w:tmpl w:val="5F2C8BE8"/>
@@ -6999,7 +4628,7 @@
       </w:pPr>
     </w:lvl>
   </w:abstractNum>
-  <w:abstractNum w:abstractNumId="6" w15:restartNumberingAfterBreak="0">
+  <w:abstractNum w:abstractNumId="7" w15:restartNumberingAfterBreak="0">
     <w:nsid w:val="10A416D2"/>
     <w:multiLevelType w:val="hybridMultilevel"/>
     <w:tmpl w:val="6D280EB8"/>
@@ -7112,7 +4741,7 @@
       </w:rPr>
     </w:lvl>
   </w:abstractNum>
-  <w:abstractNum w:abstractNumId="7" w15:restartNumberingAfterBreak="0">
+  <w:abstractNum w:abstractNumId="8" w15:restartNumberingAfterBreak="0">
     <w:nsid w:val="11D53B99"/>
     <w:multiLevelType w:val="hybridMultilevel"/>
     <w:tmpl w:val="232A7C90"/>
@@ -7225,7 +4854,7 @@
       </w:rPr>
     </w:lvl>
   </w:abstractNum>
-  <w:abstractNum w:abstractNumId="8" w15:restartNumberingAfterBreak="0">
+  <w:abstractNum w:abstractNumId="9" w15:restartNumberingAfterBreak="0">
     <w:nsid w:val="17DA2C5D"/>
     <w:multiLevelType w:val="multilevel"/>
     <w:tmpl w:val="6928A55E"/>
@@ -7338,7 +4967,7 @@
       </w:pPr>
     </w:lvl>
   </w:abstractNum>
-  <w:abstractNum w:abstractNumId="9" w15:restartNumberingAfterBreak="0">
+  <w:abstractNum w:abstractNumId="10" w15:restartNumberingAfterBreak="0">
     <w:nsid w:val="1875645D"/>
     <w:multiLevelType w:val="hybridMultilevel"/>
     <w:tmpl w:val="304E9C9A"/>
@@ -7424,7 +5053,7 @@
       </w:pPr>
     </w:lvl>
   </w:abstractNum>
-  <w:abstractNum w:abstractNumId="10" w15:restartNumberingAfterBreak="0">
+  <w:abstractNum w:abstractNumId="11" w15:restartNumberingAfterBreak="0">
     <w:nsid w:val="1BEA0E1E"/>
     <w:multiLevelType w:val="hybridMultilevel"/>
     <w:tmpl w:val="78689812"/>
@@ -7537,7 +5166,7 @@
       </w:rPr>
     </w:lvl>
   </w:abstractNum>
-  <w:abstractNum w:abstractNumId="11" w15:restartNumberingAfterBreak="0">
+  <w:abstractNum w:abstractNumId="12" w15:restartNumberingAfterBreak="0">
     <w:nsid w:val="1C342CB5"/>
     <w:multiLevelType w:val="hybridMultilevel"/>
     <w:tmpl w:val="ACB4224A"/>
@@ -7650,7 +5279,7 @@
       </w:rPr>
     </w:lvl>
   </w:abstractNum>
-  <w:abstractNum w:abstractNumId="12" w15:restartNumberingAfterBreak="0">
+  <w:abstractNum w:abstractNumId="13" w15:restartNumberingAfterBreak="0">
     <w:nsid w:val="1D976608"/>
     <w:multiLevelType w:val="multilevel"/>
     <w:tmpl w:val="1C0A0B90"/>
@@ -7763,7 +5392,7 @@
       </w:pPr>
     </w:lvl>
   </w:abstractNum>
-  <w:abstractNum w:abstractNumId="13" w15:restartNumberingAfterBreak="0">
+  <w:abstractNum w:abstractNumId="14" w15:restartNumberingAfterBreak="0">
     <w:nsid w:val="1EB83CB7"/>
     <w:multiLevelType w:val="hybridMultilevel"/>
     <w:tmpl w:val="0F0E051E"/>
@@ -7876,7 +5505,7 @@
       </w:rPr>
     </w:lvl>
   </w:abstractNum>
-  <w:abstractNum w:abstractNumId="14" w15:restartNumberingAfterBreak="0">
+  <w:abstractNum w:abstractNumId="15" w15:restartNumberingAfterBreak="0">
     <w:nsid w:val="2D9C7AF8"/>
     <w:multiLevelType w:val="hybridMultilevel"/>
     <w:tmpl w:val="7BE2EF04"/>
@@ -7989,7 +5618,7 @@
       </w:rPr>
     </w:lvl>
   </w:abstractNum>
-  <w:abstractNum w:abstractNumId="15" w15:restartNumberingAfterBreak="0">
+  <w:abstractNum w:abstractNumId="16" w15:restartNumberingAfterBreak="0">
     <w:nsid w:val="32F40767"/>
     <w:multiLevelType w:val="hybridMultilevel"/>
     <w:tmpl w:val="844E3DDE"/>
@@ -8079,7 +5708,7 @@
       </w:pPr>
     </w:lvl>
   </w:abstractNum>
-  <w:abstractNum w:abstractNumId="16" w15:restartNumberingAfterBreak="0">
+  <w:abstractNum w:abstractNumId="17" w15:restartNumberingAfterBreak="0">
     <w:nsid w:val="34B377CD"/>
     <w:multiLevelType w:val="hybridMultilevel"/>
     <w:tmpl w:val="8F9E2134"/>
@@ -8192,7 +5821,7 @@
       </w:rPr>
     </w:lvl>
   </w:abstractNum>
-  <w:abstractNum w:abstractNumId="17" w15:restartNumberingAfterBreak="0">
+  <w:abstractNum w:abstractNumId="18" w15:restartNumberingAfterBreak="0">
     <w:nsid w:val="396C2321"/>
     <w:multiLevelType w:val="multilevel"/>
     <w:tmpl w:val="240A0025"/>
@@ -8287,7 +5916,7 @@
       </w:pPr>
     </w:lvl>
   </w:abstractNum>
-  <w:abstractNum w:abstractNumId="18" w15:restartNumberingAfterBreak="0">
+  <w:abstractNum w:abstractNumId="19" w15:restartNumberingAfterBreak="0">
     <w:nsid w:val="3CBF1B19"/>
     <w:multiLevelType w:val="multilevel"/>
     <w:tmpl w:val="91923666"/>
@@ -8436,7 +6065,7 @@
       </w:rPr>
     </w:lvl>
   </w:abstractNum>
-  <w:abstractNum w:abstractNumId="19" w15:restartNumberingAfterBreak="0">
+  <w:abstractNum w:abstractNumId="20" w15:restartNumberingAfterBreak="0">
     <w:nsid w:val="402A5C55"/>
     <w:multiLevelType w:val="hybridMultilevel"/>
     <w:tmpl w:val="386CDF7C"/>
@@ -8525,7 +6154,7 @@
       </w:pPr>
     </w:lvl>
   </w:abstractNum>
-  <w:abstractNum w:abstractNumId="20" w15:restartNumberingAfterBreak="0">
+  <w:abstractNum w:abstractNumId="21" w15:restartNumberingAfterBreak="0">
     <w:nsid w:val="455E6327"/>
     <w:multiLevelType w:val="hybridMultilevel"/>
     <w:tmpl w:val="387C359E"/>
@@ -8638,7 +6267,7 @@
       </w:rPr>
     </w:lvl>
   </w:abstractNum>
-  <w:abstractNum w:abstractNumId="21" w15:restartNumberingAfterBreak="0">
+  <w:abstractNum w:abstractNumId="22" w15:restartNumberingAfterBreak="0">
     <w:nsid w:val="489B20E7"/>
     <w:multiLevelType w:val="multilevel"/>
     <w:tmpl w:val="A10AA0D0"/>
@@ -8753,7 +6382,7 @@
       </w:rPr>
     </w:lvl>
   </w:abstractNum>
-  <w:abstractNum w:abstractNumId="22" w15:restartNumberingAfterBreak="0">
+  <w:abstractNum w:abstractNumId="23" w15:restartNumberingAfterBreak="0">
     <w:nsid w:val="4B3C0434"/>
     <w:multiLevelType w:val="hybridMultilevel"/>
     <w:tmpl w:val="BB3C5F78"/>
@@ -8842,7 +6471,7 @@
       </w:pPr>
     </w:lvl>
   </w:abstractNum>
-  <w:abstractNum w:abstractNumId="23" w15:restartNumberingAfterBreak="0">
+  <w:abstractNum w:abstractNumId="24" w15:restartNumberingAfterBreak="0">
     <w:nsid w:val="4D2C439D"/>
     <w:multiLevelType w:val="hybridMultilevel"/>
     <w:tmpl w:val="3978057A"/>
@@ -8955,7 +6584,7 @@
       </w:rPr>
     </w:lvl>
   </w:abstractNum>
-  <w:abstractNum w:abstractNumId="24" w15:restartNumberingAfterBreak="0">
+  <w:abstractNum w:abstractNumId="25" w15:restartNumberingAfterBreak="0">
     <w:nsid w:val="51A57CD7"/>
     <w:multiLevelType w:val="hybridMultilevel"/>
     <w:tmpl w:val="4CB884C6"/>
@@ -9068,7 +6697,7 @@
       </w:rPr>
     </w:lvl>
   </w:abstractNum>
-  <w:abstractNum w:abstractNumId="25" w15:restartNumberingAfterBreak="0">
+  <w:abstractNum w:abstractNumId="26" w15:restartNumberingAfterBreak="0">
     <w:nsid w:val="543671AA"/>
     <w:multiLevelType w:val="hybridMultilevel"/>
     <w:tmpl w:val="575A7AD0"/>
@@ -9160,7 +6789,7 @@
       </w:pPr>
     </w:lvl>
   </w:abstractNum>
-  <w:abstractNum w:abstractNumId="26" w15:restartNumberingAfterBreak="0">
+  <w:abstractNum w:abstractNumId="27" w15:restartNumberingAfterBreak="0">
     <w:nsid w:val="5EB479A1"/>
     <w:multiLevelType w:val="hybridMultilevel"/>
     <w:tmpl w:val="BD7247BA"/>
@@ -9273,7 +6902,7 @@
       </w:rPr>
     </w:lvl>
   </w:abstractNum>
-  <w:abstractNum w:abstractNumId="27" w15:restartNumberingAfterBreak="0">
+  <w:abstractNum w:abstractNumId="28" w15:restartNumberingAfterBreak="0">
     <w:nsid w:val="63270D38"/>
     <w:multiLevelType w:val="hybridMultilevel"/>
     <w:tmpl w:val="171E2510"/>
@@ -9386,7 +7015,7 @@
       </w:rPr>
     </w:lvl>
   </w:abstractNum>
-  <w:abstractNum w:abstractNumId="28" w15:restartNumberingAfterBreak="0">
+  <w:abstractNum w:abstractNumId="29" w15:restartNumberingAfterBreak="0">
     <w:nsid w:val="642957BF"/>
     <w:multiLevelType w:val="hybridMultilevel"/>
     <w:tmpl w:val="E856E7F0"/>
@@ -9499,7 +7128,7 @@
       </w:rPr>
     </w:lvl>
   </w:abstractNum>
-  <w:abstractNum w:abstractNumId="29" w15:restartNumberingAfterBreak="0">
+  <w:abstractNum w:abstractNumId="30" w15:restartNumberingAfterBreak="0">
     <w:nsid w:val="690B0732"/>
     <w:multiLevelType w:val="hybridMultilevel"/>
     <w:tmpl w:val="71A8B456"/>
@@ -9612,7 +7241,7 @@
       </w:rPr>
     </w:lvl>
   </w:abstractNum>
-  <w:abstractNum w:abstractNumId="30" w15:restartNumberingAfterBreak="0">
+  <w:abstractNum w:abstractNumId="31" w15:restartNumberingAfterBreak="0">
     <w:nsid w:val="6D0E73B7"/>
     <w:multiLevelType w:val="multilevel"/>
     <w:tmpl w:val="E62A723C"/>
@@ -9761,7 +7390,7 @@
       </w:rPr>
     </w:lvl>
   </w:abstractNum>
-  <w:abstractNum w:abstractNumId="31" w15:restartNumberingAfterBreak="0">
+  <w:abstractNum w:abstractNumId="32" w15:restartNumberingAfterBreak="0">
     <w:nsid w:val="6E272014"/>
     <w:multiLevelType w:val="hybridMultilevel"/>
     <w:tmpl w:val="1C0E903C"/>
@@ -9850,7 +7479,7 @@
       </w:pPr>
     </w:lvl>
   </w:abstractNum>
-  <w:abstractNum w:abstractNumId="32" w15:restartNumberingAfterBreak="0">
+  <w:abstractNum w:abstractNumId="33" w15:restartNumberingAfterBreak="0">
     <w:nsid w:val="6E405458"/>
     <w:multiLevelType w:val="hybridMultilevel"/>
     <w:tmpl w:val="6254CAC2"/>
@@ -9939,7 +7568,7 @@
       </w:pPr>
     </w:lvl>
   </w:abstractNum>
-  <w:abstractNum w:abstractNumId="33" w15:restartNumberingAfterBreak="0">
+  <w:abstractNum w:abstractNumId="34" w15:restartNumberingAfterBreak="0">
     <w:nsid w:val="6EEF1312"/>
     <w:multiLevelType w:val="hybridMultilevel"/>
     <w:tmpl w:val="1278F95E"/>
@@ -10028,7 +7657,7 @@
       </w:pPr>
     </w:lvl>
   </w:abstractNum>
-  <w:abstractNum w:abstractNumId="34" w15:restartNumberingAfterBreak="0">
+  <w:abstractNum w:abstractNumId="35" w15:restartNumberingAfterBreak="0">
     <w:nsid w:val="72D81424"/>
     <w:multiLevelType w:val="hybridMultilevel"/>
     <w:tmpl w:val="CAB0372E"/>
@@ -10117,7 +7746,7 @@
       </w:pPr>
     </w:lvl>
   </w:abstractNum>
-  <w:abstractNum w:abstractNumId="35" w15:restartNumberingAfterBreak="0">
+  <w:abstractNum w:abstractNumId="36" w15:restartNumberingAfterBreak="0">
     <w:nsid w:val="73D748F1"/>
     <w:multiLevelType w:val="hybridMultilevel"/>
     <w:tmpl w:val="055C1A1E"/>
@@ -10203,7 +7832,7 @@
       </w:pPr>
     </w:lvl>
   </w:abstractNum>
-  <w:abstractNum w:abstractNumId="36" w15:restartNumberingAfterBreak="0">
+  <w:abstractNum w:abstractNumId="37" w15:restartNumberingAfterBreak="0">
     <w:nsid w:val="74C87C29"/>
     <w:multiLevelType w:val="hybridMultilevel"/>
     <w:tmpl w:val="F7763584"/>
@@ -10292,7 +7921,7 @@
       </w:pPr>
     </w:lvl>
   </w:abstractNum>
-  <w:abstractNum w:abstractNumId="37" w15:restartNumberingAfterBreak="0">
+  <w:abstractNum w:abstractNumId="38" w15:restartNumberingAfterBreak="0">
     <w:nsid w:val="77FA0EC6"/>
     <w:multiLevelType w:val="hybridMultilevel"/>
     <w:tmpl w:val="E5743BC8"/>
@@ -10405,7 +8034,7 @@
       </w:rPr>
     </w:lvl>
   </w:abstractNum>
-  <w:abstractNum w:abstractNumId="38" w15:restartNumberingAfterBreak="0">
+  <w:abstractNum w:abstractNumId="39" w15:restartNumberingAfterBreak="0">
     <w:nsid w:val="7ABC4EDD"/>
     <w:multiLevelType w:val="hybridMultilevel"/>
     <w:tmpl w:val="9A88F80C"/>
@@ -10518,7 +8147,7 @@
       </w:rPr>
     </w:lvl>
   </w:abstractNum>
-  <w:abstractNum w:abstractNumId="39" w15:restartNumberingAfterBreak="0">
+  <w:abstractNum w:abstractNumId="40" w15:restartNumberingAfterBreak="0">
     <w:nsid w:val="7B530051"/>
     <w:multiLevelType w:val="hybridMultilevel"/>
     <w:tmpl w:val="D890AA5C"/>
@@ -10610,7 +8239,7 @@
       </w:pPr>
     </w:lvl>
   </w:abstractNum>
-  <w:abstractNum w:abstractNumId="40" w15:restartNumberingAfterBreak="0">
+  <w:abstractNum w:abstractNumId="41" w15:restartNumberingAfterBreak="0">
     <w:nsid w:val="7CBA4327"/>
     <w:multiLevelType w:val="hybridMultilevel"/>
     <w:tmpl w:val="64045A8E"/>
@@ -10699,7 +8328,7 @@
       </w:pPr>
     </w:lvl>
   </w:abstractNum>
-  <w:abstractNum w:abstractNumId="41" w15:restartNumberingAfterBreak="0">
+  <w:abstractNum w:abstractNumId="42" w15:restartNumberingAfterBreak="0">
     <w:nsid w:val="7E717FC2"/>
     <w:multiLevelType w:val="hybridMultilevel"/>
     <w:tmpl w:val="1AC69F60"/>
@@ -10812,7 +8441,7 @@
       </w:rPr>
     </w:lvl>
   </w:abstractNum>
-  <w:abstractNum w:abstractNumId="42" w15:restartNumberingAfterBreak="0">
+  <w:abstractNum w:abstractNumId="43" w15:restartNumberingAfterBreak="0">
     <w:nsid w:val="7FF118A3"/>
     <w:multiLevelType w:val="hybridMultilevel"/>
     <w:tmpl w:val="C5CE1942"/>
@@ -10926,49 +8555,49 @@
     </w:lvl>
   </w:abstractNum>
   <w:num w:numId="1">
+    <w:abstractNumId w:val="23"/>
+  </w:num>
+  <w:num w:numId="2">
+    <w:abstractNumId w:val="3"/>
+  </w:num>
+  <w:num w:numId="3">
+    <w:abstractNumId w:val="4"/>
+  </w:num>
+  <w:num w:numId="4">
+    <w:abstractNumId w:val="24"/>
+  </w:num>
+  <w:num w:numId="5">
+    <w:abstractNumId w:val="35"/>
+  </w:num>
+  <w:num w:numId="6">
+    <w:abstractNumId w:val="37"/>
+  </w:num>
+  <w:num w:numId="7">
+    <w:abstractNumId w:val="28"/>
+  </w:num>
+  <w:num w:numId="8">
+    <w:abstractNumId w:val="31"/>
+  </w:num>
+  <w:num w:numId="9">
+    <w:abstractNumId w:val="9"/>
+  </w:num>
+  <w:num w:numId="10">
+    <w:abstractNumId w:val="13"/>
+  </w:num>
+  <w:num w:numId="11">
+    <w:abstractNumId w:val="30"/>
+  </w:num>
+  <w:num w:numId="12">
+    <w:abstractNumId w:val="5"/>
+  </w:num>
+  <w:num w:numId="13">
+    <w:abstractNumId w:val="6"/>
+  </w:num>
+  <w:num w:numId="14">
     <w:abstractNumId w:val="22"/>
   </w:num>
-  <w:num w:numId="2">
-    <w:abstractNumId w:val="2"/>
-  </w:num>
-  <w:num w:numId="3">
-    <w:abstractNumId w:val="3"/>
-  </w:num>
-  <w:num w:numId="4">
-    <w:abstractNumId w:val="23"/>
-  </w:num>
-  <w:num w:numId="5">
-    <w:abstractNumId w:val="34"/>
-  </w:num>
-  <w:num w:numId="6">
-    <w:abstractNumId w:val="36"/>
-  </w:num>
-  <w:num w:numId="7">
-    <w:abstractNumId w:val="27"/>
-  </w:num>
-  <w:num w:numId="8">
-    <w:abstractNumId w:val="30"/>
-  </w:num>
-  <w:num w:numId="9">
-    <w:abstractNumId w:val="8"/>
-  </w:num>
-  <w:num w:numId="10">
-    <w:abstractNumId w:val="12"/>
-  </w:num>
-  <w:num w:numId="11">
-    <w:abstractNumId w:val="29"/>
-  </w:num>
-  <w:num w:numId="12">
-    <w:abstractNumId w:val="4"/>
-  </w:num>
-  <w:num w:numId="13">
-    <w:abstractNumId w:val="5"/>
-  </w:num>
-  <w:num w:numId="14">
-    <w:abstractNumId w:val="21"/>
-  </w:num>
   <w:num w:numId="15">
-    <w:abstractNumId w:val="21"/>
+    <w:abstractNumId w:val="22"/>
     <w:lvlOverride w:ilvl="0"/>
     <w:lvlOverride w:ilvl="1">
       <w:startOverride w:val="1"/>
@@ -10996,91 +8625,94 @@
     </w:lvlOverride>
   </w:num>
   <w:num w:numId="16">
-    <w:abstractNumId w:val="35"/>
+    <w:abstractNumId w:val="36"/>
   </w:num>
   <w:num w:numId="17">
-    <w:abstractNumId w:val="9"/>
+    <w:abstractNumId w:val="10"/>
   </w:num>
   <w:num w:numId="18">
+    <w:abstractNumId w:val="18"/>
+  </w:num>
+  <w:num w:numId="19">
+    <w:abstractNumId w:val="40"/>
+  </w:num>
+  <w:num w:numId="20">
+    <w:abstractNumId w:val="20"/>
+  </w:num>
+  <w:num w:numId="21">
+    <w:abstractNumId w:val="33"/>
+  </w:num>
+  <w:num w:numId="22">
+    <w:abstractNumId w:val="26"/>
+  </w:num>
+  <w:num w:numId="23">
+    <w:abstractNumId w:val="14"/>
+  </w:num>
+  <w:num w:numId="24">
+    <w:abstractNumId w:val="41"/>
+  </w:num>
+  <w:num w:numId="25">
+    <w:abstractNumId w:val="34"/>
+  </w:num>
+  <w:num w:numId="26">
+    <w:abstractNumId w:val="11"/>
+  </w:num>
+  <w:num w:numId="27">
+    <w:abstractNumId w:val="16"/>
+  </w:num>
+  <w:num w:numId="28">
+    <w:abstractNumId w:val="2"/>
+  </w:num>
+  <w:num w:numId="29">
+    <w:abstractNumId w:val="8"/>
+  </w:num>
+  <w:num w:numId="30">
+    <w:abstractNumId w:val="38"/>
+  </w:num>
+  <w:num w:numId="31">
+    <w:abstractNumId w:val="15"/>
+  </w:num>
+  <w:num w:numId="32">
+    <w:abstractNumId w:val="25"/>
+  </w:num>
+  <w:num w:numId="33">
+    <w:abstractNumId w:val="32"/>
+  </w:num>
+  <w:num w:numId="34">
+    <w:abstractNumId w:val="7"/>
+  </w:num>
+  <w:num w:numId="35">
+    <w:abstractNumId w:val="43"/>
+  </w:num>
+  <w:num w:numId="36">
+    <w:abstractNumId w:val="39"/>
+  </w:num>
+  <w:num w:numId="37">
+    <w:abstractNumId w:val="1"/>
+  </w:num>
+  <w:num w:numId="38">
     <w:abstractNumId w:val="17"/>
   </w:num>
-  <w:num w:numId="19">
-    <w:abstractNumId w:val="39"/>
+  <w:num w:numId="39">
+    <w:abstractNumId w:val="29"/>
   </w:num>
-  <w:num w:numId="20">
+  <w:num w:numId="40">
+    <w:abstractNumId w:val="12"/>
+  </w:num>
+  <w:num w:numId="41">
+    <w:abstractNumId w:val="27"/>
+  </w:num>
+  <w:num w:numId="42">
+    <w:abstractNumId w:val="42"/>
+  </w:num>
+  <w:num w:numId="43">
+    <w:abstractNumId w:val="21"/>
+  </w:num>
+  <w:num w:numId="44">
     <w:abstractNumId w:val="19"/>
   </w:num>
-  <w:num w:numId="21">
-    <w:abstractNumId w:val="32"/>
-  </w:num>
-  <w:num w:numId="22">
-    <w:abstractNumId w:val="25"/>
-  </w:num>
-  <w:num w:numId="23">
-    <w:abstractNumId w:val="13"/>
-  </w:num>
-  <w:num w:numId="24">
-    <w:abstractNumId w:val="40"/>
-  </w:num>
-  <w:num w:numId="25">
-    <w:abstractNumId w:val="33"/>
-  </w:num>
-  <w:num w:numId="26">
-    <w:abstractNumId w:val="10"/>
-  </w:num>
-  <w:num w:numId="27">
-    <w:abstractNumId w:val="15"/>
-  </w:num>
-  <w:num w:numId="28">
-    <w:abstractNumId w:val="1"/>
-  </w:num>
-  <w:num w:numId="29">
-    <w:abstractNumId w:val="7"/>
-  </w:num>
-  <w:num w:numId="30">
-    <w:abstractNumId w:val="37"/>
-  </w:num>
-  <w:num w:numId="31">
-    <w:abstractNumId w:val="14"/>
-  </w:num>
-  <w:num w:numId="32">
-    <w:abstractNumId w:val="24"/>
-  </w:num>
-  <w:num w:numId="33">
-    <w:abstractNumId w:val="31"/>
-  </w:num>
-  <w:num w:numId="34">
-    <w:abstractNumId w:val="6"/>
-  </w:num>
-  <w:num w:numId="35">
-    <w:abstractNumId w:val="42"/>
-  </w:num>
-  <w:num w:numId="36">
-    <w:abstractNumId w:val="38"/>
-  </w:num>
-  <w:num w:numId="37">
+  <w:num w:numId="45">
     <w:abstractNumId w:val="0"/>
-  </w:num>
-  <w:num w:numId="38">
-    <w:abstractNumId w:val="16"/>
-  </w:num>
-  <w:num w:numId="39">
-    <w:abstractNumId w:val="28"/>
-  </w:num>
-  <w:num w:numId="40">
-    <w:abstractNumId w:val="11"/>
-  </w:num>
-  <w:num w:numId="41">
-    <w:abstractNumId w:val="26"/>
-  </w:num>
-  <w:num w:numId="42">
-    <w:abstractNumId w:val="41"/>
-  </w:num>
-  <w:num w:numId="43">
-    <w:abstractNumId w:val="20"/>
-  </w:num>
-  <w:num w:numId="44">
-    <w:abstractNumId w:val="18"/>
   </w:num>
 </w:numbering>
 </file>
@@ -11089,12 +8721,6 @@
 <w15:people xmlns:wpc="http://schemas.microsoft.com/office/word/2010/wordprocessingCanvas" xmlns:cx="http://schemas.microsoft.com/office/drawing/2014/chartex" xmlns:cx1="http://schemas.microsoft.com/office/drawing/2015/9/8/chartex" xmlns:cx2="http://schemas.microsoft.com/office/drawing/2015/10/21/chartex" xmlns:cx3="http://schemas.microsoft.com/office/drawing/2016/5/9/chartex" xmlns:cx4="http://schemas.microsoft.com/office/drawing/2016/5/10/chartex" xmlns:cx5="http://schemas.microsoft.com/office/drawing/2016/5/11/chartex" xmlns:cx6="http://schemas.microsoft.com/office/drawing/2016/5/12/chartex" xmlns:cx7="http://schemas.microsoft.com/office/drawing/2016/5/13/chartex" xmlns:cx8="http://schemas.microsoft.com/office/drawing/2016/5/14/chartex" xmlns:mc="http://schemas.openxmlformats.org/markup-compatibility/2006" xmlns:aink="http://schemas.microsoft.com/office/drawing/2016/ink" xmlns:am3d="http://schemas.microsoft.com/office/drawing/2017/model3d" xmlns:o="urn:schemas-microsoft-com:office:office" xmlns:r="http://schemas.openxmlformats.org/officeDocument/2006/relationships" xmlns:m="http://schemas.openxmlformats.org/officeDocument/2006/math" xmlns:v="urn:schemas-microsoft-com:vml" xmlns:wp14="http://schemas.microsoft.com/office/word/2010/wordprocessingDrawing" xmlns:wp="http://schemas.openxmlformats.org/drawingml/2006/wordprocessingDrawing" xmlns:w10="urn:schemas-microsoft-com:office:word" xmlns:w="http://schemas.openxmlformats.org/wordprocessingml/2006/main" xmlns:w14="http://schemas.microsoft.com/office/word/2010/wordml" xmlns:w15="http://schemas.microsoft.com/office/word/2012/wordml" xmlns:w16cex="http://schemas.microsoft.com/office/word/2018/wordml/cex" xmlns:w16cid="http://schemas.microsoft.com/office/word/2016/wordml/cid" xmlns:w16="http://schemas.microsoft.com/office/word/2018/wordml" xmlns:w16sdtdh="http://schemas.microsoft.com/office/word/2020/wordml/sdtdatahash" xmlns:w16se="http://schemas.microsoft.com/office/word/2015/wordml/symex" xmlns:wpg="http://schemas.microsoft.com/office/word/2010/wordprocessingGroup" xmlns:wpi="http://schemas.microsoft.com/office/word/2010/wordprocessingInk" xmlns:wne="http://schemas.microsoft.com/office/word/2006/wordml" xmlns:wps="http://schemas.microsoft.com/office/word/2010/wordprocessingShape" mc:Ignorable="w14 w15 w16se w16cid w16 w16cex w16sdtdh wp14">
   <w15:person w15:author="Javier Antonio Amaya Nieto">
     <w15:presenceInfo w15:providerId="AD" w15:userId="S::javamaya@lacardio.org::fcf27114-01c2-4a14-abcb-683470c77539"/>
-  </w15:person>
-  <w15:person w15:author="Laura Sarif Rivera Sanabria">
-    <w15:presenceInfo w15:providerId="AD" w15:userId="S::ls.riveras1@uniandes.edu.co::3a82d5e1-3940-4519-a582-e3c6eeca778e"/>
-  </w15:person>
-  <w15:person w15:author="Maria Camila Caraballo">
-    <w15:presenceInfo w15:providerId="AD" w15:userId="S::mc.caraballo@uniandes.edu.co::365928a4-ac9b-4cb7-8cff-0f2d693cc50f"/>
   </w15:person>
 </w15:people>
 </file>
@@ -11497,7 +9123,17 @@
   <w:style w:type="paragraph" w:default="1" w:styleId="Normal">
     <w:name w:val="Normal"/>
     <w:qFormat/>
-    <w:rsid w:val="00494A92"/>
+    <w:rsid w:val="00470DC2"/>
+    <w:pPr>
+      <w:spacing w:before="100" w:beforeAutospacing="1" w:after="100" w:afterAutospacing="1" w:line="240" w:lineRule="auto"/>
+      <w:jc w:val="both"/>
+    </w:pPr>
+    <w:rPr>
+      <w:rFonts w:ascii="Times New Roman" w:eastAsia="Times New Roman" w:hAnsi="Times New Roman" w:cs="Times New Roman"/>
+      <w:sz w:val="24"/>
+      <w:szCs w:val="24"/>
+      <w:lang w:eastAsia="es-CO"/>
+    </w:rPr>
   </w:style>
   <w:style w:type="paragraph" w:styleId="Ttulo1">
     <w:name w:val="heading 1"/>
@@ -11506,16 +9142,16 @@
     <w:link w:val="Ttulo1Car"/>
     <w:uiPriority w:val="9"/>
     <w:qFormat/>
-    <w:rsid w:val="00CD5DFD"/>
+    <w:rsid w:val="00F80CE0"/>
     <w:pPr>
       <w:numPr>
         <w:numId w:val="18"/>
       </w:numPr>
-      <w:spacing w:before="240" w:line="276" w:lineRule="auto"/>
+      <w:spacing w:before="120" w:beforeAutospacing="0" w:after="240" w:afterAutospacing="0" w:line="276" w:lineRule="auto"/>
+      <w:ind w:left="431" w:hanging="431"/>
       <w:outlineLvl w:val="0"/>
     </w:pPr>
     <w:rPr>
-      <w:rFonts w:ascii="Times New Roman" w:hAnsi="Times New Roman" w:cs="Times New Roman"/>
       <w:b/>
       <w:bCs/>
     </w:rPr>
@@ -11534,11 +9170,10 @@
         <w:ilvl w:val="1"/>
         <w:numId w:val="18"/>
       </w:numPr>
-      <w:jc w:val="both"/>
       <w:outlineLvl w:val="1"/>
     </w:pPr>
     <w:rPr>
-      <w:rFonts w:ascii="Times New Roman" w:eastAsia="Helvetica" w:hAnsi="Times New Roman" w:cs="Times New Roman"/>
+      <w:rFonts w:eastAsia="Helvetica"/>
       <w:b/>
       <w:bCs/>
     </w:rPr>
@@ -11758,11 +9393,14 @@
     <w:basedOn w:val="Fuentedeprrafopredeter"/>
     <w:link w:val="Ttulo1"/>
     <w:uiPriority w:val="9"/>
-    <w:rsid w:val="00CD5DFD"/>
+    <w:rsid w:val="00F80CE0"/>
     <w:rPr>
-      <w:rFonts w:ascii="Times New Roman" w:hAnsi="Times New Roman" w:cs="Times New Roman"/>
+      <w:rFonts w:ascii="Times New Roman" w:eastAsia="Times New Roman" w:hAnsi="Times New Roman" w:cs="Times New Roman"/>
       <w:b/>
       <w:bCs/>
+      <w:sz w:val="24"/>
+      <w:szCs w:val="24"/>
+      <w:lang w:eastAsia="es-CO"/>
     </w:rPr>
   </w:style>
   <w:style w:type="character" w:customStyle="1" w:styleId="Ttulo2Car">
@@ -11878,7 +9516,7 @@
     <w:qFormat/>
     <w:rsid w:val="000C1FED"/>
     <w:pPr>
-      <w:spacing w:after="80" w:line="240" w:lineRule="auto"/>
+      <w:spacing w:after="80"/>
       <w:contextualSpacing/>
     </w:pPr>
     <w:rPr>
@@ -12088,14 +9726,12 @@
     <w:basedOn w:val="Normal"/>
     <w:link w:val="TextonotapieCar"/>
     <w:uiPriority w:val="99"/>
-    <w:semiHidden/>
     <w:unhideWhenUsed/>
     <w:rsid w:val="00A4306E"/>
     <w:pPr>
-      <w:spacing w:after="0" w:line="240" w:lineRule="auto"/>
+      <w:spacing w:after="0"/>
     </w:pPr>
     <w:rPr>
-      <w:rFonts w:ascii="Times New Roman" w:eastAsia="Times New Roman" w:hAnsi="Times New Roman" w:cs="Times New Roman"/>
       <w:sz w:val="20"/>
       <w:szCs w:val="20"/>
       <w:lang w:eastAsia="es-MX"/>
@@ -12106,7 +9742,6 @@
     <w:basedOn w:val="Fuentedeprrafopredeter"/>
     <w:link w:val="Textonotapie"/>
     <w:uiPriority w:val="99"/>
-    <w:semiHidden/>
     <w:rsid w:val="00A4306E"/>
     <w:rPr>
       <w:rFonts w:ascii="Times New Roman" w:eastAsia="Times New Roman" w:hAnsi="Times New Roman" w:cs="Times New Roman"/>
@@ -12138,7 +9773,7 @@
         <w:tab w:val="center" w:pos="4680"/>
         <w:tab w:val="right" w:pos="9360"/>
       </w:tabs>
-      <w:spacing w:after="0" w:line="240" w:lineRule="auto"/>
+      <w:spacing w:after="0"/>
     </w:pPr>
   </w:style>
   <w:style w:type="character" w:customStyle="1" w:styleId="EncabezadoCar">
@@ -12160,7 +9795,7 @@
         <w:tab w:val="center" w:pos="4680"/>
         <w:tab w:val="right" w:pos="9360"/>
       </w:tabs>
-      <w:spacing w:after="0" w:line="240" w:lineRule="auto"/>
+      <w:spacing w:after="0"/>
     </w:pPr>
   </w:style>
   <w:style w:type="character" w:customStyle="1" w:styleId="PiedepginaCar">
@@ -12187,13 +9822,7 @@
     <w:uiPriority w:val="99"/>
     <w:unhideWhenUsed/>
     <w:rsid w:val="00963C04"/>
-    <w:pPr>
-      <w:spacing w:before="100" w:beforeAutospacing="1" w:after="100" w:afterAutospacing="1" w:line="240" w:lineRule="auto"/>
-    </w:pPr>
     <w:rPr>
-      <w:rFonts w:ascii="Times New Roman" w:eastAsia="Times New Roman" w:hAnsi="Times New Roman" w:cs="Times New Roman"/>
-      <w:sz w:val="24"/>
-      <w:szCs w:val="24"/>
       <w:lang w:val="en-US"/>
     </w:rPr>
   </w:style>
@@ -12219,7 +9848,7 @@
     <w:qFormat/>
     <w:rsid w:val="00BE1B0F"/>
     <w:pPr>
-      <w:spacing w:after="200" w:line="240" w:lineRule="auto"/>
+      <w:spacing w:after="200"/>
     </w:pPr>
     <w:rPr>
       <w:i/>
@@ -12251,15 +9880,6 @@
     <w:name w:val="paragraph"/>
     <w:basedOn w:val="Normal"/>
     <w:rsid w:val="00D7501A"/>
-    <w:pPr>
-      <w:spacing w:before="100" w:beforeAutospacing="1" w:after="100" w:afterAutospacing="1" w:line="240" w:lineRule="auto"/>
-    </w:pPr>
-    <w:rPr>
-      <w:rFonts w:ascii="Times New Roman" w:eastAsia="Times New Roman" w:hAnsi="Times New Roman" w:cs="Times New Roman"/>
-      <w:sz w:val="24"/>
-      <w:szCs w:val="24"/>
-      <w:lang w:eastAsia="es-CO"/>
-    </w:rPr>
   </w:style>
   <w:style w:type="character" w:styleId="Refdecomentario">
     <w:name w:val="annotation reference"/>
@@ -12280,9 +9900,6 @@
     <w:uiPriority w:val="99"/>
     <w:unhideWhenUsed/>
     <w:rsid w:val="007D20D5"/>
-    <w:pPr>
-      <w:spacing w:line="240" w:lineRule="auto"/>
-    </w:pPr>
     <w:rPr>
       <w:sz w:val="20"/>
       <w:szCs w:val="20"/>
@@ -12337,6 +9954,73 @@
     <w:rPr>
       <w:color w:val="954F72" w:themeColor="followedHyperlink"/>
       <w:u w:val="single"/>
+    </w:rPr>
+  </w:style>
+  <w:style w:type="character" w:styleId="Textodelmarcadordeposicin">
+    <w:name w:val="Placeholder Text"/>
+    <w:basedOn w:val="Fuentedeprrafopredeter"/>
+    <w:uiPriority w:val="99"/>
+    <w:semiHidden/>
+    <w:rsid w:val="00D076C2"/>
+    <w:rPr>
+      <w:color w:val="808080"/>
+    </w:rPr>
+  </w:style>
+  <w:style w:type="character" w:customStyle="1" w:styleId="katex-mathml">
+    <w:name w:val="katex-mathml"/>
+    <w:basedOn w:val="Fuentedeprrafopredeter"/>
+    <w:rsid w:val="00674F89"/>
+  </w:style>
+  <w:style w:type="character" w:customStyle="1" w:styleId="mord">
+    <w:name w:val="mord"/>
+    <w:basedOn w:val="Fuentedeprrafopredeter"/>
+    <w:rsid w:val="00674F89"/>
+  </w:style>
+  <w:style w:type="character" w:customStyle="1" w:styleId="vlist-s">
+    <w:name w:val="vlist-s"/>
+    <w:basedOn w:val="Fuentedeprrafopredeter"/>
+    <w:rsid w:val="00674F89"/>
+  </w:style>
+  <w:style w:type="character" w:customStyle="1" w:styleId="mrel">
+    <w:name w:val="mrel"/>
+    <w:basedOn w:val="Fuentedeprrafopredeter"/>
+    <w:rsid w:val="00674F89"/>
+  </w:style>
+  <w:style w:type="character" w:customStyle="1" w:styleId="mbin">
+    <w:name w:val="mbin"/>
+    <w:basedOn w:val="Fuentedeprrafopredeter"/>
+    <w:rsid w:val="00674F89"/>
+  </w:style>
+  <w:style w:type="paragraph" w:styleId="Sinespaciado">
+    <w:name w:val="No Spacing"/>
+    <w:uiPriority w:val="1"/>
+    <w:qFormat/>
+    <w:rsid w:val="00470DC2"/>
+    <w:pPr>
+      <w:spacing w:beforeAutospacing="1" w:after="0" w:afterAutospacing="1" w:line="240" w:lineRule="auto"/>
+      <w:jc w:val="center"/>
+    </w:pPr>
+    <w:rPr>
+      <w:rFonts w:ascii="Times New Roman" w:eastAsia="Times New Roman" w:hAnsi="Times New Roman" w:cs="Times New Roman"/>
+      <w:sz w:val="24"/>
+      <w:szCs w:val="24"/>
+      <w:lang w:eastAsia="es-CO"/>
+    </w:rPr>
+  </w:style>
+  <w:style w:type="paragraph" w:customStyle="1" w:styleId="Default">
+    <w:name w:val="Default"/>
+    <w:rsid w:val="005C40F1"/>
+    <w:pPr>
+      <w:autoSpaceDE w:val="0"/>
+      <w:autoSpaceDN w:val="0"/>
+      <w:adjustRightInd w:val="0"/>
+      <w:spacing w:after="0" w:line="240" w:lineRule="auto"/>
+    </w:pPr>
+    <w:rPr>
+      <w:rFonts w:ascii="Calibri" w:hAnsi="Calibri" w:cs="Calibri"/>
+      <w:color w:val="000000"/>
+      <w:sz w:val="24"/>
+      <w:szCs w:val="24"/>
     </w:rPr>
   </w:style>
 </w:styles>
@@ -12637,6 +10321,31 @@
 </a:theme>
 </file>
 
+<file path=word/webextensions/taskpanes.xml><?xml version="1.0" encoding="utf-8"?>
+<wetp:taskpanes xmlns:wetp="http://schemas.microsoft.com/office/webextensions/taskpanes/2010/11">
+  <wetp:taskpane dockstate="right" visibility="0" width="350" row="2">
+    <wetp:webextensionref xmlns:r="http://schemas.openxmlformats.org/officeDocument/2006/relationships" r:id="rId1"/>
+  </wetp:taskpane>
+</wetp:taskpanes>
+</file>
+
+<file path=word/webextensions/webextension1.xml><?xml version="1.0" encoding="utf-8"?>
+<we:webextension xmlns:we="http://schemas.microsoft.com/office/webextensions/webextension/2010/11" id="{CF46D497-FF8A-4ECB-B329-3109B32E46FC}">
+  <we:reference id="wa104382081" version="1.55.1.0" store="en-US" storeType="OMEX"/>
+  <we:alternateReferences>
+    <we:reference id="WA104382081" version="1.55.1.0" store="" storeType="OMEX"/>
+  </we:alternateReferences>
+  <we:properties>
+    <we:property name="MENDELEY_CITATIONS" value="[]"/>
+    <we:property name="MENDELEY_CITATIONS_STYLE" value="{&quot;id&quot;:&quot;https://www.zotero.org/styles/apa&quot;,&quot;title&quot;:&quot;American Psychological Association 7th edition&quot;,&quot;format&quot;:&quot;author-date&quot;,&quot;defaultLocale&quot;:null,&quot;isLocaleCodeValid&quot;:true}"/>
+    <we:property name="MENDELEY_BIBLIOGRAPHY_IS_DIRTY" value="true"/>
+    <we:property name="MENDELEY_BIBLIOGRAPHY_LAST_MODIFIED" value="1760742923381"/>
+  </we:properties>
+  <we:bindings/>
+  <we:snapshot xmlns:r="http://schemas.openxmlformats.org/officeDocument/2006/relationships"/>
+</we:webextension>
+</file>
+
 <file path=customXml/item1.xml><?xml version="1.0" encoding="utf-8"?>
 <?mso-contentType ?>
 <FormTemplates xmlns="http://schemas.microsoft.com/sharepoint/v3/contenttype/forms">
@@ -12647,246 +10356,11 @@
 </file>
 
 <file path=customXml/item2.xml><?xml version="1.0" encoding="utf-8"?>
-<b:Sources xmlns:b="http://schemas.openxmlformats.org/officeDocument/2006/bibliography" xmlns="http://schemas.openxmlformats.org/officeDocument/2006/bibliography" SelectedStyle="\APASixthEditionOfficeOnline.xsl" StyleName="APA" Version="6">
-  <b:Source>
-    <b:Tag>Mig23</b:Tag>
-    <b:SourceType>Report</b:SourceType>
-    <b:Guid>{97633CEE-953E-4DAD-B91D-AE60B1ADB35C}</b:Guid>
-    <b:Title>Colombia, el país más solidario con la migración venezolana</b:Title>
-    <b:Year>2023</b:Year>
-    <b:Author>
-      <b:Author>
-        <b:Corporate>Migración Colombia </b:Corporate>
-      </b:Author>
-    </b:Author>
-    <b:RefOrder>8</b:RefOrder>
-  </b:Source>
-  <b:Source>
-    <b:Tag>Mig24</b:Tag>
-    <b:SourceType>Report</b:SourceType>
-    <b:Guid>{22390172-AAAD-4E71-8452-2C0F4AB0393D}</b:Guid>
-    <b:Author>
-      <b:Author>
-        <b:Corporate>Migración Colombia</b:Corporate>
-      </b:Author>
-    </b:Author>
-    <b:Title>Informe de migrantes venezolanos en Colombia en febrero de 2024</b:Title>
-    <b:Year>2024</b:Year>
-    <b:RefOrder>9</b:RefOrder>
-  </b:Source>
-  <b:Source>
-    <b:Tag>Massey</b:Tag>
-    <b:SourceType>JournalArticle</b:SourceType>
-    <b:Guid>{9527D90E-5304-4A6B-834C-5CEE460DB5B6}</b:Guid>
-    <b:Title>Theories of International Migration: A Review and Appraisal</b:Title>
-    <b:Year>1993</b:Year>
-    <b:LCID>en-US</b:LCID>
-    <b:Author>
-      <b:Author>
-        <b:NameList>
-          <b:Person>
-            <b:Last>Massey</b:Last>
-            <b:First>Douglas</b:First>
-          </b:Person>
-          <b:Person>
-            <b:Last>Arango</b:Last>
-            <b:First>Joaquin</b:First>
-          </b:Person>
-          <b:Person>
-            <b:Last>Graeme</b:Last>
-            <b:First>Hugo</b:First>
-          </b:Person>
-          <b:Person>
-            <b:Last>Kouaouci</b:Last>
-            <b:First>Ali</b:First>
-          </b:Person>
-          <b:Person>
-            <b:Last>Pellegrino</b:Last>
-            <b:First>Adela</b:First>
-          </b:Person>
-          <b:Person>
-            <b:Last>Taylor</b:Last>
-            <b:First>Edward</b:First>
-          </b:Person>
-        </b:NameList>
-      </b:Author>
-    </b:Author>
-    <b:JournalName>Population and Development Review</b:JournalName>
-    <b:RefOrder>10</b:RefOrder>
-  </b:Source>
-  <b:Source>
-    <b:Tag>Kas15</b:Tag>
-    <b:SourceType>JournalArticle</b:SourceType>
-    <b:Guid>{AAD1DDCA-A203-479C-B8B3-7E62F9814578}</b:Guid>
-    <b:Title>CO₂ emissions, economic growth, energy consumption, trade and urbanization in new EU member and candidate countries: A panel data analysis.</b:Title>
-    <b:JournalName>Economic Modelling</b:JournalName>
-    <b:Year>2015</b:Year>
-    <b:Author>
-      <b:Author>
-        <b:NameList>
-          <b:Person>
-            <b:Last>Kasman</b:Last>
-            <b:First>A</b:First>
-          </b:Person>
-          <b:Person>
-            <b:Last>Selman</b:Last>
-            <b:First>Y</b:First>
-          </b:Person>
-        </b:NameList>
-      </b:Author>
-    </b:Author>
-    <b:RefOrder>5</b:RefOrder>
-  </b:Source>
-  <b:Source>
-    <b:Tag>Rit23</b:Tag>
-    <b:SourceType>InternetSite</b:SourceType>
-    <b:Guid>{056069C5-7A14-41AB-A651-38ACB3F57BEB}</b:Guid>
-    <b:Title>Global inequalities in CO₂ emissions</b:Title>
-    <b:Year>2023</b:Year>
-    <b:Author>
-      <b:Author>
-        <b:NameList>
-          <b:Person>
-            <b:Last>Ritchie</b:Last>
-            <b:First>H</b:First>
-          </b:Person>
-        </b:NameList>
-      </b:Author>
-    </b:Author>
-    <b:InternetSiteTitle>Our World in Data</b:InternetSiteTitle>
-    <b:RefOrder>6</b:RefOrder>
-  </b:Source>
-  <b:Source>
-    <b:Tag>Don18</b:Tag>
-    <b:SourceType>JournalArticle</b:SourceType>
-    <b:Guid>{44ACDA0F-A36B-4CAC-9B00-F98FA058EA08}</b:Guid>
-    <b:Title>CO₂ emissions, economic and population growth, and renewable energy: Empirical evidence across regions</b:Title>
-    <b:Year>2018</b:Year>
-    <b:JournalName>Energy Economics</b:JournalName>
-    <b:Author>
-      <b:Author>
-        <b:NameList>
-          <b:Person>
-            <b:Last>Dong</b:Last>
-            <b:First>K</b:First>
-          </b:Person>
-          <b:Person>
-            <b:Last>Hochman</b:Last>
-            <b:First>G</b:First>
-          </b:Person>
-          <b:Person>
-            <b:Last>Zhang</b:Last>
-            <b:First>Y</b:First>
-          </b:Person>
-          <b:Person>
-            <b:Last>Sun</b:Last>
-            <b:First>R</b:First>
-          </b:Person>
-          <b:Person>
-            <b:Last>Li</b:Last>
-            <b:First>H</b:First>
-          </b:Person>
-          <b:Person>
-            <b:Last>Liao</b:Last>
-            <b:First>H</b:First>
-          </b:Person>
-        </b:NameList>
-      </b:Author>
-    </b:Author>
-    <b:RefOrder>7</b:RefOrder>
-  </b:Source>
-  <b:Source>
-    <b:Tag>Uni23</b:Tag>
-    <b:SourceType>InternetSite</b:SourceType>
-    <b:Guid>{C0684764-317E-4E8A-8EA2-7C76ED42C12C}</b:Guid>
-    <b:Author>
-      <b:Author>
-        <b:Corporate>United Nations Environment Programme</b:Corporate>
-      </b:Author>
-    </b:Author>
-    <b:Title>Emissions Gap Report 2023</b:Title>
-    <b:InternetSiteTitle>United Nations Environment Programme</b:InternetSiteTitle>
-    <b:Year>2023</b:Year>
-    <b:RefOrder>1</b:RefOrder>
-  </b:Source>
-  <b:Source>
-    <b:Tag>Mon19</b:Tag>
-    <b:SourceType>JournalArticle</b:SourceType>
-    <b:Guid>{6DCD1DE4-B956-4B61-BBC0-09BF9AD09F8F}</b:Guid>
-    <b:Title>Uncertainty of climate policies and implications for economics and finance: An evolutionary economics approach.</b:Title>
-    <b:JournalName>Ecological Economics</b:JournalName>
-    <b:Year>2019</b:Year>
-    <b:Author>
-      <b:Author>
-        <b:NameList>
-          <b:Person>
-            <b:Last>Monasterolo</b:Last>
-            <b:First>I</b:First>
-          </b:Person>
-          <b:Person>
-            <b:Last>Roventini </b:Last>
-            <b:First>A</b:First>
-          </b:Person>
-          <b:Person>
-            <b:Last>Foxon</b:Last>
-            <b:First>T.J</b:First>
-          </b:Person>
-        </b:NameList>
-      </b:Author>
-    </b:Author>
-    <b:RefOrder>2</b:RefOrder>
-  </b:Source>
-  <b:Source>
-    <b:Tag>Mit23</b:Tag>
-    <b:SourceType>JournalArticle</b:SourceType>
-    <b:Guid>{C0DCB91D-B119-4A6B-A98D-36141FAA1DE6}</b:Guid>
-    <b:Title>The relationship between CO₂ emissions, economic growth, available energy, and employment in SEE countries</b:Title>
-    <b:JournalName>Environmental Science and Pollution Research</b:JournalName>
-    <b:Year>2023</b:Year>
-    <b:Author>
-      <b:Author>
-        <b:NameList>
-          <b:Person>
-            <b:Last>Mitic</b:Last>
-            <b:First>P</b:First>
-          </b:Person>
-          <b:Person>
-            <b:Last>Fedajev</b:Last>
-            <b:First>A</b:First>
-          </b:Person>
-          <b:Person>
-            <b:Last>Radulescu</b:Last>
-            <b:First>M</b:First>
-          </b:Person>
-          <b:Person>
-            <b:Last>Rehman</b:Last>
-            <b:First>A</b:First>
-          </b:Person>
-        </b:NameList>
-      </b:Author>
-    </b:Author>
-    <b:RefOrder>4</b:RefOrder>
-  </b:Source>
-  <b:Source>
-    <b:Tag>Kuz55</b:Tag>
-    <b:SourceType>JournalArticle</b:SourceType>
-    <b:Guid>{E0D897E6-2ADE-4FF2-A101-E4622AE8F470}</b:Guid>
-    <b:Title>Economic growth and income inequality</b:Title>
-    <b:JournalName>The American Economic Review</b:JournalName>
-    <b:Year>1955</b:Year>
-    <b:Author>
-      <b:Author>
-        <b:NameList>
-          <b:Person>
-            <b:Last>Kuznets</b:Last>
-            <b:First>S</b:First>
-          </b:Person>
-        </b:NameList>
-      </b:Author>
-    </b:Author>
-    <b:RefOrder>3</b:RefOrder>
-  </b:Source>
-</b:Sources>
+<p:properties xmlns:p="http://schemas.microsoft.com/office/2006/metadata/properties" xmlns:xsi="http://www.w3.org/2001/XMLSchema-instance" xmlns:pc="http://schemas.microsoft.com/office/infopath/2007/PartnerControls">
+  <documentManagement>
+    <_activity xmlns="953ea1b5-9f77-44aa-be72-9ba04966663c" xsi:nil="true"/>
+  </documentManagement>
+</p:properties>
 </file>
 
 <file path=customXml/item3.xml><?xml version="1.0" encoding="utf-8"?>
@@ -13143,11 +10617,305 @@
 </file>
 
 <file path=customXml/item4.xml><?xml version="1.0" encoding="utf-8"?>
-<p:properties xmlns:p="http://schemas.microsoft.com/office/2006/metadata/properties" xmlns:xsi="http://www.w3.org/2001/XMLSchema-instance" xmlns:pc="http://schemas.microsoft.com/office/infopath/2007/PartnerControls">
-  <documentManagement>
-    <_activity xmlns="953ea1b5-9f77-44aa-be72-9ba04966663c" xsi:nil="true"/>
-  </documentManagement>
-</p:properties>
+<b:Sources xmlns:b="http://schemas.openxmlformats.org/officeDocument/2006/bibliography" xmlns="http://schemas.openxmlformats.org/officeDocument/2006/bibliography" SelectedStyle="\APASixthEditionOfficeOnline.xsl" StyleName="APA" Version="6">
+  <b:Source>
+    <b:Tag>Mig23</b:Tag>
+    <b:SourceType>Report</b:SourceType>
+    <b:Guid>{97633CEE-953E-4DAD-B91D-AE60B1ADB35C}</b:Guid>
+    <b:Title>Colombia, el país más solidario con la migración venezolana</b:Title>
+    <b:Year>2023</b:Year>
+    <b:Author>
+      <b:Author>
+        <b:Corporate>Migración Colombia </b:Corporate>
+      </b:Author>
+    </b:Author>
+    <b:RefOrder>11</b:RefOrder>
+  </b:Source>
+  <b:Source>
+    <b:Tag>Mig24</b:Tag>
+    <b:SourceType>Report</b:SourceType>
+    <b:Guid>{22390172-AAAD-4E71-8452-2C0F4AB0393D}</b:Guid>
+    <b:Author>
+      <b:Author>
+        <b:Corporate>Migración Colombia</b:Corporate>
+      </b:Author>
+    </b:Author>
+    <b:Title>Informe de migrantes venezolanos en Colombia en febrero de 2024</b:Title>
+    <b:Year>2024</b:Year>
+    <b:RefOrder>12</b:RefOrder>
+  </b:Source>
+  <b:Source>
+    <b:Tag>Massey</b:Tag>
+    <b:SourceType>JournalArticle</b:SourceType>
+    <b:Guid>{9527D90E-5304-4A6B-834C-5CEE460DB5B6}</b:Guid>
+    <b:Title>Theories of International Migration: A Review and Appraisal</b:Title>
+    <b:Year>1993</b:Year>
+    <b:LCID>en-US</b:LCID>
+    <b:Author>
+      <b:Author>
+        <b:NameList>
+          <b:Person>
+            <b:Last>Massey</b:Last>
+            <b:First>Douglas</b:First>
+          </b:Person>
+          <b:Person>
+            <b:Last>Arango</b:Last>
+            <b:First>Joaquin</b:First>
+          </b:Person>
+          <b:Person>
+            <b:Last>Graeme</b:Last>
+            <b:First>Hugo</b:First>
+          </b:Person>
+          <b:Person>
+            <b:Last>Kouaouci</b:Last>
+            <b:First>Ali</b:First>
+          </b:Person>
+          <b:Person>
+            <b:Last>Pellegrino</b:Last>
+            <b:First>Adela</b:First>
+          </b:Person>
+          <b:Person>
+            <b:Last>Taylor</b:Last>
+            <b:First>Edward</b:First>
+          </b:Person>
+        </b:NameList>
+      </b:Author>
+    </b:Author>
+    <b:JournalName>Population and Development Review</b:JournalName>
+    <b:RefOrder>13</b:RefOrder>
+  </b:Source>
+  <b:Source>
+    <b:Tag>Kas15</b:Tag>
+    <b:SourceType>JournalArticle</b:SourceType>
+    <b:Guid>{AAD1DDCA-A203-479C-B8B3-7E62F9814578}</b:Guid>
+    <b:Title>CO₂ emissions, economic growth, energy consumption, trade and urbanization in new EU member and candidate countries: A panel data analysis.</b:Title>
+    <b:JournalName>Economic Modelling</b:JournalName>
+    <b:Year>2015</b:Year>
+    <b:Author>
+      <b:Author>
+        <b:NameList>
+          <b:Person>
+            <b:Last>Kasman</b:Last>
+            <b:First>A</b:First>
+          </b:Person>
+          <b:Person>
+            <b:Last>Selman</b:Last>
+            <b:First>Y</b:First>
+          </b:Person>
+        </b:NameList>
+      </b:Author>
+    </b:Author>
+    <b:RefOrder>5</b:RefOrder>
+  </b:Source>
+  <b:Source>
+    <b:Tag>Rit23</b:Tag>
+    <b:SourceType>InternetSite</b:SourceType>
+    <b:Guid>{056069C5-7A14-41AB-A651-38ACB3F57BEB}</b:Guid>
+    <b:Title>Global inequalities in CO₂ emissions</b:Title>
+    <b:Year>2023</b:Year>
+    <b:Author>
+      <b:Author>
+        <b:NameList>
+          <b:Person>
+            <b:Last>Ritchie</b:Last>
+            <b:First>H</b:First>
+          </b:Person>
+        </b:NameList>
+      </b:Author>
+    </b:Author>
+    <b:InternetSiteTitle>Our World in Data</b:InternetSiteTitle>
+    <b:RefOrder>6</b:RefOrder>
+  </b:Source>
+  <b:Source>
+    <b:Tag>Don18</b:Tag>
+    <b:SourceType>JournalArticle</b:SourceType>
+    <b:Guid>{44ACDA0F-A36B-4CAC-9B00-F98FA058EA08}</b:Guid>
+    <b:Title>CO₂ emissions, economic and population growth, and renewable energy: Empirical evidence across regions</b:Title>
+    <b:Year>2018</b:Year>
+    <b:JournalName>Energy Economics</b:JournalName>
+    <b:Author>
+      <b:Author>
+        <b:NameList>
+          <b:Person>
+            <b:Last>Dong</b:Last>
+            <b:First>K</b:First>
+          </b:Person>
+          <b:Person>
+            <b:Last>Hochman</b:Last>
+            <b:First>G</b:First>
+          </b:Person>
+          <b:Person>
+            <b:Last>Zhang</b:Last>
+            <b:First>Y</b:First>
+          </b:Person>
+          <b:Person>
+            <b:Last>Sun</b:Last>
+            <b:First>R</b:First>
+          </b:Person>
+          <b:Person>
+            <b:Last>Li</b:Last>
+            <b:First>H</b:First>
+          </b:Person>
+          <b:Person>
+            <b:Last>Liao</b:Last>
+            <b:First>H</b:First>
+          </b:Person>
+        </b:NameList>
+      </b:Author>
+    </b:Author>
+    <b:RefOrder>7</b:RefOrder>
+  </b:Source>
+  <b:Source>
+    <b:Tag>Uni23</b:Tag>
+    <b:SourceType>InternetSite</b:SourceType>
+    <b:Guid>{C0684764-317E-4E8A-8EA2-7C76ED42C12C}</b:Guid>
+    <b:Author>
+      <b:Author>
+        <b:Corporate>United Nations Environment Programme</b:Corporate>
+      </b:Author>
+    </b:Author>
+    <b:Title>Emissions Gap Report 2023</b:Title>
+    <b:InternetSiteTitle>United Nations Environment Programme</b:InternetSiteTitle>
+    <b:Year>2023</b:Year>
+    <b:RefOrder>1</b:RefOrder>
+  </b:Source>
+  <b:Source>
+    <b:Tag>Mon19</b:Tag>
+    <b:SourceType>JournalArticle</b:SourceType>
+    <b:Guid>{6DCD1DE4-B956-4B61-BBC0-09BF9AD09F8F}</b:Guid>
+    <b:Title>Uncertainty of climate policies and implications for economics and finance: An evolutionary economics approach.</b:Title>
+    <b:JournalName>Ecological Economics</b:JournalName>
+    <b:Year>2019</b:Year>
+    <b:Author>
+      <b:Author>
+        <b:NameList>
+          <b:Person>
+            <b:Last>Monasterolo</b:Last>
+            <b:First>I</b:First>
+          </b:Person>
+          <b:Person>
+            <b:Last>Roventini </b:Last>
+            <b:First>A</b:First>
+          </b:Person>
+          <b:Person>
+            <b:Last>Foxon</b:Last>
+            <b:First>T.J</b:First>
+          </b:Person>
+        </b:NameList>
+      </b:Author>
+    </b:Author>
+    <b:RefOrder>2</b:RefOrder>
+  </b:Source>
+  <b:Source>
+    <b:Tag>Mit23</b:Tag>
+    <b:SourceType>JournalArticle</b:SourceType>
+    <b:Guid>{C0DCB91D-B119-4A6B-A98D-36141FAA1DE6}</b:Guid>
+    <b:Title>The relationship between CO₂ emissions, economic growth, available energy, and employment in SEE countries</b:Title>
+    <b:JournalName>Environmental Science and Pollution Research</b:JournalName>
+    <b:Year>2023</b:Year>
+    <b:Author>
+      <b:Author>
+        <b:NameList>
+          <b:Person>
+            <b:Last>Mitic</b:Last>
+            <b:First>P</b:First>
+          </b:Person>
+          <b:Person>
+            <b:Last>Fedajev</b:Last>
+            <b:First>A</b:First>
+          </b:Person>
+          <b:Person>
+            <b:Last>Radulescu</b:Last>
+            <b:First>M</b:First>
+          </b:Person>
+          <b:Person>
+            <b:Last>Rehman</b:Last>
+            <b:First>A</b:First>
+          </b:Person>
+        </b:NameList>
+      </b:Author>
+    </b:Author>
+    <b:RefOrder>4</b:RefOrder>
+  </b:Source>
+  <b:Source>
+    <b:Tag>Kuz55</b:Tag>
+    <b:SourceType>JournalArticle</b:SourceType>
+    <b:Guid>{E0D897E6-2ADE-4FF2-A101-E4622AE8F470}</b:Guid>
+    <b:Title>Economic growth and income inequality</b:Title>
+    <b:JournalName>The American Economic Review</b:JournalName>
+    <b:Year>1955</b:Year>
+    <b:Author>
+      <b:Author>
+        <b:NameList>
+          <b:Person>
+            <b:Last>Kuznets</b:Last>
+            <b:First>S</b:First>
+          </b:Person>
+        </b:NameList>
+      </b:Author>
+    </b:Author>
+    <b:RefOrder>3</b:RefOrder>
+  </b:Source>
+  <b:Source>
+    <b:Tag>Ban25</b:Tag>
+    <b:SourceType>InternetSite</b:SourceType>
+    <b:Guid>{5B433E6A-91AA-48F0-9500-A600FB2343A1}</b:Guid>
+    <b:Title>World Development Indicators</b:Title>
+    <b:Year>2025</b:Year>
+    <b:Author>
+      <b:Author>
+        <b:Corporate>Banco Mundial</b:Corporate>
+      </b:Author>
+    </b:Author>
+    <b:Month>Octubre</b:Month>
+    <b:Day>18</b:Day>
+    <b:RefOrder>8</b:RefOrder>
+  </b:Source>
+  <b:Source>
+    <b:Tag>Han23</b:Tag>
+    <b:SourceType>ArticleInAPeriodical</b:SourceType>
+    <b:Guid>{6B17F3FA-C784-4EFF-9AAD-9EB942FEFD86}</b:Guid>
+    <b:Author>
+      <b:Author>
+        <b:NameList>
+          <b:Person>
+            <b:Last>Ritchie</b:Last>
+            <b:First>Hannah</b:First>
+          </b:Person>
+          <b:Person>
+            <b:Last>Rosado</b:Last>
+            <b:First>Pablo</b:First>
+          </b:Person>
+          <b:Person>
+            <b:Last>Roser</b:Last>
+            <b:First>Max</b:First>
+          </b:Person>
+        </b:NameList>
+      </b:Author>
+    </b:Author>
+    <b:Title>Per capita, national, historical: how do countries compare on CO2 metrics?</b:Title>
+    <b:Year>2023</b:Year>
+    <b:Month>September</b:Month>
+    <b:Day>26</b:Day>
+    <b:PeriodicalTitle>The World Bank</b:PeriodicalTitle>
+    <b:RefOrder>9</b:RefOrder>
+  </b:Source>
+  <b:Source>
+    <b:Tag>OEC18</b:Tag>
+    <b:SourceType>ArticleInAPeriodical</b:SourceType>
+    <b:Guid>{C6987775-6FEF-4B18-8AC3-9D78821A9AA5}</b:Guid>
+    <b:Author>
+      <b:Author>
+        <b:Corporate>OECD</b:Corporate>
+      </b:Author>
+    </b:Author>
+    <b:Title>Compendium of Productivity Indicators</b:Title>
+    <b:PeriodicalTitle>OECD comunications</b:PeriodicalTitle>
+    <b:Year>2018</b:Year>
+    <b:Pages>https://www.oecd.org/content/dam/oecd/en/publications/reports/2018/06/oecd-compendium-of-productivity-indicators-2018_g1g8e1ba/pdtvy-2018-en.pdf</b:Pages>
+    <b:RefOrder>10</b:RefOrder>
+  </b:Source>
+</b:Sources>
 </file>
 
 <file path=customXml/itemProps1.xml><?xml version="1.0" encoding="utf-8"?>
@@ -13159,9 +10927,11 @@
 </file>
 
 <file path=customXml/itemProps2.xml><?xml version="1.0" encoding="utf-8"?>
-<ds:datastoreItem xmlns:ds="http://schemas.openxmlformats.org/officeDocument/2006/customXml" ds:itemID="{1454D942-8AA8-4E43-AA0C-EEA1C82B4E85}">
+<ds:datastoreItem xmlns:ds="http://schemas.openxmlformats.org/officeDocument/2006/customXml" ds:itemID="{D41B7B61-FEF4-4371-8847-AFD4D3D8ED08}">
   <ds:schemaRefs>
-    <ds:schemaRef ds:uri="http://schemas.openxmlformats.org/officeDocument/2006/bibliography"/>
+    <ds:schemaRef ds:uri="http://schemas.microsoft.com/office/2006/metadata/properties"/>
+    <ds:schemaRef ds:uri="http://schemas.microsoft.com/office/infopath/2007/PartnerControls"/>
+    <ds:schemaRef ds:uri="953ea1b5-9f77-44aa-be72-9ba04966663c"/>
   </ds:schemaRefs>
 </ds:datastoreItem>
 </file>
@@ -13186,11 +10956,9 @@
 </file>
 
 <file path=customXml/itemProps4.xml><?xml version="1.0" encoding="utf-8"?>
-<ds:datastoreItem xmlns:ds="http://schemas.openxmlformats.org/officeDocument/2006/customXml" ds:itemID="{D41B7B61-FEF4-4371-8847-AFD4D3D8ED08}">
+<ds:datastoreItem xmlns:ds="http://schemas.openxmlformats.org/officeDocument/2006/customXml" ds:itemID="{A262109D-7D23-451C-8BB0-3112A110FAD9}">
   <ds:schemaRefs>
-    <ds:schemaRef ds:uri="http://schemas.microsoft.com/office/2006/metadata/properties"/>
-    <ds:schemaRef ds:uri="http://schemas.microsoft.com/office/infopath/2007/PartnerControls"/>
-    <ds:schemaRef ds:uri="953ea1b5-9f77-44aa-be72-9ba04966663c"/>
+    <ds:schemaRef ds:uri="http://schemas.openxmlformats.org/officeDocument/2006/bibliography"/>
   </ds:schemaRefs>
 </ds:datastoreItem>
 </file>
--- a/Documentos/Taller 3- JavierAmaya_CamilaCaraballo_LauraRivera.docx
+++ b/Documentos/Taller 3- JavierAmaya_CamilaCaraballo_LauraRivera.docx
@@ -1,17 +1,17 @@
 
 <file path=word/document.xml><?xml version="1.0" encoding="utf-8"?>
-<w:document xmlns:wpc="http://schemas.microsoft.com/office/word/2010/wordprocessingCanvas" xmlns:cx="http://schemas.microsoft.com/office/drawing/2014/chartex" xmlns:cx1="http://schemas.microsoft.com/office/drawing/2015/9/8/chartex" xmlns:cx2="http://schemas.microsoft.com/office/drawing/2015/10/21/chartex" xmlns:cx3="http://schemas.microsoft.com/office/drawing/2016/5/9/chartex" xmlns:cx4="http://schemas.microsoft.com/office/drawing/2016/5/10/chartex" xmlns:cx5="http://schemas.microsoft.com/office/drawing/2016/5/11/chartex" xmlns:cx6="http://schemas.microsoft.com/office/drawing/2016/5/12/chartex" xmlns:cx7="http://schemas.microsoft.com/office/drawing/2016/5/13/chartex" xmlns:cx8="http://schemas.microsoft.com/office/drawing/2016/5/14/chartex" xmlns:mc="http://schemas.openxmlformats.org/markup-compatibility/2006" xmlns:aink="http://schemas.microsoft.com/office/drawing/2016/ink" xmlns:am3d="http://schemas.microsoft.com/office/drawing/2017/model3d" xmlns:o="urn:schemas-microsoft-com:office:office" xmlns:r="http://schemas.openxmlformats.org/officeDocument/2006/relationships" xmlns:m="http://schemas.openxmlformats.org/officeDocument/2006/math" xmlns:v="urn:schemas-microsoft-com:vml" xmlns:wp14="http://schemas.microsoft.com/office/word/2010/wordprocessingDrawing" xmlns:wp="http://schemas.openxmlformats.org/drawingml/2006/wordprocessingDrawing" xmlns:w10="urn:schemas-microsoft-com:office:word" xmlns:w="http://schemas.openxmlformats.org/wordprocessingml/2006/main" xmlns:w14="http://schemas.microsoft.com/office/word/2010/wordml" xmlns:w15="http://schemas.microsoft.com/office/word/2012/wordml" xmlns:w16cex="http://schemas.microsoft.com/office/word/2018/wordml/cex" xmlns:w16cid="http://schemas.microsoft.com/office/word/2016/wordml/cid" xmlns:w16="http://schemas.microsoft.com/office/word/2018/wordml" xmlns:w16sdtdh="http://schemas.microsoft.com/office/word/2020/wordml/sdtdatahash" xmlns:w16se="http://schemas.microsoft.com/office/word/2015/wordml/symex" xmlns:wpg="http://schemas.microsoft.com/office/word/2010/wordprocessingGroup" xmlns:wpi="http://schemas.microsoft.com/office/word/2010/wordprocessingInk" xmlns:wne="http://schemas.microsoft.com/office/word/2006/wordml" xmlns:wps="http://schemas.microsoft.com/office/word/2010/wordprocessingShape" mc:Ignorable="w14 w15 w16se w16cid w16 w16cex w16sdtdh wp14">
+<w:document xmlns:wpc="http://schemas.microsoft.com/office/word/2010/wordprocessingCanvas" xmlns:cx="http://schemas.microsoft.com/office/drawing/2014/chartex" xmlns:cx1="http://schemas.microsoft.com/office/drawing/2015/9/8/chartex" xmlns:cx2="http://schemas.microsoft.com/office/drawing/2015/10/21/chartex" xmlns:cx3="http://schemas.microsoft.com/office/drawing/2016/5/9/chartex" xmlns:cx4="http://schemas.microsoft.com/office/drawing/2016/5/10/chartex" xmlns:cx5="http://schemas.microsoft.com/office/drawing/2016/5/11/chartex" xmlns:cx6="http://schemas.microsoft.com/office/drawing/2016/5/12/chartex" xmlns:cx7="http://schemas.microsoft.com/office/drawing/2016/5/13/chartex" xmlns:cx8="http://schemas.microsoft.com/office/drawing/2016/5/14/chartex" xmlns:mc="http://schemas.openxmlformats.org/markup-compatibility/2006" xmlns:aink="http://schemas.microsoft.com/office/drawing/2016/ink" xmlns:am3d="http://schemas.microsoft.com/office/drawing/2017/model3d" xmlns:o="urn:schemas-microsoft-com:office:office" xmlns:oel="http://schemas.microsoft.com/office/2019/extlst" xmlns:r="http://schemas.openxmlformats.org/officeDocument/2006/relationships" xmlns:m="http://schemas.openxmlformats.org/officeDocument/2006/math" xmlns:v="urn:schemas-microsoft-com:vml" xmlns:wp14="http://schemas.microsoft.com/office/word/2010/wordprocessingDrawing" xmlns:wp="http://schemas.openxmlformats.org/drawingml/2006/wordprocessingDrawing" xmlns:w10="urn:schemas-microsoft-com:office:word" xmlns:w="http://schemas.openxmlformats.org/wordprocessingml/2006/main" xmlns:w14="http://schemas.microsoft.com/office/word/2010/wordml" xmlns:w15="http://schemas.microsoft.com/office/word/2012/wordml" xmlns:w16cex="http://schemas.microsoft.com/office/word/2018/wordml/cex" xmlns:w16cid="http://schemas.microsoft.com/office/word/2016/wordml/cid" xmlns:w16="http://schemas.microsoft.com/office/word/2018/wordml" xmlns:w16du="http://schemas.microsoft.com/office/word/2023/wordml/word16du" xmlns:w16sdtdh="http://schemas.microsoft.com/office/word/2020/wordml/sdtdatahash" xmlns:w16sdtfl="http://schemas.microsoft.com/office/word/2024/wordml/sdtformatlock" xmlns:w16se="http://schemas.microsoft.com/office/word/2015/wordml/symex" xmlns:wpg="http://schemas.microsoft.com/office/word/2010/wordprocessingGroup" xmlns:wpi="http://schemas.microsoft.com/office/word/2010/wordprocessingInk" xmlns:wne="http://schemas.microsoft.com/office/word/2006/wordml" xmlns:wps="http://schemas.microsoft.com/office/word/2010/wordprocessingShape" mc:Ignorable="w14 w15 w16se w16cid w16 w16cex w16sdtdh w16sdtfl w16du wp14">
   <w:body>
     <w:p/>
     <w:p/>
     <w:p>
       <w:pPr>
-        <w:pStyle w:val="Sinespaciado"/>
-      </w:pPr>
-    </w:p>
-    <w:p>
-      <w:pPr>
-        <w:pStyle w:val="Sinespaciado"/>
+        <w:pStyle w:val="NoSpacing"/>
+      </w:pPr>
+    </w:p>
+    <w:p>
+      <w:pPr>
+        <w:pStyle w:val="NoSpacing"/>
       </w:pPr>
       <w:r>
         <w:t>Exploración y visualización de datos para lo socioeconómico</w:t>
@@ -19,7 +19,7 @@
     </w:p>
     <w:p>
       <w:pPr>
-        <w:pStyle w:val="Sinespaciado"/>
+        <w:pStyle w:val="NoSpacing"/>
       </w:pPr>
       <w:r>
         <w:t>Miguel Andrés Garzón</w:t>
@@ -31,7 +31,7 @@
     <w:p/>
     <w:tbl>
       <w:tblPr>
-        <w:tblStyle w:val="Tablaconcuadrcula"/>
+        <w:tblStyle w:val="TableGrid"/>
         <w:tblW w:w="8828" w:type="dxa"/>
         <w:tblInd w:w="722" w:type="dxa"/>
         <w:tblLook w:val="04A0" w:firstRow="1" w:lastRow="0" w:firstColumn="1" w:lastColumn="0" w:noHBand="0" w:noVBand="1"/>
@@ -56,7 +56,7 @@
             </w:pPr>
             <w:r>
               <w:rPr>
-                <w:rStyle w:val="nfasisintenso"/>
+                <w:rStyle w:val="IntenseEmphasis"/>
                 <w:sz w:val="24"/>
                 <w:szCs w:val="24"/>
               </w:rPr>
@@ -64,7 +64,7 @@
             </w:r>
             <w:r>
               <w:rPr>
-                <w:rStyle w:val="nfasisintenso"/>
+                <w:rStyle w:val="IntenseEmphasis"/>
                 <w:sz w:val="24"/>
                 <w:szCs w:val="24"/>
               </w:rPr>
@@ -72,7 +72,7 @@
             </w:r>
             <w:r>
               <w:rPr>
-                <w:rStyle w:val="nfasisintenso"/>
+                <w:rStyle w:val="IntenseEmphasis"/>
                 <w:sz w:val="24"/>
                 <w:szCs w:val="24"/>
               </w:rPr>
@@ -83,7 +83,7 @@
             </w:r>
             <w:r>
               <w:rPr>
-                <w:rStyle w:val="Refdenotaalpie"/>
+                <w:rStyle w:val="FootnoteReference"/>
                 <w:b/>
                 <w:bCs/>
               </w:rPr>
@@ -99,7 +99,7 @@
     <w:p/>
     <w:p>
       <w:pPr>
-        <w:pStyle w:val="Sinespaciado"/>
+        <w:pStyle w:val="NoSpacing"/>
         <w:spacing w:beforeAutospacing="0" w:afterAutospacing="0"/>
       </w:pPr>
       <w:r>
@@ -108,7 +108,7 @@
     </w:p>
     <w:p>
       <w:pPr>
-        <w:pStyle w:val="Sinespaciado"/>
+        <w:pStyle w:val="NoSpacing"/>
         <w:spacing w:beforeAutospacing="0" w:afterAutospacing="0"/>
       </w:pPr>
       <w:r>
@@ -128,7 +128,7 @@
     </w:p>
     <w:p>
       <w:pPr>
-        <w:pStyle w:val="Sinespaciado"/>
+        <w:pStyle w:val="NoSpacing"/>
         <w:spacing w:beforeAutospacing="0" w:afterAutospacing="0"/>
       </w:pPr>
       <w:r>
@@ -140,7 +140,7 @@
     </w:p>
     <w:p>
       <w:pPr>
-        <w:pStyle w:val="Sinespaciado"/>
+        <w:pStyle w:val="NoSpacing"/>
         <w:spacing w:beforeAutospacing="0" w:afterAutospacing="0"/>
       </w:pPr>
       <w:r>
@@ -162,25 +162,25 @@
     <w:p>
       <w:pPr>
         <w:rPr>
-          <w:rStyle w:val="nfasis"/>
+          <w:rStyle w:val="Emphasis"/>
         </w:rPr>
       </w:pPr>
       <w:r>
         <w:rPr>
-          <w:rStyle w:val="nfasis"/>
+          <w:rStyle w:val="Emphasis"/>
         </w:rPr>
         <w:lastRenderedPageBreak/>
         <w:t>Enunciado del taller</w:t>
       </w:r>
       <w:r>
         <w:rPr>
-          <w:rStyle w:val="nfasis"/>
+          <w:rStyle w:val="Emphasis"/>
         </w:rPr>
         <w:t>- s</w:t>
       </w:r>
       <w:r>
         <w:rPr>
-          <w:rStyle w:val="nfasis"/>
+          <w:rStyle w:val="Emphasis"/>
         </w:rPr>
         <w:t>ituación</w:t>
       </w:r>
@@ -226,7 +226,7 @@
     </w:p>
     <w:p>
       <w:pPr>
-        <w:pStyle w:val="Ttulo1"/>
+        <w:pStyle w:val="Heading1"/>
       </w:pPr>
       <w:r>
         <w:lastRenderedPageBreak/>
@@ -238,7 +238,7 @@
     </w:p>
     <w:p>
       <w:pPr>
-        <w:pStyle w:val="Ttulo2"/>
+        <w:pStyle w:val="Heading2"/>
       </w:pPr>
       <w:r>
         <w:t>Contextuali</w:t>
@@ -265,7 +265,6 @@
           <w:id w:val="2079941239"/>
           <w:citation/>
         </w:sdtPr>
-        <w:sdtEndPr/>
         <w:sdtContent>
           <w:r>
             <w:fldChar w:fldCharType="begin"/>
@@ -300,7 +299,6 @@
           <w:id w:val="1658180094"/>
           <w:citation/>
         </w:sdtPr>
-        <w:sdtEndPr/>
         <w:sdtContent>
           <w:r>
             <w:fldChar w:fldCharType="begin"/>
@@ -341,7 +339,6 @@
           <w:id w:val="-1831514131"/>
           <w:citation/>
         </w:sdtPr>
-        <w:sdtEndPr/>
         <w:sdtContent>
           <w:r>
             <w:fldChar w:fldCharType="begin"/>
@@ -379,7 +376,6 @@
           <w:id w:val="2133205839"/>
           <w:citation/>
         </w:sdtPr>
-        <w:sdtEndPr/>
         <w:sdtContent>
           <w:r>
             <w:fldChar w:fldCharType="begin"/>
@@ -418,7 +414,6 @@
           <w:id w:val="-926186307"/>
           <w:citation/>
         </w:sdtPr>
-        <w:sdtEndPr/>
         <w:sdtContent>
           <w:r>
             <w:fldChar w:fldCharType="begin"/>
@@ -465,7 +460,6 @@
           <w:id w:val="1349217133"/>
           <w:citation/>
         </w:sdtPr>
-        <w:sdtEndPr/>
         <w:sdtContent>
           <w:r>
             <w:fldChar w:fldCharType="begin"/>
@@ -524,7 +518,6 @@
           <w:id w:val="1762563554"/>
           <w:citation/>
         </w:sdtPr>
-        <w:sdtEndPr/>
         <w:sdtContent>
           <w:r>
             <w:fldChar w:fldCharType="begin"/>
@@ -572,7 +565,7 @@
     </w:p>
     <w:p>
       <w:pPr>
-        <w:pStyle w:val="Ttulo2"/>
+        <w:pStyle w:val="Heading2"/>
       </w:pPr>
       <w:r>
         <w:t>Estrategia empírica</w:t>
@@ -627,7 +620,7 @@
       <w:commentRangeEnd w:id="0"/>
       <w:r>
         <w:rPr>
-          <w:rStyle w:val="Refdecomentario"/>
+          <w:rStyle w:val="CommentReference"/>
         </w:rPr>
         <w:commentReference w:id="0"/>
       </w:r>
@@ -983,24 +976,16 @@
           <w:lang w:val="en-US"/>
         </w:rPr>
       </w:pPr>
-      <w:proofErr w:type="spellStart"/>
       <w:r>
         <w:rPr>
           <w:lang w:val="en-US"/>
         </w:rPr>
-        <w:t>Donde</w:t>
-      </w:r>
-      <w:proofErr w:type="spellEnd"/>
-      <w:r>
-        <w:rPr>
-          <w:lang w:val="en-US"/>
-        </w:rPr>
-        <w:t>:</w:t>
-      </w:r>
-    </w:p>
-    <w:p>
-      <w:pPr>
-        <w:pStyle w:val="Prrafodelista"/>
+        <w:t>Donde:</w:t>
+      </w:r>
+    </w:p>
+    <w:p>
+      <w:pPr>
+        <w:pStyle w:val="ListParagraph"/>
         <w:numPr>
           <w:ilvl w:val="0"/>
           <w:numId w:val="44"/>
@@ -1054,7 +1039,7 @@
     </w:p>
     <w:p>
       <w:pPr>
-        <w:pStyle w:val="Prrafodelista"/>
+        <w:pStyle w:val="ListParagraph"/>
         <w:numPr>
           <w:ilvl w:val="0"/>
           <w:numId w:val="44"/>
@@ -1294,7 +1279,7 @@
     </w:p>
     <w:p>
       <w:pPr>
-        <w:pStyle w:val="Ttulo2"/>
+        <w:pStyle w:val="Heading2"/>
       </w:pPr>
       <w:r>
         <w:t>Consecuencias de cometer errores tipo 1 y 2</w:t>
@@ -1378,7 +1363,7 @@
     </w:p>
     <w:p>
       <w:pPr>
-        <w:pStyle w:val="Ttulo2"/>
+        <w:pStyle w:val="Heading2"/>
       </w:pPr>
       <w:r>
         <w:t xml:space="preserve">Definiendo los indicadores: </w:t>
@@ -1460,10 +1445,7 @@
       </w:r>
       <w:proofErr w:type="spellEnd"/>
       <w:r>
-        <w:t>)</w:t>
-      </w:r>
-      <w:r>
-        <w:t xml:space="preserve"> </w:t>
+        <w:t xml:space="preserve">) </w:t>
       </w:r>
       <w:sdt>
         <w:sdtPr>
@@ -1672,10 +1654,7 @@
     </w:p>
     <w:p>
       <w:r>
-        <w:t xml:space="preserve">Esta forma de agrupar representa una clasificación relativa del desarrollo económico, </w:t>
-      </w:r>
-      <w:r>
-        <w:t>especifica</w:t>
+        <w:t>Esta forma de agrupar representa una clasificación relativa del desarrollo económico, especifica</w:t>
       </w:r>
       <w:r>
         <w:t>da por nuestro equipo con el fin de desarrollar un análisis puntual</w:t>
@@ -1696,7 +1675,7 @@
     </w:p>
     <w:p>
       <w:pPr>
-        <w:pStyle w:val="Ttulo1"/>
+        <w:pStyle w:val="Heading1"/>
       </w:pPr>
       <w:r>
         <w:t xml:space="preserve">Parte 2: </w:t>
@@ -1707,7 +1686,7 @@
     </w:p>
     <w:p>
       <w:pPr>
-        <w:pStyle w:val="Ttulo2"/>
+        <w:pStyle w:val="Heading2"/>
       </w:pPr>
       <w:r>
         <w:t xml:space="preserve">Análisis </w:t>
@@ -1920,7 +1899,7 @@
     </w:p>
     <w:p>
       <w:pPr>
-        <w:pStyle w:val="Ttulo2"/>
+        <w:pStyle w:val="Heading2"/>
       </w:pPr>
       <w:r>
         <w:t>Estadísticas descriptivas</w:t>
@@ -2523,7 +2502,7 @@
     </w:p>
     <w:p>
       <w:pPr>
-        <w:pStyle w:val="Ttulo2"/>
+        <w:pStyle w:val="Heading2"/>
       </w:pPr>
       <w:r>
         <w:t>D</w:t>
@@ -2637,7 +2616,7 @@
     </w:p>
     <w:p>
       <w:pPr>
-        <w:pStyle w:val="Ttulo2"/>
+        <w:pStyle w:val="Heading2"/>
       </w:pPr>
       <w:r>
         <w:t>S</w:t>
@@ -2659,7 +2638,7 @@
     </w:p>
     <w:p>
       <w:pPr>
-        <w:pStyle w:val="Ttulo2"/>
+        <w:pStyle w:val="Heading2"/>
       </w:pPr>
       <w:commentRangeStart w:id="1"/>
       <w:r>
@@ -2671,7 +2650,7 @@
       <w:commentRangeEnd w:id="1"/>
       <w:r>
         <w:rPr>
-          <w:rStyle w:val="Refdecomentario"/>
+          <w:rStyle w:val="CommentReference"/>
           <w:rFonts w:eastAsia="Times New Roman"/>
           <w:b w:val="0"/>
           <w:bCs w:val="0"/>
@@ -2830,7 +2809,7 @@
     </w:p>
     <w:p>
       <w:pPr>
-        <w:pStyle w:val="Ttulo2"/>
+        <w:pStyle w:val="Heading2"/>
       </w:pPr>
       <w:commentRangeStart w:id="2"/>
       <w:r>
@@ -2845,7 +2824,7 @@
       <w:commentRangeEnd w:id="2"/>
       <w:r>
         <w:rPr>
-          <w:rStyle w:val="Refdecomentario"/>
+          <w:rStyle w:val="CommentReference"/>
         </w:rPr>
         <w:commentReference w:id="2"/>
       </w:r>
@@ -2853,7 +2832,7 @@
     <w:p>
       <w:pPr>
         <w:rPr>
-          <w:rStyle w:val="Textoennegrita"/>
+          <w:rStyle w:val="Strong"/>
         </w:rPr>
       </w:pPr>
       <w:r>
@@ -2868,7 +2847,7 @@
       </w:r>
       <w:r>
         <w:rPr>
-          <w:rStyle w:val="Textoennegrita"/>
+          <w:rStyle w:val="Strong"/>
           <w:b w:val="0"/>
           <w:bCs w:val="0"/>
         </w:rPr>
@@ -2878,14 +2857,14 @@
     <w:p>
       <w:pPr>
         <w:rPr>
-          <w:rStyle w:val="Textoennegrita"/>
+          <w:rStyle w:val="Strong"/>
           <w:b w:val="0"/>
           <w:bCs w:val="0"/>
         </w:rPr>
       </w:pPr>
       <w:r>
         <w:rPr>
-          <w:rStyle w:val="Textoennegrita"/>
+          <w:rStyle w:val="Strong"/>
           <w:b w:val="0"/>
           <w:bCs w:val="0"/>
         </w:rPr>
@@ -2894,7 +2873,7 @@
       </w:r>
       <w:r>
         <w:rPr>
-          <w:rStyle w:val="Textoennegrita"/>
+          <w:rStyle w:val="Strong"/>
           <w:b w:val="0"/>
           <w:bCs w:val="0"/>
         </w:rPr>
@@ -2902,7 +2881,7 @@
       </w:r>
       <w:r>
         <w:rPr>
-          <w:rStyle w:val="Textoennegrita"/>
+          <w:rStyle w:val="Strong"/>
           <w:b w:val="0"/>
           <w:bCs w:val="0"/>
         </w:rPr>
@@ -2911,7 +2890,7 @@
       <w:proofErr w:type="spellStart"/>
       <w:r>
         <w:rPr>
-          <w:rStyle w:val="Textoennegrita"/>
+          <w:rStyle w:val="Strong"/>
           <w:b w:val="0"/>
           <w:bCs w:val="0"/>
         </w:rPr>
@@ -2920,7 +2899,7 @@
       <w:proofErr w:type="spellEnd"/>
       <w:r>
         <w:rPr>
-          <w:rStyle w:val="Textoennegrita"/>
+          <w:rStyle w:val="Strong"/>
           <w:b w:val="0"/>
           <w:bCs w:val="0"/>
         </w:rPr>
@@ -2929,7 +2908,7 @@
     </w:p>
     <w:p>
       <w:pPr>
-        <w:pStyle w:val="Ttulo1"/>
+        <w:pStyle w:val="Heading1"/>
       </w:pPr>
       <w:r>
         <w:t>Parte 3: Interpretación y reflexión sobre la decisión estadística</w:t>
@@ -2937,7 +2916,7 @@
     </w:p>
     <w:p>
       <w:pPr>
-        <w:pStyle w:val="Prrafodelista"/>
+        <w:pStyle w:val="ListParagraph"/>
         <w:numPr>
           <w:ilvl w:val="0"/>
           <w:numId w:val="27"/>
@@ -2949,7 +2928,7 @@
     </w:p>
     <w:p>
       <w:pPr>
-        <w:pStyle w:val="Prrafodelista"/>
+        <w:pStyle w:val="ListParagraph"/>
         <w:numPr>
           <w:ilvl w:val="0"/>
           <w:numId w:val="37"/>
@@ -2961,7 +2940,7 @@
     </w:p>
     <w:p>
       <w:pPr>
-        <w:pStyle w:val="Prrafodelista"/>
+        <w:pStyle w:val="ListParagraph"/>
         <w:numPr>
           <w:ilvl w:val="0"/>
           <w:numId w:val="37"/>
@@ -2973,12 +2952,12 @@
     </w:p>
     <w:p>
       <w:pPr>
-        <w:pStyle w:val="Prrafodelista"/>
-      </w:pPr>
-    </w:p>
-    <w:p>
-      <w:pPr>
-        <w:pStyle w:val="Prrafodelista"/>
+        <w:pStyle w:val="ListParagraph"/>
+      </w:pPr>
+    </w:p>
+    <w:p>
+      <w:pPr>
+        <w:pStyle w:val="ListParagraph"/>
         <w:numPr>
           <w:ilvl w:val="0"/>
           <w:numId w:val="27"/>
@@ -2990,7 +2969,7 @@
     </w:p>
     <w:p>
       <w:pPr>
-        <w:pStyle w:val="Prrafodelista"/>
+        <w:pStyle w:val="ListParagraph"/>
         <w:numPr>
           <w:ilvl w:val="0"/>
           <w:numId w:val="36"/>
@@ -3002,7 +2981,7 @@
     </w:p>
     <w:p>
       <w:pPr>
-        <w:pStyle w:val="Prrafodelista"/>
+        <w:pStyle w:val="ListParagraph"/>
         <w:numPr>
           <w:ilvl w:val="0"/>
           <w:numId w:val="36"/>
@@ -3014,12 +2993,12 @@
     </w:p>
     <w:p>
       <w:pPr>
-        <w:pStyle w:val="Prrafodelista"/>
-      </w:pPr>
-    </w:p>
-    <w:p>
-      <w:pPr>
-        <w:pStyle w:val="Prrafodelista"/>
+        <w:pStyle w:val="ListParagraph"/>
+      </w:pPr>
+    </w:p>
+    <w:p>
+      <w:pPr>
+        <w:pStyle w:val="ListParagraph"/>
         <w:numPr>
           <w:ilvl w:val="0"/>
           <w:numId w:val="27"/>
@@ -3031,7 +3010,7 @@
     </w:p>
     <w:p>
       <w:pPr>
-        <w:pStyle w:val="Prrafodelista"/>
+        <w:pStyle w:val="ListParagraph"/>
         <w:numPr>
           <w:ilvl w:val="0"/>
           <w:numId w:val="35"/>
@@ -3043,7 +3022,7 @@
     </w:p>
     <w:p>
       <w:pPr>
-        <w:pStyle w:val="Prrafodelista"/>
+        <w:pStyle w:val="ListParagraph"/>
         <w:numPr>
           <w:ilvl w:val="0"/>
           <w:numId w:val="35"/>
@@ -3082,6 +3061,8 @@
       <w:sdtPr>
         <w:rPr>
           <w:rFonts w:asciiTheme="minorHAnsi" w:hAnsiTheme="minorHAnsi" w:cstheme="minorBidi"/>
+          <w:b w:val="0"/>
+          <w:bCs w:val="0"/>
         </w:rPr>
         <w:id w:val="-1177578954"/>
         <w:docPartObj>
@@ -3092,14 +3073,12 @@
       <w:sdtEndPr>
         <w:rPr>
           <w:rFonts w:ascii="Times New Roman" w:hAnsi="Times New Roman" w:cs="Times New Roman"/>
-          <w:b w:val="0"/>
-          <w:bCs w:val="0"/>
         </w:rPr>
       </w:sdtEndPr>
       <w:sdtContent>
         <w:p>
           <w:pPr>
-            <w:pStyle w:val="Ttulo1"/>
+            <w:pStyle w:val="Heading1"/>
           </w:pPr>
           <w:r>
             <w:t>Referencias</w:t>
@@ -3148,7 +3127,7 @@
           <w:hyperlink r:id="rId22" w:history="1">
             <w:r>
               <w:rPr>
-                <w:rStyle w:val="Hipervnculo"/>
+                <w:rStyle w:val="Hyperlink"/>
                 <w:lang w:val="en-US"/>
               </w:rPr>
               <w:t>https://doi.org/10.1016/j.eneco.2018.08.017</w:t>
@@ -3161,19 +3140,11 @@
               <w:lang w:val="en-US"/>
             </w:rPr>
           </w:pPr>
-          <w:proofErr w:type="spellStart"/>
           <w:r>
             <w:rPr>
               <w:lang w:val="en-US"/>
             </w:rPr>
-            <w:t>Kasman</w:t>
-          </w:r>
-          <w:proofErr w:type="spellEnd"/>
-          <w:r>
-            <w:rPr>
-              <w:lang w:val="en-US"/>
-            </w:rPr>
-            <w:t xml:space="preserve">, A., &amp; Selman, Y. (2015). CO₂ emissions, economic growth, energy consumption, trade and urbanization in new EU member and candidate countries: A panel data analysis. </w:t>
+            <w:t xml:space="preserve">Kasman, A., &amp; Selman, Y. (2015). CO₂ emissions, economic growth, energy consumption, trade and urbanization in new EU member and candidate countries: A panel data analysis. </w:t>
           </w:r>
           <w:r>
             <w:rPr>
@@ -3203,7 +3174,7 @@
         </w:p>
         <w:p>
           <w:pPr>
-            <w:pStyle w:val="Bibliografa"/>
+            <w:pStyle w:val="Bibliography"/>
             <w:rPr>
               <w:noProof/>
             </w:rPr>
@@ -3224,7 +3195,6 @@
               <w:id w:val="-501656455"/>
               <w:citation/>
             </w:sdtPr>
-            <w:sdtEndPr/>
             <w:sdtContent>
               <w:r>
                 <w:rPr>
@@ -3308,7 +3278,7 @@
         </w:p>
         <w:p>
           <w:pPr>
-            <w:pStyle w:val="Bibliografa"/>
+            <w:pStyle w:val="Bibliography"/>
             <w:rPr>
               <w:noProof/>
             </w:rPr>
@@ -3322,7 +3292,7 @@
         </w:p>
         <w:p>
           <w:pPr>
-            <w:pStyle w:val="Bibliografa"/>
+            <w:pStyle w:val="Bibliography"/>
             <w:rPr>
               <w:noProof/>
             </w:rPr>
@@ -3403,21 +3373,7 @@
             <w:rPr>
               <w:lang w:val="en-US"/>
             </w:rPr>
-            <w:t xml:space="preserve">, A., </w:t>
-          </w:r>
-          <w:proofErr w:type="spellStart"/>
-          <w:r>
-            <w:rPr>
-              <w:lang w:val="en-US"/>
-            </w:rPr>
-            <w:t>Radulescu</w:t>
-          </w:r>
-          <w:proofErr w:type="spellEnd"/>
-          <w:r>
-            <w:rPr>
-              <w:lang w:val="en-US"/>
-            </w:rPr>
-            <w:t>, M., &amp; Rehman, A. (2023). The relationship between CO₂ emissions, economic growth, available energy, and employment in SEE countries. Environmental Science and Pollution Research, 30, 88123–88136. https://doi.org/10.1007/s11356-023-28156-3</w:t>
+            <w:t>, A., Radulescu, M., &amp; Rehman, A. (2023). The relationship between CO₂ emissions, economic growth, available energy, and employment in SEE countries. Environmental Science and Pollution Research, 30, 88123–88136. https://doi.org/10.1007/s11356-023-28156-3</w:t>
           </w:r>
         </w:p>
         <w:p>
@@ -3481,7 +3437,7 @@
           <w:hyperlink r:id="rId23" w:tgtFrame="_new" w:history="1">
             <w:r>
               <w:rPr>
-                <w:rStyle w:val="Hipervnculo"/>
+                <w:rStyle w:val="Hyperlink"/>
                 <w:noProof/>
                 <w:lang w:val="en-US"/>
               </w:rPr>
@@ -3541,7 +3497,7 @@
           <w:hyperlink r:id="rId24" w:tgtFrame="_new" w:history="1">
             <w:r>
               <w:rPr>
-                <w:rStyle w:val="Hipervnculo"/>
+                <w:rStyle w:val="Hyperlink"/>
               </w:rPr>
               <w:t>https://www.unep.org/interactives/emissions-gap-report/2023/</w:t>
             </w:r>
@@ -3632,15 +3588,15 @@
 </file>
 
 <file path=word/comments.xml><?xml version="1.0" encoding="utf-8"?>
-<w:comments xmlns:wpc="http://schemas.microsoft.com/office/word/2010/wordprocessingCanvas" xmlns:cx="http://schemas.microsoft.com/office/drawing/2014/chartex" xmlns:cx1="http://schemas.microsoft.com/office/drawing/2015/9/8/chartex" xmlns:cx2="http://schemas.microsoft.com/office/drawing/2015/10/21/chartex" xmlns:cx3="http://schemas.microsoft.com/office/drawing/2016/5/9/chartex" xmlns:cx4="http://schemas.microsoft.com/office/drawing/2016/5/10/chartex" xmlns:cx5="http://schemas.microsoft.com/office/drawing/2016/5/11/chartex" xmlns:cx6="http://schemas.microsoft.com/office/drawing/2016/5/12/chartex" xmlns:cx7="http://schemas.microsoft.com/office/drawing/2016/5/13/chartex" xmlns:cx8="http://schemas.microsoft.com/office/drawing/2016/5/14/chartex" xmlns:mc="http://schemas.openxmlformats.org/markup-compatibility/2006" xmlns:aink="http://schemas.microsoft.com/office/drawing/2016/ink" xmlns:am3d="http://schemas.microsoft.com/office/drawing/2017/model3d" xmlns:o="urn:schemas-microsoft-com:office:office" xmlns:r="http://schemas.openxmlformats.org/officeDocument/2006/relationships" xmlns:m="http://schemas.openxmlformats.org/officeDocument/2006/math" xmlns:v="urn:schemas-microsoft-com:vml" xmlns:wp14="http://schemas.microsoft.com/office/word/2010/wordprocessingDrawing" xmlns:wp="http://schemas.openxmlformats.org/drawingml/2006/wordprocessingDrawing" xmlns:w10="urn:schemas-microsoft-com:office:word" xmlns:w="http://schemas.openxmlformats.org/wordprocessingml/2006/main" xmlns:w14="http://schemas.microsoft.com/office/word/2010/wordml" xmlns:w15="http://schemas.microsoft.com/office/word/2012/wordml" xmlns:w16cex="http://schemas.microsoft.com/office/word/2018/wordml/cex" xmlns:w16cid="http://schemas.microsoft.com/office/word/2016/wordml/cid" xmlns:w16="http://schemas.microsoft.com/office/word/2018/wordml" xmlns:w16sdtdh="http://schemas.microsoft.com/office/word/2020/wordml/sdtdatahash" xmlns:w16se="http://schemas.microsoft.com/office/word/2015/wordml/symex" xmlns:wpg="http://schemas.microsoft.com/office/word/2010/wordprocessingGroup" xmlns:wpi="http://schemas.microsoft.com/office/word/2010/wordprocessingInk" xmlns:wne="http://schemas.microsoft.com/office/word/2006/wordml" xmlns:wps="http://schemas.microsoft.com/office/word/2010/wordprocessingShape" mc:Ignorable="w14 w15 w16se w16cid w16 w16cex w16sdtdh wp14">
+<w:comments xmlns:wpc="http://schemas.microsoft.com/office/word/2010/wordprocessingCanvas" xmlns:cx="http://schemas.microsoft.com/office/drawing/2014/chartex" xmlns:cx1="http://schemas.microsoft.com/office/drawing/2015/9/8/chartex" xmlns:cx2="http://schemas.microsoft.com/office/drawing/2015/10/21/chartex" xmlns:cx3="http://schemas.microsoft.com/office/drawing/2016/5/9/chartex" xmlns:cx4="http://schemas.microsoft.com/office/drawing/2016/5/10/chartex" xmlns:cx5="http://schemas.microsoft.com/office/drawing/2016/5/11/chartex" xmlns:cx6="http://schemas.microsoft.com/office/drawing/2016/5/12/chartex" xmlns:cx7="http://schemas.microsoft.com/office/drawing/2016/5/13/chartex" xmlns:cx8="http://schemas.microsoft.com/office/drawing/2016/5/14/chartex" xmlns:mc="http://schemas.openxmlformats.org/markup-compatibility/2006" xmlns:aink="http://schemas.microsoft.com/office/drawing/2016/ink" xmlns:am3d="http://schemas.microsoft.com/office/drawing/2017/model3d" xmlns:o="urn:schemas-microsoft-com:office:office" xmlns:oel="http://schemas.microsoft.com/office/2019/extlst" xmlns:r="http://schemas.openxmlformats.org/officeDocument/2006/relationships" xmlns:m="http://schemas.openxmlformats.org/officeDocument/2006/math" xmlns:v="urn:schemas-microsoft-com:vml" xmlns:wp14="http://schemas.microsoft.com/office/word/2010/wordprocessingDrawing" xmlns:wp="http://schemas.openxmlformats.org/drawingml/2006/wordprocessingDrawing" xmlns:w10="urn:schemas-microsoft-com:office:word" xmlns:w="http://schemas.openxmlformats.org/wordprocessingml/2006/main" xmlns:w14="http://schemas.microsoft.com/office/word/2010/wordml" xmlns:w15="http://schemas.microsoft.com/office/word/2012/wordml" xmlns:w16cex="http://schemas.microsoft.com/office/word/2018/wordml/cex" xmlns:w16cid="http://schemas.microsoft.com/office/word/2016/wordml/cid" xmlns:w16="http://schemas.microsoft.com/office/word/2018/wordml" xmlns:w16du="http://schemas.microsoft.com/office/word/2023/wordml/word16du" xmlns:w16sdtdh="http://schemas.microsoft.com/office/word/2020/wordml/sdtdatahash" xmlns:w16sdtfl="http://schemas.microsoft.com/office/word/2024/wordml/sdtformatlock" xmlns:w16se="http://schemas.microsoft.com/office/word/2015/wordml/symex" xmlns:wpg="http://schemas.microsoft.com/office/word/2010/wordprocessingGroup" xmlns:wpi="http://schemas.microsoft.com/office/word/2010/wordprocessingInk" xmlns:wne="http://schemas.microsoft.com/office/word/2006/wordml" xmlns:wps="http://schemas.microsoft.com/office/word/2010/wordprocessingShape" mc:Ignorable="w14 w15 w16se w16cid w16 w16cex w16sdtdh w16sdtfl w16du wp14">
   <w:comment w:id="0" w:author="Javier Antonio Amaya Nieto" w:date="2025-10-17T17:57:00Z" w:initials="JAAN">
     <w:p>
       <w:pPr>
-        <w:pStyle w:val="Textocomentario"/>
+        <w:pStyle w:val="CommentText"/>
       </w:pPr>
       <w:r>
         <w:rPr>
-          <w:rStyle w:val="Refdecomentario"/>
+          <w:rStyle w:val="CommentReference"/>
         </w:rPr>
         <w:annotationRef/>
       </w:r>
@@ -3656,7 +3612,7 @@
       </w:pPr>
       <w:r>
         <w:rPr>
-          <w:rStyle w:val="Refdecomentario"/>
+          <w:rStyle w:val="CommentReference"/>
         </w:rPr>
         <w:annotationRef/>
       </w:r>
@@ -3720,14 +3676,14 @@
     </w:p>
     <w:p>
       <w:pPr>
-        <w:pStyle w:val="Textocomentario"/>
+        <w:pStyle w:val="CommentText"/>
       </w:pPr>
     </w:p>
   </w:comment>
   <w:comment w:id="2" w:author="Javier Antonio Amaya Nieto" w:date="2025-10-18T18:24:00Z" w:initials="JAAN">
     <w:p>
       <w:pPr>
-        <w:pStyle w:val="Prrafodelista"/>
+        <w:pStyle w:val="ListParagraph"/>
         <w:numPr>
           <w:ilvl w:val="0"/>
           <w:numId w:val="43"/>
@@ -3735,7 +3691,7 @@
       </w:pPr>
       <w:r>
         <w:rPr>
-          <w:rStyle w:val="Refdecomentario"/>
+          <w:rStyle w:val="CommentReference"/>
         </w:rPr>
         <w:annotationRef/>
       </w:r>
@@ -3745,7 +3701,7 @@
     </w:p>
     <w:p>
       <w:pPr>
-        <w:pStyle w:val="Prrafodelista"/>
+        <w:pStyle w:val="ListParagraph"/>
         <w:numPr>
           <w:ilvl w:val="0"/>
           <w:numId w:val="43"/>
@@ -3757,7 +3713,7 @@
     </w:p>
     <w:p>
       <w:pPr>
-        <w:pStyle w:val="Prrafodelista"/>
+        <w:pStyle w:val="ListParagraph"/>
         <w:numPr>
           <w:ilvl w:val="0"/>
           <w:numId w:val="43"/>
@@ -3769,7 +3725,7 @@
     </w:p>
     <w:p>
       <w:pPr>
-        <w:pStyle w:val="Textocomentario"/>
+        <w:pStyle w:val="CommentText"/>
       </w:pPr>
     </w:p>
   </w:comment>
@@ -3777,7 +3733,7 @@
 </file>
 
 <file path=word/commentsExtended.xml><?xml version="1.0" encoding="utf-8"?>
-<w15:commentsEx xmlns:wpc="http://schemas.microsoft.com/office/word/2010/wordprocessingCanvas" xmlns:cx="http://schemas.microsoft.com/office/drawing/2014/chartex" xmlns:cx1="http://schemas.microsoft.com/office/drawing/2015/9/8/chartex" xmlns:cx2="http://schemas.microsoft.com/office/drawing/2015/10/21/chartex" xmlns:cx3="http://schemas.microsoft.com/office/drawing/2016/5/9/chartex" xmlns:cx4="http://schemas.microsoft.com/office/drawing/2016/5/10/chartex" xmlns:cx5="http://schemas.microsoft.com/office/drawing/2016/5/11/chartex" xmlns:cx6="http://schemas.microsoft.com/office/drawing/2016/5/12/chartex" xmlns:cx7="http://schemas.microsoft.com/office/drawing/2016/5/13/chartex" xmlns:cx8="http://schemas.microsoft.com/office/drawing/2016/5/14/chartex" xmlns:mc="http://schemas.openxmlformats.org/markup-compatibility/2006" xmlns:aink="http://schemas.microsoft.com/office/drawing/2016/ink" xmlns:am3d="http://schemas.microsoft.com/office/drawing/2017/model3d" xmlns:o="urn:schemas-microsoft-com:office:office" xmlns:r="http://schemas.openxmlformats.org/officeDocument/2006/relationships" xmlns:m="http://schemas.openxmlformats.org/officeDocument/2006/math" xmlns:v="urn:schemas-microsoft-com:vml" xmlns:wp14="http://schemas.microsoft.com/office/word/2010/wordprocessingDrawing" xmlns:wp="http://schemas.openxmlformats.org/drawingml/2006/wordprocessingDrawing" xmlns:w10="urn:schemas-microsoft-com:office:word" xmlns:w="http://schemas.openxmlformats.org/wordprocessingml/2006/main" xmlns:w14="http://schemas.microsoft.com/office/word/2010/wordml" xmlns:w15="http://schemas.microsoft.com/office/word/2012/wordml" xmlns:w16cex="http://schemas.microsoft.com/office/word/2018/wordml/cex" xmlns:w16cid="http://schemas.microsoft.com/office/word/2016/wordml/cid" xmlns:w16="http://schemas.microsoft.com/office/word/2018/wordml" xmlns:w16sdtdh="http://schemas.microsoft.com/office/word/2020/wordml/sdtdatahash" xmlns:w16se="http://schemas.microsoft.com/office/word/2015/wordml/symex" xmlns:wpg="http://schemas.microsoft.com/office/word/2010/wordprocessingGroup" xmlns:wpi="http://schemas.microsoft.com/office/word/2010/wordprocessingInk" xmlns:wne="http://schemas.microsoft.com/office/word/2006/wordml" xmlns:wps="http://schemas.microsoft.com/office/word/2010/wordprocessingShape" mc:Ignorable="w14 w15 w16se w16cid w16 w16cex w16sdtdh wp14">
+<w15:commentsEx xmlns:wpc="http://schemas.microsoft.com/office/word/2010/wordprocessingCanvas" xmlns:cx="http://schemas.microsoft.com/office/drawing/2014/chartex" xmlns:cx1="http://schemas.microsoft.com/office/drawing/2015/9/8/chartex" xmlns:cx2="http://schemas.microsoft.com/office/drawing/2015/10/21/chartex" xmlns:cx3="http://schemas.microsoft.com/office/drawing/2016/5/9/chartex" xmlns:cx4="http://schemas.microsoft.com/office/drawing/2016/5/10/chartex" xmlns:cx5="http://schemas.microsoft.com/office/drawing/2016/5/11/chartex" xmlns:cx6="http://schemas.microsoft.com/office/drawing/2016/5/12/chartex" xmlns:cx7="http://schemas.microsoft.com/office/drawing/2016/5/13/chartex" xmlns:cx8="http://schemas.microsoft.com/office/drawing/2016/5/14/chartex" xmlns:mc="http://schemas.openxmlformats.org/markup-compatibility/2006" xmlns:aink="http://schemas.microsoft.com/office/drawing/2016/ink" xmlns:am3d="http://schemas.microsoft.com/office/drawing/2017/model3d" xmlns:o="urn:schemas-microsoft-com:office:office" xmlns:oel="http://schemas.microsoft.com/office/2019/extlst" xmlns:r="http://schemas.openxmlformats.org/officeDocument/2006/relationships" xmlns:m="http://schemas.openxmlformats.org/officeDocument/2006/math" xmlns:v="urn:schemas-microsoft-com:vml" xmlns:wp14="http://schemas.microsoft.com/office/word/2010/wordprocessingDrawing" xmlns:wp="http://schemas.openxmlformats.org/drawingml/2006/wordprocessingDrawing" xmlns:w10="urn:schemas-microsoft-com:office:word" xmlns:w="http://schemas.openxmlformats.org/wordprocessingml/2006/main" xmlns:w14="http://schemas.microsoft.com/office/word/2010/wordml" xmlns:w15="http://schemas.microsoft.com/office/word/2012/wordml" xmlns:w16cex="http://schemas.microsoft.com/office/word/2018/wordml/cex" xmlns:w16cid="http://schemas.microsoft.com/office/word/2016/wordml/cid" xmlns:w16="http://schemas.microsoft.com/office/word/2018/wordml" xmlns:w16du="http://schemas.microsoft.com/office/word/2023/wordml/word16du" xmlns:w16sdtdh="http://schemas.microsoft.com/office/word/2020/wordml/sdtdatahash" xmlns:w16sdtfl="http://schemas.microsoft.com/office/word/2024/wordml/sdtformatlock" xmlns:w16se="http://schemas.microsoft.com/office/word/2015/wordml/symex" xmlns:wpg="http://schemas.microsoft.com/office/word/2010/wordprocessingGroup" xmlns:wpi="http://schemas.microsoft.com/office/word/2010/wordprocessingInk" xmlns:wne="http://schemas.microsoft.com/office/word/2006/wordml" xmlns:wps="http://schemas.microsoft.com/office/word/2010/wordprocessingShape" mc:Ignorable="w14 w15 w16se w16cid w16 w16cex w16sdtdh w16sdtfl w16du wp14">
   <w15:commentEx w15:paraId="26AC72FD" w15:done="0"/>
   <w15:commentEx w15:paraId="026824F9" w15:done="0"/>
   <w15:commentEx w15:paraId="03DED518" w15:done="0"/>
@@ -3785,15 +3741,27 @@
 </file>
 
 <file path=word/commentsExtensible.xml><?xml version="1.0" encoding="utf-8"?>
-<w16cex:commentsExtensible xmlns:wpc="http://schemas.microsoft.com/office/word/2010/wordprocessingCanvas" xmlns:cx="http://schemas.microsoft.com/office/drawing/2014/chartex" xmlns:cx1="http://schemas.microsoft.com/office/drawing/2015/9/8/chartex" xmlns:cx2="http://schemas.microsoft.com/office/drawing/2015/10/21/chartex" xmlns:cx3="http://schemas.microsoft.com/office/drawing/2016/5/9/chartex" xmlns:cx4="http://schemas.microsoft.com/office/drawing/2016/5/10/chartex" xmlns:cx5="http://schemas.microsoft.com/office/drawing/2016/5/11/chartex" xmlns:cx6="http://schemas.microsoft.com/office/drawing/2016/5/12/chartex" xmlns:cx7="http://schemas.microsoft.com/office/drawing/2016/5/13/chartex" xmlns:cx8="http://schemas.microsoft.com/office/drawing/2016/5/14/chartex" xmlns:mc="http://schemas.openxmlformats.org/markup-compatibility/2006" xmlns:aink="http://schemas.microsoft.com/office/drawing/2016/ink" xmlns:am3d="http://schemas.microsoft.com/office/drawing/2017/model3d" xmlns:o="urn:schemas-microsoft-com:office:office" xmlns:r="http://schemas.openxmlformats.org/officeDocument/2006/relationships" xmlns:m="http://schemas.openxmlformats.org/officeDocument/2006/math" xmlns:v="urn:schemas-microsoft-com:vml" xmlns:wp14="http://schemas.microsoft.com/office/word/2010/wordprocessingDrawing" xmlns:wp="http://schemas.openxmlformats.org/drawingml/2006/wordprocessingDrawing" xmlns:w10="urn:schemas-microsoft-com:office:word" xmlns:w="http://schemas.openxmlformats.org/wordprocessingml/2006/main" xmlns:w14="http://schemas.microsoft.com/office/word/2010/wordml" xmlns:w15="http://schemas.microsoft.com/office/word/2012/wordml" xmlns:w16cex="http://schemas.microsoft.com/office/word/2018/wordml/cex" xmlns:w16cid="http://schemas.microsoft.com/office/word/2016/wordml/cid" xmlns:w16="http://schemas.microsoft.com/office/word/2018/wordml" xmlns:w16sdtdh="http://schemas.microsoft.com/office/word/2020/wordml/sdtdatahash" xmlns:w16se="http://schemas.microsoft.com/office/word/2015/wordml/symex" xmlns:wpg="http://schemas.microsoft.com/office/word/2010/wordprocessingGroup" xmlns:wpi="http://schemas.microsoft.com/office/word/2010/wordprocessingInk" xmlns:wne="http://schemas.microsoft.com/office/word/2006/wordml" xmlns:wps="http://schemas.microsoft.com/office/word/2010/wordprocessingShape" mc:Ignorable="w14 w15 w16se w16cid w16 w16cex w16sdtdh wp14">
-  <w16cex:commentExtensible w16cex:durableId="2C9D01FA" w16cex:dateUtc="2025-10-17T22:57:00Z"/>
+<w16cex:commentsExtensible xmlns:wpc="http://schemas.microsoft.com/office/word/2010/wordprocessingCanvas" xmlns:cx="http://schemas.microsoft.com/office/drawing/2014/chartex" xmlns:cx1="http://schemas.microsoft.com/office/drawing/2015/9/8/chartex" xmlns:cx2="http://schemas.microsoft.com/office/drawing/2015/10/21/chartex" xmlns:cx3="http://schemas.microsoft.com/office/drawing/2016/5/9/chartex" xmlns:cx4="http://schemas.microsoft.com/office/drawing/2016/5/10/chartex" xmlns:cx5="http://schemas.microsoft.com/office/drawing/2016/5/11/chartex" xmlns:cx6="http://schemas.microsoft.com/office/drawing/2016/5/12/chartex" xmlns:cx7="http://schemas.microsoft.com/office/drawing/2016/5/13/chartex" xmlns:cx8="http://schemas.microsoft.com/office/drawing/2016/5/14/chartex" xmlns:cr="http://schemas.microsoft.com/office/comments/2020/reactions" xmlns:mc="http://schemas.openxmlformats.org/markup-compatibility/2006" xmlns:aink="http://schemas.microsoft.com/office/drawing/2016/ink" xmlns:am3d="http://schemas.microsoft.com/office/drawing/2017/model3d" xmlns:o="urn:schemas-microsoft-com:office:office" xmlns:oel="http://schemas.microsoft.com/office/2019/extlst" xmlns:r="http://schemas.openxmlformats.org/officeDocument/2006/relationships" xmlns:m="http://schemas.openxmlformats.org/officeDocument/2006/math" xmlns:v="urn:schemas-microsoft-com:vml" xmlns:wp14="http://schemas.microsoft.com/office/word/2010/wordprocessingDrawing" xmlns:wp="http://schemas.openxmlformats.org/drawingml/2006/wordprocessingDrawing" xmlns:w10="urn:schemas-microsoft-com:office:word" xmlns:w="http://schemas.openxmlformats.org/wordprocessingml/2006/main" xmlns:w14="http://schemas.microsoft.com/office/word/2010/wordml" xmlns:w15="http://schemas.microsoft.com/office/word/2012/wordml" xmlns:w16cex="http://schemas.microsoft.com/office/word/2018/wordml/cex" xmlns:w16cid="http://schemas.microsoft.com/office/word/2016/wordml/cid" xmlns:w16="http://schemas.microsoft.com/office/word/2018/wordml" xmlns:w16du="http://schemas.microsoft.com/office/word/2023/wordml/word16du" xmlns:w16sdtdh="http://schemas.microsoft.com/office/word/2020/wordml/sdtdatahash" xmlns:w16sdtfl="http://schemas.microsoft.com/office/word/2024/wordml/sdtformatlock" xmlns:w16se="http://schemas.microsoft.com/office/word/2015/wordml/symex" xmlns:wpg="http://schemas.microsoft.com/office/word/2010/wordprocessingGroup" xmlns:wpi="http://schemas.microsoft.com/office/word/2010/wordprocessingInk" xmlns:wne="http://schemas.microsoft.com/office/word/2006/wordml" xmlns:wps="http://schemas.microsoft.com/office/word/2010/wordprocessingShape" mc:Ignorable="w14 w15 w16se w16cid w16 w16cex w16sdtdh w16sdtfl cr w16du wp14">
+  <w16cex:commentExtensible w16cex:durableId="2C9D01FA" w16cex:dateUtc="2025-10-17T22:57:00Z">
+    <w16cex:extLst>
+      <w16:ext w16:uri="{CE6994B0-6A32-4C9F-8C6B-6E91EDA988CE}">
+        <cr:reactions xmlns:cr="http://schemas.microsoft.com/office/comments/2020/reactions">
+          <cr:reaction reactionType="1">
+            <cr:reactionInfo dateUtc="2025-10-19T02:29:28Z">
+              <cr:user userId="S::mc.caraballo@uniandes.edu.co::365928a4-ac9b-4cb7-8cff-0f2d693cc50f" userProvider="AD" userName="Maria Camila Caraballo"/>
+            </cr:reactionInfo>
+          </cr:reaction>
+        </cr:reactions>
+      </w16:ext>
+    </w16cex:extLst>
+  </w16cex:commentExtensible>
   <w16cex:commentExtensible w16cex:durableId="2C9E59FC" w16cex:dateUtc="2025-10-18T23:25:00Z"/>
   <w16cex:commentExtensible w16cex:durableId="2C9E59EB" w16cex:dateUtc="2025-10-18T23:24:00Z"/>
 </w16cex:commentsExtensible>
 </file>
 
 <file path=word/commentsIds.xml><?xml version="1.0" encoding="utf-8"?>
-<w16cid:commentsIds xmlns:wpc="http://schemas.microsoft.com/office/word/2010/wordprocessingCanvas" xmlns:cx="http://schemas.microsoft.com/office/drawing/2014/chartex" xmlns:cx1="http://schemas.microsoft.com/office/drawing/2015/9/8/chartex" xmlns:cx2="http://schemas.microsoft.com/office/drawing/2015/10/21/chartex" xmlns:cx3="http://schemas.microsoft.com/office/drawing/2016/5/9/chartex" xmlns:cx4="http://schemas.microsoft.com/office/drawing/2016/5/10/chartex" xmlns:cx5="http://schemas.microsoft.com/office/drawing/2016/5/11/chartex" xmlns:cx6="http://schemas.microsoft.com/office/drawing/2016/5/12/chartex" xmlns:cx7="http://schemas.microsoft.com/office/drawing/2016/5/13/chartex" xmlns:cx8="http://schemas.microsoft.com/office/drawing/2016/5/14/chartex" xmlns:mc="http://schemas.openxmlformats.org/markup-compatibility/2006" xmlns:aink="http://schemas.microsoft.com/office/drawing/2016/ink" xmlns:am3d="http://schemas.microsoft.com/office/drawing/2017/model3d" xmlns:o="urn:schemas-microsoft-com:office:office" xmlns:r="http://schemas.openxmlformats.org/officeDocument/2006/relationships" xmlns:m="http://schemas.openxmlformats.org/officeDocument/2006/math" xmlns:v="urn:schemas-microsoft-com:vml" xmlns:wp14="http://schemas.microsoft.com/office/word/2010/wordprocessingDrawing" xmlns:wp="http://schemas.openxmlformats.org/drawingml/2006/wordprocessingDrawing" xmlns:w10="urn:schemas-microsoft-com:office:word" xmlns:w="http://schemas.openxmlformats.org/wordprocessingml/2006/main" xmlns:w14="http://schemas.microsoft.com/office/word/2010/wordml" xmlns:w15="http://schemas.microsoft.com/office/word/2012/wordml" xmlns:w16cex="http://schemas.microsoft.com/office/word/2018/wordml/cex" xmlns:w16cid="http://schemas.microsoft.com/office/word/2016/wordml/cid" xmlns:w16="http://schemas.microsoft.com/office/word/2018/wordml" xmlns:w16sdtdh="http://schemas.microsoft.com/office/word/2020/wordml/sdtdatahash" xmlns:w16se="http://schemas.microsoft.com/office/word/2015/wordml/symex" xmlns:wpg="http://schemas.microsoft.com/office/word/2010/wordprocessingGroup" xmlns:wpi="http://schemas.microsoft.com/office/word/2010/wordprocessingInk" xmlns:wne="http://schemas.microsoft.com/office/word/2006/wordml" xmlns:wps="http://schemas.microsoft.com/office/word/2010/wordprocessingShape" mc:Ignorable="w14 w15 w16se w16cid w16 w16cex w16sdtdh wp14">
+<w16cid:commentsIds xmlns:wpc="http://schemas.microsoft.com/office/word/2010/wordprocessingCanvas" xmlns:cx="http://schemas.microsoft.com/office/drawing/2014/chartex" xmlns:cx1="http://schemas.microsoft.com/office/drawing/2015/9/8/chartex" xmlns:cx2="http://schemas.microsoft.com/office/drawing/2015/10/21/chartex" xmlns:cx3="http://schemas.microsoft.com/office/drawing/2016/5/9/chartex" xmlns:cx4="http://schemas.microsoft.com/office/drawing/2016/5/10/chartex" xmlns:cx5="http://schemas.microsoft.com/office/drawing/2016/5/11/chartex" xmlns:cx6="http://schemas.microsoft.com/office/drawing/2016/5/12/chartex" xmlns:cx7="http://schemas.microsoft.com/office/drawing/2016/5/13/chartex" xmlns:cx8="http://schemas.microsoft.com/office/drawing/2016/5/14/chartex" xmlns:mc="http://schemas.openxmlformats.org/markup-compatibility/2006" xmlns:aink="http://schemas.microsoft.com/office/drawing/2016/ink" xmlns:am3d="http://schemas.microsoft.com/office/drawing/2017/model3d" xmlns:o="urn:schemas-microsoft-com:office:office" xmlns:oel="http://schemas.microsoft.com/office/2019/extlst" xmlns:r="http://schemas.openxmlformats.org/officeDocument/2006/relationships" xmlns:m="http://schemas.openxmlformats.org/officeDocument/2006/math" xmlns:v="urn:schemas-microsoft-com:vml" xmlns:wp14="http://schemas.microsoft.com/office/word/2010/wordprocessingDrawing" xmlns:wp="http://schemas.openxmlformats.org/drawingml/2006/wordprocessingDrawing" xmlns:w10="urn:schemas-microsoft-com:office:word" xmlns:w="http://schemas.openxmlformats.org/wordprocessingml/2006/main" xmlns:w14="http://schemas.microsoft.com/office/word/2010/wordml" xmlns:w15="http://schemas.microsoft.com/office/word/2012/wordml" xmlns:w16cex="http://schemas.microsoft.com/office/word/2018/wordml/cex" xmlns:w16cid="http://schemas.microsoft.com/office/word/2016/wordml/cid" xmlns:w16="http://schemas.microsoft.com/office/word/2018/wordml" xmlns:w16du="http://schemas.microsoft.com/office/word/2023/wordml/word16du" xmlns:w16sdtdh="http://schemas.microsoft.com/office/word/2020/wordml/sdtdatahash" xmlns:w16sdtfl="http://schemas.microsoft.com/office/word/2024/wordml/sdtformatlock" xmlns:w16se="http://schemas.microsoft.com/office/word/2015/wordml/symex" xmlns:wpg="http://schemas.microsoft.com/office/word/2010/wordprocessingGroup" xmlns:wpi="http://schemas.microsoft.com/office/word/2010/wordprocessingInk" xmlns:wne="http://schemas.microsoft.com/office/word/2006/wordml" xmlns:wps="http://schemas.microsoft.com/office/word/2010/wordprocessingShape" mc:Ignorable="w14 w15 w16se w16cid w16 w16cex w16sdtdh w16sdtfl w16du wp14">
   <w16cid:commentId w16cid:paraId="26AC72FD" w16cid:durableId="2C9D01FA"/>
   <w16cid:commentId w16cid:paraId="026824F9" w16cid:durableId="2C9E59FC"/>
   <w16cid:commentId w16cid:paraId="03DED518" w16cid:durableId="2C9E59EB"/>
@@ -3801,7 +3769,7 @@
 </file>
 
 <file path=word/endnotes.xml><?xml version="1.0" encoding="utf-8"?>
-<w:endnotes xmlns:wpc="http://schemas.microsoft.com/office/word/2010/wordprocessingCanvas" xmlns:cx="http://schemas.microsoft.com/office/drawing/2014/chartex" xmlns:cx1="http://schemas.microsoft.com/office/drawing/2015/9/8/chartex" xmlns:cx2="http://schemas.microsoft.com/office/drawing/2015/10/21/chartex" xmlns:cx3="http://schemas.microsoft.com/office/drawing/2016/5/9/chartex" xmlns:cx4="http://schemas.microsoft.com/office/drawing/2016/5/10/chartex" xmlns:cx5="http://schemas.microsoft.com/office/drawing/2016/5/11/chartex" xmlns:cx6="http://schemas.microsoft.com/office/drawing/2016/5/12/chartex" xmlns:cx7="http://schemas.microsoft.com/office/drawing/2016/5/13/chartex" xmlns:cx8="http://schemas.microsoft.com/office/drawing/2016/5/14/chartex" xmlns:mc="http://schemas.openxmlformats.org/markup-compatibility/2006" xmlns:aink="http://schemas.microsoft.com/office/drawing/2016/ink" xmlns:am3d="http://schemas.microsoft.com/office/drawing/2017/model3d" xmlns:o="urn:schemas-microsoft-com:office:office" xmlns:r="http://schemas.openxmlformats.org/officeDocument/2006/relationships" xmlns:m="http://schemas.openxmlformats.org/officeDocument/2006/math" xmlns:v="urn:schemas-microsoft-com:vml" xmlns:wp14="http://schemas.microsoft.com/office/word/2010/wordprocessingDrawing" xmlns:wp="http://schemas.openxmlformats.org/drawingml/2006/wordprocessingDrawing" xmlns:w10="urn:schemas-microsoft-com:office:word" xmlns:w="http://schemas.openxmlformats.org/wordprocessingml/2006/main" xmlns:w14="http://schemas.microsoft.com/office/word/2010/wordml" xmlns:w15="http://schemas.microsoft.com/office/word/2012/wordml" xmlns:w16cex="http://schemas.microsoft.com/office/word/2018/wordml/cex" xmlns:w16cid="http://schemas.microsoft.com/office/word/2016/wordml/cid" xmlns:w16="http://schemas.microsoft.com/office/word/2018/wordml" xmlns:w16sdtdh="http://schemas.microsoft.com/office/word/2020/wordml/sdtdatahash" xmlns:w16se="http://schemas.microsoft.com/office/word/2015/wordml/symex" xmlns:wpg="http://schemas.microsoft.com/office/word/2010/wordprocessingGroup" xmlns:wpi="http://schemas.microsoft.com/office/word/2010/wordprocessingInk" xmlns:wne="http://schemas.microsoft.com/office/word/2006/wordml" xmlns:wps="http://schemas.microsoft.com/office/word/2010/wordprocessingShape" mc:Ignorable="w14 w15 w16se w16cid w16 w16cex w16sdtdh wp14">
+<w:endnotes xmlns:wpc="http://schemas.microsoft.com/office/word/2010/wordprocessingCanvas" xmlns:cx="http://schemas.microsoft.com/office/drawing/2014/chartex" xmlns:cx1="http://schemas.microsoft.com/office/drawing/2015/9/8/chartex" xmlns:cx2="http://schemas.microsoft.com/office/drawing/2015/10/21/chartex" xmlns:cx3="http://schemas.microsoft.com/office/drawing/2016/5/9/chartex" xmlns:cx4="http://schemas.microsoft.com/office/drawing/2016/5/10/chartex" xmlns:cx5="http://schemas.microsoft.com/office/drawing/2016/5/11/chartex" xmlns:cx6="http://schemas.microsoft.com/office/drawing/2016/5/12/chartex" xmlns:cx7="http://schemas.microsoft.com/office/drawing/2016/5/13/chartex" xmlns:cx8="http://schemas.microsoft.com/office/drawing/2016/5/14/chartex" xmlns:mc="http://schemas.openxmlformats.org/markup-compatibility/2006" xmlns:aink="http://schemas.microsoft.com/office/drawing/2016/ink" xmlns:am3d="http://schemas.microsoft.com/office/drawing/2017/model3d" xmlns:o="urn:schemas-microsoft-com:office:office" xmlns:oel="http://schemas.microsoft.com/office/2019/extlst" xmlns:r="http://schemas.openxmlformats.org/officeDocument/2006/relationships" xmlns:m="http://schemas.openxmlformats.org/officeDocument/2006/math" xmlns:v="urn:schemas-microsoft-com:vml" xmlns:wp14="http://schemas.microsoft.com/office/word/2010/wordprocessingDrawing" xmlns:wp="http://schemas.openxmlformats.org/drawingml/2006/wordprocessingDrawing" xmlns:w10="urn:schemas-microsoft-com:office:word" xmlns:w="http://schemas.openxmlformats.org/wordprocessingml/2006/main" xmlns:w14="http://schemas.microsoft.com/office/word/2010/wordml" xmlns:w15="http://schemas.microsoft.com/office/word/2012/wordml" xmlns:w16cex="http://schemas.microsoft.com/office/word/2018/wordml/cex" xmlns:w16cid="http://schemas.microsoft.com/office/word/2016/wordml/cid" xmlns:w16="http://schemas.microsoft.com/office/word/2018/wordml" xmlns:w16du="http://schemas.microsoft.com/office/word/2023/wordml/word16du" xmlns:w16sdtdh="http://schemas.microsoft.com/office/word/2020/wordml/sdtdatahash" xmlns:w16sdtfl="http://schemas.microsoft.com/office/word/2024/wordml/sdtformatlock" xmlns:w16se="http://schemas.microsoft.com/office/word/2015/wordml/symex" xmlns:wpg="http://schemas.microsoft.com/office/word/2010/wordprocessingGroup" xmlns:wpi="http://schemas.microsoft.com/office/word/2010/wordprocessingInk" xmlns:wne="http://schemas.microsoft.com/office/word/2006/wordml" xmlns:wps="http://schemas.microsoft.com/office/word/2010/wordprocessingShape" mc:Ignorable="w14 w15 w16se w16cid w16 w16cex w16sdtdh w16sdtfl w16du wp14">
   <w:endnote w:type="separator" w:id="-1">
     <w:p>
       <w:r>
@@ -3820,7 +3788,7 @@
 </file>
 
 <file path=word/footnotes.xml><?xml version="1.0" encoding="utf-8"?>
-<w:footnotes xmlns:wpc="http://schemas.microsoft.com/office/word/2010/wordprocessingCanvas" xmlns:cx="http://schemas.microsoft.com/office/drawing/2014/chartex" xmlns:cx1="http://schemas.microsoft.com/office/drawing/2015/9/8/chartex" xmlns:cx2="http://schemas.microsoft.com/office/drawing/2015/10/21/chartex" xmlns:cx3="http://schemas.microsoft.com/office/drawing/2016/5/9/chartex" xmlns:cx4="http://schemas.microsoft.com/office/drawing/2016/5/10/chartex" xmlns:cx5="http://schemas.microsoft.com/office/drawing/2016/5/11/chartex" xmlns:cx6="http://schemas.microsoft.com/office/drawing/2016/5/12/chartex" xmlns:cx7="http://schemas.microsoft.com/office/drawing/2016/5/13/chartex" xmlns:cx8="http://schemas.microsoft.com/office/drawing/2016/5/14/chartex" xmlns:mc="http://schemas.openxmlformats.org/markup-compatibility/2006" xmlns:aink="http://schemas.microsoft.com/office/drawing/2016/ink" xmlns:am3d="http://schemas.microsoft.com/office/drawing/2017/model3d" xmlns:o="urn:schemas-microsoft-com:office:office" xmlns:r="http://schemas.openxmlformats.org/officeDocument/2006/relationships" xmlns:m="http://schemas.openxmlformats.org/officeDocument/2006/math" xmlns:v="urn:schemas-microsoft-com:vml" xmlns:wp14="http://schemas.microsoft.com/office/word/2010/wordprocessingDrawing" xmlns:wp="http://schemas.openxmlformats.org/drawingml/2006/wordprocessingDrawing" xmlns:w10="urn:schemas-microsoft-com:office:word" xmlns:w="http://schemas.openxmlformats.org/wordprocessingml/2006/main" xmlns:w14="http://schemas.microsoft.com/office/word/2010/wordml" xmlns:w15="http://schemas.microsoft.com/office/word/2012/wordml" xmlns:w16cex="http://schemas.microsoft.com/office/word/2018/wordml/cex" xmlns:w16cid="http://schemas.microsoft.com/office/word/2016/wordml/cid" xmlns:w16="http://schemas.microsoft.com/office/word/2018/wordml" xmlns:w16sdtdh="http://schemas.microsoft.com/office/word/2020/wordml/sdtdatahash" xmlns:w16se="http://schemas.microsoft.com/office/word/2015/wordml/symex" xmlns:wpg="http://schemas.microsoft.com/office/word/2010/wordprocessingGroup" xmlns:wpi="http://schemas.microsoft.com/office/word/2010/wordprocessingInk" xmlns:wne="http://schemas.microsoft.com/office/word/2006/wordml" xmlns:wps="http://schemas.microsoft.com/office/word/2010/wordprocessingShape" mc:Ignorable="w14 w15 w16se w16cid w16 w16cex w16sdtdh wp14">
+<w:footnotes xmlns:wpc="http://schemas.microsoft.com/office/word/2010/wordprocessingCanvas" xmlns:cx="http://schemas.microsoft.com/office/drawing/2014/chartex" xmlns:cx1="http://schemas.microsoft.com/office/drawing/2015/9/8/chartex" xmlns:cx2="http://schemas.microsoft.com/office/drawing/2015/10/21/chartex" xmlns:cx3="http://schemas.microsoft.com/office/drawing/2016/5/9/chartex" xmlns:cx4="http://schemas.microsoft.com/office/drawing/2016/5/10/chartex" xmlns:cx5="http://schemas.microsoft.com/office/drawing/2016/5/11/chartex" xmlns:cx6="http://schemas.microsoft.com/office/drawing/2016/5/12/chartex" xmlns:cx7="http://schemas.microsoft.com/office/drawing/2016/5/13/chartex" xmlns:cx8="http://schemas.microsoft.com/office/drawing/2016/5/14/chartex" xmlns:mc="http://schemas.openxmlformats.org/markup-compatibility/2006" xmlns:aink="http://schemas.microsoft.com/office/drawing/2016/ink" xmlns:am3d="http://schemas.microsoft.com/office/drawing/2017/model3d" xmlns:o="urn:schemas-microsoft-com:office:office" xmlns:oel="http://schemas.microsoft.com/office/2019/extlst" xmlns:r="http://schemas.openxmlformats.org/officeDocument/2006/relationships" xmlns:m="http://schemas.openxmlformats.org/officeDocument/2006/math" xmlns:v="urn:schemas-microsoft-com:vml" xmlns:wp14="http://schemas.microsoft.com/office/word/2010/wordprocessingDrawing" xmlns:wp="http://schemas.openxmlformats.org/drawingml/2006/wordprocessingDrawing" xmlns:w10="urn:schemas-microsoft-com:office:word" xmlns:w="http://schemas.openxmlformats.org/wordprocessingml/2006/main" xmlns:w14="http://schemas.microsoft.com/office/word/2010/wordml" xmlns:w15="http://schemas.microsoft.com/office/word/2012/wordml" xmlns:w16cex="http://schemas.microsoft.com/office/word/2018/wordml/cex" xmlns:w16cid="http://schemas.microsoft.com/office/word/2016/wordml/cid" xmlns:w16="http://schemas.microsoft.com/office/word/2018/wordml" xmlns:w16du="http://schemas.microsoft.com/office/word/2023/wordml/word16du" xmlns:w16sdtdh="http://schemas.microsoft.com/office/word/2020/wordml/sdtdatahash" xmlns:w16sdtfl="http://schemas.microsoft.com/office/word/2024/wordml/sdtformatlock" xmlns:w16se="http://schemas.microsoft.com/office/word/2015/wordml/symex" xmlns:wpg="http://schemas.microsoft.com/office/word/2010/wordprocessingGroup" xmlns:wpi="http://schemas.microsoft.com/office/word/2010/wordprocessingInk" xmlns:wne="http://schemas.microsoft.com/office/word/2006/wordml" xmlns:wps="http://schemas.microsoft.com/office/word/2010/wordprocessingShape" mc:Ignorable="w14 w15 w16se w16cid w16 w16cex w16sdtdh w16sdtfl w16du wp14">
   <w:footnote w:type="separator" w:id="-1">
     <w:p>
       <w:r>
@@ -3838,11 +3806,11 @@
   <w:footnote w:id="1">
     <w:p>
       <w:pPr>
-        <w:pStyle w:val="Textonotapie"/>
+        <w:pStyle w:val="FootnoteText"/>
       </w:pPr>
       <w:r>
         <w:rPr>
-          <w:rStyle w:val="Refdenotaalpie"/>
+          <w:rStyle w:val="FootnoteReference"/>
         </w:rPr>
         <w:footnoteRef/>
       </w:r>
@@ -3856,7 +3824,7 @@
       <w:hyperlink r:id="rId1" w:history="1">
         <w:r>
           <w:rPr>
-            <w:rStyle w:val="Hipervnculo"/>
+            <w:rStyle w:val="Hyperlink"/>
             <w:rFonts w:eastAsiaTheme="majorEastAsia"/>
             <w:b/>
             <w:bCs/>
@@ -3886,10 +3854,10 @@
 </file>
 
 <file path=word/header1.xml><?xml version="1.0" encoding="utf-8"?>
-<w:hdr xmlns:wpc="http://schemas.microsoft.com/office/word/2010/wordprocessingCanvas" xmlns:cx="http://schemas.microsoft.com/office/drawing/2014/chartex" xmlns:cx1="http://schemas.microsoft.com/office/drawing/2015/9/8/chartex" xmlns:cx2="http://schemas.microsoft.com/office/drawing/2015/10/21/chartex" xmlns:cx3="http://schemas.microsoft.com/office/drawing/2016/5/9/chartex" xmlns:cx4="http://schemas.microsoft.com/office/drawing/2016/5/10/chartex" xmlns:cx5="http://schemas.microsoft.com/office/drawing/2016/5/11/chartex" xmlns:cx6="http://schemas.microsoft.com/office/drawing/2016/5/12/chartex" xmlns:cx7="http://schemas.microsoft.com/office/drawing/2016/5/13/chartex" xmlns:cx8="http://schemas.microsoft.com/office/drawing/2016/5/14/chartex" xmlns:mc="http://schemas.openxmlformats.org/markup-compatibility/2006" xmlns:aink="http://schemas.microsoft.com/office/drawing/2016/ink" xmlns:am3d="http://schemas.microsoft.com/office/drawing/2017/model3d" xmlns:o="urn:schemas-microsoft-com:office:office" xmlns:r="http://schemas.openxmlformats.org/officeDocument/2006/relationships" xmlns:m="http://schemas.openxmlformats.org/officeDocument/2006/math" xmlns:v="urn:schemas-microsoft-com:vml" xmlns:wp14="http://schemas.microsoft.com/office/word/2010/wordprocessingDrawing" xmlns:wp="http://schemas.openxmlformats.org/drawingml/2006/wordprocessingDrawing" xmlns:w10="urn:schemas-microsoft-com:office:word" xmlns:w="http://schemas.openxmlformats.org/wordprocessingml/2006/main" xmlns:w14="http://schemas.microsoft.com/office/word/2010/wordml" xmlns:w15="http://schemas.microsoft.com/office/word/2012/wordml" xmlns:w16cex="http://schemas.microsoft.com/office/word/2018/wordml/cex" xmlns:w16cid="http://schemas.microsoft.com/office/word/2016/wordml/cid" xmlns:w16="http://schemas.microsoft.com/office/word/2018/wordml" xmlns:w16sdtdh="http://schemas.microsoft.com/office/word/2020/wordml/sdtdatahash" xmlns:w16se="http://schemas.microsoft.com/office/word/2015/wordml/symex" xmlns:wpg="http://schemas.microsoft.com/office/word/2010/wordprocessingGroup" xmlns:wpi="http://schemas.microsoft.com/office/word/2010/wordprocessingInk" xmlns:wne="http://schemas.microsoft.com/office/word/2006/wordml" xmlns:wps="http://schemas.microsoft.com/office/word/2010/wordprocessingShape" mc:Ignorable="w14 w15 w16se w16cid w16 w16cex w16sdtdh wp14">
+<w:hdr xmlns:wpc="http://schemas.microsoft.com/office/word/2010/wordprocessingCanvas" xmlns:cx="http://schemas.microsoft.com/office/drawing/2014/chartex" xmlns:cx1="http://schemas.microsoft.com/office/drawing/2015/9/8/chartex" xmlns:cx2="http://schemas.microsoft.com/office/drawing/2015/10/21/chartex" xmlns:cx3="http://schemas.microsoft.com/office/drawing/2016/5/9/chartex" xmlns:cx4="http://schemas.microsoft.com/office/drawing/2016/5/10/chartex" xmlns:cx5="http://schemas.microsoft.com/office/drawing/2016/5/11/chartex" xmlns:cx6="http://schemas.microsoft.com/office/drawing/2016/5/12/chartex" xmlns:cx7="http://schemas.microsoft.com/office/drawing/2016/5/13/chartex" xmlns:cx8="http://schemas.microsoft.com/office/drawing/2016/5/14/chartex" xmlns:mc="http://schemas.openxmlformats.org/markup-compatibility/2006" xmlns:aink="http://schemas.microsoft.com/office/drawing/2016/ink" xmlns:am3d="http://schemas.microsoft.com/office/drawing/2017/model3d" xmlns:o="urn:schemas-microsoft-com:office:office" xmlns:oel="http://schemas.microsoft.com/office/2019/extlst" xmlns:r="http://schemas.openxmlformats.org/officeDocument/2006/relationships" xmlns:m="http://schemas.openxmlformats.org/officeDocument/2006/math" xmlns:v="urn:schemas-microsoft-com:vml" xmlns:wp14="http://schemas.microsoft.com/office/word/2010/wordprocessingDrawing" xmlns:wp="http://schemas.openxmlformats.org/drawingml/2006/wordprocessingDrawing" xmlns:w10="urn:schemas-microsoft-com:office:word" xmlns:w="http://schemas.openxmlformats.org/wordprocessingml/2006/main" xmlns:w14="http://schemas.microsoft.com/office/word/2010/wordml" xmlns:w15="http://schemas.microsoft.com/office/word/2012/wordml" xmlns:w16cex="http://schemas.microsoft.com/office/word/2018/wordml/cex" xmlns:w16cid="http://schemas.microsoft.com/office/word/2016/wordml/cid" xmlns:w16="http://schemas.microsoft.com/office/word/2018/wordml" xmlns:w16du="http://schemas.microsoft.com/office/word/2023/wordml/word16du" xmlns:w16sdtdh="http://schemas.microsoft.com/office/word/2020/wordml/sdtdatahash" xmlns:w16sdtfl="http://schemas.microsoft.com/office/word/2024/wordml/sdtformatlock" xmlns:w16se="http://schemas.microsoft.com/office/word/2015/wordml/symex" xmlns:wpg="http://schemas.microsoft.com/office/word/2010/wordprocessingGroup" xmlns:wpi="http://schemas.microsoft.com/office/word/2010/wordprocessingInk" xmlns:wne="http://schemas.microsoft.com/office/word/2006/wordml" xmlns:wps="http://schemas.microsoft.com/office/word/2010/wordprocessingShape" mc:Ignorable="w14 w15 w16se w16cid w16 w16cex w16sdtdh w16sdtfl w16du wp14">
   <w:p>
     <w:pPr>
-      <w:pStyle w:val="Encabezado"/>
+      <w:pStyle w:val="Header"/>
       <w:rPr>
         <w:noProof/>
       </w:rPr>
@@ -3958,12 +3926,12 @@
   </w:p>
   <w:p>
     <w:pPr>
-      <w:pStyle w:val="Encabezado"/>
+      <w:pStyle w:val="Header"/>
     </w:pPr>
   </w:p>
   <w:p>
     <w:pPr>
-      <w:pStyle w:val="Encabezado"/>
+      <w:pStyle w:val="Header"/>
     </w:pPr>
     <w:r>
       <w:t xml:space="preserve">                                                                                                                                                    </w:t>
@@ -3973,7 +3941,7 @@
 </file>
 
 <file path=word/numbering.xml><?xml version="1.0" encoding="utf-8"?>
-<w:numbering xmlns:wpc="http://schemas.microsoft.com/office/word/2010/wordprocessingCanvas" xmlns:cx="http://schemas.microsoft.com/office/drawing/2014/chartex" xmlns:cx1="http://schemas.microsoft.com/office/drawing/2015/9/8/chartex" xmlns:cx2="http://schemas.microsoft.com/office/drawing/2015/10/21/chartex" xmlns:cx3="http://schemas.microsoft.com/office/drawing/2016/5/9/chartex" xmlns:cx4="http://schemas.microsoft.com/office/drawing/2016/5/10/chartex" xmlns:cx5="http://schemas.microsoft.com/office/drawing/2016/5/11/chartex" xmlns:cx6="http://schemas.microsoft.com/office/drawing/2016/5/12/chartex" xmlns:cx7="http://schemas.microsoft.com/office/drawing/2016/5/13/chartex" xmlns:cx8="http://schemas.microsoft.com/office/drawing/2016/5/14/chartex" xmlns:mc="http://schemas.openxmlformats.org/markup-compatibility/2006" xmlns:aink="http://schemas.microsoft.com/office/drawing/2016/ink" xmlns:am3d="http://schemas.microsoft.com/office/drawing/2017/model3d" xmlns:o="urn:schemas-microsoft-com:office:office" xmlns:r="http://schemas.openxmlformats.org/officeDocument/2006/relationships" xmlns:m="http://schemas.openxmlformats.org/officeDocument/2006/math" xmlns:v="urn:schemas-microsoft-com:vml" xmlns:wp14="http://schemas.microsoft.com/office/word/2010/wordprocessingDrawing" xmlns:wp="http://schemas.openxmlformats.org/drawingml/2006/wordprocessingDrawing" xmlns:w10="urn:schemas-microsoft-com:office:word" xmlns:w="http://schemas.openxmlformats.org/wordprocessingml/2006/main" xmlns:w14="http://schemas.microsoft.com/office/word/2010/wordml" xmlns:w15="http://schemas.microsoft.com/office/word/2012/wordml" xmlns:w16cex="http://schemas.microsoft.com/office/word/2018/wordml/cex" xmlns:w16cid="http://schemas.microsoft.com/office/word/2016/wordml/cid" xmlns:w16="http://schemas.microsoft.com/office/word/2018/wordml" xmlns:w16sdtdh="http://schemas.microsoft.com/office/word/2020/wordml/sdtdatahash" xmlns:w16se="http://schemas.microsoft.com/office/word/2015/wordml/symex" xmlns:wpg="http://schemas.microsoft.com/office/word/2010/wordprocessingGroup" xmlns:wpi="http://schemas.microsoft.com/office/word/2010/wordprocessingInk" xmlns:wne="http://schemas.microsoft.com/office/word/2006/wordml" xmlns:wps="http://schemas.microsoft.com/office/word/2010/wordprocessingShape" mc:Ignorable="w14 w15 w16se w16cid w16 w16cex w16sdtdh wp14">
+<w:numbering xmlns:wpc="http://schemas.microsoft.com/office/word/2010/wordprocessingCanvas" xmlns:cx="http://schemas.microsoft.com/office/drawing/2014/chartex" xmlns:cx1="http://schemas.microsoft.com/office/drawing/2015/9/8/chartex" xmlns:cx2="http://schemas.microsoft.com/office/drawing/2015/10/21/chartex" xmlns:cx3="http://schemas.microsoft.com/office/drawing/2016/5/9/chartex" xmlns:cx4="http://schemas.microsoft.com/office/drawing/2016/5/10/chartex" xmlns:cx5="http://schemas.microsoft.com/office/drawing/2016/5/11/chartex" xmlns:cx6="http://schemas.microsoft.com/office/drawing/2016/5/12/chartex" xmlns:cx7="http://schemas.microsoft.com/office/drawing/2016/5/13/chartex" xmlns:cx8="http://schemas.microsoft.com/office/drawing/2016/5/14/chartex" xmlns:mc="http://schemas.openxmlformats.org/markup-compatibility/2006" xmlns:aink="http://schemas.microsoft.com/office/drawing/2016/ink" xmlns:am3d="http://schemas.microsoft.com/office/drawing/2017/model3d" xmlns:o="urn:schemas-microsoft-com:office:office" xmlns:oel="http://schemas.microsoft.com/office/2019/extlst" xmlns:r="http://schemas.openxmlformats.org/officeDocument/2006/relationships" xmlns:m="http://schemas.openxmlformats.org/officeDocument/2006/math" xmlns:v="urn:schemas-microsoft-com:vml" xmlns:wp14="http://schemas.microsoft.com/office/word/2010/wordprocessingDrawing" xmlns:wp="http://schemas.openxmlformats.org/drawingml/2006/wordprocessingDrawing" xmlns:w10="urn:schemas-microsoft-com:office:word" xmlns:w="http://schemas.openxmlformats.org/wordprocessingml/2006/main" xmlns:w14="http://schemas.microsoft.com/office/word/2010/wordml" xmlns:w15="http://schemas.microsoft.com/office/word/2012/wordml" xmlns:w16cex="http://schemas.microsoft.com/office/word/2018/wordml/cex" xmlns:w16cid="http://schemas.microsoft.com/office/word/2016/wordml/cid" xmlns:w16="http://schemas.microsoft.com/office/word/2018/wordml" xmlns:w16du="http://schemas.microsoft.com/office/word/2023/wordml/word16du" xmlns:w16sdtdh="http://schemas.microsoft.com/office/word/2020/wordml/sdtdatahash" xmlns:w16sdtfl="http://schemas.microsoft.com/office/word/2024/wordml/sdtformatlock" xmlns:w16se="http://schemas.microsoft.com/office/word/2015/wordml/symex" xmlns:wpg="http://schemas.microsoft.com/office/word/2010/wordprocessingGroup" xmlns:wpi="http://schemas.microsoft.com/office/word/2010/wordprocessingInk" xmlns:wne="http://schemas.microsoft.com/office/word/2006/wordml" xmlns:wps="http://schemas.microsoft.com/office/word/2010/wordprocessingShape" mc:Ignorable="w14 w15 w16se w16cid w16 w16cex w16sdtdh w16sdtfl w16du wp14">
   <w:abstractNum w:abstractNumId="0" w15:restartNumberingAfterBreak="0">
     <w:nsid w:val="F3913FE4"/>
     <w:multiLevelType w:val="hybridMultilevel"/>
@@ -5828,7 +5796,7 @@
     <w:lvl w:ilvl="0">
       <w:start w:val="1"/>
       <w:numFmt w:val="decimal"/>
-      <w:pStyle w:val="Ttulo1"/>
+      <w:pStyle w:val="Heading1"/>
       <w:lvlText w:val="%1"/>
       <w:lvlJc w:val="left"/>
       <w:pPr>
@@ -5838,7 +5806,7 @@
     <w:lvl w:ilvl="1">
       <w:start w:val="1"/>
       <w:numFmt w:val="decimal"/>
-      <w:pStyle w:val="Ttulo2"/>
+      <w:pStyle w:val="Heading2"/>
       <w:lvlText w:val="%1.%2"/>
       <w:lvlJc w:val="left"/>
       <w:pPr>
@@ -5848,7 +5816,7 @@
     <w:lvl w:ilvl="2">
       <w:start w:val="1"/>
       <w:numFmt w:val="decimal"/>
-      <w:pStyle w:val="Ttulo3"/>
+      <w:pStyle w:val="Heading3"/>
       <w:lvlText w:val="%1.%2.%3"/>
       <w:lvlJc w:val="left"/>
       <w:pPr>
@@ -5858,7 +5826,7 @@
     <w:lvl w:ilvl="3">
       <w:start w:val="1"/>
       <w:numFmt w:val="decimal"/>
-      <w:pStyle w:val="Ttulo4"/>
+      <w:pStyle w:val="Heading4"/>
       <w:lvlText w:val="%1.%2.%3.%4"/>
       <w:lvlJc w:val="left"/>
       <w:pPr>
@@ -5868,7 +5836,7 @@
     <w:lvl w:ilvl="4">
       <w:start w:val="1"/>
       <w:numFmt w:val="decimal"/>
-      <w:pStyle w:val="Ttulo5"/>
+      <w:pStyle w:val="Heading5"/>
       <w:lvlText w:val="%1.%2.%3.%4.%5"/>
       <w:lvlJc w:val="left"/>
       <w:pPr>
@@ -5878,7 +5846,7 @@
     <w:lvl w:ilvl="5">
       <w:start w:val="1"/>
       <w:numFmt w:val="decimal"/>
-      <w:pStyle w:val="Ttulo6"/>
+      <w:pStyle w:val="Heading6"/>
       <w:lvlText w:val="%1.%2.%3.%4.%5.%6"/>
       <w:lvlJc w:val="left"/>
       <w:pPr>
@@ -5888,7 +5856,7 @@
     <w:lvl w:ilvl="6">
       <w:start w:val="1"/>
       <w:numFmt w:val="decimal"/>
-      <w:pStyle w:val="Ttulo7"/>
+      <w:pStyle w:val="Heading7"/>
       <w:lvlText w:val="%1.%2.%3.%4.%5.%6.%7"/>
       <w:lvlJc w:val="left"/>
       <w:pPr>
@@ -5898,7 +5866,7 @@
     <w:lvl w:ilvl="7">
       <w:start w:val="1"/>
       <w:numFmt w:val="decimal"/>
-      <w:pStyle w:val="Ttulo8"/>
+      <w:pStyle w:val="Heading8"/>
       <w:lvlText w:val="%1.%2.%3.%4.%5.%6.%7.%8"/>
       <w:lvlJc w:val="left"/>
       <w:pPr>
@@ -5908,7 +5876,7 @@
     <w:lvl w:ilvl="8">
       <w:start w:val="1"/>
       <w:numFmt w:val="decimal"/>
-      <w:pStyle w:val="Ttulo9"/>
+      <w:pStyle w:val="Heading9"/>
       <w:lvlText w:val="%1.%2.%3.%4.%5.%6.%7.%8.%9"/>
       <w:lvlJc w:val="left"/>
       <w:pPr>
@@ -8554,49 +8522,49 @@
       </w:rPr>
     </w:lvl>
   </w:abstractNum>
-  <w:num w:numId="1">
+  <w:num w:numId="1" w16cid:durableId="1572547426">
     <w:abstractNumId w:val="23"/>
   </w:num>
-  <w:num w:numId="2">
+  <w:num w:numId="2" w16cid:durableId="1167205227">
     <w:abstractNumId w:val="3"/>
   </w:num>
-  <w:num w:numId="3">
+  <w:num w:numId="3" w16cid:durableId="858012384">
     <w:abstractNumId w:val="4"/>
   </w:num>
-  <w:num w:numId="4">
+  <w:num w:numId="4" w16cid:durableId="1685203015">
     <w:abstractNumId w:val="24"/>
   </w:num>
-  <w:num w:numId="5">
+  <w:num w:numId="5" w16cid:durableId="1547599253">
     <w:abstractNumId w:val="35"/>
   </w:num>
-  <w:num w:numId="6">
+  <w:num w:numId="6" w16cid:durableId="359279578">
     <w:abstractNumId w:val="37"/>
   </w:num>
-  <w:num w:numId="7">
+  <w:num w:numId="7" w16cid:durableId="516970954">
     <w:abstractNumId w:val="28"/>
   </w:num>
-  <w:num w:numId="8">
+  <w:num w:numId="8" w16cid:durableId="1847286937">
     <w:abstractNumId w:val="31"/>
   </w:num>
-  <w:num w:numId="9">
+  <w:num w:numId="9" w16cid:durableId="880365092">
     <w:abstractNumId w:val="9"/>
   </w:num>
-  <w:num w:numId="10">
+  <w:num w:numId="10" w16cid:durableId="223371821">
     <w:abstractNumId w:val="13"/>
   </w:num>
-  <w:num w:numId="11">
+  <w:num w:numId="11" w16cid:durableId="1104303217">
     <w:abstractNumId w:val="30"/>
   </w:num>
-  <w:num w:numId="12">
+  <w:num w:numId="12" w16cid:durableId="1846822748">
     <w:abstractNumId w:val="5"/>
   </w:num>
-  <w:num w:numId="13">
+  <w:num w:numId="13" w16cid:durableId="1917782183">
     <w:abstractNumId w:val="6"/>
   </w:num>
-  <w:num w:numId="14">
+  <w:num w:numId="14" w16cid:durableId="1210529903">
     <w:abstractNumId w:val="22"/>
   </w:num>
-  <w:num w:numId="15">
+  <w:num w:numId="15" w16cid:durableId="1798254976">
     <w:abstractNumId w:val="22"/>
     <w:lvlOverride w:ilvl="0"/>
     <w:lvlOverride w:ilvl="1">
@@ -8624,101 +8592,101 @@
       <w:startOverride w:val="1"/>
     </w:lvlOverride>
   </w:num>
-  <w:num w:numId="16">
+  <w:num w:numId="16" w16cid:durableId="606305421">
     <w:abstractNumId w:val="36"/>
   </w:num>
-  <w:num w:numId="17">
+  <w:num w:numId="17" w16cid:durableId="1637179633">
     <w:abstractNumId w:val="10"/>
   </w:num>
-  <w:num w:numId="18">
+  <w:num w:numId="18" w16cid:durableId="2133664759">
     <w:abstractNumId w:val="18"/>
   </w:num>
-  <w:num w:numId="19">
+  <w:num w:numId="19" w16cid:durableId="277639894">
     <w:abstractNumId w:val="40"/>
   </w:num>
-  <w:num w:numId="20">
+  <w:num w:numId="20" w16cid:durableId="1802377568">
     <w:abstractNumId w:val="20"/>
   </w:num>
-  <w:num w:numId="21">
+  <w:num w:numId="21" w16cid:durableId="1135372539">
     <w:abstractNumId w:val="33"/>
   </w:num>
-  <w:num w:numId="22">
+  <w:num w:numId="22" w16cid:durableId="1617712361">
     <w:abstractNumId w:val="26"/>
   </w:num>
-  <w:num w:numId="23">
+  <w:num w:numId="23" w16cid:durableId="1732922236">
     <w:abstractNumId w:val="14"/>
   </w:num>
-  <w:num w:numId="24">
+  <w:num w:numId="24" w16cid:durableId="1428964969">
     <w:abstractNumId w:val="41"/>
   </w:num>
-  <w:num w:numId="25">
+  <w:num w:numId="25" w16cid:durableId="711930102">
     <w:abstractNumId w:val="34"/>
   </w:num>
-  <w:num w:numId="26">
+  <w:num w:numId="26" w16cid:durableId="1738897085">
     <w:abstractNumId w:val="11"/>
   </w:num>
-  <w:num w:numId="27">
+  <w:num w:numId="27" w16cid:durableId="2112779992">
     <w:abstractNumId w:val="16"/>
   </w:num>
-  <w:num w:numId="28">
+  <w:num w:numId="28" w16cid:durableId="2131439034">
     <w:abstractNumId w:val="2"/>
   </w:num>
-  <w:num w:numId="29">
+  <w:num w:numId="29" w16cid:durableId="1730807889">
     <w:abstractNumId w:val="8"/>
   </w:num>
-  <w:num w:numId="30">
+  <w:num w:numId="30" w16cid:durableId="1966422798">
     <w:abstractNumId w:val="38"/>
   </w:num>
-  <w:num w:numId="31">
+  <w:num w:numId="31" w16cid:durableId="1830095554">
     <w:abstractNumId w:val="15"/>
   </w:num>
-  <w:num w:numId="32">
+  <w:num w:numId="32" w16cid:durableId="1291592047">
     <w:abstractNumId w:val="25"/>
   </w:num>
-  <w:num w:numId="33">
+  <w:num w:numId="33" w16cid:durableId="953291931">
     <w:abstractNumId w:val="32"/>
   </w:num>
-  <w:num w:numId="34">
+  <w:num w:numId="34" w16cid:durableId="702940459">
     <w:abstractNumId w:val="7"/>
   </w:num>
-  <w:num w:numId="35">
+  <w:num w:numId="35" w16cid:durableId="1730028958">
     <w:abstractNumId w:val="43"/>
   </w:num>
-  <w:num w:numId="36">
+  <w:num w:numId="36" w16cid:durableId="146634431">
     <w:abstractNumId w:val="39"/>
   </w:num>
-  <w:num w:numId="37">
+  <w:num w:numId="37" w16cid:durableId="827792575">
     <w:abstractNumId w:val="1"/>
   </w:num>
-  <w:num w:numId="38">
+  <w:num w:numId="38" w16cid:durableId="383145511">
     <w:abstractNumId w:val="17"/>
   </w:num>
-  <w:num w:numId="39">
+  <w:num w:numId="39" w16cid:durableId="1885822237">
     <w:abstractNumId w:val="29"/>
   </w:num>
-  <w:num w:numId="40">
+  <w:num w:numId="40" w16cid:durableId="1369572104">
     <w:abstractNumId w:val="12"/>
   </w:num>
-  <w:num w:numId="41">
+  <w:num w:numId="41" w16cid:durableId="1692490422">
     <w:abstractNumId w:val="27"/>
   </w:num>
-  <w:num w:numId="42">
+  <w:num w:numId="42" w16cid:durableId="1678071608">
     <w:abstractNumId w:val="42"/>
   </w:num>
-  <w:num w:numId="43">
+  <w:num w:numId="43" w16cid:durableId="1893536406">
     <w:abstractNumId w:val="21"/>
   </w:num>
-  <w:num w:numId="44">
+  <w:num w:numId="44" w16cid:durableId="1192260085">
     <w:abstractNumId w:val="19"/>
   </w:num>
-  <w:num w:numId="45">
+  <w:num w:numId="45" w16cid:durableId="263152050">
     <w:abstractNumId w:val="0"/>
   </w:num>
 </w:numbering>
 </file>
 
 <file path=word/people.xml><?xml version="1.0" encoding="utf-8"?>
-<w15:people xmlns:wpc="http://schemas.microsoft.com/office/word/2010/wordprocessingCanvas" xmlns:cx="http://schemas.microsoft.com/office/drawing/2014/chartex" xmlns:cx1="http://schemas.microsoft.com/office/drawing/2015/9/8/chartex" xmlns:cx2="http://schemas.microsoft.com/office/drawing/2015/10/21/chartex" xmlns:cx3="http://schemas.microsoft.com/office/drawing/2016/5/9/chartex" xmlns:cx4="http://schemas.microsoft.com/office/drawing/2016/5/10/chartex" xmlns:cx5="http://schemas.microsoft.com/office/drawing/2016/5/11/chartex" xmlns:cx6="http://schemas.microsoft.com/office/drawing/2016/5/12/chartex" xmlns:cx7="http://schemas.microsoft.com/office/drawing/2016/5/13/chartex" xmlns:cx8="http://schemas.microsoft.com/office/drawing/2016/5/14/chartex" xmlns:mc="http://schemas.openxmlformats.org/markup-compatibility/2006" xmlns:aink="http://schemas.microsoft.com/office/drawing/2016/ink" xmlns:am3d="http://schemas.microsoft.com/office/drawing/2017/model3d" xmlns:o="urn:schemas-microsoft-com:office:office" xmlns:r="http://schemas.openxmlformats.org/officeDocument/2006/relationships" xmlns:m="http://schemas.openxmlformats.org/officeDocument/2006/math" xmlns:v="urn:schemas-microsoft-com:vml" xmlns:wp14="http://schemas.microsoft.com/office/word/2010/wordprocessingDrawing" xmlns:wp="http://schemas.openxmlformats.org/drawingml/2006/wordprocessingDrawing" xmlns:w10="urn:schemas-microsoft-com:office:word" xmlns:w="http://schemas.openxmlformats.org/wordprocessingml/2006/main" xmlns:w14="http://schemas.microsoft.com/office/word/2010/wordml" xmlns:w15="http://schemas.microsoft.com/office/word/2012/wordml" xmlns:w16cex="http://schemas.microsoft.com/office/word/2018/wordml/cex" xmlns:w16cid="http://schemas.microsoft.com/office/word/2016/wordml/cid" xmlns:w16="http://schemas.microsoft.com/office/word/2018/wordml" xmlns:w16sdtdh="http://schemas.microsoft.com/office/word/2020/wordml/sdtdatahash" xmlns:w16se="http://schemas.microsoft.com/office/word/2015/wordml/symex" xmlns:wpg="http://schemas.microsoft.com/office/word/2010/wordprocessingGroup" xmlns:wpi="http://schemas.microsoft.com/office/word/2010/wordprocessingInk" xmlns:wne="http://schemas.microsoft.com/office/word/2006/wordml" xmlns:wps="http://schemas.microsoft.com/office/word/2010/wordprocessingShape" mc:Ignorable="w14 w15 w16se w16cid w16 w16cex w16sdtdh wp14">
+<w15:people xmlns:wpc="http://schemas.microsoft.com/office/word/2010/wordprocessingCanvas" xmlns:cx="http://schemas.microsoft.com/office/drawing/2014/chartex" xmlns:cx1="http://schemas.microsoft.com/office/drawing/2015/9/8/chartex" xmlns:cx2="http://schemas.microsoft.com/office/drawing/2015/10/21/chartex" xmlns:cx3="http://schemas.microsoft.com/office/drawing/2016/5/9/chartex" xmlns:cx4="http://schemas.microsoft.com/office/drawing/2016/5/10/chartex" xmlns:cx5="http://schemas.microsoft.com/office/drawing/2016/5/11/chartex" xmlns:cx6="http://schemas.microsoft.com/office/drawing/2016/5/12/chartex" xmlns:cx7="http://schemas.microsoft.com/office/drawing/2016/5/13/chartex" xmlns:cx8="http://schemas.microsoft.com/office/drawing/2016/5/14/chartex" xmlns:mc="http://schemas.openxmlformats.org/markup-compatibility/2006" xmlns:aink="http://schemas.microsoft.com/office/drawing/2016/ink" xmlns:am3d="http://schemas.microsoft.com/office/drawing/2017/model3d" xmlns:o="urn:schemas-microsoft-com:office:office" xmlns:oel="http://schemas.microsoft.com/office/2019/extlst" xmlns:r="http://schemas.openxmlformats.org/officeDocument/2006/relationships" xmlns:m="http://schemas.openxmlformats.org/officeDocument/2006/math" xmlns:v="urn:schemas-microsoft-com:vml" xmlns:wp14="http://schemas.microsoft.com/office/word/2010/wordprocessingDrawing" xmlns:wp="http://schemas.openxmlformats.org/drawingml/2006/wordprocessingDrawing" xmlns:w10="urn:schemas-microsoft-com:office:word" xmlns:w="http://schemas.openxmlformats.org/wordprocessingml/2006/main" xmlns:w14="http://schemas.microsoft.com/office/word/2010/wordml" xmlns:w15="http://schemas.microsoft.com/office/word/2012/wordml" xmlns:w16cex="http://schemas.microsoft.com/office/word/2018/wordml/cex" xmlns:w16cid="http://schemas.microsoft.com/office/word/2016/wordml/cid" xmlns:w16="http://schemas.microsoft.com/office/word/2018/wordml" xmlns:w16du="http://schemas.microsoft.com/office/word/2023/wordml/word16du" xmlns:w16sdtdh="http://schemas.microsoft.com/office/word/2020/wordml/sdtdatahash" xmlns:w16sdtfl="http://schemas.microsoft.com/office/word/2024/wordml/sdtformatlock" xmlns:w16se="http://schemas.microsoft.com/office/word/2015/wordml/symex" xmlns:wpg="http://schemas.microsoft.com/office/word/2010/wordprocessingGroup" xmlns:wpi="http://schemas.microsoft.com/office/word/2010/wordprocessingInk" xmlns:wne="http://schemas.microsoft.com/office/word/2006/wordml" xmlns:wps="http://schemas.microsoft.com/office/word/2010/wordprocessingShape" mc:Ignorable="w14 w15 w16se w16cid w16 w16cex w16sdtdh w16sdtfl w16du wp14">
   <w15:person w15:author="Javier Antonio Amaya Nieto">
     <w15:presenceInfo w15:providerId="AD" w15:userId="S::javamaya@lacardio.org::fcf27114-01c2-4a14-abcb-683470c77539"/>
   </w15:person>
@@ -8726,7 +8694,7 @@
 </file>
 
 <file path=word/styles.xml><?xml version="1.0" encoding="utf-8"?>
-<w:styles xmlns:mc="http://schemas.openxmlformats.org/markup-compatibility/2006" xmlns:r="http://schemas.openxmlformats.org/officeDocument/2006/relationships" xmlns:w="http://schemas.openxmlformats.org/wordprocessingml/2006/main" xmlns:w14="http://schemas.microsoft.com/office/word/2010/wordml" xmlns:w15="http://schemas.microsoft.com/office/word/2012/wordml" xmlns:w16cex="http://schemas.microsoft.com/office/word/2018/wordml/cex" xmlns:w16cid="http://schemas.microsoft.com/office/word/2016/wordml/cid" xmlns:w16="http://schemas.microsoft.com/office/word/2018/wordml" xmlns:w16sdtdh="http://schemas.microsoft.com/office/word/2020/wordml/sdtdatahash" xmlns:w16se="http://schemas.microsoft.com/office/word/2015/wordml/symex" mc:Ignorable="w14 w15 w16se w16cid w16 w16cex w16sdtdh">
+<w:styles xmlns:mc="http://schemas.openxmlformats.org/markup-compatibility/2006" xmlns:r="http://schemas.openxmlformats.org/officeDocument/2006/relationships" xmlns:w="http://schemas.openxmlformats.org/wordprocessingml/2006/main" xmlns:w14="http://schemas.microsoft.com/office/word/2010/wordml" xmlns:w15="http://schemas.microsoft.com/office/word/2012/wordml" xmlns:w16cex="http://schemas.microsoft.com/office/word/2018/wordml/cex" xmlns:w16cid="http://schemas.microsoft.com/office/word/2016/wordml/cid" xmlns:w16="http://schemas.microsoft.com/office/word/2018/wordml" xmlns:w16du="http://schemas.microsoft.com/office/word/2023/wordml/word16du" xmlns:w16sdtdh="http://schemas.microsoft.com/office/word/2020/wordml/sdtdatahash" xmlns:w16sdtfl="http://schemas.microsoft.com/office/word/2024/wordml/sdtformatlock" xmlns:w16se="http://schemas.microsoft.com/office/word/2015/wordml/symex" mc:Ignorable="w14 w15 w16se w16cid w16 w16cex w16sdtdh w16sdtfl w16du">
   <w:docDefaults>
     <w:rPrDefault>
       <w:rPr>
@@ -9135,11 +9103,11 @@
       <w:lang w:eastAsia="es-CO"/>
     </w:rPr>
   </w:style>
-  <w:style w:type="paragraph" w:styleId="Ttulo1">
+  <w:style w:type="paragraph" w:styleId="Heading1">
     <w:name w:val="heading 1"/>
     <w:basedOn w:val="Normal"/>
     <w:next w:val="Normal"/>
-    <w:link w:val="Ttulo1Car"/>
+    <w:link w:val="Heading1Char"/>
     <w:uiPriority w:val="9"/>
     <w:qFormat/>
     <w:rsid w:val="00F80CE0"/>
@@ -9156,11 +9124,11 @@
       <w:bCs/>
     </w:rPr>
   </w:style>
-  <w:style w:type="paragraph" w:styleId="Ttulo2">
+  <w:style w:type="paragraph" w:styleId="Heading2">
     <w:name w:val="heading 2"/>
     <w:basedOn w:val="Normal"/>
     <w:next w:val="Normal"/>
-    <w:link w:val="Ttulo2Car"/>
+    <w:link w:val="Heading2Char"/>
     <w:uiPriority w:val="9"/>
     <w:unhideWhenUsed/>
     <w:qFormat/>
@@ -9178,11 +9146,11 @@
       <w:bCs/>
     </w:rPr>
   </w:style>
-  <w:style w:type="paragraph" w:styleId="Ttulo3">
+  <w:style w:type="paragraph" w:styleId="Heading3">
     <w:name w:val="heading 3"/>
     <w:basedOn w:val="Normal"/>
     <w:next w:val="Normal"/>
-    <w:link w:val="Ttulo3Car"/>
+    <w:link w:val="Heading3Char"/>
     <w:uiPriority w:val="9"/>
     <w:semiHidden/>
     <w:unhideWhenUsed/>
@@ -9205,11 +9173,11 @@
       <w:szCs w:val="28"/>
     </w:rPr>
   </w:style>
-  <w:style w:type="paragraph" w:styleId="Ttulo4">
+  <w:style w:type="paragraph" w:styleId="Heading4">
     <w:name w:val="heading 4"/>
     <w:basedOn w:val="Normal"/>
     <w:next w:val="Normal"/>
-    <w:link w:val="Ttulo4Car"/>
+    <w:link w:val="Heading4Char"/>
     <w:uiPriority w:val="9"/>
     <w:semiHidden/>
     <w:unhideWhenUsed/>
@@ -9232,11 +9200,11 @@
       <w:color w:val="2F5496" w:themeColor="accent1" w:themeShade="BF"/>
     </w:rPr>
   </w:style>
-  <w:style w:type="paragraph" w:styleId="Ttulo5">
+  <w:style w:type="paragraph" w:styleId="Heading5">
     <w:name w:val="heading 5"/>
     <w:basedOn w:val="Normal"/>
     <w:next w:val="Normal"/>
-    <w:link w:val="Ttulo5Car"/>
+    <w:link w:val="Heading5Char"/>
     <w:uiPriority w:val="9"/>
     <w:semiHidden/>
     <w:unhideWhenUsed/>
@@ -9257,11 +9225,11 @@
       <w:color w:val="2F5496" w:themeColor="accent1" w:themeShade="BF"/>
     </w:rPr>
   </w:style>
-  <w:style w:type="paragraph" w:styleId="Ttulo6">
+  <w:style w:type="paragraph" w:styleId="Heading6">
     <w:name w:val="heading 6"/>
     <w:basedOn w:val="Normal"/>
     <w:next w:val="Normal"/>
-    <w:link w:val="Ttulo6Car"/>
+    <w:link w:val="Heading6Char"/>
     <w:uiPriority w:val="9"/>
     <w:semiHidden/>
     <w:unhideWhenUsed/>
@@ -9284,11 +9252,11 @@
       <w:color w:val="595959" w:themeColor="text1" w:themeTint="A6"/>
     </w:rPr>
   </w:style>
-  <w:style w:type="paragraph" w:styleId="Ttulo7">
+  <w:style w:type="paragraph" w:styleId="Heading7">
     <w:name w:val="heading 7"/>
     <w:basedOn w:val="Normal"/>
     <w:next w:val="Normal"/>
-    <w:link w:val="Ttulo7Car"/>
+    <w:link w:val="Heading7Char"/>
     <w:uiPriority w:val="9"/>
     <w:semiHidden/>
     <w:unhideWhenUsed/>
@@ -9309,11 +9277,11 @@
       <w:color w:val="595959" w:themeColor="text1" w:themeTint="A6"/>
     </w:rPr>
   </w:style>
-  <w:style w:type="paragraph" w:styleId="Ttulo8">
+  <w:style w:type="paragraph" w:styleId="Heading8">
     <w:name w:val="heading 8"/>
     <w:basedOn w:val="Normal"/>
     <w:next w:val="Normal"/>
-    <w:link w:val="Ttulo8Car"/>
+    <w:link w:val="Heading8Char"/>
     <w:uiPriority w:val="9"/>
     <w:semiHidden/>
     <w:unhideWhenUsed/>
@@ -9336,11 +9304,11 @@
       <w:color w:val="272727" w:themeColor="text1" w:themeTint="D8"/>
     </w:rPr>
   </w:style>
-  <w:style w:type="paragraph" w:styleId="Ttulo9">
+  <w:style w:type="paragraph" w:styleId="Heading9">
     <w:name w:val="heading 9"/>
     <w:basedOn w:val="Normal"/>
     <w:next w:val="Normal"/>
-    <w:link w:val="Ttulo9Car"/>
+    <w:link w:val="Heading9Char"/>
     <w:uiPriority w:val="9"/>
     <w:semiHidden/>
     <w:unhideWhenUsed/>
@@ -9361,13 +9329,13 @@
       <w:color w:val="272727" w:themeColor="text1" w:themeTint="D8"/>
     </w:rPr>
   </w:style>
-  <w:style w:type="character" w:default="1" w:styleId="Fuentedeprrafopredeter">
+  <w:style w:type="character" w:default="1" w:styleId="DefaultParagraphFont">
     <w:name w:val="Default Paragraph Font"/>
     <w:uiPriority w:val="1"/>
     <w:semiHidden/>
     <w:unhideWhenUsed/>
   </w:style>
-  <w:style w:type="table" w:default="1" w:styleId="Tablanormal">
+  <w:style w:type="table" w:default="1" w:styleId="TableNormal">
     <w:name w:val="Normal Table"/>
     <w:uiPriority w:val="99"/>
     <w:semiHidden/>
@@ -9382,16 +9350,16 @@
       </w:tblCellMar>
     </w:tblPr>
   </w:style>
-  <w:style w:type="numbering" w:default="1" w:styleId="Sinlista">
+  <w:style w:type="numbering" w:default="1" w:styleId="NoList">
     <w:name w:val="No List"/>
     <w:uiPriority w:val="99"/>
     <w:semiHidden/>
     <w:unhideWhenUsed/>
   </w:style>
-  <w:style w:type="character" w:customStyle="1" w:styleId="Ttulo1Car">
-    <w:name w:val="Título 1 Car"/>
-    <w:basedOn w:val="Fuentedeprrafopredeter"/>
-    <w:link w:val="Ttulo1"/>
+  <w:style w:type="character" w:customStyle="1" w:styleId="Heading1Char">
+    <w:name w:val="Heading 1 Char"/>
+    <w:basedOn w:val="DefaultParagraphFont"/>
+    <w:link w:val="Heading1"/>
     <w:uiPriority w:val="9"/>
     <w:rsid w:val="00F80CE0"/>
     <w:rPr>
@@ -9403,10 +9371,10 @@
       <w:lang w:eastAsia="es-CO"/>
     </w:rPr>
   </w:style>
-  <w:style w:type="character" w:customStyle="1" w:styleId="Ttulo2Car">
-    <w:name w:val="Título 2 Car"/>
-    <w:basedOn w:val="Fuentedeprrafopredeter"/>
-    <w:link w:val="Ttulo2"/>
+  <w:style w:type="character" w:customStyle="1" w:styleId="Heading2Char">
+    <w:name w:val="Heading 2 Char"/>
+    <w:basedOn w:val="DefaultParagraphFont"/>
+    <w:link w:val="Heading2"/>
     <w:uiPriority w:val="9"/>
     <w:rsid w:val="00D36981"/>
     <w:rPr>
@@ -9415,10 +9383,10 @@
       <w:bCs/>
     </w:rPr>
   </w:style>
-  <w:style w:type="character" w:customStyle="1" w:styleId="Ttulo3Car">
-    <w:name w:val="Título 3 Car"/>
-    <w:basedOn w:val="Fuentedeprrafopredeter"/>
-    <w:link w:val="Ttulo3"/>
+  <w:style w:type="character" w:customStyle="1" w:styleId="Heading3Char">
+    <w:name w:val="Heading 3 Char"/>
+    <w:basedOn w:val="DefaultParagraphFont"/>
+    <w:link w:val="Heading3"/>
     <w:uiPriority w:val="9"/>
     <w:semiHidden/>
     <w:rsid w:val="000C1FED"/>
@@ -9429,10 +9397,10 @@
       <w:szCs w:val="28"/>
     </w:rPr>
   </w:style>
-  <w:style w:type="character" w:customStyle="1" w:styleId="Ttulo4Car">
-    <w:name w:val="Título 4 Car"/>
-    <w:basedOn w:val="Fuentedeprrafopredeter"/>
-    <w:link w:val="Ttulo4"/>
+  <w:style w:type="character" w:customStyle="1" w:styleId="Heading4Char">
+    <w:name w:val="Heading 4 Char"/>
+    <w:basedOn w:val="DefaultParagraphFont"/>
+    <w:link w:val="Heading4"/>
     <w:uiPriority w:val="9"/>
     <w:semiHidden/>
     <w:rsid w:val="000C1FED"/>
@@ -9443,10 +9411,10 @@
       <w:color w:val="2F5496" w:themeColor="accent1" w:themeShade="BF"/>
     </w:rPr>
   </w:style>
-  <w:style w:type="character" w:customStyle="1" w:styleId="Ttulo5Car">
-    <w:name w:val="Título 5 Car"/>
-    <w:basedOn w:val="Fuentedeprrafopredeter"/>
-    <w:link w:val="Ttulo5"/>
+  <w:style w:type="character" w:customStyle="1" w:styleId="Heading5Char">
+    <w:name w:val="Heading 5 Char"/>
+    <w:basedOn w:val="DefaultParagraphFont"/>
+    <w:link w:val="Heading5"/>
     <w:uiPriority w:val="9"/>
     <w:semiHidden/>
     <w:rsid w:val="000C1FED"/>
@@ -9455,10 +9423,10 @@
       <w:color w:val="2F5496" w:themeColor="accent1" w:themeShade="BF"/>
     </w:rPr>
   </w:style>
-  <w:style w:type="character" w:customStyle="1" w:styleId="Ttulo6Car">
-    <w:name w:val="Título 6 Car"/>
-    <w:basedOn w:val="Fuentedeprrafopredeter"/>
-    <w:link w:val="Ttulo6"/>
+  <w:style w:type="character" w:customStyle="1" w:styleId="Heading6Char">
+    <w:name w:val="Heading 6 Char"/>
+    <w:basedOn w:val="DefaultParagraphFont"/>
+    <w:link w:val="Heading6"/>
     <w:uiPriority w:val="9"/>
     <w:semiHidden/>
     <w:rsid w:val="000C1FED"/>
@@ -9469,10 +9437,10 @@
       <w:color w:val="595959" w:themeColor="text1" w:themeTint="A6"/>
     </w:rPr>
   </w:style>
-  <w:style w:type="character" w:customStyle="1" w:styleId="Ttulo7Car">
-    <w:name w:val="Título 7 Car"/>
-    <w:basedOn w:val="Fuentedeprrafopredeter"/>
-    <w:link w:val="Ttulo7"/>
+  <w:style w:type="character" w:customStyle="1" w:styleId="Heading7Char">
+    <w:name w:val="Heading 7 Char"/>
+    <w:basedOn w:val="DefaultParagraphFont"/>
+    <w:link w:val="Heading7"/>
     <w:uiPriority w:val="9"/>
     <w:semiHidden/>
     <w:rsid w:val="000C1FED"/>
@@ -9481,10 +9449,10 @@
       <w:color w:val="595959" w:themeColor="text1" w:themeTint="A6"/>
     </w:rPr>
   </w:style>
-  <w:style w:type="character" w:customStyle="1" w:styleId="Ttulo8Car">
-    <w:name w:val="Título 8 Car"/>
-    <w:basedOn w:val="Fuentedeprrafopredeter"/>
-    <w:link w:val="Ttulo8"/>
+  <w:style w:type="character" w:customStyle="1" w:styleId="Heading8Char">
+    <w:name w:val="Heading 8 Char"/>
+    <w:basedOn w:val="DefaultParagraphFont"/>
+    <w:link w:val="Heading8"/>
     <w:uiPriority w:val="9"/>
     <w:semiHidden/>
     <w:rsid w:val="000C1FED"/>
@@ -9495,10 +9463,10 @@
       <w:color w:val="272727" w:themeColor="text1" w:themeTint="D8"/>
     </w:rPr>
   </w:style>
-  <w:style w:type="character" w:customStyle="1" w:styleId="Ttulo9Car">
-    <w:name w:val="Título 9 Car"/>
-    <w:basedOn w:val="Fuentedeprrafopredeter"/>
-    <w:link w:val="Ttulo9"/>
+  <w:style w:type="character" w:customStyle="1" w:styleId="Heading9Char">
+    <w:name w:val="Heading 9 Char"/>
+    <w:basedOn w:val="DefaultParagraphFont"/>
+    <w:link w:val="Heading9"/>
     <w:uiPriority w:val="9"/>
     <w:semiHidden/>
     <w:rsid w:val="000C1FED"/>
@@ -9507,11 +9475,11 @@
       <w:color w:val="272727" w:themeColor="text1" w:themeTint="D8"/>
     </w:rPr>
   </w:style>
-  <w:style w:type="paragraph" w:styleId="Ttulo">
+  <w:style w:type="paragraph" w:styleId="Title">
     <w:name w:val="Title"/>
     <w:basedOn w:val="Normal"/>
     <w:next w:val="Normal"/>
-    <w:link w:val="TtuloCar"/>
+    <w:link w:val="TitleChar"/>
     <w:uiPriority w:val="10"/>
     <w:qFormat/>
     <w:rsid w:val="000C1FED"/>
@@ -9527,10 +9495,10 @@
       <w:szCs w:val="56"/>
     </w:rPr>
   </w:style>
-  <w:style w:type="character" w:customStyle="1" w:styleId="TtuloCar">
-    <w:name w:val="Título Car"/>
-    <w:basedOn w:val="Fuentedeprrafopredeter"/>
-    <w:link w:val="Ttulo"/>
+  <w:style w:type="character" w:customStyle="1" w:styleId="TitleChar">
+    <w:name w:val="Title Char"/>
+    <w:basedOn w:val="DefaultParagraphFont"/>
+    <w:link w:val="Title"/>
     <w:uiPriority w:val="10"/>
     <w:rsid w:val="000C1FED"/>
     <w:rPr>
@@ -9541,11 +9509,11 @@
       <w:szCs w:val="56"/>
     </w:rPr>
   </w:style>
-  <w:style w:type="paragraph" w:styleId="Subttulo">
+  <w:style w:type="paragraph" w:styleId="Subtitle">
     <w:name w:val="Subtitle"/>
     <w:basedOn w:val="Normal"/>
     <w:next w:val="Normal"/>
-    <w:link w:val="SubttuloCar"/>
+    <w:link w:val="SubtitleChar"/>
     <w:uiPriority w:val="11"/>
     <w:qFormat/>
     <w:rsid w:val="000C1FED"/>
@@ -9562,10 +9530,10 @@
       <w:szCs w:val="28"/>
     </w:rPr>
   </w:style>
-  <w:style w:type="character" w:customStyle="1" w:styleId="SubttuloCar">
-    <w:name w:val="Subtítulo Car"/>
-    <w:basedOn w:val="Fuentedeprrafopredeter"/>
-    <w:link w:val="Subttulo"/>
+  <w:style w:type="character" w:customStyle="1" w:styleId="SubtitleChar">
+    <w:name w:val="Subtitle Char"/>
+    <w:basedOn w:val="DefaultParagraphFont"/>
+    <w:link w:val="Subtitle"/>
     <w:uiPriority w:val="11"/>
     <w:rsid w:val="000C1FED"/>
     <w:rPr>
@@ -9576,11 +9544,11 @@
       <w:szCs w:val="28"/>
     </w:rPr>
   </w:style>
-  <w:style w:type="paragraph" w:styleId="Cita">
+  <w:style w:type="paragraph" w:styleId="Quote">
     <w:name w:val="Quote"/>
     <w:basedOn w:val="Normal"/>
     <w:next w:val="Normal"/>
-    <w:link w:val="CitaCar"/>
+    <w:link w:val="QuoteChar"/>
     <w:uiPriority w:val="29"/>
     <w:qFormat/>
     <w:rsid w:val="000C1FED"/>
@@ -9594,10 +9562,10 @@
       <w:color w:val="404040" w:themeColor="text1" w:themeTint="BF"/>
     </w:rPr>
   </w:style>
-  <w:style w:type="character" w:customStyle="1" w:styleId="CitaCar">
-    <w:name w:val="Cita Car"/>
-    <w:basedOn w:val="Fuentedeprrafopredeter"/>
-    <w:link w:val="Cita"/>
+  <w:style w:type="character" w:customStyle="1" w:styleId="QuoteChar">
+    <w:name w:val="Quote Char"/>
+    <w:basedOn w:val="DefaultParagraphFont"/>
+    <w:link w:val="Quote"/>
     <w:uiPriority w:val="29"/>
     <w:rsid w:val="000C1FED"/>
     <w:rPr>
@@ -9606,7 +9574,7 @@
       <w:color w:val="404040" w:themeColor="text1" w:themeTint="BF"/>
     </w:rPr>
   </w:style>
-  <w:style w:type="paragraph" w:styleId="Prrafodelista">
+  <w:style w:type="paragraph" w:styleId="ListParagraph">
     <w:name w:val="List Paragraph"/>
     <w:basedOn w:val="Normal"/>
     <w:uiPriority w:val="34"/>
@@ -9617,7 +9585,7 @@
       <w:contextualSpacing/>
     </w:pPr>
   </w:style>
-  <w:style w:type="character" w:styleId="nfasisintenso">
+  <w:style w:type="character" w:styleId="IntenseEmphasis">
     <w:name w:val="Intense Emphasis"/>
     <w:uiPriority w:val="21"/>
     <w:qFormat/>
@@ -9630,11 +9598,11 @@
       <w:szCs w:val="32"/>
     </w:rPr>
   </w:style>
-  <w:style w:type="paragraph" w:styleId="Citadestacada">
+  <w:style w:type="paragraph" w:styleId="IntenseQuote">
     <w:name w:val="Intense Quote"/>
     <w:basedOn w:val="Normal"/>
     <w:next w:val="Normal"/>
-    <w:link w:val="CitadestacadaCar"/>
+    <w:link w:val="IntenseQuoteChar"/>
     <w:uiPriority w:val="30"/>
     <w:qFormat/>
     <w:rsid w:val="000C1FED"/>
@@ -9653,10 +9621,10 @@
       <w:color w:val="2F5496" w:themeColor="accent1" w:themeShade="BF"/>
     </w:rPr>
   </w:style>
-  <w:style w:type="character" w:customStyle="1" w:styleId="CitadestacadaCar">
-    <w:name w:val="Cita destacada Car"/>
-    <w:basedOn w:val="Fuentedeprrafopredeter"/>
-    <w:link w:val="Citadestacada"/>
+  <w:style w:type="character" w:customStyle="1" w:styleId="IntenseQuoteChar">
+    <w:name w:val="Intense Quote Char"/>
+    <w:basedOn w:val="DefaultParagraphFont"/>
+    <w:link w:val="IntenseQuote"/>
     <w:uiPriority w:val="30"/>
     <w:rsid w:val="000C1FED"/>
     <w:rPr>
@@ -9665,9 +9633,9 @@
       <w:color w:val="2F5496" w:themeColor="accent1" w:themeShade="BF"/>
     </w:rPr>
   </w:style>
-  <w:style w:type="character" w:styleId="Referenciaintensa">
+  <w:style w:type="character" w:styleId="IntenseReference">
     <w:name w:val="Intense Reference"/>
-    <w:basedOn w:val="Fuentedeprrafopredeter"/>
+    <w:basedOn w:val="DefaultParagraphFont"/>
     <w:uiPriority w:val="32"/>
     <w:qFormat/>
     <w:rsid w:val="000C1FED"/>
@@ -9679,9 +9647,9 @@
       <w:spacing w:val="5"/>
     </w:rPr>
   </w:style>
-  <w:style w:type="table" w:styleId="Tablaconcuadrcula">
+  <w:style w:type="table" w:styleId="TableGrid">
     <w:name w:val="Table Grid"/>
-    <w:basedOn w:val="Tablanormal"/>
+    <w:basedOn w:val="TableNormal"/>
     <w:uiPriority w:val="39"/>
     <w:rsid w:val="000C1FED"/>
     <w:pPr>
@@ -9698,9 +9666,9 @@
       </w:tblBorders>
     </w:tblPr>
   </w:style>
-  <w:style w:type="character" w:styleId="Hipervnculo">
+  <w:style w:type="character" w:styleId="Hyperlink">
     <w:name w:val="Hyperlink"/>
-    <w:basedOn w:val="Fuentedeprrafopredeter"/>
+    <w:basedOn w:val="DefaultParagraphFont"/>
     <w:uiPriority w:val="99"/>
     <w:unhideWhenUsed/>
     <w:rsid w:val="000C1FED"/>
@@ -9709,9 +9677,9 @@
       <w:u w:val="single"/>
     </w:rPr>
   </w:style>
-  <w:style w:type="character" w:styleId="Mencinsinresolver">
+  <w:style w:type="character" w:styleId="UnresolvedMention">
     <w:name w:val="Unresolved Mention"/>
-    <w:basedOn w:val="Fuentedeprrafopredeter"/>
+    <w:basedOn w:val="DefaultParagraphFont"/>
     <w:uiPriority w:val="99"/>
     <w:semiHidden/>
     <w:unhideWhenUsed/>
@@ -9721,10 +9689,10 @@
       <w:shd w:val="clear" w:color="auto" w:fill="E1DFDD"/>
     </w:rPr>
   </w:style>
-  <w:style w:type="paragraph" w:styleId="Textonotapie">
+  <w:style w:type="paragraph" w:styleId="FootnoteText">
     <w:name w:val="footnote text"/>
     <w:basedOn w:val="Normal"/>
-    <w:link w:val="TextonotapieCar"/>
+    <w:link w:val="FootnoteTextChar"/>
     <w:uiPriority w:val="99"/>
     <w:unhideWhenUsed/>
     <w:rsid w:val="00A4306E"/>
@@ -9737,10 +9705,10 @@
       <w:lang w:eastAsia="es-MX"/>
     </w:rPr>
   </w:style>
-  <w:style w:type="character" w:customStyle="1" w:styleId="TextonotapieCar">
-    <w:name w:val="Texto nota pie Car"/>
-    <w:basedOn w:val="Fuentedeprrafopredeter"/>
-    <w:link w:val="Textonotapie"/>
+  <w:style w:type="character" w:customStyle="1" w:styleId="FootnoteTextChar">
+    <w:name w:val="Footnote Text Char"/>
+    <w:basedOn w:val="DefaultParagraphFont"/>
+    <w:link w:val="FootnoteText"/>
     <w:uiPriority w:val="99"/>
     <w:rsid w:val="00A4306E"/>
     <w:rPr>
@@ -9750,9 +9718,9 @@
       <w:lang w:eastAsia="es-MX"/>
     </w:rPr>
   </w:style>
-  <w:style w:type="character" w:styleId="Refdenotaalpie">
+  <w:style w:type="character" w:styleId="FootnoteReference">
     <w:name w:val="footnote reference"/>
-    <w:basedOn w:val="Fuentedeprrafopredeter"/>
+    <w:basedOn w:val="DefaultParagraphFont"/>
     <w:uiPriority w:val="99"/>
     <w:semiHidden/>
     <w:unhideWhenUsed/>
@@ -9761,10 +9729,10 @@
       <w:vertAlign w:val="superscript"/>
     </w:rPr>
   </w:style>
-  <w:style w:type="paragraph" w:styleId="Encabezado">
+  <w:style w:type="paragraph" w:styleId="Header">
     <w:name w:val="header"/>
     <w:basedOn w:val="Normal"/>
-    <w:link w:val="EncabezadoCar"/>
+    <w:link w:val="HeaderChar"/>
     <w:uiPriority w:val="99"/>
     <w:unhideWhenUsed/>
     <w:rsid w:val="007D3FE7"/>
@@ -9776,17 +9744,17 @@
       <w:spacing w:after="0"/>
     </w:pPr>
   </w:style>
-  <w:style w:type="character" w:customStyle="1" w:styleId="EncabezadoCar">
-    <w:name w:val="Encabezado Car"/>
-    <w:basedOn w:val="Fuentedeprrafopredeter"/>
-    <w:link w:val="Encabezado"/>
+  <w:style w:type="character" w:customStyle="1" w:styleId="HeaderChar">
+    <w:name w:val="Header Char"/>
+    <w:basedOn w:val="DefaultParagraphFont"/>
+    <w:link w:val="Header"/>
     <w:uiPriority w:val="99"/>
     <w:rsid w:val="007D3FE7"/>
   </w:style>
-  <w:style w:type="paragraph" w:styleId="Piedepgina">
+  <w:style w:type="paragraph" w:styleId="Footer">
     <w:name w:val="footer"/>
     <w:basedOn w:val="Normal"/>
-    <w:link w:val="PiedepginaCar"/>
+    <w:link w:val="FooterChar"/>
     <w:uiPriority w:val="99"/>
     <w:unhideWhenUsed/>
     <w:rsid w:val="007D3FE7"/>
@@ -9798,16 +9766,16 @@
       <w:spacing w:after="0"/>
     </w:pPr>
   </w:style>
-  <w:style w:type="character" w:customStyle="1" w:styleId="PiedepginaCar">
-    <w:name w:val="Pie de página Car"/>
-    <w:basedOn w:val="Fuentedeprrafopredeter"/>
-    <w:link w:val="Piedepgina"/>
+  <w:style w:type="character" w:customStyle="1" w:styleId="FooterChar">
+    <w:name w:val="Footer Char"/>
+    <w:basedOn w:val="DefaultParagraphFont"/>
+    <w:link w:val="Footer"/>
     <w:uiPriority w:val="99"/>
     <w:rsid w:val="007D3FE7"/>
   </w:style>
-  <w:style w:type="character" w:styleId="Textoennegrita">
+  <w:style w:type="character" w:styleId="Strong">
     <w:name w:val="Strong"/>
-    <w:basedOn w:val="Fuentedeprrafopredeter"/>
+    <w:basedOn w:val="DefaultParagraphFont"/>
     <w:uiPriority w:val="22"/>
     <w:qFormat/>
     <w:rsid w:val="004B3DB3"/>
@@ -9826,7 +9794,7 @@
       <w:lang w:val="en-US"/>
     </w:rPr>
   </w:style>
-  <w:style w:type="character" w:styleId="nfasis">
+  <w:style w:type="character" w:styleId="Emphasis">
     <w:name w:val="Emphasis"/>
     <w:uiPriority w:val="20"/>
     <w:qFormat/>
@@ -9839,7 +9807,7 @@
       <w:szCs w:val="32"/>
     </w:rPr>
   </w:style>
-  <w:style w:type="paragraph" w:styleId="Descripcin">
+  <w:style w:type="paragraph" w:styleId="Caption">
     <w:name w:val="caption"/>
     <w:basedOn w:val="Normal"/>
     <w:next w:val="Normal"/>
@@ -9858,7 +9826,7 @@
       <w:szCs w:val="18"/>
     </w:rPr>
   </w:style>
-  <w:style w:type="paragraph" w:styleId="Bibliografa">
+  <w:style w:type="paragraph" w:styleId="Bibliography">
     <w:name w:val="Bibliography"/>
     <w:basedOn w:val="Normal"/>
     <w:next w:val="Normal"/>
@@ -9868,12 +9836,12 @@
   </w:style>
   <w:style w:type="character" w:customStyle="1" w:styleId="normaltextrun">
     <w:name w:val="normaltextrun"/>
-    <w:basedOn w:val="Fuentedeprrafopredeter"/>
+    <w:basedOn w:val="DefaultParagraphFont"/>
     <w:rsid w:val="00D7501A"/>
   </w:style>
   <w:style w:type="character" w:customStyle="1" w:styleId="eop">
     <w:name w:val="eop"/>
-    <w:basedOn w:val="Fuentedeprrafopredeter"/>
+    <w:basedOn w:val="DefaultParagraphFont"/>
     <w:rsid w:val="00D7501A"/>
   </w:style>
   <w:style w:type="paragraph" w:customStyle="1" w:styleId="paragraph">
@@ -9881,9 +9849,9 @@
     <w:basedOn w:val="Normal"/>
     <w:rsid w:val="00D7501A"/>
   </w:style>
-  <w:style w:type="character" w:styleId="Refdecomentario">
+  <w:style w:type="character" w:styleId="CommentReference">
     <w:name w:val="annotation reference"/>
-    <w:basedOn w:val="Fuentedeprrafopredeter"/>
+    <w:basedOn w:val="DefaultParagraphFont"/>
     <w:uiPriority w:val="99"/>
     <w:semiHidden/>
     <w:unhideWhenUsed/>
@@ -9893,10 +9861,10 @@
       <w:szCs w:val="16"/>
     </w:rPr>
   </w:style>
-  <w:style w:type="paragraph" w:styleId="Textocomentario">
+  <w:style w:type="paragraph" w:styleId="CommentText">
     <w:name w:val="annotation text"/>
     <w:basedOn w:val="Normal"/>
-    <w:link w:val="TextocomentarioCar"/>
+    <w:link w:val="CommentTextChar"/>
     <w:uiPriority w:val="99"/>
     <w:unhideWhenUsed/>
     <w:rsid w:val="007D20D5"/>
@@ -9905,10 +9873,10 @@
       <w:szCs w:val="20"/>
     </w:rPr>
   </w:style>
-  <w:style w:type="character" w:customStyle="1" w:styleId="TextocomentarioCar">
-    <w:name w:val="Texto comentario Car"/>
-    <w:basedOn w:val="Fuentedeprrafopredeter"/>
-    <w:link w:val="Textocomentario"/>
+  <w:style w:type="character" w:customStyle="1" w:styleId="CommentTextChar">
+    <w:name w:val="Comment Text Char"/>
+    <w:basedOn w:val="DefaultParagraphFont"/>
+    <w:link w:val="CommentText"/>
     <w:uiPriority w:val="99"/>
     <w:rsid w:val="007D20D5"/>
     <w:rPr>
@@ -9916,11 +9884,11 @@
       <w:szCs w:val="20"/>
     </w:rPr>
   </w:style>
-  <w:style w:type="paragraph" w:styleId="Asuntodelcomentario">
+  <w:style w:type="paragraph" w:styleId="CommentSubject">
     <w:name w:val="annotation subject"/>
-    <w:basedOn w:val="Textocomentario"/>
-    <w:next w:val="Textocomentario"/>
-    <w:link w:val="AsuntodelcomentarioCar"/>
+    <w:basedOn w:val="CommentText"/>
+    <w:next w:val="CommentText"/>
+    <w:link w:val="CommentSubjectChar"/>
     <w:uiPriority w:val="99"/>
     <w:semiHidden/>
     <w:unhideWhenUsed/>
@@ -9930,10 +9898,10 @@
       <w:bCs/>
     </w:rPr>
   </w:style>
-  <w:style w:type="character" w:customStyle="1" w:styleId="AsuntodelcomentarioCar">
-    <w:name w:val="Asunto del comentario Car"/>
-    <w:basedOn w:val="TextocomentarioCar"/>
-    <w:link w:val="Asuntodelcomentario"/>
+  <w:style w:type="character" w:customStyle="1" w:styleId="CommentSubjectChar">
+    <w:name w:val="Comment Subject Char"/>
+    <w:basedOn w:val="CommentTextChar"/>
+    <w:link w:val="CommentSubject"/>
     <w:uiPriority w:val="99"/>
     <w:semiHidden/>
     <w:rsid w:val="007D20D5"/>
@@ -9944,9 +9912,9 @@
       <w:szCs w:val="20"/>
     </w:rPr>
   </w:style>
-  <w:style w:type="character" w:styleId="Hipervnculovisitado">
+  <w:style w:type="character" w:styleId="FollowedHyperlink">
     <w:name w:val="FollowedHyperlink"/>
-    <w:basedOn w:val="Fuentedeprrafopredeter"/>
+    <w:basedOn w:val="DefaultParagraphFont"/>
     <w:uiPriority w:val="99"/>
     <w:semiHidden/>
     <w:unhideWhenUsed/>
@@ -9956,9 +9924,9 @@
       <w:u w:val="single"/>
     </w:rPr>
   </w:style>
-  <w:style w:type="character" w:styleId="Textodelmarcadordeposicin">
+  <w:style w:type="character" w:styleId="PlaceholderText">
     <w:name w:val="Placeholder Text"/>
-    <w:basedOn w:val="Fuentedeprrafopredeter"/>
+    <w:basedOn w:val="DefaultParagraphFont"/>
     <w:uiPriority w:val="99"/>
     <w:semiHidden/>
     <w:rsid w:val="00D076C2"/>
@@ -9968,30 +9936,30 @@
   </w:style>
   <w:style w:type="character" w:customStyle="1" w:styleId="katex-mathml">
     <w:name w:val="katex-mathml"/>
-    <w:basedOn w:val="Fuentedeprrafopredeter"/>
+    <w:basedOn w:val="DefaultParagraphFont"/>
     <w:rsid w:val="00674F89"/>
   </w:style>
   <w:style w:type="character" w:customStyle="1" w:styleId="mord">
     <w:name w:val="mord"/>
-    <w:basedOn w:val="Fuentedeprrafopredeter"/>
+    <w:basedOn w:val="DefaultParagraphFont"/>
     <w:rsid w:val="00674F89"/>
   </w:style>
   <w:style w:type="character" w:customStyle="1" w:styleId="vlist-s">
     <w:name w:val="vlist-s"/>
-    <w:basedOn w:val="Fuentedeprrafopredeter"/>
+    <w:basedOn w:val="DefaultParagraphFont"/>
     <w:rsid w:val="00674F89"/>
   </w:style>
   <w:style w:type="character" w:customStyle="1" w:styleId="mrel">
     <w:name w:val="mrel"/>
-    <w:basedOn w:val="Fuentedeprrafopredeter"/>
+    <w:basedOn w:val="DefaultParagraphFont"/>
     <w:rsid w:val="00674F89"/>
   </w:style>
   <w:style w:type="character" w:customStyle="1" w:styleId="mbin">
     <w:name w:val="mbin"/>
-    <w:basedOn w:val="Fuentedeprrafopredeter"/>
+    <w:basedOn w:val="DefaultParagraphFont"/>
     <w:rsid w:val="00674F89"/>
   </w:style>
-  <w:style w:type="paragraph" w:styleId="Sinespaciado">
+  <w:style w:type="paragraph" w:styleId="NoSpacing">
     <w:name w:val="No Spacing"/>
     <w:uiPriority w:val="1"/>
     <w:qFormat/>
@@ -10021,6 +9989,22 @@
       <w:color w:val="000000"/>
       <w:sz w:val="24"/>
       <w:szCs w:val="24"/>
+    </w:rPr>
+  </w:style>
+  <w:style w:type="paragraph" w:styleId="Revision">
+    <w:name w:val="Revision"/>
+    <w:hidden/>
+    <w:uiPriority w:val="99"/>
+    <w:semiHidden/>
+    <w:rsid w:val="005364B1"/>
+    <w:pPr>
+      <w:spacing w:after="0" w:line="240" w:lineRule="auto"/>
+    </w:pPr>
+    <w:rPr>
+      <w:rFonts w:ascii="Times New Roman" w:eastAsia="Times New Roman" w:hAnsi="Times New Roman" w:cs="Times New Roman"/>
+      <w:sz w:val="24"/>
+      <w:szCs w:val="24"/>
+      <w:lang w:eastAsia="es-CO"/>
     </w:rPr>
   </w:style>
 </w:styles>
@@ -10356,267 +10340,6 @@
 </file>
 
 <file path=customXml/item2.xml><?xml version="1.0" encoding="utf-8"?>
-<p:properties xmlns:p="http://schemas.microsoft.com/office/2006/metadata/properties" xmlns:xsi="http://www.w3.org/2001/XMLSchema-instance" xmlns:pc="http://schemas.microsoft.com/office/infopath/2007/PartnerControls">
-  <documentManagement>
-    <_activity xmlns="953ea1b5-9f77-44aa-be72-9ba04966663c" xsi:nil="true"/>
-  </documentManagement>
-</p:properties>
-</file>
-
-<file path=customXml/item3.xml><?xml version="1.0" encoding="utf-8"?>
-<ct:contentTypeSchema xmlns:ct="http://schemas.microsoft.com/office/2006/metadata/contentType" xmlns:ma="http://schemas.microsoft.com/office/2006/metadata/properties/metaAttributes" ct:_="" ma:_="" ma:contentTypeName="Documento" ma:contentTypeID="0x010100FDF0B3912B7D2344BBFABCC17A83C826" ma:contentTypeVersion="18" ma:contentTypeDescription="Crear nuevo documento." ma:contentTypeScope="" ma:versionID="8ebc0b984b0a9f096c8565c0fdb39ef1">
-  <xsd:schema xmlns:xsd="http://www.w3.org/2001/XMLSchema" xmlns:xs="http://www.w3.org/2001/XMLSchema" xmlns:p="http://schemas.microsoft.com/office/2006/metadata/properties" xmlns:ns3="407661db-69f6-48af-8192-3bef683ff284" xmlns:ns4="953ea1b5-9f77-44aa-be72-9ba04966663c" targetNamespace="http://schemas.microsoft.com/office/2006/metadata/properties" ma:root="true" ma:fieldsID="23a9c965938401fb64aeb2606a401683" ns3:_="" ns4:_="">
-    <xsd:import namespace="407661db-69f6-48af-8192-3bef683ff284"/>
-    <xsd:import namespace="953ea1b5-9f77-44aa-be72-9ba04966663c"/>
-    <xsd:element name="properties">
-      <xsd:complexType>
-        <xsd:sequence>
-          <xsd:element name="documentManagement">
-            <xsd:complexType>
-              <xsd:all>
-                <xsd:element ref="ns3:SharedWithUsers" minOccurs="0"/>
-                <xsd:element ref="ns3:SharedWithDetails" minOccurs="0"/>
-                <xsd:element ref="ns3:SharingHintHash" minOccurs="0"/>
-                <xsd:element ref="ns4:MediaServiceMetadata" minOccurs="0"/>
-                <xsd:element ref="ns4:MediaServiceFastMetadata" minOccurs="0"/>
-                <xsd:element ref="ns4:MediaServiceAutoKeyPoints" minOccurs="0"/>
-                <xsd:element ref="ns4:MediaServiceKeyPoints" minOccurs="0"/>
-                <xsd:element ref="ns4:MediaServiceDateTaken" minOccurs="0"/>
-                <xsd:element ref="ns4:MediaServiceObjectDetectorVersions" minOccurs="0"/>
-                <xsd:element ref="ns4:MediaServiceAutoTags" minOccurs="0"/>
-                <xsd:element ref="ns4:MediaLengthInSeconds" minOccurs="0"/>
-                <xsd:element ref="ns4:MediaServiceOCR" minOccurs="0"/>
-                <xsd:element ref="ns4:MediaServiceGenerationTime" minOccurs="0"/>
-                <xsd:element ref="ns4:MediaServiceEventHashCode" minOccurs="0"/>
-                <xsd:element ref="ns4:MediaServiceLocation" minOccurs="0"/>
-                <xsd:element ref="ns4:_activity" minOccurs="0"/>
-                <xsd:element ref="ns4:MediaServiceSearchProperties" minOccurs="0"/>
-                <xsd:element ref="ns4:MediaServiceSystemTags" minOccurs="0"/>
-              </xsd:all>
-            </xsd:complexType>
-          </xsd:element>
-        </xsd:sequence>
-      </xsd:complexType>
-    </xsd:element>
-  </xsd:schema>
-  <xsd:schema xmlns:xsd="http://www.w3.org/2001/XMLSchema" xmlns:xs="http://www.w3.org/2001/XMLSchema" xmlns:dms="http://schemas.microsoft.com/office/2006/documentManagement/types" xmlns:pc="http://schemas.microsoft.com/office/infopath/2007/PartnerControls" targetNamespace="407661db-69f6-48af-8192-3bef683ff284" elementFormDefault="qualified">
-    <xsd:import namespace="http://schemas.microsoft.com/office/2006/documentManagement/types"/>
-    <xsd:import namespace="http://schemas.microsoft.com/office/infopath/2007/PartnerControls"/>
-    <xsd:element name="SharedWithUsers" ma:index="8" nillable="true" ma:displayName="Compartido con" ma:description="" ma:internalName="SharedWithUsers" ma:readOnly="true">
-      <xsd:complexType>
-        <xsd:complexContent>
-          <xsd:extension base="dms:UserMulti">
-            <xsd:sequence>
-              <xsd:element name="UserInfo" minOccurs="0" maxOccurs="unbounded">
-                <xsd:complexType>
-                  <xsd:sequence>
-                    <xsd:element name="DisplayName" type="xsd:string" minOccurs="0"/>
-                    <xsd:element name="AccountId" type="dms:UserId" minOccurs="0" nillable="true"/>
-                    <xsd:element name="AccountType" type="xsd:string" minOccurs="0"/>
-                  </xsd:sequence>
-                </xsd:complexType>
-              </xsd:element>
-            </xsd:sequence>
-          </xsd:extension>
-        </xsd:complexContent>
-      </xsd:complexType>
-    </xsd:element>
-    <xsd:element name="SharedWithDetails" ma:index="9" nillable="true" ma:displayName="Detalles de uso compartido" ma:description="" ma:internalName="SharedWithDetails" ma:readOnly="true">
-      <xsd:simpleType>
-        <xsd:restriction base="dms:Note">
-          <xsd:maxLength value="255"/>
-        </xsd:restriction>
-      </xsd:simpleType>
-    </xsd:element>
-    <xsd:element name="SharingHintHash" ma:index="10" nillable="true" ma:displayName="Hash de la sugerencia para compartir" ma:description="" ma:hidden="true" ma:internalName="SharingHintHash" ma:readOnly="true">
-      <xsd:simpleType>
-        <xsd:restriction base="dms:Text"/>
-      </xsd:simpleType>
-    </xsd:element>
-  </xsd:schema>
-  <xsd:schema xmlns:xsd="http://www.w3.org/2001/XMLSchema" xmlns:xs="http://www.w3.org/2001/XMLSchema" xmlns:dms="http://schemas.microsoft.com/office/2006/documentManagement/types" xmlns:pc="http://schemas.microsoft.com/office/infopath/2007/PartnerControls" targetNamespace="953ea1b5-9f77-44aa-be72-9ba04966663c" elementFormDefault="qualified">
-    <xsd:import namespace="http://schemas.microsoft.com/office/2006/documentManagement/types"/>
-    <xsd:import namespace="http://schemas.microsoft.com/office/infopath/2007/PartnerControls"/>
-    <xsd:element name="MediaServiceMetadata" ma:index="11" nillable="true" ma:displayName="MediaServiceMetadata" ma:description="" ma:hidden="true" ma:internalName="MediaServiceMetadata" ma:readOnly="true">
-      <xsd:simpleType>
-        <xsd:restriction base="dms:Note"/>
-      </xsd:simpleType>
-    </xsd:element>
-    <xsd:element name="MediaServiceFastMetadata" ma:index="12" nillable="true" ma:displayName="MediaServiceFastMetadata" ma:description="" ma:hidden="true" ma:internalName="MediaServiceFastMetadata" ma:readOnly="true">
-      <xsd:simpleType>
-        <xsd:restriction base="dms:Note"/>
-      </xsd:simpleType>
-    </xsd:element>
-    <xsd:element name="MediaServiceAutoKeyPoints" ma:index="13" nillable="true" ma:displayName="MediaServiceAutoKeyPoints" ma:hidden="true" ma:internalName="MediaServiceAutoKeyPoints" ma:readOnly="true">
-      <xsd:simpleType>
-        <xsd:restriction base="dms:Note"/>
-      </xsd:simpleType>
-    </xsd:element>
-    <xsd:element name="MediaServiceKeyPoints" ma:index="14" nillable="true" ma:displayName="KeyPoints" ma:internalName="MediaServiceKeyPoints" ma:readOnly="true">
-      <xsd:simpleType>
-        <xsd:restriction base="dms:Note">
-          <xsd:maxLength value="255"/>
-        </xsd:restriction>
-      </xsd:simpleType>
-    </xsd:element>
-    <xsd:element name="MediaServiceDateTaken" ma:index="15" nillable="true" ma:displayName="MediaServiceDateTaken" ma:hidden="true" ma:indexed="true" ma:internalName="MediaServiceDateTaken" ma:readOnly="true">
-      <xsd:simpleType>
-        <xsd:restriction base="dms:Text"/>
-      </xsd:simpleType>
-    </xsd:element>
-    <xsd:element name="MediaServiceObjectDetectorVersions" ma:index="16" nillable="true" ma:displayName="MediaServiceObjectDetectorVersions" ma:hidden="true" ma:indexed="true" ma:internalName="MediaServiceObjectDetectorVersions" ma:readOnly="true">
-      <xsd:simpleType>
-        <xsd:restriction base="dms:Text"/>
-      </xsd:simpleType>
-    </xsd:element>
-    <xsd:element name="MediaServiceAutoTags" ma:index="17" nillable="true" ma:displayName="Tags" ma:internalName="MediaServiceAutoTags" ma:readOnly="true">
-      <xsd:simpleType>
-        <xsd:restriction base="dms:Text"/>
-      </xsd:simpleType>
-    </xsd:element>
-    <xsd:element name="MediaLengthInSeconds" ma:index="18" nillable="true" ma:displayName="MediaLengthInSeconds" ma:hidden="true" ma:internalName="MediaLengthInSeconds" ma:readOnly="true">
-      <xsd:simpleType>
-        <xsd:restriction base="dms:Unknown"/>
-      </xsd:simpleType>
-    </xsd:element>
-    <xsd:element name="MediaServiceOCR" ma:index="19" nillable="true" ma:displayName="Extracted Text" ma:internalName="MediaServiceOCR" ma:readOnly="true">
-      <xsd:simpleType>
-        <xsd:restriction base="dms:Note">
-          <xsd:maxLength value="255"/>
-        </xsd:restriction>
-      </xsd:simpleType>
-    </xsd:element>
-    <xsd:element name="MediaServiceGenerationTime" ma:index="20" nillable="true" ma:displayName="MediaServiceGenerationTime" ma:hidden="true" ma:internalName="MediaServiceGenerationTime" ma:readOnly="true">
-      <xsd:simpleType>
-        <xsd:restriction base="dms:Text"/>
-      </xsd:simpleType>
-    </xsd:element>
-    <xsd:element name="MediaServiceEventHashCode" ma:index="21" nillable="true" ma:displayName="MediaServiceEventHashCode" ma:hidden="true" ma:internalName="MediaServiceEventHashCode" ma:readOnly="true">
-      <xsd:simpleType>
-        <xsd:restriction base="dms:Text"/>
-      </xsd:simpleType>
-    </xsd:element>
-    <xsd:element name="MediaServiceLocation" ma:index="22" nillable="true" ma:displayName="Location" ma:indexed="true" ma:internalName="MediaServiceLocation" ma:readOnly="true">
-      <xsd:simpleType>
-        <xsd:restriction base="dms:Text"/>
-      </xsd:simpleType>
-    </xsd:element>
-    <xsd:element name="_activity" ma:index="23" nillable="true" ma:displayName="_activity" ma:hidden="true" ma:internalName="_activity">
-      <xsd:simpleType>
-        <xsd:restriction base="dms:Note"/>
-      </xsd:simpleType>
-    </xsd:element>
-    <xsd:element name="MediaServiceSearchProperties" ma:index="24" nillable="true" ma:displayName="MediaServiceSearchProperties" ma:hidden="true" ma:internalName="MediaServiceSearchProperties" ma:readOnly="true">
-      <xsd:simpleType>
-        <xsd:restriction base="dms:Note"/>
-      </xsd:simpleType>
-    </xsd:element>
-    <xsd:element name="MediaServiceSystemTags" ma:index="25" nillable="true" ma:displayName="MediaServiceSystemTags" ma:hidden="true" ma:internalName="MediaServiceSystemTags" ma:readOnly="true">
-      <xsd:simpleType>
-        <xsd:restriction base="dms:Note"/>
-      </xsd:simpleType>
-    </xsd:element>
-  </xsd:schema>
-  <xsd:schema xmlns="http://schemas.openxmlformats.org/package/2006/metadata/core-properties" xmlns:xsd="http://www.w3.org/2001/XMLSchema" xmlns:xsi="http://www.w3.org/2001/XMLSchema-instance" xmlns:dc="http://purl.org/dc/elements/1.1/" xmlns:dcterms="http://purl.org/dc/terms/" xmlns:odoc="http://schemas.microsoft.com/internal/obd" targetNamespace="http://schemas.openxmlformats.org/package/2006/metadata/core-properties" elementFormDefault="qualified" attributeFormDefault="unqualified" blockDefault="#all">
-    <xsd:import namespace="http://purl.org/dc/elements/1.1/" schemaLocation="http://dublincore.org/schemas/xmls/qdc/2003/04/02/dc.xsd"/>
-    <xsd:import namespace="http://purl.org/dc/terms/" schemaLocation="http://dublincore.org/schemas/xmls/qdc/2003/04/02/dcterms.xsd"/>
-    <xsd:element name="coreProperties" type="CT_coreProperties"/>
-    <xsd:complexType name="CT_coreProperties">
-      <xsd:all>
-        <xsd:element ref="dc:creator" minOccurs="0" maxOccurs="1"/>
-        <xsd:element ref="dcterms:created" minOccurs="0" maxOccurs="1"/>
-        <xsd:element ref="dc:identifier" minOccurs="0" maxOccurs="1"/>
-        <xsd:element name="contentType" minOccurs="0" maxOccurs="1" type="xsd:string" ma:index="0" ma:displayName="Tipo de contenido"/>
-        <xsd:element ref="dc:title" minOccurs="0" maxOccurs="1" ma:index="4" ma:displayName="Título"/>
-        <xsd:element ref="dc:subject" minOccurs="0" maxOccurs="1"/>
-        <xsd:element ref="dc:description" minOccurs="0" maxOccurs="1"/>
-        <xsd:element name="keywords" minOccurs="0" maxOccurs="1" type="xsd:string"/>
-        <xsd:element ref="dc:language" minOccurs="0" maxOccurs="1"/>
-        <xsd:element name="category" minOccurs="0" maxOccurs="1" type="xsd:string"/>
-        <xsd:element name="version" minOccurs="0" maxOccurs="1" type="xsd:string"/>
-        <xsd:element name="revision" minOccurs="0" maxOccurs="1" type="xsd:string">
-          <xsd:annotation>
-            <xsd:documentation>
-                        This value indicates the number of saves or revisions. The application is responsible for updating this value after each revision.
-                    </xsd:documentation>
-          </xsd:annotation>
-        </xsd:element>
-        <xsd:element name="lastModifiedBy" minOccurs="0" maxOccurs="1" type="xsd:string"/>
-        <xsd:element ref="dcterms:modified" minOccurs="0" maxOccurs="1"/>
-        <xsd:element name="contentStatus" minOccurs="0" maxOccurs="1" type="xsd:string"/>
-      </xsd:all>
-    </xsd:complexType>
-  </xsd:schema>
-  <xs:schema xmlns:pc="http://schemas.microsoft.com/office/infopath/2007/PartnerControls" xmlns:xs="http://www.w3.org/2001/XMLSchema" targetNamespace="http://schemas.microsoft.com/office/infopath/2007/PartnerControls" elementFormDefault="qualified" attributeFormDefault="unqualified">
-    <xs:element name="Person">
-      <xs:complexType>
-        <xs:sequence>
-          <xs:element ref="pc:DisplayName" minOccurs="0"/>
-          <xs:element ref="pc:AccountId" minOccurs="0"/>
-          <xs:element ref="pc:AccountType" minOccurs="0"/>
-        </xs:sequence>
-      </xs:complexType>
-    </xs:element>
-    <xs:element name="DisplayName" type="xs:string"/>
-    <xs:element name="AccountId" type="xs:string"/>
-    <xs:element name="AccountType" type="xs:string"/>
-    <xs:element name="BDCAssociatedEntity">
-      <xs:complexType>
-        <xs:sequence>
-          <xs:element ref="pc:BDCEntity" minOccurs="0" maxOccurs="unbounded"/>
-        </xs:sequence>
-        <xs:attribute ref="pc:EntityNamespace"/>
-        <xs:attribute ref="pc:EntityName"/>
-        <xs:attribute ref="pc:SystemInstanceName"/>
-        <xs:attribute ref="pc:AssociationName"/>
-      </xs:complexType>
-    </xs:element>
-    <xs:attribute name="EntityNamespace" type="xs:string"/>
-    <xs:attribute name="EntityName" type="xs:string"/>
-    <xs:attribute name="SystemInstanceName" type="xs:string"/>
-    <xs:attribute name="AssociationName" type="xs:string"/>
-    <xs:element name="BDCEntity">
-      <xs:complexType>
-        <xs:sequence>
-          <xs:element ref="pc:EntityDisplayName" minOccurs="0"/>
-          <xs:element ref="pc:EntityInstanceReference" minOccurs="0"/>
-          <xs:element ref="pc:EntityId1" minOccurs="0"/>
-          <xs:element ref="pc:EntityId2" minOccurs="0"/>
-          <xs:element ref="pc:EntityId3" minOccurs="0"/>
-          <xs:element ref="pc:EntityId4" minOccurs="0"/>
-          <xs:element ref="pc:EntityId5" minOccurs="0"/>
-        </xs:sequence>
-      </xs:complexType>
-    </xs:element>
-    <xs:element name="EntityDisplayName" type="xs:string"/>
-    <xs:element name="EntityInstanceReference" type="xs:string"/>
-    <xs:element name="EntityId1" type="xs:string"/>
-    <xs:element name="EntityId2" type="xs:string"/>
-    <xs:element name="EntityId3" type="xs:string"/>
-    <xs:element name="EntityId4" type="xs:string"/>
-    <xs:element name="EntityId5" type="xs:string"/>
-    <xs:element name="Terms">
-      <xs:complexType>
-        <xs:sequence>
-          <xs:element ref="pc:TermInfo" minOccurs="0" maxOccurs="unbounded"/>
-        </xs:sequence>
-      </xs:complexType>
-    </xs:element>
-    <xs:element name="TermInfo">
-      <xs:complexType>
-        <xs:sequence>
-          <xs:element ref="pc:TermName" minOccurs="0"/>
-          <xs:element ref="pc:TermId" minOccurs="0"/>
-        </xs:sequence>
-      </xs:complexType>
-    </xs:element>
-    <xs:element name="TermName" type="xs:string"/>
-    <xs:element name="TermId" type="xs:string"/>
-  </xs:schema>
-</ct:contentTypeSchema>
-</file>
-
-<file path=customXml/item4.xml><?xml version="1.0" encoding="utf-8"?>
 <b:Sources xmlns:b="http://schemas.openxmlformats.org/officeDocument/2006/bibliography" xmlns="http://schemas.openxmlformats.org/officeDocument/2006/bibliography" SelectedStyle="\APASixthEditionOfficeOnline.xsl" StyleName="APA" Version="6">
   <b:Source>
     <b:Tag>Mig23</b:Tag>
@@ -10918,6 +10641,267 @@
 </b:Sources>
 </file>
 
+<file path=customXml/item3.xml><?xml version="1.0" encoding="utf-8"?>
+<ct:contentTypeSchema xmlns:ct="http://schemas.microsoft.com/office/2006/metadata/contentType" xmlns:ma="http://schemas.microsoft.com/office/2006/metadata/properties/metaAttributes" ct:_="" ma:_="" ma:contentTypeName="Documento" ma:contentTypeID="0x010100FDF0B3912B7D2344BBFABCC17A83C826" ma:contentTypeVersion="18" ma:contentTypeDescription="Crear nuevo documento." ma:contentTypeScope="" ma:versionID="8ebc0b984b0a9f096c8565c0fdb39ef1">
+  <xsd:schema xmlns:xsd="http://www.w3.org/2001/XMLSchema" xmlns:xs="http://www.w3.org/2001/XMLSchema" xmlns:p="http://schemas.microsoft.com/office/2006/metadata/properties" xmlns:ns3="407661db-69f6-48af-8192-3bef683ff284" xmlns:ns4="953ea1b5-9f77-44aa-be72-9ba04966663c" targetNamespace="http://schemas.microsoft.com/office/2006/metadata/properties" ma:root="true" ma:fieldsID="23a9c965938401fb64aeb2606a401683" ns3:_="" ns4:_="">
+    <xsd:import namespace="407661db-69f6-48af-8192-3bef683ff284"/>
+    <xsd:import namespace="953ea1b5-9f77-44aa-be72-9ba04966663c"/>
+    <xsd:element name="properties">
+      <xsd:complexType>
+        <xsd:sequence>
+          <xsd:element name="documentManagement">
+            <xsd:complexType>
+              <xsd:all>
+                <xsd:element ref="ns3:SharedWithUsers" minOccurs="0"/>
+                <xsd:element ref="ns3:SharedWithDetails" minOccurs="0"/>
+                <xsd:element ref="ns3:SharingHintHash" minOccurs="0"/>
+                <xsd:element ref="ns4:MediaServiceMetadata" minOccurs="0"/>
+                <xsd:element ref="ns4:MediaServiceFastMetadata" minOccurs="0"/>
+                <xsd:element ref="ns4:MediaServiceAutoKeyPoints" minOccurs="0"/>
+                <xsd:element ref="ns4:MediaServiceKeyPoints" minOccurs="0"/>
+                <xsd:element ref="ns4:MediaServiceDateTaken" minOccurs="0"/>
+                <xsd:element ref="ns4:MediaServiceObjectDetectorVersions" minOccurs="0"/>
+                <xsd:element ref="ns4:MediaServiceAutoTags" minOccurs="0"/>
+                <xsd:element ref="ns4:MediaLengthInSeconds" minOccurs="0"/>
+                <xsd:element ref="ns4:MediaServiceOCR" minOccurs="0"/>
+                <xsd:element ref="ns4:MediaServiceGenerationTime" minOccurs="0"/>
+                <xsd:element ref="ns4:MediaServiceEventHashCode" minOccurs="0"/>
+                <xsd:element ref="ns4:MediaServiceLocation" minOccurs="0"/>
+                <xsd:element ref="ns4:_activity" minOccurs="0"/>
+                <xsd:element ref="ns4:MediaServiceSearchProperties" minOccurs="0"/>
+                <xsd:element ref="ns4:MediaServiceSystemTags" minOccurs="0"/>
+              </xsd:all>
+            </xsd:complexType>
+          </xsd:element>
+        </xsd:sequence>
+      </xsd:complexType>
+    </xsd:element>
+  </xsd:schema>
+  <xsd:schema xmlns:xsd="http://www.w3.org/2001/XMLSchema" xmlns:xs="http://www.w3.org/2001/XMLSchema" xmlns:dms="http://schemas.microsoft.com/office/2006/documentManagement/types" xmlns:pc="http://schemas.microsoft.com/office/infopath/2007/PartnerControls" targetNamespace="407661db-69f6-48af-8192-3bef683ff284" elementFormDefault="qualified">
+    <xsd:import namespace="http://schemas.microsoft.com/office/2006/documentManagement/types"/>
+    <xsd:import namespace="http://schemas.microsoft.com/office/infopath/2007/PartnerControls"/>
+    <xsd:element name="SharedWithUsers" ma:index="8" nillable="true" ma:displayName="Compartido con" ma:description="" ma:internalName="SharedWithUsers" ma:readOnly="true">
+      <xsd:complexType>
+        <xsd:complexContent>
+          <xsd:extension base="dms:UserMulti">
+            <xsd:sequence>
+              <xsd:element name="UserInfo" minOccurs="0" maxOccurs="unbounded">
+                <xsd:complexType>
+                  <xsd:sequence>
+                    <xsd:element name="DisplayName" type="xsd:string" minOccurs="0"/>
+                    <xsd:element name="AccountId" type="dms:UserId" minOccurs="0" nillable="true"/>
+                    <xsd:element name="AccountType" type="xsd:string" minOccurs="0"/>
+                  </xsd:sequence>
+                </xsd:complexType>
+              </xsd:element>
+            </xsd:sequence>
+          </xsd:extension>
+        </xsd:complexContent>
+      </xsd:complexType>
+    </xsd:element>
+    <xsd:element name="SharedWithDetails" ma:index="9" nillable="true" ma:displayName="Detalles de uso compartido" ma:description="" ma:internalName="SharedWithDetails" ma:readOnly="true">
+      <xsd:simpleType>
+        <xsd:restriction base="dms:Note">
+          <xsd:maxLength value="255"/>
+        </xsd:restriction>
+      </xsd:simpleType>
+    </xsd:element>
+    <xsd:element name="SharingHintHash" ma:index="10" nillable="true" ma:displayName="Hash de la sugerencia para compartir" ma:description="" ma:hidden="true" ma:internalName="SharingHintHash" ma:readOnly="true">
+      <xsd:simpleType>
+        <xsd:restriction base="dms:Text"/>
+      </xsd:simpleType>
+    </xsd:element>
+  </xsd:schema>
+  <xsd:schema xmlns:xsd="http://www.w3.org/2001/XMLSchema" xmlns:xs="http://www.w3.org/2001/XMLSchema" xmlns:dms="http://schemas.microsoft.com/office/2006/documentManagement/types" xmlns:pc="http://schemas.microsoft.com/office/infopath/2007/PartnerControls" targetNamespace="953ea1b5-9f77-44aa-be72-9ba04966663c" elementFormDefault="qualified">
+    <xsd:import namespace="http://schemas.microsoft.com/office/2006/documentManagement/types"/>
+    <xsd:import namespace="http://schemas.microsoft.com/office/infopath/2007/PartnerControls"/>
+    <xsd:element name="MediaServiceMetadata" ma:index="11" nillable="true" ma:displayName="MediaServiceMetadata" ma:description="" ma:hidden="true" ma:internalName="MediaServiceMetadata" ma:readOnly="true">
+      <xsd:simpleType>
+        <xsd:restriction base="dms:Note"/>
+      </xsd:simpleType>
+    </xsd:element>
+    <xsd:element name="MediaServiceFastMetadata" ma:index="12" nillable="true" ma:displayName="MediaServiceFastMetadata" ma:description="" ma:hidden="true" ma:internalName="MediaServiceFastMetadata" ma:readOnly="true">
+      <xsd:simpleType>
+        <xsd:restriction base="dms:Note"/>
+      </xsd:simpleType>
+    </xsd:element>
+    <xsd:element name="MediaServiceAutoKeyPoints" ma:index="13" nillable="true" ma:displayName="MediaServiceAutoKeyPoints" ma:hidden="true" ma:internalName="MediaServiceAutoKeyPoints" ma:readOnly="true">
+      <xsd:simpleType>
+        <xsd:restriction base="dms:Note"/>
+      </xsd:simpleType>
+    </xsd:element>
+    <xsd:element name="MediaServiceKeyPoints" ma:index="14" nillable="true" ma:displayName="KeyPoints" ma:internalName="MediaServiceKeyPoints" ma:readOnly="true">
+      <xsd:simpleType>
+        <xsd:restriction base="dms:Note">
+          <xsd:maxLength value="255"/>
+        </xsd:restriction>
+      </xsd:simpleType>
+    </xsd:element>
+    <xsd:element name="MediaServiceDateTaken" ma:index="15" nillable="true" ma:displayName="MediaServiceDateTaken" ma:hidden="true" ma:indexed="true" ma:internalName="MediaServiceDateTaken" ma:readOnly="true">
+      <xsd:simpleType>
+        <xsd:restriction base="dms:Text"/>
+      </xsd:simpleType>
+    </xsd:element>
+    <xsd:element name="MediaServiceObjectDetectorVersions" ma:index="16" nillable="true" ma:displayName="MediaServiceObjectDetectorVersions" ma:hidden="true" ma:indexed="true" ma:internalName="MediaServiceObjectDetectorVersions" ma:readOnly="true">
+      <xsd:simpleType>
+        <xsd:restriction base="dms:Text"/>
+      </xsd:simpleType>
+    </xsd:element>
+    <xsd:element name="MediaServiceAutoTags" ma:index="17" nillable="true" ma:displayName="Tags" ma:internalName="MediaServiceAutoTags" ma:readOnly="true">
+      <xsd:simpleType>
+        <xsd:restriction base="dms:Text"/>
+      </xsd:simpleType>
+    </xsd:element>
+    <xsd:element name="MediaLengthInSeconds" ma:index="18" nillable="true" ma:displayName="MediaLengthInSeconds" ma:hidden="true" ma:internalName="MediaLengthInSeconds" ma:readOnly="true">
+      <xsd:simpleType>
+        <xsd:restriction base="dms:Unknown"/>
+      </xsd:simpleType>
+    </xsd:element>
+    <xsd:element name="MediaServiceOCR" ma:index="19" nillable="true" ma:displayName="Extracted Text" ma:internalName="MediaServiceOCR" ma:readOnly="true">
+      <xsd:simpleType>
+        <xsd:restriction base="dms:Note">
+          <xsd:maxLength value="255"/>
+        </xsd:restriction>
+      </xsd:simpleType>
+    </xsd:element>
+    <xsd:element name="MediaServiceGenerationTime" ma:index="20" nillable="true" ma:displayName="MediaServiceGenerationTime" ma:hidden="true" ma:internalName="MediaServiceGenerationTime" ma:readOnly="true">
+      <xsd:simpleType>
+        <xsd:restriction base="dms:Text"/>
+      </xsd:simpleType>
+    </xsd:element>
+    <xsd:element name="MediaServiceEventHashCode" ma:index="21" nillable="true" ma:displayName="MediaServiceEventHashCode" ma:hidden="true" ma:internalName="MediaServiceEventHashCode" ma:readOnly="true">
+      <xsd:simpleType>
+        <xsd:restriction base="dms:Text"/>
+      </xsd:simpleType>
+    </xsd:element>
+    <xsd:element name="MediaServiceLocation" ma:index="22" nillable="true" ma:displayName="Location" ma:indexed="true" ma:internalName="MediaServiceLocation" ma:readOnly="true">
+      <xsd:simpleType>
+        <xsd:restriction base="dms:Text"/>
+      </xsd:simpleType>
+    </xsd:element>
+    <xsd:element name="_activity" ma:index="23" nillable="true" ma:displayName="_activity" ma:hidden="true" ma:internalName="_activity">
+      <xsd:simpleType>
+        <xsd:restriction base="dms:Note"/>
+      </xsd:simpleType>
+    </xsd:element>
+    <xsd:element name="MediaServiceSearchProperties" ma:index="24" nillable="true" ma:displayName="MediaServiceSearchProperties" ma:hidden="true" ma:internalName="MediaServiceSearchProperties" ma:readOnly="true">
+      <xsd:simpleType>
+        <xsd:restriction base="dms:Note"/>
+      </xsd:simpleType>
+    </xsd:element>
+    <xsd:element name="MediaServiceSystemTags" ma:index="25" nillable="true" ma:displayName="MediaServiceSystemTags" ma:hidden="true" ma:internalName="MediaServiceSystemTags" ma:readOnly="true">
+      <xsd:simpleType>
+        <xsd:restriction base="dms:Note"/>
+      </xsd:simpleType>
+    </xsd:element>
+  </xsd:schema>
+  <xsd:schema xmlns="http://schemas.openxmlformats.org/package/2006/metadata/core-properties" xmlns:xsd="http://www.w3.org/2001/XMLSchema" xmlns:xsi="http://www.w3.org/2001/XMLSchema-instance" xmlns:dc="http://purl.org/dc/elements/1.1/" xmlns:dcterms="http://purl.org/dc/terms/" xmlns:odoc="http://schemas.microsoft.com/internal/obd" targetNamespace="http://schemas.openxmlformats.org/package/2006/metadata/core-properties" elementFormDefault="qualified" attributeFormDefault="unqualified" blockDefault="#all">
+    <xsd:import namespace="http://purl.org/dc/elements/1.1/" schemaLocation="http://dublincore.org/schemas/xmls/qdc/2003/04/02/dc.xsd"/>
+    <xsd:import namespace="http://purl.org/dc/terms/" schemaLocation="http://dublincore.org/schemas/xmls/qdc/2003/04/02/dcterms.xsd"/>
+    <xsd:element name="coreProperties" type="CT_coreProperties"/>
+    <xsd:complexType name="CT_coreProperties">
+      <xsd:all>
+        <xsd:element ref="dc:creator" minOccurs="0" maxOccurs="1"/>
+        <xsd:element ref="dcterms:created" minOccurs="0" maxOccurs="1"/>
+        <xsd:element ref="dc:identifier" minOccurs="0" maxOccurs="1"/>
+        <xsd:element name="contentType" minOccurs="0" maxOccurs="1" type="xsd:string" ma:index="0" ma:displayName="Tipo de contenido"/>
+        <xsd:element ref="dc:title" minOccurs="0" maxOccurs="1" ma:index="4" ma:displayName="Título"/>
+        <xsd:element ref="dc:subject" minOccurs="0" maxOccurs="1"/>
+        <xsd:element ref="dc:description" minOccurs="0" maxOccurs="1"/>
+        <xsd:element name="keywords" minOccurs="0" maxOccurs="1" type="xsd:string"/>
+        <xsd:element ref="dc:language" minOccurs="0" maxOccurs="1"/>
+        <xsd:element name="category" minOccurs="0" maxOccurs="1" type="xsd:string"/>
+        <xsd:element name="version" minOccurs="0" maxOccurs="1" type="xsd:string"/>
+        <xsd:element name="revision" minOccurs="0" maxOccurs="1" type="xsd:string">
+          <xsd:annotation>
+            <xsd:documentation>
+                        This value indicates the number of saves or revisions. The application is responsible for updating this value after each revision.
+                    </xsd:documentation>
+          </xsd:annotation>
+        </xsd:element>
+        <xsd:element name="lastModifiedBy" minOccurs="0" maxOccurs="1" type="xsd:string"/>
+        <xsd:element ref="dcterms:modified" minOccurs="0" maxOccurs="1"/>
+        <xsd:element name="contentStatus" minOccurs="0" maxOccurs="1" type="xsd:string"/>
+      </xsd:all>
+    </xsd:complexType>
+  </xsd:schema>
+  <xs:schema xmlns:pc="http://schemas.microsoft.com/office/infopath/2007/PartnerControls" xmlns:xs="http://www.w3.org/2001/XMLSchema" targetNamespace="http://schemas.microsoft.com/office/infopath/2007/PartnerControls" elementFormDefault="qualified" attributeFormDefault="unqualified">
+    <xs:element name="Person">
+      <xs:complexType>
+        <xs:sequence>
+          <xs:element ref="pc:DisplayName" minOccurs="0"/>
+          <xs:element ref="pc:AccountId" minOccurs="0"/>
+          <xs:element ref="pc:AccountType" minOccurs="0"/>
+        </xs:sequence>
+      </xs:complexType>
+    </xs:element>
+    <xs:element name="DisplayName" type="xs:string"/>
+    <xs:element name="AccountId" type="xs:string"/>
+    <xs:element name="AccountType" type="xs:string"/>
+    <xs:element name="BDCAssociatedEntity">
+      <xs:complexType>
+        <xs:sequence>
+          <xs:element ref="pc:BDCEntity" minOccurs="0" maxOccurs="unbounded"/>
+        </xs:sequence>
+        <xs:attribute ref="pc:EntityNamespace"/>
+        <xs:attribute ref="pc:EntityName"/>
+        <xs:attribute ref="pc:SystemInstanceName"/>
+        <xs:attribute ref="pc:AssociationName"/>
+      </xs:complexType>
+    </xs:element>
+    <xs:attribute name="EntityNamespace" type="xs:string"/>
+    <xs:attribute name="EntityName" type="xs:string"/>
+    <xs:attribute name="SystemInstanceName" type="xs:string"/>
+    <xs:attribute name="AssociationName" type="xs:string"/>
+    <xs:element name="BDCEntity">
+      <xs:complexType>
+        <xs:sequence>
+          <xs:element ref="pc:EntityDisplayName" minOccurs="0"/>
+          <xs:element ref="pc:EntityInstanceReference" minOccurs="0"/>
+          <xs:element ref="pc:EntityId1" minOccurs="0"/>
+          <xs:element ref="pc:EntityId2" minOccurs="0"/>
+          <xs:element ref="pc:EntityId3" minOccurs="0"/>
+          <xs:element ref="pc:EntityId4" minOccurs="0"/>
+          <xs:element ref="pc:EntityId5" minOccurs="0"/>
+        </xs:sequence>
+      </xs:complexType>
+    </xs:element>
+    <xs:element name="EntityDisplayName" type="xs:string"/>
+    <xs:element name="EntityInstanceReference" type="xs:string"/>
+    <xs:element name="EntityId1" type="xs:string"/>
+    <xs:element name="EntityId2" type="xs:string"/>
+    <xs:element name="EntityId3" type="xs:string"/>
+    <xs:element name="EntityId4" type="xs:string"/>
+    <xs:element name="EntityId5" type="xs:string"/>
+    <xs:element name="Terms">
+      <xs:complexType>
+        <xs:sequence>
+          <xs:element ref="pc:TermInfo" minOccurs="0" maxOccurs="unbounded"/>
+        </xs:sequence>
+      </xs:complexType>
+    </xs:element>
+    <xs:element name="TermInfo">
+      <xs:complexType>
+        <xs:sequence>
+          <xs:element ref="pc:TermName" minOccurs="0"/>
+          <xs:element ref="pc:TermId" minOccurs="0"/>
+        </xs:sequence>
+      </xs:complexType>
+    </xs:element>
+    <xs:element name="TermName" type="xs:string"/>
+    <xs:element name="TermId" type="xs:string"/>
+  </xs:schema>
+</ct:contentTypeSchema>
+</file>
+
+<file path=customXml/item4.xml><?xml version="1.0" encoding="utf-8"?>
+<p:properties xmlns:p="http://schemas.microsoft.com/office/2006/metadata/properties" xmlns:xsi="http://www.w3.org/2001/XMLSchema-instance" xmlns:pc="http://schemas.microsoft.com/office/infopath/2007/PartnerControls">
+  <documentManagement>
+    <_activity xmlns="953ea1b5-9f77-44aa-be72-9ba04966663c" xsi:nil="true"/>
+  </documentManagement>
+</p:properties>
+</file>
+
 <file path=customXml/itemProps1.xml><?xml version="1.0" encoding="utf-8"?>
 <ds:datastoreItem xmlns:ds="http://schemas.openxmlformats.org/officeDocument/2006/customXml" ds:itemID="{6EC8ACFF-BCAF-4463-908E-F1BF04A93820}">
   <ds:schemaRefs>
@@ -10927,11 +10911,9 @@
 </file>
 
 <file path=customXml/itemProps2.xml><?xml version="1.0" encoding="utf-8"?>
-<ds:datastoreItem xmlns:ds="http://schemas.openxmlformats.org/officeDocument/2006/customXml" ds:itemID="{D41B7B61-FEF4-4371-8847-AFD4D3D8ED08}">
+<ds:datastoreItem xmlns:ds="http://schemas.openxmlformats.org/officeDocument/2006/customXml" ds:itemID="{A262109D-7D23-451C-8BB0-3112A110FAD9}">
   <ds:schemaRefs>
-    <ds:schemaRef ds:uri="http://schemas.microsoft.com/office/2006/metadata/properties"/>
-    <ds:schemaRef ds:uri="http://schemas.microsoft.com/office/infopath/2007/PartnerControls"/>
-    <ds:schemaRef ds:uri="953ea1b5-9f77-44aa-be72-9ba04966663c"/>
+    <ds:schemaRef ds:uri="http://schemas.openxmlformats.org/officeDocument/2006/bibliography"/>
   </ds:schemaRefs>
 </ds:datastoreItem>
 </file>
@@ -10956,9 +10938,11 @@
 </file>
 
 <file path=customXml/itemProps4.xml><?xml version="1.0" encoding="utf-8"?>
-<ds:datastoreItem xmlns:ds="http://schemas.openxmlformats.org/officeDocument/2006/customXml" ds:itemID="{A262109D-7D23-451C-8BB0-3112A110FAD9}">
+<ds:datastoreItem xmlns:ds="http://schemas.openxmlformats.org/officeDocument/2006/customXml" ds:itemID="{D41B7B61-FEF4-4371-8847-AFD4D3D8ED08}">
   <ds:schemaRefs>
-    <ds:schemaRef ds:uri="http://schemas.openxmlformats.org/officeDocument/2006/bibliography"/>
+    <ds:schemaRef ds:uri="http://schemas.microsoft.com/office/2006/metadata/properties"/>
+    <ds:schemaRef ds:uri="http://schemas.microsoft.com/office/infopath/2007/PartnerControls"/>
+    <ds:schemaRef ds:uri="953ea1b5-9f77-44aa-be72-9ba04966663c"/>
   </ds:schemaRefs>
 </ds:datastoreItem>
 </file>
--- a/Documentos/Taller 3- JavierAmaya_CamilaCaraballo_LauraRivera.docx
+++ b/Documentos/Taller 3- JavierAmaya_CamilaCaraballo_LauraRivera.docx
@@ -6,12 +6,12 @@
     <w:p/>
     <w:p>
       <w:pPr>
-        <w:pStyle w:val="NoSpacing"/>
+        <w:pStyle w:val="Sinespaciado"/>
       </w:pPr>
     </w:p>
     <w:p>
       <w:pPr>
-        <w:pStyle w:val="NoSpacing"/>
+        <w:pStyle w:val="Sinespaciado"/>
       </w:pPr>
       <w:r>
         <w:t>Exploración y visualización de datos para lo socioeconómico</w:t>
@@ -19,7 +19,7 @@
     </w:p>
     <w:p>
       <w:pPr>
-        <w:pStyle w:val="NoSpacing"/>
+        <w:pStyle w:val="Sinespaciado"/>
       </w:pPr>
       <w:r>
         <w:t>Miguel Andrés Garzón</w:t>
@@ -31,7 +31,7 @@
     <w:p/>
     <w:tbl>
       <w:tblPr>
-        <w:tblStyle w:val="TableGrid"/>
+        <w:tblStyle w:val="Tablaconcuadrcula"/>
         <w:tblW w:w="8828" w:type="dxa"/>
         <w:tblInd w:w="722" w:type="dxa"/>
         <w:tblLook w:val="04A0" w:firstRow="1" w:lastRow="0" w:firstColumn="1" w:lastColumn="0" w:noHBand="0" w:noVBand="1"/>
@@ -56,7 +56,7 @@
             </w:pPr>
             <w:r>
               <w:rPr>
-                <w:rStyle w:val="IntenseEmphasis"/>
+                <w:rStyle w:val="nfasisintenso"/>
                 <w:sz w:val="24"/>
                 <w:szCs w:val="24"/>
               </w:rPr>
@@ -64,7 +64,7 @@
             </w:r>
             <w:r>
               <w:rPr>
-                <w:rStyle w:val="IntenseEmphasis"/>
+                <w:rStyle w:val="nfasisintenso"/>
                 <w:sz w:val="24"/>
                 <w:szCs w:val="24"/>
               </w:rPr>
@@ -72,7 +72,7 @@
             </w:r>
             <w:r>
               <w:rPr>
-                <w:rStyle w:val="IntenseEmphasis"/>
+                <w:rStyle w:val="nfasisintenso"/>
                 <w:sz w:val="24"/>
                 <w:szCs w:val="24"/>
               </w:rPr>
@@ -83,7 +83,7 @@
             </w:r>
             <w:r>
               <w:rPr>
-                <w:rStyle w:val="FootnoteReference"/>
+                <w:rStyle w:val="Refdenotaalpie"/>
                 <w:b/>
                 <w:bCs/>
               </w:rPr>
@@ -99,7 +99,7 @@
     <w:p/>
     <w:p>
       <w:pPr>
-        <w:pStyle w:val="NoSpacing"/>
+        <w:pStyle w:val="Sinespaciado"/>
         <w:spacing w:beforeAutospacing="0" w:afterAutospacing="0"/>
       </w:pPr>
       <w:r>
@@ -108,19 +108,11 @@
     </w:p>
     <w:p>
       <w:pPr>
-        <w:pStyle w:val="NoSpacing"/>
+        <w:pStyle w:val="Sinespaciado"/>
         <w:spacing w:beforeAutospacing="0" w:afterAutospacing="0"/>
       </w:pPr>
       <w:r>
-        <w:t xml:space="preserve">Laura </w:t>
-      </w:r>
-      <w:proofErr w:type="spellStart"/>
-      <w:r>
-        <w:t>Sarif</w:t>
-      </w:r>
-      <w:proofErr w:type="spellEnd"/>
-      <w:r>
-        <w:t xml:space="preserve"> Rivera </w:t>
+        <w:t xml:space="preserve">Laura Sarif Rivera </w:t>
       </w:r>
       <w:r>
         <w:t>Sanabria</w:t>
@@ -128,7 +120,7 @@
     </w:p>
     <w:p>
       <w:pPr>
-        <w:pStyle w:val="NoSpacing"/>
+        <w:pStyle w:val="Sinespaciado"/>
         <w:spacing w:beforeAutospacing="0" w:afterAutospacing="0"/>
       </w:pPr>
       <w:r>
@@ -140,7 +132,7 @@
     </w:p>
     <w:p>
       <w:pPr>
-        <w:pStyle w:val="NoSpacing"/>
+        <w:pStyle w:val="Sinespaciado"/>
         <w:spacing w:beforeAutospacing="0" w:afterAutospacing="0"/>
       </w:pPr>
       <w:r>
@@ -162,56 +154,32 @@
     <w:p>
       <w:pPr>
         <w:rPr>
-          <w:rStyle w:val="Emphasis"/>
+          <w:rStyle w:val="nfasis"/>
         </w:rPr>
       </w:pPr>
       <w:r>
         <w:rPr>
-          <w:rStyle w:val="Emphasis"/>
+          <w:rStyle w:val="nfasis"/>
         </w:rPr>
         <w:lastRenderedPageBreak/>
         <w:t>Enunciado del taller</w:t>
       </w:r>
       <w:r>
         <w:rPr>
-          <w:rStyle w:val="Emphasis"/>
+          <w:rStyle w:val="nfasis"/>
         </w:rPr>
         <w:t>- s</w:t>
       </w:r>
       <w:r>
         <w:rPr>
-          <w:rStyle w:val="Emphasis"/>
+          <w:rStyle w:val="nfasis"/>
         </w:rPr>
         <w:t>ituación</w:t>
       </w:r>
     </w:p>
     <w:p>
       <w:r>
-        <w:t>Usted forma parte de un equipo de análisis económico encargado de identificar patrones globales relacionados con el desarrollo sostenible. El equipo quiere analizar si el nivel de ingreso de los países se asocia con mayores emisiones de CO₂ per cápita, y para ello propone usar datos del Banco Mundial (</w:t>
-      </w:r>
-      <w:proofErr w:type="spellStart"/>
-      <w:r>
-        <w:t>World</w:t>
-      </w:r>
-      <w:proofErr w:type="spellEnd"/>
-      <w:r>
-        <w:t xml:space="preserve"> </w:t>
-      </w:r>
-      <w:proofErr w:type="spellStart"/>
-      <w:r>
-        <w:t>Development</w:t>
-      </w:r>
-      <w:proofErr w:type="spellEnd"/>
-      <w:r>
-        <w:t xml:space="preserve"> </w:t>
-      </w:r>
-      <w:proofErr w:type="spellStart"/>
-      <w:r>
-        <w:t>Indicators</w:t>
-      </w:r>
-      <w:proofErr w:type="spellEnd"/>
-      <w:r>
-        <w:t>) y aplicar pruebas de hipótesis que permitan evaluar si las diferencias observadas son estadísticamente significativas o producto del azar muestral.</w:t>
+        <w:t>Usted forma parte de un equipo de análisis económico encargado de identificar patrones globales relacionados con el desarrollo sostenible. El equipo quiere analizar si el nivel de ingreso de los países se asocia con mayores emisiones de CO₂ per cápita, y para ello propone usar datos del Banco Mundial (World Development Indicators) y aplicar pruebas de hipótesis que permitan evaluar si las diferencias observadas son estadísticamente significativas o producto del azar muestral.</w:t>
       </w:r>
     </w:p>
     <w:p>
@@ -226,7 +194,7 @@
     </w:p>
     <w:p>
       <w:pPr>
-        <w:pStyle w:val="Heading1"/>
+        <w:pStyle w:val="Ttulo1"/>
       </w:pPr>
       <w:r>
         <w:lastRenderedPageBreak/>
@@ -238,7 +206,7 @@
     </w:p>
     <w:p>
       <w:pPr>
-        <w:pStyle w:val="Heading2"/>
+        <w:pStyle w:val="Ttulo2"/>
       </w:pPr>
       <w:r>
         <w:t>Contextuali</w:t>
@@ -292,7 +260,13 @@
     </w:p>
     <w:p>
       <w:r>
-        <w:t xml:space="preserve">En el marco de las conferencias y debates de alto nivel promovidos por diversos organismos multilaterales que han situado el cambio climático en el centro de la agenda global, la investigación académica ha buscado comprender la relación entre las emisiones de carbono y el crecimiento económico. Este interés no se limita a establecer una mera correlación, sino a identificar y analizar los mecanismos a través de los cuales dicha relación se manifiesta </w:t>
+        <w:t xml:space="preserve">En el marco de las conferencias y debates de alto nivel promovidos por diversos organismos multilaterales que han situado el cambio climático en el centro de la agenda global, la investigación académica ha buscado comprender la relación entre las emisiones de carbono y el crecimiento económico. Este interés no se limita a establecer una </w:t>
+      </w:r>
+      <w:r>
+        <w:t xml:space="preserve">sola </w:t>
+      </w:r>
+      <w:r>
+        <w:t xml:space="preserve">correlación, sino a identificar y analizar los mecanismos a través de los cuales dicha relación se manifiesta </w:t>
       </w:r>
       <w:sdt>
         <w:sdtPr>
@@ -324,15 +298,7 @@
         <w:t xml:space="preserve">. </w:t>
       </w:r>
       <w:r>
-        <w:t>En esta línea, una parte importante de la literatura se ha concentrado en el estudio de la Curva Ambiental de Kuznets (</w:t>
-      </w:r>
-      <w:proofErr w:type="spellStart"/>
-      <w:r>
-        <w:t>Environmental</w:t>
-      </w:r>
-      <w:proofErr w:type="spellEnd"/>
-      <w:r>
-        <w:t xml:space="preserve"> Kuznets Curve, EKC), la cual propone un vínculo entre el crecimiento económico y el deterioro ambiental. Esta formulación se deriva de la curva original de </w:t>
+        <w:t xml:space="preserve">En esta línea, una parte importante de la literatura se ha concentrado en el estudio de la Curva Ambiental de Kuznets (Environmental Kuznets Curve, EKC), la cual propone un vínculo entre el crecimiento económico y el deterioro ambiental. Esta formulación se deriva de la curva original de </w:t>
       </w:r>
       <w:sdt>
         <w:sdtPr>
@@ -366,7 +332,13 @@
     </w:p>
     <w:p>
       <w:r>
-        <w:t>La adaptación ambiental de esta curva plantea que, a medida que el ingreso per cápita aumenta, las emisiones de carbono también se incrementan hasta alcanzar un punto de inflexión, tras el cual comienzan a disminuir, configurando una relación de tipo cóncavo. En otras palabras, las economías en etapas tempranas de desarrollo tienden a depender de actividades intensivas en energía y recursos, mientras que las economías más avanzadas logran desacoplar el crecimiento económico de la contaminación gracias a la innovación tecnológica, la eficiencia energética y una mayor regulación ambiental. No obstante, diversos estudios han señalado que las regulaciones específicas y las características institucionales de cada país introducen problemas de endogeneidad y variables omitidas, que limitan la capacidad para identificar una relación causal robusta</w:t>
+        <w:t xml:space="preserve">La adaptación ambiental de esta curva plantea que, a medida que el ingreso per cápita aumenta, las emisiones de carbono también se incrementan hasta alcanzar un punto de inflexión, tras el cual comienzan a disminuir, configurando una relación de tipo cóncavo. En otras palabras, las economías en etapas tempranas de desarrollo tienden a depender de actividades intensivas en energía y recursos, mientras que las economías más avanzadas logran </w:t>
+      </w:r>
+      <w:r>
+        <w:t>diverger</w:t>
+      </w:r>
+      <w:r>
+        <w:t xml:space="preserve"> el crecimiento económico de la contaminación gracias a la innovación tecnológica, la eficiencia energética y una mayor regulación ambiental. No obstante, diversos estudios han señalado que las regulaciones específicas y las características institucionales de cada país introducen problemas de endogeneidad y variables omitidas, que limitan la capacidad para identificar una relación causal robusta</w:t>
       </w:r>
       <w:r>
         <w:t xml:space="preserve"> </w:t>
@@ -565,7 +537,7 @@
     </w:p>
     <w:p>
       <w:pPr>
-        <w:pStyle w:val="Heading2"/>
+        <w:pStyle w:val="Ttulo2"/>
       </w:pPr>
       <w:r>
         <w:t>Estrategia empírica</w:t>
@@ -604,25 +576,22 @@
         <w:t xml:space="preserve">, considerando </w:t>
       </w:r>
       <w:r>
-        <w:t xml:space="preserve">la distribución sesgada a la </w:t>
-      </w:r>
+        <w:t xml:space="preserve">la distribución sesgada a la derecha de la variable de ingreso per cápita. </w:t>
+      </w:r>
+    </w:p>
+    <w:p>
       <w:r>
         <w:lastRenderedPageBreak/>
-        <w:t xml:space="preserve">derecha de la variable de ingreso per cápita. </w:t>
-      </w:r>
-      <w:r>
-        <w:t xml:space="preserve">Con base en este objetivo, se </w:t>
-      </w:r>
-      <w:commentRangeStart w:id="0"/>
+        <w:t>Dado que el interés del contraste es determinar si los países de altos ingresos presentan mayores emisiones de CO₂ per cápita que los de bajos ingresos, la prueba se formula como una prueba de una cola (superior).</w:t>
+      </w:r>
+      <w:r>
+        <w:t xml:space="preserve"> Por lo tanto, c</w:t>
+      </w:r>
+      <w:r>
+        <w:t xml:space="preserve">on base en este objetivo, se </w:t>
+      </w:r>
       <w:r>
         <w:t xml:space="preserve">formulan las siguientes hipótesis: </w:t>
-      </w:r>
-      <w:commentRangeEnd w:id="0"/>
-      <w:r>
-        <w:rPr>
-          <w:rStyle w:val="CommentReference"/>
-        </w:rPr>
-        <w:commentReference w:id="0"/>
       </w:r>
     </w:p>
     <w:p>
@@ -985,7 +954,7 @@
     </w:p>
     <w:p>
       <w:pPr>
-        <w:pStyle w:val="ListParagraph"/>
+        <w:pStyle w:val="Prrafodelista"/>
         <w:numPr>
           <w:ilvl w:val="0"/>
           <w:numId w:val="44"/>
@@ -1039,7 +1008,7 @@
     </w:p>
     <w:p>
       <w:pPr>
-        <w:pStyle w:val="ListParagraph"/>
+        <w:pStyle w:val="Prrafodelista"/>
         <w:numPr>
           <w:ilvl w:val="0"/>
           <w:numId w:val="44"/>
@@ -1279,7 +1248,7 @@
     </w:p>
     <w:p>
       <w:pPr>
-        <w:pStyle w:val="Heading2"/>
+        <w:pStyle w:val="Ttulo2"/>
       </w:pPr>
       <w:r>
         <w:t>Consecuencias de cometer errores tipo 1 y 2</w:t>
@@ -1308,7 +1277,22 @@
         <w:t xml:space="preserve">son estadísticamente mayores en países con ingresos altos versus bajos, </w:t>
       </w:r>
       <w:r>
-        <w:t>cuando en realidad dichas diferencias no existen. En términos prácticos, esto supondría atribuir al nivel de ingreso un</w:t>
+        <w:t>cuando en realidad dichas diferencias no existen</w:t>
+      </w:r>
+      <w:r>
+        <w:t xml:space="preserve"> </w:t>
+      </w:r>
+      <w:r>
+        <w:t>o incluso son contrarias</w:t>
+      </w:r>
+      <w:r>
+        <w:t xml:space="preserve">, </w:t>
+      </w:r>
+      <w:r>
+        <w:t>es decir, los países de mayores ingresos no presentan emisiones per cápita más altas</w:t>
+      </w:r>
+      <w:r>
+        <w:t>. En términos prácticos, esto supondría atribuir al nivel de ingreso un</w:t>
       </w:r>
       <w:r>
         <w:t xml:space="preserve">a </w:t>
@@ -1323,15 +1307,7 @@
         <w:t xml:space="preserve">dado </w:t>
       </w:r>
       <w:r>
-        <w:t xml:space="preserve">el comportamiento de las emisiones sin que haya evidencia que lo sustente. Una conclusión de este tipo podría conducir a interpretaciones erróneas sobre la relación entre crecimiento económico y contaminación, </w:t>
-      </w:r>
-      <w:proofErr w:type="gramStart"/>
-      <w:r>
-        <w:t>y</w:t>
-      </w:r>
-      <w:proofErr w:type="gramEnd"/>
-      <w:r>
-        <w:t xml:space="preserve"> en consecuencia, a la formulación de políticas públicas inadecuadas en materia de sostenibilidad ambiental.</w:t>
+        <w:t>el comportamiento de las emisiones sin que haya evidencia que lo sustente. Una conclusión de este tipo podría conducir a interpretaciones erróneas sobre la relación entre crecimiento económico y contaminación y en consecuencia, a la formulación de políticas públicas inadecuadas en materia de sostenibilidad ambiental.</w:t>
       </w:r>
     </w:p>
     <w:p>
@@ -1348,22 +1324,22 @@
         <w:t xml:space="preserve">o iguales </w:t>
       </w:r>
       <w:r>
-        <w:t xml:space="preserve">de emisiones pese a sus diferencias de ingreso, cuando en realidad las economías más prósperas generan, en promedio, mayores emisiones per cápita. Este tipo de error también tendría consecuencias relevantes, pues llevaría a subestimar la influencia del desarrollo económico sobre la </w:t>
+        <w:t xml:space="preserve">de emisiones pese a sus diferencias de ingreso, cuando en realidad las economías más prósperas generan, en promedio, mayores emisiones per cápita. Este tipo </w:t>
+      </w:r>
+      <w:r>
+        <w:lastRenderedPageBreak/>
+        <w:t xml:space="preserve">de error también tendría consecuencias relevantes, pues llevaría a subestimar la influencia del desarrollo económico sobre la </w:t>
       </w:r>
       <w:r>
         <w:t>condición</w:t>
       </w:r>
       <w:r>
-        <w:t xml:space="preserve"> ambiental y a pasar por alto la necesidad de políticas más estrictas en las economías de mayores ingresos. En ambos casos, la incorrecta </w:t>
-      </w:r>
-      <w:r>
-        <w:lastRenderedPageBreak/>
-        <w:t>interpretación de los resultados afectaría la validez del análisis y la pertinencia de las recomendaciones derivadas del estudio.</w:t>
+        <w:t xml:space="preserve"> ambiental y a pasar por alto la necesidad de políticas más estrictas en las economías de mayores ingresos. En ambos casos, la incorrecta interpretación de los resultados afectaría la validez del análisis y la pertinencia de las recomendaciones derivadas del estudio.</w:t>
       </w:r>
     </w:p>
     <w:p>
       <w:pPr>
-        <w:pStyle w:val="Heading2"/>
+        <w:pStyle w:val="Ttulo2"/>
       </w:pPr>
       <w:r>
         <w:t xml:space="preserve">Definiendo los indicadores: </w:t>
@@ -1371,10 +1347,13 @@
     </w:p>
     <w:p>
       <w:r>
-        <w:t xml:space="preserve">Teniendo en cuenta el contraste de hipótesis planteado en la sección 1.3, </w:t>
-      </w:r>
-      <w:r>
-        <w:t>Para el contraste de hipótesis, la variable de resultado (</w:t>
+        <w:t>Teniendo en cuenta el contraste de hipótesis planteado en la sección 1.3,</w:t>
+      </w:r>
+      <w:r>
+        <w:t xml:space="preserve"> </w:t>
+      </w:r>
+      <w:r>
+        <w:t>la variable de resultado (</w:t>
       </w:r>
       <m:oMath>
         <m:r>
@@ -1437,15 +1416,7 @@
         <w:t>líquidos</w:t>
       </w:r>
       <w:r>
-        <w:t xml:space="preserve"> y gaseosos), la fabricación de cemento y la quema de gas (gas </w:t>
-      </w:r>
-      <w:proofErr w:type="spellStart"/>
-      <w:r>
-        <w:t>flaring</w:t>
-      </w:r>
-      <w:proofErr w:type="spellEnd"/>
-      <w:r>
-        <w:t xml:space="preserve">) </w:t>
+        <w:t xml:space="preserve"> y gaseosos), la fabricación de cemento y la quema de gas (gas flaring) </w:t>
       </w:r>
       <w:sdt>
         <w:sdtPr>
@@ -1666,16 +1637,25 @@
         <w:t>seleccionada</w:t>
       </w:r>
       <w:r>
-        <w:t xml:space="preserve">, y no una categorización absoluta (como las bandas de ingreso que define el propio Banco Mundial). La principal ventaja de esta estrategia, además de la robustez frente a valores extremos y la creación de grupos balanceados (maximizando la potencia para pruebas de comparación), es la simplificación del análisis. Permite una comparación directa e interpretable del comportamiento promedio de las emisiones en dos estratos económicos. Sin embargo, la limitación metodológica más relevante es la pérdida de información y granularidad. Al dicotomizar, países con PIB per cápita muy dispares pero que se ubican en el mismo lado de la mediana son tratados como idénticos, mientras que países muy similares (uno justo por debajo y otro justo por encima del punto de corte) son forzados a grupos opuestos. Esta pérdida de varianza puede reducir la potencia estadística general en comparación con un análisis de regresión (que usaría la variable continua) y puede </w:t>
+        <w:t xml:space="preserve">, y no una categorización absoluta (como las bandas de ingreso que define el propio Banco Mundial). La principal ventaja de esta estrategia, además de la robustez frente a valores extremos y la creación de grupos balanceados (maximizando la potencia para pruebas de comparación), es la simplificación del análisis. Permite una comparación directa e interpretable del comportamiento promedio de las emisiones en dos estratos económicos. Sin embargo, la limitación metodológica más relevante es la pérdida de información y granularidad. Al dicotomizar, países con PIB per cápita muy dispares pero que se ubican en el mismo lado de la mediana son tratados como idénticos, mientras que países muy similares (uno justo por debajo y otro justo por encima del punto de corte) son forzados a grupos </w:t>
       </w:r>
       <w:r>
         <w:lastRenderedPageBreak/>
-        <w:t>enmascarar la verdadera naturaleza de la relación entre desarrollo y emisiones, como posibles efectos no lineales.</w:t>
+        <w:t xml:space="preserve">opuestos. </w:t>
+      </w:r>
+      <w:r>
+        <w:t>No obstante, e</w:t>
+      </w:r>
+      <w:r>
+        <w:t xml:space="preserve">sta pérdida de varianza puede reducir la potencia estadística general en comparación con un análisis de regresión (que usaría la variable continua) y puede </w:t>
+      </w:r>
+      <w:r>
+        <w:t xml:space="preserve">reducir la potencia estadística global e impedir captar relaciones no lineales entre desarrollo y emisiones. </w:t>
       </w:r>
     </w:p>
     <w:p>
       <w:pPr>
-        <w:pStyle w:val="Heading1"/>
+        <w:pStyle w:val="Ttulo1"/>
       </w:pPr>
       <w:r>
         <w:t xml:space="preserve">Parte 2: </w:t>
@@ -1686,16 +1666,11 @@
     </w:p>
     <w:p>
       <w:pPr>
-        <w:pStyle w:val="Heading2"/>
-      </w:pPr>
-      <w:r>
-        <w:t xml:space="preserve">Análisis </w:t>
-      </w:r>
-      <w:proofErr w:type="spellStart"/>
-      <w:r>
-        <w:t>univariado</w:t>
-      </w:r>
-      <w:proofErr w:type="spellEnd"/>
+        <w:pStyle w:val="Ttulo2"/>
+      </w:pPr>
+      <w:r>
+        <w:t>Análisis univariado</w:t>
+      </w:r>
     </w:p>
     <w:p>
       <w:r>
@@ -1704,16 +1679,11 @@
       <w:r>
         <w:t xml:space="preserve">on el propósito de explorar la relación entre el nivel de ingreso y las emisiones de CO₂, se presenta un análisis </w:t>
       </w:r>
-      <w:proofErr w:type="spellStart"/>
       <w:r>
         <w:t>uni</w:t>
       </w:r>
       <w:r>
-        <w:t>variado</w:t>
-      </w:r>
-      <w:proofErr w:type="spellEnd"/>
-      <w:r>
-        <w:t xml:space="preserve"> entre el PIB per cápita y el CO₂ per cápita con</w:t>
+        <w:t>variado entre el PIB per cápita y el CO₂ per cápita con</w:t>
       </w:r>
       <w:r>
         <w:t xml:space="preserve"> base </w:t>
@@ -1786,7 +1756,7 @@
                     <pic:cNvPicPr/>
                   </pic:nvPicPr>
                   <pic:blipFill rotWithShape="1">
-                    <a:blip r:embed="rId15"/>
+                    <a:blip r:embed="rId11"/>
                     <a:srcRect t="19927"/>
                     <a:stretch/>
                   </pic:blipFill>
@@ -1899,7 +1869,7 @@
     </w:p>
     <w:p>
       <w:pPr>
-        <w:pStyle w:val="Heading2"/>
+        <w:pStyle w:val="Ttulo2"/>
       </w:pPr>
       <w:r>
         <w:t>Estadísticas descriptivas</w:t>
@@ -2098,7 +2068,6 @@
         <w:rPr>
           <w:noProof/>
         </w:rPr>
-        <w:lastRenderedPageBreak/>
         <w:drawing>
           <wp:inline distT="0" distB="0" distL="0" distR="0" wp14:anchorId="40A15827" wp14:editId="23ED3114">
             <wp:extent cx="5355771" cy="459994"/>
@@ -2117,7 +2086,7 @@
                     </pic:cNvPicPr>
                   </pic:nvPicPr>
                   <pic:blipFill rotWithShape="1">
-                    <a:blip r:embed="rId16">
+                    <a:blip r:embed="rId12">
                       <a:extLst>
                         <a:ext uri="{28A0092B-C50C-407E-A947-70E740481C1C}">
                           <a14:useLocalDpi xmlns:a14="http://schemas.microsoft.com/office/drawing/2010/main" val="0"/>
@@ -2210,7 +2179,7 @@
                     </pic:cNvPicPr>
                   </pic:nvPicPr>
                   <pic:blipFill rotWithShape="1">
-                    <a:blip r:embed="rId17" cstate="print">
+                    <a:blip r:embed="rId13" cstate="print">
                       <a:extLst>
                         <a:ext uri="{28A0092B-C50C-407E-A947-70E740481C1C}">
                           <a14:useLocalDpi xmlns:a14="http://schemas.microsoft.com/office/drawing/2010/main" val="0"/>
@@ -2353,7 +2322,7 @@
                     </pic:cNvPicPr>
                   </pic:nvPicPr>
                   <pic:blipFill>
-                    <a:blip r:embed="rId18" cstate="print">
+                    <a:blip r:embed="rId14" cstate="print">
                       <a:extLst>
                         <a:ext uri="{28A0092B-C50C-407E-A947-70E740481C1C}">
                           <a14:useLocalDpi xmlns:a14="http://schemas.microsoft.com/office/drawing/2010/main" val="0"/>
@@ -2424,7 +2393,6 @@
         <w:rPr>
           <w:noProof/>
         </w:rPr>
-        <w:lastRenderedPageBreak/>
         <w:drawing>
           <wp:inline distT="0" distB="0" distL="0" distR="0" wp14:anchorId="66977479" wp14:editId="377F8570">
             <wp:extent cx="4057089" cy="2716348"/>
@@ -2443,7 +2411,7 @@
                     </pic:cNvPicPr>
                   </pic:nvPicPr>
                   <pic:blipFill rotWithShape="1">
-                    <a:blip r:embed="rId19" cstate="print">
+                    <a:blip r:embed="rId15" cstate="print">
                       <a:extLst>
                         <a:ext uri="{28A0092B-C50C-407E-A947-70E740481C1C}">
                           <a14:useLocalDpi xmlns:a14="http://schemas.microsoft.com/office/drawing/2010/main" val="0"/>
@@ -2502,7 +2470,7 @@
     </w:p>
     <w:p>
       <w:pPr>
-        <w:pStyle w:val="Heading2"/>
+        <w:pStyle w:val="Ttulo2"/>
       </w:pPr>
       <w:r>
         <w:t>D</w:t>
@@ -2521,11 +2489,9 @@
       <w:r>
         <w:t xml:space="preserve">A </w:t>
       </w:r>
-      <w:proofErr w:type="gramStart"/>
-      <w:r>
-        <w:t>continuación</w:t>
-      </w:r>
-      <w:proofErr w:type="gramEnd"/>
+      <w:r>
+        <w:t>continuación,</w:t>
+      </w:r>
       <w:r>
         <w:t xml:space="preserve"> se presenta un resumen de los resultados de los análisis realizados para identificar la diferencia entre las emisiones de países con altos y bajos ingresos. </w:t>
       </w:r>
@@ -2556,7 +2522,7 @@
                     </pic:cNvPicPr>
                   </pic:nvPicPr>
                   <pic:blipFill rotWithShape="1">
-                    <a:blip r:embed="rId20">
+                    <a:blip r:embed="rId16">
                       <a:extLst>
                         <a:ext uri="{28A0092B-C50C-407E-A947-70E740481C1C}">
                           <a14:useLocalDpi xmlns:a14="http://schemas.microsoft.com/office/drawing/2010/main" val="0"/>
@@ -2616,7 +2582,7 @@
     </w:p>
     <w:p>
       <w:pPr>
-        <w:pStyle w:val="Heading2"/>
+        <w:pStyle w:val="Ttulo2"/>
       </w:pPr>
       <w:r>
         <w:t>S</w:t>
@@ -2638,45 +2604,46 @@
     </w:p>
     <w:p>
       <w:pPr>
-        <w:pStyle w:val="Heading2"/>
-      </w:pPr>
-      <w:commentRangeStart w:id="1"/>
+        <w:pStyle w:val="Ttulo2"/>
+      </w:pPr>
       <w:r>
         <w:t>I</w:t>
       </w:r>
       <w:r>
         <w:t>ntervalo de confianza del 95 % usando Bootstrap y una prueba t</w:t>
-      </w:r>
-      <w:commentRangeEnd w:id="1"/>
-      <w:r>
-        <w:rPr>
-          <w:rStyle w:val="CommentReference"/>
-          <w:rFonts w:eastAsia="Times New Roman"/>
-          <w:b w:val="0"/>
-          <w:bCs w:val="0"/>
-        </w:rPr>
-        <w:commentReference w:id="1"/>
       </w:r>
     </w:p>
     <w:p>
       <w:r>
-        <w:t xml:space="preserve">El intervalo de confianza del 95%, estimado mediante el método </w:t>
-      </w:r>
-      <w:proofErr w:type="spellStart"/>
-      <w:r>
-        <w:t>bootstrap</w:t>
-      </w:r>
-      <w:proofErr w:type="spellEnd"/>
-      <w:r>
-        <w:t xml:space="preserve">, oscila entre 4,75 y 8,46 toneladas (IC95% </w:t>
-      </w:r>
-      <w:proofErr w:type="spellStart"/>
-      <w:r>
-        <w:t>BCa</w:t>
-      </w:r>
-      <w:proofErr w:type="spellEnd"/>
-      <w:r>
-        <w:t>), lo que sugiere que esta diferencia es estadísticamente significativa y robusta. De manera consistente, la prueba t clásica confirma el resultado, con un intervalo de confianza muy similar (4,27 a 7,61 toneladas) y un p-valor igual a 0</w:t>
+        <w:t>La principal diferencia entre ambos métodos radica en el supuesto de distribución</w:t>
+      </w:r>
+      <w:r>
+        <w:t xml:space="preserve">, </w:t>
+      </w:r>
+      <w:r>
+        <w:t xml:space="preserve">mientras la prueba t asume normalidad de las medias muestrales, el método </w:t>
+      </w:r>
+      <w:r>
+        <w:t>Bootstrap</w:t>
+      </w:r>
+      <w:r>
+        <w:t xml:space="preserve"> no depende de esta suposición, por lo que refuerza la robustez del resultado obtenido.</w:t>
+      </w:r>
+      <w:r>
+        <w:t xml:space="preserve"> Así que, e</w:t>
+      </w:r>
+      <w:r>
+        <w:t xml:space="preserve">l intervalo de confianza del 95%, estimado mediante el método </w:t>
+      </w:r>
+      <w:r>
+        <w:t>Bootstrap</w:t>
+      </w:r>
+      <w:r>
+        <w:t xml:space="preserve">, oscila entre 4,75 y 8,46 </w:t>
+      </w:r>
+      <w:r>
+        <w:lastRenderedPageBreak/>
+        <w:t>toneladas (IC95% BCa), lo que sugiere que esta diferencia es estadísticamente significativa y robusta. De manera consistente, la prueba t clásica confirma el resultado, con un intervalo de confianza muy similar (4,27 a 7,61 toneladas) y un p-valor igual a 0</w:t>
       </w:r>
       <w:r>
         <w:t>.</w:t>
@@ -2684,16 +2651,16 @@
     </w:p>
     <w:p>
       <w:r>
-        <w:lastRenderedPageBreak/>
-        <w:t xml:space="preserve">La estimación </w:t>
-      </w:r>
-      <w:proofErr w:type="spellStart"/>
-      <w:r>
-        <w:t>bootstrap</w:t>
-      </w:r>
-      <w:proofErr w:type="spellEnd"/>
-      <w:r>
-        <w:t xml:space="preserve"> de las medias e intervalos de confianza para las emisiones de CO₂ per cápita en 2023 muestra diferencias marcadas entre los grupos de países según su nivel de ingreso. En promedio, los países con alto PIB per cápita registran 7,4 toneladas de CO₂ por persona, mientras que aquellos con bajo PIB per cápita apenas alcanzan 1,5 toneladas.</w:t>
+        <w:t xml:space="preserve">La estimación bootstrap de las medias e intervalos de confianza para las emisiones de CO₂ per cápita en 2023 muestra diferencias marcadas entre los grupos de países según su nivel de ingreso. En promedio, </w:t>
+      </w:r>
+      <w:r>
+        <w:t>los países con alto PIB per cápita registran 7,4 toneladas de CO₂ por persona, mientras que aquellos con bajo PIB per cápita apenas alcanzan 1,5 toneladas.</w:t>
+      </w:r>
+      <w:r>
+        <w:t xml:space="preserve"> Es decir</w:t>
+      </w:r>
+      <w:r>
+        <w:t>, los países con mayor PIB per cápita emiten en promedio alrededor de 5,9 toneladas más de CO₂ per cápita que los países de bajos ingresos, lo que representa una diferencia sustancial en términos ambientales.</w:t>
       </w:r>
     </w:p>
     <w:p>
@@ -2752,7 +2719,7 @@
                     </pic:cNvPicPr>
                   </pic:nvPicPr>
                   <pic:blipFill rotWithShape="1">
-                    <a:blip r:embed="rId21" cstate="print">
+                    <a:blip r:embed="rId17" cstate="print">
                       <a:extLst>
                         <a:ext uri="{28A0092B-C50C-407E-A947-70E740481C1C}">
                           <a14:useLocalDpi xmlns:a14="http://schemas.microsoft.com/office/drawing/2010/main" val="0"/>
@@ -2809,9 +2776,8 @@
     </w:p>
     <w:p>
       <w:pPr>
-        <w:pStyle w:val="Heading2"/>
-      </w:pPr>
-      <w:commentRangeStart w:id="2"/>
+        <w:pStyle w:val="Ttulo2"/>
+      </w:pPr>
       <w:r>
         <w:t>Eval</w:t>
       </w:r>
@@ -2820,19 +2786,12 @@
       </w:r>
       <w:r>
         <w:t xml:space="preserve"> la evidencia</w:t>
-      </w:r>
-      <w:commentRangeEnd w:id="2"/>
-      <w:r>
-        <w:rPr>
-          <w:rStyle w:val="CommentReference"/>
-        </w:rPr>
-        <w:commentReference w:id="2"/>
       </w:r>
     </w:p>
     <w:p>
       <w:pPr>
         <w:rPr>
-          <w:rStyle w:val="Strong"/>
+          <w:rStyle w:val="Textoennegrita"/>
         </w:rPr>
       </w:pPr>
       <w:r>
@@ -2840,6 +2799,7 @@
           <w:b/>
           <w:bCs/>
         </w:rPr>
+        <w:lastRenderedPageBreak/>
         <w:t xml:space="preserve">Respuesta: </w:t>
       </w:r>
       <w:r>
@@ -2847,7 +2807,7 @@
       </w:r>
       <w:r>
         <w:rPr>
-          <w:rStyle w:val="Strong"/>
+          <w:rStyle w:val="Textoennegrita"/>
           <w:b w:val="0"/>
           <w:bCs w:val="0"/>
         </w:rPr>
@@ -2857,23 +2817,22 @@
     <w:p>
       <w:pPr>
         <w:rPr>
-          <w:rStyle w:val="Strong"/>
+          <w:rStyle w:val="Textoennegrita"/>
           <w:b w:val="0"/>
           <w:bCs w:val="0"/>
         </w:rPr>
       </w:pPr>
       <w:r>
         <w:rPr>
-          <w:rStyle w:val="Strong"/>
+          <w:rStyle w:val="Textoennegrita"/>
           <w:b w:val="0"/>
           <w:bCs w:val="0"/>
         </w:rPr>
-        <w:lastRenderedPageBreak/>
         <w:t>Finalmente, el intervalo de confianza como la prueba de hipótesis</w:t>
       </w:r>
       <w:r>
         <w:rPr>
-          <w:rStyle w:val="Strong"/>
+          <w:rStyle w:val="Textoennegrita"/>
           <w:b w:val="0"/>
           <w:bCs w:val="0"/>
         </w:rPr>
@@ -2881,34 +2840,16 @@
       </w:r>
       <w:r>
         <w:rPr>
-          <w:rStyle w:val="Strong"/>
+          <w:rStyle w:val="Textoennegrita"/>
           <w:b w:val="0"/>
           <w:bCs w:val="0"/>
         </w:rPr>
-        <w:t xml:space="preserve"> los países con mayor PIB per cápita emiten significativamente más CO₂ per cápita que los países con menor nivel de ingreso, y la magnitud de esta diferencia es robusta bajo ambos métodos de estimación (</w:t>
-      </w:r>
-      <w:proofErr w:type="spellStart"/>
-      <w:r>
-        <w:rPr>
-          <w:rStyle w:val="Strong"/>
-          <w:b w:val="0"/>
-          <w:bCs w:val="0"/>
-        </w:rPr>
-        <w:t>bootstrap</w:t>
-      </w:r>
-      <w:proofErr w:type="spellEnd"/>
-      <w:r>
-        <w:rPr>
-          <w:rStyle w:val="Strong"/>
-          <w:b w:val="0"/>
-          <w:bCs w:val="0"/>
-        </w:rPr>
-        <w:t xml:space="preserve"> y prueba t).</w:t>
+        <w:t xml:space="preserve"> los países con mayor PIB per cápita emiten significativamente más CO₂ per cápita que los países con menor nivel de ingreso, y la magnitud de esta diferencia es robusta bajo ambos métodos de estimación (bootstrap y prueba t).</w:t>
       </w:r>
     </w:p>
     <w:p>
       <w:pPr>
-        <w:pStyle w:val="Heading1"/>
+        <w:pStyle w:val="Ttulo1"/>
       </w:pPr>
       <w:r>
         <w:t>Parte 3: Interpretación y reflexión sobre la decisión estadística</w:t>
@@ -2916,7 +2857,7 @@
     </w:p>
     <w:p>
       <w:pPr>
-        <w:pStyle w:val="ListParagraph"/>
+        <w:pStyle w:val="Prrafodelista"/>
         <w:numPr>
           <w:ilvl w:val="0"/>
           <w:numId w:val="27"/>
@@ -2928,7 +2869,7 @@
     </w:p>
     <w:p>
       <w:pPr>
-        <w:pStyle w:val="ListParagraph"/>
+        <w:pStyle w:val="Prrafodelista"/>
         <w:numPr>
           <w:ilvl w:val="0"/>
           <w:numId w:val="37"/>
@@ -2940,7 +2881,7 @@
     </w:p>
     <w:p>
       <w:pPr>
-        <w:pStyle w:val="ListParagraph"/>
+        <w:pStyle w:val="Prrafodelista"/>
         <w:numPr>
           <w:ilvl w:val="0"/>
           <w:numId w:val="37"/>
@@ -2952,12 +2893,12 @@
     </w:p>
     <w:p>
       <w:pPr>
-        <w:pStyle w:val="ListParagraph"/>
+        <w:pStyle w:val="Prrafodelista"/>
       </w:pPr>
     </w:p>
     <w:p>
       <w:pPr>
-        <w:pStyle w:val="ListParagraph"/>
+        <w:pStyle w:val="Prrafodelista"/>
         <w:numPr>
           <w:ilvl w:val="0"/>
           <w:numId w:val="27"/>
@@ -2969,7 +2910,7 @@
     </w:p>
     <w:p>
       <w:pPr>
-        <w:pStyle w:val="ListParagraph"/>
+        <w:pStyle w:val="Prrafodelista"/>
         <w:numPr>
           <w:ilvl w:val="0"/>
           <w:numId w:val="36"/>
@@ -2981,7 +2922,7 @@
     </w:p>
     <w:p>
       <w:pPr>
-        <w:pStyle w:val="ListParagraph"/>
+        <w:pStyle w:val="Prrafodelista"/>
         <w:numPr>
           <w:ilvl w:val="0"/>
           <w:numId w:val="36"/>
@@ -2993,12 +2934,12 @@
     </w:p>
     <w:p>
       <w:pPr>
-        <w:pStyle w:val="ListParagraph"/>
+        <w:pStyle w:val="Prrafodelista"/>
       </w:pPr>
     </w:p>
     <w:p>
       <w:pPr>
-        <w:pStyle w:val="ListParagraph"/>
+        <w:pStyle w:val="Prrafodelista"/>
         <w:numPr>
           <w:ilvl w:val="0"/>
           <w:numId w:val="27"/>
@@ -3010,7 +2951,7 @@
     </w:p>
     <w:p>
       <w:pPr>
-        <w:pStyle w:val="ListParagraph"/>
+        <w:pStyle w:val="Prrafodelista"/>
         <w:numPr>
           <w:ilvl w:val="0"/>
           <w:numId w:val="35"/>
@@ -3022,7 +2963,7 @@
     </w:p>
     <w:p>
       <w:pPr>
-        <w:pStyle w:val="ListParagraph"/>
+        <w:pStyle w:val="Prrafodelista"/>
         <w:numPr>
           <w:ilvl w:val="0"/>
           <w:numId w:val="35"/>
@@ -3033,9 +2974,9 @@
       </w:r>
     </w:p>
     <w:p>
-      <w:bookmarkStart w:id="3" w:name="_Hlk209643804"/>
+      <w:bookmarkStart w:id="0" w:name="_Hlk209643804"/>
     </w:p>
-    <w:bookmarkEnd w:id="3"/>
+    <w:bookmarkEnd w:id="0"/>
     <w:p>
       <w:r>
         <w:rPr>
@@ -3078,7 +3019,7 @@
       <w:sdtContent>
         <w:p>
           <w:pPr>
-            <w:pStyle w:val="Heading1"/>
+            <w:pStyle w:val="Ttulo1"/>
           </w:pPr>
           <w:r>
             <w:t>Referencias</w:t>
@@ -3124,10 +3065,10 @@
             </w:rPr>
             <w:t xml:space="preserve"> 180–192. </w:t>
           </w:r>
-          <w:hyperlink r:id="rId22" w:history="1">
+          <w:hyperlink r:id="rId18" w:history="1">
             <w:r>
               <w:rPr>
-                <w:rStyle w:val="Hyperlink"/>
+                <w:rStyle w:val="Hipervnculo"/>
                 <w:lang w:val="en-US"/>
               </w:rPr>
               <w:t>https://doi.org/10.1016/j.eneco.2018.08.017</w:t>
@@ -3174,7 +3115,7 @@
         </w:p>
         <w:p>
           <w:pPr>
-            <w:pStyle w:val="Bibliography"/>
+            <w:pStyle w:val="Bibliografa"/>
             <w:rPr>
               <w:noProof/>
             </w:rPr>
@@ -3278,7 +3219,7 @@
         </w:p>
         <w:p>
           <w:pPr>
-            <w:pStyle w:val="Bibliography"/>
+            <w:pStyle w:val="Bibliografa"/>
             <w:rPr>
               <w:noProof/>
             </w:rPr>
@@ -3292,7 +3233,7 @@
         </w:p>
         <w:p>
           <w:pPr>
-            <w:pStyle w:val="Bibliography"/>
+            <w:pStyle w:val="Bibliografa"/>
             <w:rPr>
               <w:noProof/>
             </w:rPr>
@@ -3310,29 +3251,8 @@
               <w:lang w:val="en-US"/>
             </w:rPr>
           </w:pPr>
-          <w:proofErr w:type="spellStart"/>
           <w:r>
-            <w:t>Monasterolo</w:t>
-          </w:r>
-          <w:proofErr w:type="spellEnd"/>
-          <w:r>
-            <w:t xml:space="preserve">, I., </w:t>
-          </w:r>
-          <w:proofErr w:type="spellStart"/>
-          <w:r>
-            <w:t>Roventini</w:t>
-          </w:r>
-          <w:proofErr w:type="spellEnd"/>
-          <w:r>
-            <w:t xml:space="preserve">, A., &amp; </w:t>
-          </w:r>
-          <w:proofErr w:type="spellStart"/>
-          <w:r>
-            <w:t>Foxon</w:t>
-          </w:r>
-          <w:proofErr w:type="spellEnd"/>
-          <w:r>
-            <w:t xml:space="preserve">, T. J. (2019). </w:t>
+            <w:t xml:space="preserve">Monasterolo, I., Roventini, A., &amp; Foxon, T. J. (2019). </w:t>
           </w:r>
           <w:r>
             <w:rPr>
@@ -3347,33 +3267,11 @@
               <w:lang w:val="en-US"/>
             </w:rPr>
           </w:pPr>
-          <w:proofErr w:type="spellStart"/>
           <w:r>
             <w:rPr>
               <w:lang w:val="en-US"/>
             </w:rPr>
-            <w:t>Mitić</w:t>
-          </w:r>
-          <w:proofErr w:type="spellEnd"/>
-          <w:r>
-            <w:rPr>
-              <w:lang w:val="en-US"/>
-            </w:rPr>
-            <w:t xml:space="preserve">, P., </w:t>
-          </w:r>
-          <w:proofErr w:type="spellStart"/>
-          <w:r>
-            <w:rPr>
-              <w:lang w:val="en-US"/>
-            </w:rPr>
-            <w:t>Fedajev</w:t>
-          </w:r>
-          <w:proofErr w:type="spellEnd"/>
-          <w:r>
-            <w:rPr>
-              <w:lang w:val="en-US"/>
-            </w:rPr>
-            <w:t>, A., Radulescu, M., &amp; Rehman, A. (2023). The relationship between CO₂ emissions, economic growth, available energy, and employment in SEE countries. Environmental Science and Pollution Research, 30, 88123–88136. https://doi.org/10.1007/s11356-023-28156-3</w:t>
+            <w:t>Mitić, P., Fedajev, A., Radulescu, M., &amp; Rehman, A. (2023). The relationship between CO₂ emissions, economic growth, available energy, and employment in SEE countries. Environmental Science and Pollution Research, 30, 88123–88136. https://doi.org/10.1007/s11356-023-28156-3</w:t>
           </w:r>
         </w:p>
         <w:p>
@@ -3434,10 +3332,10 @@
             </w:rPr>
             <w:t xml:space="preserve"> </w:t>
           </w:r>
-          <w:hyperlink r:id="rId23" w:tgtFrame="_new" w:history="1">
+          <w:hyperlink r:id="rId19" w:tgtFrame="_new" w:history="1">
             <w:r>
               <w:rPr>
-                <w:rStyle w:val="Hyperlink"/>
+                <w:rStyle w:val="Hipervnculo"/>
                 <w:noProof/>
                 <w:lang w:val="en-US"/>
               </w:rPr>
@@ -3450,21 +3348,7 @@
             <w:rPr>
               <w:lang w:val="en-US"/>
             </w:rPr>
-            <w:t xml:space="preserve">United Nations Environment </w:t>
-          </w:r>
-          <w:proofErr w:type="spellStart"/>
-          <w:r>
-            <w:rPr>
-              <w:lang w:val="en-US"/>
-            </w:rPr>
-            <w:t>Programme</w:t>
-          </w:r>
-          <w:proofErr w:type="spellEnd"/>
-          <w:r>
-            <w:rPr>
-              <w:lang w:val="en-US"/>
-            </w:rPr>
-            <w:t xml:space="preserve">. (2023). </w:t>
+            <w:t xml:space="preserve">United Nations Environment Programme. (2023). </w:t>
           </w:r>
           <w:r>
             <w:rPr>
@@ -3478,26 +3362,12 @@
             <w:rPr>
               <w:lang w:val="en-US"/>
             </w:rPr>
-            <w:t xml:space="preserve"> UN Environment </w:t>
+            <w:t xml:space="preserve"> UN Environment Programme. </w:t>
           </w:r>
-          <w:proofErr w:type="spellStart"/>
-          <w:r>
-            <w:rPr>
-              <w:lang w:val="en-US"/>
-            </w:rPr>
-            <w:t>Programme</w:t>
-          </w:r>
-          <w:proofErr w:type="spellEnd"/>
-          <w:r>
-            <w:rPr>
-              <w:lang w:val="en-US"/>
-            </w:rPr>
-            <w:t xml:space="preserve">. </w:t>
-          </w:r>
-          <w:hyperlink r:id="rId24" w:tgtFrame="_new" w:history="1">
+          <w:hyperlink r:id="rId20" w:tgtFrame="_new" w:history="1">
             <w:r>
               <w:rPr>
-                <w:rStyle w:val="Hyperlink"/>
+                <w:rStyle w:val="Hipervnculo"/>
               </w:rPr>
               <w:t>https://www.unep.org/interactives/emissions-gap-report/2023/</w:t>
             </w:r>
@@ -3577,7 +3447,7 @@
       </w:pPr>
     </w:p>
     <w:sectPr>
-      <w:headerReference w:type="default" r:id="rId25"/>
+      <w:headerReference w:type="default" r:id="rId21"/>
       <w:pgSz w:w="12240" w:h="15840"/>
       <w:pgMar w:top="1417" w:right="1701" w:bottom="1417" w:left="1701" w:header="283" w:footer="283" w:gutter="0"/>
       <w:cols w:space="708"/>
@@ -3587,187 +3457,6 @@
 </w:document>
 </file>
 
-<file path=word/comments.xml><?xml version="1.0" encoding="utf-8"?>
-<w:comments xmlns:wpc="http://schemas.microsoft.com/office/word/2010/wordprocessingCanvas" xmlns:cx="http://schemas.microsoft.com/office/drawing/2014/chartex" xmlns:cx1="http://schemas.microsoft.com/office/drawing/2015/9/8/chartex" xmlns:cx2="http://schemas.microsoft.com/office/drawing/2015/10/21/chartex" xmlns:cx3="http://schemas.microsoft.com/office/drawing/2016/5/9/chartex" xmlns:cx4="http://schemas.microsoft.com/office/drawing/2016/5/10/chartex" xmlns:cx5="http://schemas.microsoft.com/office/drawing/2016/5/11/chartex" xmlns:cx6="http://schemas.microsoft.com/office/drawing/2016/5/12/chartex" xmlns:cx7="http://schemas.microsoft.com/office/drawing/2016/5/13/chartex" xmlns:cx8="http://schemas.microsoft.com/office/drawing/2016/5/14/chartex" xmlns:mc="http://schemas.openxmlformats.org/markup-compatibility/2006" xmlns:aink="http://schemas.microsoft.com/office/drawing/2016/ink" xmlns:am3d="http://schemas.microsoft.com/office/drawing/2017/model3d" xmlns:o="urn:schemas-microsoft-com:office:office" xmlns:oel="http://schemas.microsoft.com/office/2019/extlst" xmlns:r="http://schemas.openxmlformats.org/officeDocument/2006/relationships" xmlns:m="http://schemas.openxmlformats.org/officeDocument/2006/math" xmlns:v="urn:schemas-microsoft-com:vml" xmlns:wp14="http://schemas.microsoft.com/office/word/2010/wordprocessingDrawing" xmlns:wp="http://schemas.openxmlformats.org/drawingml/2006/wordprocessingDrawing" xmlns:w10="urn:schemas-microsoft-com:office:word" xmlns:w="http://schemas.openxmlformats.org/wordprocessingml/2006/main" xmlns:w14="http://schemas.microsoft.com/office/word/2010/wordml" xmlns:w15="http://schemas.microsoft.com/office/word/2012/wordml" xmlns:w16cex="http://schemas.microsoft.com/office/word/2018/wordml/cex" xmlns:w16cid="http://schemas.microsoft.com/office/word/2016/wordml/cid" xmlns:w16="http://schemas.microsoft.com/office/word/2018/wordml" xmlns:w16du="http://schemas.microsoft.com/office/word/2023/wordml/word16du" xmlns:w16sdtdh="http://schemas.microsoft.com/office/word/2020/wordml/sdtdatahash" xmlns:w16sdtfl="http://schemas.microsoft.com/office/word/2024/wordml/sdtformatlock" xmlns:w16se="http://schemas.microsoft.com/office/word/2015/wordml/symex" xmlns:wpg="http://schemas.microsoft.com/office/word/2010/wordprocessingGroup" xmlns:wpi="http://schemas.microsoft.com/office/word/2010/wordprocessingInk" xmlns:wne="http://schemas.microsoft.com/office/word/2006/wordml" xmlns:wps="http://schemas.microsoft.com/office/word/2010/wordprocessingShape" mc:Ignorable="w14 w15 w16se w16cid w16 w16cex w16sdtdh w16sdtfl w16du wp14">
-  <w:comment w:id="0" w:author="Javier Antonio Amaya Nieto" w:date="2025-10-17T17:57:00Z" w:initials="JAAN">
-    <w:p>
-      <w:pPr>
-        <w:pStyle w:val="CommentText"/>
-      </w:pPr>
-      <w:r>
-        <w:rPr>
-          <w:rStyle w:val="CommentReference"/>
-        </w:rPr>
-        <w:annotationRef/>
-      </w:r>
-      <w:r>
-        <w:t xml:space="preserve">Creo que esta forma de especificar la hipótesis no refleja una prueba de hipótesis de una cola, sino de dos colas. Yo creo que es así cómo la dejé en la formula y acorde a lo escrito en el texto con lo que estoy de acuerdo. </w:t>
-      </w:r>
-    </w:p>
-  </w:comment>
-  <w:comment w:id="1" w:author="Javier Antonio Amaya Nieto" w:date="2025-10-18T18:25:00Z" w:initials="JAAN">
-    <w:p>
-      <w:pPr>
-        <w:pStyle w:val="Default"/>
-      </w:pPr>
-      <w:r>
-        <w:rPr>
-          <w:rStyle w:val="CommentReference"/>
-        </w:rPr>
-        <w:annotationRef/>
-      </w:r>
-    </w:p>
-    <w:p>
-      <w:pPr>
-        <w:pStyle w:val="Default"/>
-        <w:numPr>
-          <w:ilvl w:val="1"/>
-          <w:numId w:val="45"/>
-        </w:numPr>
-        <w:spacing w:after="37"/>
-        <w:ind w:left="360" w:hanging="360"/>
-        <w:rPr>
-          <w:sz w:val="22"/>
-          <w:szCs w:val="22"/>
-        </w:rPr>
-      </w:pPr>
-      <w:r>
-        <w:rPr>
-          <w:sz w:val="22"/>
-          <w:szCs w:val="22"/>
-        </w:rPr>
-        <w:t xml:space="preserve">Interprete el sentido y magnitud de la diferencia (¿cuánto más emiten los países de PIB alto?). </w:t>
-      </w:r>
-    </w:p>
-    <w:p>
-      <w:pPr>
-        <w:pStyle w:val="Default"/>
-        <w:numPr>
-          <w:ilvl w:val="1"/>
-          <w:numId w:val="45"/>
-        </w:numPr>
-        <w:ind w:left="360" w:hanging="360"/>
-        <w:rPr>
-          <w:sz w:val="22"/>
-          <w:szCs w:val="22"/>
-        </w:rPr>
-      </w:pPr>
-      <w:r>
-        <w:rPr>
-          <w:sz w:val="22"/>
-          <w:szCs w:val="22"/>
-        </w:rPr>
-        <w:t xml:space="preserve">Estime un intervalo de confianza del 95 % para esa diferencia usando un procedimiento Bootstrap y una prueba t. ¿Qué diferencia hay entre los resultados de Bootstrap y la prueba t? </w:t>
-      </w:r>
-    </w:p>
-    <w:p>
-      <w:pPr>
-        <w:pStyle w:val="Default"/>
-        <w:numPr>
-          <w:ilvl w:val="1"/>
-          <w:numId w:val="45"/>
-        </w:numPr>
-        <w:ind w:left="360" w:hanging="360"/>
-        <w:rPr>
-          <w:sz w:val="22"/>
-          <w:szCs w:val="22"/>
-        </w:rPr>
-      </w:pPr>
-    </w:p>
-    <w:p>
-      <w:pPr>
-        <w:pStyle w:val="CommentText"/>
-      </w:pPr>
-    </w:p>
-  </w:comment>
-  <w:comment w:id="2" w:author="Javier Antonio Amaya Nieto" w:date="2025-10-18T18:24:00Z" w:initials="JAAN">
-    <w:p>
-      <w:pPr>
-        <w:pStyle w:val="ListParagraph"/>
-        <w:numPr>
-          <w:ilvl w:val="0"/>
-          <w:numId w:val="43"/>
-        </w:numPr>
-      </w:pPr>
-      <w:r>
-        <w:rPr>
-          <w:rStyle w:val="CommentReference"/>
-        </w:rPr>
-        <w:annotationRef/>
-      </w:r>
-      <w:r>
-        <w:t xml:space="preserve">Determine si el intervalo de confianza incluye o no el valor 0. </w:t>
-      </w:r>
-    </w:p>
-    <w:p>
-      <w:pPr>
-        <w:pStyle w:val="ListParagraph"/>
-        <w:numPr>
-          <w:ilvl w:val="0"/>
-          <w:numId w:val="43"/>
-        </w:numPr>
-      </w:pPr>
-      <w:r>
-        <w:t xml:space="preserve">Reporte el p-valor de la prueba de hipótesis y explique qué significa en términos del riesgo de error tipo I. </w:t>
-      </w:r>
-    </w:p>
-    <w:p>
-      <w:pPr>
-        <w:pStyle w:val="ListParagraph"/>
-        <w:numPr>
-          <w:ilvl w:val="0"/>
-          <w:numId w:val="43"/>
-        </w:numPr>
-      </w:pPr>
-      <w:r>
-        <w:t>Verifique si el resultado de la prueba y el intervalo conducen a la misma conclusión.</w:t>
-      </w:r>
-    </w:p>
-    <w:p>
-      <w:pPr>
-        <w:pStyle w:val="CommentText"/>
-      </w:pPr>
-    </w:p>
-  </w:comment>
-</w:comments>
-</file>
-
-<file path=word/commentsExtended.xml><?xml version="1.0" encoding="utf-8"?>
-<w15:commentsEx xmlns:wpc="http://schemas.microsoft.com/office/word/2010/wordprocessingCanvas" xmlns:cx="http://schemas.microsoft.com/office/drawing/2014/chartex" xmlns:cx1="http://schemas.microsoft.com/office/drawing/2015/9/8/chartex" xmlns:cx2="http://schemas.microsoft.com/office/drawing/2015/10/21/chartex" xmlns:cx3="http://schemas.microsoft.com/office/drawing/2016/5/9/chartex" xmlns:cx4="http://schemas.microsoft.com/office/drawing/2016/5/10/chartex" xmlns:cx5="http://schemas.microsoft.com/office/drawing/2016/5/11/chartex" xmlns:cx6="http://schemas.microsoft.com/office/drawing/2016/5/12/chartex" xmlns:cx7="http://schemas.microsoft.com/office/drawing/2016/5/13/chartex" xmlns:cx8="http://schemas.microsoft.com/office/drawing/2016/5/14/chartex" xmlns:mc="http://schemas.openxmlformats.org/markup-compatibility/2006" xmlns:aink="http://schemas.microsoft.com/office/drawing/2016/ink" xmlns:am3d="http://schemas.microsoft.com/office/drawing/2017/model3d" xmlns:o="urn:schemas-microsoft-com:office:office" xmlns:oel="http://schemas.microsoft.com/office/2019/extlst" xmlns:r="http://schemas.openxmlformats.org/officeDocument/2006/relationships" xmlns:m="http://schemas.openxmlformats.org/officeDocument/2006/math" xmlns:v="urn:schemas-microsoft-com:vml" xmlns:wp14="http://schemas.microsoft.com/office/word/2010/wordprocessingDrawing" xmlns:wp="http://schemas.openxmlformats.org/drawingml/2006/wordprocessingDrawing" xmlns:w10="urn:schemas-microsoft-com:office:word" xmlns:w="http://schemas.openxmlformats.org/wordprocessingml/2006/main" xmlns:w14="http://schemas.microsoft.com/office/word/2010/wordml" xmlns:w15="http://schemas.microsoft.com/office/word/2012/wordml" xmlns:w16cex="http://schemas.microsoft.com/office/word/2018/wordml/cex" xmlns:w16cid="http://schemas.microsoft.com/office/word/2016/wordml/cid" xmlns:w16="http://schemas.microsoft.com/office/word/2018/wordml" xmlns:w16du="http://schemas.microsoft.com/office/word/2023/wordml/word16du" xmlns:w16sdtdh="http://schemas.microsoft.com/office/word/2020/wordml/sdtdatahash" xmlns:w16sdtfl="http://schemas.microsoft.com/office/word/2024/wordml/sdtformatlock" xmlns:w16se="http://schemas.microsoft.com/office/word/2015/wordml/symex" xmlns:wpg="http://schemas.microsoft.com/office/word/2010/wordprocessingGroup" xmlns:wpi="http://schemas.microsoft.com/office/word/2010/wordprocessingInk" xmlns:wne="http://schemas.microsoft.com/office/word/2006/wordml" xmlns:wps="http://schemas.microsoft.com/office/word/2010/wordprocessingShape" mc:Ignorable="w14 w15 w16se w16cid w16 w16cex w16sdtdh w16sdtfl w16du wp14">
-  <w15:commentEx w15:paraId="26AC72FD" w15:done="0"/>
-  <w15:commentEx w15:paraId="026824F9" w15:done="0"/>
-  <w15:commentEx w15:paraId="03DED518" w15:done="0"/>
-</w15:commentsEx>
-</file>
-
-<file path=word/commentsExtensible.xml><?xml version="1.0" encoding="utf-8"?>
-<w16cex:commentsExtensible xmlns:wpc="http://schemas.microsoft.com/office/word/2010/wordprocessingCanvas" xmlns:cx="http://schemas.microsoft.com/office/drawing/2014/chartex" xmlns:cx1="http://schemas.microsoft.com/office/drawing/2015/9/8/chartex" xmlns:cx2="http://schemas.microsoft.com/office/drawing/2015/10/21/chartex" xmlns:cx3="http://schemas.microsoft.com/office/drawing/2016/5/9/chartex" xmlns:cx4="http://schemas.microsoft.com/office/drawing/2016/5/10/chartex" xmlns:cx5="http://schemas.microsoft.com/office/drawing/2016/5/11/chartex" xmlns:cx6="http://schemas.microsoft.com/office/drawing/2016/5/12/chartex" xmlns:cx7="http://schemas.microsoft.com/office/drawing/2016/5/13/chartex" xmlns:cx8="http://schemas.microsoft.com/office/drawing/2016/5/14/chartex" xmlns:cr="http://schemas.microsoft.com/office/comments/2020/reactions" xmlns:mc="http://schemas.openxmlformats.org/markup-compatibility/2006" xmlns:aink="http://schemas.microsoft.com/office/drawing/2016/ink" xmlns:am3d="http://schemas.microsoft.com/office/drawing/2017/model3d" xmlns:o="urn:schemas-microsoft-com:office:office" xmlns:oel="http://schemas.microsoft.com/office/2019/extlst" xmlns:r="http://schemas.openxmlformats.org/officeDocument/2006/relationships" xmlns:m="http://schemas.openxmlformats.org/officeDocument/2006/math" xmlns:v="urn:schemas-microsoft-com:vml" xmlns:wp14="http://schemas.microsoft.com/office/word/2010/wordprocessingDrawing" xmlns:wp="http://schemas.openxmlformats.org/drawingml/2006/wordprocessingDrawing" xmlns:w10="urn:schemas-microsoft-com:office:word" xmlns:w="http://schemas.openxmlformats.org/wordprocessingml/2006/main" xmlns:w14="http://schemas.microsoft.com/office/word/2010/wordml" xmlns:w15="http://schemas.microsoft.com/office/word/2012/wordml" xmlns:w16cex="http://schemas.microsoft.com/office/word/2018/wordml/cex" xmlns:w16cid="http://schemas.microsoft.com/office/word/2016/wordml/cid" xmlns:w16="http://schemas.microsoft.com/office/word/2018/wordml" xmlns:w16du="http://schemas.microsoft.com/office/word/2023/wordml/word16du" xmlns:w16sdtdh="http://schemas.microsoft.com/office/word/2020/wordml/sdtdatahash" xmlns:w16sdtfl="http://schemas.microsoft.com/office/word/2024/wordml/sdtformatlock" xmlns:w16se="http://schemas.microsoft.com/office/word/2015/wordml/symex" xmlns:wpg="http://schemas.microsoft.com/office/word/2010/wordprocessingGroup" xmlns:wpi="http://schemas.microsoft.com/office/word/2010/wordprocessingInk" xmlns:wne="http://schemas.microsoft.com/office/word/2006/wordml" xmlns:wps="http://schemas.microsoft.com/office/word/2010/wordprocessingShape" mc:Ignorable="w14 w15 w16se w16cid w16 w16cex w16sdtdh w16sdtfl cr w16du wp14">
-  <w16cex:commentExtensible w16cex:durableId="2C9D01FA" w16cex:dateUtc="2025-10-17T22:57:00Z">
-    <w16cex:extLst>
-      <w16:ext w16:uri="{CE6994B0-6A32-4C9F-8C6B-6E91EDA988CE}">
-        <cr:reactions xmlns:cr="http://schemas.microsoft.com/office/comments/2020/reactions">
-          <cr:reaction reactionType="1">
-            <cr:reactionInfo dateUtc="2025-10-19T02:29:28Z">
-              <cr:user userId="S::mc.caraballo@uniandes.edu.co::365928a4-ac9b-4cb7-8cff-0f2d693cc50f" userProvider="AD" userName="Maria Camila Caraballo"/>
-            </cr:reactionInfo>
-          </cr:reaction>
-        </cr:reactions>
-      </w16:ext>
-    </w16cex:extLst>
-  </w16cex:commentExtensible>
-  <w16cex:commentExtensible w16cex:durableId="2C9E59FC" w16cex:dateUtc="2025-10-18T23:25:00Z"/>
-  <w16cex:commentExtensible w16cex:durableId="2C9E59EB" w16cex:dateUtc="2025-10-18T23:24:00Z"/>
-</w16cex:commentsExtensible>
-</file>
-
-<file path=word/commentsIds.xml><?xml version="1.0" encoding="utf-8"?>
-<w16cid:commentsIds xmlns:wpc="http://schemas.microsoft.com/office/word/2010/wordprocessingCanvas" xmlns:cx="http://schemas.microsoft.com/office/drawing/2014/chartex" xmlns:cx1="http://schemas.microsoft.com/office/drawing/2015/9/8/chartex" xmlns:cx2="http://schemas.microsoft.com/office/drawing/2015/10/21/chartex" xmlns:cx3="http://schemas.microsoft.com/office/drawing/2016/5/9/chartex" xmlns:cx4="http://schemas.microsoft.com/office/drawing/2016/5/10/chartex" xmlns:cx5="http://schemas.microsoft.com/office/drawing/2016/5/11/chartex" xmlns:cx6="http://schemas.microsoft.com/office/drawing/2016/5/12/chartex" xmlns:cx7="http://schemas.microsoft.com/office/drawing/2016/5/13/chartex" xmlns:cx8="http://schemas.microsoft.com/office/drawing/2016/5/14/chartex" xmlns:mc="http://schemas.openxmlformats.org/markup-compatibility/2006" xmlns:aink="http://schemas.microsoft.com/office/drawing/2016/ink" xmlns:am3d="http://schemas.microsoft.com/office/drawing/2017/model3d" xmlns:o="urn:schemas-microsoft-com:office:office" xmlns:oel="http://schemas.microsoft.com/office/2019/extlst" xmlns:r="http://schemas.openxmlformats.org/officeDocument/2006/relationships" xmlns:m="http://schemas.openxmlformats.org/officeDocument/2006/math" xmlns:v="urn:schemas-microsoft-com:vml" xmlns:wp14="http://schemas.microsoft.com/office/word/2010/wordprocessingDrawing" xmlns:wp="http://schemas.openxmlformats.org/drawingml/2006/wordprocessingDrawing" xmlns:w10="urn:schemas-microsoft-com:office:word" xmlns:w="http://schemas.openxmlformats.org/wordprocessingml/2006/main" xmlns:w14="http://schemas.microsoft.com/office/word/2010/wordml" xmlns:w15="http://schemas.microsoft.com/office/word/2012/wordml" xmlns:w16cex="http://schemas.microsoft.com/office/word/2018/wordml/cex" xmlns:w16cid="http://schemas.microsoft.com/office/word/2016/wordml/cid" xmlns:w16="http://schemas.microsoft.com/office/word/2018/wordml" xmlns:w16du="http://schemas.microsoft.com/office/word/2023/wordml/word16du" xmlns:w16sdtdh="http://schemas.microsoft.com/office/word/2020/wordml/sdtdatahash" xmlns:w16sdtfl="http://schemas.microsoft.com/office/word/2024/wordml/sdtformatlock" xmlns:w16se="http://schemas.microsoft.com/office/word/2015/wordml/symex" xmlns:wpg="http://schemas.microsoft.com/office/word/2010/wordprocessingGroup" xmlns:wpi="http://schemas.microsoft.com/office/word/2010/wordprocessingInk" xmlns:wne="http://schemas.microsoft.com/office/word/2006/wordml" xmlns:wps="http://schemas.microsoft.com/office/word/2010/wordprocessingShape" mc:Ignorable="w14 w15 w16se w16cid w16 w16cex w16sdtdh w16sdtfl w16du wp14">
-  <w16cid:commentId w16cid:paraId="26AC72FD" w16cid:durableId="2C9D01FA"/>
-  <w16cid:commentId w16cid:paraId="026824F9" w16cid:durableId="2C9E59FC"/>
-  <w16cid:commentId w16cid:paraId="03DED518" w16cid:durableId="2C9E59EB"/>
-</w16cid:commentsIds>
-</file>
-
 <file path=word/endnotes.xml><?xml version="1.0" encoding="utf-8"?>
 <w:endnotes xmlns:wpc="http://schemas.microsoft.com/office/word/2010/wordprocessingCanvas" xmlns:cx="http://schemas.microsoft.com/office/drawing/2014/chartex" xmlns:cx1="http://schemas.microsoft.com/office/drawing/2015/9/8/chartex" xmlns:cx2="http://schemas.microsoft.com/office/drawing/2015/10/21/chartex" xmlns:cx3="http://schemas.microsoft.com/office/drawing/2016/5/9/chartex" xmlns:cx4="http://schemas.microsoft.com/office/drawing/2016/5/10/chartex" xmlns:cx5="http://schemas.microsoft.com/office/drawing/2016/5/11/chartex" xmlns:cx6="http://schemas.microsoft.com/office/drawing/2016/5/12/chartex" xmlns:cx7="http://schemas.microsoft.com/office/drawing/2016/5/13/chartex" xmlns:cx8="http://schemas.microsoft.com/office/drawing/2016/5/14/chartex" xmlns:mc="http://schemas.openxmlformats.org/markup-compatibility/2006" xmlns:aink="http://schemas.microsoft.com/office/drawing/2016/ink" xmlns:am3d="http://schemas.microsoft.com/office/drawing/2017/model3d" xmlns:o="urn:schemas-microsoft-com:office:office" xmlns:oel="http://schemas.microsoft.com/office/2019/extlst" xmlns:r="http://schemas.openxmlformats.org/officeDocument/2006/relationships" xmlns:m="http://schemas.openxmlformats.org/officeDocument/2006/math" xmlns:v="urn:schemas-microsoft-com:vml" xmlns:wp14="http://schemas.microsoft.com/office/word/2010/wordprocessingDrawing" xmlns:wp="http://schemas.openxmlformats.org/drawingml/2006/wordprocessingDrawing" xmlns:w10="urn:schemas-microsoft-com:office:word" xmlns:w="http://schemas.openxmlformats.org/wordprocessingml/2006/main" xmlns:w14="http://schemas.microsoft.com/office/word/2010/wordml" xmlns:w15="http://schemas.microsoft.com/office/word/2012/wordml" xmlns:w16cex="http://schemas.microsoft.com/office/word/2018/wordml/cex" xmlns:w16cid="http://schemas.microsoft.com/office/word/2016/wordml/cid" xmlns:w16="http://schemas.microsoft.com/office/word/2018/wordml" xmlns:w16du="http://schemas.microsoft.com/office/word/2023/wordml/word16du" xmlns:w16sdtdh="http://schemas.microsoft.com/office/word/2020/wordml/sdtdatahash" xmlns:w16sdtfl="http://schemas.microsoft.com/office/word/2024/wordml/sdtformatlock" xmlns:w16se="http://schemas.microsoft.com/office/word/2015/wordml/symex" xmlns:wpg="http://schemas.microsoft.com/office/word/2010/wordprocessingGroup" xmlns:wpi="http://schemas.microsoft.com/office/word/2010/wordprocessingInk" xmlns:wne="http://schemas.microsoft.com/office/word/2006/wordml" xmlns:wps="http://schemas.microsoft.com/office/word/2010/wordprocessingShape" mc:Ignorable="w14 w15 w16se w16cid w16 w16cex w16sdtdh w16sdtfl w16du wp14">
   <w:endnote w:type="separator" w:id="-1">
@@ -3806,11 +3495,11 @@
   <w:footnote w:id="1">
     <w:p>
       <w:pPr>
-        <w:pStyle w:val="FootnoteText"/>
+        <w:pStyle w:val="Textonotapie"/>
       </w:pPr>
       <w:r>
         <w:rPr>
-          <w:rStyle w:val="FootnoteReference"/>
+          <w:rStyle w:val="Refdenotaalpie"/>
         </w:rPr>
         <w:footnoteRef/>
       </w:r>
@@ -3824,7 +3513,7 @@
       <w:hyperlink r:id="rId1" w:history="1">
         <w:r>
           <w:rPr>
-            <w:rStyle w:val="Hyperlink"/>
+            <w:rStyle w:val="Hipervnculo"/>
             <w:rFonts w:eastAsiaTheme="majorEastAsia"/>
             <w:b/>
             <w:bCs/>
@@ -3857,7 +3546,7 @@
 <w:hdr xmlns:wpc="http://schemas.microsoft.com/office/word/2010/wordprocessingCanvas" xmlns:cx="http://schemas.microsoft.com/office/drawing/2014/chartex" xmlns:cx1="http://schemas.microsoft.com/office/drawing/2015/9/8/chartex" xmlns:cx2="http://schemas.microsoft.com/office/drawing/2015/10/21/chartex" xmlns:cx3="http://schemas.microsoft.com/office/drawing/2016/5/9/chartex" xmlns:cx4="http://schemas.microsoft.com/office/drawing/2016/5/10/chartex" xmlns:cx5="http://schemas.microsoft.com/office/drawing/2016/5/11/chartex" xmlns:cx6="http://schemas.microsoft.com/office/drawing/2016/5/12/chartex" xmlns:cx7="http://schemas.microsoft.com/office/drawing/2016/5/13/chartex" xmlns:cx8="http://schemas.microsoft.com/office/drawing/2016/5/14/chartex" xmlns:mc="http://schemas.openxmlformats.org/markup-compatibility/2006" xmlns:aink="http://schemas.microsoft.com/office/drawing/2016/ink" xmlns:am3d="http://schemas.microsoft.com/office/drawing/2017/model3d" xmlns:o="urn:schemas-microsoft-com:office:office" xmlns:oel="http://schemas.microsoft.com/office/2019/extlst" xmlns:r="http://schemas.openxmlformats.org/officeDocument/2006/relationships" xmlns:m="http://schemas.openxmlformats.org/officeDocument/2006/math" xmlns:v="urn:schemas-microsoft-com:vml" xmlns:wp14="http://schemas.microsoft.com/office/word/2010/wordprocessingDrawing" xmlns:wp="http://schemas.openxmlformats.org/drawingml/2006/wordprocessingDrawing" xmlns:w10="urn:schemas-microsoft-com:office:word" xmlns:w="http://schemas.openxmlformats.org/wordprocessingml/2006/main" xmlns:w14="http://schemas.microsoft.com/office/word/2010/wordml" xmlns:w15="http://schemas.microsoft.com/office/word/2012/wordml" xmlns:w16cex="http://schemas.microsoft.com/office/word/2018/wordml/cex" xmlns:w16cid="http://schemas.microsoft.com/office/word/2016/wordml/cid" xmlns:w16="http://schemas.microsoft.com/office/word/2018/wordml" xmlns:w16du="http://schemas.microsoft.com/office/word/2023/wordml/word16du" xmlns:w16sdtdh="http://schemas.microsoft.com/office/word/2020/wordml/sdtdatahash" xmlns:w16sdtfl="http://schemas.microsoft.com/office/word/2024/wordml/sdtformatlock" xmlns:w16se="http://schemas.microsoft.com/office/word/2015/wordml/symex" xmlns:wpg="http://schemas.microsoft.com/office/word/2010/wordprocessingGroup" xmlns:wpi="http://schemas.microsoft.com/office/word/2010/wordprocessingInk" xmlns:wne="http://schemas.microsoft.com/office/word/2006/wordml" xmlns:wps="http://schemas.microsoft.com/office/word/2010/wordprocessingShape" mc:Ignorable="w14 w15 w16se w16cid w16 w16cex w16sdtdh w16sdtfl w16du wp14">
   <w:p>
     <w:pPr>
-      <w:pStyle w:val="Header"/>
+      <w:pStyle w:val="Encabezado"/>
       <w:rPr>
         <w:noProof/>
       </w:rPr>
@@ -3926,12 +3615,12 @@
   </w:p>
   <w:p>
     <w:pPr>
-      <w:pStyle w:val="Header"/>
+      <w:pStyle w:val="Encabezado"/>
     </w:pPr>
   </w:p>
   <w:p>
     <w:pPr>
-      <w:pStyle w:val="Header"/>
+      <w:pStyle w:val="Encabezado"/>
     </w:pPr>
     <w:r>
       <w:t xml:space="preserve">                                                                                                                                                    </w:t>
@@ -5796,7 +5485,7 @@
     <w:lvl w:ilvl="0">
       <w:start w:val="1"/>
       <w:numFmt w:val="decimal"/>
-      <w:pStyle w:val="Heading1"/>
+      <w:pStyle w:val="Ttulo1"/>
       <w:lvlText w:val="%1"/>
       <w:lvlJc w:val="left"/>
       <w:pPr>
@@ -5806,7 +5495,7 @@
     <w:lvl w:ilvl="1">
       <w:start w:val="1"/>
       <w:numFmt w:val="decimal"/>
-      <w:pStyle w:val="Heading2"/>
+      <w:pStyle w:val="Ttulo2"/>
       <w:lvlText w:val="%1.%2"/>
       <w:lvlJc w:val="left"/>
       <w:pPr>
@@ -5816,7 +5505,7 @@
     <w:lvl w:ilvl="2">
       <w:start w:val="1"/>
       <w:numFmt w:val="decimal"/>
-      <w:pStyle w:val="Heading3"/>
+      <w:pStyle w:val="Ttulo3"/>
       <w:lvlText w:val="%1.%2.%3"/>
       <w:lvlJc w:val="left"/>
       <w:pPr>
@@ -5826,7 +5515,7 @@
     <w:lvl w:ilvl="3">
       <w:start w:val="1"/>
       <w:numFmt w:val="decimal"/>
-      <w:pStyle w:val="Heading4"/>
+      <w:pStyle w:val="Ttulo4"/>
       <w:lvlText w:val="%1.%2.%3.%4"/>
       <w:lvlJc w:val="left"/>
       <w:pPr>
@@ -5836,7 +5525,7 @@
     <w:lvl w:ilvl="4">
       <w:start w:val="1"/>
       <w:numFmt w:val="decimal"/>
-      <w:pStyle w:val="Heading5"/>
+      <w:pStyle w:val="Ttulo5"/>
       <w:lvlText w:val="%1.%2.%3.%4.%5"/>
       <w:lvlJc w:val="left"/>
       <w:pPr>
@@ -5846,7 +5535,7 @@
     <w:lvl w:ilvl="5">
       <w:start w:val="1"/>
       <w:numFmt w:val="decimal"/>
-      <w:pStyle w:val="Heading6"/>
+      <w:pStyle w:val="Ttulo6"/>
       <w:lvlText w:val="%1.%2.%3.%4.%5.%6"/>
       <w:lvlJc w:val="left"/>
       <w:pPr>
@@ -5856,7 +5545,7 @@
     <w:lvl w:ilvl="6">
       <w:start w:val="1"/>
       <w:numFmt w:val="decimal"/>
-      <w:pStyle w:val="Heading7"/>
+      <w:pStyle w:val="Ttulo7"/>
       <w:lvlText w:val="%1.%2.%3.%4.%5.%6.%7"/>
       <w:lvlJc w:val="left"/>
       <w:pPr>
@@ -5866,7 +5555,7 @@
     <w:lvl w:ilvl="7">
       <w:start w:val="1"/>
       <w:numFmt w:val="decimal"/>
-      <w:pStyle w:val="Heading8"/>
+      <w:pStyle w:val="Ttulo8"/>
       <w:lvlText w:val="%1.%2.%3.%4.%5.%6.%7.%8"/>
       <w:lvlJc w:val="left"/>
       <w:pPr>
@@ -5876,7 +5565,7 @@
     <w:lvl w:ilvl="8">
       <w:start w:val="1"/>
       <w:numFmt w:val="decimal"/>
-      <w:pStyle w:val="Heading9"/>
+      <w:pStyle w:val="Ttulo9"/>
       <w:lvlText w:val="%1.%2.%3.%4.%5.%6.%7.%8.%9"/>
       <w:lvlJc w:val="left"/>
       <w:pPr>
@@ -8683,14 +8372,6 @@
     <w:abstractNumId w:val="0"/>
   </w:num>
 </w:numbering>
-</file>
-
-<file path=word/people.xml><?xml version="1.0" encoding="utf-8"?>
-<w15:people xmlns:wpc="http://schemas.microsoft.com/office/word/2010/wordprocessingCanvas" xmlns:cx="http://schemas.microsoft.com/office/drawing/2014/chartex" xmlns:cx1="http://schemas.microsoft.com/office/drawing/2015/9/8/chartex" xmlns:cx2="http://schemas.microsoft.com/office/drawing/2015/10/21/chartex" xmlns:cx3="http://schemas.microsoft.com/office/drawing/2016/5/9/chartex" xmlns:cx4="http://schemas.microsoft.com/office/drawing/2016/5/10/chartex" xmlns:cx5="http://schemas.microsoft.com/office/drawing/2016/5/11/chartex" xmlns:cx6="http://schemas.microsoft.com/office/drawing/2016/5/12/chartex" xmlns:cx7="http://schemas.microsoft.com/office/drawing/2016/5/13/chartex" xmlns:cx8="http://schemas.microsoft.com/office/drawing/2016/5/14/chartex" xmlns:mc="http://schemas.openxmlformats.org/markup-compatibility/2006" xmlns:aink="http://schemas.microsoft.com/office/drawing/2016/ink" xmlns:am3d="http://schemas.microsoft.com/office/drawing/2017/model3d" xmlns:o="urn:schemas-microsoft-com:office:office" xmlns:oel="http://schemas.microsoft.com/office/2019/extlst" xmlns:r="http://schemas.openxmlformats.org/officeDocument/2006/relationships" xmlns:m="http://schemas.openxmlformats.org/officeDocument/2006/math" xmlns:v="urn:schemas-microsoft-com:vml" xmlns:wp14="http://schemas.microsoft.com/office/word/2010/wordprocessingDrawing" xmlns:wp="http://schemas.openxmlformats.org/drawingml/2006/wordprocessingDrawing" xmlns:w10="urn:schemas-microsoft-com:office:word" xmlns:w="http://schemas.openxmlformats.org/wordprocessingml/2006/main" xmlns:w14="http://schemas.microsoft.com/office/word/2010/wordml" xmlns:w15="http://schemas.microsoft.com/office/word/2012/wordml" xmlns:w16cex="http://schemas.microsoft.com/office/word/2018/wordml/cex" xmlns:w16cid="http://schemas.microsoft.com/office/word/2016/wordml/cid" xmlns:w16="http://schemas.microsoft.com/office/word/2018/wordml" xmlns:w16du="http://schemas.microsoft.com/office/word/2023/wordml/word16du" xmlns:w16sdtdh="http://schemas.microsoft.com/office/word/2020/wordml/sdtdatahash" xmlns:w16sdtfl="http://schemas.microsoft.com/office/word/2024/wordml/sdtformatlock" xmlns:w16se="http://schemas.microsoft.com/office/word/2015/wordml/symex" xmlns:wpg="http://schemas.microsoft.com/office/word/2010/wordprocessingGroup" xmlns:wpi="http://schemas.microsoft.com/office/word/2010/wordprocessingInk" xmlns:wne="http://schemas.microsoft.com/office/word/2006/wordml" xmlns:wps="http://schemas.microsoft.com/office/word/2010/wordprocessingShape" mc:Ignorable="w14 w15 w16se w16cid w16 w16cex w16sdtdh w16sdtfl w16du wp14">
-  <w15:person w15:author="Javier Antonio Amaya Nieto">
-    <w15:presenceInfo w15:providerId="AD" w15:userId="S::javamaya@lacardio.org::fcf27114-01c2-4a14-abcb-683470c77539"/>
-  </w15:person>
-</w15:people>
 </file>
 
 <file path=word/styles.xml><?xml version="1.0" encoding="utf-8"?>
@@ -9103,11 +8784,11 @@
       <w:lang w:eastAsia="es-CO"/>
     </w:rPr>
   </w:style>
-  <w:style w:type="paragraph" w:styleId="Heading1">
+  <w:style w:type="paragraph" w:styleId="Ttulo1">
     <w:name w:val="heading 1"/>
     <w:basedOn w:val="Normal"/>
     <w:next w:val="Normal"/>
-    <w:link w:val="Heading1Char"/>
+    <w:link w:val="Ttulo1Car"/>
     <w:uiPriority w:val="9"/>
     <w:qFormat/>
     <w:rsid w:val="00F80CE0"/>
@@ -9124,11 +8805,11 @@
       <w:bCs/>
     </w:rPr>
   </w:style>
-  <w:style w:type="paragraph" w:styleId="Heading2">
+  <w:style w:type="paragraph" w:styleId="Ttulo2">
     <w:name w:val="heading 2"/>
     <w:basedOn w:val="Normal"/>
     <w:next w:val="Normal"/>
-    <w:link w:val="Heading2Char"/>
+    <w:link w:val="Ttulo2Car"/>
     <w:uiPriority w:val="9"/>
     <w:unhideWhenUsed/>
     <w:qFormat/>
@@ -9146,11 +8827,11 @@
       <w:bCs/>
     </w:rPr>
   </w:style>
-  <w:style w:type="paragraph" w:styleId="Heading3">
+  <w:style w:type="paragraph" w:styleId="Ttulo3">
     <w:name w:val="heading 3"/>
     <w:basedOn w:val="Normal"/>
     <w:next w:val="Normal"/>
-    <w:link w:val="Heading3Char"/>
+    <w:link w:val="Ttulo3Car"/>
     <w:uiPriority w:val="9"/>
     <w:semiHidden/>
     <w:unhideWhenUsed/>
@@ -9173,11 +8854,11 @@
       <w:szCs w:val="28"/>
     </w:rPr>
   </w:style>
-  <w:style w:type="paragraph" w:styleId="Heading4">
+  <w:style w:type="paragraph" w:styleId="Ttulo4">
     <w:name w:val="heading 4"/>
     <w:basedOn w:val="Normal"/>
     <w:next w:val="Normal"/>
-    <w:link w:val="Heading4Char"/>
+    <w:link w:val="Ttulo4Car"/>
     <w:uiPriority w:val="9"/>
     <w:semiHidden/>
     <w:unhideWhenUsed/>
@@ -9200,11 +8881,11 @@
       <w:color w:val="2F5496" w:themeColor="accent1" w:themeShade="BF"/>
     </w:rPr>
   </w:style>
-  <w:style w:type="paragraph" w:styleId="Heading5">
+  <w:style w:type="paragraph" w:styleId="Ttulo5">
     <w:name w:val="heading 5"/>
     <w:basedOn w:val="Normal"/>
     <w:next w:val="Normal"/>
-    <w:link w:val="Heading5Char"/>
+    <w:link w:val="Ttulo5Car"/>
     <w:uiPriority w:val="9"/>
     <w:semiHidden/>
     <w:unhideWhenUsed/>
@@ -9225,11 +8906,11 @@
       <w:color w:val="2F5496" w:themeColor="accent1" w:themeShade="BF"/>
     </w:rPr>
   </w:style>
-  <w:style w:type="paragraph" w:styleId="Heading6">
+  <w:style w:type="paragraph" w:styleId="Ttulo6">
     <w:name w:val="heading 6"/>
     <w:basedOn w:val="Normal"/>
     <w:next w:val="Normal"/>
-    <w:link w:val="Heading6Char"/>
+    <w:link w:val="Ttulo6Car"/>
     <w:uiPriority w:val="9"/>
     <w:semiHidden/>
     <w:unhideWhenUsed/>
@@ -9252,11 +8933,11 @@
       <w:color w:val="595959" w:themeColor="text1" w:themeTint="A6"/>
     </w:rPr>
   </w:style>
-  <w:style w:type="paragraph" w:styleId="Heading7">
+  <w:style w:type="paragraph" w:styleId="Ttulo7">
     <w:name w:val="heading 7"/>
     <w:basedOn w:val="Normal"/>
     <w:next w:val="Normal"/>
-    <w:link w:val="Heading7Char"/>
+    <w:link w:val="Ttulo7Car"/>
     <w:uiPriority w:val="9"/>
     <w:semiHidden/>
     <w:unhideWhenUsed/>
@@ -9277,11 +8958,11 @@
       <w:color w:val="595959" w:themeColor="text1" w:themeTint="A6"/>
     </w:rPr>
   </w:style>
-  <w:style w:type="paragraph" w:styleId="Heading8">
+  <w:style w:type="paragraph" w:styleId="Ttulo8">
     <w:name w:val="heading 8"/>
     <w:basedOn w:val="Normal"/>
     <w:next w:val="Normal"/>
-    <w:link w:val="Heading8Char"/>
+    <w:link w:val="Ttulo8Car"/>
     <w:uiPriority w:val="9"/>
     <w:semiHidden/>
     <w:unhideWhenUsed/>
@@ -9304,11 +8985,11 @@
       <w:color w:val="272727" w:themeColor="text1" w:themeTint="D8"/>
     </w:rPr>
   </w:style>
-  <w:style w:type="paragraph" w:styleId="Heading9">
+  <w:style w:type="paragraph" w:styleId="Ttulo9">
     <w:name w:val="heading 9"/>
     <w:basedOn w:val="Normal"/>
     <w:next w:val="Normal"/>
-    <w:link w:val="Heading9Char"/>
+    <w:link w:val="Ttulo9Car"/>
     <w:uiPriority w:val="9"/>
     <w:semiHidden/>
     <w:unhideWhenUsed/>
@@ -9329,13 +9010,12 @@
       <w:color w:val="272727" w:themeColor="text1" w:themeTint="D8"/>
     </w:rPr>
   </w:style>
-  <w:style w:type="character" w:default="1" w:styleId="DefaultParagraphFont">
+  <w:style w:type="character" w:default="1" w:styleId="Fuentedeprrafopredeter">
     <w:name w:val="Default Paragraph Font"/>
     <w:uiPriority w:val="1"/>
-    <w:semiHidden/>
     <w:unhideWhenUsed/>
   </w:style>
-  <w:style w:type="table" w:default="1" w:styleId="TableNormal">
+  <w:style w:type="table" w:default="1" w:styleId="Tablanormal">
     <w:name w:val="Normal Table"/>
     <w:uiPriority w:val="99"/>
     <w:semiHidden/>
@@ -9350,16 +9030,16 @@
       </w:tblCellMar>
     </w:tblPr>
   </w:style>
-  <w:style w:type="numbering" w:default="1" w:styleId="NoList">
+  <w:style w:type="numbering" w:default="1" w:styleId="Sinlista">
     <w:name w:val="No List"/>
     <w:uiPriority w:val="99"/>
     <w:semiHidden/>
     <w:unhideWhenUsed/>
   </w:style>
-  <w:style w:type="character" w:customStyle="1" w:styleId="Heading1Char">
-    <w:name w:val="Heading 1 Char"/>
-    <w:basedOn w:val="DefaultParagraphFont"/>
-    <w:link w:val="Heading1"/>
+  <w:style w:type="character" w:customStyle="1" w:styleId="Ttulo1Car">
+    <w:name w:val="Título 1 Car"/>
+    <w:basedOn w:val="Fuentedeprrafopredeter"/>
+    <w:link w:val="Ttulo1"/>
     <w:uiPriority w:val="9"/>
     <w:rsid w:val="00F80CE0"/>
     <w:rPr>
@@ -9371,10 +9051,10 @@
       <w:lang w:eastAsia="es-CO"/>
     </w:rPr>
   </w:style>
-  <w:style w:type="character" w:customStyle="1" w:styleId="Heading2Char">
-    <w:name w:val="Heading 2 Char"/>
-    <w:basedOn w:val="DefaultParagraphFont"/>
-    <w:link w:val="Heading2"/>
+  <w:style w:type="character" w:customStyle="1" w:styleId="Ttulo2Car">
+    <w:name w:val="Título 2 Car"/>
+    <w:basedOn w:val="Fuentedeprrafopredeter"/>
+    <w:link w:val="Ttulo2"/>
     <w:uiPriority w:val="9"/>
     <w:rsid w:val="00D36981"/>
     <w:rPr>
@@ -9383,10 +9063,10 @@
       <w:bCs/>
     </w:rPr>
   </w:style>
-  <w:style w:type="character" w:customStyle="1" w:styleId="Heading3Char">
-    <w:name w:val="Heading 3 Char"/>
-    <w:basedOn w:val="DefaultParagraphFont"/>
-    <w:link w:val="Heading3"/>
+  <w:style w:type="character" w:customStyle="1" w:styleId="Ttulo3Car">
+    <w:name w:val="Título 3 Car"/>
+    <w:basedOn w:val="Fuentedeprrafopredeter"/>
+    <w:link w:val="Ttulo3"/>
     <w:uiPriority w:val="9"/>
     <w:semiHidden/>
     <w:rsid w:val="000C1FED"/>
@@ -9397,10 +9077,10 @@
       <w:szCs w:val="28"/>
     </w:rPr>
   </w:style>
-  <w:style w:type="character" w:customStyle="1" w:styleId="Heading4Char">
-    <w:name w:val="Heading 4 Char"/>
-    <w:basedOn w:val="DefaultParagraphFont"/>
-    <w:link w:val="Heading4"/>
+  <w:style w:type="character" w:customStyle="1" w:styleId="Ttulo4Car">
+    <w:name w:val="Título 4 Car"/>
+    <w:basedOn w:val="Fuentedeprrafopredeter"/>
+    <w:link w:val="Ttulo4"/>
     <w:uiPriority w:val="9"/>
     <w:semiHidden/>
     <w:rsid w:val="000C1FED"/>
@@ -9411,10 +9091,10 @@
       <w:color w:val="2F5496" w:themeColor="accent1" w:themeShade="BF"/>
     </w:rPr>
   </w:style>
-  <w:style w:type="character" w:customStyle="1" w:styleId="Heading5Char">
-    <w:name w:val="Heading 5 Char"/>
-    <w:basedOn w:val="DefaultParagraphFont"/>
-    <w:link w:val="Heading5"/>
+  <w:style w:type="character" w:customStyle="1" w:styleId="Ttulo5Car">
+    <w:name w:val="Título 5 Car"/>
+    <w:basedOn w:val="Fuentedeprrafopredeter"/>
+    <w:link w:val="Ttulo5"/>
     <w:uiPriority w:val="9"/>
     <w:semiHidden/>
     <w:rsid w:val="000C1FED"/>
@@ -9423,10 +9103,10 @@
       <w:color w:val="2F5496" w:themeColor="accent1" w:themeShade="BF"/>
     </w:rPr>
   </w:style>
-  <w:style w:type="character" w:customStyle="1" w:styleId="Heading6Char">
-    <w:name w:val="Heading 6 Char"/>
-    <w:basedOn w:val="DefaultParagraphFont"/>
-    <w:link w:val="Heading6"/>
+  <w:style w:type="character" w:customStyle="1" w:styleId="Ttulo6Car">
+    <w:name w:val="Título 6 Car"/>
+    <w:basedOn w:val="Fuentedeprrafopredeter"/>
+    <w:link w:val="Ttulo6"/>
     <w:uiPriority w:val="9"/>
     <w:semiHidden/>
     <w:rsid w:val="000C1FED"/>
@@ -9437,10 +9117,10 @@
       <w:color w:val="595959" w:themeColor="text1" w:themeTint="A6"/>
     </w:rPr>
   </w:style>
-  <w:style w:type="character" w:customStyle="1" w:styleId="Heading7Char">
-    <w:name w:val="Heading 7 Char"/>
-    <w:basedOn w:val="DefaultParagraphFont"/>
-    <w:link w:val="Heading7"/>
+  <w:style w:type="character" w:customStyle="1" w:styleId="Ttulo7Car">
+    <w:name w:val="Título 7 Car"/>
+    <w:basedOn w:val="Fuentedeprrafopredeter"/>
+    <w:link w:val="Ttulo7"/>
     <w:uiPriority w:val="9"/>
     <w:semiHidden/>
     <w:rsid w:val="000C1FED"/>
@@ -9449,10 +9129,10 @@
       <w:color w:val="595959" w:themeColor="text1" w:themeTint="A6"/>
     </w:rPr>
   </w:style>
-  <w:style w:type="character" w:customStyle="1" w:styleId="Heading8Char">
-    <w:name w:val="Heading 8 Char"/>
-    <w:basedOn w:val="DefaultParagraphFont"/>
-    <w:link w:val="Heading8"/>
+  <w:style w:type="character" w:customStyle="1" w:styleId="Ttulo8Car">
+    <w:name w:val="Título 8 Car"/>
+    <w:basedOn w:val="Fuentedeprrafopredeter"/>
+    <w:link w:val="Ttulo8"/>
     <w:uiPriority w:val="9"/>
     <w:semiHidden/>
     <w:rsid w:val="000C1FED"/>
@@ -9463,10 +9143,10 @@
       <w:color w:val="272727" w:themeColor="text1" w:themeTint="D8"/>
     </w:rPr>
   </w:style>
-  <w:style w:type="character" w:customStyle="1" w:styleId="Heading9Char">
-    <w:name w:val="Heading 9 Char"/>
-    <w:basedOn w:val="DefaultParagraphFont"/>
-    <w:link w:val="Heading9"/>
+  <w:style w:type="character" w:customStyle="1" w:styleId="Ttulo9Car">
+    <w:name w:val="Título 9 Car"/>
+    <w:basedOn w:val="Fuentedeprrafopredeter"/>
+    <w:link w:val="Ttulo9"/>
     <w:uiPriority w:val="9"/>
     <w:semiHidden/>
     <w:rsid w:val="000C1FED"/>
@@ -9475,11 +9155,11 @@
       <w:color w:val="272727" w:themeColor="text1" w:themeTint="D8"/>
     </w:rPr>
   </w:style>
-  <w:style w:type="paragraph" w:styleId="Title">
+  <w:style w:type="paragraph" w:styleId="Ttulo">
     <w:name w:val="Title"/>
     <w:basedOn w:val="Normal"/>
     <w:next w:val="Normal"/>
-    <w:link w:val="TitleChar"/>
+    <w:link w:val="TtuloCar"/>
     <w:uiPriority w:val="10"/>
     <w:qFormat/>
     <w:rsid w:val="000C1FED"/>
@@ -9495,10 +9175,10 @@
       <w:szCs w:val="56"/>
     </w:rPr>
   </w:style>
-  <w:style w:type="character" w:customStyle="1" w:styleId="TitleChar">
-    <w:name w:val="Title Char"/>
-    <w:basedOn w:val="DefaultParagraphFont"/>
-    <w:link w:val="Title"/>
+  <w:style w:type="character" w:customStyle="1" w:styleId="TtuloCar">
+    <w:name w:val="Título Car"/>
+    <w:basedOn w:val="Fuentedeprrafopredeter"/>
+    <w:link w:val="Ttulo"/>
     <w:uiPriority w:val="10"/>
     <w:rsid w:val="000C1FED"/>
     <w:rPr>
@@ -9509,11 +9189,11 @@
       <w:szCs w:val="56"/>
     </w:rPr>
   </w:style>
-  <w:style w:type="paragraph" w:styleId="Subtitle">
+  <w:style w:type="paragraph" w:styleId="Subttulo">
     <w:name w:val="Subtitle"/>
     <w:basedOn w:val="Normal"/>
     <w:next w:val="Normal"/>
-    <w:link w:val="SubtitleChar"/>
+    <w:link w:val="SubttuloCar"/>
     <w:uiPriority w:val="11"/>
     <w:qFormat/>
     <w:rsid w:val="000C1FED"/>
@@ -9530,10 +9210,10 @@
       <w:szCs w:val="28"/>
     </w:rPr>
   </w:style>
-  <w:style w:type="character" w:customStyle="1" w:styleId="SubtitleChar">
-    <w:name w:val="Subtitle Char"/>
-    <w:basedOn w:val="DefaultParagraphFont"/>
-    <w:link w:val="Subtitle"/>
+  <w:style w:type="character" w:customStyle="1" w:styleId="SubttuloCar">
+    <w:name w:val="Subtítulo Car"/>
+    <w:basedOn w:val="Fuentedeprrafopredeter"/>
+    <w:link w:val="Subttulo"/>
     <w:uiPriority w:val="11"/>
     <w:rsid w:val="000C1FED"/>
     <w:rPr>
@@ -9544,11 +9224,11 @@
       <w:szCs w:val="28"/>
     </w:rPr>
   </w:style>
-  <w:style w:type="paragraph" w:styleId="Quote">
+  <w:style w:type="paragraph" w:styleId="Cita">
     <w:name w:val="Quote"/>
     <w:basedOn w:val="Normal"/>
     <w:next w:val="Normal"/>
-    <w:link w:val="QuoteChar"/>
+    <w:link w:val="CitaCar"/>
     <w:uiPriority w:val="29"/>
     <w:qFormat/>
     <w:rsid w:val="000C1FED"/>
@@ -9562,10 +9242,10 @@
       <w:color w:val="404040" w:themeColor="text1" w:themeTint="BF"/>
     </w:rPr>
   </w:style>
-  <w:style w:type="character" w:customStyle="1" w:styleId="QuoteChar">
-    <w:name w:val="Quote Char"/>
-    <w:basedOn w:val="DefaultParagraphFont"/>
-    <w:link w:val="Quote"/>
+  <w:style w:type="character" w:customStyle="1" w:styleId="CitaCar">
+    <w:name w:val="Cita Car"/>
+    <w:basedOn w:val="Fuentedeprrafopredeter"/>
+    <w:link w:val="Cita"/>
     <w:uiPriority w:val="29"/>
     <w:rsid w:val="000C1FED"/>
     <w:rPr>
@@ -9574,7 +9254,7 @@
       <w:color w:val="404040" w:themeColor="text1" w:themeTint="BF"/>
     </w:rPr>
   </w:style>
-  <w:style w:type="paragraph" w:styleId="ListParagraph">
+  <w:style w:type="paragraph" w:styleId="Prrafodelista">
     <w:name w:val="List Paragraph"/>
     <w:basedOn w:val="Normal"/>
     <w:uiPriority w:val="34"/>
@@ -9585,7 +9265,7 @@
       <w:contextualSpacing/>
     </w:pPr>
   </w:style>
-  <w:style w:type="character" w:styleId="IntenseEmphasis">
+  <w:style w:type="character" w:styleId="nfasisintenso">
     <w:name w:val="Intense Emphasis"/>
     <w:uiPriority w:val="21"/>
     <w:qFormat/>
@@ -9598,11 +9278,11 @@
       <w:szCs w:val="32"/>
     </w:rPr>
   </w:style>
-  <w:style w:type="paragraph" w:styleId="IntenseQuote">
+  <w:style w:type="paragraph" w:styleId="Citadestacada">
     <w:name w:val="Intense Quote"/>
     <w:basedOn w:val="Normal"/>
     <w:next w:val="Normal"/>
-    <w:link w:val="IntenseQuoteChar"/>
+    <w:link w:val="CitadestacadaCar"/>
     <w:uiPriority w:val="30"/>
     <w:qFormat/>
     <w:rsid w:val="000C1FED"/>
@@ -9621,10 +9301,10 @@
       <w:color w:val="2F5496" w:themeColor="accent1" w:themeShade="BF"/>
     </w:rPr>
   </w:style>
-  <w:style w:type="character" w:customStyle="1" w:styleId="IntenseQuoteChar">
-    <w:name w:val="Intense Quote Char"/>
-    <w:basedOn w:val="DefaultParagraphFont"/>
-    <w:link w:val="IntenseQuote"/>
+  <w:style w:type="character" w:customStyle="1" w:styleId="CitadestacadaCar">
+    <w:name w:val="Cita destacada Car"/>
+    <w:basedOn w:val="Fuentedeprrafopredeter"/>
+    <w:link w:val="Citadestacada"/>
     <w:uiPriority w:val="30"/>
     <w:rsid w:val="000C1FED"/>
     <w:rPr>
@@ -9633,9 +9313,9 @@
       <w:color w:val="2F5496" w:themeColor="accent1" w:themeShade="BF"/>
     </w:rPr>
   </w:style>
-  <w:style w:type="character" w:styleId="IntenseReference">
+  <w:style w:type="character" w:styleId="Referenciaintensa">
     <w:name w:val="Intense Reference"/>
-    <w:basedOn w:val="DefaultParagraphFont"/>
+    <w:basedOn w:val="Fuentedeprrafopredeter"/>
     <w:uiPriority w:val="32"/>
     <w:qFormat/>
     <w:rsid w:val="000C1FED"/>
@@ -9647,9 +9327,9 @@
       <w:spacing w:val="5"/>
     </w:rPr>
   </w:style>
-  <w:style w:type="table" w:styleId="TableGrid">
+  <w:style w:type="table" w:styleId="Tablaconcuadrcula">
     <w:name w:val="Table Grid"/>
-    <w:basedOn w:val="TableNormal"/>
+    <w:basedOn w:val="Tablanormal"/>
     <w:uiPriority w:val="39"/>
     <w:rsid w:val="000C1FED"/>
     <w:pPr>
@@ -9666,9 +9346,9 @@
       </w:tblBorders>
     </w:tblPr>
   </w:style>
-  <w:style w:type="character" w:styleId="Hyperlink">
+  <w:style w:type="character" w:styleId="Hipervnculo">
     <w:name w:val="Hyperlink"/>
-    <w:basedOn w:val="DefaultParagraphFont"/>
+    <w:basedOn w:val="Fuentedeprrafopredeter"/>
     <w:uiPriority w:val="99"/>
     <w:unhideWhenUsed/>
     <w:rsid w:val="000C1FED"/>
@@ -9677,9 +9357,9 @@
       <w:u w:val="single"/>
     </w:rPr>
   </w:style>
-  <w:style w:type="character" w:styleId="UnresolvedMention">
+  <w:style w:type="character" w:styleId="Mencinsinresolver">
     <w:name w:val="Unresolved Mention"/>
-    <w:basedOn w:val="DefaultParagraphFont"/>
+    <w:basedOn w:val="Fuentedeprrafopredeter"/>
     <w:uiPriority w:val="99"/>
     <w:semiHidden/>
     <w:unhideWhenUsed/>
@@ -9689,10 +9369,10 @@
       <w:shd w:val="clear" w:color="auto" w:fill="E1DFDD"/>
     </w:rPr>
   </w:style>
-  <w:style w:type="paragraph" w:styleId="FootnoteText">
+  <w:style w:type="paragraph" w:styleId="Textonotapie">
     <w:name w:val="footnote text"/>
     <w:basedOn w:val="Normal"/>
-    <w:link w:val="FootnoteTextChar"/>
+    <w:link w:val="TextonotapieCar"/>
     <w:uiPriority w:val="99"/>
     <w:unhideWhenUsed/>
     <w:rsid w:val="00A4306E"/>
@@ -9705,10 +9385,10 @@
       <w:lang w:eastAsia="es-MX"/>
     </w:rPr>
   </w:style>
-  <w:style w:type="character" w:customStyle="1" w:styleId="FootnoteTextChar">
-    <w:name w:val="Footnote Text Char"/>
-    <w:basedOn w:val="DefaultParagraphFont"/>
-    <w:link w:val="FootnoteText"/>
+  <w:style w:type="character" w:customStyle="1" w:styleId="TextonotapieCar">
+    <w:name w:val="Texto nota pie Car"/>
+    <w:basedOn w:val="Fuentedeprrafopredeter"/>
+    <w:link w:val="Textonotapie"/>
     <w:uiPriority w:val="99"/>
     <w:rsid w:val="00A4306E"/>
     <w:rPr>
@@ -9718,9 +9398,9 @@
       <w:lang w:eastAsia="es-MX"/>
     </w:rPr>
   </w:style>
-  <w:style w:type="character" w:styleId="FootnoteReference">
+  <w:style w:type="character" w:styleId="Refdenotaalpie">
     <w:name w:val="footnote reference"/>
-    <w:basedOn w:val="DefaultParagraphFont"/>
+    <w:basedOn w:val="Fuentedeprrafopredeter"/>
     <w:uiPriority w:val="99"/>
     <w:semiHidden/>
     <w:unhideWhenUsed/>
@@ -9729,10 +9409,10 @@
       <w:vertAlign w:val="superscript"/>
     </w:rPr>
   </w:style>
-  <w:style w:type="paragraph" w:styleId="Header">
+  <w:style w:type="paragraph" w:styleId="Encabezado">
     <w:name w:val="header"/>
     <w:basedOn w:val="Normal"/>
-    <w:link w:val="HeaderChar"/>
+    <w:link w:val="EncabezadoCar"/>
     <w:uiPriority w:val="99"/>
     <w:unhideWhenUsed/>
     <w:rsid w:val="007D3FE7"/>
@@ -9744,17 +9424,17 @@
       <w:spacing w:after="0"/>
     </w:pPr>
   </w:style>
-  <w:style w:type="character" w:customStyle="1" w:styleId="HeaderChar">
-    <w:name w:val="Header Char"/>
-    <w:basedOn w:val="DefaultParagraphFont"/>
-    <w:link w:val="Header"/>
+  <w:style w:type="character" w:customStyle="1" w:styleId="EncabezadoCar">
+    <w:name w:val="Encabezado Car"/>
+    <w:basedOn w:val="Fuentedeprrafopredeter"/>
+    <w:link w:val="Encabezado"/>
     <w:uiPriority w:val="99"/>
     <w:rsid w:val="007D3FE7"/>
   </w:style>
-  <w:style w:type="paragraph" w:styleId="Footer">
+  <w:style w:type="paragraph" w:styleId="Piedepgina">
     <w:name w:val="footer"/>
     <w:basedOn w:val="Normal"/>
-    <w:link w:val="FooterChar"/>
+    <w:link w:val="PiedepginaCar"/>
     <w:uiPriority w:val="99"/>
     <w:unhideWhenUsed/>
     <w:rsid w:val="007D3FE7"/>
@@ -9766,16 +9446,16 @@
       <w:spacing w:after="0"/>
     </w:pPr>
   </w:style>
-  <w:style w:type="character" w:customStyle="1" w:styleId="FooterChar">
-    <w:name w:val="Footer Char"/>
-    <w:basedOn w:val="DefaultParagraphFont"/>
-    <w:link w:val="Footer"/>
+  <w:style w:type="character" w:customStyle="1" w:styleId="PiedepginaCar">
+    <w:name w:val="Pie de página Car"/>
+    <w:basedOn w:val="Fuentedeprrafopredeter"/>
+    <w:link w:val="Piedepgina"/>
     <w:uiPriority w:val="99"/>
     <w:rsid w:val="007D3FE7"/>
   </w:style>
-  <w:style w:type="character" w:styleId="Strong">
+  <w:style w:type="character" w:styleId="Textoennegrita">
     <w:name w:val="Strong"/>
-    <w:basedOn w:val="DefaultParagraphFont"/>
+    <w:basedOn w:val="Fuentedeprrafopredeter"/>
     <w:uiPriority w:val="22"/>
     <w:qFormat/>
     <w:rsid w:val="004B3DB3"/>
@@ -9794,7 +9474,7 @@
       <w:lang w:val="en-US"/>
     </w:rPr>
   </w:style>
-  <w:style w:type="character" w:styleId="Emphasis">
+  <w:style w:type="character" w:styleId="nfasis">
     <w:name w:val="Emphasis"/>
     <w:uiPriority w:val="20"/>
     <w:qFormat/>
@@ -9807,7 +9487,7 @@
       <w:szCs w:val="32"/>
     </w:rPr>
   </w:style>
-  <w:style w:type="paragraph" w:styleId="Caption">
+  <w:style w:type="paragraph" w:styleId="Descripcin">
     <w:name w:val="caption"/>
     <w:basedOn w:val="Normal"/>
     <w:next w:val="Normal"/>
@@ -9826,7 +9506,7 @@
       <w:szCs w:val="18"/>
     </w:rPr>
   </w:style>
-  <w:style w:type="paragraph" w:styleId="Bibliography">
+  <w:style w:type="paragraph" w:styleId="Bibliografa">
     <w:name w:val="Bibliography"/>
     <w:basedOn w:val="Normal"/>
     <w:next w:val="Normal"/>
@@ -9836,12 +9516,12 @@
   </w:style>
   <w:style w:type="character" w:customStyle="1" w:styleId="normaltextrun">
     <w:name w:val="normaltextrun"/>
-    <w:basedOn w:val="DefaultParagraphFont"/>
+    <w:basedOn w:val="Fuentedeprrafopredeter"/>
     <w:rsid w:val="00D7501A"/>
   </w:style>
   <w:style w:type="character" w:customStyle="1" w:styleId="eop">
     <w:name w:val="eop"/>
-    <w:basedOn w:val="DefaultParagraphFont"/>
+    <w:basedOn w:val="Fuentedeprrafopredeter"/>
     <w:rsid w:val="00D7501A"/>
   </w:style>
   <w:style w:type="paragraph" w:customStyle="1" w:styleId="paragraph">
@@ -9849,9 +9529,9 @@
     <w:basedOn w:val="Normal"/>
     <w:rsid w:val="00D7501A"/>
   </w:style>
-  <w:style w:type="character" w:styleId="CommentReference">
+  <w:style w:type="character" w:styleId="Refdecomentario">
     <w:name w:val="annotation reference"/>
-    <w:basedOn w:val="DefaultParagraphFont"/>
+    <w:basedOn w:val="Fuentedeprrafopredeter"/>
     <w:uiPriority w:val="99"/>
     <w:semiHidden/>
     <w:unhideWhenUsed/>
@@ -9861,10 +9541,10 @@
       <w:szCs w:val="16"/>
     </w:rPr>
   </w:style>
-  <w:style w:type="paragraph" w:styleId="CommentText">
+  <w:style w:type="paragraph" w:styleId="Textocomentario">
     <w:name w:val="annotation text"/>
     <w:basedOn w:val="Normal"/>
-    <w:link w:val="CommentTextChar"/>
+    <w:link w:val="TextocomentarioCar"/>
     <w:uiPriority w:val="99"/>
     <w:unhideWhenUsed/>
     <w:rsid w:val="007D20D5"/>
@@ -9873,10 +9553,10 @@
       <w:szCs w:val="20"/>
     </w:rPr>
   </w:style>
-  <w:style w:type="character" w:customStyle="1" w:styleId="CommentTextChar">
-    <w:name w:val="Comment Text Char"/>
-    <w:basedOn w:val="DefaultParagraphFont"/>
-    <w:link w:val="CommentText"/>
+  <w:style w:type="character" w:customStyle="1" w:styleId="TextocomentarioCar">
+    <w:name w:val="Texto comentario Car"/>
+    <w:basedOn w:val="Fuentedeprrafopredeter"/>
+    <w:link w:val="Textocomentario"/>
     <w:uiPriority w:val="99"/>
     <w:rsid w:val="007D20D5"/>
     <w:rPr>
@@ -9884,11 +9564,11 @@
       <w:szCs w:val="20"/>
     </w:rPr>
   </w:style>
-  <w:style w:type="paragraph" w:styleId="CommentSubject">
+  <w:style w:type="paragraph" w:styleId="Asuntodelcomentario">
     <w:name w:val="annotation subject"/>
-    <w:basedOn w:val="CommentText"/>
-    <w:next w:val="CommentText"/>
-    <w:link w:val="CommentSubjectChar"/>
+    <w:basedOn w:val="Textocomentario"/>
+    <w:next w:val="Textocomentario"/>
+    <w:link w:val="AsuntodelcomentarioCar"/>
     <w:uiPriority w:val="99"/>
     <w:semiHidden/>
     <w:unhideWhenUsed/>
@@ -9898,10 +9578,10 @@
       <w:bCs/>
     </w:rPr>
   </w:style>
-  <w:style w:type="character" w:customStyle="1" w:styleId="CommentSubjectChar">
-    <w:name w:val="Comment Subject Char"/>
-    <w:basedOn w:val="CommentTextChar"/>
-    <w:link w:val="CommentSubject"/>
+  <w:style w:type="character" w:customStyle="1" w:styleId="AsuntodelcomentarioCar">
+    <w:name w:val="Asunto del comentario Car"/>
+    <w:basedOn w:val="TextocomentarioCar"/>
+    <w:link w:val="Asuntodelcomentario"/>
     <w:uiPriority w:val="99"/>
     <w:semiHidden/>
     <w:rsid w:val="007D20D5"/>
@@ -9912,9 +9592,9 @@
       <w:szCs w:val="20"/>
     </w:rPr>
   </w:style>
-  <w:style w:type="character" w:styleId="FollowedHyperlink">
+  <w:style w:type="character" w:styleId="Hipervnculovisitado">
     <w:name w:val="FollowedHyperlink"/>
-    <w:basedOn w:val="DefaultParagraphFont"/>
+    <w:basedOn w:val="Fuentedeprrafopredeter"/>
     <w:uiPriority w:val="99"/>
     <w:semiHidden/>
     <w:unhideWhenUsed/>
@@ -9924,9 +9604,9 @@
       <w:u w:val="single"/>
     </w:rPr>
   </w:style>
-  <w:style w:type="character" w:styleId="PlaceholderText">
+  <w:style w:type="character" w:styleId="Textodelmarcadordeposicin">
     <w:name w:val="Placeholder Text"/>
-    <w:basedOn w:val="DefaultParagraphFont"/>
+    <w:basedOn w:val="Fuentedeprrafopredeter"/>
     <w:uiPriority w:val="99"/>
     <w:semiHidden/>
     <w:rsid w:val="00D076C2"/>
@@ -9936,30 +9616,30 @@
   </w:style>
   <w:style w:type="character" w:customStyle="1" w:styleId="katex-mathml">
     <w:name w:val="katex-mathml"/>
-    <w:basedOn w:val="DefaultParagraphFont"/>
+    <w:basedOn w:val="Fuentedeprrafopredeter"/>
     <w:rsid w:val="00674F89"/>
   </w:style>
   <w:style w:type="character" w:customStyle="1" w:styleId="mord">
     <w:name w:val="mord"/>
-    <w:basedOn w:val="DefaultParagraphFont"/>
+    <w:basedOn w:val="Fuentedeprrafopredeter"/>
     <w:rsid w:val="00674F89"/>
   </w:style>
   <w:style w:type="character" w:customStyle="1" w:styleId="vlist-s">
     <w:name w:val="vlist-s"/>
-    <w:basedOn w:val="DefaultParagraphFont"/>
+    <w:basedOn w:val="Fuentedeprrafopredeter"/>
     <w:rsid w:val="00674F89"/>
   </w:style>
   <w:style w:type="character" w:customStyle="1" w:styleId="mrel">
     <w:name w:val="mrel"/>
-    <w:basedOn w:val="DefaultParagraphFont"/>
+    <w:basedOn w:val="Fuentedeprrafopredeter"/>
     <w:rsid w:val="00674F89"/>
   </w:style>
   <w:style w:type="character" w:customStyle="1" w:styleId="mbin">
     <w:name w:val="mbin"/>
-    <w:basedOn w:val="DefaultParagraphFont"/>
+    <w:basedOn w:val="Fuentedeprrafopredeter"/>
     <w:rsid w:val="00674F89"/>
   </w:style>
-  <w:style w:type="paragraph" w:styleId="NoSpacing">
+  <w:style w:type="paragraph" w:styleId="Sinespaciado">
     <w:name w:val="No Spacing"/>
     <w:uiPriority w:val="1"/>
     <w:qFormat/>
@@ -9991,7 +9671,7 @@
       <w:szCs w:val="24"/>
     </w:rPr>
   </w:style>
-  <w:style w:type="paragraph" w:styleId="Revision">
+  <w:style w:type="paragraph" w:styleId="Revisin">
     <w:name w:val="Revision"/>
     <w:hidden/>
     <w:uiPriority w:val="99"/>
@@ -10331,15 +10011,6 @@
 </file>
 
 <file path=customXml/item1.xml><?xml version="1.0" encoding="utf-8"?>
-<?mso-contentType ?>
-<FormTemplates xmlns="http://schemas.microsoft.com/sharepoint/v3/contenttype/forms">
-  <Display>DocumentLibraryForm</Display>
-  <Edit>DocumentLibraryForm</Edit>
-  <New>DocumentLibraryForm</New>
-</FormTemplates>
-</file>
-
-<file path=customXml/item2.xml><?xml version="1.0" encoding="utf-8"?>
 <b:Sources xmlns:b="http://schemas.openxmlformats.org/officeDocument/2006/bibliography" xmlns="http://schemas.openxmlformats.org/officeDocument/2006/bibliography" SelectedStyle="\APASixthEditionOfficeOnline.xsl" StyleName="APA" Version="6">
   <b:Source>
     <b:Tag>Mig23</b:Tag>
@@ -10641,7 +10312,24 @@
 </b:Sources>
 </file>
 
+<file path=customXml/item2.xml><?xml version="1.0" encoding="utf-8"?>
+<?mso-contentType ?>
+<FormTemplates xmlns="http://schemas.microsoft.com/sharepoint/v3/contenttype/forms">
+  <Display>DocumentLibraryForm</Display>
+  <Edit>DocumentLibraryForm</Edit>
+  <New>DocumentLibraryForm</New>
+</FormTemplates>
+</file>
+
 <file path=customXml/item3.xml><?xml version="1.0" encoding="utf-8"?>
+<p:properties xmlns:p="http://schemas.microsoft.com/office/2006/metadata/properties" xmlns:xsi="http://www.w3.org/2001/XMLSchema-instance" xmlns:pc="http://schemas.microsoft.com/office/infopath/2007/PartnerControls">
+  <documentManagement>
+    <_activity xmlns="953ea1b5-9f77-44aa-be72-9ba04966663c" xsi:nil="true"/>
+  </documentManagement>
+</p:properties>
+</file>
+
+<file path=customXml/item4.xml><?xml version="1.0" encoding="utf-8"?>
 <ct:contentTypeSchema xmlns:ct="http://schemas.microsoft.com/office/2006/metadata/contentType" xmlns:ma="http://schemas.microsoft.com/office/2006/metadata/properties/metaAttributes" ct:_="" ma:_="" ma:contentTypeName="Documento" ma:contentTypeID="0x010100FDF0B3912B7D2344BBFABCC17A83C826" ma:contentTypeVersion="18" ma:contentTypeDescription="Crear nuevo documento." ma:contentTypeScope="" ma:versionID="8ebc0b984b0a9f096c8565c0fdb39ef1">
   <xsd:schema xmlns:xsd="http://www.w3.org/2001/XMLSchema" xmlns:xs="http://www.w3.org/2001/XMLSchema" xmlns:p="http://schemas.microsoft.com/office/2006/metadata/properties" xmlns:ns3="407661db-69f6-48af-8192-3bef683ff284" xmlns:ns4="953ea1b5-9f77-44aa-be72-9ba04966663c" targetNamespace="http://schemas.microsoft.com/office/2006/metadata/properties" ma:root="true" ma:fieldsID="23a9c965938401fb64aeb2606a401683" ns3:_="" ns4:_="">
     <xsd:import namespace="407661db-69f6-48af-8192-3bef683ff284"/>
@@ -10894,15 +10582,15 @@
 </ct:contentTypeSchema>
 </file>
 
-<file path=customXml/item4.xml><?xml version="1.0" encoding="utf-8"?>
-<p:properties xmlns:p="http://schemas.microsoft.com/office/2006/metadata/properties" xmlns:xsi="http://www.w3.org/2001/XMLSchema-instance" xmlns:pc="http://schemas.microsoft.com/office/infopath/2007/PartnerControls">
-  <documentManagement>
-    <_activity xmlns="953ea1b5-9f77-44aa-be72-9ba04966663c" xsi:nil="true"/>
-  </documentManagement>
-</p:properties>
+<file path=customXml/itemProps1.xml><?xml version="1.0" encoding="utf-8"?>
+<ds:datastoreItem xmlns:ds="http://schemas.openxmlformats.org/officeDocument/2006/customXml" ds:itemID="{A262109D-7D23-451C-8BB0-3112A110FAD9}">
+  <ds:schemaRefs>
+    <ds:schemaRef ds:uri="http://schemas.openxmlformats.org/officeDocument/2006/bibliography"/>
+  </ds:schemaRefs>
+</ds:datastoreItem>
 </file>
 
-<file path=customXml/itemProps1.xml><?xml version="1.0" encoding="utf-8"?>
+<file path=customXml/itemProps2.xml><?xml version="1.0" encoding="utf-8"?>
 <ds:datastoreItem xmlns:ds="http://schemas.openxmlformats.org/officeDocument/2006/customXml" ds:itemID="{6EC8ACFF-BCAF-4463-908E-F1BF04A93820}">
   <ds:schemaRefs>
     <ds:schemaRef ds:uri="http://schemas.microsoft.com/sharepoint/v3/contenttype/forms"/>
@@ -10910,15 +10598,17 @@
 </ds:datastoreItem>
 </file>
 
-<file path=customXml/itemProps2.xml><?xml version="1.0" encoding="utf-8"?>
-<ds:datastoreItem xmlns:ds="http://schemas.openxmlformats.org/officeDocument/2006/customXml" ds:itemID="{A262109D-7D23-451C-8BB0-3112A110FAD9}">
+<file path=customXml/itemProps3.xml><?xml version="1.0" encoding="utf-8"?>
+<ds:datastoreItem xmlns:ds="http://schemas.openxmlformats.org/officeDocument/2006/customXml" ds:itemID="{D41B7B61-FEF4-4371-8847-AFD4D3D8ED08}">
   <ds:schemaRefs>
-    <ds:schemaRef ds:uri="http://schemas.openxmlformats.org/officeDocument/2006/bibliography"/>
+    <ds:schemaRef ds:uri="http://schemas.microsoft.com/office/2006/metadata/properties"/>
+    <ds:schemaRef ds:uri="http://schemas.microsoft.com/office/infopath/2007/PartnerControls"/>
+    <ds:schemaRef ds:uri="953ea1b5-9f77-44aa-be72-9ba04966663c"/>
   </ds:schemaRefs>
 </ds:datastoreItem>
 </file>
 
-<file path=customXml/itemProps3.xml><?xml version="1.0" encoding="utf-8"?>
+<file path=customXml/itemProps4.xml><?xml version="1.0" encoding="utf-8"?>
 <ds:datastoreItem xmlns:ds="http://schemas.openxmlformats.org/officeDocument/2006/customXml" ds:itemID="{1C35E1E7-D7D2-434A-BD09-CE3713ECD93D}">
   <ds:schemaRefs>
     <ds:schemaRef ds:uri="http://schemas.microsoft.com/office/2006/metadata/contentType"/>
@@ -10935,14 +10625,4 @@
     <ds:schemaRef ds:uri="http://schemas.microsoft.com/internal/obd"/>
   </ds:schemaRefs>
 </ds:datastoreItem>
-</file>
-
-<file path=customXml/itemProps4.xml><?xml version="1.0" encoding="utf-8"?>
-<ds:datastoreItem xmlns:ds="http://schemas.openxmlformats.org/officeDocument/2006/customXml" ds:itemID="{D41B7B61-FEF4-4371-8847-AFD4D3D8ED08}">
-  <ds:schemaRefs>
-    <ds:schemaRef ds:uri="http://schemas.microsoft.com/office/2006/metadata/properties"/>
-    <ds:schemaRef ds:uri="http://schemas.microsoft.com/office/infopath/2007/PartnerControls"/>
-    <ds:schemaRef ds:uri="953ea1b5-9f77-44aa-be72-9ba04966663c"/>
-  </ds:schemaRefs>
-</ds:datastoreItem>
 </file>
--- a/Documentos/Taller 3- JavierAmaya_CamilaCaraballo_LauraRivera.docx
+++ b/Documentos/Taller 3- JavierAmaya_CamilaCaraballo_LauraRivera.docx
@@ -101,8 +101,16 @@
       <w:pPr>
         <w:pStyle w:val="Sinespaciado"/>
         <w:spacing w:beforeAutospacing="0" w:afterAutospacing="0"/>
-      </w:pPr>
-      <w:r>
+        <w:rPr>
+          <w:b/>
+          <w:bCs/>
+        </w:rPr>
+      </w:pPr>
+      <w:r>
+        <w:rPr>
+          <w:b/>
+          <w:bCs/>
+        </w:rPr>
         <w:t>ELABORADO POR:</w:t>
       </w:r>
     </w:p>
@@ -154,32 +162,60 @@
     <w:p>
       <w:pPr>
         <w:rPr>
-          <w:rStyle w:val="nfasis"/>
+          <w:b/>
+          <w:bCs/>
         </w:rPr>
       </w:pPr>
       <w:r>
         <w:rPr>
-          <w:rStyle w:val="nfasis"/>
+          <w:b/>
+          <w:bCs/>
         </w:rPr>
         <w:lastRenderedPageBreak/>
         <w:t>Enunciado del taller</w:t>
       </w:r>
       <w:r>
         <w:rPr>
-          <w:rStyle w:val="nfasis"/>
+          <w:b/>
+          <w:bCs/>
         </w:rPr>
         <w:t>- s</w:t>
       </w:r>
       <w:r>
         <w:rPr>
-          <w:rStyle w:val="nfasis"/>
+          <w:b/>
+          <w:bCs/>
         </w:rPr>
         <w:t>ituación</w:t>
       </w:r>
     </w:p>
     <w:p>
       <w:r>
-        <w:t>Usted forma parte de un equipo de análisis económico encargado de identificar patrones globales relacionados con el desarrollo sostenible. El equipo quiere analizar si el nivel de ingreso de los países se asocia con mayores emisiones de CO₂ per cápita, y para ello propone usar datos del Banco Mundial (World Development Indicators) y aplicar pruebas de hipótesis que permitan evaluar si las diferencias observadas son estadísticamente significativas o producto del azar muestral.</w:t>
+        <w:t>Usted forma parte de un equipo de análisis económico encargado de identificar patrones globales relacionados con el desarrollo sostenible. El equipo quiere analizar si el nivel de ingreso de los países se asocia con mayores emisiones de CO₂ per cápita, y para ello propone usar datos del Banco Mundial (</w:t>
+      </w:r>
+      <w:proofErr w:type="spellStart"/>
+      <w:r>
+        <w:t>World</w:t>
+      </w:r>
+      <w:proofErr w:type="spellEnd"/>
+      <w:r>
+        <w:t xml:space="preserve"> </w:t>
+      </w:r>
+      <w:proofErr w:type="spellStart"/>
+      <w:r>
+        <w:t>Development</w:t>
+      </w:r>
+      <w:proofErr w:type="spellEnd"/>
+      <w:r>
+        <w:t xml:space="preserve"> </w:t>
+      </w:r>
+      <w:proofErr w:type="spellStart"/>
+      <w:r>
+        <w:t>Indicators</w:t>
+      </w:r>
+      <w:proofErr w:type="spellEnd"/>
+      <w:r>
+        <w:t>) y aplicar pruebas de hipótesis que permitan evaluar si las diferencias observadas son estadísticamente significativas o producto del azar muestral.</w:t>
       </w:r>
     </w:p>
     <w:p>
@@ -298,7 +334,15 @@
         <w:t xml:space="preserve">. </w:t>
       </w:r>
       <w:r>
-        <w:t xml:space="preserve">En esta línea, una parte importante de la literatura se ha concentrado en el estudio de la Curva Ambiental de Kuznets (Environmental Kuznets Curve, EKC), la cual propone un vínculo entre el crecimiento económico y el deterioro ambiental. Esta formulación se deriva de la curva original de </w:t>
+        <w:t>En esta línea, una parte importante de la literatura se ha concentrado en el estudio de la Curva Ambiental de Kuznets (</w:t>
+      </w:r>
+      <w:proofErr w:type="spellStart"/>
+      <w:r>
+        <w:t>Environmental</w:t>
+      </w:r>
+      <w:proofErr w:type="spellEnd"/>
+      <w:r>
+        <w:t xml:space="preserve"> Kuznets Curve, EKC), la cual propone un vínculo entre el crecimiento económico y el deterioro ambiental. Esta formulación se deriva de la curva original de </w:t>
       </w:r>
       <w:sdt>
         <w:sdtPr>
@@ -334,9 +378,11 @@
       <w:r>
         <w:t xml:space="preserve">La adaptación ambiental de esta curva plantea que, a medida que el ingreso per cápita aumenta, las emisiones de carbono también se incrementan hasta alcanzar un punto de inflexión, tras el cual comienzan a disminuir, configurando una relación de tipo cóncavo. En otras palabras, las economías en etapas tempranas de desarrollo tienden a depender de actividades intensivas en energía y recursos, mientras que las economías más avanzadas logran </w:t>
       </w:r>
+      <w:proofErr w:type="spellStart"/>
       <w:r>
         <w:t>diverger</w:t>
       </w:r>
+      <w:proofErr w:type="spellEnd"/>
       <w:r>
         <w:t xml:space="preserve"> el crecimiento económico de la contaminación gracias a la innovación tecnológica, la eficiencia energética y una mayor regulación ambiental. No obstante, diversos estudios han señalado que las regulaciones específicas y las características institucionales de cada país introducen problemas de endogeneidad y variables omitidas, que limitan la capacidad para identificar una relación causal robusta</w:t>
       </w:r>
@@ -966,8 +1012,6 @@
             <m:ctrlPr>
               <w:rPr>
                 <w:rFonts w:ascii="Cambria Math" w:hAnsi="Cambria Math"/>
-                <w:sz w:val="28"/>
-                <w:szCs w:val="28"/>
                 <w:lang w:val="en-US"/>
               </w:rPr>
             </m:ctrlPr>
@@ -985,10 +1029,6 @@
               <m:rPr>
                 <m:nor/>
               </m:rPr>
-              <w:rPr>
-                <w:sz w:val="28"/>
-                <w:szCs w:val="28"/>
-              </w:rPr>
               <m:t>altos ingresos</m:t>
             </m:r>
           </m:sub>
@@ -996,8 +1036,6 @@
         <m:r>
           <w:rPr>
             <w:rFonts w:ascii="Cambria Math" w:hAnsi="Cambria Math"/>
-            <w:sz w:val="28"/>
-            <w:szCs w:val="28"/>
           </w:rPr>
           <m:t xml:space="preserve"> </m:t>
         </m:r>
@@ -1020,8 +1058,6 @@
             <m:ctrlPr>
               <w:rPr>
                 <w:rFonts w:ascii="Cambria Math" w:hAnsi="Cambria Math"/>
-                <w:sz w:val="28"/>
-                <w:szCs w:val="28"/>
                 <w:lang w:val="en-US"/>
               </w:rPr>
             </m:ctrlPr>
@@ -1039,22 +1075,7 @@
               <m:rPr>
                 <m:nor/>
               </m:rPr>
-              <w:rPr>
-                <w:sz w:val="28"/>
-                <w:szCs w:val="28"/>
-              </w:rPr>
-              <m:t>bajos ingresos</m:t>
-            </m:r>
-            <m:r>
-              <m:rPr>
-                <m:nor/>
-              </m:rPr>
-              <w:rPr>
-                <w:rFonts w:ascii="Cambria Math"/>
-                <w:sz w:val="28"/>
-                <w:szCs w:val="28"/>
-              </w:rPr>
-              <m:t xml:space="preserve">  </m:t>
+              <m:t xml:space="preserve">bajos ingresos  </m:t>
             </m:r>
           </m:sub>
         </m:sSub>
@@ -1125,13 +1146,7 @@
         <w:rPr>
           <w:rFonts w:eastAsiaTheme="minorEastAsia"/>
         </w:rPr>
-        <w:t xml:space="preserve">la representación </w:t>
-      </w:r>
-      <w:r>
-        <w:rPr>
-          <w:rFonts w:eastAsiaTheme="minorEastAsia"/>
-        </w:rPr>
-        <w:t xml:space="preserve">de un ‘no efecto’ o ‘no diferencia’ pues es bajo la suposición de que esto se mantiene a menos de que exista evidencia estadística que sea lo suficientemente significativa para rechazarla. </w:t>
+        <w:t xml:space="preserve">la representación de un ‘no efecto’ o ‘no diferencia’ pues es bajo la suposición de que esto se mantiene a menos de que exista evidencia estadística que sea lo suficientemente significativa para rechazarla. </w:t>
       </w:r>
       <w:r>
         <w:rPr>
@@ -1240,10 +1255,7 @@
         <w:t xml:space="preserve"> de emisiones de </w:t>
       </w:r>
       <w:r>
-        <w:t>CO₂ per cápita</w:t>
-      </w:r>
-      <w:r>
-        <w:t xml:space="preserve"> significativamente mayor que la de los países de ingreso bajo. </w:t>
+        <w:t xml:space="preserve">CO₂ per cápita significativamente mayor que la de los países de ingreso bajo. </w:t>
       </w:r>
     </w:p>
     <w:p>
@@ -1256,10 +1268,7 @@
     </w:p>
     <w:p>
       <w:r>
-        <w:t>Ahora bien, e</w:t>
-      </w:r>
-      <w:r>
-        <w:t xml:space="preserve">n el contexto de este análisis, </w:t>
+        <w:t xml:space="preserve">Ahora bien, en el contexto de este análisis, </w:t>
       </w:r>
       <w:r>
         <w:t xml:space="preserve">es relevante </w:t>
@@ -1307,7 +1316,15 @@
         <w:t xml:space="preserve">dado </w:t>
       </w:r>
       <w:r>
-        <w:t>el comportamiento de las emisiones sin que haya evidencia que lo sustente. Una conclusión de este tipo podría conducir a interpretaciones erróneas sobre la relación entre crecimiento económico y contaminación y en consecuencia, a la formulación de políticas públicas inadecuadas en materia de sostenibilidad ambiental.</w:t>
+        <w:t xml:space="preserve">el comportamiento de las emisiones sin que haya evidencia que lo sustente. Una conclusión de este tipo podría conducir a interpretaciones erróneas sobre la relación entre crecimiento económico y contaminación </w:t>
+      </w:r>
+      <w:proofErr w:type="gramStart"/>
+      <w:r>
+        <w:t>y</w:t>
+      </w:r>
+      <w:proofErr w:type="gramEnd"/>
+      <w:r>
+        <w:t xml:space="preserve"> en consecuencia, a la formulación de políticas públicas inadecuadas en materia de sostenibilidad ambiental.</w:t>
       </w:r>
     </w:p>
     <w:p>
@@ -1324,11 +1341,11 @@
         <w:t xml:space="preserve">o iguales </w:t>
       </w:r>
       <w:r>
-        <w:t xml:space="preserve">de emisiones pese a sus diferencias de ingreso, cuando en realidad las economías más prósperas generan, en promedio, mayores emisiones per cápita. Este tipo </w:t>
+        <w:t xml:space="preserve">de emisiones pese a sus diferencias de ingreso, cuando en realidad las economías más prósperas generan, en promedio, mayores emisiones per cápita. Este tipo de error también tendría consecuencias relevantes, pues llevaría a subestimar la influencia </w:t>
       </w:r>
       <w:r>
         <w:lastRenderedPageBreak/>
-        <w:t xml:space="preserve">de error también tendría consecuencias relevantes, pues llevaría a subestimar la influencia del desarrollo económico sobre la </w:t>
+        <w:t xml:space="preserve">del desarrollo económico sobre la </w:t>
       </w:r>
       <w:r>
         <w:t>condición</w:t>
@@ -1407,16 +1424,15 @@
         </m:sSub>
       </m:oMath>
       <w:r>
-        <w:t xml:space="preserve"> </w:t>
-      </w:r>
-      <w:r>
-        <w:t xml:space="preserve">per cápita (toneladas métricas), obtenida de los Indicadores de Desarrollo Mundial del Banco Mundial. Esta es una medida estándar que cuantifica el dióxido de carbono liberado por la actividad humana, específicamente aquel derivado de la quema de combustibles fósiles (sólidos, </w:t>
-      </w:r>
-      <w:r>
-        <w:t>líquidos</w:t>
-      </w:r>
-      <w:r>
-        <w:t xml:space="preserve"> y gaseosos), la fabricación de cemento y la quema de gas (gas flaring) </w:t>
+        <w:t xml:space="preserve"> per cápita (toneladas métricas), obtenida de los Indicadores de Desarrollo Mundial del Banco Mundial. Esta es una medida estándar que cuantifica el dióxido de carbono liberado por la actividad humana, específicamente aquel derivado de la quema de combustibles fósiles (sólidos, líquidos y gaseosos), la fabricación de cemento y la quema de gas (gas </w:t>
+      </w:r>
+      <w:proofErr w:type="spellStart"/>
+      <w:r>
+        <w:t>flaring</w:t>
+      </w:r>
+      <w:proofErr w:type="spellEnd"/>
+      <w:r>
+        <w:t xml:space="preserve">) </w:t>
       </w:r>
       <w:sdt>
         <w:sdtPr>
@@ -1445,16 +1461,7 @@
         </w:sdtContent>
       </w:sdt>
       <w:r>
-        <w:t xml:space="preserve">. El uso de una tasa per cápita es metodológicamente esencial, ya que normaliza los datos en función de la población, permitiendo una comparación </w:t>
-      </w:r>
-      <w:r>
-        <w:t xml:space="preserve">más </w:t>
-      </w:r>
-      <w:r>
-        <w:t>equitativa de la intensidad de emisión entre países de diferentes tamaños, en lugar de medir solo el volumen total</w:t>
-      </w:r>
-      <w:r>
-        <w:t xml:space="preserve"> por país sin considerar su población</w:t>
+        <w:t>. El uso de una tasa per cápita es metodológicamente esencial, ya que normaliza los datos en función de la población, permitiendo una comparación más equitativa de la intensidad de emisión entre países de diferentes tamaños, en lugar de medir solo el volumen total por país sin considerar su población</w:t>
       </w:r>
       <w:sdt>
         <w:sdtPr>
@@ -1475,13 +1482,7 @@
             <w:rPr>
               <w:noProof/>
             </w:rPr>
-            <w:t xml:space="preserve"> </w:t>
-          </w:r>
-          <w:r>
-            <w:rPr>
-              <w:noProof/>
-            </w:rPr>
-            <w:t>(Ritchie, Rosado, &amp; Roser, 2023)</w:t>
+            <w:t xml:space="preserve"> (Ritchie, Rosado, &amp; Roser, 2023)</w:t>
           </w:r>
           <w:r>
             <w:fldChar w:fldCharType="end"/>
@@ -1505,13 +1506,7 @@
         </m:r>
       </m:oMath>
       <w:r>
-        <w:t>) para este análisis se utilizará el PIB per cápita (</w:t>
-      </w:r>
-      <w:r>
-        <w:t>USD</w:t>
-      </w:r>
-      <w:r>
-        <w:t>), obtenido de los Indicadores de Desarrollo Mundial</w:t>
+        <w:t>) para este análisis se utilizará el PIB per cápita (USD), obtenido de los Indicadores de Desarrollo Mundial</w:t>
       </w:r>
       <w:r>
         <w:t xml:space="preserve"> </w:t>
@@ -1575,10 +1570,7 @@
         </w:sdtContent>
       </w:sdt>
       <w:r>
-        <w:t>.</w:t>
-      </w:r>
-      <w:r>
-        <w:t xml:space="preserve"> Con el fin de contrastar </w:t>
+        <w:t xml:space="preserve">. Con el fin de contrastar </w:t>
       </w:r>
       <w:r>
         <w:t>la hipótesis planteada</w:t>
@@ -1625,29 +1617,17 @@
     </w:p>
     <w:p>
       <w:r>
-        <w:t>Esta forma de agrupar representa una clasificación relativa del desarrollo económico, especifica</w:t>
-      </w:r>
-      <w:r>
-        <w:t>da por nuestro equipo con el fin de desarrollar un análisis puntual</w:t>
-      </w:r>
-      <w:r>
-        <w:t xml:space="preserve"> de la muestra </w:t>
-      </w:r>
-      <w:r>
-        <w:t>seleccionada</w:t>
-      </w:r>
-      <w:r>
-        <w:t xml:space="preserve">, y no una categorización absoluta (como las bandas de ingreso que define el propio Banco Mundial). La principal ventaja de esta estrategia, además de la robustez frente a valores extremos y la creación de grupos balanceados (maximizando la potencia para pruebas de comparación), es la simplificación del análisis. Permite una comparación directa e interpretable del comportamiento promedio de las emisiones en dos estratos económicos. Sin embargo, la limitación metodológica más relevante es la pérdida de información y granularidad. Al dicotomizar, países con PIB per cápita muy dispares pero que se ubican en el mismo lado de la mediana son tratados como idénticos, mientras que países muy similares (uno justo por debajo y otro justo por encima del punto de corte) son forzados a grupos </w:t>
+        <w:t xml:space="preserve">Esta forma de agrupar representa una clasificación relativa del desarrollo económico, especificada por nuestro equipo con el fin de desarrollar un análisis puntual de la muestra seleccionada, y no una categorización absoluta (como las bandas de ingreso que define el propio Banco Mundial). La principal ventaja de esta estrategia, además de la robustez frente a valores extremos y la creación de grupos balanceados (maximizando la potencia para pruebas de comparación), es la simplificación del análisis. Permite una comparación directa e interpretable del comportamiento promedio de las emisiones en dos estratos económicos. Sin embargo, la limitación metodológica más relevante es la pérdida de información y granularidad. Al dicotomizar, países con PIB per cápita muy dispares pero que se ubican en el mismo lado de la mediana son tratados como idénticos, mientras que países muy similares (uno justo por debajo y otro justo por encima del punto de corte) son forzados a grupos opuestos. </w:t>
+      </w:r>
+      <w:r>
+        <w:t>No obstante, e</w:t>
+      </w:r>
+      <w:r>
+        <w:t xml:space="preserve">sta pérdida de varianza puede reducir la potencia estadística general </w:t>
       </w:r>
       <w:r>
         <w:lastRenderedPageBreak/>
-        <w:t xml:space="preserve">opuestos. </w:t>
-      </w:r>
-      <w:r>
-        <w:t>No obstante, e</w:t>
-      </w:r>
-      <w:r>
-        <w:t xml:space="preserve">sta pérdida de varianza puede reducir la potencia estadística general en comparación con un análisis de regresión (que usaría la variable continua) y puede </w:t>
+        <w:t xml:space="preserve">en comparación con un análisis de regresión (que usaría la variable continua) y puede </w:t>
       </w:r>
       <w:r>
         <w:t xml:space="preserve">reducir la potencia estadística global e impedir captar relaciones no lineales entre desarrollo y emisiones. </w:t>
@@ -1669,8 +1649,13 @@
         <w:pStyle w:val="Ttulo2"/>
       </w:pPr>
       <w:r>
-        <w:t>Análisis univariado</w:t>
-      </w:r>
+        <w:t xml:space="preserve">Análisis </w:t>
+      </w:r>
+      <w:proofErr w:type="spellStart"/>
+      <w:r>
+        <w:t>univariado</w:t>
+      </w:r>
+      <w:proofErr w:type="spellEnd"/>
     </w:p>
     <w:p>
       <w:r>
@@ -1679,20 +1664,16 @@
       <w:r>
         <w:t xml:space="preserve">on el propósito de explorar la relación entre el nivel de ingreso y las emisiones de CO₂, se presenta un análisis </w:t>
       </w:r>
+      <w:proofErr w:type="spellStart"/>
       <w:r>
         <w:t>uni</w:t>
       </w:r>
       <w:r>
-        <w:t>variado entre el PIB per cápita y el CO₂ per cápita con</w:t>
-      </w:r>
-      <w:r>
-        <w:t xml:space="preserve"> base </w:t>
-      </w:r>
-      <w:r>
-        <w:t>en los</w:t>
-      </w:r>
-      <w:r>
-        <w:t xml:space="preserve"> datos del Banco Mundial se dispone de información correspondiente al año 2023 sobre el PIB per cápita y las emisiones de CO₂ per cápita. En total, se </w:t>
+        <w:t>variado</w:t>
+      </w:r>
+      <w:proofErr w:type="spellEnd"/>
+      <w:r>
+        <w:t xml:space="preserve"> entre el PIB per cápita y el CO₂ per cápita con base en los datos del Banco Mundial se dispone de información correspondiente al año 2023 sobre el PIB per cápita y las emisiones de CO₂ per cápita. En total, se </w:t>
       </w:r>
       <w:r>
         <w:t>tuvieron en cuenta</w:t>
@@ -1722,29 +1703,19 @@
         <w:t xml:space="preserve"> USD</w:t>
       </w:r>
       <w:r>
-        <w:t>. En cuanto a las emisiones, el CO₂ per cápita varía entre 0 y 81,21 toneladas, como se muestra en la Tabla 1.</w:t>
-      </w:r>
-      <w:r>
-        <w:t xml:space="preserve"> </w:t>
+        <w:t xml:space="preserve">. En cuanto a las emisiones, el CO₂ per cápita varía entre 0 y 81,21 toneladas, como se muestra en la Tabla 1. </w:t>
       </w:r>
     </w:p>
     <w:p>
       <w:pPr>
         <w:jc w:val="center"/>
-        <w:rPr>
-          <w:rFonts w:eastAsia="Helvetica"/>
-        </w:rPr>
-      </w:pPr>
-      <w:r>
-        <w:rPr>
-          <w:rFonts w:eastAsia="Helvetica"/>
-          <w:noProof/>
-        </w:rPr>
+      </w:pPr>
+      <w:r>
         <w:drawing>
-          <wp:inline distT="0" distB="0" distL="0" distR="0" wp14:anchorId="70A38E69" wp14:editId="4D9B429D">
-            <wp:extent cx="1835701" cy="1240641"/>
+          <wp:inline distT="0" distB="0" distL="0" distR="0" wp14:anchorId="75EDEEF5" wp14:editId="2B9B4CA1">
+            <wp:extent cx="2038635" cy="1352739"/>
             <wp:effectExtent l="0" t="0" r="0" b="0"/>
-            <wp:docPr id="603564216" name="Imagen 1" descr="Texto&#10;&#10;El contenido generado por IA puede ser incorrecto."/>
+            <wp:docPr id="399389728" name="Imagen 1" descr="Tabla&#10;&#10;El contenido generado por IA puede ser incorrecto."/>
             <wp:cNvGraphicFramePr>
               <a:graphicFrameLocks xmlns:a="http://schemas.openxmlformats.org/drawingml/2006/main" noChangeAspect="1"/>
             </wp:cNvGraphicFramePr>
@@ -1752,30 +1723,23 @@
               <a:graphicData uri="http://schemas.openxmlformats.org/drawingml/2006/picture">
                 <pic:pic xmlns:pic="http://schemas.openxmlformats.org/drawingml/2006/picture">
                   <pic:nvPicPr>
-                    <pic:cNvPr id="1285038003" name="Imagen 1" descr="Texto&#10;&#10;El contenido generado por IA puede ser incorrecto."/>
+                    <pic:cNvPr id="399389728" name="Imagen 1" descr="Tabla&#10;&#10;El contenido generado por IA puede ser incorrecto."/>
                     <pic:cNvPicPr/>
                   </pic:nvPicPr>
-                  <pic:blipFill rotWithShape="1">
+                  <pic:blipFill>
                     <a:blip r:embed="rId11"/>
-                    <a:srcRect t="19927"/>
-                    <a:stretch/>
+                    <a:stretch>
+                      <a:fillRect/>
+                    </a:stretch>
                   </pic:blipFill>
-                  <pic:spPr bwMode="auto">
+                  <pic:spPr>
                     <a:xfrm>
                       <a:off x="0" y="0"/>
-                      <a:ext cx="1838975" cy="1242853"/>
+                      <a:ext cx="2038635" cy="1352739"/>
                     </a:xfrm>
                     <a:prstGeom prst="rect">
                       <a:avLst/>
                     </a:prstGeom>
-                    <a:ln>
-                      <a:noFill/>
-                    </a:ln>
-                    <a:extLst>
-                      <a:ext uri="{53640926-AAD7-44D8-BBD7-CCE9431645EC}">
-                        <a14:shadowObscured xmlns:a14="http://schemas.microsoft.com/office/drawing/2010/main"/>
-                      </a:ext>
-                    </a:extLst>
                   </pic:spPr>
                 </pic:pic>
               </a:graphicData>
@@ -1852,19 +1816,7 @@
         <w:rPr>
           <w:rFonts w:eastAsia="Helvetica"/>
         </w:rPr>
-        <w:t xml:space="preserve"> </w:t>
-      </w:r>
-      <w:r>
-        <w:rPr>
-          <w:rFonts w:eastAsia="Helvetica"/>
-        </w:rPr>
-        <w:t>Descripción de características generales de los datos y variables de interés</w:t>
-      </w:r>
-      <w:r>
-        <w:rPr>
-          <w:rFonts w:eastAsia="Helvetica"/>
-        </w:rPr>
-        <w:t>. Fuente: Banco Mundial. Elaboración propia.</w:t>
+        <w:t xml:space="preserve"> Descripción de características generales de los datos y variables de interés. Fuente: Banco Mundial. Elaboración propia.</w:t>
       </w:r>
     </w:p>
     <w:p>
@@ -2021,13 +1973,7 @@
         <w:t xml:space="preserve"> </w:t>
       </w:r>
       <w:r>
-        <w:t xml:space="preserve">entre el ingreso per cápita y la cantidad de toneladas de </w:t>
-      </w:r>
-      <w:r>
-        <w:t>CO₂</w:t>
-      </w:r>
-      <w:r>
-        <w:t xml:space="preserve"> </w:t>
+        <w:t xml:space="preserve">entre el ingreso per cápita y la cantidad de toneladas de CO₂ </w:t>
       </w:r>
       <w:r>
         <w:t>ya que</w:t>
@@ -2042,13 +1988,7 @@
         <w:t>se asocia, en promedio, con mayores niveles de emisiones.</w:t>
       </w:r>
       <w:r>
-        <w:t xml:space="preserve"> Sin embargo, cabe aclarar que hasta este punto no tenemos evidencia estadística suficiente para afirmar que la producción de </w:t>
-      </w:r>
-      <w:r>
-        <w:t>CO₂</w:t>
-      </w:r>
-      <w:r>
-        <w:t xml:space="preserve"> es mayor en los países de ingresos altos como propone la hipótesis alterna explicada en secciones previas. </w:t>
+        <w:t xml:space="preserve"> Sin embargo, cabe aclarar que hasta este punto no tenemos evidencia estadística suficiente para afirmar que la producción de CO₂ es mayor en los países de ingresos altos como propone la hipótesis alterna explicada en secciones previas. </w:t>
       </w:r>
     </w:p>
     <w:p>
@@ -2058,21 +1998,17 @@
           <w:rFonts w:eastAsia="Helvetica"/>
         </w:rPr>
       </w:pPr>
-    </w:p>
-    <w:p>
-      <w:pPr>
-        <w:spacing w:after="0" w:afterAutospacing="0"/>
-        <w:jc w:val="center"/>
-      </w:pPr>
       <w:r>
         <w:rPr>
+          <w:rFonts w:eastAsia="Helvetica"/>
           <w:noProof/>
         </w:rPr>
+        <w:lastRenderedPageBreak/>
         <w:drawing>
-          <wp:inline distT="0" distB="0" distL="0" distR="0" wp14:anchorId="40A15827" wp14:editId="23ED3114">
-            <wp:extent cx="5355771" cy="459994"/>
+          <wp:inline distT="0" distB="0" distL="0" distR="0" wp14:anchorId="35472197" wp14:editId="72D51A3E">
+            <wp:extent cx="6344920" cy="580942"/>
             <wp:effectExtent l="0" t="0" r="0" b="0"/>
-            <wp:docPr id="563896158" name="Imagen 7" descr="Tabla&#10;&#10;El contenido generado por IA puede ser incorrecto."/>
+            <wp:docPr id="1884590306" name="Imagen 1"/>
             <wp:cNvGraphicFramePr>
               <a:graphicFrameLocks xmlns:a="http://schemas.openxmlformats.org/drawingml/2006/main" noChangeAspect="1"/>
             </wp:cNvGraphicFramePr>
@@ -2080,12 +2016,12 @@
               <a:graphicData uri="http://schemas.openxmlformats.org/drawingml/2006/picture">
                 <pic:pic xmlns:pic="http://schemas.openxmlformats.org/drawingml/2006/picture">
                   <pic:nvPicPr>
-                    <pic:cNvPr id="563896158" name="Imagen 7" descr="Tabla&#10;&#10;El contenido generado por IA puede ser incorrecto."/>
+                    <pic:cNvPr id="0" name="Picture 2"/>
                     <pic:cNvPicPr>
                       <a:picLocks noChangeAspect="1" noChangeArrowheads="1"/>
                     </pic:cNvPicPr>
                   </pic:nvPicPr>
-                  <pic:blipFill rotWithShape="1">
+                  <pic:blipFill>
                     <a:blip r:embed="rId12">
                       <a:extLst>
                         <a:ext uri="{28A0092B-C50C-407E-A947-70E740481C1C}">
@@ -2093,13 +2029,96 @@
                         </a:ext>
                       </a:extLst>
                     </a:blip>
-                    <a:srcRect t="24104"/>
-                    <a:stretch/>
+                    <a:srcRect/>
+                    <a:stretch>
+                      <a:fillRect/>
+                    </a:stretch>
                   </pic:blipFill>
                   <pic:spPr bwMode="auto">
                     <a:xfrm>
                       <a:off x="0" y="0"/>
-                      <a:ext cx="5433229" cy="466647"/>
+                      <a:ext cx="6443889" cy="590004"/>
+                    </a:xfrm>
+                    <a:prstGeom prst="rect">
+                      <a:avLst/>
+                    </a:prstGeom>
+                    <a:noFill/>
+                  </pic:spPr>
+                </pic:pic>
+              </a:graphicData>
+            </a:graphic>
+          </wp:inline>
+        </w:drawing>
+      </w:r>
+    </w:p>
+    <w:p>
+      <w:pPr>
+        <w:spacing w:before="0" w:beforeAutospacing="0"/>
+        <w:jc w:val="center"/>
+        <w:rPr>
+          <w:rFonts w:eastAsia="Helvetica"/>
+        </w:rPr>
+      </w:pPr>
+      <w:r>
+        <w:rPr>
+          <w:rFonts w:eastAsia="Helvetica"/>
+          <w:b/>
+          <w:bCs/>
+        </w:rPr>
+        <w:t>Tabla 2.</w:t>
+      </w:r>
+      <w:r>
+        <w:rPr>
+          <w:rFonts w:eastAsia="Helvetica"/>
+        </w:rPr>
+        <w:t xml:space="preserve"> Estadísticas descriptivas por grupo. Fuente: Banco Mundial. Elaboración propia.</w:t>
+      </w:r>
+    </w:p>
+    <w:p>
+      <w:pPr>
+        <w:jc w:val="center"/>
+        <w:rPr>
+          <w:rFonts w:eastAsia="Helvetica"/>
+        </w:rPr>
+      </w:pPr>
+      <w:r>
+        <w:rPr>
+          <w:rFonts w:eastAsia="Helvetica"/>
+        </w:rPr>
+        <w:drawing>
+          <wp:inline distT="0" distB="0" distL="0" distR="0" wp14:anchorId="3F3A6796" wp14:editId="55D11652">
+            <wp:extent cx="4428402" cy="2990850"/>
+            <wp:effectExtent l="0" t="0" r="0" b="0"/>
+            <wp:docPr id="71250125" name="Imagen 3" descr="Gráfico, Gráfico de dispersión&#10;&#10;El contenido generado por IA puede ser incorrecto."/>
+            <wp:cNvGraphicFramePr>
+              <a:graphicFrameLocks xmlns:a="http://schemas.openxmlformats.org/drawingml/2006/main" noChangeAspect="1"/>
+            </wp:cNvGraphicFramePr>
+            <a:graphic xmlns:a="http://schemas.openxmlformats.org/drawingml/2006/main">
+              <a:graphicData uri="http://schemas.openxmlformats.org/drawingml/2006/picture">
+                <pic:pic xmlns:pic="http://schemas.openxmlformats.org/drawingml/2006/picture">
+                  <pic:nvPicPr>
+                    <pic:cNvPr id="71250125" name="Imagen 3" descr="Gráfico, Gráfico de dispersión&#10;&#10;El contenido generado por IA puede ser incorrecto."/>
+                    <pic:cNvPicPr>
+                      <a:picLocks noChangeAspect="1" noChangeArrowheads="1"/>
+                    </pic:cNvPicPr>
+                  </pic:nvPicPr>
+                  <pic:blipFill rotWithShape="1">
+                    <a:blip r:embed="rId13" cstate="print">
+                      <a:extLst>
+                        <a:ext uri="{28A0092B-C50C-407E-A947-70E740481C1C}">
+                          <a14:useLocalDpi xmlns:a14="http://schemas.microsoft.com/office/drawing/2010/main" val="0"/>
+                        </a:ext>
+                      </a:extLst>
+                    </a:blip>
+                    <a:srcRect t="9957"/>
+                    <a:stretch>
+                      <a:fillRect/>
+                    </a:stretch>
+                  </pic:blipFill>
+                  <pic:spPr bwMode="auto">
+                    <a:xfrm>
+                      <a:off x="0" y="0"/>
+                      <a:ext cx="4435225" cy="2995458"/>
                     </a:xfrm>
                     <a:prstGeom prst="rect">
                       <a:avLst/>
@@ -2123,99 +2142,6 @@
     </w:p>
     <w:p>
       <w:pPr>
-        <w:spacing w:before="0" w:beforeAutospacing="0"/>
-        <w:jc w:val="center"/>
-        <w:rPr>
-          <w:rFonts w:eastAsia="Helvetica"/>
-        </w:rPr>
-      </w:pPr>
-      <w:r>
-        <w:rPr>
-          <w:rFonts w:eastAsia="Helvetica"/>
-          <w:b/>
-          <w:bCs/>
-        </w:rPr>
-        <w:t>Tabla 2.</w:t>
-      </w:r>
-      <w:r>
-        <w:rPr>
-          <w:rFonts w:eastAsia="Helvetica"/>
-        </w:rPr>
-        <w:t xml:space="preserve"> Estadísticas descriptivas por grupo. Fuente: Banco Mundial. Elaboración propia.</w:t>
-      </w:r>
-    </w:p>
-    <w:p>
-      <w:pPr>
-        <w:jc w:val="center"/>
-        <w:rPr>
-          <w:rFonts w:eastAsia="Helvetica"/>
-        </w:rPr>
-      </w:pPr>
-    </w:p>
-    <w:p>
-      <w:pPr>
-        <w:spacing w:after="0" w:afterAutospacing="0"/>
-        <w:jc w:val="center"/>
-      </w:pPr>
-      <w:r>
-        <w:rPr>
-          <w:noProof/>
-        </w:rPr>
-        <w:drawing>
-          <wp:inline distT="0" distB="0" distL="0" distR="0" wp14:anchorId="65558853" wp14:editId="44D0D681">
-            <wp:extent cx="3409411" cy="2301825"/>
-            <wp:effectExtent l="0" t="0" r="0" b="0"/>
-            <wp:docPr id="1983145146" name="Imagen 1" descr="Gráfico, Gráfico de dispersión&#10;&#10;El contenido generado por IA puede ser incorrecto."/>
-            <wp:cNvGraphicFramePr>
-              <a:graphicFrameLocks xmlns:a="http://schemas.openxmlformats.org/drawingml/2006/main" noChangeAspect="1"/>
-            </wp:cNvGraphicFramePr>
-            <a:graphic xmlns:a="http://schemas.openxmlformats.org/drawingml/2006/main">
-              <a:graphicData uri="http://schemas.openxmlformats.org/drawingml/2006/picture">
-                <pic:pic xmlns:pic="http://schemas.openxmlformats.org/drawingml/2006/picture">
-                  <pic:nvPicPr>
-                    <pic:cNvPr id="1782454365" name="Imagen 1" descr="Gráfico, Gráfico de dispersión&#10;&#10;El contenido generado por IA puede ser incorrecto."/>
-                    <pic:cNvPicPr>
-                      <a:picLocks noChangeAspect="1" noChangeArrowheads="1"/>
-                    </pic:cNvPicPr>
-                  </pic:nvPicPr>
-                  <pic:blipFill rotWithShape="1">
-                    <a:blip r:embed="rId13" cstate="print">
-                      <a:extLst>
-                        <a:ext uri="{28A0092B-C50C-407E-A947-70E740481C1C}">
-                          <a14:useLocalDpi xmlns:a14="http://schemas.microsoft.com/office/drawing/2010/main" val="0"/>
-                        </a:ext>
-                      </a:extLst>
-                    </a:blip>
-                    <a:srcRect t="9985"/>
-                    <a:stretch/>
-                  </pic:blipFill>
-                  <pic:spPr bwMode="auto">
-                    <a:xfrm>
-                      <a:off x="0" y="0"/>
-                      <a:ext cx="3418716" cy="2308107"/>
-                    </a:xfrm>
-                    <a:prstGeom prst="rect">
-                      <a:avLst/>
-                    </a:prstGeom>
-                    <a:noFill/>
-                    <a:ln>
-                      <a:noFill/>
-                    </a:ln>
-                    <a:extLst>
-                      <a:ext uri="{53640926-AAD7-44D8-BBD7-CCE9431645EC}">
-                        <a14:shadowObscured xmlns:a14="http://schemas.microsoft.com/office/drawing/2010/main"/>
-                      </a:ext>
-                    </a:extLst>
-                  </pic:spPr>
-                </pic:pic>
-              </a:graphicData>
-            </a:graphic>
-          </wp:inline>
-        </w:drawing>
-      </w:r>
-    </w:p>
-    <w:p>
-      <w:pPr>
         <w:jc w:val="center"/>
         <w:rPr>
           <w:rFonts w:eastAsia="Helvetica"/>
@@ -2287,13 +2213,6 @@
     </w:p>
     <w:p>
       <w:pPr>
-        <w:rPr>
-          <w:rFonts w:eastAsia="Helvetica"/>
-        </w:rPr>
-      </w:pPr>
-    </w:p>
-    <w:p>
-      <w:pPr>
         <w:spacing w:after="0" w:afterAutospacing="0"/>
         <w:jc w:val="center"/>
         <w:rPr>
@@ -2305,8 +2224,8 @@
           <w:noProof/>
         </w:rPr>
         <w:drawing>
-          <wp:inline distT="0" distB="0" distL="0" distR="0" wp14:anchorId="657424A7" wp14:editId="0BD57A68">
-            <wp:extent cx="3182587" cy="2387020"/>
+          <wp:inline distT="0" distB="0" distL="0" distR="0" wp14:anchorId="657424A7" wp14:editId="67AAE60F">
+            <wp:extent cx="3181985" cy="2234169"/>
             <wp:effectExtent l="0" t="0" r="0" b="0"/>
             <wp:docPr id="175591724" name="Imagen 4" descr="Gráfico&#10;&#10;El contenido generado por IA puede ser incorrecto."/>
             <wp:cNvGraphicFramePr>
@@ -2321,7 +2240,7 @@
                       <a:picLocks noChangeAspect="1" noChangeArrowheads="1"/>
                     </pic:cNvPicPr>
                   </pic:nvPicPr>
-                  <pic:blipFill>
+                  <pic:blipFill rotWithShape="1">
                     <a:blip r:embed="rId14" cstate="print">
                       <a:extLst>
                         <a:ext uri="{28A0092B-C50C-407E-A947-70E740481C1C}">
@@ -2329,7 +2248,7 @@
                         </a:ext>
                       </a:extLst>
                     </a:blip>
-                    <a:srcRect/>
+                    <a:srcRect t="6386"/>
                     <a:stretch>
                       <a:fillRect/>
                     </a:stretch>
@@ -2337,7 +2256,7 @@
                   <pic:spPr bwMode="auto">
                     <a:xfrm>
                       <a:off x="0" y="0"/>
-                      <a:ext cx="3195358" cy="2396599"/>
+                      <a:ext cx="3195358" cy="2243559"/>
                     </a:xfrm>
                     <a:prstGeom prst="rect">
                       <a:avLst/>
@@ -2346,6 +2265,11 @@
                     <a:ln>
                       <a:noFill/>
                     </a:ln>
+                    <a:extLst>
+                      <a:ext uri="{53640926-AAD7-44D8-BBD7-CCE9431645EC}">
+                        <a14:shadowObscured xmlns:a14="http://schemas.microsoft.com/office/drawing/2010/main"/>
+                      </a:ext>
+                    </a:extLst>
                   </pic:spPr>
                 </pic:pic>
               </a:graphicData>
@@ -2451,6 +2375,16 @@
         <w:jc w:val="center"/>
         <w:rPr>
           <w:rFonts w:eastAsia="Helvetica"/>
+          <w:b/>
+          <w:bCs/>
+        </w:rPr>
+      </w:pPr>
+    </w:p>
+    <w:p>
+      <w:pPr>
+        <w:jc w:val="center"/>
+        <w:rPr>
+          <w:rFonts w:eastAsia="Helvetica"/>
         </w:rPr>
       </w:pPr>
       <w:r>
@@ -2607,10 +2541,7 @@
         <w:pStyle w:val="Ttulo2"/>
       </w:pPr>
       <w:r>
-        <w:t>I</w:t>
-      </w:r>
-      <w:r>
-        <w:t>ntervalo de confianza del 95 % usando Bootstrap y una prueba t</w:t>
+        <w:t>Intervalo de confianza del 95 % usando Bootstrap y una prueba t</w:t>
       </w:r>
     </w:p>
     <w:p>
@@ -2627,10 +2558,20 @@
         <w:t>Bootstrap</w:t>
       </w:r>
       <w:r>
-        <w:t xml:space="preserve"> no depende de esta suposición, por lo que refuerza la robustez del resultado obtenido.</w:t>
-      </w:r>
-      <w:r>
-        <w:t xml:space="preserve"> Así que, e</w:t>
+        <w:t xml:space="preserve"> no depende de </w:t>
+      </w:r>
+      <w:r>
+        <w:lastRenderedPageBreak/>
+        <w:t>esta suposición, por lo que refuerza la robustez del resultado obtenido.</w:t>
+      </w:r>
+      <w:r>
+        <w:t xml:space="preserve"> Así que,</w:t>
+      </w:r>
+      <w:r>
+        <w:t xml:space="preserve"> como se muestra en la tabla 4,</w:t>
+      </w:r>
+      <w:r>
+        <w:t xml:space="preserve"> e</w:t>
       </w:r>
       <w:r>
         <w:t xml:space="preserve">l intervalo de confianza del 95%, estimado mediante el método </w:t>
@@ -2639,56 +2580,174 @@
         <w:t>Bootstrap</w:t>
       </w:r>
       <w:r>
-        <w:t xml:space="preserve">, oscila entre 4,75 y 8,46 </w:t>
-      </w:r>
-      <w:r>
-        <w:lastRenderedPageBreak/>
-        <w:t>toneladas (IC95% BCa), lo que sugiere que esta diferencia es estadísticamente significativa y robusta. De manera consistente, la prueba t clásica confirma el resultado, con un intervalo de confianza muy similar (4,27 a 7,61 toneladas) y un p-valor igual a 0</w:t>
-      </w:r>
+        <w:t xml:space="preserve">, oscila entre 4,75 y 8,46 toneladas (IC95% </w:t>
+      </w:r>
+      <w:proofErr w:type="spellStart"/>
+      <w:r>
+        <w:t>BCa</w:t>
+      </w:r>
+      <w:proofErr w:type="spellEnd"/>
+      <w:r>
+        <w:t>), lo que sugiere que esta diferencia es estadísticamente significativa y robusta. De manera consistente, la prueba t clásica confirma el resultado, con un intervalo de confianza muy similar (4,27 a 7,61 toneladas) y un p-valor igual a 0</w:t>
+      </w:r>
+      <w:r>
+        <w:t xml:space="preserve">, </w:t>
+      </w:r>
+      <w:r>
+        <w:t xml:space="preserve">que este último resultado indica que la probabilidad de rechazar incorrectamente la hipótesis nula cuando en realidad es verdadera (error tipo I) es prácticamente nula, lo cual respalda una alta confianza en el rechazo de </w:t>
+      </w:r>
+      <m:oMath>
+        <m:sSub>
+          <m:sSubPr>
+            <m:ctrlPr>
+              <w:rPr>
+                <w:rFonts w:ascii="Cambria Math" w:hAnsi="Cambria Math"/>
+              </w:rPr>
+            </m:ctrlPr>
+          </m:sSubPr>
+          <m:e>
+            <m:r>
+              <w:rPr>
+                <w:rFonts w:ascii="Cambria Math" w:hAnsi="Cambria Math"/>
+              </w:rPr>
+              <m:t>H</m:t>
+            </m:r>
+          </m:e>
+          <m:sub>
+            <m:r>
+              <w:rPr>
+                <w:rFonts w:ascii="Cambria Math" w:hAnsi="Cambria Math"/>
+              </w:rPr>
+              <m:t>0</m:t>
+            </m:r>
+          </m:sub>
+        </m:sSub>
+      </m:oMath>
       <w:r>
         <w:t>.</w:t>
       </w:r>
     </w:p>
     <w:p>
       <w:r>
-        <w:t xml:space="preserve">La estimación bootstrap de las medias e intervalos de confianza para las emisiones de CO₂ per cápita en 2023 muestra diferencias marcadas entre los grupos de países según su nivel de ingreso. En promedio, </w:t>
-      </w:r>
-      <w:r>
-        <w:t>los países con alto PIB per cápita registran 7,4 toneladas de CO₂ por persona, mientras que aquellos con bajo PIB per cápita apenas alcanzan 1,5 toneladas.</w:t>
+        <w:t xml:space="preserve">La estimación </w:t>
+      </w:r>
+      <w:r>
+        <w:t>Bootstrap</w:t>
+      </w:r>
+      <w:r>
+        <w:t xml:space="preserve"> de las medias e intervalos de confianza para las emisiones de CO₂ per cápita en 2023 muestra diferencias marcadas entre los grupos de países según su nivel de ingreso. En promedio, los países con alto PIB per cápita registran 7,4 toneladas de CO₂ por persona, mientras que aquellos con bajo PIB per cápita apenas alcanzan 1,5 toneladas.</w:t>
       </w:r>
       <w:r>
         <w:t xml:space="preserve"> Es decir</w:t>
       </w:r>
       <w:r>
         <w:t>, los países con mayor PIB per cápita emiten en promedio alrededor de 5,9 toneladas más de CO₂ per cápita que los países de bajos ingresos, lo que representa una diferencia sustancial en términos ambientales.</w:t>
+      </w:r>
+      <w:r>
+        <w:t xml:space="preserve"> </w:t>
       </w:r>
     </w:p>
     <w:p>
       <w:r>
-        <w:t xml:space="preserve">El método </w:t>
+        <w:t>Dado que ninguno de los intervalos de confianza incluye el valor 0, se concluye que la diferencia entre grupos es estadísticamente significativa</w:t>
+      </w:r>
+      <w:r>
+        <w:t>. Por ejemplo, e</w:t>
+      </w:r>
+      <w:r>
+        <w:t xml:space="preserve">l método </w:t>
       </w:r>
       <w:r>
         <w:t>B</w:t>
       </w:r>
       <w:r>
-        <w:t xml:space="preserve">ootstrap refuerza esta conclusión, al mostrar que la distribución de la diferencia de medias (Figura 4) se concentra por encima de cero, </w:t>
-      </w:r>
-      <w:r>
-        <w:t xml:space="preserve">evidenciando </w:t>
-      </w:r>
-      <w:r>
-        <w:t>que los países más ricos emiten sustancialmente más CO₂ per cápita que los de menor ingreso.</w:t>
+        <w:t>ootstrap refuerza esta conclusión, al mostrar que la distribución de la diferencia de medias (Figura 4) se concentra por encima de cero, evidenciando que</w:t>
+      </w:r>
+      <w:r>
+        <w:t xml:space="preserve"> el intervalo de confianza como la prueba t conducen a la misma conclusión: los países con ingresos altos presentan emisiones per cápita significativamente mayores que los de bajos ingresos.</w:t>
+      </w:r>
+      <w:r>
+        <w:t xml:space="preserve"> </w:t>
       </w:r>
     </w:p>
     <w:p>
       <w:r>
-        <w:t xml:space="preserve">Estos resultados son coherentes con la evidencia internacional sobre la relación entre nivel de desarrollo económico y emisiones, donde un mayor ingreso suele estar asociado a mayores niveles de consumo energético, </w:t>
-      </w:r>
-      <w:r>
-        <w:t>transporte e industria</w:t>
-      </w:r>
-      <w:r>
-        <w:t>. No obstante, también sugiere la necesidad de transiciones energéticas diferenciadas, dado que los países de bajo ingreso contribuyen en menor medida a las emisiones globales, pero suelen ser los más vulnerables a los efectos del cambio climático.</w:t>
+        <w:t>Estos resultados son coherentes con la evidencia internacional sobre la relación entre nivel de desarrollo económico y emisiones, donde un mayor ingreso suele estar asociado a mayores niveles de consumo energético, transporte e industria. No obstante, también sugiere la necesidad de transiciones energéticas diferenciadas, dado que los países de bajo ingreso contribuyen en menor medida a las emisiones globales, pero suelen ser los más vulnerables a los efectos del cambio climático.</w:t>
+      </w:r>
+    </w:p>
+    <w:p>
+      <w:pPr>
+        <w:jc w:val="center"/>
+        <w:rPr>
+          <w:rStyle w:val="Textoennegrita"/>
+          <w:b w:val="0"/>
+          <w:bCs w:val="0"/>
+        </w:rPr>
+      </w:pPr>
+      <w:r>
+        <w:rPr>
+          <w:rStyle w:val="Textoennegrita"/>
+          <w:b w:val="0"/>
+          <w:bCs w:val="0"/>
+        </w:rPr>
+        <w:drawing>
+          <wp:inline distT="0" distB="0" distL="0" distR="0" wp14:anchorId="4845E1C8" wp14:editId="3BF37F76">
+            <wp:extent cx="3972479" cy="638264"/>
+            <wp:effectExtent l="0" t="0" r="9525" b="9525"/>
+            <wp:docPr id="432675641" name="Imagen 1" descr="Texto, Carta&#10;&#10;El contenido generado por IA puede ser incorrecto."/>
+            <wp:cNvGraphicFramePr>
+              <a:graphicFrameLocks xmlns:a="http://schemas.openxmlformats.org/drawingml/2006/main" noChangeAspect="1"/>
+            </wp:cNvGraphicFramePr>
+            <a:graphic xmlns:a="http://schemas.openxmlformats.org/drawingml/2006/main">
+              <a:graphicData uri="http://schemas.openxmlformats.org/drawingml/2006/picture">
+                <pic:pic xmlns:pic="http://schemas.openxmlformats.org/drawingml/2006/picture">
+                  <pic:nvPicPr>
+                    <pic:cNvPr id="699435591" name="Imagen 1" descr="Texto, Carta&#10;&#10;El contenido generado por IA puede ser incorrecto."/>
+                    <pic:cNvPicPr/>
+                  </pic:nvPicPr>
+                  <pic:blipFill>
+                    <a:blip r:embed="rId17"/>
+                    <a:stretch>
+                      <a:fillRect/>
+                    </a:stretch>
+                  </pic:blipFill>
+                  <pic:spPr>
+                    <a:xfrm>
+                      <a:off x="0" y="0"/>
+                      <a:ext cx="3972479" cy="638264"/>
+                    </a:xfrm>
+                    <a:prstGeom prst="rect">
+                      <a:avLst/>
+                    </a:prstGeom>
+                  </pic:spPr>
+                </pic:pic>
+              </a:graphicData>
+            </a:graphic>
+          </wp:inline>
+        </w:drawing>
+      </w:r>
+    </w:p>
+    <w:p>
+      <w:pPr>
+        <w:spacing w:before="0" w:beforeAutospacing="0"/>
+        <w:jc w:val="center"/>
+        <w:rPr>
+          <w:rFonts w:eastAsia="Helvetica"/>
+        </w:rPr>
+      </w:pPr>
+      <w:r>
+        <w:rPr>
+          <w:rFonts w:eastAsia="Helvetica"/>
+          <w:b/>
+          <w:bCs/>
+        </w:rPr>
+        <w:t>Tabla 4.</w:t>
+      </w:r>
+      <w:r>
+        <w:rPr>
+          <w:rFonts w:eastAsia="Helvetica"/>
+        </w:rPr>
+        <w:t xml:space="preserve"> Comparación entre Bootstrap y prueba T. Fuente: Banco Mundial. Elaboración propia.</w:t>
       </w:r>
     </w:p>
     <w:p/>
@@ -2701,6 +2760,7 @@
         <w:rPr>
           <w:noProof/>
         </w:rPr>
+        <w:lastRenderedPageBreak/>
         <w:drawing>
           <wp:inline distT="0" distB="0" distL="0" distR="0" wp14:anchorId="22DD4A1B" wp14:editId="067382B3">
             <wp:extent cx="3304427" cy="2365589"/>
@@ -2719,7 +2779,7 @@
                     </pic:cNvPicPr>
                   </pic:nvPicPr>
                   <pic:blipFill rotWithShape="1">
-                    <a:blip r:embed="rId17" cstate="print">
+                    <a:blip r:embed="rId18" cstate="print">
                       <a:extLst>
                         <a:ext uri="{28A0092B-C50C-407E-A947-70E740481C1C}">
                           <a14:useLocalDpi xmlns:a14="http://schemas.microsoft.com/office/drawing/2010/main" val="0"/>
@@ -2795,14 +2855,6 @@
         </w:rPr>
       </w:pPr>
       <w:r>
-        <w:rPr>
-          <w:b/>
-          <w:bCs/>
-        </w:rPr>
-        <w:lastRenderedPageBreak/>
-        <w:t xml:space="preserve">Respuesta: </w:t>
-      </w:r>
-      <w:r>
         <w:t xml:space="preserve">El intervalo de confianza al 95% tiene resultados entre </w:t>
       </w:r>
       <w:r>
@@ -2811,188 +2863,350 @@
           <w:b w:val="0"/>
           <w:bCs w:val="0"/>
         </w:rPr>
-        <w:t>4,748 a 8,456 lo que indica que existe una diferencia estadísticamente significativa entre las emisiones promedio de CO2 per cápita de los países con alto y bajo PIB. En este intervalo se muestra que los piases con mayor PIB tiene valores más altos en CO2. Estos resultados se pueden comprobar también con el p-valor obtenido (1,0147e-10) y que es muy bajo del 5%. Por lo tanto, hay una probabilidad de cometer error tipo I, es decir, rechazar la hipótesis nula siendo verdadera. Por tanto, se rechaza se rechaza la hipótesis nula de la diferencia de medias y se concluye que las emisiones difieren de manera significativa entre los grupos.</w:t>
-      </w:r>
-    </w:p>
-    <w:p>
-      <w:pPr>
+        <w:t>4,7</w:t>
+      </w:r>
+      <w:r>
         <w:rPr>
           <w:rStyle w:val="Textoennegrita"/>
           <w:b w:val="0"/>
           <w:bCs w:val="0"/>
         </w:rPr>
-      </w:pPr>
+        <w:t>5</w:t>
+      </w:r>
       <w:r>
         <w:rPr>
           <w:rStyle w:val="Textoennegrita"/>
           <w:b w:val="0"/>
           <w:bCs w:val="0"/>
         </w:rPr>
-        <w:t>Finalmente, el intervalo de confianza como la prueba de hipótesis</w:t>
-      </w:r>
-      <w:r>
+        <w:t xml:space="preserve"> a 8,46 lo que indica que existe una diferencia estadísticamente significativa entre las emisiones promedio de CO2 per cápita de los países con alto y bajo PIB. En este intervalo se muestra que los piases con mayor PIB tiene valores más altos en CO2. Estos resultados se pueden comprobar también con el p-valor obtenido y que es muy bajo del 5%. Por lo tanto, hay una probabilidad de cometer error tipo I, es decir, rechazar la hipótesis nula siendo verdadera. Por tanto, se rechaza se rechaza la hipótesis nula de la diferencia de medias y se concluye que las emisiones difieren de manera significativa entre los grupos.</w:t>
+      </w:r>
+    </w:p>
+    <w:p>
+      <w:pPr>
         <w:rPr>
           <w:rStyle w:val="Textoennegrita"/>
           <w:b w:val="0"/>
           <w:bCs w:val="0"/>
         </w:rPr>
-        <w:t xml:space="preserve"> es similar y se concluye que</w:t>
-      </w:r>
+      </w:pPr>
       <w:r>
         <w:rPr>
           <w:rStyle w:val="Textoennegrita"/>
           <w:b w:val="0"/>
           <w:bCs w:val="0"/>
         </w:rPr>
-        <w:t xml:space="preserve"> los países con mayor PIB per cápita emiten significativamente más CO₂ per cápita que los países con menor nivel de ingreso, y la magnitud de esta diferencia es robusta bajo ambos métodos de estimación (bootstrap y prueba t).</w:t>
+        <w:t>Finalmente, el intervalo de confianza como la prueba de hipótesis es similar y se concluye que los países con mayor PIB per cápita emiten significativamente más CO₂ per cápita que los países con menor nivel de ingreso, y la magnitud de esta diferencia es robusta bajo ambos métodos de estimación (</w:t>
+      </w:r>
+      <w:r>
+        <w:rPr>
+          <w:rStyle w:val="Textoennegrita"/>
+          <w:b w:val="0"/>
+          <w:bCs w:val="0"/>
+        </w:rPr>
+        <w:t>Bootstrap</w:t>
+      </w:r>
+      <w:r>
+        <w:rPr>
+          <w:rStyle w:val="Textoennegrita"/>
+          <w:b w:val="0"/>
+          <w:bCs w:val="0"/>
+        </w:rPr>
+        <w:t xml:space="preserve"> y prueba t).</w:t>
       </w:r>
     </w:p>
     <w:p>
       <w:pPr>
-        <w:pStyle w:val="Ttulo1"/>
-      </w:pPr>
-      <w:r>
-        <w:t>Parte 3: Interpretación y reflexión sobre la decisión estadística</w:t>
+        <w:jc w:val="center"/>
+        <w:rPr>
+          <w:rStyle w:val="Textoennegrita"/>
+          <w:b w:val="0"/>
+          <w:bCs w:val="0"/>
+        </w:rPr>
+      </w:pPr>
+      <w:r>
+        <w:rPr>
+          <w:noProof/>
+        </w:rPr>
+        <w:lastRenderedPageBreak/>
+        <w:drawing>
+          <wp:inline distT="0" distB="0" distL="0" distR="0" wp14:anchorId="210F9599" wp14:editId="65B7C36D">
+            <wp:extent cx="4324350" cy="2898557"/>
+            <wp:effectExtent l="0" t="0" r="0" b="0"/>
+            <wp:docPr id="1010583698" name="Imagen 6" descr="Gráfico, Gráfico de cajas y bigotes&#10;&#10;El contenido generado por IA puede ser incorrecto."/>
+            <wp:cNvGraphicFramePr>
+              <a:graphicFrameLocks xmlns:a="http://schemas.openxmlformats.org/drawingml/2006/main" noChangeAspect="1"/>
+            </wp:cNvGraphicFramePr>
+            <a:graphic xmlns:a="http://schemas.openxmlformats.org/drawingml/2006/main">
+              <a:graphicData uri="http://schemas.openxmlformats.org/drawingml/2006/picture">
+                <pic:pic xmlns:pic="http://schemas.openxmlformats.org/drawingml/2006/picture">
+                  <pic:nvPicPr>
+                    <pic:cNvPr id="1010583698" name="Imagen 6" descr="Gráfico, Gráfico de cajas y bigotes&#10;&#10;El contenido generado por IA puede ser incorrecto."/>
+                    <pic:cNvPicPr>
+                      <a:picLocks noChangeAspect="1" noChangeArrowheads="1"/>
+                    </pic:cNvPicPr>
+                  </pic:nvPicPr>
+                  <pic:blipFill rotWithShape="1">
+                    <a:blip r:embed="rId19" cstate="print">
+                      <a:extLst>
+                        <a:ext uri="{28A0092B-C50C-407E-A947-70E740481C1C}">
+                          <a14:useLocalDpi xmlns:a14="http://schemas.microsoft.com/office/drawing/2010/main" val="0"/>
+                        </a:ext>
+                      </a:extLst>
+                    </a:blip>
+                    <a:srcRect t="10635"/>
+                    <a:stretch>
+                      <a:fillRect/>
+                    </a:stretch>
+                  </pic:blipFill>
+                  <pic:spPr bwMode="auto">
+                    <a:xfrm>
+                      <a:off x="0" y="0"/>
+                      <a:ext cx="4332958" cy="2904327"/>
+                    </a:xfrm>
+                    <a:prstGeom prst="rect">
+                      <a:avLst/>
+                    </a:prstGeom>
+                    <a:noFill/>
+                    <a:ln>
+                      <a:noFill/>
+                    </a:ln>
+                    <a:extLst>
+                      <a:ext uri="{53640926-AAD7-44D8-BBD7-CCE9431645EC}">
+                        <a14:shadowObscured xmlns:a14="http://schemas.microsoft.com/office/drawing/2010/main"/>
+                      </a:ext>
+                    </a:extLst>
+                  </pic:spPr>
+                </pic:pic>
+              </a:graphicData>
+            </a:graphic>
+          </wp:inline>
+        </w:drawing>
       </w:r>
     </w:p>
     <w:p>
       <w:pPr>
-        <w:pStyle w:val="Prrafodelista"/>
-        <w:numPr>
-          <w:ilvl w:val="0"/>
-          <w:numId w:val="27"/>
-        </w:numPr>
-      </w:pPr>
-      <w:r>
-        <w:t xml:space="preserve">Analice conceptualmente la decisión: </w:t>
-      </w:r>
-    </w:p>
-    <w:p>
-      <w:pPr>
-        <w:pStyle w:val="Prrafodelista"/>
-        <w:numPr>
-          <w:ilvl w:val="0"/>
-          <w:numId w:val="37"/>
-        </w:numPr>
-      </w:pPr>
-      <w:r>
-        <w:t xml:space="preserve">Si el resultado fue significativo, ¿qué implicaría en términos de política ambiental o desarrollo sostenible? </w:t>
-      </w:r>
-    </w:p>
-    <w:p>
-      <w:pPr>
-        <w:pStyle w:val="Prrafodelista"/>
-        <w:numPr>
-          <w:ilvl w:val="0"/>
-          <w:numId w:val="37"/>
-        </w:numPr>
-      </w:pPr>
-      <w:r>
-        <w:t xml:space="preserve">Si no fue significativo, ¿significa que no existe relación o que la evidencia no es suficiente? </w:t>
-      </w:r>
-    </w:p>
-    <w:p>
-      <w:pPr>
-        <w:pStyle w:val="Prrafodelista"/>
-      </w:pPr>
-    </w:p>
-    <w:p>
-      <w:pPr>
-        <w:pStyle w:val="Prrafodelista"/>
-        <w:numPr>
-          <w:ilvl w:val="0"/>
-          <w:numId w:val="27"/>
-        </w:numPr>
-      </w:pPr>
-      <w:r>
-        <w:t xml:space="preserve">Reflexione sobre los errores posibles: </w:t>
-      </w:r>
-    </w:p>
-    <w:p>
-      <w:pPr>
-        <w:pStyle w:val="Prrafodelista"/>
-        <w:numPr>
-          <w:ilvl w:val="0"/>
-          <w:numId w:val="36"/>
-        </w:numPr>
-      </w:pPr>
-      <w:r>
-        <w:t xml:space="preserve">Describa qué sería un falso positivo y un falso negativo en este estudio, y cuáles consecuencias tendría cada uno. </w:t>
-      </w:r>
-    </w:p>
-    <w:p>
-      <w:pPr>
-        <w:pStyle w:val="Prrafodelista"/>
-        <w:numPr>
-          <w:ilvl w:val="0"/>
-          <w:numId w:val="36"/>
-        </w:numPr>
-      </w:pPr>
-      <w:r>
-        <w:t xml:space="preserve">¿Qué factores metodológicos (tamaño de muestra, variabilidad, agrupación) influyen en la probabilidad de cometer estos errores? </w:t>
-      </w:r>
-    </w:p>
-    <w:p>
-      <w:pPr>
-        <w:pStyle w:val="Prrafodelista"/>
-      </w:pPr>
-    </w:p>
-    <w:p>
-      <w:pPr>
-        <w:pStyle w:val="Prrafodelista"/>
-        <w:numPr>
-          <w:ilvl w:val="0"/>
-          <w:numId w:val="27"/>
-        </w:numPr>
-      </w:pPr>
-      <w:r>
-        <w:t xml:space="preserve">Concluya sobre la robustez de la evidencia: </w:t>
-      </w:r>
-    </w:p>
-    <w:p>
-      <w:pPr>
-        <w:pStyle w:val="Prrafodelista"/>
-        <w:numPr>
-          <w:ilvl w:val="0"/>
-          <w:numId w:val="35"/>
-        </w:numPr>
-      </w:pPr>
-      <w:r>
-        <w:t>¿Cómo podría mejorarse el análisis (más datos, otras variables, nuevos años, ponderaciones)?</w:t>
-      </w:r>
-    </w:p>
-    <w:p>
-      <w:pPr>
-        <w:pStyle w:val="Prrafodelista"/>
-        <w:numPr>
-          <w:ilvl w:val="0"/>
-          <w:numId w:val="35"/>
-        </w:numPr>
-      </w:pPr>
-      <w:r>
-        <w:t>¿Qué limitaciones debemos reconocer al generalizar estos resultados?</w:t>
-      </w:r>
-    </w:p>
-    <w:p>
-      <w:bookmarkStart w:id="0" w:name="_Hlk209643804"/>
-    </w:p>
-    <w:bookmarkEnd w:id="0"/>
-    <w:p>
+        <w:spacing w:before="0" w:beforeAutospacing="0"/>
+        <w:jc w:val="center"/>
+      </w:pPr>
+      <w:r>
+        <w:rPr>
+          <w:rFonts w:eastAsia="Helvetica"/>
+          <w:b/>
+          <w:bCs/>
+        </w:rPr>
+        <w:t xml:space="preserve">Figura </w:t>
+      </w:r>
+      <w:r>
+        <w:rPr>
+          <w:rFonts w:eastAsia="Helvetica"/>
+          <w:b/>
+          <w:bCs/>
+        </w:rPr>
+        <w:t>5</w:t>
+      </w:r>
+      <w:r>
+        <w:rPr>
+          <w:rFonts w:eastAsia="Helvetica"/>
+          <w:b/>
+          <w:bCs/>
+        </w:rPr>
+        <w:t>.</w:t>
+      </w:r>
       <w:r>
         <w:rPr>
           <w:rFonts w:eastAsia="Helvetica"/>
         </w:rPr>
         <w:t xml:space="preserve"> </w:t>
       </w:r>
-    </w:p>
-    <w:p>
-      <w:pPr>
+      <w:r>
         <w:rPr>
           <w:rFonts w:eastAsia="Helvetica"/>
         </w:rPr>
-      </w:pPr>
+        <w:t>Comparación de estimaciones e intervalos de confianza</w:t>
+      </w:r>
+      <w:r>
+        <w:rPr>
+          <w:rFonts w:eastAsia="Helvetica"/>
+        </w:rPr>
+        <w:t>. Fuente: Banco Mundial. Elaboración propia.</w:t>
+      </w:r>
+    </w:p>
+    <w:p>
+      <w:pPr>
+        <w:rPr>
+          <w:rStyle w:val="Textoennegrita"/>
+          <w:b w:val="0"/>
+          <w:bCs w:val="0"/>
+        </w:rPr>
+      </w:pPr>
+    </w:p>
+    <w:p>
+      <w:pPr>
+        <w:pStyle w:val="Ttulo1"/>
+      </w:pPr>
+      <w:r>
+        <w:t>Parte 3: Interpretación y reflexión sobre la decisión estadística</w:t>
+      </w:r>
+    </w:p>
+    <w:p>
+      <w:pPr>
+        <w:pStyle w:val="Ttulo2"/>
+      </w:pPr>
+      <w:r>
+        <w:t>Análisis de los resultados</w:t>
+      </w:r>
+    </w:p>
+    <w:p>
+      <w:pPr>
+        <w:pStyle w:val="Ttulo2"/>
+        <w:numPr>
+          <w:ilvl w:val="0"/>
+          <w:numId w:val="0"/>
+        </w:numPr>
+        <w:rPr>
+          <w:rStyle w:val="Textoennegrita"/>
+          <w:rFonts w:eastAsia="Times New Roman"/>
+        </w:rPr>
+      </w:pPr>
+      <w:r>
+        <w:rPr>
+          <w:rStyle w:val="Textoennegrita"/>
+          <w:rFonts w:eastAsia="Times New Roman"/>
+        </w:rPr>
+        <w:t>El resultado obtenido fue estadísticamente significativo, lo que indica la existencia de diferencias en las emisiones promedio de CO₂ per cápita entre los países de alto y bajo ingreso. En términos de política ambiental y desarrollo sostenible, este hallazgo sugiere que el nivel de desarrollo económico está estrechamente relacionado con el impacto ambiental.</w:t>
+      </w:r>
+    </w:p>
+    <w:p>
+      <w:r>
+        <w:t xml:space="preserve">Desde una perspectiva de política pública, la evidencia respalda la necesidad de diseñar estrategias de mitigación. Los países con mayores ingresos </w:t>
+      </w:r>
+      <w:r>
+        <w:t>que tienen</w:t>
+      </w:r>
+      <w:r>
+        <w:t xml:space="preserve"> mayores emisiones per cápita</w:t>
+      </w:r>
+      <w:r>
+        <w:t xml:space="preserve">, </w:t>
+      </w:r>
+      <w:r>
+        <w:t>deberían asumir compromisos más ambiciosos en la reducción de gases de efecto invernadero, promover la transición hacia energías limpias y fomentar la adopción de tecnologías sostenibles. Un ejemplo de ello es la compra de bonos verdes emitidos por países en desarrollo, como Colombia, que los utiliza para financiar o refinanciar proyectos con impacto ambiental positivo.</w:t>
+      </w:r>
+    </w:p>
+    <w:p>
+      <w:r>
+        <w:t xml:space="preserve">Por su parte, los países de menores ingresos, aunque emiten menos, requieren </w:t>
+      </w:r>
+      <w:r>
+        <w:t>recursos</w:t>
+      </w:r>
+      <w:r>
+        <w:t xml:space="preserve"> internacional</w:t>
+      </w:r>
+      <w:r>
+        <w:t xml:space="preserve">es </w:t>
+      </w:r>
+      <w:r>
+        <w:t>para fortalecer su resiliencia frente al cambio climático, ya que suelen ser los más vulnerables a sus efectos.</w:t>
+      </w:r>
     </w:p>
     <w:p/>
+    <w:p/>
+    <w:p>
+      <w:pPr>
+        <w:pStyle w:val="Ttulo2"/>
+        <w:numPr>
+          <w:ilvl w:val="1"/>
+          <w:numId w:val="46"/>
+        </w:numPr>
+      </w:pPr>
+      <w:r>
+        <w:t>Reflexione sobre los errores posibles</w:t>
+      </w:r>
+    </w:p>
+    <w:p>
+      <w:r>
+        <w:t xml:space="preserve">En este </w:t>
+      </w:r>
+      <w:r>
+        <w:t>trabajo</w:t>
+      </w:r>
+      <w:r>
+        <w:t xml:space="preserve">, un falso positivo (error tipo I) ocurriría si se concluyera que existen diferencias significativas en las emisiones de CO₂ per cápita entre países de alto y bajo ingreso cuando, en realidad, dichas diferencias no existen. Este error llevaría a formular políticas ambientales posiblemente imponiendo mayores compromisos de reducción de emisiones a ciertos países sin una </w:t>
+      </w:r>
+      <w:r>
+        <w:t xml:space="preserve">buena </w:t>
+      </w:r>
+      <w:r>
+        <w:t>justificación</w:t>
+      </w:r>
+      <w:r>
+        <w:t xml:space="preserve">. </w:t>
+      </w:r>
+      <w:r>
+        <w:t>Por el contrario, un falso negativo (error tipo II) se presentaría si se concluyera que no hay diferencias significativas en las emisiones cuando en realidad sí las hay. En este caso, se subestimaría la relación entre desarrollo económico y contaminación, lo que podría retrasar la implementación de políticas y la asignación de recursos de cooperación internacional hacia los países que más lo necesitan.</w:t>
+      </w:r>
+    </w:p>
+    <w:p>
+      <w:r>
+        <w:t>Entre los factores metodológicos que influyen en la probabilidad de cometer estos errores se encuentran el tamaño de la muestra, la variabilidad interna de los grupos y la forma de agrupación de los países. Un tamaño de muestra pequeño o una alta dispersión en los datos puede reducir la potencia estadística de la prueba, aumentando la probabilidad de un falso negativo. Asimismo, una clasificación inadecuada de los países según su nivel de ingreso podría introducir sesgos que incrementen la probabilidad de un falso positivo.</w:t>
+      </w:r>
+    </w:p>
+    <w:p>
+      <w:pPr>
+        <w:pStyle w:val="Ttulo2"/>
+        <w:numPr>
+          <w:ilvl w:val="1"/>
+          <w:numId w:val="46"/>
+        </w:numPr>
+      </w:pPr>
+      <w:r>
+        <w:t>Conclusiones de la evidencia</w:t>
+      </w:r>
+    </w:p>
+    <w:p>
+      <w:r>
+        <w:t>La evidencia obtenida es consistente y robusta en mostrar una diferencia significativa en las emisiones per cápita entre países de alto y bajo ingreso. Sin embargo, el análisis podría fortalecerse mediante la incorporación de más años de observación, lo que permitiría capturar la evolución temporal de las emisiones y su relación con el crecimiento económico. Asimismo, incluir otras variables explicativas</w:t>
+      </w:r>
+      <w:r>
+        <w:t xml:space="preserve">, </w:t>
+      </w:r>
+      <w:proofErr w:type="gramStart"/>
+      <w:r>
+        <w:t>como</w:t>
+      </w:r>
+      <w:proofErr w:type="gramEnd"/>
+      <w:r>
+        <w:t xml:space="preserve"> por ejemplo,</w:t>
+      </w:r>
+      <w:r>
+        <w:t xml:space="preserve"> la densidad poblacional o la intensidad energética</w:t>
+      </w:r>
+      <w:r>
+        <w:t>,</w:t>
+      </w:r>
+      <w:r>
+        <w:t xml:space="preserve"> </w:t>
+      </w:r>
+      <w:r>
+        <w:t>t</w:t>
+      </w:r>
+      <w:r>
+        <w:t>ambién podría considerarse el uso de ponderaciones por población o tamaño económico, para reflejar de manera más realista el peso relativo de cada país en las emisiones globales.</w:t>
+      </w:r>
+    </w:p>
+    <w:p>
+      <w:r>
+        <w:t>En cuanto a las limitaciones, los resultados se basan en una muestra agrupada por nivel de ingreso y en un periodo específico</w:t>
+      </w:r>
+      <w:r>
+        <w:t xml:space="preserve"> que en este caso corresponde al 2023.</w:t>
+      </w:r>
+      <w:r>
+        <w:t xml:space="preserve"> Las diferencias observadas pueden variar según el contexto geográfico, las políticas ambientales implementadas y los patrones de consumo energético. Por ello, los resultados deben interpretarse como evidencia estadística contextual y no como una relación causal definitiva entre el nivel de ingreso y las emisiones de CO₂.</w:t>
+      </w:r>
+    </w:p>
     <w:p>
       <w:r>
         <w:br w:type="page"/>
@@ -3001,7 +3215,6 @@
     <w:sdt>
       <w:sdtPr>
         <w:rPr>
-          <w:rFonts w:asciiTheme="minorHAnsi" w:hAnsiTheme="minorHAnsi" w:cstheme="minorBidi"/>
           <w:b w:val="0"/>
           <w:bCs w:val="0"/>
         </w:rPr>
@@ -3011,11 +3224,6 @@
           <w:docPartUnique/>
         </w:docPartObj>
       </w:sdtPr>
-      <w:sdtEndPr>
-        <w:rPr>
-          <w:rFonts w:ascii="Times New Roman" w:hAnsi="Times New Roman" w:cs="Times New Roman"/>
-        </w:rPr>
-      </w:sdtEndPr>
       <w:sdtContent>
         <w:p>
           <w:pPr>
@@ -3065,7 +3273,7 @@
             </w:rPr>
             <w:t xml:space="preserve"> 180–192. </w:t>
           </w:r>
-          <w:hyperlink r:id="rId18" w:history="1">
+          <w:hyperlink r:id="rId20" w:history="1">
             <w:r>
               <w:rPr>
                 <w:rStyle w:val="Hipervnculo"/>
@@ -3085,19 +3293,7 @@
             <w:rPr>
               <w:lang w:val="en-US"/>
             </w:rPr>
-            <w:t xml:space="preserve">Kasman, A., &amp; Selman, Y. (2015). CO₂ emissions, economic growth, energy consumption, trade and urbanization in new EU member and candidate countries: A panel data analysis. </w:t>
-          </w:r>
-          <w:r>
-            <w:rPr>
-              <w:lang w:val="en-US"/>
-            </w:rPr>
-            <w:t xml:space="preserve">Economic </w:t>
-          </w:r>
-          <w:r>
-            <w:rPr>
-              <w:lang w:val="en-US"/>
-            </w:rPr>
-            <w:t>Modelling, 44, 97–103</w:t>
+            <w:t>Kasman, A., &amp; Selman, Y. (2015). CO₂ emissions, economic growth, energy consumption, trade and urbanization in new EU member and candidate countries: A panel data analysis. Economic Modelling, 44, 97–103</w:t>
           </w:r>
         </w:p>
         <w:p>
@@ -3163,14 +3359,7 @@
                   <w:noProof/>
                   <w:lang w:val="en-US"/>
                 </w:rPr>
-                <w:t xml:space="preserve"> </w:t>
-              </w:r>
-              <w:r>
-                <w:rPr>
-                  <w:noProof/>
-                  <w:lang w:val="en-US"/>
-                </w:rPr>
-                <w:t>(Kasman &amp; Selman, 2015)</w:t>
+                <w:t xml:space="preserve"> (Kasman &amp; Selman, 2015)</w:t>
               </w:r>
               <w:r>
                 <w:rPr>
@@ -3251,14 +3440,49 @@
               <w:lang w:val="en-US"/>
             </w:rPr>
           </w:pPr>
+          <w:proofErr w:type="spellStart"/>
           <w:r>
-            <w:t xml:space="preserve">Monasterolo, I., Roventini, A., &amp; Foxon, T. J. (2019). </w:t>
+            <w:t>Monasterolo</w:t>
+          </w:r>
+          <w:proofErr w:type="spellEnd"/>
+          <w:r>
+            <w:t xml:space="preserve">, I., </w:t>
+          </w:r>
+          <w:proofErr w:type="spellStart"/>
+          <w:r>
+            <w:t>Roventini</w:t>
+          </w:r>
+          <w:proofErr w:type="spellEnd"/>
+          <w:r>
+            <w:t xml:space="preserve">, A., &amp; </w:t>
+          </w:r>
+          <w:proofErr w:type="spellStart"/>
+          <w:r>
+            <w:t>Foxon</w:t>
+          </w:r>
+          <w:proofErr w:type="spellEnd"/>
+          <w:r>
+            <w:t xml:space="preserve">, T. J. (2019). </w:t>
           </w:r>
           <w:r>
             <w:rPr>
               <w:lang w:val="en-US"/>
             </w:rPr>
-            <w:t>Uncertainty of climate policies and implications for economics and finance: An evolutionary economics approach. Ecological Economics, 163, 177–190. https://doi.org/10.1016/j.ecolecon.2019.05.008</w:t>
+            <w:t xml:space="preserve">Uncertainty </w:t>
+          </w:r>
+          <w:proofErr w:type="gramStart"/>
+          <w:r>
+            <w:rPr>
+              <w:lang w:val="en-US"/>
+            </w:rPr>
+            <w:t>of</w:t>
+          </w:r>
+          <w:proofErr w:type="gramEnd"/>
+          <w:r>
+            <w:rPr>
+              <w:lang w:val="en-US"/>
+            </w:rPr>
+            <w:t xml:space="preserve"> climate policies and implications for economics and finance: An evolutionary economics approach. Ecological Economics, 163, 177–190. https://doi.org/10.1016/j.ecolecon.2019.05.008</w:t>
           </w:r>
         </w:p>
         <w:p>
@@ -3267,11 +3491,33 @@
               <w:lang w:val="en-US"/>
             </w:rPr>
           </w:pPr>
+          <w:proofErr w:type="spellStart"/>
           <w:r>
             <w:rPr>
               <w:lang w:val="en-US"/>
             </w:rPr>
-            <w:t>Mitić, P., Fedajev, A., Radulescu, M., &amp; Rehman, A. (2023). The relationship between CO₂ emissions, economic growth, available energy, and employment in SEE countries. Environmental Science and Pollution Research, 30, 88123–88136. https://doi.org/10.1007/s11356-023-28156-3</w:t>
+            <w:t>Mitić</w:t>
+          </w:r>
+          <w:proofErr w:type="spellEnd"/>
+          <w:r>
+            <w:rPr>
+              <w:lang w:val="en-US"/>
+            </w:rPr>
+            <w:t xml:space="preserve">, P., </w:t>
+          </w:r>
+          <w:proofErr w:type="spellStart"/>
+          <w:r>
+            <w:rPr>
+              <w:lang w:val="en-US"/>
+            </w:rPr>
+            <w:t>Fedajev</w:t>
+          </w:r>
+          <w:proofErr w:type="spellEnd"/>
+          <w:r>
+            <w:rPr>
+              <w:lang w:val="en-US"/>
+            </w:rPr>
+            <w:t>, A., Radulescu, M., &amp; Rehman, A. (2023). The relationship between CO₂ emissions, economic growth, available energy, and employment in SEE countries. Environmental Science and Pollution Research, 30, 88123–88136. https://doi.org/10.1007/s11356-023-28156-3</w:t>
           </w:r>
         </w:p>
         <w:p>
@@ -3332,7 +3578,7 @@
             </w:rPr>
             <w:t xml:space="preserve"> </w:t>
           </w:r>
-          <w:hyperlink r:id="rId19" w:tgtFrame="_new" w:history="1">
+          <w:hyperlink r:id="rId21" w:tgtFrame="_new" w:history="1">
             <w:r>
               <w:rPr>
                 <w:rStyle w:val="Hipervnculo"/>
@@ -3348,7 +3594,21 @@
             <w:rPr>
               <w:lang w:val="en-US"/>
             </w:rPr>
-            <w:t xml:space="preserve">United Nations Environment Programme. (2023). </w:t>
+            <w:t xml:space="preserve">United Nations Environment </w:t>
+          </w:r>
+          <w:proofErr w:type="spellStart"/>
+          <w:r>
+            <w:rPr>
+              <w:lang w:val="en-US"/>
+            </w:rPr>
+            <w:t>Programme</w:t>
+          </w:r>
+          <w:proofErr w:type="spellEnd"/>
+          <w:r>
+            <w:rPr>
+              <w:lang w:val="en-US"/>
+            </w:rPr>
+            <w:t xml:space="preserve">. (2023). </w:t>
           </w:r>
           <w:r>
             <w:rPr>
@@ -3362,9 +3622,23 @@
             <w:rPr>
               <w:lang w:val="en-US"/>
             </w:rPr>
-            <w:t xml:space="preserve"> UN Environment Programme. </w:t>
+            <w:t xml:space="preserve"> UN Environment </w:t>
           </w:r>
-          <w:hyperlink r:id="rId20" w:tgtFrame="_new" w:history="1">
+          <w:proofErr w:type="spellStart"/>
+          <w:r>
+            <w:rPr>
+              <w:lang w:val="en-US"/>
+            </w:rPr>
+            <w:t>Programme</w:t>
+          </w:r>
+          <w:proofErr w:type="spellEnd"/>
+          <w:r>
+            <w:rPr>
+              <w:lang w:val="en-US"/>
+            </w:rPr>
+            <w:t xml:space="preserve">. </w:t>
+          </w:r>
+          <w:hyperlink r:id="rId22" w:tgtFrame="_new" w:history="1">
             <w:r>
               <w:rPr>
                 <w:rStyle w:val="Hipervnculo"/>
@@ -3373,7 +3647,6 @@
             </w:r>
           </w:hyperlink>
         </w:p>
-        <w:p/>
       </w:sdtContent>
     </w:sdt>
     <w:p>
@@ -3411,43 +3684,8 @@
         </w:rPr>
       </w:pPr>
     </w:p>
-    <w:p>
-      <w:pPr>
-        <w:rPr>
-          <w:rFonts w:eastAsia="Helvetica"/>
-        </w:rPr>
-      </w:pPr>
-    </w:p>
-    <w:p>
-      <w:pPr>
-        <w:rPr>
-          <w:rFonts w:eastAsia="Helvetica"/>
-        </w:rPr>
-      </w:pPr>
-    </w:p>
-    <w:p>
-      <w:pPr>
-        <w:rPr>
-          <w:rFonts w:eastAsia="Helvetica"/>
-        </w:rPr>
-      </w:pPr>
-    </w:p>
-    <w:p>
-      <w:pPr>
-        <w:rPr>
-          <w:rFonts w:eastAsia="Helvetica"/>
-        </w:rPr>
-      </w:pPr>
-    </w:p>
-    <w:p>
-      <w:pPr>
-        <w:rPr>
-          <w:rFonts w:eastAsia="Helvetica"/>
-        </w:rPr>
-      </w:pPr>
-    </w:p>
     <w:sectPr>
-      <w:headerReference w:type="default" r:id="rId21"/>
+      <w:headerReference w:type="default" r:id="rId23"/>
       <w:pgSz w:w="12240" w:h="15840"/>
       <w:pgMar w:top="1417" w:right="1701" w:bottom="1417" w:left="1701" w:header="283" w:footer="283" w:gutter="0"/>
       <w:cols w:space="708"/>
@@ -8370,6 +8608,15 @@
   </w:num>
   <w:num w:numId="45" w16cid:durableId="263152050">
     <w:abstractNumId w:val="0"/>
+  </w:num>
+  <w:num w:numId="46" w16cid:durableId="547567729">
+    <w:abstractNumId w:val="18"/>
+    <w:lvlOverride w:ilvl="0">
+      <w:startOverride w:val="3"/>
+    </w:lvlOverride>
+    <w:lvlOverride w:ilvl="1">
+      <w:startOverride w:val="4"/>
+    </w:lvlOverride>
   </w:num>
 </w:numbering>
 </file>

--- a/Documentos/Taller 3- JavierAmaya_CamilaCaraballo_LauraRivera.docx
+++ b/Documentos/Taller 3- JavierAmaya_CamilaCaraballo_LauraRivera.docx
@@ -1,6 +1,6 @@
 
 <file path=word/document.xml><?xml version="1.0" encoding="utf-8"?>
-<w:document xmlns:wpc="http://schemas.microsoft.com/office/word/2010/wordprocessingCanvas" xmlns:cx="http://schemas.microsoft.com/office/drawing/2014/chartex" xmlns:cx1="http://schemas.microsoft.com/office/drawing/2015/9/8/chartex" xmlns:cx2="http://schemas.microsoft.com/office/drawing/2015/10/21/chartex" xmlns:cx3="http://schemas.microsoft.com/office/drawing/2016/5/9/chartex" xmlns:cx4="http://schemas.microsoft.com/office/drawing/2016/5/10/chartex" xmlns:cx5="http://schemas.microsoft.com/office/drawing/2016/5/11/chartex" xmlns:cx6="http://schemas.microsoft.com/office/drawing/2016/5/12/chartex" xmlns:cx7="http://schemas.microsoft.com/office/drawing/2016/5/13/chartex" xmlns:cx8="http://schemas.microsoft.com/office/drawing/2016/5/14/chartex" xmlns:mc="http://schemas.openxmlformats.org/markup-compatibility/2006" xmlns:aink="http://schemas.microsoft.com/office/drawing/2016/ink" xmlns:am3d="http://schemas.microsoft.com/office/drawing/2017/model3d" xmlns:o="urn:schemas-microsoft-com:office:office" xmlns:oel="http://schemas.microsoft.com/office/2019/extlst" xmlns:r="http://schemas.openxmlformats.org/officeDocument/2006/relationships" xmlns:m="http://schemas.openxmlformats.org/officeDocument/2006/math" xmlns:v="urn:schemas-microsoft-com:vml" xmlns:wp14="http://schemas.microsoft.com/office/word/2010/wordprocessingDrawing" xmlns:wp="http://schemas.openxmlformats.org/drawingml/2006/wordprocessingDrawing" xmlns:w10="urn:schemas-microsoft-com:office:word" xmlns:w="http://schemas.openxmlformats.org/wordprocessingml/2006/main" xmlns:w14="http://schemas.microsoft.com/office/word/2010/wordml" xmlns:w15="http://schemas.microsoft.com/office/word/2012/wordml" xmlns:w16cex="http://schemas.microsoft.com/office/word/2018/wordml/cex" xmlns:w16cid="http://schemas.microsoft.com/office/word/2016/wordml/cid" xmlns:w16="http://schemas.microsoft.com/office/word/2018/wordml" xmlns:w16du="http://schemas.microsoft.com/office/word/2023/wordml/word16du" xmlns:w16sdtdh="http://schemas.microsoft.com/office/word/2020/wordml/sdtdatahash" xmlns:w16sdtfl="http://schemas.microsoft.com/office/word/2024/wordml/sdtformatlock" xmlns:w16se="http://schemas.microsoft.com/office/word/2015/wordml/symex" xmlns:wpg="http://schemas.microsoft.com/office/word/2010/wordprocessingGroup" xmlns:wpi="http://schemas.microsoft.com/office/word/2010/wordprocessingInk" xmlns:wne="http://schemas.microsoft.com/office/word/2006/wordml" xmlns:wps="http://schemas.microsoft.com/office/word/2010/wordprocessingShape" mc:Ignorable="w14 w15 w16se w16cid w16 w16cex w16sdtdh w16sdtfl w16du wp14">
+<w:document xmlns:wpc="http://schemas.microsoft.com/office/word/2010/wordprocessingCanvas" xmlns:cx="http://schemas.microsoft.com/office/drawing/2014/chartex" xmlns:cx1="http://schemas.microsoft.com/office/drawing/2015/9/8/chartex" xmlns:cx2="http://schemas.microsoft.com/office/drawing/2015/10/21/chartex" xmlns:cx3="http://schemas.microsoft.com/office/drawing/2016/5/9/chartex" xmlns:cx4="http://schemas.microsoft.com/office/drawing/2016/5/10/chartex" xmlns:cx5="http://schemas.microsoft.com/office/drawing/2016/5/11/chartex" xmlns:cx6="http://schemas.microsoft.com/office/drawing/2016/5/12/chartex" xmlns:cx7="http://schemas.microsoft.com/office/drawing/2016/5/13/chartex" xmlns:cx8="http://schemas.microsoft.com/office/drawing/2016/5/14/chartex" xmlns:mc="http://schemas.openxmlformats.org/markup-compatibility/2006" xmlns:aink="http://schemas.microsoft.com/office/drawing/2016/ink" xmlns:am3d="http://schemas.microsoft.com/office/drawing/2017/model3d" xmlns:o="urn:schemas-microsoft-com:office:office" xmlns:r="http://schemas.openxmlformats.org/officeDocument/2006/relationships" xmlns:m="http://schemas.openxmlformats.org/officeDocument/2006/math" xmlns:v="urn:schemas-microsoft-com:vml" xmlns:wp14="http://schemas.microsoft.com/office/word/2010/wordprocessingDrawing" xmlns:wp="http://schemas.openxmlformats.org/drawingml/2006/wordprocessingDrawing" xmlns:w10="urn:schemas-microsoft-com:office:word" xmlns:w="http://schemas.openxmlformats.org/wordprocessingml/2006/main" xmlns:w14="http://schemas.microsoft.com/office/word/2010/wordml" xmlns:w15="http://schemas.microsoft.com/office/word/2012/wordml" xmlns:w16cex="http://schemas.microsoft.com/office/word/2018/wordml/cex" xmlns:w16cid="http://schemas.microsoft.com/office/word/2016/wordml/cid" xmlns:w16="http://schemas.microsoft.com/office/word/2018/wordml" xmlns:w16sdtdh="http://schemas.microsoft.com/office/word/2020/wordml/sdtdatahash" xmlns:w16se="http://schemas.microsoft.com/office/word/2015/wordml/symex" xmlns:wpg="http://schemas.microsoft.com/office/word/2010/wordprocessingGroup" xmlns:wpi="http://schemas.microsoft.com/office/word/2010/wordprocessingInk" xmlns:wne="http://schemas.microsoft.com/office/word/2006/wordml" xmlns:wps="http://schemas.microsoft.com/office/word/2010/wordprocessingShape" mc:Ignorable="w14 w15 w16se w16cid w16 w16cex w16sdtdh wp14">
   <w:body>
     <w:p/>
     <w:p/>
@@ -191,31 +191,7 @@
     </w:p>
     <w:p>
       <w:r>
-        <w:t>Usted forma parte de un equipo de análisis económico encargado de identificar patrones globales relacionados con el desarrollo sostenible. El equipo quiere analizar si el nivel de ingreso de los países se asocia con mayores emisiones de CO₂ per cápita, y para ello propone usar datos del Banco Mundial (</w:t>
-      </w:r>
-      <w:proofErr w:type="spellStart"/>
-      <w:r>
-        <w:t>World</w:t>
-      </w:r>
-      <w:proofErr w:type="spellEnd"/>
-      <w:r>
-        <w:t xml:space="preserve"> </w:t>
-      </w:r>
-      <w:proofErr w:type="spellStart"/>
-      <w:r>
-        <w:t>Development</w:t>
-      </w:r>
-      <w:proofErr w:type="spellEnd"/>
-      <w:r>
-        <w:t xml:space="preserve"> </w:t>
-      </w:r>
-      <w:proofErr w:type="spellStart"/>
-      <w:r>
-        <w:t>Indicators</w:t>
-      </w:r>
-      <w:proofErr w:type="spellEnd"/>
-      <w:r>
-        <w:t>) y aplicar pruebas de hipótesis que permitan evaluar si las diferencias observadas son estadísticamente significativas o producto del azar muestral.</w:t>
+        <w:t>Usted forma parte de un equipo de análisis económico encargado de identificar patrones globales relacionados con el desarrollo sostenible. El equipo quiere analizar si el nivel de ingreso de los países se asocia con mayores emisiones de CO₂ per cápita, y para ello propone usar datos del Banco Mundial (World Development Indicators) y aplicar pruebas de hipótesis que permitan evaluar si las diferencias observadas son estadísticamente significativas o producto del azar muestral.</w:t>
       </w:r>
     </w:p>
     <w:p>
@@ -269,6 +245,7 @@
           <w:id w:val="2079941239"/>
           <w:citation/>
         </w:sdtPr>
+        <w:sdtEndPr/>
         <w:sdtContent>
           <w:r>
             <w:fldChar w:fldCharType="begin"/>
@@ -309,6 +286,7 @@
           <w:id w:val="1658180094"/>
           <w:citation/>
         </w:sdtPr>
+        <w:sdtEndPr/>
         <w:sdtContent>
           <w:r>
             <w:fldChar w:fldCharType="begin"/>
@@ -334,21 +312,14 @@
         <w:t xml:space="preserve">. </w:t>
       </w:r>
       <w:r>
-        <w:t>En esta línea, una parte importante de la literatura se ha concentrado en el estudio de la Curva Ambiental de Kuznets (</w:t>
-      </w:r>
-      <w:proofErr w:type="spellStart"/>
-      <w:r>
-        <w:t>Environmental</w:t>
-      </w:r>
-      <w:proofErr w:type="spellEnd"/>
-      <w:r>
-        <w:t xml:space="preserve"> Kuznets Curve, EKC), la cual propone un vínculo entre el crecimiento económico y el deterioro ambiental. Esta formulación se deriva de la curva original de </w:t>
+        <w:t xml:space="preserve">En esta línea, una parte importante de la literatura se ha concentrado en el estudio de la Curva Ambiental de Kuznets (Environmental Kuznets Curve, EKC), la cual propone un vínculo entre el crecimiento económico y el deterioro ambiental. Esta formulación se deriva de la curva original de </w:t>
       </w:r>
       <w:sdt>
         <w:sdtPr>
           <w:id w:val="-1831514131"/>
           <w:citation/>
         </w:sdtPr>
+        <w:sdtEndPr/>
         <w:sdtContent>
           <w:r>
             <w:fldChar w:fldCharType="begin"/>
@@ -378,11 +349,9 @@
       <w:r>
         <w:t xml:space="preserve">La adaptación ambiental de esta curva plantea que, a medida que el ingreso per cápita aumenta, las emisiones de carbono también se incrementan hasta alcanzar un punto de inflexión, tras el cual comienzan a disminuir, configurando una relación de tipo cóncavo. En otras palabras, las economías en etapas tempranas de desarrollo tienden a depender de actividades intensivas en energía y recursos, mientras que las economías más avanzadas logran </w:t>
       </w:r>
-      <w:proofErr w:type="spellStart"/>
       <w:r>
         <w:t>diverger</w:t>
       </w:r>
-      <w:proofErr w:type="spellEnd"/>
       <w:r>
         <w:t xml:space="preserve"> el crecimiento económico de la contaminación gracias a la innovación tecnológica, la eficiencia energética y una mayor regulación ambiental. No obstante, diversos estudios han señalado que las regulaciones específicas y las características institucionales de cada país introducen problemas de endogeneidad y variables omitidas, que limitan la capacidad para identificar una relación causal robusta</w:t>
       </w:r>
@@ -394,6 +363,7 @@
           <w:id w:val="2133205839"/>
           <w:citation/>
         </w:sdtPr>
+        <w:sdtEndPr/>
         <w:sdtContent>
           <w:r>
             <w:fldChar w:fldCharType="begin"/>
@@ -432,6 +402,7 @@
           <w:id w:val="-926186307"/>
           <w:citation/>
         </w:sdtPr>
+        <w:sdtEndPr/>
         <w:sdtContent>
           <w:r>
             <w:fldChar w:fldCharType="begin"/>
@@ -478,6 +449,7 @@
           <w:id w:val="1349217133"/>
           <w:citation/>
         </w:sdtPr>
+        <w:sdtEndPr/>
         <w:sdtContent>
           <w:r>
             <w:fldChar w:fldCharType="begin"/>
@@ -492,7 +464,7 @@
             <w:rPr>
               <w:noProof/>
             </w:rPr>
-            <w:t>(Ritchie, 2023)</w:t>
+            <w:t>(Ritchie H. , 2023)</w:t>
           </w:r>
           <w:r>
             <w:fldChar w:fldCharType="end"/>
@@ -536,6 +508,7 @@
           <w:id w:val="1762563554"/>
           <w:citation/>
         </w:sdtPr>
+        <w:sdtEndPr/>
         <w:sdtContent>
           <w:r>
             <w:fldChar w:fldCharType="begin"/>
@@ -628,10 +601,7 @@
     <w:p>
       <w:r>
         <w:lastRenderedPageBreak/>
-        <w:t>Dado que el interés del contraste es determinar si los países de altos ingresos presentan mayores emisiones de CO₂ per cápita que los de bajos ingresos, la prueba se formula como una prueba de una cola (superior).</w:t>
-      </w:r>
-      <w:r>
-        <w:t xml:space="preserve"> Por lo tanto, c</w:t>
+        <w:t>Dado que el interés del contraste es determinar si los países de altos ingresos presentan mayores emisiones de CO₂ per cápita que los de bajos ingresos, la prueba se formula como una prueba de una cola (superior). Por lo tanto, c</w:t>
       </w:r>
       <w:r>
         <w:t xml:space="preserve">on base en este objetivo, se </w:t>
@@ -1021,7 +991,19 @@
               <w:rPr>
                 <w:rFonts w:ascii="Cambria Math" w:hAnsi="Cambria Math"/>
               </w:rPr>
-              <m:t>μCO2</m:t>
+              <m:t>μ</m:t>
+            </m:r>
+            <m:r>
+              <w:rPr>
+                <w:rFonts w:ascii="Cambria Math" w:hAnsi="Cambria Math"/>
+              </w:rPr>
+              <m:t>CO</m:t>
+            </m:r>
+            <m:r>
+              <w:rPr>
+                <w:rFonts w:ascii="Cambria Math" w:hAnsi="Cambria Math"/>
+              </w:rPr>
+              <m:t>2</m:t>
             </m:r>
           </m:e>
           <m:sub>
@@ -1067,7 +1049,13 @@
               <w:rPr>
                 <w:rFonts w:ascii="Cambria Math" w:hAnsi="Cambria Math"/>
               </w:rPr>
-              <m:t>μCO2</m:t>
+              <m:t>μCO</m:t>
+            </m:r>
+            <m:r>
+              <w:rPr>
+                <w:rFonts w:ascii="Cambria Math" w:hAnsi="Cambria Math"/>
+              </w:rPr>
+              <m:t>2</m:t>
             </m:r>
           </m:e>
           <m:sub>
@@ -1289,42 +1277,25 @@
         <w:t>cuando en realidad dichas diferencias no existen</w:t>
       </w:r>
       <w:r>
+        <w:t xml:space="preserve"> o incluso son contrarias, es decir, los países de mayores ingresos no presentan emisiones per cápita más altas</w:t>
+      </w:r>
+      <w:r>
+        <w:t>. En términos prácticos, esto supondría atribuir al nivel de ingreso un</w:t>
+      </w:r>
+      <w:r>
+        <w:t xml:space="preserve">a </w:t>
+      </w:r>
+      <w:r>
+        <w:t>diferencia</w:t>
+      </w:r>
+      <w:r>
         <w:t xml:space="preserve"> </w:t>
       </w:r>
       <w:r>
-        <w:t>o incluso son contrarias</w:t>
-      </w:r>
-      <w:r>
-        <w:t xml:space="preserve">, </w:t>
-      </w:r>
-      <w:r>
-        <w:t>es decir, los países de mayores ingresos no presentan emisiones per cápita más altas</w:t>
-      </w:r>
-      <w:r>
-        <w:t>. En términos prácticos, esto supondría atribuir al nivel de ingreso un</w:t>
-      </w:r>
-      <w:r>
-        <w:t xml:space="preserve">a </w:t>
-      </w:r>
-      <w:r>
-        <w:t>diferencia</w:t>
-      </w:r>
-      <w:r>
-        <w:t xml:space="preserve"> </w:t>
-      </w:r>
-      <w:r>
         <w:t xml:space="preserve">dado </w:t>
       </w:r>
       <w:r>
-        <w:t xml:space="preserve">el comportamiento de las emisiones sin que haya evidencia que lo sustente. Una conclusión de este tipo podría conducir a interpretaciones erróneas sobre la relación entre crecimiento económico y contaminación </w:t>
-      </w:r>
-      <w:proofErr w:type="gramStart"/>
-      <w:r>
-        <w:t>y</w:t>
-      </w:r>
-      <w:proofErr w:type="gramEnd"/>
-      <w:r>
-        <w:t xml:space="preserve"> en consecuencia, a la formulación de políticas públicas inadecuadas en materia de sostenibilidad ambiental.</w:t>
+        <w:t>el comportamiento de las emisiones sin que haya evidencia que lo sustente. Una conclusión de este tipo podría conducir a interpretaciones erróneas sobre la relación entre crecimiento económico y contaminación y en consecuencia, a la formulación de políticas públicas inadecuadas en materia de sostenibilidad ambiental.</w:t>
       </w:r>
     </w:p>
     <w:p>
@@ -1424,21 +1395,14 @@
         </m:sSub>
       </m:oMath>
       <w:r>
-        <w:t xml:space="preserve"> per cápita (toneladas métricas), obtenida de los Indicadores de Desarrollo Mundial del Banco Mundial. Esta es una medida estándar que cuantifica el dióxido de carbono liberado por la actividad humana, específicamente aquel derivado de la quema de combustibles fósiles (sólidos, líquidos y gaseosos), la fabricación de cemento y la quema de gas (gas </w:t>
-      </w:r>
-      <w:proofErr w:type="spellStart"/>
-      <w:r>
-        <w:t>flaring</w:t>
-      </w:r>
-      <w:proofErr w:type="spellEnd"/>
-      <w:r>
-        <w:t xml:space="preserve">) </w:t>
+        <w:t xml:space="preserve"> per cápita (toneladas métricas), obtenida de los Indicadores de Desarrollo Mundial del Banco Mundial. Esta es una medida estándar que cuantifica el dióxido de carbono liberado por la actividad humana, específicamente aquel derivado de la quema de combustibles fósiles (sólidos, líquidos y gaseosos), la fabricación de cemento y la quema de gas (gas flaring) </w:t>
       </w:r>
       <w:sdt>
         <w:sdtPr>
           <w:id w:val="-1164236958"/>
           <w:citation/>
         </w:sdtPr>
+        <w:sdtEndPr/>
         <w:sdtContent>
           <w:r>
             <w:fldChar w:fldCharType="begin"/>
@@ -1468,6 +1432,7 @@
           <w:id w:val="-1650359933"/>
           <w:citation/>
         </w:sdtPr>
+        <w:sdtEndPr/>
         <w:sdtContent>
           <w:r>
             <w:fldChar w:fldCharType="begin"/>
@@ -1516,6 +1481,7 @@
           <w:id w:val="-1740709011"/>
           <w:citation/>
         </w:sdtPr>
+        <w:sdtEndPr/>
         <w:sdtContent>
           <w:r>
             <w:fldChar w:fldCharType="begin"/>
@@ -1548,6 +1514,7 @@
           <w:id w:val="-1016150696"/>
           <w:citation/>
         </w:sdtPr>
+        <w:sdtEndPr/>
         <w:sdtContent>
           <w:r>
             <w:fldChar w:fldCharType="begin"/>
@@ -1649,13 +1616,8 @@
         <w:pStyle w:val="Ttulo2"/>
       </w:pPr>
       <w:r>
-        <w:t xml:space="preserve">Análisis </w:t>
-      </w:r>
-      <w:proofErr w:type="spellStart"/>
-      <w:r>
-        <w:t>univariado</w:t>
-      </w:r>
-      <w:proofErr w:type="spellEnd"/>
+        <w:t>Descripción de los datos</w:t>
+      </w:r>
     </w:p>
     <w:p>
       <w:r>
@@ -1664,16 +1626,11 @@
       <w:r>
         <w:t xml:space="preserve">on el propósito de explorar la relación entre el nivel de ingreso y las emisiones de CO₂, se presenta un análisis </w:t>
       </w:r>
-      <w:proofErr w:type="spellStart"/>
       <w:r>
         <w:t>uni</w:t>
       </w:r>
       <w:r>
-        <w:t>variado</w:t>
-      </w:r>
-      <w:proofErr w:type="spellEnd"/>
-      <w:r>
-        <w:t xml:space="preserve"> entre el PIB per cápita y el CO₂ per cápita con base en los datos del Banco Mundial se dispone de información correspondiente al año 2023 sobre el PIB per cápita y las emisiones de CO₂ per cápita. En total, se </w:t>
+        <w:t xml:space="preserve">variado entre el PIB per cápita y el CO₂ per cápita con base en los datos del Banco Mundial se dispone de información correspondiente al año 2023 sobre el PIB per cápita y las emisiones de CO₂ per cápita. En total, se </w:t>
       </w:r>
       <w:r>
         <w:t>tuvieron en cuenta</w:t>
@@ -1711,6 +1668,9 @@
         <w:jc w:val="center"/>
       </w:pPr>
       <w:r>
+        <w:rPr>
+          <w:noProof/>
+        </w:rPr>
         <w:drawing>
           <wp:inline distT="0" distB="0" distL="0" distR="0" wp14:anchorId="75EDEEF5" wp14:editId="2B9B4CA1">
             <wp:extent cx="2038635" cy="1352739"/>
@@ -1817,14 +1777,6 @@
           <w:rFonts w:eastAsia="Helvetica"/>
         </w:rPr>
         <w:t xml:space="preserve"> Descripción de características generales de los datos y variables de interés. Fuente: Banco Mundial. Elaboración propia.</w:t>
-      </w:r>
-    </w:p>
-    <w:p>
-      <w:pPr>
-        <w:pStyle w:val="Ttulo2"/>
-      </w:pPr>
-      <w:r>
-        <w:t>Estadísticas descriptivas</w:t>
       </w:r>
     </w:p>
     <w:p>
@@ -2084,6 +2036,7 @@
       <w:r>
         <w:rPr>
           <w:rFonts w:eastAsia="Helvetica"/>
+          <w:noProof/>
         </w:rPr>
         <w:drawing>
           <wp:inline distT="0" distB="0" distL="0" distR="0" wp14:anchorId="3F3A6796" wp14:editId="55D11652">
@@ -2432,17 +2385,25 @@
     </w:p>
     <w:p>
       <w:pPr>
-        <w:spacing w:after="0" w:afterAutospacing="0"/>
-      </w:pPr>
-      <w:r>
+        <w:jc w:val="center"/>
         <w:rPr>
+          <w:rStyle w:val="Textoennegrita"/>
+          <w:b w:val="0"/>
+          <w:bCs w:val="0"/>
+        </w:rPr>
+      </w:pPr>
+      <w:r>
+        <w:rPr>
+          <w:rStyle w:val="Textoennegrita"/>
+          <w:b w:val="0"/>
+          <w:bCs w:val="0"/>
           <w:noProof/>
         </w:rPr>
         <w:drawing>
-          <wp:inline distT="0" distB="0" distL="0" distR="0" wp14:anchorId="0803A947" wp14:editId="6173455D">
-            <wp:extent cx="5539839" cy="494332"/>
-            <wp:effectExtent l="0" t="0" r="3810" b="1270"/>
-            <wp:docPr id="441917089" name="Imagen 8"/>
+          <wp:inline distT="0" distB="0" distL="0" distR="0" wp14:anchorId="38156724" wp14:editId="2239F4FB">
+            <wp:extent cx="3247902" cy="638175"/>
+            <wp:effectExtent l="0" t="0" r="0" b="0"/>
+            <wp:docPr id="432675641" name="Imagen 1" descr="Texto, Carta&#10;&#10;El contenido generado por IA puede ser incorrecto."/>
             <wp:cNvGraphicFramePr>
               <a:graphicFrameLocks xmlns:a="http://schemas.openxmlformats.org/drawingml/2006/main" noChangeAspect="1"/>
             </wp:cNvGraphicFramePr>
@@ -2450,26 +2411,125 @@
               <a:graphicData uri="http://schemas.openxmlformats.org/drawingml/2006/picture">
                 <pic:pic xmlns:pic="http://schemas.openxmlformats.org/drawingml/2006/picture">
                   <pic:nvPicPr>
-                    <pic:cNvPr id="0" name="Picture 3"/>
+                    <pic:cNvPr id="699435591" name="Imagen 1" descr="Texto, Carta&#10;&#10;El contenido generado por IA puede ser incorrecto."/>
+                    <pic:cNvPicPr/>
+                  </pic:nvPicPr>
+                  <pic:blipFill rotWithShape="1">
+                    <a:blip r:embed="rId16"/>
+                    <a:srcRect r="18228"/>
+                    <a:stretch/>
+                  </pic:blipFill>
+                  <pic:spPr bwMode="auto">
+                    <a:xfrm>
+                      <a:off x="0" y="0"/>
+                      <a:ext cx="3248355" cy="638264"/>
+                    </a:xfrm>
+                    <a:prstGeom prst="rect">
+                      <a:avLst/>
+                    </a:prstGeom>
+                    <a:ln>
+                      <a:noFill/>
+                    </a:ln>
+                    <a:extLst>
+                      <a:ext uri="{53640926-AAD7-44D8-BBD7-CCE9431645EC}">
+                        <a14:shadowObscured xmlns:a14="http://schemas.microsoft.com/office/drawing/2010/main"/>
+                      </a:ext>
+                    </a:extLst>
+                  </pic:spPr>
+                </pic:pic>
+              </a:graphicData>
+            </a:graphic>
+          </wp:inline>
+        </w:drawing>
+      </w:r>
+    </w:p>
+    <w:p>
+      <w:pPr>
+        <w:spacing w:before="0" w:beforeAutospacing="0"/>
+        <w:jc w:val="center"/>
+        <w:rPr>
+          <w:rFonts w:eastAsia="Helvetica"/>
+        </w:rPr>
+      </w:pPr>
+      <w:r>
+        <w:rPr>
+          <w:rFonts w:eastAsia="Helvetica"/>
+          <w:b/>
+          <w:bCs/>
+        </w:rPr>
+        <w:t xml:space="preserve">Tabla </w:t>
+      </w:r>
+      <w:r>
+        <w:rPr>
+          <w:rFonts w:eastAsia="Helvetica"/>
+          <w:b/>
+          <w:bCs/>
+        </w:rPr>
+        <w:t>3</w:t>
+      </w:r>
+      <w:r>
+        <w:rPr>
+          <w:rFonts w:eastAsia="Helvetica"/>
+          <w:b/>
+          <w:bCs/>
+        </w:rPr>
+        <w:t>.</w:t>
+      </w:r>
+      <w:r>
+        <w:rPr>
+          <w:rFonts w:eastAsia="Helvetica"/>
+        </w:rPr>
+        <w:t xml:space="preserve"> Comparación entre Bootstrap y prueba T. Fuente: Banco Mundial. Elaboración propia.</w:t>
+      </w:r>
+    </w:p>
+    <w:p>
+      <w:pPr>
+        <w:jc w:val="center"/>
+        <w:rPr>
+          <w:rStyle w:val="Textoennegrita"/>
+          <w:b w:val="0"/>
+          <w:bCs w:val="0"/>
+        </w:rPr>
+      </w:pPr>
+      <w:r>
+        <w:rPr>
+          <w:noProof/>
+        </w:rPr>
+        <w:lastRenderedPageBreak/>
+        <w:drawing>
+          <wp:inline distT="0" distB="0" distL="0" distR="0" wp14:anchorId="52E9D1F8" wp14:editId="6F28E983">
+            <wp:extent cx="4324350" cy="2898557"/>
+            <wp:effectExtent l="0" t="0" r="0" b="0"/>
+            <wp:docPr id="1010583698" name="Imagen 6" descr="Gráfico, Gráfico de cajas y bigotes&#10;&#10;El contenido generado por IA puede ser incorrecto."/>
+            <wp:cNvGraphicFramePr>
+              <a:graphicFrameLocks xmlns:a="http://schemas.openxmlformats.org/drawingml/2006/main" noChangeAspect="1"/>
+            </wp:cNvGraphicFramePr>
+            <a:graphic xmlns:a="http://schemas.openxmlformats.org/drawingml/2006/main">
+              <a:graphicData uri="http://schemas.openxmlformats.org/drawingml/2006/picture">
+                <pic:pic xmlns:pic="http://schemas.openxmlformats.org/drawingml/2006/picture">
+                  <pic:nvPicPr>
+                    <pic:cNvPr id="1010583698" name="Imagen 6" descr="Gráfico, Gráfico de cajas y bigotes&#10;&#10;El contenido generado por IA puede ser incorrecto."/>
                     <pic:cNvPicPr>
                       <a:picLocks noChangeAspect="1" noChangeArrowheads="1"/>
                     </pic:cNvPicPr>
                   </pic:nvPicPr>
                   <pic:blipFill rotWithShape="1">
-                    <a:blip r:embed="rId16">
+                    <a:blip r:embed="rId17" cstate="print">
                       <a:extLst>
                         <a:ext uri="{28A0092B-C50C-407E-A947-70E740481C1C}">
                           <a14:useLocalDpi xmlns:a14="http://schemas.microsoft.com/office/drawing/2010/main" val="0"/>
                         </a:ext>
                       </a:extLst>
                     </a:blip>
-                    <a:srcRect t="26298"/>
-                    <a:stretch/>
+                    <a:srcRect t="10635"/>
+                    <a:stretch>
+                      <a:fillRect/>
+                    </a:stretch>
                   </pic:blipFill>
                   <pic:spPr bwMode="auto">
                     <a:xfrm>
                       <a:off x="0" y="0"/>
-                      <a:ext cx="5606616" cy="500291"/>
+                      <a:ext cx="4332958" cy="2904327"/>
                     </a:xfrm>
                     <a:prstGeom prst="rect">
                       <a:avLst/>
@@ -2495,9 +2555,6 @@
       <w:pPr>
         <w:spacing w:before="0" w:beforeAutospacing="0"/>
         <w:jc w:val="center"/>
-        <w:rPr>
-          <w:rFonts w:eastAsia="Helvetica"/>
-        </w:rPr>
       </w:pPr>
       <w:r>
         <w:rPr>
@@ -2505,226 +2562,13 @@
           <w:b/>
           <w:bCs/>
         </w:rPr>
-        <w:t>Tabla 3.</w:t>
+        <w:t>Figura 5.</w:t>
       </w:r>
       <w:r>
         <w:rPr>
           <w:rFonts w:eastAsia="Helvetica"/>
         </w:rPr>
-        <w:t xml:space="preserve"> Diferencia de medias con Bootstrap. Fuente: Banco Mundial. Elaboración propia.</w:t>
-      </w:r>
-    </w:p>
-    <w:p>
-      <w:pPr>
-        <w:pStyle w:val="Ttulo2"/>
-      </w:pPr>
-      <w:r>
-        <w:t>S</w:t>
-      </w:r>
-      <w:r>
-        <w:t>entido y magnitud de la diferencia</w:t>
-      </w:r>
-    </w:p>
-    <w:p>
-      <w:r>
-        <w:t>Los resultados del análisis muestran una diferencia promedio de 5</w:t>
-      </w:r>
-      <w:r>
-        <w:t>.</w:t>
-      </w:r>
-      <w:r>
-        <w:t>93 toneladas de CO₂ per cápita entre los países de alto PIB per cápita y los de bajo PIB per cápita, indicando que, en promedio, los países más ricos emiten casi seis toneladas más de CO₂ por persona que los países con menor ingreso.</w:t>
-      </w:r>
-    </w:p>
-    <w:p>
-      <w:pPr>
-        <w:pStyle w:val="Ttulo2"/>
-      </w:pPr>
-      <w:r>
-        <w:t>Intervalo de confianza del 95 % usando Bootstrap y una prueba t</w:t>
-      </w:r>
-    </w:p>
-    <w:p>
-      <w:r>
-        <w:t>La principal diferencia entre ambos métodos radica en el supuesto de distribución</w:t>
-      </w:r>
-      <w:r>
-        <w:t xml:space="preserve">, </w:t>
-      </w:r>
-      <w:r>
-        <w:t xml:space="preserve">mientras la prueba t asume normalidad de las medias muestrales, el método </w:t>
-      </w:r>
-      <w:r>
-        <w:t>Bootstrap</w:t>
-      </w:r>
-      <w:r>
-        <w:t xml:space="preserve"> no depende de </w:t>
-      </w:r>
-      <w:r>
-        <w:lastRenderedPageBreak/>
-        <w:t>esta suposición, por lo que refuerza la robustez del resultado obtenido.</w:t>
-      </w:r>
-      <w:r>
-        <w:t xml:space="preserve"> Así que,</w:t>
-      </w:r>
-      <w:r>
-        <w:t xml:space="preserve"> como se muestra en la tabla 4,</w:t>
-      </w:r>
-      <w:r>
-        <w:t xml:space="preserve"> e</w:t>
-      </w:r>
-      <w:r>
-        <w:t xml:space="preserve">l intervalo de confianza del 95%, estimado mediante el método </w:t>
-      </w:r>
-      <w:r>
-        <w:t>Bootstrap</w:t>
-      </w:r>
-      <w:r>
-        <w:t xml:space="preserve">, oscila entre 4,75 y 8,46 toneladas (IC95% </w:t>
-      </w:r>
-      <w:proofErr w:type="spellStart"/>
-      <w:r>
-        <w:t>BCa</w:t>
-      </w:r>
-      <w:proofErr w:type="spellEnd"/>
-      <w:r>
-        <w:t>), lo que sugiere que esta diferencia es estadísticamente significativa y robusta. De manera consistente, la prueba t clásica confirma el resultado, con un intervalo de confianza muy similar (4,27 a 7,61 toneladas) y un p-valor igual a 0</w:t>
-      </w:r>
-      <w:r>
-        <w:t xml:space="preserve">, </w:t>
-      </w:r>
-      <w:r>
-        <w:t xml:space="preserve">que este último resultado indica que la probabilidad de rechazar incorrectamente la hipótesis nula cuando en realidad es verdadera (error tipo I) es prácticamente nula, lo cual respalda una alta confianza en el rechazo de </w:t>
-      </w:r>
-      <m:oMath>
-        <m:sSub>
-          <m:sSubPr>
-            <m:ctrlPr>
-              <w:rPr>
-                <w:rFonts w:ascii="Cambria Math" w:hAnsi="Cambria Math"/>
-              </w:rPr>
-            </m:ctrlPr>
-          </m:sSubPr>
-          <m:e>
-            <m:r>
-              <w:rPr>
-                <w:rFonts w:ascii="Cambria Math" w:hAnsi="Cambria Math"/>
-              </w:rPr>
-              <m:t>H</m:t>
-            </m:r>
-          </m:e>
-          <m:sub>
-            <m:r>
-              <w:rPr>
-                <w:rFonts w:ascii="Cambria Math" w:hAnsi="Cambria Math"/>
-              </w:rPr>
-              <m:t>0</m:t>
-            </m:r>
-          </m:sub>
-        </m:sSub>
-      </m:oMath>
-      <w:r>
-        <w:t>.</w:t>
-      </w:r>
-    </w:p>
-    <w:p>
-      <w:r>
-        <w:t xml:space="preserve">La estimación </w:t>
-      </w:r>
-      <w:r>
-        <w:t>Bootstrap</w:t>
-      </w:r>
-      <w:r>
-        <w:t xml:space="preserve"> de las medias e intervalos de confianza para las emisiones de CO₂ per cápita en 2023 muestra diferencias marcadas entre los grupos de países según su nivel de ingreso. En promedio, los países con alto PIB per cápita registran 7,4 toneladas de CO₂ por persona, mientras que aquellos con bajo PIB per cápita apenas alcanzan 1,5 toneladas.</w:t>
-      </w:r>
-      <w:r>
-        <w:t xml:space="preserve"> Es decir</w:t>
-      </w:r>
-      <w:r>
-        <w:t>, los países con mayor PIB per cápita emiten en promedio alrededor de 5,9 toneladas más de CO₂ per cápita que los países de bajos ingresos, lo que representa una diferencia sustancial en términos ambientales.</w:t>
-      </w:r>
-      <w:r>
-        <w:t xml:space="preserve"> </w:t>
-      </w:r>
-    </w:p>
-    <w:p>
-      <w:r>
-        <w:t>Dado que ninguno de los intervalos de confianza incluye el valor 0, se concluye que la diferencia entre grupos es estadísticamente significativa</w:t>
-      </w:r>
-      <w:r>
-        <w:t>. Por ejemplo, e</w:t>
-      </w:r>
-      <w:r>
-        <w:t xml:space="preserve">l método </w:t>
-      </w:r>
-      <w:r>
-        <w:t>B</w:t>
-      </w:r>
-      <w:r>
-        <w:t>ootstrap refuerza esta conclusión, al mostrar que la distribución de la diferencia de medias (Figura 4) se concentra por encima de cero, evidenciando que</w:t>
-      </w:r>
-      <w:r>
-        <w:t xml:space="preserve"> el intervalo de confianza como la prueba t conducen a la misma conclusión: los países con ingresos altos presentan emisiones per cápita significativamente mayores que los de bajos ingresos.</w:t>
-      </w:r>
-      <w:r>
-        <w:t xml:space="preserve"> </w:t>
-      </w:r>
-    </w:p>
-    <w:p>
-      <w:r>
-        <w:t>Estos resultados son coherentes con la evidencia internacional sobre la relación entre nivel de desarrollo económico y emisiones, donde un mayor ingreso suele estar asociado a mayores niveles de consumo energético, transporte e industria. No obstante, también sugiere la necesidad de transiciones energéticas diferenciadas, dado que los países de bajo ingreso contribuyen en menor medida a las emisiones globales, pero suelen ser los más vulnerables a los efectos del cambio climático.</w:t>
-      </w:r>
-    </w:p>
-    <w:p>
-      <w:pPr>
-        <w:jc w:val="center"/>
-        <w:rPr>
-          <w:rStyle w:val="Textoennegrita"/>
-          <w:b w:val="0"/>
-          <w:bCs w:val="0"/>
-        </w:rPr>
-      </w:pPr>
-      <w:r>
-        <w:rPr>
-          <w:rStyle w:val="Textoennegrita"/>
-          <w:b w:val="0"/>
-          <w:bCs w:val="0"/>
-        </w:rPr>
-        <w:drawing>
-          <wp:inline distT="0" distB="0" distL="0" distR="0" wp14:anchorId="4845E1C8" wp14:editId="3BF37F76">
-            <wp:extent cx="3972479" cy="638264"/>
-            <wp:effectExtent l="0" t="0" r="9525" b="9525"/>
-            <wp:docPr id="432675641" name="Imagen 1" descr="Texto, Carta&#10;&#10;El contenido generado por IA puede ser incorrecto."/>
-            <wp:cNvGraphicFramePr>
-              <a:graphicFrameLocks xmlns:a="http://schemas.openxmlformats.org/drawingml/2006/main" noChangeAspect="1"/>
-            </wp:cNvGraphicFramePr>
-            <a:graphic xmlns:a="http://schemas.openxmlformats.org/drawingml/2006/main">
-              <a:graphicData uri="http://schemas.openxmlformats.org/drawingml/2006/picture">
-                <pic:pic xmlns:pic="http://schemas.openxmlformats.org/drawingml/2006/picture">
-                  <pic:nvPicPr>
-                    <pic:cNvPr id="699435591" name="Imagen 1" descr="Texto, Carta&#10;&#10;El contenido generado por IA puede ser incorrecto."/>
-                    <pic:cNvPicPr/>
-                  </pic:nvPicPr>
-                  <pic:blipFill>
-                    <a:blip r:embed="rId17"/>
-                    <a:stretch>
-                      <a:fillRect/>
-                    </a:stretch>
-                  </pic:blipFill>
-                  <pic:spPr>
-                    <a:xfrm>
-                      <a:off x="0" y="0"/>
-                      <a:ext cx="3972479" cy="638264"/>
-                    </a:xfrm>
-                    <a:prstGeom prst="rect">
-                      <a:avLst/>
-                    </a:prstGeom>
-                  </pic:spPr>
-                </pic:pic>
-              </a:graphicData>
-            </a:graphic>
-          </wp:inline>
-        </w:drawing>
+        <w:t xml:space="preserve"> Comparación de estimaciones e intervalos de confianza. Fuente: Banco Mundial. Elaboración propia.</w:t>
       </w:r>
     </w:p>
     <w:p>
@@ -2735,22 +2579,198 @@
           <w:rFonts w:eastAsia="Helvetica"/>
         </w:rPr>
       </w:pPr>
-      <w:r>
-        <w:rPr>
-          <w:rFonts w:eastAsia="Helvetica"/>
-          <w:b/>
-          <w:bCs/>
-        </w:rPr>
-        <w:t>Tabla 4.</w:t>
-      </w:r>
-      <w:r>
-        <w:rPr>
-          <w:rFonts w:eastAsia="Helvetica"/>
-        </w:rPr>
-        <w:t xml:space="preserve"> Comparación entre Bootstrap y prueba T. Fuente: Banco Mundial. Elaboración propia.</w:t>
-      </w:r>
     </w:p>
-    <w:p/>
+    <w:p>
+      <w:pPr>
+        <w:pStyle w:val="Ttulo2"/>
+      </w:pPr>
+      <w:r>
+        <w:t>S</w:t>
+      </w:r>
+      <w:r>
+        <w:t>entido y magnitud de la diferencia</w:t>
+      </w:r>
+    </w:p>
+    <w:p>
+      <w:r>
+        <w:t>Los resultados del análisis muestran una diferencia promedio de 5</w:t>
+      </w:r>
+      <w:r>
+        <w:t>.</w:t>
+      </w:r>
+      <w:r>
+        <w:t>93 toneladas de CO₂ per cápita entre los países de alto PIB per cápita y los de bajo PIB per cápita, indicando que, en promedio, los países más ricos emiten casi seis toneladas más de CO₂ por persona que los países con menor ingreso.</w:t>
+      </w:r>
+    </w:p>
+    <w:p>
+      <w:pPr>
+        <w:pStyle w:val="Ttulo2"/>
+      </w:pPr>
+      <w:r>
+        <w:t>Intervalo de confianza del 95 % usando Bootstrap y una prueba t</w:t>
+      </w:r>
+    </w:p>
+    <w:p>
+      <w:r>
+        <w:t xml:space="preserve">La principal diferencia entre ambos métodos radica en el supuesto de distribución, mientras la prueba t asume normalidad de las medias muestrales, el método Bootstrap no depende de esta suposición, por </w:t>
+      </w:r>
+      <w:r>
+        <w:t>lo que en general se considera un método más robusto y menos dependiente de la distribución del parámetro (método no paramétrico de estimación del IC)</w:t>
+      </w:r>
+      <w:r>
+        <w:t>. Así que,</w:t>
+      </w:r>
+      <w:r>
+        <w:t xml:space="preserve"> como se muestra en la tabla </w:t>
+      </w:r>
+      <w:r>
+        <w:t>3</w:t>
+      </w:r>
+      <w:r>
+        <w:t>,</w:t>
+      </w:r>
+      <w:r>
+        <w:t xml:space="preserve"> e</w:t>
+      </w:r>
+      <w:r>
+        <w:t xml:space="preserve">l intervalo de confianza del 95%, estimado mediante el método </w:t>
+      </w:r>
+      <w:r>
+        <w:t>Bootstrap</w:t>
+      </w:r>
+      <w:r>
+        <w:t>, oscila entre 4</w:t>
+      </w:r>
+      <w:r>
+        <w:t>.</w:t>
+      </w:r>
+      <w:r>
+        <w:t>75 y 8</w:t>
+      </w:r>
+      <w:r>
+        <w:t>.</w:t>
+      </w:r>
+      <w:r>
+        <w:t xml:space="preserve">46 toneladas (IC95% </w:t>
+      </w:r>
+      <w:r>
+        <w:t xml:space="preserve">usando el método </w:t>
+      </w:r>
+      <w:r>
+        <w:t xml:space="preserve">BCa), lo que sugiere que </w:t>
+      </w:r>
+      <w:r>
+        <w:t>existe una diferencia estadísticamente significativa</w:t>
+      </w:r>
+      <w:r>
+        <w:t xml:space="preserve"> </w:t>
+      </w:r>
+      <w:r>
+        <w:t xml:space="preserve">entre las emisiones de países de altos ingresos per cápita versus bajos ingresos </w:t>
+      </w:r>
+      <w:r>
+        <w:t>(el intervalo de confianza no incluye el cero)</w:t>
+      </w:r>
+      <w:r>
+        <w:t>. De manera consistente, la prueba t clásica confirma el resultado, con un intervalo de confianza muy similar (4</w:t>
+      </w:r>
+      <w:r>
+        <w:t>.</w:t>
+      </w:r>
+      <w:r>
+        <w:t>27 a 7</w:t>
+      </w:r>
+      <w:r>
+        <w:t>.</w:t>
+      </w:r>
+      <w:r>
+        <w:t>61 toneladas)</w:t>
+      </w:r>
+      <w:r>
+        <w:t xml:space="preserve">. </w:t>
+      </w:r>
+    </w:p>
+    <w:p>
+      <w:r>
+        <w:t xml:space="preserve">En cuanto a las diferencias en los IC se puede anotar que </w:t>
+      </w:r>
+      <w:r>
+        <w:t xml:space="preserve">el IC </w:t>
+      </w:r>
+      <w:r>
+        <w:t xml:space="preserve">obtenido en la prueba </w:t>
+      </w:r>
+      <w:r>
+        <w:t xml:space="preserve">t confía en una </w:t>
+      </w:r>
+      <w:r>
+        <w:t>distribución</w:t>
+      </w:r>
+      <w:r>
+        <w:t xml:space="preserve"> teóric</w:t>
+      </w:r>
+      <w:r>
+        <w:t>a</w:t>
+      </w:r>
+      <w:r>
+        <w:t xml:space="preserve"> (t de Student) para describir cómo varía la diferencia de medias </w:t>
+      </w:r>
+      <w:r>
+        <w:lastRenderedPageBreak/>
+        <w:t xml:space="preserve">entre muestras. Esa curva viene de suponer que, con muestras grandes, </w:t>
+      </w:r>
+      <w:r>
+        <w:t>el valor esperado tiene una distribución normal o casi normal</w:t>
+      </w:r>
+      <w:r>
+        <w:t xml:space="preserve"> (</w:t>
+      </w:r>
+      <w:r>
+        <w:t>Teoría del Límite Central</w:t>
+      </w:r>
+      <w:r>
+        <w:t xml:space="preserve">) y que podemos estimar bien su varianza; por eso el intervalo </w:t>
+      </w:r>
+      <w:r>
+        <w:t xml:space="preserve">obtenido es </w:t>
+      </w:r>
+      <w:r>
+        <w:t>simétrico</w:t>
+      </w:r>
+      <w:r>
+        <w:t>. Sin embargo, si</w:t>
+      </w:r>
+      <w:r>
+        <w:t xml:space="preserve"> la distribución real del estimador es sesgada, el IC </w:t>
+      </w:r>
+      <w:r>
+        <w:t xml:space="preserve">puede estar desviado y </w:t>
+      </w:r>
+      <w:r>
+        <w:t>tender a ser demasiado optimista (estrecho).</w:t>
+      </w:r>
+      <w:r>
+        <w:t xml:space="preserve"> Por otro lado, el</w:t>
+      </w:r>
+      <w:r>
+        <w:t xml:space="preserve"> bootstrap construye el IC a partir de la distribución empírica del estimador que se obtiene al remuestrear la base muchas veces</w:t>
+      </w:r>
+      <w:r>
+        <w:t xml:space="preserve"> (1,000 en nuestro caso)sin asumir ninguna distribución pre-especificada</w:t>
+      </w:r>
+      <w:r>
+        <w:t xml:space="preserve">. </w:t>
+      </w:r>
+      <w:r>
+        <w:t xml:space="preserve">Además de esto, el método BCa para Bootstrap ajusta </w:t>
+      </w:r>
+      <w:r>
+        <w:t>por sesgo y asimetría, de modo que puede capturar colas no normales.</w:t>
+      </w:r>
+      <w:r>
+        <w:t xml:space="preserve"> En la Figura 4 se puede observar como cambian los IC cuando son calculados usando el método convencional de percentiles (líneas punteadas) versus el método de BCa (líneas con guiones).  </w:t>
+      </w:r>
+    </w:p>
     <w:p>
       <w:pPr>
         <w:spacing w:after="0" w:afterAutospacing="0"/>
@@ -2760,7 +2780,6 @@
         <w:rPr>
           <w:noProof/>
         </w:rPr>
-        <w:lastRenderedPageBreak/>
         <w:drawing>
           <wp:inline distT="0" distB="0" distL="0" distR="0" wp14:anchorId="22DD4A1B" wp14:editId="067382B3">
             <wp:extent cx="3304427" cy="2365589"/>
@@ -2852,6 +2871,8 @@
       <w:pPr>
         <w:rPr>
           <w:rStyle w:val="Textoennegrita"/>
+          <w:b w:val="0"/>
+          <w:bCs w:val="0"/>
         </w:rPr>
       </w:pPr>
       <w:r>
@@ -2879,24 +2900,23 @@
           <w:b w:val="0"/>
           <w:bCs w:val="0"/>
         </w:rPr>
-        <w:t xml:space="preserve"> a 8,46 lo que indica que existe una diferencia estadísticamente significativa entre las emisiones promedio de CO2 per cápita de los países con alto y bajo PIB. En este intervalo se muestra que los piases con mayor PIB tiene valores más altos en CO2. Estos resultados se pueden comprobar también con el p-valor obtenido y que es muy bajo del 5%. Por lo tanto, hay una probabilidad de cometer error tipo I, es decir, rechazar la hipótesis nula siendo verdadera. Por tanto, se rechaza se rechaza la hipótesis nula de la diferencia de medias y se concluye que las emisiones difieren de manera significativa entre los grupos.</w:t>
-      </w:r>
-    </w:p>
-    <w:p>
-      <w:pPr>
+        <w:t xml:space="preserve"> a 8,46</w:t>
+      </w:r>
+      <w:r>
         <w:rPr>
           <w:rStyle w:val="Textoennegrita"/>
           <w:b w:val="0"/>
           <w:bCs w:val="0"/>
         </w:rPr>
-      </w:pPr>
+        <w:t xml:space="preserve"> (como se explicó previamente el IC calculado con la prueba t tampoco incluye el cero)</w:t>
+      </w:r>
       <w:r>
         <w:rPr>
           <w:rStyle w:val="Textoennegrita"/>
           <w:b w:val="0"/>
           <w:bCs w:val="0"/>
         </w:rPr>
-        <w:t>Finalmente, el intervalo de confianza como la prueba de hipótesis es similar y se concluye que los países con mayor PIB per cápita emiten significativamente más CO₂ per cápita que los países con menor nivel de ingreso, y la magnitud de esta diferencia es robusta bajo ambos métodos de estimación (</w:t>
+        <w:t xml:space="preserve"> lo que indica que existe una diferencia estadísticamente significativa entre las emisiones promedio de CO2 per cápita de los países con alto y bajo PIB. En este intervalo se muestra que los piases con mayor PIB tiene valores más altos en CO2. </w:t>
       </w:r>
       <w:r>
         <w:rPr>
@@ -2904,148 +2924,285 @@
           <w:b w:val="0"/>
           <w:bCs w:val="0"/>
         </w:rPr>
-        <w:t>Bootstrap</w:t>
-      </w:r>
+        <w:t xml:space="preserve">De esta manera, podemos confirmar que se rechaza la hipótesis nula que plantea </w:t>
+      </w:r>
+      <m:oMath>
+        <m:sSub>
+          <m:sSubPr>
+            <m:ctrlPr>
+              <w:rPr>
+                <w:rStyle w:val="Textoennegrita"/>
+                <w:rFonts w:ascii="Cambria Math" w:hAnsi="Cambria Math"/>
+                <w:b w:val="0"/>
+                <w:bCs w:val="0"/>
+                <w:i/>
+              </w:rPr>
+            </m:ctrlPr>
+          </m:sSubPr>
+          <m:e>
+            <m:r>
+              <w:rPr>
+                <w:rStyle w:val="Textoennegrita"/>
+                <w:rFonts w:ascii="Cambria Math" w:hAnsi="Cambria Math"/>
+              </w:rPr>
+              <m:t>H</m:t>
+            </m:r>
+          </m:e>
+          <m:sub>
+            <m:r>
+              <w:rPr>
+                <w:rStyle w:val="Textoennegrita"/>
+                <w:rFonts w:ascii="Cambria Math" w:hAnsi="Cambria Math"/>
+              </w:rPr>
+              <m:t>0</m:t>
+            </m:r>
+          </m:sub>
+        </m:sSub>
+        <m:r>
+          <w:rPr>
+            <w:rStyle w:val="Textoennegrita"/>
+            <w:rFonts w:ascii="Cambria Math" w:hAnsi="Cambria Math"/>
+          </w:rPr>
+          <m:t>=</m:t>
+        </m:r>
+        <m:sSub>
+          <m:sSubPr>
+            <m:ctrlPr>
+              <w:rPr>
+                <w:rFonts w:ascii="Cambria Math" w:hAnsi="Cambria Math"/>
+              </w:rPr>
+            </m:ctrlPr>
+          </m:sSubPr>
+          <m:e>
+            <m:r>
+              <w:rPr>
+                <w:rFonts w:ascii="Cambria Math" w:hAnsi="Cambria Math"/>
+              </w:rPr>
+              <m:t>μCO</m:t>
+            </m:r>
+            <m:r>
+              <m:rPr>
+                <m:sty m:val="p"/>
+              </m:rPr>
+              <w:rPr>
+                <w:rFonts w:ascii="Cambria Math" w:hAnsi="Cambria Math"/>
+              </w:rPr>
+              <m:t xml:space="preserve">2 </m:t>
+            </m:r>
+          </m:e>
+          <m:sub>
+            <m:r>
+              <w:rPr>
+                <w:rFonts w:ascii="Cambria Math" w:hAnsi="Cambria Math"/>
+              </w:rPr>
+              <m:t>altos</m:t>
+            </m:r>
+            <m:r>
+              <m:rPr>
+                <m:sty m:val="p"/>
+              </m:rPr>
+              <w:rPr>
+                <w:rFonts w:ascii="Cambria Math" w:hAnsi="Cambria Math"/>
+              </w:rPr>
+              <m:t xml:space="preserve"> </m:t>
+            </m:r>
+            <m:r>
+              <w:rPr>
+                <w:rFonts w:ascii="Cambria Math" w:hAnsi="Cambria Math"/>
+              </w:rPr>
+              <m:t>ingresos</m:t>
+            </m:r>
+            <m:r>
+              <m:rPr>
+                <m:sty m:val="p"/>
+              </m:rPr>
+              <w:rPr>
+                <w:rFonts w:ascii="Cambria Math" w:hAnsi="Cambria Math"/>
+              </w:rPr>
+              <m:t xml:space="preserve"> </m:t>
+            </m:r>
+          </m:sub>
+        </m:sSub>
+        <m:r>
+          <m:rPr>
+            <m:sty m:val="p"/>
+          </m:rPr>
+          <w:rPr>
+            <w:rFonts w:ascii="Cambria Math" w:hAnsi="Cambria Math"/>
+          </w:rPr>
+          <m:t>-</m:t>
+        </m:r>
+        <m:sSub>
+          <m:sSubPr>
+            <m:ctrlPr>
+              <w:rPr>
+                <w:rFonts w:ascii="Cambria Math" w:hAnsi="Cambria Math"/>
+              </w:rPr>
+            </m:ctrlPr>
+          </m:sSubPr>
+          <m:e>
+            <m:r>
+              <w:rPr>
+                <w:rFonts w:ascii="Cambria Math" w:hAnsi="Cambria Math"/>
+              </w:rPr>
+              <m:t>μCO</m:t>
+            </m:r>
+            <m:r>
+              <m:rPr>
+                <m:sty m:val="p"/>
+              </m:rPr>
+              <w:rPr>
+                <w:rFonts w:ascii="Cambria Math" w:hAnsi="Cambria Math"/>
+              </w:rPr>
+              <m:t>2</m:t>
+            </m:r>
+          </m:e>
+          <m:sub>
+            <m:r>
+              <w:rPr>
+                <w:rFonts w:ascii="Cambria Math" w:hAnsi="Cambria Math"/>
+              </w:rPr>
+              <m:t>bajos</m:t>
+            </m:r>
+            <m:r>
+              <m:rPr>
+                <m:sty m:val="p"/>
+              </m:rPr>
+              <w:rPr>
+                <w:rFonts w:ascii="Cambria Math" w:hAnsi="Cambria Math"/>
+              </w:rPr>
+              <m:t xml:space="preserve"> </m:t>
+            </m:r>
+            <m:r>
+              <w:rPr>
+                <w:rFonts w:ascii="Cambria Math" w:hAnsi="Cambria Math"/>
+              </w:rPr>
+              <m:t>ingresos</m:t>
+            </m:r>
+            <m:r>
+              <m:rPr>
+                <m:sty m:val="p"/>
+              </m:rPr>
+              <w:rPr>
+                <w:rFonts w:ascii="Cambria Math" w:hAnsi="Cambria Math"/>
+              </w:rPr>
+              <m:t xml:space="preserve"> </m:t>
+            </m:r>
+          </m:sub>
+        </m:sSub>
+        <m:r>
+          <m:rPr>
+            <m:sty m:val="p"/>
+          </m:rPr>
+          <w:rPr>
+            <w:rFonts w:ascii="Cambria Math" w:hAnsi="Cambria Math"/>
+          </w:rPr>
+          <m:t>≤0</m:t>
+        </m:r>
+      </m:oMath>
       <w:r>
         <w:rPr>
           <w:rStyle w:val="Textoennegrita"/>
           <w:b w:val="0"/>
           <w:bCs w:val="0"/>
         </w:rPr>
-        <w:t xml:space="preserve"> y prueba t).</w:t>
-      </w:r>
-    </w:p>
-    <w:p>
-      <w:pPr>
-        <w:jc w:val="center"/>
+        <w:t>. El valor P obtenido de la prueba t fue menor de 0.05 p</w:t>
+      </w:r>
+      <w:r>
         <w:rPr>
           <w:rStyle w:val="Textoennegrita"/>
           <w:b w:val="0"/>
           <w:bCs w:val="0"/>
         </w:rPr>
-      </w:pPr>
-      <w:r>
-        <w:rPr>
-          <w:noProof/>
-        </w:rPr>
-        <w:lastRenderedPageBreak/>
-        <w:drawing>
-          <wp:inline distT="0" distB="0" distL="0" distR="0" wp14:anchorId="210F9599" wp14:editId="65B7C36D">
-            <wp:extent cx="4324350" cy="2898557"/>
-            <wp:effectExtent l="0" t="0" r="0" b="0"/>
-            <wp:docPr id="1010583698" name="Imagen 6" descr="Gráfico, Gráfico de cajas y bigotes&#10;&#10;El contenido generado por IA puede ser incorrecto."/>
-            <wp:cNvGraphicFramePr>
-              <a:graphicFrameLocks xmlns:a="http://schemas.openxmlformats.org/drawingml/2006/main" noChangeAspect="1"/>
-            </wp:cNvGraphicFramePr>
-            <a:graphic xmlns:a="http://schemas.openxmlformats.org/drawingml/2006/main">
-              <a:graphicData uri="http://schemas.openxmlformats.org/drawingml/2006/picture">
-                <pic:pic xmlns:pic="http://schemas.openxmlformats.org/drawingml/2006/picture">
-                  <pic:nvPicPr>
-                    <pic:cNvPr id="1010583698" name="Imagen 6" descr="Gráfico, Gráfico de cajas y bigotes&#10;&#10;El contenido generado por IA puede ser incorrecto."/>
-                    <pic:cNvPicPr>
-                      <a:picLocks noChangeAspect="1" noChangeArrowheads="1"/>
-                    </pic:cNvPicPr>
-                  </pic:nvPicPr>
-                  <pic:blipFill rotWithShape="1">
-                    <a:blip r:embed="rId19" cstate="print">
-                      <a:extLst>
-                        <a:ext uri="{28A0092B-C50C-407E-A947-70E740481C1C}">
-                          <a14:useLocalDpi xmlns:a14="http://schemas.microsoft.com/office/drawing/2010/main" val="0"/>
-                        </a:ext>
-                      </a:extLst>
-                    </a:blip>
-                    <a:srcRect t="10635"/>
-                    <a:stretch>
-                      <a:fillRect/>
-                    </a:stretch>
-                  </pic:blipFill>
-                  <pic:spPr bwMode="auto">
-                    <a:xfrm>
-                      <a:off x="0" y="0"/>
-                      <a:ext cx="4332958" cy="2904327"/>
-                    </a:xfrm>
-                    <a:prstGeom prst="rect">
-                      <a:avLst/>
-                    </a:prstGeom>
-                    <a:noFill/>
-                    <a:ln>
-                      <a:noFill/>
-                    </a:ln>
-                    <a:extLst>
-                      <a:ext uri="{53640926-AAD7-44D8-BBD7-CCE9431645EC}">
-                        <a14:shadowObscured xmlns:a14="http://schemas.microsoft.com/office/drawing/2010/main"/>
-                      </a:ext>
-                    </a:extLst>
-                  </pic:spPr>
-                </pic:pic>
-              </a:graphicData>
-            </a:graphic>
-          </wp:inline>
-        </w:drawing>
-      </w:r>
-    </w:p>
-    <w:p>
-      <w:pPr>
-        <w:spacing w:before="0" w:beforeAutospacing="0"/>
-        <w:jc w:val="center"/>
-      </w:pPr>
-      <w:r>
-        <w:rPr>
-          <w:rFonts w:eastAsia="Helvetica"/>
-          <w:b/>
-          <w:bCs/>
-        </w:rPr>
-        <w:t xml:space="preserve">Figura </w:t>
-      </w:r>
-      <w:r>
-        <w:rPr>
-          <w:rFonts w:eastAsia="Helvetica"/>
-          <w:b/>
-          <w:bCs/>
-        </w:rPr>
-        <w:t>5</w:t>
-      </w:r>
-      <w:r>
-        <w:rPr>
-          <w:rFonts w:eastAsia="Helvetica"/>
-          <w:b/>
-          <w:bCs/>
-        </w:rPr>
-        <w:t>.</w:t>
-      </w:r>
-      <w:r>
-        <w:rPr>
-          <w:rFonts w:eastAsia="Helvetica"/>
-        </w:rPr>
-        <w:t xml:space="preserve"> </w:t>
-      </w:r>
-      <w:r>
-        <w:rPr>
-          <w:rFonts w:eastAsia="Helvetica"/>
-        </w:rPr>
-        <w:t>Comparación de estimaciones e intervalos de confianza</w:t>
-      </w:r>
-      <w:r>
-        <w:rPr>
-          <w:rFonts w:eastAsia="Helvetica"/>
-        </w:rPr>
-        <w:t>. Fuente: Banco Mundial. Elaboración propia.</w:t>
-      </w:r>
-    </w:p>
-    <w:p>
-      <w:pPr>
+        <w:t>or lo tanto, hay una probabilidad de cometer error tipo I</w:t>
+      </w:r>
+      <w:r>
         <w:rPr>
           <w:rStyle w:val="Textoennegrita"/>
           <w:b w:val="0"/>
           <w:bCs w:val="0"/>
         </w:rPr>
-      </w:pPr>
+        <w:t xml:space="preserve"> (probabilidad de </w:t>
+      </w:r>
+      <w:r>
+        <w:rPr>
+          <w:rStyle w:val="Textoennegrita"/>
+          <w:b w:val="0"/>
+          <w:bCs w:val="0"/>
+        </w:rPr>
+        <w:t>rechazar la hipótesis nula siendo verdadera</w:t>
+      </w:r>
+      <w:r>
+        <w:rPr>
+          <w:rStyle w:val="Textoennegrita"/>
+          <w:b w:val="0"/>
+          <w:bCs w:val="0"/>
+        </w:rPr>
+        <w:t>) muy cercana a cero</w:t>
+      </w:r>
+      <w:r>
+        <w:rPr>
+          <w:rStyle w:val="Textoennegrita"/>
+          <w:b w:val="0"/>
+          <w:bCs w:val="0"/>
+        </w:rPr>
+        <w:t>.</w:t>
+      </w:r>
+      <w:r>
+        <w:rPr>
+          <w:rStyle w:val="Textoennegrita"/>
+          <w:b w:val="0"/>
+          <w:bCs w:val="0"/>
+        </w:rPr>
+        <w:t xml:space="preserve"> El hecho estilizado de estos resultados sería que la probabilidad de equivocarnos al decir que la emisión de toneladas de CO2 per cápita es mayor en países con altos ingresos versus países de bajos ingresos es menor al 5%</w:t>
+      </w:r>
+      <w:r>
+        <w:rPr>
+          <w:rStyle w:val="Textoennegrita"/>
+          <w:b w:val="0"/>
+          <w:bCs w:val="0"/>
+        </w:rPr>
+        <w:t>.</w:t>
+      </w:r>
+      <w:r>
+        <w:rPr>
+          <w:rStyle w:val="Textoennegrita"/>
+          <w:b w:val="0"/>
+          <w:bCs w:val="0"/>
+        </w:rPr>
+        <w:t xml:space="preserve"> </w:t>
+      </w:r>
+      <w:r>
+        <w:rPr>
+          <w:rStyle w:val="Textoennegrita"/>
+          <w:b w:val="0"/>
+          <w:bCs w:val="0"/>
+        </w:rPr>
+        <w:t>Finalmente</w:t>
+      </w:r>
+      <w:r>
+        <w:rPr>
+          <w:rStyle w:val="Textoennegrita"/>
+          <w:b w:val="0"/>
+          <w:bCs w:val="0"/>
+        </w:rPr>
+        <w:t>, tanto la prueba t como el método de Bootstrap concluyen lo mismo, a pesar de que la precisión del IC calculado es un poco menor en el método de Bootstrap y el estimador no se encuentra centrado completamente dentro del IC como se observa en la Figura 5</w:t>
+      </w:r>
+      <w:r>
+        <w:rPr>
+          <w:rStyle w:val="Textoennegrita"/>
+          <w:b w:val="0"/>
+          <w:bCs w:val="0"/>
+        </w:rPr>
+        <w:t>.</w:t>
+      </w:r>
     </w:p>
     <w:p>
       <w:pPr>
         <w:pStyle w:val="Ttulo1"/>
       </w:pPr>
       <w:r>
+        <w:lastRenderedPageBreak/>
         <w:t>Parte 3: Interpretación y reflexión sobre la decisión estadística</w:t>
       </w:r>
     </w:p>
@@ -3079,40 +3236,14 @@
     </w:p>
     <w:p>
       <w:r>
-        <w:t xml:space="preserve">Desde una perspectiva de política pública, la evidencia respalda la necesidad de diseñar estrategias de mitigación. Los países con mayores ingresos </w:t>
-      </w:r>
-      <w:r>
-        <w:t>que tienen</w:t>
-      </w:r>
-      <w:r>
-        <w:t xml:space="preserve"> mayores emisiones per cápita</w:t>
-      </w:r>
-      <w:r>
-        <w:t xml:space="preserve">, </w:t>
-      </w:r>
-      <w:r>
-        <w:t>deberían asumir compromisos más ambiciosos en la reducción de gases de efecto invernadero, promover la transición hacia energías limpias y fomentar la adopción de tecnologías sostenibles. Un ejemplo de ello es la compra de bonos verdes emitidos por países en desarrollo, como Colombia, que los utiliza para financiar o refinanciar proyectos con impacto ambiental positivo.</w:t>
+        <w:t>Desde una perspectiva de política pública, la evidencia respalda la necesidad de diseñar estrategias de mitigación. Los países con mayores ingresos que tienen mayores emisiones per cápita, deberían asumir compromisos más ambiciosos en la reducción de gases de efecto invernadero, promover la transición hacia energías limpias y fomentar la adopción de tecnologías sostenibles. Un ejemplo de ello es la compra de bonos verdes emitidos por países en desarrollo, como Colombia, que los utiliza para financiar o refinanciar proyectos con impacto ambiental positivo.</w:t>
       </w:r>
     </w:p>
     <w:p>
       <w:r>
-        <w:t xml:space="preserve">Por su parte, los países de menores ingresos, aunque emiten menos, requieren </w:t>
-      </w:r>
-      <w:r>
-        <w:t>recursos</w:t>
-      </w:r>
-      <w:r>
-        <w:t xml:space="preserve"> internacional</w:t>
-      </w:r>
-      <w:r>
-        <w:t xml:space="preserve">es </w:t>
-      </w:r>
-      <w:r>
-        <w:t>para fortalecer su resiliencia frente al cambio climático, ya que suelen ser los más vulnerables a sus efectos.</w:t>
+        <w:t>Por su parte, los países de menores ingresos, aunque emiten menos, requieren recursos internacionales para fortalecer su resiliencia frente al cambio climático, ya que suelen ser los más vulnerables a sus efectos.</w:t>
       </w:r>
     </w:p>
-    <w:p/>
-    <w:p/>
     <w:p>
       <w:pPr>
         <w:pStyle w:val="Ttulo2"/>
@@ -3127,25 +3258,7 @@
     </w:p>
     <w:p>
       <w:r>
-        <w:t xml:space="preserve">En este </w:t>
-      </w:r>
-      <w:r>
-        <w:t>trabajo</w:t>
-      </w:r>
-      <w:r>
-        <w:t xml:space="preserve">, un falso positivo (error tipo I) ocurriría si se concluyera que existen diferencias significativas en las emisiones de CO₂ per cápita entre países de alto y bajo ingreso cuando, en realidad, dichas diferencias no existen. Este error llevaría a formular políticas ambientales posiblemente imponiendo mayores compromisos de reducción de emisiones a ciertos países sin una </w:t>
-      </w:r>
-      <w:r>
-        <w:t xml:space="preserve">buena </w:t>
-      </w:r>
-      <w:r>
-        <w:t>justificación</w:t>
-      </w:r>
-      <w:r>
-        <w:t xml:space="preserve">. </w:t>
-      </w:r>
-      <w:r>
-        <w:t>Por el contrario, un falso negativo (error tipo II) se presentaría si se concluyera que no hay diferencias significativas en las emisiones cuando en realidad sí las hay. En este caso, se subestimaría la relación entre desarrollo económico y contaminación, lo que podría retrasar la implementación de políticas y la asignación de recursos de cooperación internacional hacia los países que más lo necesitan.</w:t>
+        <w:t>En este trabajo, un falso positivo (error tipo I) ocurriría si se concluyera que existen diferencias significativas en las emisiones de CO₂ per cápita entre países de alto y bajo ingreso cuando, en realidad, dichas diferencias no existen. Este error llevaría a formular políticas ambientales posiblemente imponiendo mayores compromisos de reducción de emisiones a ciertos países sin una buena justificación. Por el contrario, un falso negativo (error tipo II) se presentaría si se concluyera que no hay diferencias significativas en las emisiones cuando en realidad sí las hay. En este caso, se subestimaría la relación entre desarrollo económico y contaminación, lo que podría retrasar la implementación de políticas y la asignación de recursos de cooperación internacional hacia los países que más lo necesitan.</w:t>
       </w:r>
     </w:p>
     <w:p>
@@ -3167,44 +3280,16 @@
     </w:p>
     <w:p>
       <w:r>
-        <w:t>La evidencia obtenida es consistente y robusta en mostrar una diferencia significativa en las emisiones per cápita entre países de alto y bajo ingreso. Sin embargo, el análisis podría fortalecerse mediante la incorporación de más años de observación, lo que permitiría capturar la evolución temporal de las emisiones y su relación con el crecimiento económico. Asimismo, incluir otras variables explicativas</w:t>
-      </w:r>
-      <w:r>
-        <w:t xml:space="preserve">, </w:t>
-      </w:r>
-      <w:proofErr w:type="gramStart"/>
-      <w:r>
-        <w:t>como</w:t>
-      </w:r>
-      <w:proofErr w:type="gramEnd"/>
-      <w:r>
-        <w:t xml:space="preserve"> por ejemplo,</w:t>
-      </w:r>
-      <w:r>
-        <w:t xml:space="preserve"> la densidad poblacional o la intensidad energética</w:t>
-      </w:r>
-      <w:r>
-        <w:t>,</w:t>
-      </w:r>
-      <w:r>
-        <w:t xml:space="preserve"> </w:t>
-      </w:r>
-      <w:r>
-        <w:t>t</w:t>
-      </w:r>
-      <w:r>
-        <w:t>ambién podría considerarse el uso de ponderaciones por población o tamaño económico, para reflejar de manera más realista el peso relativo de cada país en las emisiones globales.</w:t>
+        <w:t xml:space="preserve">La evidencia obtenida es consistente y robusta en mostrar una diferencia significativa en las emisiones per cápita entre países de alto y bajo ingreso. Sin embargo, el análisis podría </w:t>
+      </w:r>
+      <w:r>
+        <w:lastRenderedPageBreak/>
+        <w:t>fortalecerse mediante la incorporación de más años de observación, lo que permitiría capturar la evolución temporal de las emisiones y su relación con el crecimiento económico. Asimismo, incluir otras variables explicativas, como por ejemplo, la densidad poblacional o la intensidad energética, también podría considerarse el uso de ponderaciones por población o tamaño económico, para reflejar de manera más realista el peso relativo de cada país en las emisiones globales.</w:t>
       </w:r>
     </w:p>
     <w:p>
       <w:r>
-        <w:t>En cuanto a las limitaciones, los resultados se basan en una muestra agrupada por nivel de ingreso y en un periodo específico</w:t>
-      </w:r>
-      <w:r>
-        <w:t xml:space="preserve"> que en este caso corresponde al 2023.</w:t>
-      </w:r>
-      <w:r>
-        <w:t xml:space="preserve"> Las diferencias observadas pueden variar según el contexto geográfico, las políticas ambientales implementadas y los patrones de consumo energético. Por ello, los resultados deben interpretarse como evidencia estadística contextual y no como una relación causal definitiva entre el nivel de ingreso y las emisiones de CO₂.</w:t>
+        <w:t>En cuanto a las limitaciones, los resultados se basan en una muestra agrupada por nivel de ingreso y en un periodo específico que en este caso corresponde al 2023. Las diferencias observadas pueden variar según el contexto geográfico, las políticas ambientales implementadas y los patrones de consumo energético. Por ello, los resultados deben interpretarse como evidencia estadística contextual y no como una relación causal definitiva entre el nivel de ingreso y las emisiones de CO₂.</w:t>
       </w:r>
     </w:p>
     <w:p>
@@ -3224,6 +3309,7 @@
           <w:docPartUnique/>
         </w:docPartObj>
       </w:sdtPr>
+      <w:sdtEndPr/>
       <w:sdtContent>
         <w:p>
           <w:pPr>
@@ -3273,7 +3359,7 @@
             </w:rPr>
             <w:t xml:space="preserve"> 180–192. </w:t>
           </w:r>
-          <w:hyperlink r:id="rId20" w:history="1">
+          <w:hyperlink r:id="rId19" w:history="1">
             <w:r>
               <w:rPr>
                 <w:rStyle w:val="Hipervnculo"/>
@@ -3332,6 +3418,7 @@
               <w:id w:val="-501656455"/>
               <w:citation/>
             </w:sdtPr>
+            <w:sdtEndPr/>
             <w:sdtContent>
               <w:r>
                 <w:rPr>
@@ -3440,49 +3527,14 @@
               <w:lang w:val="en-US"/>
             </w:rPr>
           </w:pPr>
-          <w:proofErr w:type="spellStart"/>
           <w:r>
-            <w:t>Monasterolo</w:t>
-          </w:r>
-          <w:proofErr w:type="spellEnd"/>
-          <w:r>
-            <w:t xml:space="preserve">, I., </w:t>
-          </w:r>
-          <w:proofErr w:type="spellStart"/>
-          <w:r>
-            <w:t>Roventini</w:t>
-          </w:r>
-          <w:proofErr w:type="spellEnd"/>
-          <w:r>
-            <w:t xml:space="preserve">, A., &amp; </w:t>
-          </w:r>
-          <w:proofErr w:type="spellStart"/>
-          <w:r>
-            <w:t>Foxon</w:t>
-          </w:r>
-          <w:proofErr w:type="spellEnd"/>
-          <w:r>
-            <w:t xml:space="preserve">, T. J. (2019). </w:t>
+            <w:t xml:space="preserve">Monasterolo, I., Roventini, A., &amp; Foxon, T. J. (2019). </w:t>
           </w:r>
           <w:r>
             <w:rPr>
               <w:lang w:val="en-US"/>
             </w:rPr>
-            <w:t xml:space="preserve">Uncertainty </w:t>
-          </w:r>
-          <w:proofErr w:type="gramStart"/>
-          <w:r>
-            <w:rPr>
-              <w:lang w:val="en-US"/>
-            </w:rPr>
-            <w:t>of</w:t>
-          </w:r>
-          <w:proofErr w:type="gramEnd"/>
-          <w:r>
-            <w:rPr>
-              <w:lang w:val="en-US"/>
-            </w:rPr>
-            <w:t xml:space="preserve"> climate policies and implications for economics and finance: An evolutionary economics approach. Ecological Economics, 163, 177–190. https://doi.org/10.1016/j.ecolecon.2019.05.008</w:t>
+            <w:t>Uncertainty of climate policies and implications for economics and finance: An evolutionary economics approach. Ecological Economics, 163, 177–190. https://doi.org/10.1016/j.ecolecon.2019.05.008</w:t>
           </w:r>
         </w:p>
         <w:p>
@@ -3491,33 +3543,11 @@
               <w:lang w:val="en-US"/>
             </w:rPr>
           </w:pPr>
-          <w:proofErr w:type="spellStart"/>
           <w:r>
             <w:rPr>
               <w:lang w:val="en-US"/>
             </w:rPr>
-            <w:t>Mitić</w:t>
-          </w:r>
-          <w:proofErr w:type="spellEnd"/>
-          <w:r>
-            <w:rPr>
-              <w:lang w:val="en-US"/>
-            </w:rPr>
-            <w:t xml:space="preserve">, P., </w:t>
-          </w:r>
-          <w:proofErr w:type="spellStart"/>
-          <w:r>
-            <w:rPr>
-              <w:lang w:val="en-US"/>
-            </w:rPr>
-            <w:t>Fedajev</w:t>
-          </w:r>
-          <w:proofErr w:type="spellEnd"/>
-          <w:r>
-            <w:rPr>
-              <w:lang w:val="en-US"/>
-            </w:rPr>
-            <w:t>, A., Radulescu, M., &amp; Rehman, A. (2023). The relationship between CO₂ emissions, economic growth, available energy, and employment in SEE countries. Environmental Science and Pollution Research, 30, 88123–88136. https://doi.org/10.1007/s11356-023-28156-3</w:t>
+            <w:t>Mitić, P., Fedajev, A., Radulescu, M., &amp; Rehman, A. (2023). The relationship between CO₂ emissions, economic growth, available energy, and employment in SEE countries. Environmental Science and Pollution Research, 30, 88123–88136. https://doi.org/10.1007/s11356-023-28156-3</w:t>
           </w:r>
         </w:p>
         <w:p>
@@ -3578,7 +3608,7 @@
             </w:rPr>
             <w:t xml:space="preserve"> </w:t>
           </w:r>
-          <w:hyperlink r:id="rId21" w:tgtFrame="_new" w:history="1">
+          <w:hyperlink r:id="rId20" w:tgtFrame="_new" w:history="1">
             <w:r>
               <w:rPr>
                 <w:rStyle w:val="Hipervnculo"/>
@@ -3594,21 +3624,7 @@
             <w:rPr>
               <w:lang w:val="en-US"/>
             </w:rPr>
-            <w:t xml:space="preserve">United Nations Environment </w:t>
-          </w:r>
-          <w:proofErr w:type="spellStart"/>
-          <w:r>
-            <w:rPr>
-              <w:lang w:val="en-US"/>
-            </w:rPr>
-            <w:t>Programme</w:t>
-          </w:r>
-          <w:proofErr w:type="spellEnd"/>
-          <w:r>
-            <w:rPr>
-              <w:lang w:val="en-US"/>
-            </w:rPr>
-            <w:t xml:space="preserve">. (2023). </w:t>
+            <w:t xml:space="preserve">United Nations Environment Programme. (2023). </w:t>
           </w:r>
           <w:r>
             <w:rPr>
@@ -3622,23 +3638,9 @@
             <w:rPr>
               <w:lang w:val="en-US"/>
             </w:rPr>
-            <w:t xml:space="preserve"> UN Environment </w:t>
+            <w:t xml:space="preserve"> UN Environment Programme. </w:t>
           </w:r>
-          <w:proofErr w:type="spellStart"/>
-          <w:r>
-            <w:rPr>
-              <w:lang w:val="en-US"/>
-            </w:rPr>
-            <w:t>Programme</w:t>
-          </w:r>
-          <w:proofErr w:type="spellEnd"/>
-          <w:r>
-            <w:rPr>
-              <w:lang w:val="en-US"/>
-            </w:rPr>
-            <w:t xml:space="preserve">. </w:t>
-          </w:r>
-          <w:hyperlink r:id="rId22" w:tgtFrame="_new" w:history="1">
+          <w:hyperlink r:id="rId21" w:tgtFrame="_new" w:history="1">
             <w:r>
               <w:rPr>
                 <w:rStyle w:val="Hipervnculo"/>
@@ -3685,7 +3687,7 @@
       </w:pPr>
     </w:p>
     <w:sectPr>
-      <w:headerReference w:type="default" r:id="rId23"/>
+      <w:headerReference w:type="default" r:id="rId22"/>
       <w:pgSz w:w="12240" w:h="15840"/>
       <w:pgMar w:top="1417" w:right="1701" w:bottom="1417" w:left="1701" w:header="283" w:footer="283" w:gutter="0"/>
       <w:cols w:space="708"/>
@@ -3696,7 +3698,7 @@
 </file>
 
 <file path=word/endnotes.xml><?xml version="1.0" encoding="utf-8"?>
-<w:endnotes xmlns:wpc="http://schemas.microsoft.com/office/word/2010/wordprocessingCanvas" xmlns:cx="http://schemas.microsoft.com/office/drawing/2014/chartex" xmlns:cx1="http://schemas.microsoft.com/office/drawing/2015/9/8/chartex" xmlns:cx2="http://schemas.microsoft.com/office/drawing/2015/10/21/chartex" xmlns:cx3="http://schemas.microsoft.com/office/drawing/2016/5/9/chartex" xmlns:cx4="http://schemas.microsoft.com/office/drawing/2016/5/10/chartex" xmlns:cx5="http://schemas.microsoft.com/office/drawing/2016/5/11/chartex" xmlns:cx6="http://schemas.microsoft.com/office/drawing/2016/5/12/chartex" xmlns:cx7="http://schemas.microsoft.com/office/drawing/2016/5/13/chartex" xmlns:cx8="http://schemas.microsoft.com/office/drawing/2016/5/14/chartex" xmlns:mc="http://schemas.openxmlformats.org/markup-compatibility/2006" xmlns:aink="http://schemas.microsoft.com/office/drawing/2016/ink" xmlns:am3d="http://schemas.microsoft.com/office/drawing/2017/model3d" xmlns:o="urn:schemas-microsoft-com:office:office" xmlns:oel="http://schemas.microsoft.com/office/2019/extlst" xmlns:r="http://schemas.openxmlformats.org/officeDocument/2006/relationships" xmlns:m="http://schemas.openxmlformats.org/officeDocument/2006/math" xmlns:v="urn:schemas-microsoft-com:vml" xmlns:wp14="http://schemas.microsoft.com/office/word/2010/wordprocessingDrawing" xmlns:wp="http://schemas.openxmlformats.org/drawingml/2006/wordprocessingDrawing" xmlns:w10="urn:schemas-microsoft-com:office:word" xmlns:w="http://schemas.openxmlformats.org/wordprocessingml/2006/main" xmlns:w14="http://schemas.microsoft.com/office/word/2010/wordml" xmlns:w15="http://schemas.microsoft.com/office/word/2012/wordml" xmlns:w16cex="http://schemas.microsoft.com/office/word/2018/wordml/cex" xmlns:w16cid="http://schemas.microsoft.com/office/word/2016/wordml/cid" xmlns:w16="http://schemas.microsoft.com/office/word/2018/wordml" xmlns:w16du="http://schemas.microsoft.com/office/word/2023/wordml/word16du" xmlns:w16sdtdh="http://schemas.microsoft.com/office/word/2020/wordml/sdtdatahash" xmlns:w16sdtfl="http://schemas.microsoft.com/office/word/2024/wordml/sdtformatlock" xmlns:w16se="http://schemas.microsoft.com/office/word/2015/wordml/symex" xmlns:wpg="http://schemas.microsoft.com/office/word/2010/wordprocessingGroup" xmlns:wpi="http://schemas.microsoft.com/office/word/2010/wordprocessingInk" xmlns:wne="http://schemas.microsoft.com/office/word/2006/wordml" xmlns:wps="http://schemas.microsoft.com/office/word/2010/wordprocessingShape" mc:Ignorable="w14 w15 w16se w16cid w16 w16cex w16sdtdh w16sdtfl w16du wp14">
+<w:endnotes xmlns:wpc="http://schemas.microsoft.com/office/word/2010/wordprocessingCanvas" xmlns:cx="http://schemas.microsoft.com/office/drawing/2014/chartex" xmlns:cx1="http://schemas.microsoft.com/office/drawing/2015/9/8/chartex" xmlns:cx2="http://schemas.microsoft.com/office/drawing/2015/10/21/chartex" xmlns:cx3="http://schemas.microsoft.com/office/drawing/2016/5/9/chartex" xmlns:cx4="http://schemas.microsoft.com/office/drawing/2016/5/10/chartex" xmlns:cx5="http://schemas.microsoft.com/office/drawing/2016/5/11/chartex" xmlns:cx6="http://schemas.microsoft.com/office/drawing/2016/5/12/chartex" xmlns:cx7="http://schemas.microsoft.com/office/drawing/2016/5/13/chartex" xmlns:cx8="http://schemas.microsoft.com/office/drawing/2016/5/14/chartex" xmlns:mc="http://schemas.openxmlformats.org/markup-compatibility/2006" xmlns:aink="http://schemas.microsoft.com/office/drawing/2016/ink" xmlns:am3d="http://schemas.microsoft.com/office/drawing/2017/model3d" xmlns:o="urn:schemas-microsoft-com:office:office" xmlns:r="http://schemas.openxmlformats.org/officeDocument/2006/relationships" xmlns:m="http://schemas.openxmlformats.org/officeDocument/2006/math" xmlns:v="urn:schemas-microsoft-com:vml" xmlns:wp14="http://schemas.microsoft.com/office/word/2010/wordprocessingDrawing" xmlns:wp="http://schemas.openxmlformats.org/drawingml/2006/wordprocessingDrawing" xmlns:w10="urn:schemas-microsoft-com:office:word" xmlns:w="http://schemas.openxmlformats.org/wordprocessingml/2006/main" xmlns:w14="http://schemas.microsoft.com/office/word/2010/wordml" xmlns:w15="http://schemas.microsoft.com/office/word/2012/wordml" xmlns:w16cex="http://schemas.microsoft.com/office/word/2018/wordml/cex" xmlns:w16cid="http://schemas.microsoft.com/office/word/2016/wordml/cid" xmlns:w16="http://schemas.microsoft.com/office/word/2018/wordml" xmlns:w16sdtdh="http://schemas.microsoft.com/office/word/2020/wordml/sdtdatahash" xmlns:w16se="http://schemas.microsoft.com/office/word/2015/wordml/symex" xmlns:wpg="http://schemas.microsoft.com/office/word/2010/wordprocessingGroup" xmlns:wpi="http://schemas.microsoft.com/office/word/2010/wordprocessingInk" xmlns:wne="http://schemas.microsoft.com/office/word/2006/wordml" xmlns:wps="http://schemas.microsoft.com/office/word/2010/wordprocessingShape" mc:Ignorable="w14 w15 w16se w16cid w16 w16cex w16sdtdh wp14">
   <w:endnote w:type="separator" w:id="-1">
     <w:p>
       <w:r>
@@ -3715,7 +3717,7 @@
 </file>
 
 <file path=word/footnotes.xml><?xml version="1.0" encoding="utf-8"?>
-<w:footnotes xmlns:wpc="http://schemas.microsoft.com/office/word/2010/wordprocessingCanvas" xmlns:cx="http://schemas.microsoft.com/office/drawing/2014/chartex" xmlns:cx1="http://schemas.microsoft.com/office/drawing/2015/9/8/chartex" xmlns:cx2="http://schemas.microsoft.com/office/drawing/2015/10/21/chartex" xmlns:cx3="http://schemas.microsoft.com/office/drawing/2016/5/9/chartex" xmlns:cx4="http://schemas.microsoft.com/office/drawing/2016/5/10/chartex" xmlns:cx5="http://schemas.microsoft.com/office/drawing/2016/5/11/chartex" xmlns:cx6="http://schemas.microsoft.com/office/drawing/2016/5/12/chartex" xmlns:cx7="http://schemas.microsoft.com/office/drawing/2016/5/13/chartex" xmlns:cx8="http://schemas.microsoft.com/office/drawing/2016/5/14/chartex" xmlns:mc="http://schemas.openxmlformats.org/markup-compatibility/2006" xmlns:aink="http://schemas.microsoft.com/office/drawing/2016/ink" xmlns:am3d="http://schemas.microsoft.com/office/drawing/2017/model3d" xmlns:o="urn:schemas-microsoft-com:office:office" xmlns:oel="http://schemas.microsoft.com/office/2019/extlst" xmlns:r="http://schemas.openxmlformats.org/officeDocument/2006/relationships" xmlns:m="http://schemas.openxmlformats.org/officeDocument/2006/math" xmlns:v="urn:schemas-microsoft-com:vml" xmlns:wp14="http://schemas.microsoft.com/office/word/2010/wordprocessingDrawing" xmlns:wp="http://schemas.openxmlformats.org/drawingml/2006/wordprocessingDrawing" xmlns:w10="urn:schemas-microsoft-com:office:word" xmlns:w="http://schemas.openxmlformats.org/wordprocessingml/2006/main" xmlns:w14="http://schemas.microsoft.com/office/word/2010/wordml" xmlns:w15="http://schemas.microsoft.com/office/word/2012/wordml" xmlns:w16cex="http://schemas.microsoft.com/office/word/2018/wordml/cex" xmlns:w16cid="http://schemas.microsoft.com/office/word/2016/wordml/cid" xmlns:w16="http://schemas.microsoft.com/office/word/2018/wordml" xmlns:w16du="http://schemas.microsoft.com/office/word/2023/wordml/word16du" xmlns:w16sdtdh="http://schemas.microsoft.com/office/word/2020/wordml/sdtdatahash" xmlns:w16sdtfl="http://schemas.microsoft.com/office/word/2024/wordml/sdtformatlock" xmlns:w16se="http://schemas.microsoft.com/office/word/2015/wordml/symex" xmlns:wpg="http://schemas.microsoft.com/office/word/2010/wordprocessingGroup" xmlns:wpi="http://schemas.microsoft.com/office/word/2010/wordprocessingInk" xmlns:wne="http://schemas.microsoft.com/office/word/2006/wordml" xmlns:wps="http://schemas.microsoft.com/office/word/2010/wordprocessingShape" mc:Ignorable="w14 w15 w16se w16cid w16 w16cex w16sdtdh w16sdtfl w16du wp14">
+<w:footnotes xmlns:wpc="http://schemas.microsoft.com/office/word/2010/wordprocessingCanvas" xmlns:cx="http://schemas.microsoft.com/office/drawing/2014/chartex" xmlns:cx1="http://schemas.microsoft.com/office/drawing/2015/9/8/chartex" xmlns:cx2="http://schemas.microsoft.com/office/drawing/2015/10/21/chartex" xmlns:cx3="http://schemas.microsoft.com/office/drawing/2016/5/9/chartex" xmlns:cx4="http://schemas.microsoft.com/office/drawing/2016/5/10/chartex" xmlns:cx5="http://schemas.microsoft.com/office/drawing/2016/5/11/chartex" xmlns:cx6="http://schemas.microsoft.com/office/drawing/2016/5/12/chartex" xmlns:cx7="http://schemas.microsoft.com/office/drawing/2016/5/13/chartex" xmlns:cx8="http://schemas.microsoft.com/office/drawing/2016/5/14/chartex" xmlns:mc="http://schemas.openxmlformats.org/markup-compatibility/2006" xmlns:aink="http://schemas.microsoft.com/office/drawing/2016/ink" xmlns:am3d="http://schemas.microsoft.com/office/drawing/2017/model3d" xmlns:o="urn:schemas-microsoft-com:office:office" xmlns:r="http://schemas.openxmlformats.org/officeDocument/2006/relationships" xmlns:m="http://schemas.openxmlformats.org/officeDocument/2006/math" xmlns:v="urn:schemas-microsoft-com:vml" xmlns:wp14="http://schemas.microsoft.com/office/word/2010/wordprocessingDrawing" xmlns:wp="http://schemas.openxmlformats.org/drawingml/2006/wordprocessingDrawing" xmlns:w10="urn:schemas-microsoft-com:office:word" xmlns:w="http://schemas.openxmlformats.org/wordprocessingml/2006/main" xmlns:w14="http://schemas.microsoft.com/office/word/2010/wordml" xmlns:w15="http://schemas.microsoft.com/office/word/2012/wordml" xmlns:w16cex="http://schemas.microsoft.com/office/word/2018/wordml/cex" xmlns:w16cid="http://schemas.microsoft.com/office/word/2016/wordml/cid" xmlns:w16="http://schemas.microsoft.com/office/word/2018/wordml" xmlns:w16sdtdh="http://schemas.microsoft.com/office/word/2020/wordml/sdtdatahash" xmlns:w16se="http://schemas.microsoft.com/office/word/2015/wordml/symex" xmlns:wpg="http://schemas.microsoft.com/office/word/2010/wordprocessingGroup" xmlns:wpi="http://schemas.microsoft.com/office/word/2010/wordprocessingInk" xmlns:wne="http://schemas.microsoft.com/office/word/2006/wordml" xmlns:wps="http://schemas.microsoft.com/office/word/2010/wordprocessingShape" mc:Ignorable="w14 w15 w16se w16cid w16 w16cex w16sdtdh wp14">
   <w:footnote w:type="separator" w:id="-1">
     <w:p>
       <w:r>
@@ -3781,7 +3783,7 @@
 </file>
 
 <file path=word/header1.xml><?xml version="1.0" encoding="utf-8"?>
-<w:hdr xmlns:wpc="http://schemas.microsoft.com/office/word/2010/wordprocessingCanvas" xmlns:cx="http://schemas.microsoft.com/office/drawing/2014/chartex" xmlns:cx1="http://schemas.microsoft.com/office/drawing/2015/9/8/chartex" xmlns:cx2="http://schemas.microsoft.com/office/drawing/2015/10/21/chartex" xmlns:cx3="http://schemas.microsoft.com/office/drawing/2016/5/9/chartex" xmlns:cx4="http://schemas.microsoft.com/office/drawing/2016/5/10/chartex" xmlns:cx5="http://schemas.microsoft.com/office/drawing/2016/5/11/chartex" xmlns:cx6="http://schemas.microsoft.com/office/drawing/2016/5/12/chartex" xmlns:cx7="http://schemas.microsoft.com/office/drawing/2016/5/13/chartex" xmlns:cx8="http://schemas.microsoft.com/office/drawing/2016/5/14/chartex" xmlns:mc="http://schemas.openxmlformats.org/markup-compatibility/2006" xmlns:aink="http://schemas.microsoft.com/office/drawing/2016/ink" xmlns:am3d="http://schemas.microsoft.com/office/drawing/2017/model3d" xmlns:o="urn:schemas-microsoft-com:office:office" xmlns:oel="http://schemas.microsoft.com/office/2019/extlst" xmlns:r="http://schemas.openxmlformats.org/officeDocument/2006/relationships" xmlns:m="http://schemas.openxmlformats.org/officeDocument/2006/math" xmlns:v="urn:schemas-microsoft-com:vml" xmlns:wp14="http://schemas.microsoft.com/office/word/2010/wordprocessingDrawing" xmlns:wp="http://schemas.openxmlformats.org/drawingml/2006/wordprocessingDrawing" xmlns:w10="urn:schemas-microsoft-com:office:word" xmlns:w="http://schemas.openxmlformats.org/wordprocessingml/2006/main" xmlns:w14="http://schemas.microsoft.com/office/word/2010/wordml" xmlns:w15="http://schemas.microsoft.com/office/word/2012/wordml" xmlns:w16cex="http://schemas.microsoft.com/office/word/2018/wordml/cex" xmlns:w16cid="http://schemas.microsoft.com/office/word/2016/wordml/cid" xmlns:w16="http://schemas.microsoft.com/office/word/2018/wordml" xmlns:w16du="http://schemas.microsoft.com/office/word/2023/wordml/word16du" xmlns:w16sdtdh="http://schemas.microsoft.com/office/word/2020/wordml/sdtdatahash" xmlns:w16sdtfl="http://schemas.microsoft.com/office/word/2024/wordml/sdtformatlock" xmlns:w16se="http://schemas.microsoft.com/office/word/2015/wordml/symex" xmlns:wpg="http://schemas.microsoft.com/office/word/2010/wordprocessingGroup" xmlns:wpi="http://schemas.microsoft.com/office/word/2010/wordprocessingInk" xmlns:wne="http://schemas.microsoft.com/office/word/2006/wordml" xmlns:wps="http://schemas.microsoft.com/office/word/2010/wordprocessingShape" mc:Ignorable="w14 w15 w16se w16cid w16 w16cex w16sdtdh w16sdtfl w16du wp14">
+<w:hdr xmlns:wpc="http://schemas.microsoft.com/office/word/2010/wordprocessingCanvas" xmlns:cx="http://schemas.microsoft.com/office/drawing/2014/chartex" xmlns:cx1="http://schemas.microsoft.com/office/drawing/2015/9/8/chartex" xmlns:cx2="http://schemas.microsoft.com/office/drawing/2015/10/21/chartex" xmlns:cx3="http://schemas.microsoft.com/office/drawing/2016/5/9/chartex" xmlns:cx4="http://schemas.microsoft.com/office/drawing/2016/5/10/chartex" xmlns:cx5="http://schemas.microsoft.com/office/drawing/2016/5/11/chartex" xmlns:cx6="http://schemas.microsoft.com/office/drawing/2016/5/12/chartex" xmlns:cx7="http://schemas.microsoft.com/office/drawing/2016/5/13/chartex" xmlns:cx8="http://schemas.microsoft.com/office/drawing/2016/5/14/chartex" xmlns:mc="http://schemas.openxmlformats.org/markup-compatibility/2006" xmlns:aink="http://schemas.microsoft.com/office/drawing/2016/ink" xmlns:am3d="http://schemas.microsoft.com/office/drawing/2017/model3d" xmlns:o="urn:schemas-microsoft-com:office:office" xmlns:r="http://schemas.openxmlformats.org/officeDocument/2006/relationships" xmlns:m="http://schemas.openxmlformats.org/officeDocument/2006/math" xmlns:v="urn:schemas-microsoft-com:vml" xmlns:wp14="http://schemas.microsoft.com/office/word/2010/wordprocessingDrawing" xmlns:wp="http://schemas.openxmlformats.org/drawingml/2006/wordprocessingDrawing" xmlns:w10="urn:schemas-microsoft-com:office:word" xmlns:w="http://schemas.openxmlformats.org/wordprocessingml/2006/main" xmlns:w14="http://schemas.microsoft.com/office/word/2010/wordml" xmlns:w15="http://schemas.microsoft.com/office/word/2012/wordml" xmlns:w16cex="http://schemas.microsoft.com/office/word/2018/wordml/cex" xmlns:w16cid="http://schemas.microsoft.com/office/word/2016/wordml/cid" xmlns:w16="http://schemas.microsoft.com/office/word/2018/wordml" xmlns:w16sdtdh="http://schemas.microsoft.com/office/word/2020/wordml/sdtdatahash" xmlns:w16se="http://schemas.microsoft.com/office/word/2015/wordml/symex" xmlns:wpg="http://schemas.microsoft.com/office/word/2010/wordprocessingGroup" xmlns:wpi="http://schemas.microsoft.com/office/word/2010/wordprocessingInk" xmlns:wne="http://schemas.microsoft.com/office/word/2006/wordml" xmlns:wps="http://schemas.microsoft.com/office/word/2010/wordprocessingShape" mc:Ignorable="w14 w15 w16se w16cid w16 w16cex w16sdtdh wp14">
   <w:p>
     <w:pPr>
       <w:pStyle w:val="Encabezado"/>
@@ -3868,7 +3870,7 @@
 </file>
 
 <file path=word/numbering.xml><?xml version="1.0" encoding="utf-8"?>
-<w:numbering xmlns:wpc="http://schemas.microsoft.com/office/word/2010/wordprocessingCanvas" xmlns:cx="http://schemas.microsoft.com/office/drawing/2014/chartex" xmlns:cx1="http://schemas.microsoft.com/office/drawing/2015/9/8/chartex" xmlns:cx2="http://schemas.microsoft.com/office/drawing/2015/10/21/chartex" xmlns:cx3="http://schemas.microsoft.com/office/drawing/2016/5/9/chartex" xmlns:cx4="http://schemas.microsoft.com/office/drawing/2016/5/10/chartex" xmlns:cx5="http://schemas.microsoft.com/office/drawing/2016/5/11/chartex" xmlns:cx6="http://schemas.microsoft.com/office/drawing/2016/5/12/chartex" xmlns:cx7="http://schemas.microsoft.com/office/drawing/2016/5/13/chartex" xmlns:cx8="http://schemas.microsoft.com/office/drawing/2016/5/14/chartex" xmlns:mc="http://schemas.openxmlformats.org/markup-compatibility/2006" xmlns:aink="http://schemas.microsoft.com/office/drawing/2016/ink" xmlns:am3d="http://schemas.microsoft.com/office/drawing/2017/model3d" xmlns:o="urn:schemas-microsoft-com:office:office" xmlns:oel="http://schemas.microsoft.com/office/2019/extlst" xmlns:r="http://schemas.openxmlformats.org/officeDocument/2006/relationships" xmlns:m="http://schemas.openxmlformats.org/officeDocument/2006/math" xmlns:v="urn:schemas-microsoft-com:vml" xmlns:wp14="http://schemas.microsoft.com/office/word/2010/wordprocessingDrawing" xmlns:wp="http://schemas.openxmlformats.org/drawingml/2006/wordprocessingDrawing" xmlns:w10="urn:schemas-microsoft-com:office:word" xmlns:w="http://schemas.openxmlformats.org/wordprocessingml/2006/main" xmlns:w14="http://schemas.microsoft.com/office/word/2010/wordml" xmlns:w15="http://schemas.microsoft.com/office/word/2012/wordml" xmlns:w16cex="http://schemas.microsoft.com/office/word/2018/wordml/cex" xmlns:w16cid="http://schemas.microsoft.com/office/word/2016/wordml/cid" xmlns:w16="http://schemas.microsoft.com/office/word/2018/wordml" xmlns:w16du="http://schemas.microsoft.com/office/word/2023/wordml/word16du" xmlns:w16sdtdh="http://schemas.microsoft.com/office/word/2020/wordml/sdtdatahash" xmlns:w16sdtfl="http://schemas.microsoft.com/office/word/2024/wordml/sdtformatlock" xmlns:w16se="http://schemas.microsoft.com/office/word/2015/wordml/symex" xmlns:wpg="http://schemas.microsoft.com/office/word/2010/wordprocessingGroup" xmlns:wpi="http://schemas.microsoft.com/office/word/2010/wordprocessingInk" xmlns:wne="http://schemas.microsoft.com/office/word/2006/wordml" xmlns:wps="http://schemas.microsoft.com/office/word/2010/wordprocessingShape" mc:Ignorable="w14 w15 w16se w16cid w16 w16cex w16sdtdh w16sdtfl w16du wp14">
+<w:numbering xmlns:wpc="http://schemas.microsoft.com/office/word/2010/wordprocessingCanvas" xmlns:cx="http://schemas.microsoft.com/office/drawing/2014/chartex" xmlns:cx1="http://schemas.microsoft.com/office/drawing/2015/9/8/chartex" xmlns:cx2="http://schemas.microsoft.com/office/drawing/2015/10/21/chartex" xmlns:cx3="http://schemas.microsoft.com/office/drawing/2016/5/9/chartex" xmlns:cx4="http://schemas.microsoft.com/office/drawing/2016/5/10/chartex" xmlns:cx5="http://schemas.microsoft.com/office/drawing/2016/5/11/chartex" xmlns:cx6="http://schemas.microsoft.com/office/drawing/2016/5/12/chartex" xmlns:cx7="http://schemas.microsoft.com/office/drawing/2016/5/13/chartex" xmlns:cx8="http://schemas.microsoft.com/office/drawing/2016/5/14/chartex" xmlns:mc="http://schemas.openxmlformats.org/markup-compatibility/2006" xmlns:aink="http://schemas.microsoft.com/office/drawing/2016/ink" xmlns:am3d="http://schemas.microsoft.com/office/drawing/2017/model3d" xmlns:o="urn:schemas-microsoft-com:office:office" xmlns:r="http://schemas.openxmlformats.org/officeDocument/2006/relationships" xmlns:m="http://schemas.openxmlformats.org/officeDocument/2006/math" xmlns:v="urn:schemas-microsoft-com:vml" xmlns:wp14="http://schemas.microsoft.com/office/word/2010/wordprocessingDrawing" xmlns:wp="http://schemas.openxmlformats.org/drawingml/2006/wordprocessingDrawing" xmlns:w10="urn:schemas-microsoft-com:office:word" xmlns:w="http://schemas.openxmlformats.org/wordprocessingml/2006/main" xmlns:w14="http://schemas.microsoft.com/office/word/2010/wordml" xmlns:w15="http://schemas.microsoft.com/office/word/2012/wordml" xmlns:w16cex="http://schemas.microsoft.com/office/word/2018/wordml/cex" xmlns:w16cid="http://schemas.microsoft.com/office/word/2016/wordml/cid" xmlns:w16="http://schemas.microsoft.com/office/word/2018/wordml" xmlns:w16sdtdh="http://schemas.microsoft.com/office/word/2020/wordml/sdtdatahash" xmlns:w16se="http://schemas.microsoft.com/office/word/2015/wordml/symex" xmlns:wpg="http://schemas.microsoft.com/office/word/2010/wordprocessingGroup" xmlns:wpi="http://schemas.microsoft.com/office/word/2010/wordprocessingInk" xmlns:wne="http://schemas.microsoft.com/office/word/2006/wordml" xmlns:wps="http://schemas.microsoft.com/office/word/2010/wordprocessingShape" mc:Ignorable="w14 w15 w16se w16cid w16 w16cex w16sdtdh wp14">
   <w:abstractNum w:abstractNumId="0" w15:restartNumberingAfterBreak="0">
     <w:nsid w:val="F3913FE4"/>
     <w:multiLevelType w:val="hybridMultilevel"/>
@@ -8449,49 +8451,49 @@
       </w:rPr>
     </w:lvl>
   </w:abstractNum>
-  <w:num w:numId="1" w16cid:durableId="1572547426">
+  <w:num w:numId="1">
     <w:abstractNumId w:val="23"/>
   </w:num>
-  <w:num w:numId="2" w16cid:durableId="1167205227">
+  <w:num w:numId="2">
     <w:abstractNumId w:val="3"/>
   </w:num>
-  <w:num w:numId="3" w16cid:durableId="858012384">
+  <w:num w:numId="3">
     <w:abstractNumId w:val="4"/>
   </w:num>
-  <w:num w:numId="4" w16cid:durableId="1685203015">
+  <w:num w:numId="4">
     <w:abstractNumId w:val="24"/>
   </w:num>
-  <w:num w:numId="5" w16cid:durableId="1547599253">
+  <w:num w:numId="5">
     <w:abstractNumId w:val="35"/>
   </w:num>
-  <w:num w:numId="6" w16cid:durableId="359279578">
+  <w:num w:numId="6">
     <w:abstractNumId w:val="37"/>
   </w:num>
-  <w:num w:numId="7" w16cid:durableId="516970954">
+  <w:num w:numId="7">
     <w:abstractNumId w:val="28"/>
   </w:num>
-  <w:num w:numId="8" w16cid:durableId="1847286937">
+  <w:num w:numId="8">
     <w:abstractNumId w:val="31"/>
   </w:num>
-  <w:num w:numId="9" w16cid:durableId="880365092">
+  <w:num w:numId="9">
     <w:abstractNumId w:val="9"/>
   </w:num>
-  <w:num w:numId="10" w16cid:durableId="223371821">
+  <w:num w:numId="10">
     <w:abstractNumId w:val="13"/>
   </w:num>
-  <w:num w:numId="11" w16cid:durableId="1104303217">
+  <w:num w:numId="11">
     <w:abstractNumId w:val="30"/>
   </w:num>
-  <w:num w:numId="12" w16cid:durableId="1846822748">
+  <w:num w:numId="12">
     <w:abstractNumId w:val="5"/>
   </w:num>
-  <w:num w:numId="13" w16cid:durableId="1917782183">
+  <w:num w:numId="13">
     <w:abstractNumId w:val="6"/>
   </w:num>
-  <w:num w:numId="14" w16cid:durableId="1210529903">
+  <w:num w:numId="14">
     <w:abstractNumId w:val="22"/>
   </w:num>
-  <w:num w:numId="15" w16cid:durableId="1798254976">
+  <w:num w:numId="15">
     <w:abstractNumId w:val="22"/>
     <w:lvlOverride w:ilvl="0"/>
     <w:lvlOverride w:ilvl="1">
@@ -8519,97 +8521,97 @@
       <w:startOverride w:val="1"/>
     </w:lvlOverride>
   </w:num>
-  <w:num w:numId="16" w16cid:durableId="606305421">
+  <w:num w:numId="16">
     <w:abstractNumId w:val="36"/>
   </w:num>
-  <w:num w:numId="17" w16cid:durableId="1637179633">
+  <w:num w:numId="17">
     <w:abstractNumId w:val="10"/>
   </w:num>
-  <w:num w:numId="18" w16cid:durableId="2133664759">
+  <w:num w:numId="18">
     <w:abstractNumId w:val="18"/>
   </w:num>
-  <w:num w:numId="19" w16cid:durableId="277639894">
+  <w:num w:numId="19">
     <w:abstractNumId w:val="40"/>
   </w:num>
-  <w:num w:numId="20" w16cid:durableId="1802377568">
+  <w:num w:numId="20">
     <w:abstractNumId w:val="20"/>
   </w:num>
-  <w:num w:numId="21" w16cid:durableId="1135372539">
+  <w:num w:numId="21">
     <w:abstractNumId w:val="33"/>
   </w:num>
-  <w:num w:numId="22" w16cid:durableId="1617712361">
+  <w:num w:numId="22">
     <w:abstractNumId w:val="26"/>
   </w:num>
-  <w:num w:numId="23" w16cid:durableId="1732922236">
+  <w:num w:numId="23">
     <w:abstractNumId w:val="14"/>
   </w:num>
-  <w:num w:numId="24" w16cid:durableId="1428964969">
+  <w:num w:numId="24">
     <w:abstractNumId w:val="41"/>
   </w:num>
-  <w:num w:numId="25" w16cid:durableId="711930102">
+  <w:num w:numId="25">
     <w:abstractNumId w:val="34"/>
   </w:num>
-  <w:num w:numId="26" w16cid:durableId="1738897085">
+  <w:num w:numId="26">
     <w:abstractNumId w:val="11"/>
   </w:num>
-  <w:num w:numId="27" w16cid:durableId="2112779992">
+  <w:num w:numId="27">
     <w:abstractNumId w:val="16"/>
   </w:num>
-  <w:num w:numId="28" w16cid:durableId="2131439034">
+  <w:num w:numId="28">
     <w:abstractNumId w:val="2"/>
   </w:num>
-  <w:num w:numId="29" w16cid:durableId="1730807889">
+  <w:num w:numId="29">
     <w:abstractNumId w:val="8"/>
   </w:num>
-  <w:num w:numId="30" w16cid:durableId="1966422798">
+  <w:num w:numId="30">
     <w:abstractNumId w:val="38"/>
   </w:num>
-  <w:num w:numId="31" w16cid:durableId="1830095554">
+  <w:num w:numId="31">
     <w:abstractNumId w:val="15"/>
   </w:num>
-  <w:num w:numId="32" w16cid:durableId="1291592047">
+  <w:num w:numId="32">
     <w:abstractNumId w:val="25"/>
   </w:num>
-  <w:num w:numId="33" w16cid:durableId="953291931">
+  <w:num w:numId="33">
     <w:abstractNumId w:val="32"/>
   </w:num>
-  <w:num w:numId="34" w16cid:durableId="702940459">
+  <w:num w:numId="34">
     <w:abstractNumId w:val="7"/>
   </w:num>
-  <w:num w:numId="35" w16cid:durableId="1730028958">
+  <w:num w:numId="35">
     <w:abstractNumId w:val="43"/>
   </w:num>
-  <w:num w:numId="36" w16cid:durableId="146634431">
+  <w:num w:numId="36">
     <w:abstractNumId w:val="39"/>
   </w:num>
-  <w:num w:numId="37" w16cid:durableId="827792575">
+  <w:num w:numId="37">
     <w:abstractNumId w:val="1"/>
   </w:num>
-  <w:num w:numId="38" w16cid:durableId="383145511">
+  <w:num w:numId="38">
     <w:abstractNumId w:val="17"/>
   </w:num>
-  <w:num w:numId="39" w16cid:durableId="1885822237">
+  <w:num w:numId="39">
     <w:abstractNumId w:val="29"/>
   </w:num>
-  <w:num w:numId="40" w16cid:durableId="1369572104">
+  <w:num w:numId="40">
     <w:abstractNumId w:val="12"/>
   </w:num>
-  <w:num w:numId="41" w16cid:durableId="1692490422">
+  <w:num w:numId="41">
     <w:abstractNumId w:val="27"/>
   </w:num>
-  <w:num w:numId="42" w16cid:durableId="1678071608">
+  <w:num w:numId="42">
     <w:abstractNumId w:val="42"/>
   </w:num>
-  <w:num w:numId="43" w16cid:durableId="1893536406">
+  <w:num w:numId="43">
     <w:abstractNumId w:val="21"/>
   </w:num>
-  <w:num w:numId="44" w16cid:durableId="1192260085">
+  <w:num w:numId="44">
     <w:abstractNumId w:val="19"/>
   </w:num>
-  <w:num w:numId="45" w16cid:durableId="263152050">
+  <w:num w:numId="45">
     <w:abstractNumId w:val="0"/>
   </w:num>
-  <w:num w:numId="46" w16cid:durableId="547567729">
+  <w:num w:numId="46">
     <w:abstractNumId w:val="18"/>
     <w:lvlOverride w:ilvl="0">
       <w:startOverride w:val="3"/>
@@ -8622,7 +8624,7 @@
 </file>
 
 <file path=word/styles.xml><?xml version="1.0" encoding="utf-8"?>
-<w:styles xmlns:mc="http://schemas.openxmlformats.org/markup-compatibility/2006" xmlns:r="http://schemas.openxmlformats.org/officeDocument/2006/relationships" xmlns:w="http://schemas.openxmlformats.org/wordprocessingml/2006/main" xmlns:w14="http://schemas.microsoft.com/office/word/2010/wordml" xmlns:w15="http://schemas.microsoft.com/office/word/2012/wordml" xmlns:w16cex="http://schemas.microsoft.com/office/word/2018/wordml/cex" xmlns:w16cid="http://schemas.microsoft.com/office/word/2016/wordml/cid" xmlns:w16="http://schemas.microsoft.com/office/word/2018/wordml" xmlns:w16du="http://schemas.microsoft.com/office/word/2023/wordml/word16du" xmlns:w16sdtdh="http://schemas.microsoft.com/office/word/2020/wordml/sdtdatahash" xmlns:w16sdtfl="http://schemas.microsoft.com/office/word/2024/wordml/sdtformatlock" xmlns:w16se="http://schemas.microsoft.com/office/word/2015/wordml/symex" mc:Ignorable="w14 w15 w16se w16cid w16 w16cex w16sdtdh w16sdtfl w16du">
+<w:styles xmlns:mc="http://schemas.openxmlformats.org/markup-compatibility/2006" xmlns:r="http://schemas.openxmlformats.org/officeDocument/2006/relationships" xmlns:w="http://schemas.openxmlformats.org/wordprocessingml/2006/main" xmlns:w14="http://schemas.microsoft.com/office/word/2010/wordml" xmlns:w15="http://schemas.microsoft.com/office/word/2012/wordml" xmlns:w16cex="http://schemas.microsoft.com/office/word/2018/wordml/cex" xmlns:w16cid="http://schemas.microsoft.com/office/word/2016/wordml/cid" xmlns:w16="http://schemas.microsoft.com/office/word/2018/wordml" xmlns:w16sdtdh="http://schemas.microsoft.com/office/word/2020/wordml/sdtdatahash" xmlns:w16se="http://schemas.microsoft.com/office/word/2015/wordml/symex" mc:Ignorable="w14 w15 w16se w16cid w16 w16cex w16sdtdh">
   <w:docDefaults>
     <w:rPrDefault>
       <w:rPr>
@@ -9260,6 +9262,7 @@
   <w:style w:type="character" w:default="1" w:styleId="Fuentedeprrafopredeter">
     <w:name w:val="Default Paragraph Font"/>
     <w:uiPriority w:val="1"/>
+    <w:semiHidden/>
     <w:unhideWhenUsed/>
   </w:style>
   <w:style w:type="table" w:default="1" w:styleId="Tablanormal">
@@ -10258,6 +10261,276 @@
 </file>
 
 <file path=customXml/item1.xml><?xml version="1.0" encoding="utf-8"?>
+<ct:contentTypeSchema xmlns:ct="http://schemas.microsoft.com/office/2006/metadata/contentType" xmlns:ma="http://schemas.microsoft.com/office/2006/metadata/properties/metaAttributes" ct:_="" ma:_="" ma:contentTypeName="Documento" ma:contentTypeID="0x010100FDF0B3912B7D2344BBFABCC17A83C826" ma:contentTypeVersion="18" ma:contentTypeDescription="Crear nuevo documento." ma:contentTypeScope="" ma:versionID="8ebc0b984b0a9f096c8565c0fdb39ef1">
+  <xsd:schema xmlns:xsd="http://www.w3.org/2001/XMLSchema" xmlns:xs="http://www.w3.org/2001/XMLSchema" xmlns:p="http://schemas.microsoft.com/office/2006/metadata/properties" xmlns:ns3="407661db-69f6-48af-8192-3bef683ff284" xmlns:ns4="953ea1b5-9f77-44aa-be72-9ba04966663c" targetNamespace="http://schemas.microsoft.com/office/2006/metadata/properties" ma:root="true" ma:fieldsID="23a9c965938401fb64aeb2606a401683" ns3:_="" ns4:_="">
+    <xsd:import namespace="407661db-69f6-48af-8192-3bef683ff284"/>
+    <xsd:import namespace="953ea1b5-9f77-44aa-be72-9ba04966663c"/>
+    <xsd:element name="properties">
+      <xsd:complexType>
+        <xsd:sequence>
+          <xsd:element name="documentManagement">
+            <xsd:complexType>
+              <xsd:all>
+                <xsd:element ref="ns3:SharedWithUsers" minOccurs="0"/>
+                <xsd:element ref="ns3:SharedWithDetails" minOccurs="0"/>
+                <xsd:element ref="ns3:SharingHintHash" minOccurs="0"/>
+                <xsd:element ref="ns4:MediaServiceMetadata" minOccurs="0"/>
+                <xsd:element ref="ns4:MediaServiceFastMetadata" minOccurs="0"/>
+                <xsd:element ref="ns4:MediaServiceAutoKeyPoints" minOccurs="0"/>
+                <xsd:element ref="ns4:MediaServiceKeyPoints" minOccurs="0"/>
+                <xsd:element ref="ns4:MediaServiceDateTaken" minOccurs="0"/>
+                <xsd:element ref="ns4:MediaServiceObjectDetectorVersions" minOccurs="0"/>
+                <xsd:element ref="ns4:MediaServiceAutoTags" minOccurs="0"/>
+                <xsd:element ref="ns4:MediaLengthInSeconds" minOccurs="0"/>
+                <xsd:element ref="ns4:MediaServiceOCR" minOccurs="0"/>
+                <xsd:element ref="ns4:MediaServiceGenerationTime" minOccurs="0"/>
+                <xsd:element ref="ns4:MediaServiceEventHashCode" minOccurs="0"/>
+                <xsd:element ref="ns4:MediaServiceLocation" minOccurs="0"/>
+                <xsd:element ref="ns4:_activity" minOccurs="0"/>
+                <xsd:element ref="ns4:MediaServiceSearchProperties" minOccurs="0"/>
+                <xsd:element ref="ns4:MediaServiceSystemTags" minOccurs="0"/>
+              </xsd:all>
+            </xsd:complexType>
+          </xsd:element>
+        </xsd:sequence>
+      </xsd:complexType>
+    </xsd:element>
+  </xsd:schema>
+  <xsd:schema xmlns:xsd="http://www.w3.org/2001/XMLSchema" xmlns:xs="http://www.w3.org/2001/XMLSchema" xmlns:dms="http://schemas.microsoft.com/office/2006/documentManagement/types" xmlns:pc="http://schemas.microsoft.com/office/infopath/2007/PartnerControls" targetNamespace="407661db-69f6-48af-8192-3bef683ff284" elementFormDefault="qualified">
+    <xsd:import namespace="http://schemas.microsoft.com/office/2006/documentManagement/types"/>
+    <xsd:import namespace="http://schemas.microsoft.com/office/infopath/2007/PartnerControls"/>
+    <xsd:element name="SharedWithUsers" ma:index="8" nillable="true" ma:displayName="Compartido con" ma:description="" ma:internalName="SharedWithUsers" ma:readOnly="true">
+      <xsd:complexType>
+        <xsd:complexContent>
+          <xsd:extension base="dms:UserMulti">
+            <xsd:sequence>
+              <xsd:element name="UserInfo" minOccurs="0" maxOccurs="unbounded">
+                <xsd:complexType>
+                  <xsd:sequence>
+                    <xsd:element name="DisplayName" type="xsd:string" minOccurs="0"/>
+                    <xsd:element name="AccountId" type="dms:UserId" minOccurs="0" nillable="true"/>
+                    <xsd:element name="AccountType" type="xsd:string" minOccurs="0"/>
+                  </xsd:sequence>
+                </xsd:complexType>
+              </xsd:element>
+            </xsd:sequence>
+          </xsd:extension>
+        </xsd:complexContent>
+      </xsd:complexType>
+    </xsd:element>
+    <xsd:element name="SharedWithDetails" ma:index="9" nillable="true" ma:displayName="Detalles de uso compartido" ma:description="" ma:internalName="SharedWithDetails" ma:readOnly="true">
+      <xsd:simpleType>
+        <xsd:restriction base="dms:Note">
+          <xsd:maxLength value="255"/>
+        </xsd:restriction>
+      </xsd:simpleType>
+    </xsd:element>
+    <xsd:element name="SharingHintHash" ma:index="10" nillable="true" ma:displayName="Hash de la sugerencia para compartir" ma:description="" ma:hidden="true" ma:internalName="SharingHintHash" ma:readOnly="true">
+      <xsd:simpleType>
+        <xsd:restriction base="dms:Text"/>
+      </xsd:simpleType>
+    </xsd:element>
+  </xsd:schema>
+  <xsd:schema xmlns:xsd="http://www.w3.org/2001/XMLSchema" xmlns:xs="http://www.w3.org/2001/XMLSchema" xmlns:dms="http://schemas.microsoft.com/office/2006/documentManagement/types" xmlns:pc="http://schemas.microsoft.com/office/infopath/2007/PartnerControls" targetNamespace="953ea1b5-9f77-44aa-be72-9ba04966663c" elementFormDefault="qualified">
+    <xsd:import namespace="http://schemas.microsoft.com/office/2006/documentManagement/types"/>
+    <xsd:import namespace="http://schemas.microsoft.com/office/infopath/2007/PartnerControls"/>
+    <xsd:element name="MediaServiceMetadata" ma:index="11" nillable="true" ma:displayName="MediaServiceMetadata" ma:description="" ma:hidden="true" ma:internalName="MediaServiceMetadata" ma:readOnly="true">
+      <xsd:simpleType>
+        <xsd:restriction base="dms:Note"/>
+      </xsd:simpleType>
+    </xsd:element>
+    <xsd:element name="MediaServiceFastMetadata" ma:index="12" nillable="true" ma:displayName="MediaServiceFastMetadata" ma:description="" ma:hidden="true" ma:internalName="MediaServiceFastMetadata" ma:readOnly="true">
+      <xsd:simpleType>
+        <xsd:restriction base="dms:Note"/>
+      </xsd:simpleType>
+    </xsd:element>
+    <xsd:element name="MediaServiceAutoKeyPoints" ma:index="13" nillable="true" ma:displayName="MediaServiceAutoKeyPoints" ma:hidden="true" ma:internalName="MediaServiceAutoKeyPoints" ma:readOnly="true">
+      <xsd:simpleType>
+        <xsd:restriction base="dms:Note"/>
+      </xsd:simpleType>
+    </xsd:element>
+    <xsd:element name="MediaServiceKeyPoints" ma:index="14" nillable="true" ma:displayName="KeyPoints" ma:internalName="MediaServiceKeyPoints" ma:readOnly="true">
+      <xsd:simpleType>
+        <xsd:restriction base="dms:Note">
+          <xsd:maxLength value="255"/>
+        </xsd:restriction>
+      </xsd:simpleType>
+    </xsd:element>
+    <xsd:element name="MediaServiceDateTaken" ma:index="15" nillable="true" ma:displayName="MediaServiceDateTaken" ma:hidden="true" ma:indexed="true" ma:internalName="MediaServiceDateTaken" ma:readOnly="true">
+      <xsd:simpleType>
+        <xsd:restriction base="dms:Text"/>
+      </xsd:simpleType>
+    </xsd:element>
+    <xsd:element name="MediaServiceObjectDetectorVersions" ma:index="16" nillable="true" ma:displayName="MediaServiceObjectDetectorVersions" ma:hidden="true" ma:indexed="true" ma:internalName="MediaServiceObjectDetectorVersions" ma:readOnly="true">
+      <xsd:simpleType>
+        <xsd:restriction base="dms:Text"/>
+      </xsd:simpleType>
+    </xsd:element>
+    <xsd:element name="MediaServiceAutoTags" ma:index="17" nillable="true" ma:displayName="Tags" ma:internalName="MediaServiceAutoTags" ma:readOnly="true">
+      <xsd:simpleType>
+        <xsd:restriction base="dms:Text"/>
+      </xsd:simpleType>
+    </xsd:element>
+    <xsd:element name="MediaLengthInSeconds" ma:index="18" nillable="true" ma:displayName="MediaLengthInSeconds" ma:hidden="true" ma:internalName="MediaLengthInSeconds" ma:readOnly="true">
+      <xsd:simpleType>
+        <xsd:restriction base="dms:Unknown"/>
+      </xsd:simpleType>
+    </xsd:element>
+    <xsd:element name="MediaServiceOCR" ma:index="19" nillable="true" ma:displayName="Extracted Text" ma:internalName="MediaServiceOCR" ma:readOnly="true">
+      <xsd:simpleType>
+        <xsd:restriction base="dms:Note">
+          <xsd:maxLength value="255"/>
+        </xsd:restriction>
+      </xsd:simpleType>
+    </xsd:element>
+    <xsd:element name="MediaServiceGenerationTime" ma:index="20" nillable="true" ma:displayName="MediaServiceGenerationTime" ma:hidden="true" ma:internalName="MediaServiceGenerationTime" ma:readOnly="true">
+      <xsd:simpleType>
+        <xsd:restriction base="dms:Text"/>
+      </xsd:simpleType>
+    </xsd:element>
+    <xsd:element name="MediaServiceEventHashCode" ma:index="21" nillable="true" ma:displayName="MediaServiceEventHashCode" ma:hidden="true" ma:internalName="MediaServiceEventHashCode" ma:readOnly="true">
+      <xsd:simpleType>
+        <xsd:restriction base="dms:Text"/>
+      </xsd:simpleType>
+    </xsd:element>
+    <xsd:element name="MediaServiceLocation" ma:index="22" nillable="true" ma:displayName="Location" ma:indexed="true" ma:internalName="MediaServiceLocation" ma:readOnly="true">
+      <xsd:simpleType>
+        <xsd:restriction base="dms:Text"/>
+      </xsd:simpleType>
+    </xsd:element>
+    <xsd:element name="_activity" ma:index="23" nillable="true" ma:displayName="_activity" ma:hidden="true" ma:internalName="_activity">
+      <xsd:simpleType>
+        <xsd:restriction base="dms:Note"/>
+      </xsd:simpleType>
+    </xsd:element>
+    <xsd:element name="MediaServiceSearchProperties" ma:index="24" nillable="true" ma:displayName="MediaServiceSearchProperties" ma:hidden="true" ma:internalName="MediaServiceSearchProperties" ma:readOnly="true">
+      <xsd:simpleType>
+        <xsd:restriction base="dms:Note"/>
+      </xsd:simpleType>
+    </xsd:element>
+    <xsd:element name="MediaServiceSystemTags" ma:index="25" nillable="true" ma:displayName="MediaServiceSystemTags" ma:hidden="true" ma:internalName="MediaServiceSystemTags" ma:readOnly="true">
+      <xsd:simpleType>
+        <xsd:restriction base="dms:Note"/>
+      </xsd:simpleType>
+    </xsd:element>
+  </xsd:schema>
+  <xsd:schema xmlns="http://schemas.openxmlformats.org/package/2006/metadata/core-properties" xmlns:xsd="http://www.w3.org/2001/XMLSchema" xmlns:xsi="http://www.w3.org/2001/XMLSchema-instance" xmlns:dc="http://purl.org/dc/elements/1.1/" xmlns:dcterms="http://purl.org/dc/terms/" xmlns:odoc="http://schemas.microsoft.com/internal/obd" targetNamespace="http://schemas.openxmlformats.org/package/2006/metadata/core-properties" elementFormDefault="qualified" attributeFormDefault="unqualified" blockDefault="#all">
+    <xsd:import namespace="http://purl.org/dc/elements/1.1/" schemaLocation="http://dublincore.org/schemas/xmls/qdc/2003/04/02/dc.xsd"/>
+    <xsd:import namespace="http://purl.org/dc/terms/" schemaLocation="http://dublincore.org/schemas/xmls/qdc/2003/04/02/dcterms.xsd"/>
+    <xsd:element name="coreProperties" type="CT_coreProperties"/>
+    <xsd:complexType name="CT_coreProperties">
+      <xsd:all>
+        <xsd:element ref="dc:creator" minOccurs="0" maxOccurs="1"/>
+        <xsd:element ref="dcterms:created" minOccurs="0" maxOccurs="1"/>
+        <xsd:element ref="dc:identifier" minOccurs="0" maxOccurs="1"/>
+        <xsd:element name="contentType" minOccurs="0" maxOccurs="1" type="xsd:string" ma:index="0" ma:displayName="Tipo de contenido"/>
+        <xsd:element ref="dc:title" minOccurs="0" maxOccurs="1" ma:index="4" ma:displayName="Título"/>
+        <xsd:element ref="dc:subject" minOccurs="0" maxOccurs="1"/>
+        <xsd:element ref="dc:description" minOccurs="0" maxOccurs="1"/>
+        <xsd:element name="keywords" minOccurs="0" maxOccurs="1" type="xsd:string"/>
+        <xsd:element ref="dc:language" minOccurs="0" maxOccurs="1"/>
+        <xsd:element name="category" minOccurs="0" maxOccurs="1" type="xsd:string"/>
+        <xsd:element name="version" minOccurs="0" maxOccurs="1" type="xsd:string"/>
+        <xsd:element name="revision" minOccurs="0" maxOccurs="1" type="xsd:string">
+          <xsd:annotation>
+            <xsd:documentation>
+                        This value indicates the number of saves or revisions. The application is responsible for updating this value after each revision.
+                    </xsd:documentation>
+          </xsd:annotation>
+        </xsd:element>
+        <xsd:element name="lastModifiedBy" minOccurs="0" maxOccurs="1" type="xsd:string"/>
+        <xsd:element ref="dcterms:modified" minOccurs="0" maxOccurs="1"/>
+        <xsd:element name="contentStatus" minOccurs="0" maxOccurs="1" type="xsd:string"/>
+      </xsd:all>
+    </xsd:complexType>
+  </xsd:schema>
+  <xs:schema xmlns:pc="http://schemas.microsoft.com/office/infopath/2007/PartnerControls" xmlns:xs="http://www.w3.org/2001/XMLSchema" targetNamespace="http://schemas.microsoft.com/office/infopath/2007/PartnerControls" elementFormDefault="qualified" attributeFormDefault="unqualified">
+    <xs:element name="Person">
+      <xs:complexType>
+        <xs:sequence>
+          <xs:element ref="pc:DisplayName" minOccurs="0"/>
+          <xs:element ref="pc:AccountId" minOccurs="0"/>
+          <xs:element ref="pc:AccountType" minOccurs="0"/>
+        </xs:sequence>
+      </xs:complexType>
+    </xs:element>
+    <xs:element name="DisplayName" type="xs:string"/>
+    <xs:element name="AccountId" type="xs:string"/>
+    <xs:element name="AccountType" type="xs:string"/>
+    <xs:element name="BDCAssociatedEntity">
+      <xs:complexType>
+        <xs:sequence>
+          <xs:element ref="pc:BDCEntity" minOccurs="0" maxOccurs="unbounded"/>
+        </xs:sequence>
+        <xs:attribute ref="pc:EntityNamespace"/>
+        <xs:attribute ref="pc:EntityName"/>
+        <xs:attribute ref="pc:SystemInstanceName"/>
+        <xs:attribute ref="pc:AssociationName"/>
+      </xs:complexType>
+    </xs:element>
+    <xs:attribute name="EntityNamespace" type="xs:string"/>
+    <xs:attribute name="EntityName" type="xs:string"/>
+    <xs:attribute name="SystemInstanceName" type="xs:string"/>
+    <xs:attribute name="AssociationName" type="xs:string"/>
+    <xs:element name="BDCEntity">
+      <xs:complexType>
+        <xs:sequence>
+          <xs:element ref="pc:EntityDisplayName" minOccurs="0"/>
+          <xs:element ref="pc:EntityInstanceReference" minOccurs="0"/>
+          <xs:element ref="pc:EntityId1" minOccurs="0"/>
+          <xs:element ref="pc:EntityId2" minOccurs="0"/>
+          <xs:element ref="pc:EntityId3" minOccurs="0"/>
+          <xs:element ref="pc:EntityId4" minOccurs="0"/>
+          <xs:element ref="pc:EntityId5" minOccurs="0"/>
+        </xs:sequence>
+      </xs:complexType>
+    </xs:element>
+    <xs:element name="EntityDisplayName" type="xs:string"/>
+    <xs:element name="EntityInstanceReference" type="xs:string"/>
+    <xs:element name="EntityId1" type="xs:string"/>
+    <xs:element name="EntityId2" type="xs:string"/>
+    <xs:element name="EntityId3" type="xs:string"/>
+    <xs:element name="EntityId4" type="xs:string"/>
+    <xs:element name="EntityId5" type="xs:string"/>
+    <xs:element name="Terms">
+      <xs:complexType>
+        <xs:sequence>
+          <xs:element ref="pc:TermInfo" minOccurs="0" maxOccurs="unbounded"/>
+        </xs:sequence>
+      </xs:complexType>
+    </xs:element>
+    <xs:element name="TermInfo">
+      <xs:complexType>
+        <xs:sequence>
+          <xs:element ref="pc:TermName" minOccurs="0"/>
+          <xs:element ref="pc:TermId" minOccurs="0"/>
+        </xs:sequence>
+      </xs:complexType>
+    </xs:element>
+    <xs:element name="TermName" type="xs:string"/>
+    <xs:element name="TermId" type="xs:string"/>
+  </xs:schema>
+</ct:contentTypeSchema>
+</file>
+
+<file path=customXml/item2.xml><?xml version="1.0" encoding="utf-8"?>
+<p:properties xmlns:p="http://schemas.microsoft.com/office/2006/metadata/properties" xmlns:xsi="http://www.w3.org/2001/XMLSchema-instance" xmlns:pc="http://schemas.microsoft.com/office/infopath/2007/PartnerControls">
+  <documentManagement>
+    <_activity xmlns="953ea1b5-9f77-44aa-be72-9ba04966663c" xsi:nil="true"/>
+  </documentManagement>
+</p:properties>
+</file>
+
+<file path=customXml/item3.xml><?xml version="1.0" encoding="utf-8"?>
+<?mso-contentType ?>
+<FormTemplates xmlns="http://schemas.microsoft.com/sharepoint/v3/contenttype/forms">
+  <Display>DocumentLibraryForm</Display>
+  <Edit>DocumentLibraryForm</Edit>
+  <New>DocumentLibraryForm</New>
+</FormTemplates>
+</file>
+
+<file path=customXml/item4.xml><?xml version="1.0" encoding="utf-8"?>
 <b:Sources xmlns:b="http://schemas.openxmlformats.org/officeDocument/2006/bibliography" xmlns="http://schemas.openxmlformats.org/officeDocument/2006/bibliography" SelectedStyle="\APASixthEditionOfficeOnline.xsl" StyleName="APA" Version="6">
   <b:Source>
     <b:Tag>Mig23</b:Tag>
@@ -10559,303 +10832,7 @@
 </b:Sources>
 </file>
 
-<file path=customXml/item2.xml><?xml version="1.0" encoding="utf-8"?>
-<?mso-contentType ?>
-<FormTemplates xmlns="http://schemas.microsoft.com/sharepoint/v3/contenttype/forms">
-  <Display>DocumentLibraryForm</Display>
-  <Edit>DocumentLibraryForm</Edit>
-  <New>DocumentLibraryForm</New>
-</FormTemplates>
-</file>
-
-<file path=customXml/item3.xml><?xml version="1.0" encoding="utf-8"?>
-<p:properties xmlns:p="http://schemas.microsoft.com/office/2006/metadata/properties" xmlns:xsi="http://www.w3.org/2001/XMLSchema-instance" xmlns:pc="http://schemas.microsoft.com/office/infopath/2007/PartnerControls">
-  <documentManagement>
-    <_activity xmlns="953ea1b5-9f77-44aa-be72-9ba04966663c" xsi:nil="true"/>
-  </documentManagement>
-</p:properties>
-</file>
-
-<file path=customXml/item4.xml><?xml version="1.0" encoding="utf-8"?>
-<ct:contentTypeSchema xmlns:ct="http://schemas.microsoft.com/office/2006/metadata/contentType" xmlns:ma="http://schemas.microsoft.com/office/2006/metadata/properties/metaAttributes" ct:_="" ma:_="" ma:contentTypeName="Documento" ma:contentTypeID="0x010100FDF0B3912B7D2344BBFABCC17A83C826" ma:contentTypeVersion="18" ma:contentTypeDescription="Crear nuevo documento." ma:contentTypeScope="" ma:versionID="8ebc0b984b0a9f096c8565c0fdb39ef1">
-  <xsd:schema xmlns:xsd="http://www.w3.org/2001/XMLSchema" xmlns:xs="http://www.w3.org/2001/XMLSchema" xmlns:p="http://schemas.microsoft.com/office/2006/metadata/properties" xmlns:ns3="407661db-69f6-48af-8192-3bef683ff284" xmlns:ns4="953ea1b5-9f77-44aa-be72-9ba04966663c" targetNamespace="http://schemas.microsoft.com/office/2006/metadata/properties" ma:root="true" ma:fieldsID="23a9c965938401fb64aeb2606a401683" ns3:_="" ns4:_="">
-    <xsd:import namespace="407661db-69f6-48af-8192-3bef683ff284"/>
-    <xsd:import namespace="953ea1b5-9f77-44aa-be72-9ba04966663c"/>
-    <xsd:element name="properties">
-      <xsd:complexType>
-        <xsd:sequence>
-          <xsd:element name="documentManagement">
-            <xsd:complexType>
-              <xsd:all>
-                <xsd:element ref="ns3:SharedWithUsers" minOccurs="0"/>
-                <xsd:element ref="ns3:SharedWithDetails" minOccurs="0"/>
-                <xsd:element ref="ns3:SharingHintHash" minOccurs="0"/>
-                <xsd:element ref="ns4:MediaServiceMetadata" minOccurs="0"/>
-                <xsd:element ref="ns4:MediaServiceFastMetadata" minOccurs="0"/>
-                <xsd:element ref="ns4:MediaServiceAutoKeyPoints" minOccurs="0"/>
-                <xsd:element ref="ns4:MediaServiceKeyPoints" minOccurs="0"/>
-                <xsd:element ref="ns4:MediaServiceDateTaken" minOccurs="0"/>
-                <xsd:element ref="ns4:MediaServiceObjectDetectorVersions" minOccurs="0"/>
-                <xsd:element ref="ns4:MediaServiceAutoTags" minOccurs="0"/>
-                <xsd:element ref="ns4:MediaLengthInSeconds" minOccurs="0"/>
-                <xsd:element ref="ns4:MediaServiceOCR" minOccurs="0"/>
-                <xsd:element ref="ns4:MediaServiceGenerationTime" minOccurs="0"/>
-                <xsd:element ref="ns4:MediaServiceEventHashCode" minOccurs="0"/>
-                <xsd:element ref="ns4:MediaServiceLocation" minOccurs="0"/>
-                <xsd:element ref="ns4:_activity" minOccurs="0"/>
-                <xsd:element ref="ns4:MediaServiceSearchProperties" minOccurs="0"/>
-                <xsd:element ref="ns4:MediaServiceSystemTags" minOccurs="0"/>
-              </xsd:all>
-            </xsd:complexType>
-          </xsd:element>
-        </xsd:sequence>
-      </xsd:complexType>
-    </xsd:element>
-  </xsd:schema>
-  <xsd:schema xmlns:xsd="http://www.w3.org/2001/XMLSchema" xmlns:xs="http://www.w3.org/2001/XMLSchema" xmlns:dms="http://schemas.microsoft.com/office/2006/documentManagement/types" xmlns:pc="http://schemas.microsoft.com/office/infopath/2007/PartnerControls" targetNamespace="407661db-69f6-48af-8192-3bef683ff284" elementFormDefault="qualified">
-    <xsd:import namespace="http://schemas.microsoft.com/office/2006/documentManagement/types"/>
-    <xsd:import namespace="http://schemas.microsoft.com/office/infopath/2007/PartnerControls"/>
-    <xsd:element name="SharedWithUsers" ma:index="8" nillable="true" ma:displayName="Compartido con" ma:description="" ma:internalName="SharedWithUsers" ma:readOnly="true">
-      <xsd:complexType>
-        <xsd:complexContent>
-          <xsd:extension base="dms:UserMulti">
-            <xsd:sequence>
-              <xsd:element name="UserInfo" minOccurs="0" maxOccurs="unbounded">
-                <xsd:complexType>
-                  <xsd:sequence>
-                    <xsd:element name="DisplayName" type="xsd:string" minOccurs="0"/>
-                    <xsd:element name="AccountId" type="dms:UserId" minOccurs="0" nillable="true"/>
-                    <xsd:element name="AccountType" type="xsd:string" minOccurs="0"/>
-                  </xsd:sequence>
-                </xsd:complexType>
-              </xsd:element>
-            </xsd:sequence>
-          </xsd:extension>
-        </xsd:complexContent>
-      </xsd:complexType>
-    </xsd:element>
-    <xsd:element name="SharedWithDetails" ma:index="9" nillable="true" ma:displayName="Detalles de uso compartido" ma:description="" ma:internalName="SharedWithDetails" ma:readOnly="true">
-      <xsd:simpleType>
-        <xsd:restriction base="dms:Note">
-          <xsd:maxLength value="255"/>
-        </xsd:restriction>
-      </xsd:simpleType>
-    </xsd:element>
-    <xsd:element name="SharingHintHash" ma:index="10" nillable="true" ma:displayName="Hash de la sugerencia para compartir" ma:description="" ma:hidden="true" ma:internalName="SharingHintHash" ma:readOnly="true">
-      <xsd:simpleType>
-        <xsd:restriction base="dms:Text"/>
-      </xsd:simpleType>
-    </xsd:element>
-  </xsd:schema>
-  <xsd:schema xmlns:xsd="http://www.w3.org/2001/XMLSchema" xmlns:xs="http://www.w3.org/2001/XMLSchema" xmlns:dms="http://schemas.microsoft.com/office/2006/documentManagement/types" xmlns:pc="http://schemas.microsoft.com/office/infopath/2007/PartnerControls" targetNamespace="953ea1b5-9f77-44aa-be72-9ba04966663c" elementFormDefault="qualified">
-    <xsd:import namespace="http://schemas.microsoft.com/office/2006/documentManagement/types"/>
-    <xsd:import namespace="http://schemas.microsoft.com/office/infopath/2007/PartnerControls"/>
-    <xsd:element name="MediaServiceMetadata" ma:index="11" nillable="true" ma:displayName="MediaServiceMetadata" ma:description="" ma:hidden="true" ma:internalName="MediaServiceMetadata" ma:readOnly="true">
-      <xsd:simpleType>
-        <xsd:restriction base="dms:Note"/>
-      </xsd:simpleType>
-    </xsd:element>
-    <xsd:element name="MediaServiceFastMetadata" ma:index="12" nillable="true" ma:displayName="MediaServiceFastMetadata" ma:description="" ma:hidden="true" ma:internalName="MediaServiceFastMetadata" ma:readOnly="true">
-      <xsd:simpleType>
-        <xsd:restriction base="dms:Note"/>
-      </xsd:simpleType>
-    </xsd:element>
-    <xsd:element name="MediaServiceAutoKeyPoints" ma:index="13" nillable="true" ma:displayName="MediaServiceAutoKeyPoints" ma:hidden="true" ma:internalName="MediaServiceAutoKeyPoints" ma:readOnly="true">
-      <xsd:simpleType>
-        <xsd:restriction base="dms:Note"/>
-      </xsd:simpleType>
-    </xsd:element>
-    <xsd:element name="MediaServiceKeyPoints" ma:index="14" nillable="true" ma:displayName="KeyPoints" ma:internalName="MediaServiceKeyPoints" ma:readOnly="true">
-      <xsd:simpleType>
-        <xsd:restriction base="dms:Note">
-          <xsd:maxLength value="255"/>
-        </xsd:restriction>
-      </xsd:simpleType>
-    </xsd:element>
-    <xsd:element name="MediaServiceDateTaken" ma:index="15" nillable="true" ma:displayName="MediaServiceDateTaken" ma:hidden="true" ma:indexed="true" ma:internalName="MediaServiceDateTaken" ma:readOnly="true">
-      <xsd:simpleType>
-        <xsd:restriction base="dms:Text"/>
-      </xsd:simpleType>
-    </xsd:element>
-    <xsd:element name="MediaServiceObjectDetectorVersions" ma:index="16" nillable="true" ma:displayName="MediaServiceObjectDetectorVersions" ma:hidden="true" ma:indexed="true" ma:internalName="MediaServiceObjectDetectorVersions" ma:readOnly="true">
-      <xsd:simpleType>
-        <xsd:restriction base="dms:Text"/>
-      </xsd:simpleType>
-    </xsd:element>
-    <xsd:element name="MediaServiceAutoTags" ma:index="17" nillable="true" ma:displayName="Tags" ma:internalName="MediaServiceAutoTags" ma:readOnly="true">
-      <xsd:simpleType>
-        <xsd:restriction base="dms:Text"/>
-      </xsd:simpleType>
-    </xsd:element>
-    <xsd:element name="MediaLengthInSeconds" ma:index="18" nillable="true" ma:displayName="MediaLengthInSeconds" ma:hidden="true" ma:internalName="MediaLengthInSeconds" ma:readOnly="true">
-      <xsd:simpleType>
-        <xsd:restriction base="dms:Unknown"/>
-      </xsd:simpleType>
-    </xsd:element>
-    <xsd:element name="MediaServiceOCR" ma:index="19" nillable="true" ma:displayName="Extracted Text" ma:internalName="MediaServiceOCR" ma:readOnly="true">
-      <xsd:simpleType>
-        <xsd:restriction base="dms:Note">
-          <xsd:maxLength value="255"/>
-        </xsd:restriction>
-      </xsd:simpleType>
-    </xsd:element>
-    <xsd:element name="MediaServiceGenerationTime" ma:index="20" nillable="true" ma:displayName="MediaServiceGenerationTime" ma:hidden="true" ma:internalName="MediaServiceGenerationTime" ma:readOnly="true">
-      <xsd:simpleType>
-        <xsd:restriction base="dms:Text"/>
-      </xsd:simpleType>
-    </xsd:element>
-    <xsd:element name="MediaServiceEventHashCode" ma:index="21" nillable="true" ma:displayName="MediaServiceEventHashCode" ma:hidden="true" ma:internalName="MediaServiceEventHashCode" ma:readOnly="true">
-      <xsd:simpleType>
-        <xsd:restriction base="dms:Text"/>
-      </xsd:simpleType>
-    </xsd:element>
-    <xsd:element name="MediaServiceLocation" ma:index="22" nillable="true" ma:displayName="Location" ma:indexed="true" ma:internalName="MediaServiceLocation" ma:readOnly="true">
-      <xsd:simpleType>
-        <xsd:restriction base="dms:Text"/>
-      </xsd:simpleType>
-    </xsd:element>
-    <xsd:element name="_activity" ma:index="23" nillable="true" ma:displayName="_activity" ma:hidden="true" ma:internalName="_activity">
-      <xsd:simpleType>
-        <xsd:restriction base="dms:Note"/>
-      </xsd:simpleType>
-    </xsd:element>
-    <xsd:element name="MediaServiceSearchProperties" ma:index="24" nillable="true" ma:displayName="MediaServiceSearchProperties" ma:hidden="true" ma:internalName="MediaServiceSearchProperties" ma:readOnly="true">
-      <xsd:simpleType>
-        <xsd:restriction base="dms:Note"/>
-      </xsd:simpleType>
-    </xsd:element>
-    <xsd:element name="MediaServiceSystemTags" ma:index="25" nillable="true" ma:displayName="MediaServiceSystemTags" ma:hidden="true" ma:internalName="MediaServiceSystemTags" ma:readOnly="true">
-      <xsd:simpleType>
-        <xsd:restriction base="dms:Note"/>
-      </xsd:simpleType>
-    </xsd:element>
-  </xsd:schema>
-  <xsd:schema xmlns="http://schemas.openxmlformats.org/package/2006/metadata/core-properties" xmlns:xsd="http://www.w3.org/2001/XMLSchema" xmlns:xsi="http://www.w3.org/2001/XMLSchema-instance" xmlns:dc="http://purl.org/dc/elements/1.1/" xmlns:dcterms="http://purl.org/dc/terms/" xmlns:odoc="http://schemas.microsoft.com/internal/obd" targetNamespace="http://schemas.openxmlformats.org/package/2006/metadata/core-properties" elementFormDefault="qualified" attributeFormDefault="unqualified" blockDefault="#all">
-    <xsd:import namespace="http://purl.org/dc/elements/1.1/" schemaLocation="http://dublincore.org/schemas/xmls/qdc/2003/04/02/dc.xsd"/>
-    <xsd:import namespace="http://purl.org/dc/terms/" schemaLocation="http://dublincore.org/schemas/xmls/qdc/2003/04/02/dcterms.xsd"/>
-    <xsd:element name="coreProperties" type="CT_coreProperties"/>
-    <xsd:complexType name="CT_coreProperties">
-      <xsd:all>
-        <xsd:element ref="dc:creator" minOccurs="0" maxOccurs="1"/>
-        <xsd:element ref="dcterms:created" minOccurs="0" maxOccurs="1"/>
-        <xsd:element ref="dc:identifier" minOccurs="0" maxOccurs="1"/>
-        <xsd:element name="contentType" minOccurs="0" maxOccurs="1" type="xsd:string" ma:index="0" ma:displayName="Tipo de contenido"/>
-        <xsd:element ref="dc:title" minOccurs="0" maxOccurs="1" ma:index="4" ma:displayName="Título"/>
-        <xsd:element ref="dc:subject" minOccurs="0" maxOccurs="1"/>
-        <xsd:element ref="dc:description" minOccurs="0" maxOccurs="1"/>
-        <xsd:element name="keywords" minOccurs="0" maxOccurs="1" type="xsd:string"/>
-        <xsd:element ref="dc:language" minOccurs="0" maxOccurs="1"/>
-        <xsd:element name="category" minOccurs="0" maxOccurs="1" type="xsd:string"/>
-        <xsd:element name="version" minOccurs="0" maxOccurs="1" type="xsd:string"/>
-        <xsd:element name="revision" minOccurs="0" maxOccurs="1" type="xsd:string">
-          <xsd:annotation>
-            <xsd:documentation>
-                        This value indicates the number of saves or revisions. The application is responsible for updating this value after each revision.
-                    </xsd:documentation>
-          </xsd:annotation>
-        </xsd:element>
-        <xsd:element name="lastModifiedBy" minOccurs="0" maxOccurs="1" type="xsd:string"/>
-        <xsd:element ref="dcterms:modified" minOccurs="0" maxOccurs="1"/>
-        <xsd:element name="contentStatus" minOccurs="0" maxOccurs="1" type="xsd:string"/>
-      </xsd:all>
-    </xsd:complexType>
-  </xsd:schema>
-  <xs:schema xmlns:pc="http://schemas.microsoft.com/office/infopath/2007/PartnerControls" xmlns:xs="http://www.w3.org/2001/XMLSchema" targetNamespace="http://schemas.microsoft.com/office/infopath/2007/PartnerControls" elementFormDefault="qualified" attributeFormDefault="unqualified">
-    <xs:element name="Person">
-      <xs:complexType>
-        <xs:sequence>
-          <xs:element ref="pc:DisplayName" minOccurs="0"/>
-          <xs:element ref="pc:AccountId" minOccurs="0"/>
-          <xs:element ref="pc:AccountType" minOccurs="0"/>
-        </xs:sequence>
-      </xs:complexType>
-    </xs:element>
-    <xs:element name="DisplayName" type="xs:string"/>
-    <xs:element name="AccountId" type="xs:string"/>
-    <xs:element name="AccountType" type="xs:string"/>
-    <xs:element name="BDCAssociatedEntity">
-      <xs:complexType>
-        <xs:sequence>
-          <xs:element ref="pc:BDCEntity" minOccurs="0" maxOccurs="unbounded"/>
-        </xs:sequence>
-        <xs:attribute ref="pc:EntityNamespace"/>
-        <xs:attribute ref="pc:EntityName"/>
-        <xs:attribute ref="pc:SystemInstanceName"/>
-        <xs:attribute ref="pc:AssociationName"/>
-      </xs:complexType>
-    </xs:element>
-    <xs:attribute name="EntityNamespace" type="xs:string"/>
-    <xs:attribute name="EntityName" type="xs:string"/>
-    <xs:attribute name="SystemInstanceName" type="xs:string"/>
-    <xs:attribute name="AssociationName" type="xs:string"/>
-    <xs:element name="BDCEntity">
-      <xs:complexType>
-        <xs:sequence>
-          <xs:element ref="pc:EntityDisplayName" minOccurs="0"/>
-          <xs:element ref="pc:EntityInstanceReference" minOccurs="0"/>
-          <xs:element ref="pc:EntityId1" minOccurs="0"/>
-          <xs:element ref="pc:EntityId2" minOccurs="0"/>
-          <xs:element ref="pc:EntityId3" minOccurs="0"/>
-          <xs:element ref="pc:EntityId4" minOccurs="0"/>
-          <xs:element ref="pc:EntityId5" minOccurs="0"/>
-        </xs:sequence>
-      </xs:complexType>
-    </xs:element>
-    <xs:element name="EntityDisplayName" type="xs:string"/>
-    <xs:element name="EntityInstanceReference" type="xs:string"/>
-    <xs:element name="EntityId1" type="xs:string"/>
-    <xs:element name="EntityId2" type="xs:string"/>
-    <xs:element name="EntityId3" type="xs:string"/>
-    <xs:element name="EntityId4" type="xs:string"/>
-    <xs:element name="EntityId5" type="xs:string"/>
-    <xs:element name="Terms">
-      <xs:complexType>
-        <xs:sequence>
-          <xs:element ref="pc:TermInfo" minOccurs="0" maxOccurs="unbounded"/>
-        </xs:sequence>
-      </xs:complexType>
-    </xs:element>
-    <xs:element name="TermInfo">
-      <xs:complexType>
-        <xs:sequence>
-          <xs:element ref="pc:TermName" minOccurs="0"/>
-          <xs:element ref="pc:TermId" minOccurs="0"/>
-        </xs:sequence>
-      </xs:complexType>
-    </xs:element>
-    <xs:element name="TermName" type="xs:string"/>
-    <xs:element name="TermId" type="xs:string"/>
-  </xs:schema>
-</ct:contentTypeSchema>
-</file>
-
 <file path=customXml/itemProps1.xml><?xml version="1.0" encoding="utf-8"?>
-<ds:datastoreItem xmlns:ds="http://schemas.openxmlformats.org/officeDocument/2006/customXml" ds:itemID="{A262109D-7D23-451C-8BB0-3112A110FAD9}">
-  <ds:schemaRefs>
-    <ds:schemaRef ds:uri="http://schemas.openxmlformats.org/officeDocument/2006/bibliography"/>
-  </ds:schemaRefs>
-</ds:datastoreItem>
-</file>
-
-<file path=customXml/itemProps2.xml><?xml version="1.0" encoding="utf-8"?>
-<ds:datastoreItem xmlns:ds="http://schemas.openxmlformats.org/officeDocument/2006/customXml" ds:itemID="{6EC8ACFF-BCAF-4463-908E-F1BF04A93820}">
-  <ds:schemaRefs>
-    <ds:schemaRef ds:uri="http://schemas.microsoft.com/sharepoint/v3/contenttype/forms"/>
-  </ds:schemaRefs>
-</ds:datastoreItem>
-</file>
-
-<file path=customXml/itemProps3.xml><?xml version="1.0" encoding="utf-8"?>
-<ds:datastoreItem xmlns:ds="http://schemas.openxmlformats.org/officeDocument/2006/customXml" ds:itemID="{D41B7B61-FEF4-4371-8847-AFD4D3D8ED08}">
-  <ds:schemaRefs>
-    <ds:schemaRef ds:uri="http://schemas.microsoft.com/office/2006/metadata/properties"/>
-    <ds:schemaRef ds:uri="http://schemas.microsoft.com/office/infopath/2007/PartnerControls"/>
-    <ds:schemaRef ds:uri="953ea1b5-9f77-44aa-be72-9ba04966663c"/>
-  </ds:schemaRefs>
-</ds:datastoreItem>
-</file>
-
-<file path=customXml/itemProps4.xml><?xml version="1.0" encoding="utf-8"?>
 <ds:datastoreItem xmlns:ds="http://schemas.openxmlformats.org/officeDocument/2006/customXml" ds:itemID="{1C35E1E7-D7D2-434A-BD09-CE3713ECD93D}">
   <ds:schemaRefs>
     <ds:schemaRef ds:uri="http://schemas.microsoft.com/office/2006/metadata/contentType"/>
@@ -10872,4 +10849,30 @@
     <ds:schemaRef ds:uri="http://schemas.microsoft.com/internal/obd"/>
   </ds:schemaRefs>
 </ds:datastoreItem>
+</file>
+
+<file path=customXml/itemProps2.xml><?xml version="1.0" encoding="utf-8"?>
+<ds:datastoreItem xmlns:ds="http://schemas.openxmlformats.org/officeDocument/2006/customXml" ds:itemID="{D41B7B61-FEF4-4371-8847-AFD4D3D8ED08}">
+  <ds:schemaRefs>
+    <ds:schemaRef ds:uri="http://schemas.microsoft.com/office/2006/metadata/properties"/>
+    <ds:schemaRef ds:uri="http://schemas.microsoft.com/office/infopath/2007/PartnerControls"/>
+    <ds:schemaRef ds:uri="953ea1b5-9f77-44aa-be72-9ba04966663c"/>
+  </ds:schemaRefs>
+</ds:datastoreItem>
+</file>
+
+<file path=customXml/itemProps3.xml><?xml version="1.0" encoding="utf-8"?>
+<ds:datastoreItem xmlns:ds="http://schemas.openxmlformats.org/officeDocument/2006/customXml" ds:itemID="{6EC8ACFF-BCAF-4463-908E-F1BF04A93820}">
+  <ds:schemaRefs>
+    <ds:schemaRef ds:uri="http://schemas.microsoft.com/sharepoint/v3/contenttype/forms"/>
+  </ds:schemaRefs>
+</ds:datastoreItem>
+</file>
+
+<file path=customXml/itemProps4.xml><?xml version="1.0" encoding="utf-8"?>
+<ds:datastoreItem xmlns:ds="http://schemas.openxmlformats.org/officeDocument/2006/customXml" ds:itemID="{A262109D-7D23-451C-8BB0-3112A110FAD9}">
+  <ds:schemaRefs>
+    <ds:schemaRef ds:uri="http://schemas.openxmlformats.org/officeDocument/2006/bibliography"/>
+  </ds:schemaRefs>
+</ds:datastoreItem>
 </file>
--- a/Documentos/Taller 3- JavierAmaya_CamilaCaraballo_LauraRivera.docx
+++ b/Documentos/Taller 3- JavierAmaya_CamilaCaraballo_LauraRivera.docx
@@ -191,7 +191,31 @@
     </w:p>
     <w:p>
       <w:r>
-        <w:t>Usted forma parte de un equipo de análisis económico encargado de identificar patrones globales relacionados con el desarrollo sostenible. El equipo quiere analizar si el nivel de ingreso de los países se asocia con mayores emisiones de CO₂ per cápita, y para ello propone usar datos del Banco Mundial (World Development Indicators) y aplicar pruebas de hipótesis que permitan evaluar si las diferencias observadas son estadísticamente significativas o producto del azar muestral.</w:t>
+        <w:t>Usted forma parte de un equipo de análisis económico encargado de identificar patrones globales relacionados con el desarrollo sostenible. El equipo quiere analizar si el nivel de ingreso de los países se asocia con mayores emisiones de CO₂ per cápita, y para ello propone usar datos del Banco Mundial (</w:t>
+      </w:r>
+      <w:proofErr w:type="spellStart"/>
+      <w:r>
+        <w:t>World</w:t>
+      </w:r>
+      <w:proofErr w:type="spellEnd"/>
+      <w:r>
+        <w:t xml:space="preserve"> </w:t>
+      </w:r>
+      <w:proofErr w:type="spellStart"/>
+      <w:r>
+        <w:t>Development</w:t>
+      </w:r>
+      <w:proofErr w:type="spellEnd"/>
+      <w:r>
+        <w:t xml:space="preserve"> </w:t>
+      </w:r>
+      <w:proofErr w:type="spellStart"/>
+      <w:r>
+        <w:t>Indicators</w:t>
+      </w:r>
+      <w:proofErr w:type="spellEnd"/>
+      <w:r>
+        <w:t>) y aplicar pruebas de hipótesis que permitan evaluar si las diferencias observadas son estadísticamente significativas o producto del azar muestral.</w:t>
       </w:r>
     </w:p>
     <w:p>
@@ -208,6 +232,7 @@
       <w:pPr>
         <w:pStyle w:val="Ttulo1"/>
       </w:pPr>
+      <w:bookmarkStart w:id="0" w:name="_Hlk211794100"/>
       <w:r>
         <w:lastRenderedPageBreak/>
         <w:t xml:space="preserve">Parte 1: </w:t>
@@ -312,7 +337,15 @@
         <w:t xml:space="preserve">. </w:t>
       </w:r>
       <w:r>
-        <w:t xml:space="preserve">En esta línea, una parte importante de la literatura se ha concentrado en el estudio de la Curva Ambiental de Kuznets (Environmental Kuznets Curve, EKC), la cual propone un vínculo entre el crecimiento económico y el deterioro ambiental. Esta formulación se deriva de la curva original de </w:t>
+        <w:t>En esta línea, una parte importante de la literatura se ha concentrado en el estudio de la Curva Ambiental de Kuznets (</w:t>
+      </w:r>
+      <w:proofErr w:type="spellStart"/>
+      <w:r>
+        <w:t>Environmental</w:t>
+      </w:r>
+      <w:proofErr w:type="spellEnd"/>
+      <w:r>
+        <w:t xml:space="preserve"> Kuznets Curve, EKC), la cual propone un vínculo entre el crecimiento económico y el deterioro ambiental. Esta formulación se deriva de la curva original de </w:t>
       </w:r>
       <w:sdt>
         <w:sdtPr>
@@ -349,9 +382,11 @@
       <w:r>
         <w:t xml:space="preserve">La adaptación ambiental de esta curva plantea que, a medida que el ingreso per cápita aumenta, las emisiones de carbono también se incrementan hasta alcanzar un punto de inflexión, tras el cual comienzan a disminuir, configurando una relación de tipo cóncavo. En otras palabras, las economías en etapas tempranas de desarrollo tienden a depender de actividades intensivas en energía y recursos, mientras que las economías más avanzadas logran </w:t>
       </w:r>
+      <w:proofErr w:type="spellStart"/>
       <w:r>
         <w:t>diverger</w:t>
       </w:r>
+      <w:proofErr w:type="spellEnd"/>
       <w:r>
         <w:t xml:space="preserve"> el crecimiento económico de la contaminación gracias a la innovación tecnológica, la eficiencia energética y una mayor regulación ambiental. No obstante, diversos estudios han señalado que las regulaciones específicas y las características institucionales de cada país introducen problemas de endogeneidad y variables omitidas, que limitan la capacidad para identificar una relación causal robusta</w:t>
       </w:r>
@@ -1295,7 +1330,15 @@
         <w:t xml:space="preserve">dado </w:t>
       </w:r>
       <w:r>
-        <w:t>el comportamiento de las emisiones sin que haya evidencia que lo sustente. Una conclusión de este tipo podría conducir a interpretaciones erróneas sobre la relación entre crecimiento económico y contaminación y en consecuencia, a la formulación de políticas públicas inadecuadas en materia de sostenibilidad ambiental.</w:t>
+        <w:t xml:space="preserve">el comportamiento de las emisiones sin que haya evidencia que lo sustente. Una conclusión de este tipo podría conducir a interpretaciones erróneas sobre la relación entre crecimiento económico y contaminación </w:t>
+      </w:r>
+      <w:proofErr w:type="gramStart"/>
+      <w:r>
+        <w:t>y</w:t>
+      </w:r>
+      <w:proofErr w:type="gramEnd"/>
+      <w:r>
+        <w:t xml:space="preserve"> en consecuencia, a la formulación de políticas públicas inadecuadas en materia de sostenibilidad ambiental.</w:t>
       </w:r>
     </w:p>
     <w:p>
@@ -1395,7 +1438,15 @@
         </m:sSub>
       </m:oMath>
       <w:r>
-        <w:t xml:space="preserve"> per cápita (toneladas métricas), obtenida de los Indicadores de Desarrollo Mundial del Banco Mundial. Esta es una medida estándar que cuantifica el dióxido de carbono liberado por la actividad humana, específicamente aquel derivado de la quema de combustibles fósiles (sólidos, líquidos y gaseosos), la fabricación de cemento y la quema de gas (gas flaring) </w:t>
+        <w:t xml:space="preserve"> per cápita (toneladas métricas), obtenida de los Indicadores de Desarrollo Mundial del Banco Mundial. Esta es una medida estándar que cuantifica el dióxido de carbono liberado por la actividad humana, específicamente aquel derivado de la quema de combustibles fósiles (sólidos, líquidos y gaseosos), la fabricación de cemento y la quema de gas (gas </w:t>
+      </w:r>
+      <w:proofErr w:type="spellStart"/>
+      <w:r>
+        <w:t>flaring</w:t>
+      </w:r>
+      <w:proofErr w:type="spellEnd"/>
+      <w:r>
+        <w:t xml:space="preserve">) </w:t>
       </w:r>
       <w:sdt>
         <w:sdtPr>
@@ -1626,11 +1677,16 @@
       <w:r>
         <w:t xml:space="preserve">on el propósito de explorar la relación entre el nivel de ingreso y las emisiones de CO₂, se presenta un análisis </w:t>
       </w:r>
+      <w:proofErr w:type="spellStart"/>
       <w:r>
         <w:t>uni</w:t>
       </w:r>
       <w:r>
-        <w:t xml:space="preserve">variado entre el PIB per cápita y el CO₂ per cápita con base en los datos del Banco Mundial se dispone de información correspondiente al año 2023 sobre el PIB per cápita y las emisiones de CO₂ per cápita. En total, se </w:t>
+        <w:t>variado</w:t>
+      </w:r>
+      <w:proofErr w:type="spellEnd"/>
+      <w:r>
+        <w:t xml:space="preserve"> entre el PIB per cápita y el CO₂ per cápita con base en los datos del Banco Mundial se dispone de información correspondiente al año 2023 sobre el PIB per cápita y las emisiones de CO₂ per cápita. En total, se </w:t>
       </w:r>
       <w:r>
         <w:t>tuvieron en cuenta</w:t>
@@ -2385,6 +2441,76 @@
     </w:p>
     <w:p>
       <w:pPr>
+        <w:spacing w:after="0" w:afterAutospacing="0"/>
+        <w:jc w:val="center"/>
+        <w:rPr>
+          <w:b/>
+          <w:bCs/>
+        </w:rPr>
+      </w:pPr>
+      <w:r>
+        <w:rPr>
+          <w:b/>
+          <w:bCs/>
+        </w:rPr>
+        <w:drawing>
+          <wp:inline distT="0" distB="0" distL="0" distR="0" wp14:anchorId="0BE4A8A6" wp14:editId="5746393E">
+            <wp:extent cx="3608032" cy="765340"/>
+            <wp:effectExtent l="0" t="0" r="0" b="0"/>
+            <wp:docPr id="1" name="Imagen 1"/>
+            <wp:cNvGraphicFramePr>
+              <a:graphicFrameLocks xmlns:a="http://schemas.openxmlformats.org/drawingml/2006/main" noChangeAspect="1"/>
+            </wp:cNvGraphicFramePr>
+            <a:graphic xmlns:a="http://schemas.openxmlformats.org/drawingml/2006/main">
+              <a:graphicData uri="http://schemas.openxmlformats.org/drawingml/2006/picture">
+                <pic:pic xmlns:pic="http://schemas.openxmlformats.org/drawingml/2006/picture">
+                  <pic:nvPicPr>
+                    <pic:cNvPr id="1" name=""/>
+                    <pic:cNvPicPr/>
+                  </pic:nvPicPr>
+                  <pic:blipFill>
+                    <a:blip r:embed="rId16"/>
+                    <a:stretch>
+                      <a:fillRect/>
+                    </a:stretch>
+                  </pic:blipFill>
+                  <pic:spPr>
+                    <a:xfrm>
+                      <a:off x="0" y="0"/>
+                      <a:ext cx="3623795" cy="768684"/>
+                    </a:xfrm>
+                    <a:prstGeom prst="rect">
+                      <a:avLst/>
+                    </a:prstGeom>
+                  </pic:spPr>
+                </pic:pic>
+              </a:graphicData>
+            </a:graphic>
+          </wp:inline>
+        </w:drawing>
+      </w:r>
+    </w:p>
+    <w:p>
+      <w:pPr>
+        <w:spacing w:before="0" w:beforeAutospacing="0"/>
+        <w:rPr>
+          <w:b/>
+          <w:bCs/>
+        </w:rPr>
+      </w:pPr>
+      <w:r>
+        <w:rPr>
+          <w:b/>
+          <w:bCs/>
+        </w:rPr>
+        <w:t>Tabla 3.</w:t>
+      </w:r>
+      <w:r>
+        <w:t xml:space="preserve"> Valores promedio de las emisiones de CO2 por grupo sin intervalos de confianza</w:t>
+      </w:r>
+    </w:p>
+    <w:p>
+      <w:pPr>
         <w:jc w:val="center"/>
         <w:rPr>
           <w:rStyle w:val="Textoennegrita"/>
@@ -2398,6 +2524,7 @@
           <w:b w:val="0"/>
           <w:bCs w:val="0"/>
           <w:noProof/>
+          <w:u w:val="single"/>
         </w:rPr>
         <w:drawing>
           <wp:inline distT="0" distB="0" distL="0" distR="0" wp14:anchorId="38156724" wp14:editId="2239F4FB">
@@ -2415,7 +2542,7 @@
                     <pic:cNvPicPr/>
                   </pic:nvPicPr>
                   <pic:blipFill rotWithShape="1">
-                    <a:blip r:embed="rId16"/>
+                    <a:blip r:embed="rId17"/>
                     <a:srcRect r="18228"/>
                     <a:stretch/>
                   </pic:blipFill>
@@ -2465,7 +2592,7 @@
           <w:b/>
           <w:bCs/>
         </w:rPr>
-        <w:t>3</w:t>
+        <w:t>4</w:t>
       </w:r>
       <w:r>
         <w:rPr>
@@ -2479,7 +2606,19 @@
         <w:rPr>
           <w:rFonts w:eastAsia="Helvetica"/>
         </w:rPr>
-        <w:t xml:space="preserve"> Comparación entre Bootstrap y prueba T. Fuente: Banco Mundial. Elaboración propia.</w:t>
+        <w:t xml:space="preserve"> Comparación entre Bootstrap y prueba T</w:t>
+      </w:r>
+      <w:r>
+        <w:rPr>
+          <w:rFonts w:eastAsia="Helvetica"/>
+        </w:rPr>
+        <w:t xml:space="preserve"> de la diferencia de toneladas de Co2 per cápita en países de ingresos altos versus bajos</w:t>
+      </w:r>
+      <w:r>
+        <w:rPr>
+          <w:rFonts w:eastAsia="Helvetica"/>
+        </w:rPr>
+        <w:t>. Fuente: Banco Mundial. Elaboración propia.</w:t>
       </w:r>
     </w:p>
     <w:p>
@@ -2514,7 +2653,7 @@
                     </pic:cNvPicPr>
                   </pic:nvPicPr>
                   <pic:blipFill rotWithShape="1">
-                    <a:blip r:embed="rId17" cstate="print">
+                    <a:blip r:embed="rId18" cstate="print">
                       <a:extLst>
                         <a:ext uri="{28A0092B-C50C-407E-A947-70E740481C1C}">
                           <a14:useLocalDpi xmlns:a14="http://schemas.microsoft.com/office/drawing/2010/main" val="0"/>
@@ -2562,7 +2701,23 @@
           <w:b/>
           <w:bCs/>
         </w:rPr>
-        <w:t>Figura 5.</w:t>
+        <w:t xml:space="preserve">Figura </w:t>
+      </w:r>
+      <w:r>
+        <w:rPr>
+          <w:rFonts w:eastAsia="Helvetica"/>
+          <w:b/>
+          <w:bCs/>
+        </w:rPr>
+        <w:t>4</w:t>
+      </w:r>
+      <w:r>
+        <w:rPr>
+          <w:rFonts w:eastAsia="Helvetica"/>
+          <w:b/>
+          <w:bCs/>
+        </w:rPr>
+        <w:t>.</w:t>
       </w:r>
       <w:r>
         <w:rPr>
@@ -2573,202 +2728,274 @@
     </w:p>
     <w:p>
       <w:pPr>
-        <w:spacing w:before="0" w:beforeAutospacing="0"/>
-        <w:jc w:val="center"/>
-        <w:rPr>
-          <w:rFonts w:eastAsia="Helvetica"/>
-        </w:rPr>
-      </w:pPr>
+        <w:pStyle w:val="Ttulo2"/>
+      </w:pPr>
+      <w:r>
+        <w:t>S</w:t>
+      </w:r>
+      <w:r>
+        <w:t>entido y magnitud de la diferencia</w:t>
+      </w:r>
     </w:p>
     <w:p>
-      <w:pPr>
-        <w:pStyle w:val="Ttulo2"/>
-      </w:pPr>
-      <w:r>
-        <w:t>S</w:t>
-      </w:r>
-      <w:r>
-        <w:t>entido y magnitud de la diferencia</w:t>
+      <w:r>
+        <w:t>Los resultados del análisis muestran una diferencia promedio de 5</w:t>
+      </w:r>
+      <w:r>
+        <w:t>.</w:t>
+      </w:r>
+      <w:r>
+        <w:t>93 toneladas de CO₂ per cápita entre los países de alto PIB per cápita y los de bajo PIB per cápita, indicando que, en promedio, los países más ricos emiten casi seis toneladas más de CO₂ por persona que los países con menor ingreso.</w:t>
+      </w:r>
+      <w:r>
+        <w:t xml:space="preserve"> En las tablas 3 y 4 se pueden observar los resultados los promedios de emisiones de CO2 en países bajos y altos, sin y con intervalos de confianza. </w:t>
       </w:r>
     </w:p>
     <w:p>
-      <w:r>
-        <w:t>Los resultados del análisis muestran una diferencia promedio de 5</w:t>
-      </w:r>
-      <w:r>
-        <w:t>.</w:t>
-      </w:r>
-      <w:r>
-        <w:t>93 toneladas de CO₂ per cápita entre los países de alto PIB per cápita y los de bajo PIB per cápita, indicando que, en promedio, los países más ricos emiten casi seis toneladas más de CO₂ por persona que los países con menor ingreso.</w:t>
+      <w:pPr>
+        <w:pStyle w:val="Ttulo2"/>
+      </w:pPr>
+      <w:r>
+        <w:t>Intervalo de confianza del 95 % usando Bootstrap y una prueba t</w:t>
       </w:r>
     </w:p>
     <w:p>
-      <w:pPr>
-        <w:pStyle w:val="Ttulo2"/>
-      </w:pPr>
-      <w:r>
-        <w:t>Intervalo de confianza del 95 % usando Bootstrap y una prueba t</w:t>
+      <w:r>
+        <w:t xml:space="preserve">La principal diferencia entre ambos métodos radica en el supuesto de distribución, mientras la prueba t asume normalidad de las medias muestrales, el método </w:t>
+      </w:r>
+      <w:proofErr w:type="spellStart"/>
+      <w:r>
+        <w:t>b</w:t>
+      </w:r>
+      <w:r>
+        <w:t>ootstrap</w:t>
+      </w:r>
+      <w:proofErr w:type="spellEnd"/>
+      <w:r>
+        <w:t xml:space="preserve"> no depende de esta suposición, por </w:t>
+      </w:r>
+      <w:r>
+        <w:t>lo que en general se considera un método más robusto y menos dependiente de la distribución del parámetro (método no paramétrico de estimación del IC)</w:t>
+      </w:r>
+      <w:r>
+        <w:t>. Así que,</w:t>
+      </w:r>
+      <w:r>
+        <w:t xml:space="preserve"> como se muestra en la tabla </w:t>
+      </w:r>
+      <w:r>
+        <w:t>4</w:t>
+      </w:r>
+      <w:r>
+        <w:t>,</w:t>
+      </w:r>
+      <w:r>
+        <w:t xml:space="preserve"> e</w:t>
+      </w:r>
+      <w:r>
+        <w:t xml:space="preserve">l intervalo de confianza del 95%, estimado mediante el método </w:t>
+      </w:r>
+      <w:proofErr w:type="spellStart"/>
+      <w:r>
+        <w:t>b</w:t>
+      </w:r>
+      <w:r>
+        <w:t>ootstrap</w:t>
+      </w:r>
+      <w:proofErr w:type="spellEnd"/>
+      <w:r>
+        <w:t>, oscila entre 4</w:t>
+      </w:r>
+      <w:r>
+        <w:t>.</w:t>
+      </w:r>
+      <w:r>
+        <w:t>75 y 8</w:t>
+      </w:r>
+      <w:r>
+        <w:t>.</w:t>
+      </w:r>
+      <w:r>
+        <w:t xml:space="preserve">46 toneladas (IC95% </w:t>
+      </w:r>
+      <w:r>
+        <w:t xml:space="preserve">usando el método </w:t>
+      </w:r>
+      <w:proofErr w:type="spellStart"/>
+      <w:r>
+        <w:t>BCa</w:t>
+      </w:r>
+      <w:proofErr w:type="spellEnd"/>
+      <w:r>
+        <w:t xml:space="preserve">), lo que sugiere que </w:t>
+      </w:r>
+      <w:r>
+        <w:t>existe una diferencia estadísticamente significativa</w:t>
+      </w:r>
+      <w:r>
+        <w:t xml:space="preserve"> </w:t>
+      </w:r>
+      <w:r>
+        <w:t xml:space="preserve">entre las emisiones de países de altos ingresos per cápita versus bajos ingresos </w:t>
+      </w:r>
+      <w:r>
+        <w:t>(el intervalo de confianza no incluye el cero)</w:t>
+      </w:r>
+      <w:r>
+        <w:t>. De manera consistente, la prueba t clásica confirma el resultado, con un intervalo de confianza muy similar (4</w:t>
+      </w:r>
+      <w:r>
+        <w:t>.</w:t>
+      </w:r>
+      <w:r>
+        <w:t>27 a 7</w:t>
+      </w:r>
+      <w:r>
+        <w:t>.</w:t>
+      </w:r>
+      <w:r>
+        <w:t>61 toneladas)</w:t>
+      </w:r>
+      <w:r>
+        <w:t xml:space="preserve">. </w:t>
       </w:r>
     </w:p>
     <w:p>
       <w:r>
-        <w:t xml:space="preserve">La principal diferencia entre ambos métodos radica en el supuesto de distribución, mientras la prueba t asume normalidad de las medias muestrales, el método Bootstrap no depende de esta suposición, por </w:t>
-      </w:r>
-      <w:r>
-        <w:t>lo que en general se considera un método más robusto y menos dependiente de la distribución del parámetro (método no paramétrico de estimación del IC)</w:t>
-      </w:r>
-      <w:r>
-        <w:t>. Así que,</w:t>
-      </w:r>
-      <w:r>
-        <w:t xml:space="preserve"> como se muestra en la tabla </w:t>
-      </w:r>
-      <w:r>
-        <w:t>3</w:t>
-      </w:r>
-      <w:r>
-        <w:t>,</w:t>
-      </w:r>
-      <w:r>
-        <w:t xml:space="preserve"> e</w:t>
-      </w:r>
-      <w:r>
-        <w:t xml:space="preserve">l intervalo de confianza del 95%, estimado mediante el método </w:t>
-      </w:r>
-      <w:r>
-        <w:t>Bootstrap</w:t>
-      </w:r>
-      <w:r>
-        <w:t>, oscila entre 4</w:t>
-      </w:r>
-      <w:r>
-        <w:t>.</w:t>
-      </w:r>
-      <w:r>
-        <w:t>75 y 8</w:t>
-      </w:r>
-      <w:r>
-        <w:t>.</w:t>
-      </w:r>
-      <w:r>
-        <w:t xml:space="preserve">46 toneladas (IC95% </w:t>
-      </w:r>
-      <w:r>
-        <w:t xml:space="preserve">usando el método </w:t>
-      </w:r>
-      <w:r>
-        <w:t xml:space="preserve">BCa), lo que sugiere que </w:t>
-      </w:r>
-      <w:r>
-        <w:t>existe una diferencia estadísticamente significativa</w:t>
+        <w:t xml:space="preserve">En cuanto a las diferencias en los IC se puede anotar que </w:t>
+      </w:r>
+      <w:r>
+        <w:t xml:space="preserve">el IC </w:t>
+      </w:r>
+      <w:r>
+        <w:t xml:space="preserve">obtenido en la prueba </w:t>
+      </w:r>
+      <w:r>
+        <w:t xml:space="preserve">t confía en una </w:t>
+      </w:r>
+      <w:r>
+        <w:t>distribución</w:t>
+      </w:r>
+      <w:r>
+        <w:t xml:space="preserve"> teóric</w:t>
+      </w:r>
+      <w:r>
+        <w:t>a</w:t>
+      </w:r>
+      <w:r>
+        <w:t xml:space="preserve"> (t de </w:t>
+      </w:r>
+      <w:proofErr w:type="spellStart"/>
+      <w:r>
+        <w:t>Student</w:t>
+      </w:r>
+      <w:proofErr w:type="spellEnd"/>
+      <w:r>
+        <w:t xml:space="preserve">) para describir cómo varía la diferencia de medias entre muestras. Esa curva viene de suponer que, con muestras grandes, </w:t>
+      </w:r>
+      <w:r>
+        <w:t xml:space="preserve">el valor esperado tiene </w:t>
+      </w:r>
+      <w:r>
+        <w:lastRenderedPageBreak/>
+        <w:t>una distribución normal o casi normal</w:t>
+      </w:r>
+      <w:r>
+        <w:t xml:space="preserve"> (</w:t>
+      </w:r>
+      <w:r>
+        <w:t>Teoría del Límite Central</w:t>
+      </w:r>
+      <w:r>
+        <w:t xml:space="preserve">) y que podemos estimar bien su varianza; por eso el intervalo </w:t>
+      </w:r>
+      <w:r>
+        <w:t xml:space="preserve">obtenido es </w:t>
+      </w:r>
+      <w:r>
+        <w:t>simétrico</w:t>
+      </w:r>
+      <w:r>
+        <w:t>. Sin embargo, si</w:t>
+      </w:r>
+      <w:r>
+        <w:t xml:space="preserve"> la distribución real del estimador es sesgada, el IC </w:t>
+      </w:r>
+      <w:r>
+        <w:t xml:space="preserve">puede estar desviado y </w:t>
+      </w:r>
+      <w:r>
+        <w:t>tender a ser demasiado optimista (estrecho).</w:t>
+      </w:r>
+      <w:r>
+        <w:t xml:space="preserve"> Por otro lado, el</w:t>
       </w:r>
       <w:r>
         <w:t xml:space="preserve"> </w:t>
       </w:r>
-      <w:r>
-        <w:t xml:space="preserve">entre las emisiones de países de altos ingresos per cápita versus bajos ingresos </w:t>
-      </w:r>
-      <w:r>
-        <w:t>(el intervalo de confianza no incluye el cero)</w:t>
-      </w:r>
-      <w:r>
-        <w:t>. De manera consistente, la prueba t clásica confirma el resultado, con un intervalo de confianza muy similar (4</w:t>
-      </w:r>
-      <w:r>
-        <w:t>.</w:t>
-      </w:r>
-      <w:r>
-        <w:t>27 a 7</w:t>
-      </w:r>
-      <w:r>
-        <w:t>.</w:t>
-      </w:r>
-      <w:r>
-        <w:t>61 toneladas)</w:t>
-      </w:r>
+      <w:proofErr w:type="spellStart"/>
+      <w:r>
+        <w:t>bootstrap</w:t>
+      </w:r>
+      <w:proofErr w:type="spellEnd"/>
+      <w:r>
+        <w:t xml:space="preserve"> construye el IC a partir de la distribución empírica del estimador que se obtiene al </w:t>
+      </w:r>
+      <w:proofErr w:type="spellStart"/>
+      <w:r>
+        <w:t>remuestrear</w:t>
+      </w:r>
+      <w:proofErr w:type="spellEnd"/>
+      <w:r>
+        <w:t xml:space="preserve"> la base muchas veces</w:t>
+      </w:r>
+      <w:r>
+        <w:t xml:space="preserve"> (1,000 en nuestro caso)</w:t>
+      </w:r>
+      <w:r>
+        <w:t xml:space="preserve"> </w:t>
+      </w:r>
+      <w:r>
+        <w:t xml:space="preserve">sin asumir ninguna distribución </w:t>
+      </w:r>
+      <w:proofErr w:type="spellStart"/>
+      <w:r>
+        <w:t>pre-especificada</w:t>
+      </w:r>
+      <w:proofErr w:type="spellEnd"/>
       <w:r>
         <w:t xml:space="preserve">. </w:t>
       </w:r>
-    </w:p>
-    <w:p>
-      <w:r>
-        <w:t xml:space="preserve">En cuanto a las diferencias en los IC se puede anotar que </w:t>
-      </w:r>
-      <w:r>
-        <w:t xml:space="preserve">el IC </w:t>
-      </w:r>
-      <w:r>
-        <w:t xml:space="preserve">obtenido en la prueba </w:t>
-      </w:r>
-      <w:r>
-        <w:t xml:space="preserve">t confía en una </w:t>
-      </w:r>
-      <w:r>
-        <w:t>distribución</w:t>
-      </w:r>
-      <w:r>
-        <w:t xml:space="preserve"> teóric</w:t>
-      </w:r>
-      <w:r>
-        <w:t>a</w:t>
-      </w:r>
-      <w:r>
-        <w:t xml:space="preserve"> (t de Student) para describir cómo varía la diferencia de medias </w:t>
-      </w:r>
-      <w:r>
-        <w:lastRenderedPageBreak/>
-        <w:t xml:space="preserve">entre muestras. Esa curva viene de suponer que, con muestras grandes, </w:t>
-      </w:r>
-      <w:r>
-        <w:t>el valor esperado tiene una distribución normal o casi normal</w:t>
-      </w:r>
-      <w:r>
-        <w:t xml:space="preserve"> (</w:t>
-      </w:r>
-      <w:r>
-        <w:t>Teoría del Límite Central</w:t>
-      </w:r>
-      <w:r>
-        <w:t xml:space="preserve">) y que podemos estimar bien su varianza; por eso el intervalo </w:t>
-      </w:r>
-      <w:r>
-        <w:t xml:space="preserve">obtenido es </w:t>
-      </w:r>
-      <w:r>
-        <w:t>simétrico</w:t>
-      </w:r>
-      <w:r>
-        <w:t>. Sin embargo, si</w:t>
-      </w:r>
-      <w:r>
-        <w:t xml:space="preserve"> la distribución real del estimador es sesgada, el IC </w:t>
-      </w:r>
-      <w:r>
-        <w:t xml:space="preserve">puede estar desviado y </w:t>
-      </w:r>
-      <w:r>
-        <w:t>tender a ser demasiado optimista (estrecho).</w:t>
-      </w:r>
-      <w:r>
-        <w:t xml:space="preserve"> Por otro lado, el</w:t>
-      </w:r>
-      <w:r>
-        <w:t xml:space="preserve"> bootstrap construye el IC a partir de la distribución empírica del estimador que se obtiene al remuestrear la base muchas veces</w:t>
-      </w:r>
-      <w:r>
-        <w:t xml:space="preserve"> (1,000 en nuestro caso)sin asumir ninguna distribución pre-especificada</w:t>
-      </w:r>
-      <w:r>
-        <w:t xml:space="preserve">. </w:t>
-      </w:r>
-      <w:r>
-        <w:t xml:space="preserve">Además de esto, el método BCa para Bootstrap ajusta </w:t>
+      <w:r>
+        <w:t xml:space="preserve">Además de esto, el método </w:t>
+      </w:r>
+      <w:proofErr w:type="spellStart"/>
+      <w:r>
+        <w:t>BCa</w:t>
+      </w:r>
+      <w:proofErr w:type="spellEnd"/>
+      <w:r>
+        <w:t xml:space="preserve"> para Bootstrap ajusta </w:t>
       </w:r>
       <w:r>
         <w:t>por sesgo y asimetría, de modo que puede capturar colas no normales.</w:t>
       </w:r>
       <w:r>
-        <w:t xml:space="preserve"> En la Figura 4 se puede observar como cambian los IC cuando son calculados usando el método convencional de percentiles (líneas punteadas) versus el método de BCa (líneas con guiones).  </w:t>
+        <w:t xml:space="preserve"> En la Figura </w:t>
+      </w:r>
+      <w:r>
+        <w:t>5</w:t>
+      </w:r>
+      <w:r>
+        <w:t xml:space="preserve"> se puede observar como cambian los IC cuando son calculados usando el método convencional de percentiles (líneas punteadas) versus el método de </w:t>
+      </w:r>
+      <w:proofErr w:type="spellStart"/>
+      <w:r>
+        <w:t>BCa</w:t>
+      </w:r>
+      <w:proofErr w:type="spellEnd"/>
+      <w:r>
+        <w:t xml:space="preserve"> (líneas con guiones).  </w:t>
       </w:r>
     </w:p>
     <w:p>
@@ -2798,7 +3025,7 @@
                     </pic:cNvPicPr>
                   </pic:nvPicPr>
                   <pic:blipFill rotWithShape="1">
-                    <a:blip r:embed="rId18" cstate="print">
+                    <a:blip r:embed="rId19" cstate="print">
                       <a:extLst>
                         <a:ext uri="{28A0092B-C50C-407E-A947-70E740481C1C}">
                           <a14:useLocalDpi xmlns:a14="http://schemas.microsoft.com/office/drawing/2010/main" val="0"/>
@@ -2844,7 +3071,23 @@
           <w:b/>
           <w:bCs/>
         </w:rPr>
-        <w:t>Figura 4.</w:t>
+        <w:t xml:space="preserve">Figura </w:t>
+      </w:r>
+      <w:r>
+        <w:rPr>
+          <w:rFonts w:eastAsia="Helvetica"/>
+          <w:b/>
+          <w:bCs/>
+        </w:rPr>
+        <w:t>5</w:t>
+      </w:r>
+      <w:r>
+        <w:rPr>
+          <w:rFonts w:eastAsia="Helvetica"/>
+          <w:b/>
+          <w:bCs/>
+        </w:rPr>
+        <w:t>.</w:t>
       </w:r>
       <w:r>
         <w:rPr>
@@ -2884,7 +3127,7 @@
           <w:b w:val="0"/>
           <w:bCs w:val="0"/>
         </w:rPr>
-        <w:t>4,7</w:t>
+        <w:t>4</w:t>
       </w:r>
       <w:r>
         <w:rPr>
@@ -2892,7 +3135,7 @@
           <w:b w:val="0"/>
           <w:bCs w:val="0"/>
         </w:rPr>
-        <w:t>5</w:t>
+        <w:t>.</w:t>
       </w:r>
       <w:r>
         <w:rPr>
@@ -2900,7 +3143,39 @@
           <w:b w:val="0"/>
           <w:bCs w:val="0"/>
         </w:rPr>
-        <w:t xml:space="preserve"> a 8,46</w:t>
+        <w:t>7</w:t>
+      </w:r>
+      <w:r>
+        <w:rPr>
+          <w:rStyle w:val="Textoennegrita"/>
+          <w:b w:val="0"/>
+          <w:bCs w:val="0"/>
+        </w:rPr>
+        <w:t>5</w:t>
+      </w:r>
+      <w:r>
+        <w:rPr>
+          <w:rStyle w:val="Textoennegrita"/>
+          <w:b w:val="0"/>
+          <w:bCs w:val="0"/>
+        </w:rPr>
+        <w:t xml:space="preserve"> a 8</w:t>
+      </w:r>
+      <w:r>
+        <w:rPr>
+          <w:rStyle w:val="Textoennegrita"/>
+          <w:b w:val="0"/>
+          <w:bCs w:val="0"/>
+        </w:rPr>
+        <w:t>.</w:t>
+      </w:r>
+      <w:r>
+        <w:rPr>
+          <w:rStyle w:val="Textoennegrita"/>
+          <w:b w:val="0"/>
+          <w:bCs w:val="0"/>
+        </w:rPr>
+        <w:t>46</w:t>
       </w:r>
       <w:r>
         <w:rPr>
@@ -3106,7 +3381,7 @@
           <w:b w:val="0"/>
           <w:bCs w:val="0"/>
         </w:rPr>
-        <w:t>. El valor P obtenido de la prueba t fue menor de 0.05 p</w:t>
+        <w:t>. El valor P obtenido de la prueba t fue menor de 0.05</w:t>
       </w:r>
       <w:r>
         <w:rPr>
@@ -3114,23 +3389,25 @@
           <w:b w:val="0"/>
           <w:bCs w:val="0"/>
         </w:rPr>
-        <w:t>or lo tanto, hay una probabilidad de cometer error tipo I</w:t>
-      </w:r>
+        <w:t xml:space="preserve"> </w:t>
+      </w:r>
+      <w:proofErr w:type="gramStart"/>
       <w:r>
         <w:rPr>
           <w:rStyle w:val="Textoennegrita"/>
           <w:b w:val="0"/>
           <w:bCs w:val="0"/>
         </w:rPr>
-        <w:t xml:space="preserve"> (probabilidad de </w:t>
-      </w:r>
+        <w:t>y</w:t>
+      </w:r>
+      <w:proofErr w:type="gramEnd"/>
       <w:r>
         <w:rPr>
           <w:rStyle w:val="Textoennegrita"/>
           <w:b w:val="0"/>
           <w:bCs w:val="0"/>
         </w:rPr>
-        <w:t>rechazar la hipótesis nula siendo verdadera</w:t>
+        <w:t xml:space="preserve"> p</w:t>
       </w:r>
       <w:r>
         <w:rPr>
@@ -3138,7 +3415,7 @@
           <w:b w:val="0"/>
           <w:bCs w:val="0"/>
         </w:rPr>
-        <w:t>) muy cercana a cero</w:t>
+        <w:t>or lo tanto, hay una probabilidad de cometer error tipo I</w:t>
       </w:r>
       <w:r>
         <w:rPr>
@@ -3146,7 +3423,7 @@
           <w:b w:val="0"/>
           <w:bCs w:val="0"/>
         </w:rPr>
-        <w:t>.</w:t>
+        <w:t xml:space="preserve"> (</w:t>
       </w:r>
       <w:r>
         <w:rPr>
@@ -3154,7 +3431,7 @@
           <w:b w:val="0"/>
           <w:bCs w:val="0"/>
         </w:rPr>
-        <w:t xml:space="preserve"> El hecho estilizado de estos resultados sería que la probabilidad de equivocarnos al decir que la emisión de toneladas de CO2 per cápita es mayor en países con altos ingresos versus países de bajos ingresos es menor al 5%</w:t>
+        <w:t xml:space="preserve">rechazar la hipótesis nula </w:t>
       </w:r>
       <w:r>
         <w:rPr>
@@ -3162,7 +3439,7 @@
           <w:b w:val="0"/>
           <w:bCs w:val="0"/>
         </w:rPr>
-        <w:t>.</w:t>
+        <w:t>erróneamente</w:t>
       </w:r>
       <w:r>
         <w:rPr>
@@ -3170,7 +3447,7 @@
           <w:b w:val="0"/>
           <w:bCs w:val="0"/>
         </w:rPr>
-        <w:t xml:space="preserve"> </w:t>
+        <w:t>) muy cercana a cero</w:t>
       </w:r>
       <w:r>
         <w:rPr>
@@ -3178,7 +3455,7 @@
           <w:b w:val="0"/>
           <w:bCs w:val="0"/>
         </w:rPr>
-        <w:t>Finalmente</w:t>
+        <w:t>.</w:t>
       </w:r>
       <w:r>
         <w:rPr>
@@ -3186,7 +3463,7 @@
           <w:b w:val="0"/>
           <w:bCs w:val="0"/>
         </w:rPr>
-        <w:t>, tanto la prueba t como el método de Bootstrap concluyen lo mismo, a pesar de que la precisión del IC calculado es un poco menor en el método de Bootstrap y el estimador no se encuentra centrado completamente dentro del IC como se observa en la Figura 5</w:t>
+        <w:t xml:space="preserve"> El hecho estilizado de estos resultados sería que la probabilidad de equivocarnos al decir que la emisión de toneladas de CO2 per cápita es mayor en países con altos ingresos versus países de bajos ingresos es menor al 5%</w:t>
       </w:r>
       <w:r>
         <w:rPr>
@@ -3196,9 +3473,84 @@
         </w:rPr>
         <w:t>.</w:t>
       </w:r>
+      <w:r>
+        <w:rPr>
+          <w:rStyle w:val="Textoennegrita"/>
+          <w:b w:val="0"/>
+          <w:bCs w:val="0"/>
+        </w:rPr>
+        <w:t xml:space="preserve"> </w:t>
+      </w:r>
+      <w:r>
+        <w:rPr>
+          <w:rStyle w:val="Textoennegrita"/>
+          <w:b w:val="0"/>
+          <w:bCs w:val="0"/>
+        </w:rPr>
+        <w:t>Finalmente</w:t>
+      </w:r>
+      <w:r>
+        <w:rPr>
+          <w:rStyle w:val="Textoennegrita"/>
+          <w:b w:val="0"/>
+          <w:bCs w:val="0"/>
+        </w:rPr>
+        <w:t xml:space="preserve">, tanto la prueba t como el método de Bootstrap concluyen lo mismo, a pesar de que la precisión del IC calculado es un poco menor en el método de </w:t>
+      </w:r>
+      <w:proofErr w:type="spellStart"/>
+      <w:r>
+        <w:rPr>
+          <w:rStyle w:val="Textoennegrita"/>
+          <w:b w:val="0"/>
+          <w:bCs w:val="0"/>
+        </w:rPr>
+        <w:t>b</w:t>
+      </w:r>
+      <w:r>
+        <w:rPr>
+          <w:rStyle w:val="Textoennegrita"/>
+          <w:b w:val="0"/>
+          <w:bCs w:val="0"/>
+        </w:rPr>
+        <w:t>ootstrap</w:t>
+      </w:r>
+      <w:proofErr w:type="spellEnd"/>
+      <w:r>
+        <w:rPr>
+          <w:rStyle w:val="Textoennegrita"/>
+          <w:b w:val="0"/>
+          <w:bCs w:val="0"/>
+        </w:rPr>
+        <w:t xml:space="preserve"> y el estimador no se encuentra centrado completamente dentro del IC como se observa en la Figura </w:t>
+      </w:r>
+      <w:r>
+        <w:rPr>
+          <w:rStyle w:val="Textoennegrita"/>
+          <w:b w:val="0"/>
+          <w:bCs w:val="0"/>
+        </w:rPr>
+        <w:t>4</w:t>
+      </w:r>
+      <w:r>
+        <w:rPr>
+          <w:rStyle w:val="Textoennegrita"/>
+          <w:b w:val="0"/>
+          <w:bCs w:val="0"/>
+        </w:rPr>
+        <w:t>.</w:t>
+      </w:r>
     </w:p>
     <w:p>
       <w:pPr>
+        <w:rPr>
+          <w:rStyle w:val="Textoennegrita"/>
+          <w:b w:val="0"/>
+          <w:bCs w:val="0"/>
+        </w:rPr>
+      </w:pPr>
+    </w:p>
+    <w:p>
+      <w:pPr>
         <w:pStyle w:val="Ttulo1"/>
       </w:pPr>
       <w:r>
@@ -3216,30 +3568,44 @@
     </w:p>
     <w:p>
       <w:pPr>
-        <w:pStyle w:val="Ttulo2"/>
-        <w:numPr>
-          <w:ilvl w:val="0"/>
-          <w:numId w:val="0"/>
-        </w:numPr>
         <w:rPr>
           <w:rStyle w:val="Textoennegrita"/>
-          <w:rFonts w:eastAsia="Times New Roman"/>
+          <w:b w:val="0"/>
+          <w:bCs w:val="0"/>
         </w:rPr>
       </w:pPr>
       <w:r>
         <w:rPr>
           <w:rStyle w:val="Textoennegrita"/>
-          <w:rFonts w:eastAsia="Times New Roman"/>
-        </w:rPr>
-        <w:t>El resultado obtenido fue estadísticamente significativo, lo que indica la existencia de diferencias en las emisiones promedio de CO₂ per cápita entre los países de alto y bajo ingreso. En términos de política ambiental y desarrollo sostenible, este hallazgo sugiere que el nivel de desarrollo económico está estrechamente relacionado con el impacto ambiental.</w:t>
+          <w:b w:val="0"/>
+          <w:bCs w:val="0"/>
+        </w:rPr>
+        <w:t>El resultado</w:t>
+      </w:r>
+      <w:r>
+        <w:rPr>
+          <w:rStyle w:val="Textoennegrita"/>
+          <w:b w:val="0"/>
+          <w:bCs w:val="0"/>
+        </w:rPr>
+        <w:t xml:space="preserve"> muestra que hay una diferencia estadísticamente significativa en las emisiones de CO2 de países con un ingreso per cápita altos versus países con un ingreso per cápita bajo</w:t>
+      </w:r>
+      <w:r>
+        <w:rPr>
+          <w:rStyle w:val="Textoennegrita"/>
+          <w:b w:val="0"/>
+          <w:bCs w:val="0"/>
+        </w:rPr>
+        <w:t>. En términos de política ambiental y desarrollo sostenible, este hallazgo sugiere que el nivel de desarrollo económico está estrechamente relacionado con el impacto ambiental.</w:t>
       </w:r>
     </w:p>
     <w:p>
       <w:r>
         <w:t>Desde una perspectiva de política pública, la evidencia respalda la necesidad de diseñar estrategias de mitigación. Los países con mayores ingresos que tienen mayores emisiones per cápita, deberían asumir compromisos más ambiciosos en la reducción de gases de efecto invernadero, promover la transición hacia energías limpias y fomentar la adopción de tecnologías sostenibles. Un ejemplo de ello es la compra de bonos verdes emitidos por países en desarrollo, como Colombia, que los utiliza para financiar o refinanciar proyectos con impacto ambiental positivo.</w:t>
       </w:r>
-    </w:p>
-    <w:p>
+      <w:r>
+        <w:t xml:space="preserve"> </w:t>
+      </w:r>
       <w:r>
         <w:t>Por su parte, los países de menores ingresos, aunque emiten menos, requieren recursos internacionales para fortalecer su resiliencia frente al cambio climático, ya que suelen ser los más vulnerables a sus efectos.</w:t>
       </w:r>
@@ -3266,6 +3632,7 @@
         <w:t>Entre los factores metodológicos que influyen en la probabilidad de cometer estos errores se encuentran el tamaño de la muestra, la variabilidad interna de los grupos y la forma de agrupación de los países. Un tamaño de muestra pequeño o una alta dispersión en los datos puede reducir la potencia estadística de la prueba, aumentando la probabilidad de un falso negativo. Asimismo, una clasificación inadecuada de los países según su nivel de ingreso podría introducir sesgos que incrementen la probabilidad de un falso positivo.</w:t>
       </w:r>
     </w:p>
+    <w:bookmarkEnd w:id="0"/>
     <w:p>
       <w:pPr>
         <w:pStyle w:val="Ttulo2"/>
@@ -3280,414 +3647,640 @@
     </w:p>
     <w:p>
       <w:r>
-        <w:t xml:space="preserve">La evidencia obtenida es consistente y robusta en mostrar una diferencia significativa en las emisiones per cápita entre países de alto y bajo ingreso. Sin embargo, el análisis podría </w:t>
+        <w:t xml:space="preserve">La evidencia obtenida es consistente en mostrar una diferencia significativa en las emisiones per cápita entre países de alto y bajo ingreso. Sin embargo, el análisis podría fortalecerse mediante la incorporación de más años de observación, lo que permitiría capturar la evolución temporal de las emisiones y su relación con el crecimiento económico. Asimismo, </w:t>
       </w:r>
       <w:r>
         <w:lastRenderedPageBreak/>
-        <w:t>fortalecerse mediante la incorporación de más años de observación, lo que permitiría capturar la evolución temporal de las emisiones y su relación con el crecimiento económico. Asimismo, incluir otras variables explicativas, como por ejemplo, la densidad poblacional o la intensidad energética, también podría considerarse el uso de ponderaciones por población o tamaño económico, para reflejar de manera más realista el peso relativo de cada país en las emisiones globales.</w:t>
+        <w:t xml:space="preserve">incluir otras variables explicativas, </w:t>
+      </w:r>
+      <w:proofErr w:type="gramStart"/>
+      <w:r>
+        <w:t>como</w:t>
+      </w:r>
+      <w:proofErr w:type="gramEnd"/>
+      <w:r>
+        <w:t xml:space="preserve"> por ejemplo, la</w:t>
+      </w:r>
+      <w:r>
+        <w:t xml:space="preserve"> </w:t>
+      </w:r>
+      <w:r>
+        <w:t>matriz</w:t>
+      </w:r>
+      <w:r>
+        <w:t xml:space="preserve"> energética de los países</w:t>
+      </w:r>
+      <w:r>
+        <w:t>,</w:t>
+      </w:r>
+      <w:r>
+        <w:t xml:space="preserve"> la estructura económica</w:t>
+      </w:r>
+      <w:r>
+        <w:t xml:space="preserve"> del país</w:t>
+      </w:r>
+      <w:r>
+        <w:t>,</w:t>
+      </w:r>
+      <w:r>
+        <w:t xml:space="preserve"> la tasa de urbanización y la densidad poblacional. Otros factores que deberían ser tenidos en cuenta son l</w:t>
+      </w:r>
+      <w:r>
+        <w:t xml:space="preserve">a apertura comercial (medida como el porcentaje de exportaciones e importaciones sobre el PIB) y la </w:t>
+      </w:r>
+      <w:r>
+        <w:t>i</w:t>
+      </w:r>
+      <w:r>
+        <w:t xml:space="preserve">nversión </w:t>
+      </w:r>
+      <w:r>
+        <w:t>e</w:t>
+      </w:r>
+      <w:r>
+        <w:t xml:space="preserve">xtranjera </w:t>
+      </w:r>
+      <w:r>
+        <w:t>d</w:t>
+      </w:r>
+      <w:r>
+        <w:t xml:space="preserve">irecta </w:t>
+      </w:r>
+      <w:r>
+        <w:t xml:space="preserve">que </w:t>
+      </w:r>
+      <w:r>
+        <w:t xml:space="preserve">determinan la integración de un país en la economía global. Esto es crucial porque un país rico puede reducir sus emisiones domésticas simplemente importando bienes intensivos en carbono (externalizando su huella de CO2), mientras que un país en desarrollo podría atraer industrias contaminantes. Simultáneamente, la calidad regulatoria actúa como un </w:t>
+      </w:r>
+      <w:proofErr w:type="spellStart"/>
+      <w:r>
+        <w:t>confusor</w:t>
+      </w:r>
+      <w:proofErr w:type="spellEnd"/>
+      <w:r>
+        <w:t xml:space="preserve"> clave, dado que los países (generalmente de altos ingresos) con instituciones sólidas tienen una mayor capacidad real para diseñar, implementar y hacer cumplir políticas ambientales efectivas.</w:t>
+      </w:r>
+      <w:r>
+        <w:t xml:space="preserve"> En conclusión, el análisis podría mejorarse con una mayor calidad y cantidad de datos que permitan un mejor modelamiento estadístico </w:t>
+      </w:r>
+      <w:proofErr w:type="gramStart"/>
+      <w:r>
+        <w:t>y</w:t>
+      </w:r>
+      <w:proofErr w:type="gramEnd"/>
+      <w:r>
+        <w:t xml:space="preserve"> además, también se podrían implementar mejores modelos desde el punto de vista estadístico. </w:t>
       </w:r>
     </w:p>
     <w:p>
       <w:r>
-        <w:t>En cuanto a las limitaciones, los resultados se basan en una muestra agrupada por nivel de ingreso y en un periodo específico que en este caso corresponde al 2023. Las diferencias observadas pueden variar según el contexto geográfico, las políticas ambientales implementadas y los patrones de consumo energético. Por ello, los resultados deben interpretarse como evidencia estadística contextual y no como una relación causal definitiva entre el nivel de ingreso y las emisiones de CO₂.</w:t>
+        <w:t xml:space="preserve">En cuanto a las limitaciones, los resultados se basan en una muestra agrupada por nivel de ingreso y en un periodo específico que en este caso corresponde al 2023. Las diferencias observadas pueden variar según el contexto geográfico, las políticas ambientales implementadas y los patrones de consumo energético. Por ello, los resultados deben interpretarse como evidencia estadística contextual y no como una relación causal definitiva entre el nivel de ingreso </w:t>
+      </w:r>
+      <w:r>
+        <w:t xml:space="preserve">per cápita </w:t>
+      </w:r>
+      <w:r>
+        <w:t>y las emisiones de CO₂.</w:t>
       </w:r>
     </w:p>
     <w:p>
-      <w:r>
+      <w:pPr>
+        <w:rPr>
+          <w:rFonts w:eastAsia="Helvetica"/>
+        </w:rPr>
+      </w:pPr>
+    </w:p>
+    <w:p>
+      <w:pPr>
+        <w:spacing w:before="0" w:beforeAutospacing="0" w:after="160" w:afterAutospacing="0" w:line="259" w:lineRule="auto"/>
+        <w:jc w:val="left"/>
+        <w:rPr>
+          <w:rFonts w:eastAsia="Helvetica"/>
+        </w:rPr>
+      </w:pPr>
+      <w:r>
+        <w:rPr>
+          <w:rFonts w:eastAsia="Helvetica"/>
+        </w:rPr>
         <w:br w:type="page"/>
       </w:r>
     </w:p>
     <w:sdt>
       <w:sdtPr>
         <w:rPr>
-          <w:b w:val="0"/>
-          <w:bCs w:val="0"/>
-        </w:rPr>
-        <w:id w:val="-1177578954"/>
+          <w:lang w:val="es-ES"/>
+        </w:rPr>
+        <w:id w:val="1779675976"/>
         <w:docPartObj>
           <w:docPartGallery w:val="Bibliographies"/>
           <w:docPartUnique/>
         </w:docPartObj>
       </w:sdtPr>
-      <w:sdtEndPr/>
+      <w:sdtEndPr>
+        <w:rPr>
+          <w:b w:val="0"/>
+          <w:bCs w:val="0"/>
+          <w:lang w:val="es-CO"/>
+        </w:rPr>
+      </w:sdtEndPr>
       <w:sdtContent>
         <w:p>
           <w:pPr>
             <w:pStyle w:val="Ttulo1"/>
           </w:pPr>
           <w:r>
+            <w:rPr>
+              <w:lang w:val="es-ES"/>
+            </w:rPr>
             <w:t>Referencias</w:t>
           </w:r>
         </w:p>
-        <w:p>
-          <w:pPr>
-            <w:rPr>
-              <w:lang w:val="en-US"/>
-            </w:rPr>
-          </w:pPr>
-          <w:r>
-            <w:rPr>
-              <w:lang w:val="en-US"/>
-            </w:rPr>
-            <w:t xml:space="preserve">Dong, K., Hochman, G., Zhang, Y., Sun, R., Li, H., &amp; Liao, H. (2018). </w:t>
-          </w:r>
-          <w:r>
-            <w:rPr>
-              <w:i/>
-              <w:iCs/>
-              <w:lang w:val="en-US"/>
-            </w:rPr>
-            <w:t>CO₂ emissions, economic and population growth, and renewable energy: Empirical evidence across regions.</w:t>
-          </w:r>
-          <w:r>
-            <w:rPr>
-              <w:lang w:val="en-US"/>
-            </w:rPr>
-            <w:t xml:space="preserve"> </w:t>
-          </w:r>
-          <w:r>
-            <w:rPr>
-              <w:i/>
-              <w:iCs/>
-              <w:lang w:val="en-US"/>
-            </w:rPr>
-            <w:t>Energy Economics, 75,</w:t>
-          </w:r>
-          <w:r>
-            <w:rPr>
-              <w:lang w:val="en-US"/>
-            </w:rPr>
-            <w:t xml:space="preserve"> 180–192. </w:t>
-          </w:r>
-          <w:hyperlink r:id="rId19" w:history="1">
-            <w:r>
-              <w:rPr>
-                <w:rStyle w:val="Hipervnculo"/>
-                <w:lang w:val="en-US"/>
-              </w:rPr>
-              <w:t>https://doi.org/10.1016/j.eneco.2018.08.017</w:t>
-            </w:r>
-          </w:hyperlink>
-        </w:p>
-        <w:p>
-          <w:pPr>
-            <w:rPr>
-              <w:lang w:val="en-US"/>
-            </w:rPr>
-          </w:pPr>
-          <w:r>
-            <w:rPr>
-              <w:lang w:val="en-US"/>
-            </w:rPr>
-            <w:t>Kasman, A., &amp; Selman, Y. (2015). CO₂ emissions, economic growth, energy consumption, trade and urbanization in new EU member and candidate countries: A panel data analysis. Economic Modelling, 44, 97–103</w:t>
-          </w:r>
-        </w:p>
-        <w:p>
-          <w:pPr>
-            <w:rPr>
-              <w:lang w:val="en-US"/>
-            </w:rPr>
-          </w:pPr>
-          <w:r>
-            <w:rPr>
-              <w:lang w:val="en-US"/>
-            </w:rPr>
-            <w:t>Kuznets, S. (1955). Economic growth and income inequality. The American Economic Review, 45(1), 1–28.</w:t>
-          </w:r>
-        </w:p>
-        <w:p>
-          <w:pPr>
-            <w:pStyle w:val="Bibliografa"/>
-            <w:rPr>
-              <w:noProof/>
-            </w:rPr>
-          </w:pPr>
-          <w:r>
-            <w:rPr>
-              <w:noProof/>
-              <w:lang w:val="en-US"/>
-            </w:rPr>
-            <w:t>Massey, D., Ar</w:t>
-          </w:r>
-          <w:sdt>
-            <w:sdtPr>
-              <w:rPr>
-                <w:noProof/>
-                <w:lang w:val="en-US"/>
-              </w:rPr>
-              <w:id w:val="-501656455"/>
-              <w:citation/>
-            </w:sdtPr>
-            <w:sdtEndPr/>
-            <w:sdtContent>
-              <w:r>
+        <w:sdt>
+          <w:sdtPr>
+            <w:id w:val="-573587230"/>
+            <w:bibliography/>
+          </w:sdtPr>
+          <w:sdtContent>
+            <w:p>
+              <w:pPr>
+                <w:pStyle w:val="Bibliografa"/>
+                <w:spacing w:before="0" w:beforeAutospacing="0" w:after="0" w:afterAutospacing="0"/>
+                <w:ind w:left="720" w:hanging="720"/>
                 <w:rPr>
                   <w:noProof/>
                   <w:lang w:val="en-US"/>
                 </w:rPr>
+              </w:pPr>
+              <w:r>
                 <w:fldChar w:fldCharType="begin"/>
+              </w:r>
+              <w:r>
+                <w:instrText>BIBLIOGRAPHY</w:instrText>
+              </w:r>
+              <w:r>
+                <w:fldChar w:fldCharType="separate"/>
+              </w:r>
+              <w:r>
+                <w:rPr>
+                  <w:noProof/>
+                  <w:lang w:val="es-ES"/>
+                </w:rPr>
+                <w:t xml:space="preserve">Banco Mundial. (18 de Octubre de 2025). </w:t>
+              </w:r>
+              <w:r>
+                <w:rPr>
+                  <w:i/>
+                  <w:iCs/>
+                  <w:noProof/>
+                  <w:lang w:val="en-US"/>
+                </w:rPr>
+                <w:t>World Development Indicators</w:t>
               </w:r>
               <w:r>
                 <w:rPr>
                   <w:noProof/>
                   <w:lang w:val="en-US"/>
                 </w:rPr>
-                <w:instrText xml:space="preserve"> CITATION Kas15 \l 1033 </w:instrText>
+                <w:t>.</w:t>
+              </w:r>
+            </w:p>
+            <w:p>
+              <w:pPr>
+                <w:pStyle w:val="Bibliografa"/>
+                <w:spacing w:before="0" w:beforeAutospacing="0" w:after="0" w:afterAutospacing="0"/>
+                <w:ind w:left="720" w:hanging="720"/>
+                <w:rPr>
+                  <w:noProof/>
+                  <w:lang w:val="en-US"/>
+                </w:rPr>
+              </w:pPr>
+              <w:r>
+                <w:rPr>
+                  <w:noProof/>
+                  <w:lang w:val="en-US"/>
+                </w:rPr>
+                <w:t xml:space="preserve">Dong, K., Hochman, G., Zhang, Y., Sun, R., Li, H., &amp; Liao, H. (2018). CO₂ emissions, economic and population growth, and renewable energy: Empirical evidence across regions. </w:t>
+              </w:r>
+              <w:r>
+                <w:rPr>
+                  <w:i/>
+                  <w:iCs/>
+                  <w:noProof/>
+                  <w:lang w:val="en-US"/>
+                </w:rPr>
+                <w:t>Energy Economics</w:t>
               </w:r>
               <w:r>
                 <w:rPr>
                   <w:noProof/>
                   <w:lang w:val="en-US"/>
                 </w:rPr>
-                <w:fldChar w:fldCharType="separate"/>
+                <w:t>.</w:t>
+              </w:r>
+            </w:p>
+            <w:p>
+              <w:pPr>
+                <w:pStyle w:val="Bibliografa"/>
+                <w:spacing w:before="0" w:beforeAutospacing="0" w:after="0" w:afterAutospacing="0"/>
+                <w:ind w:left="720" w:hanging="720"/>
+                <w:rPr>
+                  <w:noProof/>
+                  <w:lang w:val="en-US"/>
+                </w:rPr>
+              </w:pPr>
+              <w:r>
+                <w:rPr>
+                  <w:noProof/>
+                  <w:lang w:val="en-US"/>
+                </w:rPr>
+                <w:t xml:space="preserve">Kasman, A., &amp; Selman, Y. (2015). CO₂ emissions, economic growth, energy consumption, trade and urbanization in new EU member and candidate countries: A panel data analysis. </w:t>
+              </w:r>
+              <w:r>
+                <w:rPr>
+                  <w:i/>
+                  <w:iCs/>
+                  <w:noProof/>
+                  <w:lang w:val="en-US"/>
+                </w:rPr>
+                <w:t>Economic Modelling</w:t>
               </w:r>
               <w:r>
                 <w:rPr>
                   <w:noProof/>
                   <w:lang w:val="en-US"/>
                 </w:rPr>
-                <w:t xml:space="preserve"> (Kasman &amp; Selman, 2015)</w:t>
+                <w:t>.</w:t>
+              </w:r>
+            </w:p>
+            <w:p>
+              <w:pPr>
+                <w:pStyle w:val="Bibliografa"/>
+                <w:spacing w:before="0" w:beforeAutospacing="0" w:after="0" w:afterAutospacing="0"/>
+                <w:ind w:left="720" w:hanging="720"/>
+                <w:rPr>
+                  <w:noProof/>
+                  <w:lang w:val="en-US"/>
+                </w:rPr>
+              </w:pPr>
+              <w:r>
+                <w:rPr>
+                  <w:noProof/>
+                  <w:lang w:val="en-US"/>
+                </w:rPr>
+                <w:t xml:space="preserve">Kuznets, S. (1955). Economic growth and income inequality. </w:t>
+              </w:r>
+              <w:r>
+                <w:rPr>
+                  <w:i/>
+                  <w:iCs/>
+                  <w:noProof/>
+                  <w:lang w:val="en-US"/>
+                </w:rPr>
+                <w:t>The American Economic Review</w:t>
               </w:r>
               <w:r>
                 <w:rPr>
                   <w:noProof/>
                   <w:lang w:val="en-US"/>
                 </w:rPr>
+                <w:t>.</w:t>
+              </w:r>
+            </w:p>
+            <w:p>
+              <w:pPr>
+                <w:pStyle w:val="Bibliografa"/>
+                <w:spacing w:before="0" w:beforeAutospacing="0" w:after="0" w:afterAutospacing="0"/>
+                <w:ind w:left="720" w:hanging="720"/>
+                <w:rPr>
+                  <w:noProof/>
+                </w:rPr>
+              </w:pPr>
+              <w:r>
+                <w:rPr>
+                  <w:noProof/>
+                  <w:lang w:val="en-US"/>
+                </w:rPr>
+                <w:t xml:space="preserve">Massey, D., Arango, J., Graeme, H., Kouaouci, A., Pellegrino, A., &amp; Taylor, E. (1993). Theories of International Migration: A Review and Appraisal. </w:t>
+              </w:r>
+              <w:r>
+                <w:rPr>
+                  <w:i/>
+                  <w:iCs/>
+                  <w:noProof/>
+                </w:rPr>
+                <w:t>Population and Development Review</w:t>
+              </w:r>
+              <w:r>
+                <w:rPr>
+                  <w:noProof/>
+                </w:rPr>
+                <w:t>.</w:t>
+              </w:r>
+            </w:p>
+            <w:p>
+              <w:pPr>
+                <w:pStyle w:val="Bibliografa"/>
+                <w:spacing w:before="0" w:beforeAutospacing="0" w:after="0" w:afterAutospacing="0"/>
+                <w:ind w:left="720" w:hanging="720"/>
+                <w:rPr>
+                  <w:noProof/>
+                  <w:lang w:val="es-ES"/>
+                </w:rPr>
+              </w:pPr>
+              <w:r>
+                <w:rPr>
+                  <w:noProof/>
+                  <w:lang w:val="es-ES"/>
+                </w:rPr>
+                <w:t xml:space="preserve">Migración Colombia . (2023). </w:t>
+              </w:r>
+              <w:r>
+                <w:rPr>
+                  <w:i/>
+                  <w:iCs/>
+                  <w:noProof/>
+                  <w:lang w:val="es-ES"/>
+                </w:rPr>
+                <w:t>Colombia, el país más solidario con la migración venezolana.</w:t>
+              </w:r>
+              <w:r>
+                <w:rPr>
+                  <w:noProof/>
+                  <w:lang w:val="es-ES"/>
+                </w:rPr>
+                <w:t xml:space="preserve"> </w:t>
+              </w:r>
+            </w:p>
+            <w:p>
+              <w:pPr>
+                <w:pStyle w:val="Bibliografa"/>
+                <w:spacing w:before="0" w:beforeAutospacing="0" w:after="0" w:afterAutospacing="0"/>
+                <w:ind w:left="720" w:hanging="720"/>
+                <w:rPr>
+                  <w:noProof/>
+                  <w:lang w:val="es-ES"/>
+                </w:rPr>
+              </w:pPr>
+              <w:r>
+                <w:rPr>
+                  <w:noProof/>
+                  <w:lang w:val="es-ES"/>
+                </w:rPr>
+                <w:t xml:space="preserve">Migración Colombia. (2024). </w:t>
+              </w:r>
+              <w:r>
+                <w:rPr>
+                  <w:i/>
+                  <w:iCs/>
+                  <w:noProof/>
+                  <w:lang w:val="es-ES"/>
+                </w:rPr>
+                <w:t>Informe de migrantes venezolanos en Colombia en febrero de 2024.</w:t>
+              </w:r>
+              <w:r>
+                <w:rPr>
+                  <w:noProof/>
+                  <w:lang w:val="es-ES"/>
+                </w:rPr>
+                <w:t xml:space="preserve"> </w:t>
+              </w:r>
+            </w:p>
+            <w:p>
+              <w:pPr>
+                <w:pStyle w:val="Bibliografa"/>
+                <w:spacing w:before="0" w:beforeAutospacing="0" w:after="0" w:afterAutospacing="0"/>
+                <w:ind w:left="720" w:hanging="720"/>
+                <w:rPr>
+                  <w:noProof/>
+                  <w:lang w:val="en-US"/>
+                </w:rPr>
+              </w:pPr>
+              <w:r>
+                <w:rPr>
+                  <w:noProof/>
+                  <w:lang w:val="en-US"/>
+                </w:rPr>
+                <w:t xml:space="preserve">Mitic, P., Fedajev, A., Radulescu, M., &amp; Rehman, A. (2023). The relationship between CO₂ emissions, economic growth, available energy, and employment in SEE countries. </w:t>
+              </w:r>
+              <w:r>
+                <w:rPr>
+                  <w:i/>
+                  <w:iCs/>
+                  <w:noProof/>
+                  <w:lang w:val="en-US"/>
+                </w:rPr>
+                <w:t>Environmental Science and Pollution Research</w:t>
+              </w:r>
+              <w:r>
+                <w:rPr>
+                  <w:noProof/>
+                  <w:lang w:val="en-US"/>
+                </w:rPr>
+                <w:t>.</w:t>
+              </w:r>
+            </w:p>
+            <w:p>
+              <w:pPr>
+                <w:pStyle w:val="Bibliografa"/>
+                <w:spacing w:before="0" w:beforeAutospacing="0" w:after="0" w:afterAutospacing="0"/>
+                <w:ind w:left="720" w:hanging="720"/>
+                <w:rPr>
+                  <w:noProof/>
+                  <w:lang w:val="en-US"/>
+                </w:rPr>
+              </w:pPr>
+              <w:r>
+                <w:rPr>
+                  <w:noProof/>
+                  <w:lang w:val="en-US"/>
+                </w:rPr>
+                <w:t xml:space="preserve">Monasterolo, I., Roventini , A., &amp; Foxon, T. (2019). Uncertainty of climate policies and implications for economics and finance: An evolutionary economics approach. </w:t>
+              </w:r>
+              <w:r>
+                <w:rPr>
+                  <w:i/>
+                  <w:iCs/>
+                  <w:noProof/>
+                  <w:lang w:val="en-US"/>
+                </w:rPr>
+                <w:t>Ecological Economics</w:t>
+              </w:r>
+              <w:r>
+                <w:rPr>
+                  <w:noProof/>
+                  <w:lang w:val="en-US"/>
+                </w:rPr>
+                <w:t>.</w:t>
+              </w:r>
+            </w:p>
+            <w:p>
+              <w:pPr>
+                <w:pStyle w:val="Bibliografa"/>
+                <w:spacing w:before="0" w:beforeAutospacing="0" w:after="0" w:afterAutospacing="0"/>
+                <w:ind w:left="720" w:hanging="720"/>
+                <w:rPr>
+                  <w:noProof/>
+                  <w:lang w:val="en-US"/>
+                </w:rPr>
+              </w:pPr>
+              <w:r>
+                <w:rPr>
+                  <w:noProof/>
+                  <w:lang w:val="en-US"/>
+                </w:rPr>
+                <w:t xml:space="preserve">OECD. (2018). Compendium of Productivity Indicators. </w:t>
+              </w:r>
+              <w:r>
+                <w:rPr>
+                  <w:i/>
+                  <w:iCs/>
+                  <w:noProof/>
+                  <w:lang w:val="en-US"/>
+                </w:rPr>
+                <w:t>OECD comunications</w:t>
+              </w:r>
+              <w:r>
+                <w:rPr>
+                  <w:noProof/>
+                  <w:lang w:val="en-US"/>
+                </w:rPr>
+                <w:t>, págs. https://www.oecd.org/content/dam/oecd/en/publications/reports/2018/06/oecd-compendium-of-productivity-indicators-2018_g1g8e1ba/pdtvy-2018-en.pdf.</w:t>
+              </w:r>
+            </w:p>
+            <w:p>
+              <w:pPr>
+                <w:pStyle w:val="Bibliografa"/>
+                <w:spacing w:before="0" w:beforeAutospacing="0" w:after="0" w:afterAutospacing="0"/>
+                <w:ind w:left="720" w:hanging="720"/>
+                <w:rPr>
+                  <w:noProof/>
+                  <w:lang w:val="en-US"/>
+                </w:rPr>
+              </w:pPr>
+              <w:r>
+                <w:rPr>
+                  <w:noProof/>
+                  <w:lang w:val="en-US"/>
+                </w:rPr>
+                <w:t xml:space="preserve">Ritchie, H. (2023). </w:t>
+              </w:r>
+              <w:r>
+                <w:rPr>
+                  <w:i/>
+                  <w:iCs/>
+                  <w:noProof/>
+                  <w:lang w:val="en-US"/>
+                </w:rPr>
+                <w:t>Global inequalities in CO₂ emissions</w:t>
+              </w:r>
+              <w:r>
+                <w:rPr>
+                  <w:noProof/>
+                  <w:lang w:val="en-US"/>
+                </w:rPr>
+                <w:t>. Obtenido de Our World in Data.</w:t>
+              </w:r>
+            </w:p>
+            <w:p>
+              <w:pPr>
+                <w:pStyle w:val="Bibliografa"/>
+                <w:spacing w:before="0" w:beforeAutospacing="0" w:after="0" w:afterAutospacing="0"/>
+                <w:ind w:left="720" w:hanging="720"/>
+                <w:rPr>
+                  <w:noProof/>
+                  <w:lang w:val="en-US"/>
+                </w:rPr>
+              </w:pPr>
+              <w:r>
+                <w:rPr>
+                  <w:noProof/>
+                  <w:lang w:val="es-ES"/>
+                </w:rPr>
+                <w:t xml:space="preserve">Ritchie, H., Rosado, P., &amp; Roser, M. (26 de September de 2023). </w:t>
+              </w:r>
+              <w:r>
+                <w:rPr>
+                  <w:noProof/>
+                  <w:lang w:val="en-US"/>
+                </w:rPr>
+                <w:t xml:space="preserve">Per capita, national, historical: how do countries compare on CO2 metrics? </w:t>
+              </w:r>
+              <w:r>
+                <w:rPr>
+                  <w:i/>
+                  <w:iCs/>
+                  <w:noProof/>
+                  <w:lang w:val="en-US"/>
+                </w:rPr>
+                <w:t>The World Bank</w:t>
+              </w:r>
+              <w:r>
+                <w:rPr>
+                  <w:noProof/>
+                  <w:lang w:val="en-US"/>
+                </w:rPr>
+                <w:t>.</w:t>
+              </w:r>
+            </w:p>
+            <w:p>
+              <w:pPr>
+                <w:pStyle w:val="Bibliografa"/>
+                <w:spacing w:before="0" w:beforeAutospacing="0" w:after="0" w:afterAutospacing="0"/>
+                <w:ind w:left="720" w:hanging="720"/>
+                <w:rPr>
+                  <w:noProof/>
+                  <w:lang w:val="es-ES"/>
+                </w:rPr>
+              </w:pPr>
+              <w:r>
+                <w:rPr>
+                  <w:noProof/>
+                  <w:lang w:val="en-US"/>
+                </w:rPr>
+                <w:t xml:space="preserve">United Nations Environment Programme. (2023). </w:t>
+              </w:r>
+              <w:r>
+                <w:rPr>
+                  <w:i/>
+                  <w:iCs/>
+                  <w:noProof/>
+                  <w:lang w:val="en-US"/>
+                </w:rPr>
+                <w:t>Emissions Gap Report 2023</w:t>
+              </w:r>
+              <w:r>
+                <w:rPr>
+                  <w:noProof/>
+                  <w:lang w:val="en-US"/>
+                </w:rPr>
+                <w:t xml:space="preserve">. </w:t>
+              </w:r>
+              <w:r>
+                <w:rPr>
+                  <w:noProof/>
+                  <w:lang w:val="es-ES"/>
+                </w:rPr>
+                <w:t>Obtenido de United Nations Environment Programme.</w:t>
+              </w:r>
+            </w:p>
+            <w:p>
+              <w:pPr>
+                <w:spacing w:before="0" w:beforeAutospacing="0" w:after="0" w:afterAutospacing="0"/>
+              </w:pPr>
+              <w:r>
+                <w:rPr>
+                  <w:b/>
+                  <w:bCs/>
+                </w:rPr>
                 <w:fldChar w:fldCharType="end"/>
               </w:r>
-            </w:sdtContent>
-          </w:sdt>
-          <w:r>
-            <w:rPr>
-              <w:noProof/>
-              <w:lang w:val="en-US"/>
-            </w:rPr>
-            <w:t>ango, J., Graeme, H., Kouaouci, A., Pellegrino, A., &amp; Taylor, E. (1993). Theories of</w:t>
-          </w:r>
-          <w:r>
-            <w:rPr>
-              <w:noProof/>
-              <w:lang w:val="en-US"/>
-            </w:rPr>
-            <w:t xml:space="preserve"> </w:t>
-          </w:r>
-          <w:r>
-            <w:rPr>
-              <w:noProof/>
-              <w:lang w:val="en-US"/>
-            </w:rPr>
-            <w:t xml:space="preserve">International Migration: A Review and Appraisal. </w:t>
-          </w:r>
-          <w:r>
-            <w:rPr>
-              <w:i/>
-              <w:iCs/>
-              <w:noProof/>
-            </w:rPr>
-            <w:t>Population and Development Review</w:t>
-          </w:r>
-          <w:r>
-            <w:rPr>
-              <w:noProof/>
-            </w:rPr>
-            <w:t>.</w:t>
-          </w:r>
-        </w:p>
-        <w:p>
-          <w:pPr>
-            <w:pStyle w:val="Bibliografa"/>
-            <w:rPr>
-              <w:noProof/>
-            </w:rPr>
-          </w:pPr>
-          <w:r>
-            <w:rPr>
-              <w:noProof/>
-            </w:rPr>
-            <w:t xml:space="preserve">Migración Colombia . (2023). Colombia, el país más solidario con la migración venezolana. </w:t>
-          </w:r>
-        </w:p>
-        <w:p>
-          <w:pPr>
-            <w:pStyle w:val="Bibliografa"/>
-            <w:rPr>
-              <w:noProof/>
-            </w:rPr>
-          </w:pPr>
-          <w:r>
-            <w:rPr>
-              <w:noProof/>
-            </w:rPr>
-            <w:t xml:space="preserve">Migración Colombia. (2024). Informe de migrantes venezolanos en Colombia en febrero de 2024. </w:t>
-          </w:r>
-        </w:p>
-        <w:p>
-          <w:pPr>
-            <w:rPr>
-              <w:lang w:val="en-US"/>
-            </w:rPr>
-          </w:pPr>
-          <w:r>
-            <w:t xml:space="preserve">Monasterolo, I., Roventini, A., &amp; Foxon, T. J. (2019). </w:t>
-          </w:r>
-          <w:r>
-            <w:rPr>
-              <w:lang w:val="en-US"/>
-            </w:rPr>
-            <w:t>Uncertainty of climate policies and implications for economics and finance: An evolutionary economics approach. Ecological Economics, 163, 177–190. https://doi.org/10.1016/j.ecolecon.2019.05.008</w:t>
-          </w:r>
-        </w:p>
-        <w:p>
-          <w:pPr>
-            <w:rPr>
-              <w:lang w:val="en-US"/>
-            </w:rPr>
-          </w:pPr>
-          <w:r>
-            <w:rPr>
-              <w:lang w:val="en-US"/>
-            </w:rPr>
-            <w:t>Mitić, P., Fedajev, A., Radulescu, M., &amp; Rehman, A. (2023). The relationship between CO₂ emissions, economic growth, available energy, and employment in SEE countries. Environmental Science and Pollution Research, 30, 88123–88136. https://doi.org/10.1007/s11356-023-28156-3</w:t>
-          </w:r>
-        </w:p>
-        <w:p>
-          <w:pPr>
-            <w:rPr>
-              <w:noProof/>
-              <w:lang w:val="en-US"/>
-            </w:rPr>
-          </w:pPr>
-          <w:r>
-            <w:rPr>
-              <w:lang w:val="en-US"/>
-            </w:rPr>
-            <w:t xml:space="preserve"> </w:t>
-          </w:r>
-          <w:r>
-            <w:rPr>
-              <w:lang w:val="en-US"/>
-            </w:rPr>
-            <w:tab/>
-          </w:r>
-          <w:r>
-            <w:rPr>
-              <w:noProof/>
-              <w:lang w:val="en-US"/>
-            </w:rPr>
-            <w:t xml:space="preserve">Ritchie, H. (2023, August 31). </w:t>
-          </w:r>
-          <w:r>
-            <w:rPr>
-              <w:i/>
-              <w:iCs/>
-              <w:noProof/>
-              <w:lang w:val="en-US"/>
-            </w:rPr>
-            <w:t>Global inequalities in CO₂ emissions.</w:t>
-          </w:r>
-          <w:r>
-            <w:rPr>
-              <w:noProof/>
-              <w:lang w:val="en-US"/>
-            </w:rPr>
-            <w:t xml:space="preserve"> </w:t>
-          </w:r>
-          <w:r>
-            <w:rPr>
-              <w:i/>
-              <w:iCs/>
-              <w:noProof/>
-              <w:lang w:val="en-US"/>
-            </w:rPr>
-            <w:t>Our World in Data.</w:t>
-          </w:r>
-          <w:r>
-            <w:rPr>
-              <w:noProof/>
-              <w:lang w:val="en-US"/>
-            </w:rPr>
-            <w:t xml:space="preserve"> </w:t>
-          </w:r>
-          <w:hyperlink r:id="rId20" w:tgtFrame="_new" w:history="1">
-            <w:r>
-              <w:rPr>
-                <w:rStyle w:val="Hipervnculo"/>
-                <w:noProof/>
-                <w:lang w:val="en-US"/>
-              </w:rPr>
-              <w:t>https://ourworldindata.org/inequality-co2</w:t>
-            </w:r>
-          </w:hyperlink>
-        </w:p>
-        <w:p>
-          <w:r>
-            <w:rPr>
-              <w:lang w:val="en-US"/>
-            </w:rPr>
-            <w:t xml:space="preserve">United Nations Environment Programme. (2023). </w:t>
-          </w:r>
-          <w:r>
-            <w:rPr>
-              <w:i/>
-              <w:iCs/>
-              <w:lang w:val="en-US"/>
-            </w:rPr>
-            <w:t>Emissions Gap Report 2023.</w:t>
-          </w:r>
-          <w:r>
-            <w:rPr>
-              <w:lang w:val="en-US"/>
-            </w:rPr>
-            <w:t xml:space="preserve"> UN Environment Programme. </w:t>
-          </w:r>
-          <w:hyperlink r:id="rId21" w:tgtFrame="_new" w:history="1">
-            <w:r>
-              <w:rPr>
-                <w:rStyle w:val="Hipervnculo"/>
-              </w:rPr>
-              <w:t>https://www.unep.org/interactives/emissions-gap-report/2023/</w:t>
-            </w:r>
-          </w:hyperlink>
-        </w:p>
+            </w:p>
+          </w:sdtContent>
+        </w:sdt>
       </w:sdtContent>
     </w:sdt>
-    <w:p>
-      <w:pPr>
-        <w:rPr>
-          <w:rFonts w:eastAsia="Helvetica"/>
-        </w:rPr>
-      </w:pPr>
-    </w:p>
-    <w:p>
-      <w:pPr>
-        <w:rPr>
-          <w:rFonts w:eastAsia="Helvetica"/>
-        </w:rPr>
-      </w:pPr>
-    </w:p>
-    <w:p>
-      <w:pPr>
-        <w:rPr>
-          <w:rFonts w:eastAsia="Helvetica"/>
-        </w:rPr>
-      </w:pPr>
-    </w:p>
-    <w:p>
-      <w:pPr>
-        <w:rPr>
-          <w:rFonts w:eastAsia="Helvetica"/>
-        </w:rPr>
-      </w:pPr>
-    </w:p>
-    <w:p>
-      <w:pPr>
-        <w:rPr>
-          <w:rFonts w:eastAsia="Helvetica"/>
-        </w:rPr>
-      </w:pPr>
-    </w:p>
     <w:sectPr>
-      <w:headerReference w:type="default" r:id="rId22"/>
+      <w:headerReference w:type="default" r:id="rId20"/>
       <w:pgSz w:w="12240" w:h="15840"/>
       <w:pgMar w:top="1417" w:right="1701" w:bottom="1417" w:left="1701" w:header="283" w:footer="283" w:gutter="0"/>
       <w:cols w:space="708"/>
